--- a/reports/QM640_Synopsis_TRI_2020_2024.docx
+++ b/reports/QM640_Synopsis_TRI_2020_2024.docx
@@ -375,7 +375,19 @@
         <w:rPr>
           <w:rFonts w:asciiTheme="majorHAnsi" w:hAnsiTheme="majorHAnsi" w:cstheme="majorHAnsi"/>
         </w:rPr>
-        <w:t>U.S. manufacturing facilities report many pollution-prevention actions, yet EHS and plant leaders lack a simple recent-data framework for judging whether records with those actions are more likely to achieve a meaningful reduction in the same chemical's on-site release in the following year. This project addresses that gap by examining manufacturing Form R records, measuring a meaningful next-year reduction as at least 10%, comparing broad action types, controlling for a small set of relevant factors, and developing an interpretable screening model. The result is intended to support review and prioritization, not replace engineering judgment or establish causality.</w:t>
+        <w:t xml:space="preserve">U.S. manufacturing facilities report many pollution-prevention actions, yet EHS and plant leaders lack a simple recent-data framework for judging whether records with those actions are more likely to achieve a meaningful reduction in the same chemical's on-site release in the following year. </w:t>
+      </w:r>
+      <w:r>
+        <w:rPr>
+          <w:rFonts w:asciiTheme="majorHAnsi" w:hAnsiTheme="majorHAnsi" w:cstheme="majorHAnsi"/>
+        </w:rPr>
+        <w:t>This project addresses that gap by examining manufacturing Form R records, measuring a meaningful next-year reduction as at least 10%, comparing reported pollution-prevention action types with records reporting no action, controlling for a small set of relevant factors in the main association model, and developing an interpretable screening model</w:t>
+      </w:r>
+      <w:r>
+        <w:rPr>
+          <w:rFonts w:asciiTheme="majorHAnsi" w:hAnsiTheme="majorHAnsi" w:cstheme="majorHAnsi"/>
+        </w:rPr>
+        <w:t>. The result is intended to support review and prioritization, not replace engineering judgment or establish causality.</w:t>
       </w:r>
     </w:p>
     <w:p>
@@ -417,7 +429,19 @@
         <w:rPr>
           <w:rFonts w:asciiTheme="majorHAnsi" w:hAnsiTheme="majorHAnsi" w:cstheme="majorHAnsi"/>
         </w:rPr>
-        <w:t xml:space="preserve"> The study will describe recent patterns, test adjusted associations for any reported pollution-prevention action, compare broad action categories, and evaluate a regularized logistic-regression model on a future-year holdout. The business output will be a transparent screening approach that can help EHS teams focus limited review time on facility-chemical records that appear less likely to improve.</w:t>
+        <w:t xml:space="preserve"> </w:t>
+      </w:r>
+      <w:r>
+        <w:rPr>
+          <w:rFonts w:asciiTheme="majorHAnsi" w:hAnsiTheme="majorHAnsi" w:cstheme="majorHAnsi"/>
+        </w:rPr>
+        <w:t>The study will describe recent patterns, test the adjusted association between reporting any pollution-prevention action and next-year reduction, compare the reduction rates of individual action types with the no-reported-action group, and evaluate a regularized logistic-regression model on a future-year holdout</w:t>
+      </w:r>
+      <w:r>
+        <w:rPr>
+          <w:rFonts w:asciiTheme="majorHAnsi" w:hAnsiTheme="majorHAnsi" w:cstheme="majorHAnsi"/>
+        </w:rPr>
+        <w:t>. The business output will be a transparent screening approach that can help EHS teams focus limited review time on facility-chemical records that appear less likely to improve.</w:t>
       </w:r>
     </w:p>
     <w:p>
@@ -434,6 +458,7 @@
           <w:rFonts w:cstheme="majorHAnsi"/>
           <w:szCs w:val="22"/>
         </w:rPr>
+        <w:lastRenderedPageBreak/>
         <w:t>Scope and Objectives</w:t>
       </w:r>
     </w:p>
@@ -447,14 +472,7 @@
         <w:rPr>
           <w:rFonts w:asciiTheme="majorHAnsi" w:hAnsiTheme="majorHAnsi" w:cstheme="majorHAnsi"/>
         </w:rPr>
-        <w:t xml:space="preserve">The study population includes U.S. TRI-reporting manufacturing facilities whose primary North American Industry Classification System (NAICS) code begins with 31, 32, or 33. The unit of analysis is </w:t>
-      </w:r>
-      <w:r>
-        <w:rPr>
-          <w:rFonts w:asciiTheme="majorHAnsi" w:hAnsiTheme="majorHAnsi" w:cstheme="majorHAnsi"/>
-        </w:rPr>
-        <w:lastRenderedPageBreak/>
-        <w:t>one facility, one TRI chemical, and one reporting year. Only Form R records will be retained because the analysis needs detailed release and source-reduction information. The core files are File 1A and File 2A for each year from 2020 through 2024. Other Basic Plus files will be excluded from the main analysis because they are not required to answer the four research questions.</w:t>
+        <w:t>The study population includes U.S. TRI-reporting manufacturing facilities whose primary North American Industry Classification System (NAICS) code begins with 31, 32, or 33. The unit of analysis is one facility, one TRI chemical, and one reporting year. Only Form R records will be retained because the analysis needs detailed release and source-reduction information. The core files are File 1A and File 2A for each year from 2020 through 2024. Other Basic Plus files will be excluded from the main analysis because they are not required to answer the four research questions.</w:t>
       </w:r>
     </w:p>
     <w:p>
@@ -604,6 +622,7 @@
           <w:rFonts w:asciiTheme="majorHAnsi" w:hAnsiTheme="majorHAnsi" w:cstheme="majorHAnsi"/>
           <w:b/>
         </w:rPr>
+        <w:lastRenderedPageBreak/>
         <w:t xml:space="preserve">RQ2: </w:t>
       </w:r>
       <w:r>
@@ -646,7 +665,6 @@
           <w:rFonts w:asciiTheme="majorHAnsi" w:hAnsiTheme="majorHAnsi" w:cstheme="majorHAnsi"/>
           <w:b/>
         </w:rPr>
-        <w:lastRenderedPageBreak/>
         <w:t xml:space="preserve">H1₂: </w:t>
       </w:r>
       <w:r>
@@ -674,7 +692,7 @@
         <w:rPr>
           <w:rFonts w:asciiTheme="majorHAnsi" w:hAnsiTheme="majorHAnsi" w:cstheme="majorHAnsi"/>
         </w:rPr>
-        <w:t>Which broad pollution-prevention action categories are associated with achieving REDUCTION_10 after applying the same controls?</w:t>
+        <w:t>Do next-year toxic-release reduction rates differ between each reported pollution-prevention action type and records with no reported action?</w:t>
       </w:r>
     </w:p>
     <w:p>
@@ -682,6 +700,7 @@
         <w:ind w:firstLine="0"/>
         <w:rPr>
           <w:rFonts w:asciiTheme="majorHAnsi" w:hAnsiTheme="majorHAnsi" w:cstheme="majorHAnsi"/>
+          <w:lang w:val="en-IN"/>
         </w:rPr>
       </w:pPr>
       <w:r>
@@ -694,39 +713,124 @@
       <w:r>
         <w:rPr>
           <w:rFonts w:asciiTheme="majorHAnsi" w:hAnsiTheme="majorHAnsi" w:cstheme="majorHAnsi"/>
-        </w:rPr>
-        <w:t>For each action category k, the adjusted odds ratio equals 1.00 (</w:t>
-      </w:r>
-      <w:r>
-        <w:rPr>
-          <w:rFonts w:asciiTheme="majorHAnsi" w:hAnsiTheme="majorHAnsi" w:cstheme="majorHAnsi"/>
-        </w:rPr>
-        <w:t>β</w:t>
-      </w:r>
-      <w:r>
-        <w:rPr>
-          <w:rFonts w:ascii="Cambria Math" w:hAnsi="Cambria Math" w:cs="Cambria Math"/>
-        </w:rPr>
-        <w:t>ₖ</w:t>
-      </w:r>
-      <w:r>
-        <w:rPr>
-          <w:rFonts w:asciiTheme="majorHAnsi" w:hAnsiTheme="majorHAnsi" w:cstheme="majorHAnsi"/>
-        </w:rPr>
-        <w:t xml:space="preserve"> = 0</w:t>
-      </w:r>
-      <w:r>
-        <w:rPr>
-          <w:rFonts w:asciiTheme="majorHAnsi" w:hAnsiTheme="majorHAnsi" w:cstheme="majorHAnsi"/>
-        </w:rPr>
-        <w:t>).</w:t>
-      </w:r>
+          <w:lang w:val="en-IN"/>
+        </w:rPr>
+        <w:t>For each pollution-prevention action type, the next-year reduction rate is the same as the rate for records with no reported action.</w:t>
+      </w:r>
+      <w:r>
+        <w:rPr>
+          <w:rFonts w:asciiTheme="majorHAnsi" w:hAnsiTheme="majorHAnsi" w:cstheme="majorHAnsi"/>
+          <w:lang w:val="en-IN"/>
+        </w:rPr>
+        <w:t xml:space="preserve">  </w:t>
+      </w:r>
+      <m:oMath>
+        <m:sSub>
+          <m:sSubPr>
+            <m:ctrlPr>
+              <w:rPr>
+                <w:rFonts w:ascii="Cambria Math" w:hAnsi="Cambria Math" w:cstheme="majorHAnsi"/>
+                <w:lang w:val="en-IN"/>
+              </w:rPr>
+            </m:ctrlPr>
+          </m:sSubPr>
+          <m:e>
+            <m:r>
+              <w:rPr>
+                <w:rFonts w:ascii="Cambria Math" w:hAnsi="Cambria Math" w:cstheme="majorHAnsi"/>
+                <w:lang w:val="en-IN"/>
+              </w:rPr>
+              <m:t>H</m:t>
+            </m:r>
+          </m:e>
+          <m:sub>
+            <m:r>
+              <w:rPr>
+                <w:rFonts w:ascii="Cambria Math" w:hAnsi="Cambria Math" w:cstheme="majorHAnsi"/>
+                <w:lang w:val="en-IN"/>
+              </w:rPr>
+              <m:t>0k</m:t>
+            </m:r>
+          </m:sub>
+        </m:sSub>
+        <m:r>
+          <w:rPr>
+            <w:rFonts w:ascii="Cambria Math" w:hAnsi="Cambria Math" w:cstheme="majorHAnsi"/>
+            <w:lang w:val="en-IN"/>
+          </w:rPr>
+          <m:t>:</m:t>
+        </m:r>
+        <m:sSub>
+          <m:sSubPr>
+            <m:ctrlPr>
+              <w:rPr>
+                <w:rFonts w:ascii="Cambria Math" w:hAnsi="Cambria Math" w:cstheme="majorHAnsi"/>
+                <w:lang w:val="en-IN"/>
+              </w:rPr>
+            </m:ctrlPr>
+          </m:sSubPr>
+          <m:e>
+            <m:r>
+              <w:rPr>
+                <w:rFonts w:ascii="Cambria Math" w:hAnsi="Cambria Math" w:cstheme="majorHAnsi"/>
+                <w:lang w:val="en-IN"/>
+              </w:rPr>
+              <m:t>p</m:t>
+            </m:r>
+          </m:e>
+          <m:sub>
+            <m:r>
+              <w:rPr>
+                <w:rFonts w:ascii="Cambria Math" w:hAnsi="Cambria Math" w:cstheme="majorHAnsi"/>
+                <w:lang w:val="en-IN"/>
+              </w:rPr>
+              <m:t>k</m:t>
+            </m:r>
+          </m:sub>
+        </m:sSub>
+        <m:r>
+          <w:rPr>
+            <w:rFonts w:ascii="Cambria Math" w:hAnsi="Cambria Math" w:cstheme="majorHAnsi"/>
+            <w:lang w:val="en-IN"/>
+          </w:rPr>
+          <m:t>=</m:t>
+        </m:r>
+        <m:sSub>
+          <m:sSubPr>
+            <m:ctrlPr>
+              <w:rPr>
+                <w:rFonts w:ascii="Cambria Math" w:hAnsi="Cambria Math" w:cstheme="majorHAnsi"/>
+                <w:lang w:val="en-IN"/>
+              </w:rPr>
+            </m:ctrlPr>
+          </m:sSubPr>
+          <m:e>
+            <m:r>
+              <w:rPr>
+                <w:rFonts w:ascii="Cambria Math" w:hAnsi="Cambria Math" w:cstheme="majorHAnsi"/>
+                <w:lang w:val="en-IN"/>
+              </w:rPr>
+              <m:t>p</m:t>
+            </m:r>
+          </m:e>
+          <m:sub>
+            <m:r>
+              <w:rPr>
+                <w:rFonts w:ascii="Cambria Math" w:hAnsi="Cambria Math" w:cstheme="majorHAnsi"/>
+                <w:lang w:val="en-IN"/>
+              </w:rPr>
+              <m:t>0</m:t>
+            </m:r>
+          </m:sub>
+        </m:sSub>
+      </m:oMath>
     </w:p>
     <w:p>
       <w:pPr>
         <w:ind w:firstLine="0"/>
         <w:rPr>
           <w:rFonts w:asciiTheme="majorHAnsi" w:hAnsiTheme="majorHAnsi" w:cstheme="majorHAnsi"/>
+          <w:lang w:val="en-IN"/>
         </w:rPr>
       </w:pPr>
       <w:r>
@@ -739,86 +843,234 @@
       <w:r>
         <w:rPr>
           <w:rFonts w:asciiTheme="majorHAnsi" w:hAnsiTheme="majorHAnsi" w:cstheme="majorHAnsi"/>
-        </w:rPr>
-        <w:t>For at least one action category k, the adjusted odds ratio differs from 1.00 (</w:t>
-      </w:r>
-      <w:r>
-        <w:rPr>
-          <w:rFonts w:asciiTheme="majorHAnsi" w:hAnsiTheme="majorHAnsi" w:cstheme="majorHAnsi"/>
-        </w:rPr>
-        <w:t>β</w:t>
-      </w:r>
-      <w:r>
-        <w:rPr>
-          <w:rFonts w:ascii="Cambria Math" w:hAnsi="Cambria Math" w:cs="Cambria Math"/>
-        </w:rPr>
-        <w:t>ₖ</w:t>
-      </w:r>
-      <w:r>
-        <w:rPr>
-          <w:rFonts w:asciiTheme="majorHAnsi" w:hAnsiTheme="majorHAnsi" w:cstheme="majorHAnsi"/>
-        </w:rPr>
-        <w:t xml:space="preserve"> ≠ 0</w:t>
-      </w:r>
-      <w:r>
-        <w:rPr>
-          <w:rFonts w:asciiTheme="majorHAnsi" w:hAnsiTheme="majorHAnsi" w:cstheme="majorHAnsi"/>
-        </w:rPr>
-        <w:t>).</w:t>
+          <w:lang w:val="en-IN"/>
+        </w:rPr>
+        <w:t>For at least one pollution-prevention action type, the next-year reduction rate differs from the rate for records with no reported action.</w:t>
+      </w:r>
+      <w:r>
+        <w:rPr>
+          <w:rFonts w:asciiTheme="majorHAnsi" w:hAnsiTheme="majorHAnsi" w:cstheme="majorHAnsi"/>
+          <w:lang w:val="en-IN"/>
+        </w:rPr>
+        <w:t xml:space="preserve"> </w:t>
+      </w:r>
+      <m:oMath>
+        <m:sSub>
+          <m:sSubPr>
+            <m:ctrlPr>
+              <w:rPr>
+                <w:rFonts w:ascii="Cambria Math" w:hAnsi="Cambria Math" w:cstheme="majorHAnsi"/>
+                <w:lang w:val="en-IN"/>
+              </w:rPr>
+            </m:ctrlPr>
+          </m:sSubPr>
+          <m:e>
+            <m:r>
+              <w:rPr>
+                <w:rFonts w:ascii="Cambria Math" w:hAnsi="Cambria Math" w:cstheme="majorHAnsi"/>
+                <w:lang w:val="en-IN"/>
+              </w:rPr>
+              <m:t>H</m:t>
+            </m:r>
+          </m:e>
+          <m:sub>
+            <m:r>
+              <w:rPr>
+                <w:rFonts w:ascii="Cambria Math" w:hAnsi="Cambria Math" w:cstheme="majorHAnsi"/>
+                <w:lang w:val="en-IN"/>
+              </w:rPr>
+              <m:t>1k</m:t>
+            </m:r>
+          </m:sub>
+        </m:sSub>
+        <m:r>
+          <w:rPr>
+            <w:rFonts w:ascii="Cambria Math" w:hAnsi="Cambria Math" w:cstheme="majorHAnsi"/>
+            <w:lang w:val="en-IN"/>
+          </w:rPr>
+          <m:t>:</m:t>
+        </m:r>
+        <m:sSub>
+          <m:sSubPr>
+            <m:ctrlPr>
+              <w:rPr>
+                <w:rFonts w:ascii="Cambria Math" w:hAnsi="Cambria Math" w:cstheme="majorHAnsi"/>
+                <w:lang w:val="en-IN"/>
+              </w:rPr>
+            </m:ctrlPr>
+          </m:sSubPr>
+          <m:e>
+            <m:r>
+              <w:rPr>
+                <w:rFonts w:ascii="Cambria Math" w:hAnsi="Cambria Math" w:cstheme="majorHAnsi"/>
+                <w:lang w:val="en-IN"/>
+              </w:rPr>
+              <m:t>p</m:t>
+            </m:r>
+          </m:e>
+          <m:sub>
+            <m:r>
+              <w:rPr>
+                <w:rFonts w:ascii="Cambria Math" w:hAnsi="Cambria Math" w:cstheme="majorHAnsi"/>
+                <w:lang w:val="en-IN"/>
+              </w:rPr>
+              <m:t>k</m:t>
+            </m:r>
+          </m:sub>
+        </m:sSub>
+        <m:r>
+          <m:rPr>
+            <m:sty m:val="p"/>
+          </m:rPr>
+          <w:rPr>
+            <w:rFonts w:ascii="Cambria Math" w:hAnsi="Cambria Math" w:cstheme="majorHAnsi"/>
+            <w:lang w:val="en-IN"/>
+          </w:rPr>
+          <m:t>≠</m:t>
+        </m:r>
+        <m:sSub>
+          <m:sSubPr>
+            <m:ctrlPr>
+              <w:rPr>
+                <w:rFonts w:ascii="Cambria Math" w:hAnsi="Cambria Math" w:cstheme="majorHAnsi"/>
+                <w:lang w:val="en-IN"/>
+              </w:rPr>
+            </m:ctrlPr>
+          </m:sSubPr>
+          <m:e>
+            <m:r>
+              <w:rPr>
+                <w:rFonts w:ascii="Cambria Math" w:hAnsi="Cambria Math" w:cstheme="majorHAnsi"/>
+                <w:lang w:val="en-IN"/>
+              </w:rPr>
+              <m:t>p</m:t>
+            </m:r>
+          </m:e>
+          <m:sub>
+            <m:r>
+              <w:rPr>
+                <w:rFonts w:ascii="Cambria Math" w:hAnsi="Cambria Math" w:cstheme="majorHAnsi"/>
+                <w:lang w:val="en-IN"/>
+              </w:rPr>
+              <m:t>0</m:t>
+            </m:r>
+          </m:sub>
+        </m:sSub>
+      </m:oMath>
+      <w:r>
+        <w:rPr>
+          <w:rFonts w:asciiTheme="majorHAnsi" w:hAnsiTheme="majorHAnsi" w:cstheme="majorHAnsi"/>
+          <w:lang w:val="en-IN"/>
+        </w:rPr>
+        <w:br/>
+        <w:t>Where:</w:t>
       </w:r>
     </w:p>
     <w:p>
       <w:pPr>
-        <w:ind w:firstLine="0"/>
-        <w:rPr>
-          <w:rFonts w:asciiTheme="majorHAnsi" w:hAnsiTheme="majorHAnsi" w:cstheme="majorHAnsi"/>
-        </w:rPr>
-      </w:pPr>
-      <w:r>
-        <w:rPr>
-          <w:rFonts w:asciiTheme="majorHAnsi" w:hAnsiTheme="majorHAnsi" w:cstheme="majorHAnsi"/>
-          <w:b/>
-        </w:rPr>
-        <w:t xml:space="preserve">RQ4: </w:t>
-      </w:r>
-      <w:r>
-        <w:rPr>
-          <w:rFonts w:asciiTheme="majorHAnsi" w:hAnsiTheme="majorHAnsi" w:cstheme="majorHAnsi"/>
-        </w:rPr>
-        <w:t xml:space="preserve">Can an interpretable model using only action-year information predict which facility-chemical records will </w:t>
-      </w:r>
-      <w:r>
-        <w:rPr>
-          <w:rFonts w:asciiTheme="majorHAnsi" w:hAnsiTheme="majorHAnsi" w:cstheme="majorHAnsi"/>
-        </w:rPr>
-        <w:t>fail to</w:t>
-      </w:r>
-      <w:r>
-        <w:rPr>
-          <w:rFonts w:asciiTheme="majorHAnsi" w:hAnsiTheme="majorHAnsi" w:cstheme="majorHAnsi"/>
-        </w:rPr>
-        <w:t xml:space="preserve"> achieve REDUCTION_10 in the following year better than chance?</w:t>
-      </w:r>
+        <w:numPr>
+          <w:ilvl w:val="0"/>
+          <w:numId w:val="12"/>
+        </w:numPr>
+        <w:rPr>
+          <w:rFonts w:asciiTheme="majorHAnsi" w:hAnsiTheme="majorHAnsi" w:cstheme="majorHAnsi"/>
+          <w:lang w:val="en-IN"/>
+        </w:rPr>
+      </w:pPr>
+      <m:oMath>
+        <m:sSub>
+          <m:sSubPr>
+            <m:ctrlPr>
+              <w:rPr>
+                <w:rFonts w:ascii="Cambria Math" w:hAnsi="Cambria Math" w:cstheme="majorHAnsi"/>
+                <w:lang w:val="en-IN"/>
+              </w:rPr>
+            </m:ctrlPr>
+          </m:sSubPr>
+          <m:e>
+            <m:r>
+              <w:rPr>
+                <w:rFonts w:ascii="Cambria Math" w:hAnsi="Cambria Math" w:cstheme="majorHAnsi"/>
+                <w:lang w:val="en-IN"/>
+              </w:rPr>
+              <m:t>p</m:t>
+            </m:r>
+          </m:e>
+          <m:sub>
+            <m:r>
+              <w:rPr>
+                <w:rFonts w:ascii="Cambria Math" w:hAnsi="Cambria Math" w:cstheme="majorHAnsi"/>
+                <w:lang w:val="en-IN"/>
+              </w:rPr>
+              <m:t>k</m:t>
+            </m:r>
+          </m:sub>
+        </m:sSub>
+      </m:oMath>
+      <w:r>
+        <w:rPr>
+          <w:rFonts w:asciiTheme="majorHAnsi" w:hAnsiTheme="majorHAnsi" w:cstheme="majorHAnsi"/>
+          <w:lang w:val="en-IN"/>
+        </w:rPr>
+        <w:t xml:space="preserve">is the next-year reduction rate for action type </w:t>
+      </w:r>
+      <m:oMath>
+        <m:r>
+          <w:rPr>
+            <w:rFonts w:ascii="Cambria Math" w:hAnsi="Cambria Math" w:cstheme="majorHAnsi"/>
+            <w:lang w:val="en-IN"/>
+          </w:rPr>
+          <m:t>k</m:t>
+        </m:r>
+      </m:oMath>
     </w:p>
     <w:p>
       <w:pPr>
-        <w:ind w:firstLine="0"/>
-        <w:rPr>
-          <w:rFonts w:asciiTheme="majorHAnsi" w:hAnsiTheme="majorHAnsi" w:cstheme="majorHAnsi"/>
-        </w:rPr>
-      </w:pPr>
-      <w:r>
-        <w:rPr>
-          <w:rFonts w:asciiTheme="majorHAnsi" w:hAnsiTheme="majorHAnsi" w:cstheme="majorHAnsi"/>
-          <w:b/>
-        </w:rPr>
-        <w:t xml:space="preserve">H0₄: </w:t>
-      </w:r>
-      <w:r>
-        <w:rPr>
-          <w:rFonts w:asciiTheme="majorHAnsi" w:hAnsiTheme="majorHAnsi" w:cstheme="majorHAnsi"/>
-        </w:rPr>
-        <w:t>The holdout receiver operating characteristic area under the curve equals 0.50 (AUC = 0.50).</w:t>
+        <w:numPr>
+          <w:ilvl w:val="0"/>
+          <w:numId w:val="12"/>
+        </w:numPr>
+        <w:rPr>
+          <w:rFonts w:asciiTheme="majorHAnsi" w:hAnsiTheme="majorHAnsi" w:cstheme="majorHAnsi"/>
+          <w:lang w:val="en-IN"/>
+        </w:rPr>
+      </w:pPr>
+      <m:oMath>
+        <m:sSub>
+          <m:sSubPr>
+            <m:ctrlPr>
+              <w:rPr>
+                <w:rFonts w:ascii="Cambria Math" w:hAnsi="Cambria Math" w:cstheme="majorHAnsi"/>
+                <w:lang w:val="en-IN"/>
+              </w:rPr>
+            </m:ctrlPr>
+          </m:sSubPr>
+          <m:e>
+            <m:r>
+              <w:rPr>
+                <w:rFonts w:ascii="Cambria Math" w:hAnsi="Cambria Math" w:cstheme="majorHAnsi"/>
+                <w:lang w:val="en-IN"/>
+              </w:rPr>
+              <m:t>p</m:t>
+            </m:r>
+          </m:e>
+          <m:sub>
+            <m:r>
+              <w:rPr>
+                <w:rFonts w:ascii="Cambria Math" w:hAnsi="Cambria Math" w:cstheme="majorHAnsi"/>
+                <w:lang w:val="en-IN"/>
+              </w:rPr>
+              <m:t>0</m:t>
+            </m:r>
+          </m:sub>
+        </m:sSub>
+      </m:oMath>
+      <w:r>
+        <w:rPr>
+          <w:rFonts w:asciiTheme="majorHAnsi" w:hAnsiTheme="majorHAnsi" w:cstheme="majorHAnsi"/>
+          <w:lang w:val="en-IN"/>
+        </w:rPr>
+        <w:t>is the next-year reduction rate for records with no reported action</w:t>
       </w:r>
     </w:p>
     <w:p>
@@ -833,37 +1085,91 @@
           <w:rFonts w:asciiTheme="majorHAnsi" w:hAnsiTheme="majorHAnsi" w:cstheme="majorHAnsi"/>
           <w:b/>
         </w:rPr>
-        <w:t xml:space="preserve">H1₄: </w:t>
-      </w:r>
-      <w:r>
-        <w:rPr>
-          <w:rFonts w:asciiTheme="majorHAnsi" w:hAnsiTheme="majorHAnsi" w:cstheme="majorHAnsi"/>
-        </w:rPr>
-        <w:t>The holdout receiver operating characteristic area under the curve is greater than 0.50 (AUC &gt; 0.50).</w:t>
+        <w:t xml:space="preserve">RQ4: </w:t>
+      </w:r>
+      <w:r>
+        <w:rPr>
+          <w:rFonts w:asciiTheme="majorHAnsi" w:hAnsiTheme="majorHAnsi" w:cstheme="majorHAnsi"/>
+        </w:rPr>
+        <w:t xml:space="preserve">Can an interpretable model using only action-year information predict which facility-chemical records will </w:t>
+      </w:r>
+      <w:r>
+        <w:rPr>
+          <w:rFonts w:asciiTheme="majorHAnsi" w:hAnsiTheme="majorHAnsi" w:cstheme="majorHAnsi"/>
+        </w:rPr>
+        <w:t>fail to</w:t>
+      </w:r>
+      <w:r>
+        <w:rPr>
+          <w:rFonts w:asciiTheme="majorHAnsi" w:hAnsiTheme="majorHAnsi" w:cstheme="majorHAnsi"/>
+        </w:rPr>
+        <w:t xml:space="preserve"> achieve REDUCTION_10 in the following year better than chance?</w:t>
       </w:r>
     </w:p>
     <w:p>
       <w:pPr>
-        <w:rPr>
-          <w:rFonts w:asciiTheme="majorHAnsi" w:hAnsiTheme="majorHAnsi" w:cstheme="majorHAnsi"/>
-        </w:rPr>
-      </w:pPr>
+        <w:ind w:firstLine="0"/>
+        <w:rPr>
+          <w:rFonts w:asciiTheme="majorHAnsi" w:hAnsiTheme="majorHAnsi" w:cstheme="majorHAnsi"/>
+        </w:rPr>
+      </w:pPr>
+      <w:r>
+        <w:rPr>
+          <w:rFonts w:asciiTheme="majorHAnsi" w:hAnsiTheme="majorHAnsi" w:cstheme="majorHAnsi"/>
+          <w:b/>
+        </w:rPr>
+        <w:t xml:space="preserve">H0₄: </w:t>
+      </w:r>
+      <w:r>
+        <w:rPr>
+          <w:rFonts w:asciiTheme="majorHAnsi" w:hAnsiTheme="majorHAnsi" w:cstheme="majorHAnsi"/>
+        </w:rPr>
+        <w:t>The holdout receiver operating characteristic area under the curve equals 0.50 (AUC = 0.50).</w:t>
+      </w:r>
     </w:p>
     <w:p>
       <w:pPr>
-        <w:rPr>
-          <w:rFonts w:asciiTheme="majorHAnsi" w:hAnsiTheme="majorHAnsi" w:cstheme="majorHAnsi"/>
-        </w:rPr>
-      </w:pPr>
-      <w:r>
-        <w:rPr>
-          <w:rFonts w:asciiTheme="majorHAnsi" w:hAnsiTheme="majorHAnsi" w:cstheme="majorHAnsi"/>
-        </w:rPr>
-        <w:t>Table 1 shows how each research question contributes to the main research question and identifies the planned analytical method.</w:t>
+        <w:ind w:firstLine="0"/>
+        <w:rPr>
+          <w:rFonts w:asciiTheme="majorHAnsi" w:hAnsiTheme="majorHAnsi" w:cstheme="majorHAnsi"/>
+        </w:rPr>
+      </w:pPr>
+      <w:r>
+        <w:rPr>
+          <w:rFonts w:asciiTheme="majorHAnsi" w:hAnsiTheme="majorHAnsi" w:cstheme="majorHAnsi"/>
+          <w:b/>
+        </w:rPr>
+        <w:t xml:space="preserve">H1₄: </w:t>
+      </w:r>
+      <w:r>
+        <w:rPr>
+          <w:rFonts w:asciiTheme="majorHAnsi" w:hAnsiTheme="majorHAnsi" w:cstheme="majorHAnsi"/>
+        </w:rPr>
+        <w:t>The holdout receiver operating characteristic area under the curve is greater than 0.50 (AUC &gt; 0.50).</w:t>
       </w:r>
     </w:p>
     <w:p>
       <w:pPr>
+        <w:rPr>
+          <w:rFonts w:asciiTheme="majorHAnsi" w:hAnsiTheme="majorHAnsi" w:cstheme="majorHAnsi"/>
+        </w:rPr>
+      </w:pPr>
+    </w:p>
+    <w:p>
+      <w:pPr>
+        <w:rPr>
+          <w:rFonts w:asciiTheme="majorHAnsi" w:hAnsiTheme="majorHAnsi" w:cstheme="majorHAnsi"/>
+        </w:rPr>
+      </w:pPr>
+      <w:r>
+        <w:rPr>
+          <w:rFonts w:asciiTheme="majorHAnsi" w:hAnsiTheme="majorHAnsi" w:cstheme="majorHAnsi"/>
+        </w:rPr>
+        <w:t>Table 1 shows how each research question contributes to the main research question and identifies the planned analytical method.</w:t>
+      </w:r>
+    </w:p>
+    <w:p>
+      <w:pPr>
         <w:keepNext/>
         <w:ind w:firstLine="0"/>
         <w:rPr>
@@ -875,6 +1181,7 @@
           <w:rFonts w:asciiTheme="majorHAnsi" w:hAnsiTheme="majorHAnsi" w:cstheme="majorHAnsi"/>
           <w:b/>
         </w:rPr>
+        <w:lastRenderedPageBreak/>
         <w:t>Table 1</w:t>
       </w:r>
     </w:p>
@@ -1091,7 +1398,7 @@
               <w:rPr>
                 <w:rFonts w:asciiTheme="majorHAnsi" w:hAnsiTheme="majorHAnsi" w:cstheme="majorHAnsi"/>
               </w:rPr>
-              <w:t>Descriptive statistics and chi-square tests</w:t>
+              <w:t>Chi-square test (descriptive statistics)</w:t>
             </w:r>
           </w:p>
         </w:tc>
@@ -1174,7 +1481,7 @@
               <w:rPr>
                 <w:rFonts w:asciiTheme="majorHAnsi" w:hAnsiTheme="majorHAnsi" w:cstheme="majorHAnsi"/>
               </w:rPr>
-              <w:t>Binary logistic regression</w:t>
+              <w:t>Logistic regression (binary)</w:t>
             </w:r>
           </w:p>
         </w:tc>
@@ -1205,7 +1512,6 @@
               <w:rPr>
                 <w:rFonts w:asciiTheme="majorHAnsi" w:hAnsiTheme="majorHAnsi" w:cstheme="majorHAnsi"/>
               </w:rPr>
-              <w:lastRenderedPageBreak/>
               <w:t>RQ3</w:t>
             </w:r>
           </w:p>
@@ -1232,7 +1538,13 @@
               <w:rPr>
                 <w:rFonts w:asciiTheme="majorHAnsi" w:hAnsiTheme="majorHAnsi" w:cstheme="majorHAnsi"/>
               </w:rPr>
-              <w:t>Compares broad action types without treating them as identical.</w:t>
+              <w:t>Compares the next-year reduction rate for each action type with the rate for records reporting no action</w:t>
+            </w:r>
+            <w:r>
+              <w:rPr>
+                <w:rFonts w:asciiTheme="majorHAnsi" w:hAnsiTheme="majorHAnsi" w:cstheme="majorHAnsi"/>
+              </w:rPr>
+              <w:t>.</w:t>
             </w:r>
           </w:p>
         </w:tc>
@@ -1258,7 +1570,7 @@
               <w:rPr>
                 <w:rFonts w:asciiTheme="majorHAnsi" w:hAnsiTheme="majorHAnsi" w:cstheme="majorHAnsi"/>
               </w:rPr>
-              <w:t>Category-level logistic regression</w:t>
+              <w:t>Chi-square test / Fisher's exact test (with Holm correction)</w:t>
             </w:r>
           </w:p>
         </w:tc>
@@ -1341,7 +1653,7 @@
               <w:rPr>
                 <w:rFonts w:asciiTheme="majorHAnsi" w:hAnsiTheme="majorHAnsi" w:cstheme="majorHAnsi"/>
               </w:rPr>
-              <w:t>Regularized logistic regression and holdout evaluation</w:t>
+              <w:t>Logistic regression (regularized/penalized)</w:t>
             </w:r>
           </w:p>
         </w:tc>
@@ -1394,6 +1706,7 @@
         <w:rPr>
           <w:rFonts w:asciiTheme="majorHAnsi" w:hAnsiTheme="majorHAnsi" w:cstheme="majorHAnsi"/>
         </w:rPr>
+        <w:lastRenderedPageBreak/>
         <w:t>Table 2 summarizes the sample-size method, planning parameters, and minimum eligible-record requirement for each research question.</w:t>
       </w:r>
     </w:p>
@@ -1410,7 +1723,6 @@
           <w:rFonts w:asciiTheme="majorHAnsi" w:hAnsiTheme="majorHAnsi" w:cstheme="majorHAnsi"/>
           <w:b/>
         </w:rPr>
-        <w:lastRenderedPageBreak/>
         <w:t>Table 2</w:t>
       </w:r>
     </w:p>
@@ -1446,10 +1758,10 @@
         <w:tblLook w:val="04A0" w:firstRow="1" w:lastRow="0" w:firstColumn="1" w:lastColumn="0" w:noHBand="0" w:noVBand="1"/>
       </w:tblPr>
       <w:tblGrid>
-        <w:gridCol w:w="1350"/>
-        <w:gridCol w:w="2254"/>
-        <w:gridCol w:w="4277"/>
-        <w:gridCol w:w="1479"/>
+        <w:gridCol w:w="1343"/>
+        <w:gridCol w:w="2236"/>
+        <w:gridCol w:w="4221"/>
+        <w:gridCol w:w="1560"/>
       </w:tblGrid>
       <w:tr>
         <w:trPr>
@@ -1851,7 +2163,7 @@
               <w:rPr>
                 <w:rFonts w:asciiTheme="majorHAnsi" w:hAnsiTheme="majorHAnsi" w:cstheme="majorHAnsi"/>
               </w:rPr>
-              <w:t>Rare-category stability requirement</w:t>
+              <w:t>Two-proportion comparison</w:t>
             </w:r>
           </w:p>
         </w:tc>
@@ -1877,7 +2189,7 @@
               <w:rPr>
                 <w:rFonts w:asciiTheme="majorHAnsi" w:hAnsiTheme="majorHAnsi" w:cstheme="majorHAnsi"/>
               </w:rPr>
-              <w:t>200 exposed records (stability rule); product-modification prevalence = 0.20% (preliminary data)</w:t>
+              <w:t>Baseline reduction rate = .313; detectable difference = .10; α = .01 after conservative adjustment for five comparisons; power = .80</w:t>
             </w:r>
           </w:p>
         </w:tc>
@@ -1903,7 +2215,7 @@
               <w:rPr>
                 <w:rFonts w:asciiTheme="majorHAnsi" w:hAnsiTheme="majorHAnsi" w:cstheme="majorHAnsi"/>
               </w:rPr>
-              <w:t>100,000</w:t>
+              <w:t>Approximately 290 exposed records per action type</w:t>
             </w:r>
           </w:p>
         </w:tc>
@@ -2035,7 +2347,26 @@
         <w:rPr>
           <w:rFonts w:asciiTheme="majorHAnsi" w:hAnsiTheme="majorHAnsi" w:cstheme="majorHAnsi"/>
         </w:rPr>
-        <w:t xml:space="preserve">The governing minimum is 100,000 eligible transition records because RQ3 produces the largest requirement. The preliminary analysis contains 123,688 eligible development records and 40,002 eligible </w:t>
+        <w:t xml:space="preserve">RQ2 produces the largest overall minimum requirement of approximately 10,789 eligible development records. The development transitions contain 123,688 eligible records and therefore </w:t>
+      </w:r>
+      <w:r>
+        <w:rPr>
+          <w:rFonts w:asciiTheme="majorHAnsi" w:hAnsiTheme="majorHAnsi" w:cstheme="majorHAnsi"/>
+        </w:rPr>
+        <w:lastRenderedPageBreak/>
+        <w:t xml:space="preserve">exceed the overall requirement. For RQ3, adequacy must also be checked within each action type because the action groups are uneven in size. </w:t>
+      </w:r>
+      <w:r>
+        <w:rPr>
+          <w:rFonts w:asciiTheme="majorHAnsi" w:hAnsiTheme="majorHAnsi" w:cstheme="majorHAnsi"/>
+        </w:rPr>
+        <w:t>For RQ3, adequacy must also be checked within each action type because the action groups are uneven in size. The rarest action type contains approximately 245 development records, slightly below the planning target of approximately 290 exposed records. This comparison may have limited power to detect a 10-percentage-point difference and will therefore be treated as exploratory. The observed reduction-rate difference, relative risk, confidence interval, effect size, and adjusted p-value will still be reported</w:t>
+      </w:r>
+      <w:r>
+        <w:rPr>
+          <w:rFonts w:asciiTheme="majorHAnsi" w:hAnsiTheme="majorHAnsi" w:cstheme="majorHAnsi"/>
+        </w:rPr>
+        <w:t xml:space="preserve">. The preliminary analysis contains 123,688 eligible development records and 40,002 eligible </w:t>
       </w:r>
       <w:r>
         <w:rPr>
@@ -2064,7 +2395,6 @@
           <w:rFonts w:cstheme="majorHAnsi"/>
           <w:szCs w:val="22"/>
         </w:rPr>
-        <w:lastRenderedPageBreak/>
         <w:t>Data Description</w:t>
       </w:r>
     </w:p>
@@ -2116,7 +2446,7 @@
         <w:rPr>
           <w:rFonts w:asciiTheme="majorHAnsi" w:hAnsiTheme="majorHAnsi" w:cstheme="majorHAnsi"/>
         </w:rPr>
-        <w:t>. The repository contains the README (problem statement and dataset source), a data dictionary and download instructions with a 200-row sample per reporting year, an exploratory-analysis notebook, a data-preparation script, this synopsis, and dataset screenshots. Dataset screenshots and the repository folder-tree structure are provided in Appendix E.</w:t>
+        <w:t>. The repository contains the README (problem statement and dataset source), a data dictionary and download instructions with a 200-row sample per reporting year, an exploratory-analysis notebook, a data-preparation script, and this synopsis. The repository folder-tree structure and a reconciliation of GitHub data counts with Table 3 are provided in Appendix D.</w:t>
       </w:r>
     </w:p>
     <w:p>
@@ -2129,6 +2459,7 @@
         <w:rPr>
           <w:rFonts w:asciiTheme="majorHAnsi" w:hAnsiTheme="majorHAnsi" w:cstheme="majorHAnsi"/>
         </w:rPr>
+        <w:lastRenderedPageBreak/>
         <w:t>The study will preserve the exact ZIP files and checksums used. Duplicate facility-chemical forms will be consolidated before consecutive years are matched. The detailed inclusion rules, field-level sources, code positions, formulas, numerator and denominator definitions, duplicate handling, and exclusion logic are documented in Appendix A. This keeps the main data section compact without leaving any table value undefined.</w:t>
       </w:r>
     </w:p>
@@ -2177,7 +2508,6 @@
         <w:rPr>
           <w:rFonts w:asciiTheme="majorHAnsi" w:hAnsiTheme="majorHAnsi" w:cstheme="majorHAnsi"/>
         </w:rPr>
-        <w:lastRenderedPageBreak/>
         <w:t>Table 3 presents the preliminary data-preparation counts for each TRI reporting year.</w:t>
       </w:r>
     </w:p>
@@ -2929,6 +3259,7 @@
           <w:rFonts w:asciiTheme="majorHAnsi" w:hAnsiTheme="majorHAnsi" w:cstheme="majorHAnsi"/>
           <w:i/>
         </w:rPr>
+        <w:lastRenderedPageBreak/>
         <w:t xml:space="preserve">Note. Counts and rates are preliminary. The reported-action percentage equals the number of consolidated facility-chemical-year records containing at least one valid Source Reduction Activity </w:t>
       </w:r>
       <w:r>
@@ -2984,7 +3315,6 @@
         <w:rPr>
           <w:rFonts w:asciiTheme="majorHAnsi" w:hAnsiTheme="majorHAnsi" w:cstheme="majorHAnsi"/>
         </w:rPr>
-        <w:lastRenderedPageBreak/>
         <w:t>Table 4 presents the preliminary counts produced by matching facility-chemical records across consecutive reporting years.</w:t>
       </w:r>
     </w:p>
@@ -3764,6 +4094,7 @@
           <w:rFonts w:asciiTheme="majorHAnsi" w:hAnsiTheme="majorHAnsi" w:cstheme="majorHAnsi"/>
           <w:i/>
         </w:rPr>
+        <w:lastRenderedPageBreak/>
         <w:t>Note. A missing next-year record is excluded rather than treated as a zero release. REDUCTION_10 is calculated only for matched records with a positive current-year release and consistent units. In the preliminary counts shown, eligible records equal matched records minus current-year zero-release records; the final validation log will separately report any exclusions for missing values, unit conflicts, or identifier conflicts. See Appendix A, Tables A3 and A4.</w:t>
       </w:r>
     </w:p>
@@ -3781,7 +4112,6 @@
           <w:rFonts w:cstheme="majorHAnsi"/>
           <w:szCs w:val="22"/>
         </w:rPr>
-        <w:lastRenderedPageBreak/>
         <w:t>Core Variables</w:t>
       </w:r>
     </w:p>
@@ -4027,21 +4357,7 @@
               <w:rPr>
                 <w:rFonts w:asciiTheme="majorHAnsi" w:hAnsiTheme="majorHAnsi" w:cstheme="majorHAnsi"/>
               </w:rPr>
-              <w:t xml:space="preserve">Cross-year facility </w:t>
-            </w:r>
-            <w:proofErr w:type="gramStart"/>
-            <w:r>
-              <w:rPr>
-                <w:rFonts w:asciiTheme="majorHAnsi" w:hAnsiTheme="majorHAnsi" w:cstheme="majorHAnsi"/>
-              </w:rPr>
-              <w:t>match</w:t>
-            </w:r>
-            <w:proofErr w:type="gramEnd"/>
-            <w:r>
-              <w:rPr>
-                <w:rFonts w:asciiTheme="majorHAnsi" w:hAnsiTheme="majorHAnsi" w:cstheme="majorHAnsi"/>
-              </w:rPr>
-              <w:t xml:space="preserve"> and clustered standard errors.</w:t>
+              <w:t>Cross-year facility match and clustered standard errors.</w:t>
             </w:r>
           </w:p>
         </w:tc>
@@ -4238,6 +4554,7 @@
               <w:rPr>
                 <w:rFonts w:asciiTheme="majorHAnsi" w:hAnsiTheme="majorHAnsi" w:cstheme="majorHAnsi"/>
               </w:rPr>
+              <w:lastRenderedPageBreak/>
               <w:t>Reported any source-reduction action</w:t>
             </w:r>
           </w:p>
@@ -4321,7 +4638,7 @@
               <w:rPr>
                 <w:rFonts w:asciiTheme="majorHAnsi" w:hAnsiTheme="majorHAnsi" w:cstheme="majorHAnsi"/>
               </w:rPr>
-              <w:t>Action-category indicators</w:t>
+              <w:t>Action-type indicators</w:t>
             </w:r>
           </w:p>
         </w:tc>
@@ -4347,7 +4664,7 @@
               <w:rPr>
                 <w:rFonts w:asciiTheme="majorHAnsi" w:hAnsiTheme="majorHAnsi" w:cstheme="majorHAnsi"/>
               </w:rPr>
-              <w:t>Derived by mapping valid Source Reduction Activity Codes to five prespecified groups</w:t>
+              <w:t>Derived by mapping valid Source Reduction Activity Codes to five prespecified action types</w:t>
             </w:r>
           </w:p>
         </w:tc>
@@ -4373,7 +4690,13 @@
               <w:rPr>
                 <w:rFonts w:asciiTheme="majorHAnsi" w:hAnsiTheme="majorHAnsi" w:cstheme="majorHAnsi"/>
               </w:rPr>
-              <w:t>RQ3 predictors.</w:t>
+              <w:t>Binary indicators used to compare each action type with the no-reported-action group in RQ3</w:t>
+            </w:r>
+            <w:r>
+              <w:rPr>
+                <w:rFonts w:asciiTheme="majorHAnsi" w:hAnsiTheme="majorHAnsi" w:cstheme="majorHAnsi"/>
+              </w:rPr>
+              <w:t>.</w:t>
             </w:r>
           </w:p>
         </w:tc>
@@ -4472,7 +4795,6 @@
         <w:rPr>
           <w:rFonts w:asciiTheme="majorHAnsi" w:hAnsiTheme="majorHAnsi" w:cstheme="majorHAnsi"/>
         </w:rPr>
-        <w:lastRenderedPageBreak/>
         <w:t>Appendix A contains the full data dictionary, exact EPA header labels, transformation rules, and examples. In particular, it distinguishes reported actions from unobserved actions: a value of 0 means that no valid action code was present in the selected TRI fields, not that the facility performed no environmental activity.</w:t>
       </w:r>
     </w:p>
@@ -4523,6 +4845,7 @@
         <w:rPr>
           <w:rFonts w:asciiTheme="majorHAnsi" w:hAnsiTheme="majorHAnsi" w:cstheme="majorHAnsi"/>
         </w:rPr>
+        <w:lastRenderedPageBreak/>
         <w:t>Table 6 summarizes the statistical or predictive method and hypothesis decision rule for each research question.</w:t>
       </w:r>
     </w:p>
@@ -4574,9 +4897,9 @@
         <w:tblLook w:val="04A0" w:firstRow="1" w:lastRow="0" w:firstColumn="1" w:lastColumn="0" w:noHBand="0" w:noVBand="1"/>
       </w:tblPr>
       <w:tblGrid>
-        <w:gridCol w:w="1117"/>
-        <w:gridCol w:w="3213"/>
-        <w:gridCol w:w="5030"/>
+        <w:gridCol w:w="1101"/>
+        <w:gridCol w:w="3771"/>
+        <w:gridCol w:w="4488"/>
       </w:tblGrid>
       <w:tr>
         <w:trPr>
@@ -4585,7 +4908,7 @@
         </w:trPr>
         <w:tc>
           <w:tcPr>
-            <w:tcW w:w="1152" w:type="dxa"/>
+            <w:tcW w:w="1117" w:type="dxa"/>
             <w:tcBorders>
               <w:bottom w:val="single" w:sz="8" w:space="0" w:color="000000"/>
             </w:tcBorders>
@@ -4616,7 +4939,7 @@
         </w:tc>
         <w:tc>
           <w:tcPr>
-            <w:tcW w:w="3744" w:type="dxa"/>
+            <w:tcW w:w="4128" w:type="dxa"/>
             <w:tcBorders>
               <w:bottom w:val="single" w:sz="8" w:space="0" w:color="000000"/>
             </w:tcBorders>
@@ -4647,7 +4970,7 @@
         </w:tc>
         <w:tc>
           <w:tcPr>
-            <w:tcW w:w="5184" w:type="dxa"/>
+            <w:tcW w:w="4115" w:type="dxa"/>
             <w:tcBorders>
               <w:bottom w:val="single" w:sz="8" w:space="0" w:color="000000"/>
             </w:tcBorders>
@@ -4683,7 +5006,7 @@
         </w:trPr>
         <w:tc>
           <w:tcPr>
-            <w:tcW w:w="1152" w:type="dxa"/>
+            <w:tcW w:w="1117" w:type="dxa"/>
             <w:tcMar>
               <w:top w:w="80" w:type="dxa"/>
               <w:left w:w="80" w:type="dxa"/>
@@ -4709,33 +5032,33 @@
         </w:tc>
         <w:tc>
           <w:tcPr>
-            <w:tcW w:w="3744" w:type="dxa"/>
-            <w:tcMar>
-              <w:top w:w="80" w:type="dxa"/>
-              <w:left w:w="80" w:type="dxa"/>
-              <w:bottom w:w="80" w:type="dxa"/>
-              <w:right w:w="80" w:type="dxa"/>
-            </w:tcMar>
-            <w:vAlign w:val="center"/>
-          </w:tcPr>
-          <w:p>
-            <w:pPr>
-              <w:ind w:firstLine="0"/>
-              <w:rPr>
-                <w:rFonts w:asciiTheme="majorHAnsi" w:hAnsiTheme="majorHAnsi" w:cstheme="majorHAnsi"/>
-              </w:rPr>
-            </w:pPr>
-            <w:r>
-              <w:rPr>
-                <w:rFonts w:asciiTheme="majorHAnsi" w:hAnsiTheme="majorHAnsi" w:cstheme="majorHAnsi"/>
-              </w:rPr>
-              <w:t>Year and subsector proportions, confidence intervals, Pearson chi-square test, and Cramer's V</w:t>
-            </w:r>
-          </w:p>
-        </w:tc>
-        <w:tc>
-          <w:tcPr>
-            <w:tcW w:w="5184" w:type="dxa"/>
+            <w:tcW w:w="4128" w:type="dxa"/>
+            <w:tcMar>
+              <w:top w:w="80" w:type="dxa"/>
+              <w:left w:w="80" w:type="dxa"/>
+              <w:bottom w:w="80" w:type="dxa"/>
+              <w:right w:w="80" w:type="dxa"/>
+            </w:tcMar>
+            <w:vAlign w:val="center"/>
+          </w:tcPr>
+          <w:p>
+            <w:pPr>
+              <w:ind w:firstLine="0"/>
+              <w:rPr>
+                <w:rFonts w:asciiTheme="majorHAnsi" w:hAnsiTheme="majorHAnsi" w:cstheme="majorHAnsi"/>
+              </w:rPr>
+            </w:pPr>
+            <w:r>
+              <w:rPr>
+                <w:rFonts w:asciiTheme="majorHAnsi" w:hAnsiTheme="majorHAnsi" w:cstheme="majorHAnsi"/>
+              </w:rPr>
+              <w:t>Chi-square test. Year and subsector proportions, confidence intervals, Pearson chi-square test, and Cramer's V.</w:t>
+            </w:r>
+          </w:p>
+        </w:tc>
+        <w:tc>
+          <w:tcPr>
+            <w:tcW w:w="4115" w:type="dxa"/>
             <w:tcMar>
               <w:top w:w="80" w:type="dxa"/>
               <w:left w:w="80" w:type="dxa"/>
@@ -4778,7 +5101,7 @@
         </w:trPr>
         <w:tc>
           <w:tcPr>
-            <w:tcW w:w="1152" w:type="dxa"/>
+            <w:tcW w:w="1117" w:type="dxa"/>
             <w:tcMar>
               <w:top w:w="80" w:type="dxa"/>
               <w:left w:w="80" w:type="dxa"/>
@@ -4804,60 +5127,53 @@
         </w:tc>
         <w:tc>
           <w:tcPr>
-            <w:tcW w:w="3744" w:type="dxa"/>
-            <w:tcMar>
-              <w:top w:w="80" w:type="dxa"/>
-              <w:left w:w="80" w:type="dxa"/>
-              <w:bottom w:w="80" w:type="dxa"/>
-              <w:right w:w="80" w:type="dxa"/>
-            </w:tcMar>
-            <w:vAlign w:val="center"/>
-          </w:tcPr>
-          <w:p>
-            <w:pPr>
-              <w:ind w:firstLine="0"/>
-              <w:rPr>
-                <w:rFonts w:asciiTheme="majorHAnsi" w:hAnsiTheme="majorHAnsi" w:cstheme="majorHAnsi"/>
-              </w:rPr>
-            </w:pPr>
-            <w:r>
-              <w:rPr>
-                <w:rFonts w:asciiTheme="majorHAnsi" w:hAnsiTheme="majorHAnsi" w:cstheme="majorHAnsi"/>
-              </w:rPr>
-              <w:t>Binary logistic regression with facility-clustered standard errors</w:t>
-            </w:r>
-          </w:p>
-        </w:tc>
-        <w:tc>
-          <w:tcPr>
-            <w:tcW w:w="5184" w:type="dxa"/>
-            <w:tcMar>
-              <w:top w:w="80" w:type="dxa"/>
-              <w:left w:w="80" w:type="dxa"/>
-              <w:bottom w:w="80" w:type="dxa"/>
-              <w:right w:w="80" w:type="dxa"/>
-            </w:tcMar>
-            <w:vAlign w:val="center"/>
-          </w:tcPr>
-          <w:p>
-            <w:pPr>
-              <w:ind w:firstLine="0"/>
-              <w:rPr>
-                <w:rFonts w:asciiTheme="majorHAnsi" w:hAnsiTheme="majorHAnsi" w:cstheme="majorHAnsi"/>
-              </w:rPr>
-            </w:pPr>
-            <w:r>
-              <w:rPr>
-                <w:rFonts w:asciiTheme="majorHAnsi" w:hAnsiTheme="majorHAnsi" w:cstheme="majorHAnsi"/>
-              </w:rPr>
-              <w:t xml:space="preserve">Report the adjusted odds ratio and 95% confidence interval for REPORTED_ANY_SOURCE_REDUCTION_ACTION; </w:t>
-            </w:r>
-            <w:r>
-              <w:rPr>
-                <w:rFonts w:asciiTheme="majorHAnsi" w:hAnsiTheme="majorHAnsi" w:cstheme="majorHAnsi"/>
-              </w:rPr>
-              <w:lastRenderedPageBreak/>
-              <w:t>reject H0₂ when the interval excludes 1.00 and p &lt; .05.</w:t>
+            <w:tcW w:w="4128" w:type="dxa"/>
+            <w:tcMar>
+              <w:top w:w="80" w:type="dxa"/>
+              <w:left w:w="80" w:type="dxa"/>
+              <w:bottom w:w="80" w:type="dxa"/>
+              <w:right w:w="80" w:type="dxa"/>
+            </w:tcMar>
+            <w:vAlign w:val="center"/>
+          </w:tcPr>
+          <w:p>
+            <w:pPr>
+              <w:ind w:firstLine="0"/>
+              <w:rPr>
+                <w:rFonts w:asciiTheme="majorHAnsi" w:hAnsiTheme="majorHAnsi" w:cstheme="majorHAnsi"/>
+              </w:rPr>
+            </w:pPr>
+            <w:r>
+              <w:rPr>
+                <w:rFonts w:asciiTheme="majorHAnsi" w:hAnsiTheme="majorHAnsi" w:cstheme="majorHAnsi"/>
+              </w:rPr>
+              <w:t>Logistic regression. Binary logistic regression with facility-clustered standard errors.</w:t>
+            </w:r>
+          </w:p>
+        </w:tc>
+        <w:tc>
+          <w:tcPr>
+            <w:tcW w:w="4115" w:type="dxa"/>
+            <w:tcMar>
+              <w:top w:w="80" w:type="dxa"/>
+              <w:left w:w="80" w:type="dxa"/>
+              <w:bottom w:w="80" w:type="dxa"/>
+              <w:right w:w="80" w:type="dxa"/>
+            </w:tcMar>
+            <w:vAlign w:val="center"/>
+          </w:tcPr>
+          <w:p>
+            <w:pPr>
+              <w:ind w:firstLine="0"/>
+              <w:rPr>
+                <w:rFonts w:asciiTheme="majorHAnsi" w:hAnsiTheme="majorHAnsi" w:cstheme="majorHAnsi"/>
+              </w:rPr>
+            </w:pPr>
+            <w:r>
+              <w:rPr>
+                <w:rFonts w:asciiTheme="majorHAnsi" w:hAnsiTheme="majorHAnsi" w:cstheme="majorHAnsi"/>
+              </w:rPr>
+              <w:t>Report the adjusted odds ratio and 95% confidence interval for REPORTED_ANY_SOURCE_REDUCTION_ACTION; reject H0₂ when the interval excludes 1.00 and p &lt; .05.</w:t>
             </w:r>
           </w:p>
         </w:tc>
@@ -4868,80 +5184,91 @@
         </w:trPr>
         <w:tc>
           <w:tcPr>
-            <w:tcW w:w="1152" w:type="dxa"/>
-            <w:tcMar>
-              <w:top w:w="80" w:type="dxa"/>
-              <w:left w:w="80" w:type="dxa"/>
-              <w:bottom w:w="80" w:type="dxa"/>
-              <w:right w:w="80" w:type="dxa"/>
-            </w:tcMar>
-            <w:vAlign w:val="center"/>
-          </w:tcPr>
-          <w:p>
-            <w:pPr>
-              <w:ind w:firstLine="0"/>
-              <w:rPr>
-                <w:rFonts w:asciiTheme="majorHAnsi" w:hAnsiTheme="majorHAnsi" w:cstheme="majorHAnsi"/>
-              </w:rPr>
-            </w:pPr>
-            <w:r>
-              <w:rPr>
-                <w:rFonts w:asciiTheme="majorHAnsi" w:hAnsiTheme="majorHAnsi" w:cstheme="majorHAnsi"/>
-              </w:rPr>
-              <w:lastRenderedPageBreak/>
+            <w:tcW w:w="1117" w:type="dxa"/>
+            <w:tcMar>
+              <w:top w:w="80" w:type="dxa"/>
+              <w:left w:w="80" w:type="dxa"/>
+              <w:bottom w:w="80" w:type="dxa"/>
+              <w:right w:w="80" w:type="dxa"/>
+            </w:tcMar>
+            <w:vAlign w:val="center"/>
+          </w:tcPr>
+          <w:p>
+            <w:pPr>
+              <w:ind w:firstLine="0"/>
+              <w:rPr>
+                <w:rFonts w:asciiTheme="majorHAnsi" w:hAnsiTheme="majorHAnsi" w:cstheme="majorHAnsi"/>
+              </w:rPr>
+            </w:pPr>
+            <w:r>
+              <w:rPr>
+                <w:rFonts w:asciiTheme="majorHAnsi" w:hAnsiTheme="majorHAnsi" w:cstheme="majorHAnsi"/>
+              </w:rPr>
               <w:t>RQ3</w:t>
             </w:r>
           </w:p>
         </w:tc>
         <w:tc>
           <w:tcPr>
-            <w:tcW w:w="3744" w:type="dxa"/>
-            <w:tcMar>
-              <w:top w:w="80" w:type="dxa"/>
-              <w:left w:w="80" w:type="dxa"/>
-              <w:bottom w:w="80" w:type="dxa"/>
-              <w:right w:w="80" w:type="dxa"/>
-            </w:tcMar>
-            <w:vAlign w:val="center"/>
-          </w:tcPr>
-          <w:p>
-            <w:pPr>
-              <w:ind w:firstLine="0"/>
-              <w:rPr>
-                <w:rFonts w:asciiTheme="majorHAnsi" w:hAnsiTheme="majorHAnsi" w:cstheme="majorHAnsi"/>
-              </w:rPr>
-            </w:pPr>
-            <w:r>
-              <w:rPr>
-                <w:rFonts w:asciiTheme="majorHAnsi" w:hAnsiTheme="majorHAnsi" w:cstheme="majorHAnsi"/>
-              </w:rPr>
-              <w:t>Limited multivariable logistic regression with five nonexclusive action-category indicators</w:t>
-            </w:r>
-          </w:p>
-        </w:tc>
-        <w:tc>
-          <w:tcPr>
-            <w:tcW w:w="5184" w:type="dxa"/>
-            <w:tcMar>
-              <w:top w:w="80" w:type="dxa"/>
-              <w:left w:w="80" w:type="dxa"/>
-              <w:bottom w:w="80" w:type="dxa"/>
-              <w:right w:w="80" w:type="dxa"/>
-            </w:tcMar>
-            <w:vAlign w:val="center"/>
-          </w:tcPr>
-          <w:p>
-            <w:pPr>
-              <w:ind w:firstLine="0"/>
-              <w:rPr>
-                <w:rFonts w:asciiTheme="majorHAnsi" w:hAnsiTheme="majorHAnsi" w:cstheme="majorHAnsi"/>
-              </w:rPr>
-            </w:pPr>
-            <w:r>
-              <w:rPr>
-                <w:rFonts w:asciiTheme="majorHAnsi" w:hAnsiTheme="majorHAnsi" w:cstheme="majorHAnsi"/>
-              </w:rPr>
-              <w:t>Report category odds ratios, confidence intervals, exposure counts, and rare-category warnings.</w:t>
+            <w:tcW w:w="4128" w:type="dxa"/>
+            <w:tcMar>
+              <w:top w:w="80" w:type="dxa"/>
+              <w:left w:w="80" w:type="dxa"/>
+              <w:bottom w:w="80" w:type="dxa"/>
+              <w:right w:w="80" w:type="dxa"/>
+            </w:tcMar>
+            <w:vAlign w:val="center"/>
+          </w:tcPr>
+          <w:p>
+            <w:pPr>
+              <w:ind w:firstLine="0"/>
+              <w:rPr>
+                <w:rFonts w:asciiTheme="majorHAnsi" w:hAnsiTheme="majorHAnsi" w:cstheme="majorHAnsi"/>
+              </w:rPr>
+            </w:pPr>
+            <w:r>
+              <w:rPr>
+                <w:rFonts w:asciiTheme="majorHAnsi" w:hAnsiTheme="majorHAnsi" w:cstheme="majorHAnsi"/>
+              </w:rPr>
+              <w:t>Chi-square test / Fisher's exact test. Separate 2 × 2 comparisons of each action type with the no-reported-action group. Pearson chi-square will be used when expected cell counts are adequate; Fisher’s exact test will be used when counts are small. Holm-adjusted p-values will address multiple comparisons</w:t>
+            </w:r>
+            <w:r>
+              <w:rPr>
+                <w:rFonts w:asciiTheme="majorHAnsi" w:hAnsiTheme="majorHAnsi" w:cstheme="majorHAnsi"/>
+              </w:rPr>
+              <w:t>.</w:t>
+            </w:r>
+          </w:p>
+        </w:tc>
+        <w:tc>
+          <w:tcPr>
+            <w:tcW w:w="4115" w:type="dxa"/>
+            <w:tcMar>
+              <w:top w:w="80" w:type="dxa"/>
+              <w:left w:w="80" w:type="dxa"/>
+              <w:bottom w:w="80" w:type="dxa"/>
+              <w:right w:w="80" w:type="dxa"/>
+            </w:tcMar>
+            <w:vAlign w:val="center"/>
+          </w:tcPr>
+          <w:p>
+            <w:pPr>
+              <w:ind w:firstLine="0"/>
+              <w:rPr>
+                <w:rFonts w:asciiTheme="majorHAnsi" w:hAnsiTheme="majorHAnsi" w:cstheme="majorHAnsi"/>
+              </w:rPr>
+            </w:pPr>
+            <w:r>
+              <w:rPr>
+                <w:rFonts w:asciiTheme="majorHAnsi" w:hAnsiTheme="majorHAnsi" w:cstheme="majorHAnsi"/>
+              </w:rPr>
+              <w:t xml:space="preserve">Report group counts, reduction rates, percentage-point differences, relative risks, 95% confidence intervals, effect sizes, and Holm-adjusted p-values. </w:t>
+            </w:r>
+            <w:r>
+              <w:rPr>
+                <w:rFonts w:asciiTheme="majorHAnsi" w:hAnsiTheme="majorHAnsi" w:cstheme="majorHAnsi"/>
+              </w:rPr>
+              <w:t>Reject an action-type-specific null hypothesis when the Holm-adjusted p-value is below .05.</w:t>
             </w:r>
           </w:p>
         </w:tc>
@@ -4952,59 +5279,60 @@
         </w:trPr>
         <w:tc>
           <w:tcPr>
-            <w:tcW w:w="1152" w:type="dxa"/>
-            <w:tcMar>
-              <w:top w:w="80" w:type="dxa"/>
-              <w:left w:w="80" w:type="dxa"/>
-              <w:bottom w:w="80" w:type="dxa"/>
-              <w:right w:w="80" w:type="dxa"/>
-            </w:tcMar>
-            <w:vAlign w:val="center"/>
-          </w:tcPr>
-          <w:p>
-            <w:pPr>
-              <w:ind w:firstLine="0"/>
-              <w:rPr>
-                <w:rFonts w:asciiTheme="majorHAnsi" w:hAnsiTheme="majorHAnsi" w:cstheme="majorHAnsi"/>
-              </w:rPr>
-            </w:pPr>
-            <w:r>
-              <w:rPr>
-                <w:rFonts w:asciiTheme="majorHAnsi" w:hAnsiTheme="majorHAnsi" w:cstheme="majorHAnsi"/>
-              </w:rPr>
+            <w:tcW w:w="1117" w:type="dxa"/>
+            <w:tcMar>
+              <w:top w:w="80" w:type="dxa"/>
+              <w:left w:w="80" w:type="dxa"/>
+              <w:bottom w:w="80" w:type="dxa"/>
+              <w:right w:w="80" w:type="dxa"/>
+            </w:tcMar>
+            <w:vAlign w:val="center"/>
+          </w:tcPr>
+          <w:p>
+            <w:pPr>
+              <w:ind w:firstLine="0"/>
+              <w:rPr>
+                <w:rFonts w:asciiTheme="majorHAnsi" w:hAnsiTheme="majorHAnsi" w:cstheme="majorHAnsi"/>
+              </w:rPr>
+            </w:pPr>
+            <w:r>
+              <w:rPr>
+                <w:rFonts w:asciiTheme="majorHAnsi" w:hAnsiTheme="majorHAnsi" w:cstheme="majorHAnsi"/>
+              </w:rPr>
+              <w:lastRenderedPageBreak/>
               <w:t>RQ4</w:t>
             </w:r>
           </w:p>
         </w:tc>
         <w:tc>
           <w:tcPr>
-            <w:tcW w:w="3744" w:type="dxa"/>
-            <w:tcMar>
-              <w:top w:w="80" w:type="dxa"/>
-              <w:left w:w="80" w:type="dxa"/>
-              <w:bottom w:w="80" w:type="dxa"/>
-              <w:right w:w="80" w:type="dxa"/>
-            </w:tcMar>
-            <w:vAlign w:val="center"/>
-          </w:tcPr>
-          <w:p>
-            <w:pPr>
-              <w:ind w:firstLine="0"/>
-              <w:rPr>
-                <w:rFonts w:asciiTheme="majorHAnsi" w:hAnsiTheme="majorHAnsi" w:cstheme="majorHAnsi"/>
-              </w:rPr>
-            </w:pPr>
-            <w:r>
-              <w:rPr>
-                <w:rFonts w:asciiTheme="majorHAnsi" w:hAnsiTheme="majorHAnsi" w:cstheme="majorHAnsi"/>
-              </w:rPr>
-              <w:t>Regularized logistic regression trained on 2020 to 2022 action years and tested once on 2023 to 2024</w:t>
-            </w:r>
-          </w:p>
-        </w:tc>
-        <w:tc>
-          <w:tcPr>
-            <w:tcW w:w="5184" w:type="dxa"/>
+            <w:tcW w:w="4128" w:type="dxa"/>
+            <w:tcMar>
+              <w:top w:w="80" w:type="dxa"/>
+              <w:left w:w="80" w:type="dxa"/>
+              <w:bottom w:w="80" w:type="dxa"/>
+              <w:right w:w="80" w:type="dxa"/>
+            </w:tcMar>
+            <w:vAlign w:val="center"/>
+          </w:tcPr>
+          <w:p>
+            <w:pPr>
+              <w:ind w:firstLine="0"/>
+              <w:rPr>
+                <w:rFonts w:asciiTheme="majorHAnsi" w:hAnsiTheme="majorHAnsi" w:cstheme="majorHAnsi"/>
+              </w:rPr>
+            </w:pPr>
+            <w:r>
+              <w:rPr>
+                <w:rFonts w:asciiTheme="majorHAnsi" w:hAnsiTheme="majorHAnsi" w:cstheme="majorHAnsi"/>
+              </w:rPr>
+              <w:t>Logistic regression (regularized/penalized). Trained on 2020 to 2022 action years and tested once on 2023 to 2024.</w:t>
+            </w:r>
+          </w:p>
+        </w:tc>
+        <w:tc>
+          <w:tcPr>
+            <w:tcW w:w="4115" w:type="dxa"/>
             <w:tcMar>
               <w:top w:w="80" w:type="dxa"/>
               <w:left w:w="80" w:type="dxa"/>
@@ -5047,6 +5375,18 @@
         <w:rPr>
           <w:rFonts w:asciiTheme="majorHAnsi" w:hAnsiTheme="majorHAnsi" w:cstheme="majorHAnsi"/>
         </w:rPr>
+        <w:t>Action types are not mutually exclusive. A record reporting more than one action type may appear in more than one separate comparison, but the reference group will always contain records reporting no valid action.</w:t>
+      </w:r>
+      <w:r>
+        <w:rPr>
+          <w:rFonts w:asciiTheme="majorHAnsi" w:hAnsiTheme="majorHAnsi" w:cstheme="majorHAnsi"/>
+        </w:rPr>
+        <w:t xml:space="preserve"> </w:t>
+      </w:r>
+      <w:r>
+        <w:rPr>
+          <w:rFonts w:asciiTheme="majorHAnsi" w:hAnsiTheme="majorHAnsi" w:cstheme="majorHAnsi"/>
+        </w:rPr>
         <w:t xml:space="preserve">RQ4 will use only information available in the action year. </w:t>
       </w:r>
       <w:r>
@@ -5089,19 +5429,25 @@
         <w:rPr>
           <w:rFonts w:asciiTheme="majorHAnsi" w:hAnsiTheme="majorHAnsi" w:cstheme="majorHAnsi"/>
         </w:rPr>
-        <w:t xml:space="preserve">The association models will be repeated without the </w:t>
-      </w:r>
-      <w:r>
-        <w:rPr>
-          <w:rFonts w:asciiTheme="majorHAnsi" w:hAnsiTheme="majorHAnsi" w:cstheme="majorHAnsi"/>
-        </w:rPr>
-        <w:t>2020-2021</w:t>
-      </w:r>
-      <w:r>
-        <w:rPr>
-          <w:rFonts w:asciiTheme="majorHAnsi" w:hAnsiTheme="majorHAnsi" w:cstheme="majorHAnsi"/>
-        </w:rPr>
-        <w:t xml:space="preserve"> transition and without gram-reported chemicals. The analysis will also document missingness, unit conflicts, extreme production or activity ratios, separation, multicollinearity, influential records, calibration, and subgroup performance. Appendix C states the diagnostic rule and response for each issue.</w:t>
+        <w:t>The RQ2 association model and the RQ3 group comparisons will be repeated without the 2020-to-2021 transition and without gram-reported chemicals</w:t>
+      </w:r>
+      <w:r>
+        <w:rPr>
+          <w:rFonts w:asciiTheme="majorHAnsi" w:hAnsiTheme="majorHAnsi" w:cstheme="majorHAnsi"/>
+        </w:rPr>
+        <w:t xml:space="preserve">. </w:t>
+      </w:r>
+      <w:r>
+        <w:rPr>
+          <w:rFonts w:asciiTheme="majorHAnsi" w:hAnsiTheme="majorHAnsi" w:cstheme="majorHAnsi"/>
+        </w:rPr>
+        <w:t>The analysis will also document missingness, unit conflicts, extreme production or activity ratios, sparse action-type counts, small expected cell counts, logistic-model separation, multicollinearity, influential records, calibration, and subgroup performance</w:t>
+      </w:r>
+      <w:r>
+        <w:rPr>
+          <w:rFonts w:asciiTheme="majorHAnsi" w:hAnsiTheme="majorHAnsi" w:cstheme="majorHAnsi"/>
+        </w:rPr>
+        <w:t>. Appendix C states the diagnostic rule and response for each issue.</w:t>
       </w:r>
     </w:p>
     <w:p>
@@ -5114,20 +5460,12 @@
         <w:rPr>
           <w:rFonts w:asciiTheme="majorHAnsi" w:hAnsiTheme="majorHAnsi" w:cstheme="majorHAnsi"/>
         </w:rPr>
-        <w:t xml:space="preserve">The scope remains limited to two source files per year, one primary outcome, four linked research questions, one main prediction model, and one optional comparison model. Detailed </w:t>
-      </w:r>
-      <w:r>
-        <w:rPr>
-          <w:rFonts w:asciiTheme="majorHAnsi" w:hAnsiTheme="majorHAnsi" w:cstheme="majorHAnsi"/>
-        </w:rPr>
-        <w:lastRenderedPageBreak/>
-        <w:t>definitions are written once in the appendices and cited from the main text, reducing repetition and helping the core synopsis remain within the required page range.</w:t>
-      </w:r>
-      <w:r>
-        <w:rPr>
-          <w:rFonts w:asciiTheme="majorHAnsi" w:hAnsiTheme="majorHAnsi" w:cstheme="majorHAnsi"/>
-        </w:rPr>
-        <w:t xml:space="preserve"> The planned six-week execution schedule is provided in Appendix D.</w:t>
+        <w:t>The scope remains limited to two source files per year, one primary outcome, four linked research questions, one main prediction model, and one optional comparison model. Detailed definitions are written once in the appendices and cited from the main text, reducing repetition and helping the core synopsis remain within the required page range.</w:t>
+      </w:r>
+      <w:r>
+        <w:rPr>
+          <w:rFonts w:asciiTheme="majorHAnsi" w:hAnsiTheme="majorHAnsi" w:cstheme="majorHAnsi"/>
+        </w:rPr>
       </w:r>
     </w:p>
     <w:p>
@@ -5157,7 +5495,19 @@
         <w:rPr>
           <w:rFonts w:asciiTheme="majorHAnsi" w:hAnsiTheme="majorHAnsi" w:cstheme="majorHAnsi"/>
         </w:rPr>
-        <w:t>The target users are plant managers, EHS leaders, process engineers, corporate environmental managers, and TRI analysts. The output can help them compare broad reported action types and prioritize facility-chemical records that appear unlikely to achieve a meaningful next-year reduction. It will not prescribe an engineering change or establish noncompliance.</w:t>
+        <w:t xml:space="preserve">The target users are plant managers, EHS leaders, process engineers, corporate environmental managers, and TRI analysts. </w:t>
+      </w:r>
+      <w:r>
+        <w:rPr>
+          <w:rFonts w:asciiTheme="majorHAnsi" w:hAnsiTheme="majorHAnsi" w:cstheme="majorHAnsi"/>
+        </w:rPr>
+        <w:t>The output can help them compare the observed next-year reduction rates associated with different reported action types</w:t>
+      </w:r>
+      <w:r>
+        <w:rPr>
+          <w:rFonts w:asciiTheme="majorHAnsi" w:hAnsiTheme="majorHAnsi" w:cstheme="majorHAnsi"/>
+        </w:rPr>
+        <w:t xml:space="preserve"> and prioritize facility-chemical records that appear unlikely to achieve a meaningful next-year reduction. It will not prescribe an engineering change or establish noncompliance.</w:t>
       </w:r>
     </w:p>
     <w:p>
@@ -6352,21 +6702,7 @@
               <w:rPr>
                 <w:rFonts w:asciiTheme="majorHAnsi" w:hAnsiTheme="majorHAnsi" w:cstheme="majorHAnsi"/>
               </w:rPr>
-              <w:t xml:space="preserve">Numerator = </w:t>
-            </w:r>
-            <w:proofErr w:type="gramStart"/>
-            <w:r>
-              <w:rPr>
-                <w:rFonts w:asciiTheme="majorHAnsi" w:hAnsiTheme="majorHAnsi" w:cstheme="majorHAnsi"/>
-              </w:rPr>
-              <w:t>count(</w:t>
-            </w:r>
-            <w:proofErr w:type="gramEnd"/>
-            <w:r>
-              <w:rPr>
-                <w:rFonts w:asciiTheme="majorHAnsi" w:hAnsiTheme="majorHAnsi" w:cstheme="majorHAnsi"/>
-              </w:rPr>
-              <w:t xml:space="preserve">REPORTED_ANY_SOURCE_REDUCTION_ACTION = 1). Denominator = all consolidated facility-chemical-year records </w:t>
+              <w:t xml:space="preserve">Numerator = count(REPORTED_ANY_SOURCE_REDUCTION_ACTION = 1). Denominator = all consolidated facility-chemical-year records </w:t>
             </w:r>
             <w:r>
               <w:rPr>
@@ -6413,7 +6749,25 @@
         <w:rPr>
           <w:rFonts w:asciiTheme="majorHAnsi" w:hAnsiTheme="majorHAnsi" w:cstheme="majorHAnsi"/>
         </w:rPr>
-        <w:t>Table A2 explains how the four EPA Source Reduction Activity Code fields are converted into the reported-action indicator and the five action-category indicators.</w:t>
+        <w:t xml:space="preserve">Table A2 explains how the four EPA Source Reduction Activity Code fields are converted into the reported-action indicator and the five </w:t>
+      </w:r>
+      <w:r>
+        <w:rPr>
+          <w:rFonts w:asciiTheme="majorHAnsi" w:hAnsiTheme="majorHAnsi" w:cstheme="majorHAnsi"/>
+        </w:rPr>
+        <w:t>a</w:t>
+      </w:r>
+      <w:r>
+        <w:rPr>
+          <w:rFonts w:asciiTheme="majorHAnsi" w:hAnsiTheme="majorHAnsi" w:cstheme="majorHAnsi"/>
+        </w:rPr>
+        <w:t>ction-type indicators</w:t>
+      </w:r>
+      <w:r>
+        <w:rPr>
+          <w:rFonts w:asciiTheme="majorHAnsi" w:hAnsiTheme="majorHAnsi" w:cstheme="majorHAnsi"/>
+        </w:rPr>
+        <w:t>.</w:t>
       </w:r>
     </w:p>
     <w:p>
@@ -6760,7 +7114,19 @@
               <w:rPr>
                 <w:rFonts w:asciiTheme="majorHAnsi" w:hAnsiTheme="majorHAnsi" w:cstheme="majorHAnsi"/>
               </w:rPr>
-              <w:t>Action-category indicators</w:t>
+              <w:t>Action-</w:t>
+            </w:r>
+            <w:r>
+              <w:rPr>
+                <w:rFonts w:asciiTheme="majorHAnsi" w:hAnsiTheme="majorHAnsi" w:cstheme="majorHAnsi"/>
+              </w:rPr>
+              <w:t>type</w:t>
+            </w:r>
+            <w:r>
+              <w:rPr>
+                <w:rFonts w:asciiTheme="majorHAnsi" w:hAnsiTheme="majorHAnsi" w:cstheme="majorHAnsi"/>
+              </w:rPr>
+              <w:t xml:space="preserve"> indicators</w:t>
             </w:r>
           </w:p>
         </w:tc>
@@ -6820,7 +7186,13 @@
                 <w:rFonts w:asciiTheme="majorHAnsi" w:hAnsiTheme="majorHAnsi" w:cstheme="majorHAnsi"/>
               </w:rPr>
               <w:lastRenderedPageBreak/>
-              <w:t xml:space="preserve">Each category is coded 1 when one or more mapped codes are present and 0 otherwise. Categories may co-occur. Legacy W </w:t>
+              <w:t>Each action type is coded 1 when one or more mapped codes are present and 0 otherwise</w:t>
+            </w:r>
+            <w:r>
+              <w:rPr>
+                <w:rFonts w:asciiTheme="majorHAnsi" w:hAnsiTheme="majorHAnsi" w:cstheme="majorHAnsi"/>
+              </w:rPr>
+              <w:t xml:space="preserve">. Action types may co-occur. Legacy W </w:t>
             </w:r>
             <w:r>
               <w:rPr>
@@ -6845,21 +7217,7 @@
           <w:rFonts w:asciiTheme="majorHAnsi" w:hAnsiTheme="majorHAnsi" w:cstheme="majorHAnsi"/>
         </w:rPr>
         <w:lastRenderedPageBreak/>
-        <w:t xml:space="preserve">REPORTED_ANY_SOURCE_REDUCTION_ACTIONᵢ = </w:t>
-      </w:r>
-      <w:proofErr w:type="gramStart"/>
-      <w:r>
-        <w:rPr>
-          <w:rFonts w:asciiTheme="majorHAnsi" w:hAnsiTheme="majorHAnsi" w:cstheme="majorHAnsi"/>
-        </w:rPr>
-        <w:t>I(</w:t>
-      </w:r>
-      <w:proofErr w:type="gramEnd"/>
-      <w:r>
-        <w:rPr>
-          <w:rFonts w:asciiTheme="majorHAnsi" w:hAnsiTheme="majorHAnsi" w:cstheme="majorHAnsi"/>
-        </w:rPr>
-        <w:t xml:space="preserve">CODE1ᵢ </w:t>
+        <w:t xml:space="preserve">REPORTED_ANY_SOURCE_REDUCTION_ACTIONᵢ = I(CODE1ᵢ </w:t>
       </w:r>
       <w:r>
         <w:rPr>
@@ -6908,6 +7266,18 @@
         <w:rPr>
           <w:rFonts w:asciiTheme="majorHAnsi" w:hAnsiTheme="majorHAnsi" w:cstheme="majorHAnsi"/>
         </w:rPr>
+        <w:t>The five action-type indicators are not mutually exclusive. A facility-chemical-year record may be coded 1 for more than one action type when multiple valid Source Reduction Activity Codes are reported. For RQ3, each action type is compared separately with records reporting no valid source-reduction action</w:t>
+      </w:r>
+      <w:r>
+        <w:rPr>
+          <w:rFonts w:asciiTheme="majorHAnsi" w:hAnsiTheme="majorHAnsi" w:cstheme="majorHAnsi"/>
+        </w:rPr>
+        <w:t xml:space="preserve">. </w:t>
+      </w:r>
+      <w:r>
+        <w:rPr>
+          <w:rFonts w:asciiTheme="majorHAnsi" w:hAnsiTheme="majorHAnsi" w:cstheme="majorHAnsi"/>
+        </w:rPr>
         <w:t>Here, I(.) is an indicator function. A value of 1 confirms that at least one action code was reported in the selected File 2A fields. A value of 0 does not prove that no pollution-prevention activity occurred; it means only that no valid code was observed in those fields.</w:t>
       </w:r>
     </w:p>
@@ -6944,6 +7314,7 @@
           <w:rFonts w:asciiTheme="majorHAnsi" w:hAnsiTheme="majorHAnsi" w:cstheme="majorHAnsi"/>
           <w:b/>
         </w:rPr>
+        <w:lastRenderedPageBreak/>
         <w:t>Table A3</w:t>
       </w:r>
     </w:p>
@@ -7191,7 +7562,6 @@
               <w:rPr>
                 <w:rFonts w:asciiTheme="majorHAnsi" w:hAnsiTheme="majorHAnsi" w:cstheme="majorHAnsi"/>
               </w:rPr>
-              <w:lastRenderedPageBreak/>
               <w:t>Facility-chemical records present in both years</w:t>
             </w:r>
           </w:p>
@@ -7441,7 +7811,14 @@
               <w:rPr>
                 <w:rFonts w:asciiTheme="majorHAnsi" w:hAnsiTheme="majorHAnsi" w:cstheme="majorHAnsi"/>
               </w:rPr>
-              <w:t>Eligible records achieving at least a 10% next-year reduction (%)</w:t>
+              <w:t xml:space="preserve">Eligible records achieving at least a </w:t>
+            </w:r>
+            <w:r>
+              <w:rPr>
+                <w:rFonts w:asciiTheme="majorHAnsi" w:hAnsiTheme="majorHAnsi" w:cstheme="majorHAnsi"/>
+              </w:rPr>
+              <w:lastRenderedPageBreak/>
+              <w:t>10% next-year reduction (%)</w:t>
             </w:r>
           </w:p>
         </w:tc>
@@ -7467,13 +7844,21 @@
               <w:rPr>
                 <w:rFonts w:asciiTheme="majorHAnsi" w:hAnsiTheme="majorHAnsi" w:cstheme="majorHAnsi"/>
               </w:rPr>
+              <w:lastRenderedPageBreak/>
               <w:t xml:space="preserve">Percentage of eligible matched records for which </w:t>
             </w:r>
             <w:r>
               <w:rPr>
                 <w:rFonts w:asciiTheme="majorHAnsi" w:hAnsiTheme="majorHAnsi" w:cstheme="majorHAnsi"/>
               </w:rPr>
-              <w:t>the next-year release is no more than 90% of the</w:t>
+              <w:t xml:space="preserve">the next-year release is no </w:t>
+            </w:r>
+            <w:r>
+              <w:rPr>
+                <w:rFonts w:asciiTheme="majorHAnsi" w:hAnsiTheme="majorHAnsi" w:cstheme="majorHAnsi"/>
+              </w:rPr>
+              <w:lastRenderedPageBreak/>
+              <w:t>more than 90% of the</w:t>
             </w:r>
             <w:r>
               <w:rPr>
@@ -7505,21 +7890,15 @@
               <w:rPr>
                 <w:rFonts w:asciiTheme="majorHAnsi" w:hAnsiTheme="majorHAnsi" w:cstheme="majorHAnsi"/>
               </w:rPr>
-              <w:t xml:space="preserve">Numerator = </w:t>
-            </w:r>
-            <w:proofErr w:type="gramStart"/>
-            <w:r>
-              <w:rPr>
-                <w:rFonts w:asciiTheme="majorHAnsi" w:hAnsiTheme="majorHAnsi" w:cstheme="majorHAnsi"/>
-              </w:rPr>
-              <w:t>count(</w:t>
-            </w:r>
-            <w:proofErr w:type="gramEnd"/>
-            <w:r>
-              <w:rPr>
-                <w:rFonts w:asciiTheme="majorHAnsi" w:hAnsiTheme="majorHAnsi" w:cstheme="majorHAnsi"/>
-              </w:rPr>
-              <w:t>REDUCTION_10 = 1). Denominator = eligible matched records. Rate = numerator / denominator</w:t>
+              <w:lastRenderedPageBreak/>
+              <w:t xml:space="preserve">Numerator = count(REDUCTION_10 = 1). Denominator = eligible matched </w:t>
+            </w:r>
+            <w:r>
+              <w:rPr>
+                <w:rFonts w:asciiTheme="majorHAnsi" w:hAnsiTheme="majorHAnsi" w:cstheme="majorHAnsi"/>
+              </w:rPr>
+              <w:lastRenderedPageBreak/>
+              <w:t>records. Rate = numerator / denominator</w:t>
             </w:r>
             <w:r>
               <w:rPr>
@@ -7570,7 +7949,6 @@
           <w:rFonts w:asciiTheme="majorHAnsi" w:hAnsiTheme="majorHAnsi" w:cstheme="majorHAnsi"/>
           <w:b/>
         </w:rPr>
-        <w:lastRenderedPageBreak/>
         <w:t>Table A4</w:t>
       </w:r>
     </w:p>
@@ -7601,14 +7979,7 @@
         <w:rPr>
           <w:rFonts w:asciiTheme="majorHAnsi" w:hAnsiTheme="majorHAnsi" w:cstheme="majorHAnsi"/>
         </w:rPr>
-        <w:t xml:space="preserve">REDUCTION_10ᵢ = 1 when </w:t>
-      </w:r>
-      <w:proofErr w:type="gramStart"/>
-      <w:r>
-        <w:rPr>
-          <w:rFonts w:asciiTheme="majorHAnsi" w:hAnsiTheme="majorHAnsi" w:cstheme="majorHAnsi"/>
-        </w:rPr>
-        <w:t>Rᵢ,</w:t>
+        <w:t>REDUCTION_10ᵢ = 1 when Rᵢ,</w:t>
       </w:r>
       <w:r>
         <w:rPr>
@@ -7620,21 +7991,7 @@
         <w:rPr>
           <w:rFonts w:asciiTheme="majorHAnsi" w:hAnsiTheme="majorHAnsi" w:cstheme="majorHAnsi"/>
         </w:rPr>
-        <w:t>₊</w:t>
-      </w:r>
-      <w:proofErr w:type="gramEnd"/>
-      <w:r>
-        <w:rPr>
-          <w:rFonts w:asciiTheme="majorHAnsi" w:hAnsiTheme="majorHAnsi" w:cstheme="majorHAnsi"/>
-        </w:rPr>
-        <w:t xml:space="preserve">₁ ≤ 0.90 × </w:t>
-      </w:r>
-      <w:proofErr w:type="gramStart"/>
-      <w:r>
-        <w:rPr>
-          <w:rFonts w:asciiTheme="majorHAnsi" w:hAnsiTheme="majorHAnsi" w:cstheme="majorHAnsi"/>
-        </w:rPr>
-        <w:t>Rᵢ,</w:t>
+        <w:t>₊₁ ≤ 0.90 × Rᵢ,</w:t>
       </w:r>
       <w:r>
         <w:rPr>
@@ -7646,28 +8003,7 @@
         <w:rPr>
           <w:rFonts w:asciiTheme="majorHAnsi" w:hAnsiTheme="majorHAnsi" w:cstheme="majorHAnsi"/>
         </w:rPr>
-        <w:t>;</w:t>
-      </w:r>
-      <w:proofErr w:type="gramEnd"/>
-      <w:r>
-        <w:rPr>
-          <w:rFonts w:asciiTheme="majorHAnsi" w:hAnsiTheme="majorHAnsi" w:cstheme="majorHAnsi"/>
-        </w:rPr>
-        <w:t xml:space="preserve"> </w:t>
-      </w:r>
-      <w:proofErr w:type="gramStart"/>
-      <w:r>
-        <w:rPr>
-          <w:rFonts w:asciiTheme="majorHAnsi" w:hAnsiTheme="majorHAnsi" w:cstheme="majorHAnsi"/>
-        </w:rPr>
-        <w:t>otherwise</w:t>
-      </w:r>
-      <w:proofErr w:type="gramEnd"/>
-      <w:r>
-        <w:rPr>
-          <w:rFonts w:asciiTheme="majorHAnsi" w:hAnsiTheme="majorHAnsi" w:cstheme="majorHAnsi"/>
-        </w:rPr>
-        <w:t xml:space="preserve"> REDUCTION_10ᵢ = 0, provided Rᵢ,</w:t>
+        <w:t>; otherwise REDUCTION_10ᵢ = 0, provided Rᵢ,</w:t>
       </w:r>
       <w:r>
         <w:rPr>
@@ -7693,14 +8029,7 @@
         <w:rPr>
           <w:rFonts w:asciiTheme="majorHAnsi" w:hAnsiTheme="majorHAnsi" w:cstheme="majorHAnsi"/>
         </w:rPr>
-        <w:t>Percentage changeᵢ = [(</w:t>
-      </w:r>
-      <w:proofErr w:type="gramStart"/>
-      <w:r>
-        <w:rPr>
-          <w:rFonts w:asciiTheme="majorHAnsi" w:hAnsiTheme="majorHAnsi" w:cstheme="majorHAnsi"/>
-        </w:rPr>
-        <w:t>Rᵢ,</w:t>
+        <w:t>Percentage changeᵢ = [(Rᵢ,</w:t>
       </w:r>
       <w:r>
         <w:rPr>
@@ -7712,14 +8041,7 @@
         <w:rPr>
           <w:rFonts w:asciiTheme="majorHAnsi" w:hAnsiTheme="majorHAnsi" w:cstheme="majorHAnsi"/>
         </w:rPr>
-        <w:t>₊</w:t>
-      </w:r>
-      <w:proofErr w:type="gramEnd"/>
-      <w:r>
-        <w:rPr>
-          <w:rFonts w:asciiTheme="majorHAnsi" w:hAnsiTheme="majorHAnsi" w:cstheme="majorHAnsi"/>
-        </w:rPr>
-        <w:t>₁ - Rᵢ,</w:t>
+        <w:t>₊₁ - Rᵢ,</w:t>
       </w:r>
       <w:r>
         <w:rPr>
@@ -7756,35 +8078,7 @@
         <w:rPr>
           <w:rFonts w:asciiTheme="majorHAnsi" w:hAnsiTheme="majorHAnsi" w:cstheme="majorHAnsi"/>
         </w:rPr>
-        <w:t>R_(</w:t>
-      </w:r>
-      <w:proofErr w:type="gramStart"/>
-      <w:r>
-        <w:rPr>
-          <w:rFonts w:asciiTheme="majorHAnsi" w:hAnsiTheme="majorHAnsi" w:cstheme="majorHAnsi"/>
-        </w:rPr>
-        <w:t>i,t</w:t>
-      </w:r>
-      <w:proofErr w:type="gramEnd"/>
-      <w:r>
-        <w:rPr>
-          <w:rFonts w:asciiTheme="majorHAnsi" w:hAnsiTheme="majorHAnsi" w:cstheme="majorHAnsi"/>
-        </w:rPr>
-        <w:t>) is the total on-site release for facility-chemical record i in the action year, and R_(</w:t>
-      </w:r>
-      <w:proofErr w:type="gramStart"/>
-      <w:r>
-        <w:rPr>
-          <w:rFonts w:asciiTheme="majorHAnsi" w:hAnsiTheme="majorHAnsi" w:cstheme="majorHAnsi"/>
-        </w:rPr>
-        <w:t>i,t</w:t>
-      </w:r>
-      <w:proofErr w:type="gramEnd"/>
-      <w:r>
-        <w:rPr>
-          <w:rFonts w:asciiTheme="majorHAnsi" w:hAnsiTheme="majorHAnsi" w:cstheme="majorHAnsi"/>
-        </w:rPr>
-        <w:t xml:space="preserve">+1) is the same facility and chemical in the </w:t>
+        <w:t xml:space="preserve">R_(i,t) is the total on-site release for facility-chemical record i in the action year, and R_(i,t+1) is the same facility and chemical in the </w:t>
       </w:r>
       <w:r>
         <w:rPr>
@@ -7832,6 +8126,7 @@
           <w:rFonts w:asciiTheme="majorHAnsi" w:hAnsiTheme="majorHAnsi" w:cstheme="majorHAnsi"/>
           <w:b/>
         </w:rPr>
+        <w:lastRenderedPageBreak/>
         <w:t>Table A5</w:t>
       </w:r>
     </w:p>
@@ -8352,7 +8647,6 @@
               <w:rPr>
                 <w:rFonts w:asciiTheme="majorHAnsi" w:hAnsiTheme="majorHAnsi" w:cstheme="majorHAnsi"/>
               </w:rPr>
-              <w:lastRenderedPageBreak/>
               <w:t>TOTAL ON-SITE RELEASES</w:t>
             </w:r>
           </w:p>
@@ -8405,21 +8699,7 @@
               <w:rPr>
                 <w:rFonts w:asciiTheme="majorHAnsi" w:hAnsiTheme="majorHAnsi" w:cstheme="majorHAnsi"/>
               </w:rPr>
-              <w:t xml:space="preserve">Reported annual quantity used for the current-release control and next-year outcome. </w:t>
-            </w:r>
-            <w:proofErr w:type="gramStart"/>
-            <w:r>
-              <w:rPr>
-                <w:rFonts w:asciiTheme="majorHAnsi" w:hAnsiTheme="majorHAnsi" w:cstheme="majorHAnsi"/>
-              </w:rPr>
-              <w:t>log(</w:t>
-            </w:r>
-            <w:proofErr w:type="gramEnd"/>
-            <w:r>
-              <w:rPr>
-                <w:rFonts w:asciiTheme="majorHAnsi" w:hAnsiTheme="majorHAnsi" w:cstheme="majorHAnsi"/>
-              </w:rPr>
-              <w:t>1 + release) is used as a control when appropriate.</w:t>
+              <w:t>Reported annual quantity used for the current-release control and next-year outcome. log(1 + release) is used as a control when appropriate.</w:t>
             </w:r>
           </w:p>
         </w:tc>
@@ -9896,7 +10176,7 @@
               <w:rPr>
                 <w:rFonts w:asciiTheme="majorHAnsi" w:hAnsiTheme="majorHAnsi" w:cstheme="majorHAnsi"/>
               </w:rPr>
-              <w:t>Provides a transparent minimum exposure count for a rare category; the final analysis will also inspect outcome events, separation, and confidence-interval width.</w:t>
+              <w:t>Provides a transparent minimum exposure count for a rare action type; the final analysis will also inspect outcome events, separation, and confidence-interval width.</w:t>
             </w:r>
           </w:p>
         </w:tc>
@@ -10298,21 +10578,7 @@
         <w:rPr>
           <w:rFonts w:asciiTheme="majorHAnsi" w:hAnsiTheme="majorHAnsi" w:cstheme="majorHAnsi"/>
         </w:rPr>
-        <w:t>Formula or Mathematical Principle: n = Z²</w:t>
-      </w:r>
-      <w:proofErr w:type="gramStart"/>
-      <w:r>
-        <w:rPr>
-          <w:rFonts w:asciiTheme="majorHAnsi" w:hAnsiTheme="majorHAnsi" w:cstheme="majorHAnsi"/>
-        </w:rPr>
-        <w:t>p(</w:t>
-      </w:r>
-      <w:proofErr w:type="gramEnd"/>
-      <w:r>
-        <w:rPr>
-          <w:rFonts w:asciiTheme="majorHAnsi" w:hAnsiTheme="majorHAnsi" w:cstheme="majorHAnsi"/>
-        </w:rPr>
-        <w:t>1 - p)/e².</w:t>
+        <w:t>Formula or Mathematical Principle: n = Z²p(1 - p)/e².</w:t>
       </w:r>
     </w:p>
     <w:p>
@@ -10535,133 +10801,7 @@
         <w:rPr>
           <w:rFonts w:asciiTheme="majorHAnsi" w:hAnsiTheme="majorHAnsi" w:cstheme="majorHAnsi"/>
         </w:rPr>
-        <w:t>Formula and Substitution: Let r = (1 - .0486)/.0486 = 19.576. Let p̄ = (p₁ + rp₀)</w:t>
-      </w:r>
-      <w:proofErr w:type="gramStart"/>
-      <w:r>
-        <w:rPr>
-          <w:rFonts w:asciiTheme="majorHAnsi" w:hAnsiTheme="majorHAnsi" w:cstheme="majorHAnsi"/>
-        </w:rPr>
-        <w:t>/(</w:t>
-      </w:r>
-      <w:proofErr w:type="gramEnd"/>
-      <w:r>
-        <w:rPr>
-          <w:rFonts w:asciiTheme="majorHAnsi" w:hAnsiTheme="majorHAnsi" w:cstheme="majorHAnsi"/>
-        </w:rPr>
-        <w:t>1 + r) = .31587. The required exposed-group size is n₁ = {Z₁₋α/₂</w:t>
-      </w:r>
-      <w:proofErr w:type="gramStart"/>
-      <w:r>
-        <w:rPr>
-          <w:rFonts w:asciiTheme="majorHAnsi" w:hAnsiTheme="majorHAnsi" w:cstheme="majorHAnsi"/>
-        </w:rPr>
-        <w:t>√[</w:t>
-      </w:r>
-      <w:proofErr w:type="gramEnd"/>
-      <w:r>
-        <w:rPr>
-          <w:rFonts w:asciiTheme="majorHAnsi" w:hAnsiTheme="majorHAnsi" w:cstheme="majorHAnsi"/>
-        </w:rPr>
-        <w:t>(1 + 1/</w:t>
-      </w:r>
-      <w:proofErr w:type="gramStart"/>
-      <w:r>
-        <w:rPr>
-          <w:rFonts w:asciiTheme="majorHAnsi" w:hAnsiTheme="majorHAnsi" w:cstheme="majorHAnsi"/>
-        </w:rPr>
-        <w:t>r)p̄</w:t>
-      </w:r>
-      <w:proofErr w:type="gramEnd"/>
-      <w:r>
-        <w:rPr>
-          <w:rFonts w:asciiTheme="majorHAnsi" w:hAnsiTheme="majorHAnsi" w:cstheme="majorHAnsi"/>
-        </w:rPr>
-        <w:t>(1 - p̄)] + Z₁₋β</w:t>
-      </w:r>
-      <w:proofErr w:type="gramStart"/>
-      <w:r>
-        <w:rPr>
-          <w:rFonts w:asciiTheme="majorHAnsi" w:hAnsiTheme="majorHAnsi" w:cstheme="majorHAnsi"/>
-        </w:rPr>
-        <w:t>√[</w:t>
-      </w:r>
-      <w:proofErr w:type="gramEnd"/>
-      <w:r>
-        <w:rPr>
-          <w:rFonts w:asciiTheme="majorHAnsi" w:hAnsiTheme="majorHAnsi" w:cstheme="majorHAnsi"/>
-        </w:rPr>
-        <w:t>p</w:t>
-      </w:r>
-      <w:proofErr w:type="gramStart"/>
-      <w:r>
-        <w:rPr>
-          <w:rFonts w:asciiTheme="majorHAnsi" w:hAnsiTheme="majorHAnsi" w:cstheme="majorHAnsi"/>
-        </w:rPr>
-        <w:t>₁(</w:t>
-      </w:r>
-      <w:proofErr w:type="gramEnd"/>
-      <w:r>
-        <w:rPr>
-          <w:rFonts w:asciiTheme="majorHAnsi" w:hAnsiTheme="majorHAnsi" w:cstheme="majorHAnsi"/>
-        </w:rPr>
-        <w:t>1 - p₁) + p</w:t>
-      </w:r>
-      <w:proofErr w:type="gramStart"/>
-      <w:r>
-        <w:rPr>
-          <w:rFonts w:asciiTheme="majorHAnsi" w:hAnsiTheme="majorHAnsi" w:cstheme="majorHAnsi"/>
-        </w:rPr>
-        <w:t>₀(</w:t>
-      </w:r>
-      <w:proofErr w:type="gramEnd"/>
-      <w:r>
-        <w:rPr>
-          <w:rFonts w:asciiTheme="majorHAnsi" w:hAnsiTheme="majorHAnsi" w:cstheme="majorHAnsi"/>
-        </w:rPr>
-        <w:t>1 - p₀)/r</w:t>
-      </w:r>
-      <w:proofErr w:type="gramStart"/>
-      <w:r>
-        <w:rPr>
-          <w:rFonts w:asciiTheme="majorHAnsi" w:hAnsiTheme="majorHAnsi" w:cstheme="majorHAnsi"/>
-        </w:rPr>
-        <w:t>]}²/(</w:t>
-      </w:r>
-      <w:proofErr w:type="gramEnd"/>
-      <w:r>
-        <w:rPr>
-          <w:rFonts w:asciiTheme="majorHAnsi" w:hAnsiTheme="majorHAnsi" w:cstheme="majorHAnsi"/>
-        </w:rPr>
-        <w:t>p₁ - p</w:t>
-      </w:r>
-      <w:proofErr w:type="gramStart"/>
-      <w:r>
-        <w:rPr>
-          <w:rFonts w:asciiTheme="majorHAnsi" w:hAnsiTheme="majorHAnsi" w:cstheme="majorHAnsi"/>
-        </w:rPr>
-        <w:t>₀)²</w:t>
-      </w:r>
-      <w:proofErr w:type="gramEnd"/>
-      <w:r>
-        <w:rPr>
-          <w:rFonts w:asciiTheme="majorHAnsi" w:hAnsiTheme="majorHAnsi" w:cstheme="majorHAnsi"/>
-        </w:rPr>
-        <w:t>. Substitution gives n₁ = 524.26. Therefore, total n = n</w:t>
-      </w:r>
-      <w:proofErr w:type="gramStart"/>
-      <w:r>
-        <w:rPr>
-          <w:rFonts w:asciiTheme="majorHAnsi" w:hAnsiTheme="majorHAnsi" w:cstheme="majorHAnsi"/>
-        </w:rPr>
-        <w:t>₁(</w:t>
-      </w:r>
-      <w:proofErr w:type="gramEnd"/>
-      <w:r>
-        <w:rPr>
-          <w:rFonts w:asciiTheme="majorHAnsi" w:hAnsiTheme="majorHAnsi" w:cstheme="majorHAnsi"/>
-        </w:rPr>
-        <w:t>1 + r) = 10,788.25, rounded upward.</w:t>
+        <w:t>Formula and Substitution: Let r = (1 - .0486)/.0486 = 19.576. Let p̄ = (p₁ + rp₀)/(1 + r) = .31587. The required exposed-group size is n₁ = {Z₁₋α/₂√[(1 + 1/r)p̄(1 - p̄)] + Z₁₋β√[p₁(1 - p₁) + p₀(1 - p₀)/r]}²/(p₁ - p₀)². Substitution gives n₁ = 524.26. Therefore, total n = n₁(1 + r) = 10,788.25, rounded upward.</w:t>
       </w:r>
     </w:p>
     <w:p>
@@ -10713,21 +10853,39 @@
           <w:rFonts w:cstheme="majorHAnsi"/>
           <w:szCs w:val="22"/>
         </w:rPr>
-        <w:t>RQ3: Rare-Category Stability</w:t>
+        <w:t xml:space="preserve">RQ3: </w:t>
+      </w:r>
+      <w:r>
+        <w:rPr>
+          <w:rFonts w:cstheme="majorHAnsi"/>
+          <w:szCs w:val="22"/>
+        </w:rPr>
+        <w:t>Two-Proportion Comparison</w:t>
       </w:r>
     </w:p>
     <w:p>
       <w:pPr>
-        <w:ind w:left="720"/>
-        <w:rPr>
-          <w:rFonts w:asciiTheme="majorHAnsi" w:hAnsiTheme="majorHAnsi" w:cstheme="majorHAnsi"/>
-        </w:rPr>
-      </w:pPr>
-      <w:r>
-        <w:rPr>
-          <w:rFonts w:asciiTheme="majorHAnsi" w:hAnsiTheme="majorHAnsi" w:cstheme="majorHAnsi"/>
-        </w:rPr>
-        <w:t>n = m/π = 200/.0020 = 100,000</w:t>
+        <w:ind w:firstLine="0"/>
+        <w:rPr>
+          <w:rFonts w:asciiTheme="majorHAnsi" w:hAnsiTheme="majorHAnsi" w:cstheme="majorHAnsi"/>
+          <w:lang w:val="en-IN"/>
+        </w:rPr>
+      </w:pPr>
+      <w:r>
+        <w:rPr>
+          <w:rFonts w:asciiTheme="majorHAnsi" w:hAnsiTheme="majorHAnsi" w:cstheme="majorHAnsi"/>
+          <w:b/>
+          <w:bCs/>
+          <w:lang w:val="en-IN"/>
+        </w:rPr>
+        <w:t>Concept:</w:t>
+      </w:r>
+      <w:r>
+        <w:rPr>
+          <w:rFonts w:asciiTheme="majorHAnsi" w:hAnsiTheme="majorHAnsi" w:cstheme="majorHAnsi"/>
+          <w:lang w:val="en-IN"/>
+        </w:rPr>
+        <w:t xml:space="preserve"> Compare the next-year reduction rate for one action type with the rate for records reporting no action.</w:t>
       </w:r>
     </w:p>
     <w:p>
@@ -10735,20 +10893,17 @@
         <w:ind w:firstLine="0"/>
         <w:rPr>
           <w:rFonts w:asciiTheme="majorHAnsi" w:hAnsiTheme="majorHAnsi" w:cstheme="majorHAnsi"/>
+          <w:lang w:val="en-IN"/>
         </w:rPr>
       </w:pPr>
       <w:r>
         <w:rPr>
           <w:rFonts w:asciiTheme="majorHAnsi" w:hAnsiTheme="majorHAnsi" w:cstheme="majorHAnsi"/>
           <w:b/>
-        </w:rPr>
-        <w:t xml:space="preserve">Variable Definition: </w:t>
-      </w:r>
-      <w:r>
-        <w:rPr>
-          <w:rFonts w:asciiTheme="majorHAnsi" w:hAnsiTheme="majorHAnsi" w:cstheme="majorHAnsi"/>
-        </w:rPr>
-        <w:t>m = desired exposed records in the rare category; pi = preliminary category prevalence of .0020, or .20%.</w:t>
+          <w:bCs/>
+          <w:lang w:val="en-IN"/>
+        </w:rPr>
+        <w:t>Formula:</w:t>
       </w:r>
     </w:p>
     <w:p>
@@ -10756,90 +10911,845 @@
         <w:ind w:firstLine="0"/>
         <w:rPr>
           <w:rFonts w:asciiTheme="majorHAnsi" w:hAnsiTheme="majorHAnsi" w:cstheme="majorHAnsi"/>
-        </w:rPr>
-      </w:pPr>
-      <w:r>
-        <w:rPr>
-          <w:rFonts w:asciiTheme="majorHAnsi" w:hAnsiTheme="majorHAnsi" w:cstheme="majorHAnsi"/>
-          <w:b/>
-        </w:rPr>
-        <w:t xml:space="preserve">Substitution, Setup, or Step-by-Step Explanation: </w:t>
-      </w:r>
-      <w:r>
-        <w:rPr>
-          <w:rFonts w:asciiTheme="majorHAnsi" w:hAnsiTheme="majorHAnsi" w:cstheme="majorHAnsi"/>
-        </w:rPr>
-        <w:t xml:space="preserve">At a reduction rate near .315, 200 exposed records yield about </w:t>
-      </w:r>
-      <w:r>
-        <w:rPr>
-          <w:rFonts w:asciiTheme="majorHAnsi" w:hAnsiTheme="majorHAnsi" w:cstheme="majorHAnsi"/>
-        </w:rPr>
-        <w:t>200 × .315</w:t>
-      </w:r>
-      <w:r>
-        <w:rPr>
-          <w:rFonts w:asciiTheme="majorHAnsi" w:hAnsiTheme="majorHAnsi" w:cstheme="majorHAnsi"/>
-        </w:rPr>
-        <w:t xml:space="preserve"> = 63 reduction events. This supports one category coefficient in a deliberately limited model.</w:t>
-      </w:r>
+          <w:lang w:val="en-IN"/>
+        </w:rPr>
+      </w:pPr>
+      <m:oMathPara>
+        <m:oMath>
+          <m:sSub>
+            <m:sSubPr>
+              <m:ctrlPr>
+                <w:rPr>
+                  <w:rFonts w:ascii="Cambria Math" w:hAnsi="Cambria Math" w:cstheme="majorHAnsi"/>
+                  <w:lang w:val="en-IN"/>
+                </w:rPr>
+              </m:ctrlPr>
+            </m:sSubPr>
+            <m:e>
+              <m:r>
+                <w:rPr>
+                  <w:rFonts w:ascii="Cambria Math" w:hAnsi="Cambria Math" w:cstheme="majorHAnsi"/>
+                  <w:lang w:val="en-IN"/>
+                </w:rPr>
+                <m:t>n</m:t>
+              </m:r>
+            </m:e>
+            <m:sub>
+              <m:r>
+                <w:rPr>
+                  <w:rFonts w:ascii="Cambria Math" w:hAnsi="Cambria Math" w:cstheme="majorHAnsi"/>
+                  <w:lang w:val="en-IN"/>
+                </w:rPr>
+                <m:t>1</m:t>
+              </m:r>
+            </m:sub>
+          </m:sSub>
+          <m:r>
+            <w:rPr>
+              <w:rFonts w:ascii="Cambria Math" w:hAnsi="Cambria Math" w:cstheme="majorHAnsi"/>
+              <w:lang w:val="en-IN"/>
+            </w:rPr>
+            <m:t>=</m:t>
+          </m:r>
+          <m:f>
+            <m:fPr>
+              <m:ctrlPr>
+                <w:rPr>
+                  <w:rFonts w:ascii="Cambria Math" w:hAnsi="Cambria Math" w:cstheme="majorHAnsi"/>
+                  <w:lang w:val="en-IN"/>
+                </w:rPr>
+              </m:ctrlPr>
+            </m:fPr>
+            <m:num>
+              <m:sSup>
+                <m:sSupPr>
+                  <m:ctrlPr>
+                    <w:rPr>
+                      <w:rFonts w:ascii="Cambria Math" w:hAnsi="Cambria Math" w:cstheme="majorHAnsi"/>
+                      <w:lang w:val="en-IN"/>
+                    </w:rPr>
+                  </m:ctrlPr>
+                </m:sSupPr>
+                <m:e>
+                  <m:d>
+                    <m:dPr>
+                      <m:begChr m:val="["/>
+                      <m:sepChr m:val="+"/>
+                      <m:endChr m:val="]"/>
+                      <m:ctrlPr>
+                        <w:rPr>
+                          <w:rFonts w:ascii="Cambria Math" w:hAnsi="Cambria Math" w:cstheme="majorHAnsi"/>
+                          <w:lang w:val="en-IN"/>
+                        </w:rPr>
+                      </m:ctrlPr>
+                    </m:dPr>
+                    <m:e>
+                      <m:sSub>
+                        <m:sSubPr>
+                          <m:ctrlPr>
+                            <w:rPr>
+                              <w:rFonts w:ascii="Cambria Math" w:hAnsi="Cambria Math" w:cstheme="majorHAnsi"/>
+                              <w:lang w:val="en-IN"/>
+                            </w:rPr>
+                          </m:ctrlPr>
+                        </m:sSubPr>
+                        <m:e>
+                          <m:r>
+                            <w:rPr>
+                              <w:rFonts w:ascii="Cambria Math" w:hAnsi="Cambria Math" w:cstheme="majorHAnsi"/>
+                              <w:lang w:val="en-IN"/>
+                            </w:rPr>
+                            <m:t>z</m:t>
+                          </m:r>
+                        </m:e>
+                        <m:sub>
+                          <m:r>
+                            <w:rPr>
+                              <w:rFonts w:ascii="Cambria Math" w:hAnsi="Cambria Math" w:cstheme="majorHAnsi"/>
+                              <w:lang w:val="en-IN"/>
+                            </w:rPr>
+                            <m:t>1-α</m:t>
+                          </m:r>
+                          <m:r>
+                            <m:rPr>
+                              <m:sty m:val="p"/>
+                            </m:rPr>
+                            <w:rPr>
+                              <w:rFonts w:ascii="Cambria Math" w:hAnsi="Cambria Math" w:cstheme="majorHAnsi"/>
+                              <w:lang w:val="en-IN"/>
+                            </w:rPr>
+                            <m:t>/</m:t>
+                          </m:r>
+                          <m:r>
+                            <w:rPr>
+                              <w:rFonts w:ascii="Cambria Math" w:hAnsi="Cambria Math" w:cstheme="majorHAnsi"/>
+                              <w:lang w:val="en-IN"/>
+                            </w:rPr>
+                            <m:t>2</m:t>
+                          </m:r>
+                        </m:sub>
+                      </m:sSub>
+                      <m:rad>
+                        <m:radPr>
+                          <m:degHide m:val="1"/>
+                          <m:ctrlPr>
+                            <w:rPr>
+                              <w:rFonts w:ascii="Cambria Math" w:hAnsi="Cambria Math" w:cstheme="majorHAnsi"/>
+                              <w:lang w:val="en-IN"/>
+                            </w:rPr>
+                          </m:ctrlPr>
+                        </m:radPr>
+                        <m:deg/>
+                        <m:e>
+                          <m:acc>
+                            <m:accPr>
+                              <m:chr m:val="ˉ"/>
+                              <m:ctrlPr>
+                                <w:rPr>
+                                  <w:rFonts w:ascii="Cambria Math" w:hAnsi="Cambria Math" w:cstheme="majorHAnsi"/>
+                                  <w:lang w:val="en-IN"/>
+                                </w:rPr>
+                              </m:ctrlPr>
+                            </m:accPr>
+                            <m:e>
+                              <m:r>
+                                <w:rPr>
+                                  <w:rFonts w:ascii="Cambria Math" w:hAnsi="Cambria Math" w:cstheme="majorHAnsi"/>
+                                  <w:lang w:val="en-IN"/>
+                                </w:rPr>
+                                <m:t>p</m:t>
+                              </m:r>
+                            </m:e>
+                          </m:acc>
+                          <m:r>
+                            <w:rPr>
+                              <w:rFonts w:ascii="Cambria Math" w:hAnsi="Cambria Math" w:cstheme="majorHAnsi"/>
+                              <w:lang w:val="en-IN"/>
+                            </w:rPr>
+                            <m:t>(1-</m:t>
+                          </m:r>
+                          <m:acc>
+                            <m:accPr>
+                              <m:chr m:val="ˉ"/>
+                              <m:ctrlPr>
+                                <w:rPr>
+                                  <w:rFonts w:ascii="Cambria Math" w:hAnsi="Cambria Math" w:cstheme="majorHAnsi"/>
+                                  <w:lang w:val="en-IN"/>
+                                </w:rPr>
+                              </m:ctrlPr>
+                            </m:accPr>
+                            <m:e>
+                              <m:r>
+                                <w:rPr>
+                                  <w:rFonts w:ascii="Cambria Math" w:hAnsi="Cambria Math" w:cstheme="majorHAnsi"/>
+                                  <w:lang w:val="en-IN"/>
+                                </w:rPr>
+                                <m:t>p</m:t>
+                              </m:r>
+                            </m:e>
+                          </m:acc>
+                          <m:r>
+                            <w:rPr>
+                              <w:rFonts w:ascii="Cambria Math" w:hAnsi="Cambria Math" w:cstheme="majorHAnsi"/>
+                              <w:lang w:val="en-IN"/>
+                            </w:rPr>
+                            <m:t>)(1+1</m:t>
+                          </m:r>
+                          <m:r>
+                            <m:rPr>
+                              <m:sty m:val="p"/>
+                            </m:rPr>
+                            <w:rPr>
+                              <w:rFonts w:ascii="Cambria Math" w:hAnsi="Cambria Math" w:cstheme="majorHAnsi"/>
+                              <w:lang w:val="en-IN"/>
+                            </w:rPr>
+                            <m:t>/</m:t>
+                          </m:r>
+                          <m:r>
+                            <w:rPr>
+                              <w:rFonts w:ascii="Cambria Math" w:hAnsi="Cambria Math" w:cstheme="majorHAnsi"/>
+                              <w:lang w:val="en-IN"/>
+                            </w:rPr>
+                            <m:t>r)</m:t>
+                          </m:r>
+                        </m:e>
+                      </m:rad>
+                    </m:e>
+                    <m:e>
+                      <m:sSub>
+                        <m:sSubPr>
+                          <m:ctrlPr>
+                            <w:rPr>
+                              <w:rFonts w:ascii="Cambria Math" w:hAnsi="Cambria Math" w:cstheme="majorHAnsi"/>
+                              <w:lang w:val="en-IN"/>
+                            </w:rPr>
+                          </m:ctrlPr>
+                        </m:sSubPr>
+                        <m:e>
+                          <m:r>
+                            <w:rPr>
+                              <w:rFonts w:ascii="Cambria Math" w:hAnsi="Cambria Math" w:cstheme="majorHAnsi"/>
+                              <w:lang w:val="en-IN"/>
+                            </w:rPr>
+                            <m:t>z</m:t>
+                          </m:r>
+                        </m:e>
+                        <m:sub>
+                          <m:r>
+                            <w:rPr>
+                              <w:rFonts w:ascii="Cambria Math" w:hAnsi="Cambria Math" w:cstheme="majorHAnsi"/>
+                              <w:lang w:val="en-IN"/>
+                            </w:rPr>
+                            <m:t>1-β</m:t>
+                          </m:r>
+                        </m:sub>
+                      </m:sSub>
+                      <m:rad>
+                        <m:radPr>
+                          <m:degHide m:val="1"/>
+                          <m:ctrlPr>
+                            <w:rPr>
+                              <w:rFonts w:ascii="Cambria Math" w:hAnsi="Cambria Math" w:cstheme="majorHAnsi"/>
+                              <w:lang w:val="en-IN"/>
+                            </w:rPr>
+                          </m:ctrlPr>
+                        </m:radPr>
+                        <m:deg/>
+                        <m:e>
+                          <m:sSub>
+                            <m:sSubPr>
+                              <m:ctrlPr>
+                                <w:rPr>
+                                  <w:rFonts w:ascii="Cambria Math" w:hAnsi="Cambria Math" w:cstheme="majorHAnsi"/>
+                                  <w:lang w:val="en-IN"/>
+                                </w:rPr>
+                              </m:ctrlPr>
+                            </m:sSubPr>
+                            <m:e>
+                              <m:r>
+                                <w:rPr>
+                                  <w:rFonts w:ascii="Cambria Math" w:hAnsi="Cambria Math" w:cstheme="majorHAnsi"/>
+                                  <w:lang w:val="en-IN"/>
+                                </w:rPr>
+                                <m:t>p</m:t>
+                              </m:r>
+                            </m:e>
+                            <m:sub>
+                              <m:r>
+                                <w:rPr>
+                                  <w:rFonts w:ascii="Cambria Math" w:hAnsi="Cambria Math" w:cstheme="majorHAnsi"/>
+                                  <w:lang w:val="en-IN"/>
+                                </w:rPr>
+                                <m:t>1</m:t>
+                              </m:r>
+                            </m:sub>
+                          </m:sSub>
+                          <m:r>
+                            <w:rPr>
+                              <w:rFonts w:ascii="Cambria Math" w:hAnsi="Cambria Math" w:cstheme="majorHAnsi"/>
+                              <w:lang w:val="en-IN"/>
+                            </w:rPr>
+                            <m:t>(1-</m:t>
+                          </m:r>
+                          <m:sSub>
+                            <m:sSubPr>
+                              <m:ctrlPr>
+                                <w:rPr>
+                                  <w:rFonts w:ascii="Cambria Math" w:hAnsi="Cambria Math" w:cstheme="majorHAnsi"/>
+                                  <w:lang w:val="en-IN"/>
+                                </w:rPr>
+                              </m:ctrlPr>
+                            </m:sSubPr>
+                            <m:e>
+                              <m:r>
+                                <w:rPr>
+                                  <w:rFonts w:ascii="Cambria Math" w:hAnsi="Cambria Math" w:cstheme="majorHAnsi"/>
+                                  <w:lang w:val="en-IN"/>
+                                </w:rPr>
+                                <m:t>p</m:t>
+                              </m:r>
+                            </m:e>
+                            <m:sub>
+                              <m:r>
+                                <w:rPr>
+                                  <w:rFonts w:ascii="Cambria Math" w:hAnsi="Cambria Math" w:cstheme="majorHAnsi"/>
+                                  <w:lang w:val="en-IN"/>
+                                </w:rPr>
+                                <m:t>1</m:t>
+                              </m:r>
+                            </m:sub>
+                          </m:sSub>
+                          <m:r>
+                            <w:rPr>
+                              <w:rFonts w:ascii="Cambria Math" w:hAnsi="Cambria Math" w:cstheme="majorHAnsi"/>
+                              <w:lang w:val="en-IN"/>
+                            </w:rPr>
+                            <m:t>)+</m:t>
+                          </m:r>
+                          <m:sSub>
+                            <m:sSubPr>
+                              <m:ctrlPr>
+                                <w:rPr>
+                                  <w:rFonts w:ascii="Cambria Math" w:hAnsi="Cambria Math" w:cstheme="majorHAnsi"/>
+                                  <w:lang w:val="en-IN"/>
+                                </w:rPr>
+                              </m:ctrlPr>
+                            </m:sSubPr>
+                            <m:e>
+                              <m:r>
+                                <w:rPr>
+                                  <w:rFonts w:ascii="Cambria Math" w:hAnsi="Cambria Math" w:cstheme="majorHAnsi"/>
+                                  <w:lang w:val="en-IN"/>
+                                </w:rPr>
+                                <m:t>p</m:t>
+                              </m:r>
+                            </m:e>
+                            <m:sub>
+                              <m:r>
+                                <w:rPr>
+                                  <w:rFonts w:ascii="Cambria Math" w:hAnsi="Cambria Math" w:cstheme="majorHAnsi"/>
+                                  <w:lang w:val="en-IN"/>
+                                </w:rPr>
+                                <m:t>0</m:t>
+                              </m:r>
+                            </m:sub>
+                          </m:sSub>
+                          <m:r>
+                            <w:rPr>
+                              <w:rFonts w:ascii="Cambria Math" w:hAnsi="Cambria Math" w:cstheme="majorHAnsi"/>
+                              <w:lang w:val="en-IN"/>
+                            </w:rPr>
+                            <m:t>(1-</m:t>
+                          </m:r>
+                          <m:sSub>
+                            <m:sSubPr>
+                              <m:ctrlPr>
+                                <w:rPr>
+                                  <w:rFonts w:ascii="Cambria Math" w:hAnsi="Cambria Math" w:cstheme="majorHAnsi"/>
+                                  <w:lang w:val="en-IN"/>
+                                </w:rPr>
+                              </m:ctrlPr>
+                            </m:sSubPr>
+                            <m:e>
+                              <m:r>
+                                <w:rPr>
+                                  <w:rFonts w:ascii="Cambria Math" w:hAnsi="Cambria Math" w:cstheme="majorHAnsi"/>
+                                  <w:lang w:val="en-IN"/>
+                                </w:rPr>
+                                <m:t>p</m:t>
+                              </m:r>
+                            </m:e>
+                            <m:sub>
+                              <m:r>
+                                <w:rPr>
+                                  <w:rFonts w:ascii="Cambria Math" w:hAnsi="Cambria Math" w:cstheme="majorHAnsi"/>
+                                  <w:lang w:val="en-IN"/>
+                                </w:rPr>
+                                <m:t>0</m:t>
+                              </m:r>
+                            </m:sub>
+                          </m:sSub>
+                          <m:r>
+                            <w:rPr>
+                              <w:rFonts w:ascii="Cambria Math" w:hAnsi="Cambria Math" w:cstheme="majorHAnsi"/>
+                              <w:lang w:val="en-IN"/>
+                            </w:rPr>
+                            <m:t>)</m:t>
+                          </m:r>
+                          <m:r>
+                            <m:rPr>
+                              <m:sty m:val="p"/>
+                            </m:rPr>
+                            <w:rPr>
+                              <w:rFonts w:ascii="Cambria Math" w:hAnsi="Cambria Math" w:cstheme="majorHAnsi"/>
+                              <w:lang w:val="en-IN"/>
+                            </w:rPr>
+                            <m:t>/</m:t>
+                          </m:r>
+                          <m:r>
+                            <w:rPr>
+                              <w:rFonts w:ascii="Cambria Math" w:hAnsi="Cambria Math" w:cstheme="majorHAnsi"/>
+                              <w:lang w:val="en-IN"/>
+                            </w:rPr>
+                            <m:t>r</m:t>
+                          </m:r>
+                        </m:e>
+                      </m:rad>
+                    </m:e>
+                  </m:d>
+                </m:e>
+                <m:sup>
+                  <m:r>
+                    <w:rPr>
+                      <w:rFonts w:ascii="Cambria Math" w:hAnsi="Cambria Math" w:cstheme="majorHAnsi"/>
+                      <w:lang w:val="en-IN"/>
+                    </w:rPr>
+                    <m:t>2</m:t>
+                  </m:r>
+                </m:sup>
+              </m:sSup>
+            </m:num>
+            <m:den>
+              <m:sSup>
+                <m:sSupPr>
+                  <m:ctrlPr>
+                    <w:rPr>
+                      <w:rFonts w:ascii="Cambria Math" w:hAnsi="Cambria Math" w:cstheme="majorHAnsi"/>
+                      <w:lang w:val="en-IN"/>
+                    </w:rPr>
+                  </m:ctrlPr>
+                </m:sSupPr>
+                <m:e>
+                  <m:d>
+                    <m:dPr>
+                      <m:ctrlPr>
+                        <w:rPr>
+                          <w:rFonts w:ascii="Cambria Math" w:hAnsi="Cambria Math" w:cstheme="majorHAnsi"/>
+                          <w:lang w:val="en-IN"/>
+                        </w:rPr>
+                      </m:ctrlPr>
+                    </m:dPr>
+                    <m:e>
+                      <m:sSub>
+                        <m:sSubPr>
+                          <m:ctrlPr>
+                            <w:rPr>
+                              <w:rFonts w:ascii="Cambria Math" w:hAnsi="Cambria Math" w:cstheme="majorHAnsi"/>
+                              <w:lang w:val="en-IN"/>
+                            </w:rPr>
+                          </m:ctrlPr>
+                        </m:sSubPr>
+                        <m:e>
+                          <m:r>
+                            <w:rPr>
+                              <w:rFonts w:ascii="Cambria Math" w:hAnsi="Cambria Math" w:cstheme="majorHAnsi"/>
+                              <w:lang w:val="en-IN"/>
+                            </w:rPr>
+                            <m:t>p</m:t>
+                          </m:r>
+                        </m:e>
+                        <m:sub>
+                          <m:r>
+                            <w:rPr>
+                              <w:rFonts w:ascii="Cambria Math" w:hAnsi="Cambria Math" w:cstheme="majorHAnsi"/>
+                              <w:lang w:val="en-IN"/>
+                            </w:rPr>
+                            <m:t>1</m:t>
+                          </m:r>
+                        </m:sub>
+                      </m:sSub>
+                      <m:r>
+                        <w:rPr>
+                          <w:rFonts w:ascii="Cambria Math" w:hAnsi="Cambria Math" w:cstheme="majorHAnsi"/>
+                          <w:lang w:val="en-IN"/>
+                        </w:rPr>
+                        <m:t>-</m:t>
+                      </m:r>
+                      <m:sSub>
+                        <m:sSubPr>
+                          <m:ctrlPr>
+                            <w:rPr>
+                              <w:rFonts w:ascii="Cambria Math" w:hAnsi="Cambria Math" w:cstheme="majorHAnsi"/>
+                              <w:lang w:val="en-IN"/>
+                            </w:rPr>
+                          </m:ctrlPr>
+                        </m:sSubPr>
+                        <m:e>
+                          <m:r>
+                            <w:rPr>
+                              <w:rFonts w:ascii="Cambria Math" w:hAnsi="Cambria Math" w:cstheme="majorHAnsi"/>
+                              <w:lang w:val="en-IN"/>
+                            </w:rPr>
+                            <m:t>p</m:t>
+                          </m:r>
+                        </m:e>
+                        <m:sub>
+                          <m:r>
+                            <w:rPr>
+                              <w:rFonts w:ascii="Cambria Math" w:hAnsi="Cambria Math" w:cstheme="majorHAnsi"/>
+                              <w:lang w:val="en-IN"/>
+                            </w:rPr>
+                            <m:t>0</m:t>
+                          </m:r>
+                        </m:sub>
+                      </m:sSub>
+                    </m:e>
+                  </m:d>
+                </m:e>
+                <m:sup>
+                  <m:r>
+                    <w:rPr>
+                      <w:rFonts w:ascii="Cambria Math" w:hAnsi="Cambria Math" w:cstheme="majorHAnsi"/>
+                      <w:lang w:val="en-IN"/>
+                    </w:rPr>
+                    <m:t>2</m:t>
+                  </m:r>
+                </m:sup>
+              </m:sSup>
+            </m:den>
+          </m:f>
+          <m:r>
+            <w:rPr>
+              <w:rFonts w:asciiTheme="majorHAnsi" w:hAnsiTheme="majorHAnsi" w:cstheme="majorHAnsi"/>
+              <w:lang w:val="en-IN"/>
+            </w:rPr>
+            <w:br/>
+          </m:r>
+        </m:oMath>
+      </m:oMathPara>
     </w:p>
     <w:p>
       <w:pPr>
         <w:ind w:firstLine="0"/>
         <w:rPr>
           <w:rFonts w:asciiTheme="majorHAnsi" w:hAnsiTheme="majorHAnsi" w:cstheme="majorHAnsi"/>
-        </w:rPr>
-      </w:pPr>
-      <w:r>
-        <w:rPr>
-          <w:rFonts w:asciiTheme="majorHAnsi" w:hAnsiTheme="majorHAnsi" w:cstheme="majorHAnsi"/>
-          <w:b/>
-        </w:rPr>
-        <w:t xml:space="preserve">Final Answer: </w:t>
-      </w:r>
-      <w:r>
-        <w:rPr>
-          <w:rFonts w:asciiTheme="majorHAnsi" w:hAnsiTheme="majorHAnsi" w:cstheme="majorHAnsi"/>
-        </w:rPr>
-        <w:t>Approximately 100,000 eligible records.</w:t>
+          <w:lang w:val="en-IN"/>
+        </w:rPr>
+      </w:pPr>
+      <w:r>
+        <w:rPr>
+          <w:rFonts w:asciiTheme="majorHAnsi" w:hAnsiTheme="majorHAnsi" w:cstheme="majorHAnsi"/>
+          <w:lang w:val="en-IN"/>
+        </w:rPr>
+        <w:t>Where:</w:t>
       </w:r>
     </w:p>
     <w:p>
       <w:pPr>
-        <w:ind w:firstLine="0"/>
-        <w:rPr>
-          <w:rFonts w:asciiTheme="majorHAnsi" w:hAnsiTheme="majorHAnsi" w:cstheme="majorHAnsi"/>
-        </w:rPr>
-      </w:pPr>
-      <w:r>
-        <w:rPr>
-          <w:rFonts w:asciiTheme="majorHAnsi" w:hAnsiTheme="majorHAnsi" w:cstheme="majorHAnsi"/>
-          <w:b/>
-        </w:rPr>
-        <w:t xml:space="preserve">Limitation, Risk, or Diagnostic Note: </w:t>
-      </w:r>
-      <w:r>
-        <w:rPr>
-          <w:rFonts w:asciiTheme="majorHAnsi" w:hAnsiTheme="majorHAnsi" w:cstheme="majorHAnsi"/>
-        </w:rPr>
-        <w:t xml:space="preserve">If the final category remains sparse or separated, its estimate will be labeled </w:t>
-      </w:r>
-      <w:r>
-        <w:rPr>
-          <w:rFonts w:asciiTheme="majorHAnsi" w:hAnsiTheme="majorHAnsi" w:cstheme="majorHAnsi"/>
-        </w:rPr>
-        <w:t>"exploratory,"</w:t>
-      </w:r>
-      <w:r>
-        <w:rPr>
-          <w:rFonts w:asciiTheme="majorHAnsi" w:hAnsiTheme="majorHAnsi" w:cstheme="majorHAnsi"/>
-        </w:rPr>
-        <w:t xml:space="preserve"> or the category will be pooled only with a documented operational rationale.</w:t>
+        <w:numPr>
+          <w:ilvl w:val="0"/>
+          <w:numId w:val="13"/>
+        </w:numPr>
+        <w:rPr>
+          <w:rFonts w:asciiTheme="majorHAnsi" w:hAnsiTheme="majorHAnsi" w:cstheme="majorHAnsi"/>
+          <w:lang w:val="en-IN"/>
+        </w:rPr>
+      </w:pPr>
+      <m:oMath>
+        <m:sSub>
+          <m:sSubPr>
+            <m:ctrlPr>
+              <w:rPr>
+                <w:rFonts w:ascii="Cambria Math" w:hAnsi="Cambria Math" w:cstheme="majorHAnsi"/>
+                <w:lang w:val="en-IN"/>
+              </w:rPr>
+            </m:ctrlPr>
+          </m:sSubPr>
+          <m:e>
+            <m:r>
+              <w:rPr>
+                <w:rFonts w:ascii="Cambria Math" w:hAnsi="Cambria Math" w:cstheme="majorHAnsi"/>
+                <w:lang w:val="en-IN"/>
+              </w:rPr>
+              <m:t>p</m:t>
+            </m:r>
+          </m:e>
+          <m:sub>
+            <m:r>
+              <w:rPr>
+                <w:rFonts w:ascii="Cambria Math" w:hAnsi="Cambria Math" w:cstheme="majorHAnsi"/>
+                <w:lang w:val="en-IN"/>
+              </w:rPr>
+              <m:t>0</m:t>
+            </m:r>
+          </m:sub>
+        </m:sSub>
+        <m:r>
+          <w:rPr>
+            <w:rFonts w:ascii="Cambria Math" w:hAnsi="Cambria Math" w:cstheme="majorHAnsi"/>
+            <w:lang w:val="en-IN"/>
+          </w:rPr>
+          <m:t>=.313</m:t>
+        </m:r>
+      </m:oMath>
+      <w:r>
+        <w:rPr>
+          <w:rFonts w:asciiTheme="majorHAnsi" w:hAnsiTheme="majorHAnsi" w:cstheme="majorHAnsi"/>
+          <w:lang w:val="en-IN"/>
+        </w:rPr>
+        <w:t xml:space="preserve">, the preliminary no-action reduction rate </w:t>
       </w:r>
     </w:p>
     <w:p>
       <w:pPr>
+        <w:numPr>
+          <w:ilvl w:val="0"/>
+          <w:numId w:val="13"/>
+        </w:numPr>
+        <w:rPr>
+          <w:rFonts w:asciiTheme="majorHAnsi" w:hAnsiTheme="majorHAnsi" w:cstheme="majorHAnsi"/>
+          <w:lang w:val="en-IN"/>
+        </w:rPr>
+      </w:pPr>
+      <m:oMath>
+        <m:sSub>
+          <m:sSubPr>
+            <m:ctrlPr>
+              <w:rPr>
+                <w:rFonts w:ascii="Cambria Math" w:hAnsi="Cambria Math" w:cstheme="majorHAnsi"/>
+                <w:lang w:val="en-IN"/>
+              </w:rPr>
+            </m:ctrlPr>
+          </m:sSubPr>
+          <m:e>
+            <m:r>
+              <w:rPr>
+                <w:rFonts w:ascii="Cambria Math" w:hAnsi="Cambria Math" w:cstheme="majorHAnsi"/>
+                <w:lang w:val="en-IN"/>
+              </w:rPr>
+              <m:t>p</m:t>
+            </m:r>
+          </m:e>
+          <m:sub>
+            <m:r>
+              <w:rPr>
+                <w:rFonts w:ascii="Cambria Math" w:hAnsi="Cambria Math" w:cstheme="majorHAnsi"/>
+                <w:lang w:val="en-IN"/>
+              </w:rPr>
+              <m:t>1</m:t>
+            </m:r>
+          </m:sub>
+        </m:sSub>
+        <m:r>
+          <w:rPr>
+            <w:rFonts w:ascii="Cambria Math" w:hAnsi="Cambria Math" w:cstheme="majorHAnsi"/>
+            <w:lang w:val="en-IN"/>
+          </w:rPr>
+          <m:t>=.413</m:t>
+        </m:r>
+      </m:oMath>
+      <w:r>
+        <w:rPr>
+          <w:rFonts w:asciiTheme="majorHAnsi" w:hAnsiTheme="majorHAnsi" w:cstheme="majorHAnsi"/>
+          <w:lang w:val="en-IN"/>
+        </w:rPr>
+        <w:t xml:space="preserve">, representing a 10-percentage-point difference </w:t>
+      </w:r>
+    </w:p>
+    <w:p>
+      <w:pPr>
+        <w:numPr>
+          <w:ilvl w:val="0"/>
+          <w:numId w:val="13"/>
+        </w:numPr>
+        <w:rPr>
+          <w:rFonts w:asciiTheme="majorHAnsi" w:hAnsiTheme="majorHAnsi" w:cstheme="majorHAnsi"/>
+          <w:lang w:val="en-IN"/>
+        </w:rPr>
+      </w:pPr>
+      <m:oMath>
+        <m:r>
+          <w:rPr>
+            <w:rFonts w:ascii="Cambria Math" w:hAnsi="Cambria Math" w:cstheme="majorHAnsi"/>
+            <w:lang w:val="en-IN"/>
+          </w:rPr>
+          <m:t>α=.01</m:t>
+        </m:r>
+      </m:oMath>
+      <w:r>
+        <w:rPr>
+          <w:rFonts w:asciiTheme="majorHAnsi" w:hAnsiTheme="majorHAnsi" w:cstheme="majorHAnsi"/>
+          <w:lang w:val="en-IN"/>
+        </w:rPr>
+        <w:t xml:space="preserve">, a conservative level for five planned comparisons </w:t>
+      </w:r>
+    </w:p>
+    <w:p>
+      <w:pPr>
+        <w:numPr>
+          <w:ilvl w:val="0"/>
+          <w:numId w:val="13"/>
+        </w:numPr>
+        <w:rPr>
+          <w:rFonts w:asciiTheme="majorHAnsi" w:hAnsiTheme="majorHAnsi" w:cstheme="majorHAnsi"/>
+          <w:lang w:val="en-IN"/>
+        </w:rPr>
+      </w:pPr>
+      <w:r>
+        <w:rPr>
+          <w:rFonts w:asciiTheme="majorHAnsi" w:hAnsiTheme="majorHAnsi" w:cstheme="majorHAnsi"/>
+          <w:lang w:val="en-IN"/>
+        </w:rPr>
+        <w:t xml:space="preserve">power </w:t>
+      </w:r>
+      <m:oMath>
+        <m:r>
+          <w:rPr>
+            <w:rFonts w:ascii="Cambria Math" w:hAnsi="Cambria Math" w:cstheme="majorHAnsi"/>
+            <w:lang w:val="en-IN"/>
+          </w:rPr>
+          <m:t>=.80</m:t>
+        </m:r>
+      </m:oMath>
+    </w:p>
+    <w:p>
+      <w:pPr>
+        <w:numPr>
+          <w:ilvl w:val="0"/>
+          <w:numId w:val="13"/>
+        </w:numPr>
+        <w:rPr>
+          <w:rFonts w:asciiTheme="majorHAnsi" w:hAnsiTheme="majorHAnsi" w:cstheme="majorHAnsi"/>
+          <w:lang w:val="en-IN"/>
+        </w:rPr>
+      </w:pPr>
+      <m:oMath>
+        <m:r>
+          <w:rPr>
+            <w:rFonts w:ascii="Cambria Math" w:hAnsi="Cambria Math" w:cstheme="majorHAnsi"/>
+            <w:lang w:val="en-IN"/>
+          </w:rPr>
+          <m:t>r</m:t>
+        </m:r>
+      </m:oMath>
+      <w:r>
+        <w:rPr>
+          <w:rFonts w:asciiTheme="majorHAnsi" w:hAnsiTheme="majorHAnsi" w:cstheme="majorHAnsi"/>
+          <w:lang w:val="en-IN"/>
+        </w:rPr>
+        <w:t xml:space="preserve">is the ratio of no-action records to action-type records </w:t>
+      </w:r>
+    </w:p>
+    <w:p>
+      <w:pPr>
+        <w:ind w:firstLine="0"/>
+        <w:rPr>
+          <w:rFonts w:asciiTheme="majorHAnsi" w:hAnsiTheme="majorHAnsi" w:cstheme="majorHAnsi"/>
+          <w:lang w:val="en-IN"/>
+        </w:rPr>
+      </w:pPr>
+      <w:r>
+        <w:rPr>
+          <w:rFonts w:asciiTheme="majorHAnsi" w:hAnsiTheme="majorHAnsi" w:cstheme="majorHAnsi"/>
+          <w:lang w:val="en-IN"/>
+        </w:rPr>
+        <w:t>For a very large no-action reference group, the required exposed action-type sample is approximately 290 records.</w:t>
+      </w:r>
+    </w:p>
+    <w:p>
+      <w:pPr>
+        <w:ind w:firstLine="0"/>
+        <w:rPr>
+          <w:rFonts w:asciiTheme="majorHAnsi" w:hAnsiTheme="majorHAnsi" w:cstheme="majorHAnsi"/>
+          <w:lang w:val="en-IN"/>
+        </w:rPr>
+      </w:pPr>
+      <w:r>
+        <w:rPr>
+          <w:rFonts w:asciiTheme="majorHAnsi" w:hAnsiTheme="majorHAnsi" w:cstheme="majorHAnsi"/>
+          <w:b/>
+          <w:bCs/>
+          <w:lang w:val="en-IN"/>
+        </w:rPr>
+        <w:lastRenderedPageBreak/>
+        <w:t>Final answer:</w:t>
+      </w:r>
+      <w:r>
+        <w:rPr>
+          <w:rFonts w:asciiTheme="majorHAnsi" w:hAnsiTheme="majorHAnsi" w:cstheme="majorHAnsi"/>
+          <w:lang w:val="en-IN"/>
+        </w:rPr>
+        <w:t xml:space="preserve"> Approximately 290 records are required in each action-type group to detect a 10-percentage-point difference under the stated assumptions.</w:t>
+      </w:r>
+    </w:p>
+    <w:p>
+      <w:pPr>
+        <w:ind w:firstLine="0"/>
+        <w:rPr>
+          <w:rFonts w:asciiTheme="majorHAnsi" w:hAnsiTheme="majorHAnsi" w:cstheme="majorHAnsi"/>
+          <w:lang w:val="en-IN"/>
+        </w:rPr>
+      </w:pPr>
+      <w:r>
+        <w:rPr>
+          <w:rFonts w:asciiTheme="majorHAnsi" w:hAnsiTheme="majorHAnsi" w:cstheme="majorHAnsi"/>
+          <w:b/>
+          <w:bCs/>
+          <w:lang w:val="en-IN"/>
+        </w:rPr>
+        <w:t>Limitation:</w:t>
+      </w:r>
+      <w:r>
+        <w:rPr>
+          <w:rFonts w:asciiTheme="majorHAnsi" w:hAnsiTheme="majorHAnsi" w:cstheme="majorHAnsi"/>
+          <w:lang w:val="en-IN"/>
+        </w:rPr>
+        <w:t xml:space="preserve"> The rarest action type has approximately 245 development records and may not meet this planning target. That comparison will be labelled exploratory and evaluated with Fisher’s exact test and confidence intervals.</w:t>
+      </w:r>
+    </w:p>
+    <w:p>
+      <w:pPr>
+        <w:ind w:firstLine="0"/>
+        <w:rPr>
+          <w:rFonts w:asciiTheme="majorHAnsi" w:hAnsiTheme="majorHAnsi" w:cstheme="majorHAnsi"/>
+          <w:lang w:val="en-IN"/>
+        </w:rPr>
+      </w:pPr>
+      <w:r>
+        <w:rPr>
+          <w:rFonts w:asciiTheme="majorHAnsi" w:hAnsiTheme="majorHAnsi" w:cstheme="majorHAnsi"/>
+          <w:lang w:val="en-IN"/>
+        </w:rPr>
+        <w:t>The exact number can vary slightly depending on the allocation-ratio formula or software used, so state “approximately 290” unless you compute it with your final software.</w:t>
+      </w:r>
+    </w:p>
+    <w:p>
+      <w:pPr>
+        <w:ind w:firstLine="0"/>
+        <w:rPr>
+          <w:rFonts w:asciiTheme="majorHAnsi" w:hAnsiTheme="majorHAnsi" w:cstheme="majorHAnsi"/>
+          <w:lang w:val="en-IN"/>
+        </w:rPr>
+      </w:pPr>
+      <w:r>
+        <w:rPr>
+          <w:rFonts w:asciiTheme="majorHAnsi" w:hAnsiTheme="majorHAnsi" w:cstheme="majorHAnsi"/>
+        </w:rPr>
+        <w:t>The rarest action type contains approximately 245 development records, slightly below the planning target. That comparison may be underpowered for detecting a 10-percentage-point difference and will therefore be treated as exploratory. Fisher’s exact test, confidence intervals, effect size, and the observed rate difference will still be reported.</w:t>
+      </w:r>
+    </w:p>
+    <w:p>
+      <w:pPr>
         <w:pStyle w:val="Heading2"/>
         <w:ind w:firstLine="0"/>
         <w:rPr>
@@ -10895,7 +11805,6 @@
           <w:rFonts w:asciiTheme="majorHAnsi" w:hAnsiTheme="majorHAnsi" w:cstheme="majorHAnsi"/>
           <w:b/>
         </w:rPr>
-        <w:lastRenderedPageBreak/>
         <w:t xml:space="preserve">Variable Definition: </w:t>
       </w:r>
       <w:r>
@@ -11014,6 +11923,7 @@
         <w:rPr>
           <w:rFonts w:asciiTheme="majorHAnsi" w:hAnsiTheme="majorHAnsi" w:cstheme="majorHAnsi"/>
         </w:rPr>
+        <w:lastRenderedPageBreak/>
         <w:br w:type="page"/>
       </w:r>
     </w:p>
@@ -11095,35 +12005,7 @@
         <w:rPr>
           <w:rFonts w:asciiTheme="majorHAnsi" w:hAnsiTheme="majorHAnsi" w:cstheme="majorHAnsi"/>
         </w:rPr>
-        <w:t>χ² = ΣᵢΣ</w:t>
-      </w:r>
-      <w:proofErr w:type="gramStart"/>
-      <w:r>
-        <w:rPr>
-          <w:rFonts w:asciiTheme="majorHAnsi" w:hAnsiTheme="majorHAnsi" w:cstheme="majorHAnsi"/>
-        </w:rPr>
-        <w:t>ⱼ[</w:t>
-      </w:r>
-      <w:proofErr w:type="gramEnd"/>
-      <w:r>
-        <w:rPr>
-          <w:rFonts w:asciiTheme="majorHAnsi" w:hAnsiTheme="majorHAnsi" w:cstheme="majorHAnsi"/>
-        </w:rPr>
-        <w:t xml:space="preserve">(Oᵢⱼ - </w:t>
-      </w:r>
-      <w:proofErr w:type="gramStart"/>
-      <w:r>
-        <w:rPr>
-          <w:rFonts w:asciiTheme="majorHAnsi" w:hAnsiTheme="majorHAnsi" w:cstheme="majorHAnsi"/>
-        </w:rPr>
-        <w:t>Eᵢⱼ)²</w:t>
-      </w:r>
-      <w:proofErr w:type="gramEnd"/>
-      <w:r>
-        <w:rPr>
-          <w:rFonts w:asciiTheme="majorHAnsi" w:hAnsiTheme="majorHAnsi" w:cstheme="majorHAnsi"/>
-        </w:rPr>
-        <w:t>/Eᵢⱼ]</w:t>
+        <w:t>χ² = ΣᵢΣⱼ[(Oᵢⱼ - Eᵢⱼ)²/Eᵢⱼ]</w:t>
       </w:r>
     </w:p>
     <w:p>
@@ -11171,47 +12053,11 @@
           <w:rFonts w:asciiTheme="majorHAnsi" w:hAnsiTheme="majorHAnsi" w:cstheme="majorHAnsi"/>
         </w:rPr>
       </w:pPr>
-      <w:proofErr w:type="gramStart"/>
-      <w:r>
-        <w:rPr>
-          <w:rFonts w:asciiTheme="majorHAnsi" w:hAnsiTheme="majorHAnsi" w:cstheme="majorHAnsi"/>
-        </w:rPr>
-        <w:t>log[</w:t>
-      </w:r>
-      <w:proofErr w:type="gramEnd"/>
-      <w:r>
-        <w:rPr>
-          <w:rFonts w:asciiTheme="majorHAnsi" w:hAnsiTheme="majorHAnsi" w:cstheme="majorHAnsi"/>
-        </w:rPr>
-        <w:t>pᵢ</w:t>
-      </w:r>
-      <w:proofErr w:type="gramStart"/>
-      <w:r>
-        <w:rPr>
-          <w:rFonts w:asciiTheme="majorHAnsi" w:hAnsiTheme="majorHAnsi" w:cstheme="majorHAnsi"/>
-        </w:rPr>
-        <w:t>/(</w:t>
-      </w:r>
-      <w:proofErr w:type="gramEnd"/>
-      <w:r>
-        <w:rPr>
-          <w:rFonts w:asciiTheme="majorHAnsi" w:hAnsiTheme="majorHAnsi" w:cstheme="majorHAnsi"/>
-        </w:rPr>
-        <w:t>1 - pᵢ)] = β₀ + β₁Aᵢ + β₂</w:t>
-      </w:r>
-      <w:proofErr w:type="gramStart"/>
-      <w:r>
-        <w:rPr>
-          <w:rFonts w:asciiTheme="majorHAnsi" w:hAnsiTheme="majorHAnsi" w:cstheme="majorHAnsi"/>
-        </w:rPr>
-        <w:t>log(</w:t>
-      </w:r>
-      <w:proofErr w:type="gramEnd"/>
-      <w:r>
-        <w:rPr>
-          <w:rFonts w:asciiTheme="majorHAnsi" w:hAnsiTheme="majorHAnsi" w:cstheme="majorHAnsi"/>
-        </w:rPr>
-        <w:t>1 + Rᵢ) + β₃Pᵢ + γᵀXᵢ</w:t>
+      <w:r>
+        <w:rPr>
+          <w:rFonts w:asciiTheme="majorHAnsi" w:hAnsiTheme="majorHAnsi" w:cstheme="majorHAnsi"/>
+        </w:rPr>
+        <w:t>log[pᵢ/(1 - pᵢ)] = β₀ + β₁Aᵢ + β₂log(1 + Rᵢ) + β₃Pᵢ + γᵀXᵢ</w:t>
       </w:r>
     </w:p>
     <w:p>
@@ -11270,103 +12116,1269 @@
     </w:p>
     <w:p>
       <w:pPr>
-        <w:ind w:left="720"/>
-        <w:rPr>
-          <w:rFonts w:asciiTheme="majorHAnsi" w:hAnsiTheme="majorHAnsi" w:cstheme="majorHAnsi"/>
-        </w:rPr>
-      </w:pPr>
-      <w:proofErr w:type="gramStart"/>
-      <w:r>
-        <w:rPr>
-          <w:rFonts w:asciiTheme="majorHAnsi" w:hAnsiTheme="majorHAnsi" w:cstheme="majorHAnsi"/>
-        </w:rPr>
-        <w:t>log[</w:t>
-      </w:r>
-      <w:proofErr w:type="gramEnd"/>
-      <w:r>
-        <w:rPr>
-          <w:rFonts w:asciiTheme="majorHAnsi" w:hAnsiTheme="majorHAnsi" w:cstheme="majorHAnsi"/>
-        </w:rPr>
-        <w:t>pᵢ</w:t>
-      </w:r>
-      <w:proofErr w:type="gramStart"/>
-      <w:r>
-        <w:rPr>
-          <w:rFonts w:asciiTheme="majorHAnsi" w:hAnsiTheme="majorHAnsi" w:cstheme="majorHAnsi"/>
-        </w:rPr>
-        <w:t>/(</w:t>
-      </w:r>
-      <w:proofErr w:type="gramEnd"/>
-      <w:r>
-        <w:rPr>
-          <w:rFonts w:asciiTheme="majorHAnsi" w:hAnsiTheme="majorHAnsi" w:cstheme="majorHAnsi"/>
-        </w:rPr>
-        <w:t>1 - pᵢ)] = β₀ + Σ</w:t>
-      </w:r>
-      <w:r>
-        <w:rPr>
-          <w:rFonts w:ascii="Cambria Math" w:hAnsi="Cambria Math" w:cs="Cambria Math"/>
-        </w:rPr>
-        <w:t>ₖ</w:t>
-      </w:r>
-      <w:r>
-        <w:rPr>
-          <w:rFonts w:asciiTheme="majorHAnsi" w:hAnsiTheme="majorHAnsi" w:cstheme="majorHAnsi"/>
-        </w:rPr>
-        <w:t>₌₁⁵β</w:t>
-      </w:r>
-      <w:r>
-        <w:rPr>
-          <w:rFonts w:ascii="Cambria Math" w:hAnsi="Cambria Math" w:cs="Cambria Math"/>
-        </w:rPr>
-        <w:t>ₖ</w:t>
-      </w:r>
-      <w:r>
-        <w:rPr>
-          <w:rFonts w:asciiTheme="majorHAnsi" w:hAnsiTheme="majorHAnsi" w:cstheme="majorHAnsi"/>
-        </w:rPr>
-        <w:t>Cᵢ</w:t>
-      </w:r>
-      <w:r>
-        <w:rPr>
-          <w:rFonts w:ascii="Cambria Math" w:hAnsi="Cambria Math" w:cs="Cambria Math"/>
-        </w:rPr>
-        <w:t>ₖ</w:t>
-      </w:r>
-      <w:r>
-        <w:rPr>
-          <w:rFonts w:asciiTheme="majorHAnsi" w:hAnsiTheme="majorHAnsi" w:cstheme="majorHAnsi"/>
-        </w:rPr>
-        <w:t xml:space="preserve"> + δᵀZᵢ</w:t>
+        <w:rPr>
+          <w:rFonts w:asciiTheme="majorHAnsi" w:hAnsiTheme="majorHAnsi" w:cstheme="majorHAnsi"/>
+          <w:lang w:val="en-IN"/>
+        </w:rPr>
+      </w:pPr>
+      <w:r>
+        <w:rPr>
+          <w:rFonts w:asciiTheme="majorHAnsi" w:hAnsiTheme="majorHAnsi" w:cstheme="majorHAnsi"/>
+          <w:lang w:val="en-IN"/>
+        </w:rPr>
+        <w:t xml:space="preserve">For each action type </w:t>
+      </w:r>
+      <m:oMath>
+        <m:r>
+          <w:rPr>
+            <w:rFonts w:ascii="Cambria Math" w:hAnsi="Cambria Math" w:cstheme="majorHAnsi"/>
+            <w:lang w:val="en-IN"/>
+          </w:rPr>
+          <m:t>k</m:t>
+        </m:r>
+      </m:oMath>
+      <w:r>
+        <w:rPr>
+          <w:rFonts w:asciiTheme="majorHAnsi" w:hAnsiTheme="majorHAnsi" w:cstheme="majorHAnsi"/>
+          <w:lang w:val="en-IN"/>
+        </w:rPr>
+        <w:t>:</w:t>
       </w:r>
     </w:p>
     <w:p>
       <w:pPr>
         <w:rPr>
           <w:rFonts w:asciiTheme="majorHAnsi" w:hAnsiTheme="majorHAnsi" w:cstheme="majorHAnsi"/>
-        </w:rPr>
-      </w:pPr>
-      <w:r>
-        <w:rPr>
-          <w:rFonts w:asciiTheme="majorHAnsi" w:hAnsiTheme="majorHAnsi" w:cstheme="majorHAnsi"/>
-        </w:rPr>
-        <w:t>Cᵢ</w:t>
-      </w:r>
-      <w:r>
-        <w:rPr>
-          <w:rFonts w:ascii="Cambria Math" w:hAnsi="Cambria Math" w:cs="Cambria Math"/>
-        </w:rPr>
-        <w:t>ₖ</w:t>
-      </w:r>
-      <w:r>
-        <w:rPr>
-          <w:rFonts w:asciiTheme="majorHAnsi" w:hAnsiTheme="majorHAnsi" w:cstheme="majorHAnsi"/>
-        </w:rPr>
-        <w:t xml:space="preserve"> is the indicator for action category k, and Zᵢ contains the RQ2 controls. Categories are not mutually exclusive. Report exposure counts, event counts, adjusted odds ratios, confidence intervals, and overlap of uncertainty.</w:t>
-      </w:r>
+          <w:lang w:val="en-IN"/>
+        </w:rPr>
+      </w:pPr>
+      <m:oMathPara>
+        <m:oMath>
+          <m:sSub>
+            <m:sSubPr>
+              <m:ctrlPr>
+                <w:rPr>
+                  <w:rFonts w:ascii="Cambria Math" w:hAnsi="Cambria Math" w:cstheme="majorHAnsi"/>
+                  <w:lang w:val="en-IN"/>
+                </w:rPr>
+              </m:ctrlPr>
+            </m:sSubPr>
+            <m:e>
+              <m:acc>
+                <m:accPr>
+                  <m:ctrlPr>
+                    <w:rPr>
+                      <w:rFonts w:ascii="Cambria Math" w:hAnsi="Cambria Math" w:cstheme="majorHAnsi"/>
+                      <w:lang w:val="en-IN"/>
+                    </w:rPr>
+                  </m:ctrlPr>
+                </m:accPr>
+                <m:e>
+                  <m:r>
+                    <w:rPr>
+                      <w:rFonts w:ascii="Cambria Math" w:hAnsi="Cambria Math" w:cstheme="majorHAnsi"/>
+                      <w:lang w:val="en-IN"/>
+                    </w:rPr>
+                    <m:t>p</m:t>
+                  </m:r>
+                </m:e>
+              </m:acc>
+            </m:e>
+            <m:sub>
+              <m:r>
+                <w:rPr>
+                  <w:rFonts w:ascii="Cambria Math" w:hAnsi="Cambria Math" w:cstheme="majorHAnsi"/>
+                  <w:lang w:val="en-IN"/>
+                </w:rPr>
+                <m:t>k</m:t>
+              </m:r>
+            </m:sub>
+          </m:sSub>
+          <m:r>
+            <w:rPr>
+              <w:rFonts w:ascii="Cambria Math" w:hAnsi="Cambria Math" w:cstheme="majorHAnsi"/>
+              <w:lang w:val="en-IN"/>
+            </w:rPr>
+            <m:t>=</m:t>
+          </m:r>
+          <m:f>
+            <m:fPr>
+              <m:ctrlPr>
+                <w:rPr>
+                  <w:rFonts w:ascii="Cambria Math" w:hAnsi="Cambria Math" w:cstheme="majorHAnsi"/>
+                  <w:lang w:val="en-IN"/>
+                </w:rPr>
+              </m:ctrlPr>
+            </m:fPr>
+            <m:num>
+              <m:sSub>
+                <m:sSubPr>
+                  <m:ctrlPr>
+                    <w:rPr>
+                      <w:rFonts w:ascii="Cambria Math" w:hAnsi="Cambria Math" w:cstheme="majorHAnsi"/>
+                      <w:lang w:val="en-IN"/>
+                    </w:rPr>
+                  </m:ctrlPr>
+                </m:sSubPr>
+                <m:e>
+                  <m:r>
+                    <w:rPr>
+                      <w:rFonts w:ascii="Cambria Math" w:hAnsi="Cambria Math" w:cstheme="majorHAnsi"/>
+                      <w:lang w:val="en-IN"/>
+                    </w:rPr>
+                    <m:t>y</m:t>
+                  </m:r>
+                </m:e>
+                <m:sub>
+                  <m:r>
+                    <w:rPr>
+                      <w:rFonts w:ascii="Cambria Math" w:hAnsi="Cambria Math" w:cstheme="majorHAnsi"/>
+                      <w:lang w:val="en-IN"/>
+                    </w:rPr>
+                    <m:t>k</m:t>
+                  </m:r>
+                </m:sub>
+              </m:sSub>
+            </m:num>
+            <m:den>
+              <m:sSub>
+                <m:sSubPr>
+                  <m:ctrlPr>
+                    <w:rPr>
+                      <w:rFonts w:ascii="Cambria Math" w:hAnsi="Cambria Math" w:cstheme="majorHAnsi"/>
+                      <w:lang w:val="en-IN"/>
+                    </w:rPr>
+                  </m:ctrlPr>
+                </m:sSubPr>
+                <m:e>
+                  <m:r>
+                    <w:rPr>
+                      <w:rFonts w:ascii="Cambria Math" w:hAnsi="Cambria Math" w:cstheme="majorHAnsi"/>
+                      <w:lang w:val="en-IN"/>
+                    </w:rPr>
+                    <m:t>n</m:t>
+                  </m:r>
+                </m:e>
+                <m:sub>
+                  <m:r>
+                    <w:rPr>
+                      <w:rFonts w:ascii="Cambria Math" w:hAnsi="Cambria Math" w:cstheme="majorHAnsi"/>
+                      <w:lang w:val="en-IN"/>
+                    </w:rPr>
+                    <m:t>k</m:t>
+                  </m:r>
+                </m:sub>
+              </m:sSub>
+            </m:den>
+          </m:f>
+          <m:r>
+            <w:rPr>
+              <w:rFonts w:asciiTheme="majorHAnsi" w:hAnsiTheme="majorHAnsi" w:cstheme="majorHAnsi"/>
+              <w:lang w:val="en-IN"/>
+            </w:rPr>
+            <w:br/>
+          </m:r>
+        </m:oMath>
+        <m:oMath>
+          <m:sSub>
+            <m:sSubPr>
+              <m:ctrlPr>
+                <w:rPr>
+                  <w:rFonts w:ascii="Cambria Math" w:hAnsi="Cambria Math" w:cstheme="majorHAnsi"/>
+                  <w:lang w:val="en-IN"/>
+                </w:rPr>
+              </m:ctrlPr>
+            </m:sSubPr>
+            <m:e>
+              <m:acc>
+                <m:accPr>
+                  <m:ctrlPr>
+                    <w:rPr>
+                      <w:rFonts w:ascii="Cambria Math" w:hAnsi="Cambria Math" w:cstheme="majorHAnsi"/>
+                      <w:lang w:val="en-IN"/>
+                    </w:rPr>
+                  </m:ctrlPr>
+                </m:accPr>
+                <m:e>
+                  <m:r>
+                    <w:rPr>
+                      <w:rFonts w:ascii="Cambria Math" w:hAnsi="Cambria Math" w:cstheme="majorHAnsi"/>
+                      <w:lang w:val="en-IN"/>
+                    </w:rPr>
+                    <m:t>p</m:t>
+                  </m:r>
+                </m:e>
+              </m:acc>
+            </m:e>
+            <m:sub>
+              <m:r>
+                <w:rPr>
+                  <w:rFonts w:ascii="Cambria Math" w:hAnsi="Cambria Math" w:cstheme="majorHAnsi"/>
+                  <w:lang w:val="en-IN"/>
+                </w:rPr>
+                <m:t>0</m:t>
+              </m:r>
+            </m:sub>
+          </m:sSub>
+          <m:r>
+            <w:rPr>
+              <w:rFonts w:ascii="Cambria Math" w:hAnsi="Cambria Math" w:cstheme="majorHAnsi"/>
+              <w:lang w:val="en-IN"/>
+            </w:rPr>
+            <m:t>=</m:t>
+          </m:r>
+          <m:f>
+            <m:fPr>
+              <m:ctrlPr>
+                <w:rPr>
+                  <w:rFonts w:ascii="Cambria Math" w:hAnsi="Cambria Math" w:cstheme="majorHAnsi"/>
+                  <w:lang w:val="en-IN"/>
+                </w:rPr>
+              </m:ctrlPr>
+            </m:fPr>
+            <m:num>
+              <m:sSub>
+                <m:sSubPr>
+                  <m:ctrlPr>
+                    <w:rPr>
+                      <w:rFonts w:ascii="Cambria Math" w:hAnsi="Cambria Math" w:cstheme="majorHAnsi"/>
+                      <w:lang w:val="en-IN"/>
+                    </w:rPr>
+                  </m:ctrlPr>
+                </m:sSubPr>
+                <m:e>
+                  <m:r>
+                    <w:rPr>
+                      <w:rFonts w:ascii="Cambria Math" w:hAnsi="Cambria Math" w:cstheme="majorHAnsi"/>
+                      <w:lang w:val="en-IN"/>
+                    </w:rPr>
+                    <m:t>y</m:t>
+                  </m:r>
+                </m:e>
+                <m:sub>
+                  <m:r>
+                    <w:rPr>
+                      <w:rFonts w:ascii="Cambria Math" w:hAnsi="Cambria Math" w:cstheme="majorHAnsi"/>
+                      <w:lang w:val="en-IN"/>
+                    </w:rPr>
+                    <m:t>0</m:t>
+                  </m:r>
+                </m:sub>
+              </m:sSub>
+            </m:num>
+            <m:den>
+              <m:sSub>
+                <m:sSubPr>
+                  <m:ctrlPr>
+                    <w:rPr>
+                      <w:rFonts w:ascii="Cambria Math" w:hAnsi="Cambria Math" w:cstheme="majorHAnsi"/>
+                      <w:lang w:val="en-IN"/>
+                    </w:rPr>
+                  </m:ctrlPr>
+                </m:sSubPr>
+                <m:e>
+                  <m:r>
+                    <w:rPr>
+                      <w:rFonts w:ascii="Cambria Math" w:hAnsi="Cambria Math" w:cstheme="majorHAnsi"/>
+                      <w:lang w:val="en-IN"/>
+                    </w:rPr>
+                    <m:t>n</m:t>
+                  </m:r>
+                </m:e>
+                <m:sub>
+                  <m:r>
+                    <w:rPr>
+                      <w:rFonts w:ascii="Cambria Math" w:hAnsi="Cambria Math" w:cstheme="majorHAnsi"/>
+                      <w:lang w:val="en-IN"/>
+                    </w:rPr>
+                    <m:t>0</m:t>
+                  </m:r>
+                </m:sub>
+              </m:sSub>
+            </m:den>
+          </m:f>
+          <m:r>
+            <w:rPr>
+              <w:rFonts w:asciiTheme="majorHAnsi" w:hAnsiTheme="majorHAnsi" w:cstheme="majorHAnsi"/>
+              <w:lang w:val="en-IN"/>
+            </w:rPr>
+            <w:br/>
+          </m:r>
+        </m:oMath>
+        <m:oMath>
+          <m:sSub>
+            <m:sSubPr>
+              <m:ctrlPr>
+                <w:rPr>
+                  <w:rFonts w:ascii="Cambria Math" w:hAnsi="Cambria Math" w:cstheme="majorHAnsi"/>
+                  <w:lang w:val="en-IN"/>
+                </w:rPr>
+              </m:ctrlPr>
+            </m:sSubPr>
+            <m:e>
+              <m:r>
+                <m:rPr>
+                  <m:sty m:val="p"/>
+                </m:rPr>
+                <w:rPr>
+                  <w:rFonts w:ascii="Cambria Math" w:hAnsi="Cambria Math" w:cstheme="majorHAnsi"/>
+                  <w:lang w:val="en-IN"/>
+                </w:rPr>
+                <m:t>Δ</m:t>
+              </m:r>
+            </m:e>
+            <m:sub>
+              <m:r>
+                <w:rPr>
+                  <w:rFonts w:ascii="Cambria Math" w:hAnsi="Cambria Math" w:cstheme="majorHAnsi"/>
+                  <w:lang w:val="en-IN"/>
+                </w:rPr>
+                <m:t>k</m:t>
+              </m:r>
+            </m:sub>
+          </m:sSub>
+          <m:r>
+            <w:rPr>
+              <w:rFonts w:ascii="Cambria Math" w:hAnsi="Cambria Math" w:cstheme="majorHAnsi"/>
+              <w:lang w:val="en-IN"/>
+            </w:rPr>
+            <m:t>=</m:t>
+          </m:r>
+          <m:sSub>
+            <m:sSubPr>
+              <m:ctrlPr>
+                <w:rPr>
+                  <w:rFonts w:ascii="Cambria Math" w:hAnsi="Cambria Math" w:cstheme="majorHAnsi"/>
+                  <w:lang w:val="en-IN"/>
+                </w:rPr>
+              </m:ctrlPr>
+            </m:sSubPr>
+            <m:e>
+              <m:acc>
+                <m:accPr>
+                  <m:ctrlPr>
+                    <w:rPr>
+                      <w:rFonts w:ascii="Cambria Math" w:hAnsi="Cambria Math" w:cstheme="majorHAnsi"/>
+                      <w:lang w:val="en-IN"/>
+                    </w:rPr>
+                  </m:ctrlPr>
+                </m:accPr>
+                <m:e>
+                  <m:r>
+                    <w:rPr>
+                      <w:rFonts w:ascii="Cambria Math" w:hAnsi="Cambria Math" w:cstheme="majorHAnsi"/>
+                      <w:lang w:val="en-IN"/>
+                    </w:rPr>
+                    <m:t>p</m:t>
+                  </m:r>
+                </m:e>
+              </m:acc>
+            </m:e>
+            <m:sub>
+              <m:r>
+                <w:rPr>
+                  <w:rFonts w:ascii="Cambria Math" w:hAnsi="Cambria Math" w:cstheme="majorHAnsi"/>
+                  <w:lang w:val="en-IN"/>
+                </w:rPr>
+                <m:t>k</m:t>
+              </m:r>
+            </m:sub>
+          </m:sSub>
+          <m:r>
+            <w:rPr>
+              <w:rFonts w:ascii="Cambria Math" w:hAnsi="Cambria Math" w:cstheme="majorHAnsi"/>
+              <w:lang w:val="en-IN"/>
+            </w:rPr>
+            <m:t>-</m:t>
+          </m:r>
+          <m:sSub>
+            <m:sSubPr>
+              <m:ctrlPr>
+                <w:rPr>
+                  <w:rFonts w:ascii="Cambria Math" w:hAnsi="Cambria Math" w:cstheme="majorHAnsi"/>
+                  <w:lang w:val="en-IN"/>
+                </w:rPr>
+              </m:ctrlPr>
+            </m:sSubPr>
+            <m:e>
+              <m:acc>
+                <m:accPr>
+                  <m:ctrlPr>
+                    <w:rPr>
+                      <w:rFonts w:ascii="Cambria Math" w:hAnsi="Cambria Math" w:cstheme="majorHAnsi"/>
+                      <w:lang w:val="en-IN"/>
+                    </w:rPr>
+                  </m:ctrlPr>
+                </m:accPr>
+                <m:e>
+                  <m:r>
+                    <w:rPr>
+                      <w:rFonts w:ascii="Cambria Math" w:hAnsi="Cambria Math" w:cstheme="majorHAnsi"/>
+                      <w:lang w:val="en-IN"/>
+                    </w:rPr>
+                    <m:t>p</m:t>
+                  </m:r>
+                </m:e>
+              </m:acc>
+            </m:e>
+            <m:sub>
+              <m:r>
+                <w:rPr>
+                  <w:rFonts w:ascii="Cambria Math" w:hAnsi="Cambria Math" w:cstheme="majorHAnsi"/>
+                  <w:lang w:val="en-IN"/>
+                </w:rPr>
+                <m:t>0</m:t>
+              </m:r>
+            </m:sub>
+          </m:sSub>
+          <m:r>
+            <w:rPr>
+              <w:rFonts w:asciiTheme="majorHAnsi" w:hAnsiTheme="majorHAnsi" w:cstheme="majorHAnsi"/>
+              <w:lang w:val="en-IN"/>
+            </w:rPr>
+            <w:br/>
+          </m:r>
+        </m:oMath>
+        <m:oMath>
+          <m:r>
+            <w:rPr>
+              <w:rFonts w:ascii="Cambria Math" w:hAnsi="Cambria Math" w:cstheme="majorHAnsi"/>
+              <w:lang w:val="en-IN"/>
+            </w:rPr>
+            <m:t>R</m:t>
+          </m:r>
+          <m:sSub>
+            <m:sSubPr>
+              <m:ctrlPr>
+                <w:rPr>
+                  <w:rFonts w:ascii="Cambria Math" w:hAnsi="Cambria Math" w:cstheme="majorHAnsi"/>
+                  <w:lang w:val="en-IN"/>
+                </w:rPr>
+              </m:ctrlPr>
+            </m:sSubPr>
+            <m:e>
+              <m:r>
+                <w:rPr>
+                  <w:rFonts w:ascii="Cambria Math" w:hAnsi="Cambria Math" w:cstheme="majorHAnsi"/>
+                  <w:lang w:val="en-IN"/>
+                </w:rPr>
+                <m:t>R</m:t>
+              </m:r>
+            </m:e>
+            <m:sub>
+              <m:r>
+                <w:rPr>
+                  <w:rFonts w:ascii="Cambria Math" w:hAnsi="Cambria Math" w:cstheme="majorHAnsi"/>
+                  <w:lang w:val="en-IN"/>
+                </w:rPr>
+                <m:t>k</m:t>
+              </m:r>
+            </m:sub>
+          </m:sSub>
+          <m:r>
+            <w:rPr>
+              <w:rFonts w:ascii="Cambria Math" w:hAnsi="Cambria Math" w:cstheme="majorHAnsi"/>
+              <w:lang w:val="en-IN"/>
+            </w:rPr>
+            <m:t>=</m:t>
+          </m:r>
+          <m:f>
+            <m:fPr>
+              <m:ctrlPr>
+                <w:rPr>
+                  <w:rFonts w:ascii="Cambria Math" w:hAnsi="Cambria Math" w:cstheme="majorHAnsi"/>
+                  <w:lang w:val="en-IN"/>
+                </w:rPr>
+              </m:ctrlPr>
+            </m:fPr>
+            <m:num>
+              <m:sSub>
+                <m:sSubPr>
+                  <m:ctrlPr>
+                    <w:rPr>
+                      <w:rFonts w:ascii="Cambria Math" w:hAnsi="Cambria Math" w:cstheme="majorHAnsi"/>
+                      <w:lang w:val="en-IN"/>
+                    </w:rPr>
+                  </m:ctrlPr>
+                </m:sSubPr>
+                <m:e>
+                  <m:acc>
+                    <m:accPr>
+                      <m:ctrlPr>
+                        <w:rPr>
+                          <w:rFonts w:ascii="Cambria Math" w:hAnsi="Cambria Math" w:cstheme="majorHAnsi"/>
+                          <w:lang w:val="en-IN"/>
+                        </w:rPr>
+                      </m:ctrlPr>
+                    </m:accPr>
+                    <m:e>
+                      <m:r>
+                        <w:rPr>
+                          <w:rFonts w:ascii="Cambria Math" w:hAnsi="Cambria Math" w:cstheme="majorHAnsi"/>
+                          <w:lang w:val="en-IN"/>
+                        </w:rPr>
+                        <m:t>p</m:t>
+                      </m:r>
+                    </m:e>
+                  </m:acc>
+                </m:e>
+                <m:sub>
+                  <m:r>
+                    <w:rPr>
+                      <w:rFonts w:ascii="Cambria Math" w:hAnsi="Cambria Math" w:cstheme="majorHAnsi"/>
+                      <w:lang w:val="en-IN"/>
+                    </w:rPr>
+                    <m:t>k</m:t>
+                  </m:r>
+                </m:sub>
+              </m:sSub>
+            </m:num>
+            <m:den>
+              <m:sSub>
+                <m:sSubPr>
+                  <m:ctrlPr>
+                    <w:rPr>
+                      <w:rFonts w:ascii="Cambria Math" w:hAnsi="Cambria Math" w:cstheme="majorHAnsi"/>
+                      <w:lang w:val="en-IN"/>
+                    </w:rPr>
+                  </m:ctrlPr>
+                </m:sSubPr>
+                <m:e>
+                  <m:acc>
+                    <m:accPr>
+                      <m:ctrlPr>
+                        <w:rPr>
+                          <w:rFonts w:ascii="Cambria Math" w:hAnsi="Cambria Math" w:cstheme="majorHAnsi"/>
+                          <w:lang w:val="en-IN"/>
+                        </w:rPr>
+                      </m:ctrlPr>
+                    </m:accPr>
+                    <m:e>
+                      <m:r>
+                        <w:rPr>
+                          <w:rFonts w:ascii="Cambria Math" w:hAnsi="Cambria Math" w:cstheme="majorHAnsi"/>
+                          <w:lang w:val="en-IN"/>
+                        </w:rPr>
+                        <m:t>p</m:t>
+                      </m:r>
+                    </m:e>
+                  </m:acc>
+                </m:e>
+                <m:sub>
+                  <m:r>
+                    <w:rPr>
+                      <w:rFonts w:ascii="Cambria Math" w:hAnsi="Cambria Math" w:cstheme="majorHAnsi"/>
+                      <w:lang w:val="en-IN"/>
+                    </w:rPr>
+                    <m:t>0</m:t>
+                  </m:r>
+                </m:sub>
+              </m:sSub>
+            </m:den>
+          </m:f>
+          <m:r>
+            <w:rPr>
+              <w:rFonts w:asciiTheme="majorHAnsi" w:hAnsiTheme="majorHAnsi" w:cstheme="majorHAnsi"/>
+              <w:lang w:val="en-IN"/>
+            </w:rPr>
+            <w:br/>
+          </m:r>
+        </m:oMath>
+        <m:oMath>
+          <m:sSup>
+            <m:sSupPr>
+              <m:ctrlPr>
+                <w:rPr>
+                  <w:rFonts w:ascii="Cambria Math" w:hAnsi="Cambria Math" w:cstheme="majorHAnsi"/>
+                  <w:lang w:val="en-IN"/>
+                </w:rPr>
+              </m:ctrlPr>
+            </m:sSupPr>
+            <m:e>
+              <m:r>
+                <w:rPr>
+                  <w:rFonts w:ascii="Cambria Math" w:hAnsi="Cambria Math" w:cstheme="majorHAnsi"/>
+                  <w:lang w:val="en-IN"/>
+                </w:rPr>
+                <m:t>χ</m:t>
+              </m:r>
+            </m:e>
+            <m:sup>
+              <m:r>
+                <w:rPr>
+                  <w:rFonts w:ascii="Cambria Math" w:hAnsi="Cambria Math" w:cstheme="majorHAnsi"/>
+                  <w:lang w:val="en-IN"/>
+                </w:rPr>
+                <m:t>2</m:t>
+              </m:r>
+            </m:sup>
+          </m:sSup>
+          <m:r>
+            <w:rPr>
+              <w:rFonts w:ascii="Cambria Math" w:hAnsi="Cambria Math" w:cstheme="majorHAnsi"/>
+              <w:lang w:val="en-IN"/>
+            </w:rPr>
+            <m:t>=</m:t>
+          </m:r>
+          <m:nary>
+            <m:naryPr>
+              <m:chr m:val="∑"/>
+              <m:limLoc m:val="undOvr"/>
+              <m:grow m:val="1"/>
+              <m:ctrlPr>
+                <w:rPr>
+                  <w:rFonts w:ascii="Cambria Math" w:hAnsi="Cambria Math" w:cstheme="majorHAnsi"/>
+                  <w:lang w:val="en-IN"/>
+                </w:rPr>
+              </m:ctrlPr>
+            </m:naryPr>
+            <m:sub>
+              <m:r>
+                <w:rPr>
+                  <w:rFonts w:ascii="Cambria Math" w:hAnsi="Cambria Math" w:cstheme="majorHAnsi"/>
+                  <w:lang w:val="en-IN"/>
+                </w:rPr>
+                <m:t>i=1</m:t>
+              </m:r>
+            </m:sub>
+            <m:sup>
+              <m:r>
+                <w:rPr>
+                  <w:rFonts w:ascii="Cambria Math" w:hAnsi="Cambria Math" w:cstheme="majorHAnsi"/>
+                  <w:lang w:val="en-IN"/>
+                </w:rPr>
+                <m:t>2</m:t>
+              </m:r>
+            </m:sup>
+            <m:e>
+              <m:nary>
+                <m:naryPr>
+                  <m:chr m:val="∑"/>
+                  <m:limLoc m:val="undOvr"/>
+                  <m:grow m:val="1"/>
+                  <m:ctrlPr>
+                    <w:rPr>
+                      <w:rFonts w:ascii="Cambria Math" w:hAnsi="Cambria Math" w:cstheme="majorHAnsi"/>
+                      <w:lang w:val="en-IN"/>
+                    </w:rPr>
+                  </m:ctrlPr>
+                </m:naryPr>
+                <m:sub>
+                  <m:r>
+                    <w:rPr>
+                      <w:rFonts w:ascii="Cambria Math" w:hAnsi="Cambria Math" w:cstheme="majorHAnsi"/>
+                      <w:lang w:val="en-IN"/>
+                    </w:rPr>
+                    <m:t>j=1</m:t>
+                  </m:r>
+                </m:sub>
+                <m:sup>
+                  <m:r>
+                    <w:rPr>
+                      <w:rFonts w:ascii="Cambria Math" w:hAnsi="Cambria Math" w:cstheme="majorHAnsi"/>
+                      <w:lang w:val="en-IN"/>
+                    </w:rPr>
+                    <m:t>2</m:t>
+                  </m:r>
+                </m:sup>
+                <m:e>
+                  <m:f>
+                    <m:fPr>
+                      <m:ctrlPr>
+                        <w:rPr>
+                          <w:rFonts w:ascii="Cambria Math" w:hAnsi="Cambria Math" w:cstheme="majorHAnsi"/>
+                          <w:lang w:val="en-IN"/>
+                        </w:rPr>
+                      </m:ctrlPr>
+                    </m:fPr>
+                    <m:num>
+                      <m:sSup>
+                        <m:sSupPr>
+                          <m:ctrlPr>
+                            <w:rPr>
+                              <w:rFonts w:ascii="Cambria Math" w:hAnsi="Cambria Math" w:cstheme="majorHAnsi"/>
+                              <w:lang w:val="en-IN"/>
+                            </w:rPr>
+                          </m:ctrlPr>
+                        </m:sSupPr>
+                        <m:e>
+                          <m:d>
+                            <m:dPr>
+                              <m:ctrlPr>
+                                <w:rPr>
+                                  <w:rFonts w:ascii="Cambria Math" w:hAnsi="Cambria Math" w:cstheme="majorHAnsi"/>
+                                  <w:lang w:val="en-IN"/>
+                                </w:rPr>
+                              </m:ctrlPr>
+                            </m:dPr>
+                            <m:e>
+                              <m:sSub>
+                                <m:sSubPr>
+                                  <m:ctrlPr>
+                                    <w:rPr>
+                                      <w:rFonts w:ascii="Cambria Math" w:hAnsi="Cambria Math" w:cstheme="majorHAnsi"/>
+                                      <w:lang w:val="en-IN"/>
+                                    </w:rPr>
+                                  </m:ctrlPr>
+                                </m:sSubPr>
+                                <m:e>
+                                  <m:r>
+                                    <w:rPr>
+                                      <w:rFonts w:ascii="Cambria Math" w:hAnsi="Cambria Math" w:cstheme="majorHAnsi"/>
+                                      <w:lang w:val="en-IN"/>
+                                    </w:rPr>
+                                    <m:t>O</m:t>
+                                  </m:r>
+                                </m:e>
+                                <m:sub>
+                                  <m:r>
+                                    <w:rPr>
+                                      <w:rFonts w:ascii="Cambria Math" w:hAnsi="Cambria Math" w:cstheme="majorHAnsi"/>
+                                      <w:lang w:val="en-IN"/>
+                                    </w:rPr>
+                                    <m:t>ij</m:t>
+                                  </m:r>
+                                </m:sub>
+                              </m:sSub>
+                              <m:r>
+                                <w:rPr>
+                                  <w:rFonts w:ascii="Cambria Math" w:hAnsi="Cambria Math" w:cstheme="majorHAnsi"/>
+                                  <w:lang w:val="en-IN"/>
+                                </w:rPr>
+                                <m:t>-</m:t>
+                              </m:r>
+                              <m:sSub>
+                                <m:sSubPr>
+                                  <m:ctrlPr>
+                                    <w:rPr>
+                                      <w:rFonts w:ascii="Cambria Math" w:hAnsi="Cambria Math" w:cstheme="majorHAnsi"/>
+                                      <w:lang w:val="en-IN"/>
+                                    </w:rPr>
+                                  </m:ctrlPr>
+                                </m:sSubPr>
+                                <m:e>
+                                  <m:r>
+                                    <w:rPr>
+                                      <w:rFonts w:ascii="Cambria Math" w:hAnsi="Cambria Math" w:cstheme="majorHAnsi"/>
+                                      <w:lang w:val="en-IN"/>
+                                    </w:rPr>
+                                    <m:t>E</m:t>
+                                  </m:r>
+                                </m:e>
+                                <m:sub>
+                                  <m:r>
+                                    <w:rPr>
+                                      <w:rFonts w:ascii="Cambria Math" w:hAnsi="Cambria Math" w:cstheme="majorHAnsi"/>
+                                      <w:lang w:val="en-IN"/>
+                                    </w:rPr>
+                                    <m:t>ij</m:t>
+                                  </m:r>
+                                </m:sub>
+                              </m:sSub>
+                            </m:e>
+                          </m:d>
+                        </m:e>
+                        <m:sup>
+                          <m:r>
+                            <w:rPr>
+                              <w:rFonts w:ascii="Cambria Math" w:hAnsi="Cambria Math" w:cstheme="majorHAnsi"/>
+                              <w:lang w:val="en-IN"/>
+                            </w:rPr>
+                            <m:t>2</m:t>
+                          </m:r>
+                        </m:sup>
+                      </m:sSup>
+                    </m:num>
+                    <m:den>
+                      <m:sSub>
+                        <m:sSubPr>
+                          <m:ctrlPr>
+                            <w:rPr>
+                              <w:rFonts w:ascii="Cambria Math" w:hAnsi="Cambria Math" w:cstheme="majorHAnsi"/>
+                              <w:lang w:val="en-IN"/>
+                            </w:rPr>
+                          </m:ctrlPr>
+                        </m:sSubPr>
+                        <m:e>
+                          <m:r>
+                            <w:rPr>
+                              <w:rFonts w:ascii="Cambria Math" w:hAnsi="Cambria Math" w:cstheme="majorHAnsi"/>
+                              <w:lang w:val="en-IN"/>
+                            </w:rPr>
+                            <m:t>E</m:t>
+                          </m:r>
+                        </m:e>
+                        <m:sub>
+                          <m:r>
+                            <w:rPr>
+                              <w:rFonts w:ascii="Cambria Math" w:hAnsi="Cambria Math" w:cstheme="majorHAnsi"/>
+                              <w:lang w:val="en-IN"/>
+                            </w:rPr>
+                            <m:t>ij</m:t>
+                          </m:r>
+                        </m:sub>
+                      </m:sSub>
+                    </m:den>
+                  </m:f>
+                </m:e>
+              </m:nary>
+            </m:e>
+          </m:nary>
+          <m:r>
+            <w:rPr>
+              <w:rFonts w:asciiTheme="majorHAnsi" w:hAnsiTheme="majorHAnsi" w:cstheme="majorHAnsi"/>
+              <w:lang w:val="en-IN"/>
+            </w:rPr>
+            <w:br/>
+          </m:r>
+        </m:oMath>
+      </m:oMathPara>
     </w:p>
     <w:p>
       <w:pPr>
+        <w:rPr>
+          <w:rFonts w:asciiTheme="majorHAnsi" w:hAnsiTheme="majorHAnsi" w:cstheme="majorHAnsi"/>
+          <w:lang w:val="en-IN"/>
+        </w:rPr>
+      </w:pPr>
+      <w:r>
+        <w:rPr>
+          <w:rFonts w:asciiTheme="majorHAnsi" w:hAnsiTheme="majorHAnsi" w:cstheme="majorHAnsi"/>
+          <w:lang w:val="en-IN"/>
+        </w:rPr>
+        <w:t>Where:</w:t>
+      </w:r>
+    </w:p>
+    <w:p>
+      <w:pPr>
+        <w:numPr>
+          <w:ilvl w:val="0"/>
+          <w:numId w:val="14"/>
+        </w:numPr>
+        <w:rPr>
+          <w:rFonts w:asciiTheme="majorHAnsi" w:hAnsiTheme="majorHAnsi" w:cstheme="majorHAnsi"/>
+          <w:lang w:val="en-IN"/>
+        </w:rPr>
+      </w:pPr>
+      <m:oMath>
+        <m:sSub>
+          <m:sSubPr>
+            <m:ctrlPr>
+              <w:rPr>
+                <w:rFonts w:ascii="Cambria Math" w:hAnsi="Cambria Math" w:cstheme="majorHAnsi"/>
+                <w:lang w:val="en-IN"/>
+              </w:rPr>
+            </m:ctrlPr>
+          </m:sSubPr>
+          <m:e>
+            <m:r>
+              <w:rPr>
+                <w:rFonts w:ascii="Cambria Math" w:hAnsi="Cambria Math" w:cstheme="majorHAnsi"/>
+                <w:lang w:val="en-IN"/>
+              </w:rPr>
+              <m:t>y</m:t>
+            </m:r>
+          </m:e>
+          <m:sub>
+            <m:r>
+              <w:rPr>
+                <w:rFonts w:ascii="Cambria Math" w:hAnsi="Cambria Math" w:cstheme="majorHAnsi"/>
+                <w:lang w:val="en-IN"/>
+              </w:rPr>
+              <m:t>k</m:t>
+            </m:r>
+          </m:sub>
+        </m:sSub>
+      </m:oMath>
+      <w:r>
+        <w:rPr>
+          <w:rFonts w:asciiTheme="majorHAnsi" w:hAnsiTheme="majorHAnsi" w:cstheme="majorHAnsi"/>
+          <w:lang w:val="en-IN"/>
+        </w:rPr>
+        <w:t xml:space="preserve">is the number of REDUCTION_10 events among records reporting action type </w:t>
+      </w:r>
+      <m:oMath>
+        <m:r>
+          <w:rPr>
+            <w:rFonts w:ascii="Cambria Math" w:hAnsi="Cambria Math" w:cstheme="majorHAnsi"/>
+            <w:lang w:val="en-IN"/>
+          </w:rPr>
+          <m:t>k</m:t>
+        </m:r>
+      </m:oMath>
+    </w:p>
+    <w:p>
+      <w:pPr>
+        <w:numPr>
+          <w:ilvl w:val="0"/>
+          <w:numId w:val="14"/>
+        </w:numPr>
+        <w:rPr>
+          <w:rFonts w:asciiTheme="majorHAnsi" w:hAnsiTheme="majorHAnsi" w:cstheme="majorHAnsi"/>
+          <w:lang w:val="en-IN"/>
+        </w:rPr>
+      </w:pPr>
+      <m:oMath>
+        <m:sSub>
+          <m:sSubPr>
+            <m:ctrlPr>
+              <w:rPr>
+                <w:rFonts w:ascii="Cambria Math" w:hAnsi="Cambria Math" w:cstheme="majorHAnsi"/>
+                <w:lang w:val="en-IN"/>
+              </w:rPr>
+            </m:ctrlPr>
+          </m:sSubPr>
+          <m:e>
+            <m:r>
+              <w:rPr>
+                <w:rFonts w:ascii="Cambria Math" w:hAnsi="Cambria Math" w:cstheme="majorHAnsi"/>
+                <w:lang w:val="en-IN"/>
+              </w:rPr>
+              <m:t>n</m:t>
+            </m:r>
+          </m:e>
+          <m:sub>
+            <m:r>
+              <w:rPr>
+                <w:rFonts w:ascii="Cambria Math" w:hAnsi="Cambria Math" w:cstheme="majorHAnsi"/>
+                <w:lang w:val="en-IN"/>
+              </w:rPr>
+              <m:t>k</m:t>
+            </m:r>
+          </m:sub>
+        </m:sSub>
+      </m:oMath>
+      <w:r>
+        <w:rPr>
+          <w:rFonts w:asciiTheme="majorHAnsi" w:hAnsiTheme="majorHAnsi" w:cstheme="majorHAnsi"/>
+          <w:lang w:val="en-IN"/>
+        </w:rPr>
+        <w:t xml:space="preserve">is the number of eligible records reporting action type </w:t>
+      </w:r>
+      <m:oMath>
+        <m:r>
+          <w:rPr>
+            <w:rFonts w:ascii="Cambria Math" w:hAnsi="Cambria Math" w:cstheme="majorHAnsi"/>
+            <w:lang w:val="en-IN"/>
+          </w:rPr>
+          <m:t>k</m:t>
+        </m:r>
+      </m:oMath>
+    </w:p>
+    <w:p>
+      <w:pPr>
+        <w:numPr>
+          <w:ilvl w:val="0"/>
+          <w:numId w:val="14"/>
+        </w:numPr>
+        <w:rPr>
+          <w:rFonts w:asciiTheme="majorHAnsi" w:hAnsiTheme="majorHAnsi" w:cstheme="majorHAnsi"/>
+          <w:lang w:val="en-IN"/>
+        </w:rPr>
+      </w:pPr>
+      <m:oMath>
+        <m:sSub>
+          <m:sSubPr>
+            <m:ctrlPr>
+              <w:rPr>
+                <w:rFonts w:ascii="Cambria Math" w:hAnsi="Cambria Math" w:cstheme="majorHAnsi"/>
+                <w:lang w:val="en-IN"/>
+              </w:rPr>
+            </m:ctrlPr>
+          </m:sSubPr>
+          <m:e>
+            <m:r>
+              <w:rPr>
+                <w:rFonts w:ascii="Cambria Math" w:hAnsi="Cambria Math" w:cstheme="majorHAnsi"/>
+                <w:lang w:val="en-IN"/>
+              </w:rPr>
+              <m:t>y</m:t>
+            </m:r>
+          </m:e>
+          <m:sub>
+            <m:r>
+              <w:rPr>
+                <w:rFonts w:ascii="Cambria Math" w:hAnsi="Cambria Math" w:cstheme="majorHAnsi"/>
+                <w:lang w:val="en-IN"/>
+              </w:rPr>
+              <m:t>0</m:t>
+            </m:r>
+          </m:sub>
+        </m:sSub>
+      </m:oMath>
+      <w:r>
+        <w:rPr>
+          <w:rFonts w:asciiTheme="majorHAnsi" w:hAnsiTheme="majorHAnsi" w:cstheme="majorHAnsi"/>
+          <w:lang w:val="en-IN"/>
+        </w:rPr>
+        <w:t xml:space="preserve">is the number of REDUCTION_10 events among records reporting no action </w:t>
+      </w:r>
+    </w:p>
+    <w:p>
+      <w:pPr>
+        <w:numPr>
+          <w:ilvl w:val="0"/>
+          <w:numId w:val="14"/>
+        </w:numPr>
+        <w:rPr>
+          <w:rFonts w:asciiTheme="majorHAnsi" w:hAnsiTheme="majorHAnsi" w:cstheme="majorHAnsi"/>
+          <w:lang w:val="en-IN"/>
+        </w:rPr>
+      </w:pPr>
+      <m:oMath>
+        <m:sSub>
+          <m:sSubPr>
+            <m:ctrlPr>
+              <w:rPr>
+                <w:rFonts w:ascii="Cambria Math" w:hAnsi="Cambria Math" w:cstheme="majorHAnsi"/>
+                <w:lang w:val="en-IN"/>
+              </w:rPr>
+            </m:ctrlPr>
+          </m:sSubPr>
+          <m:e>
+            <m:r>
+              <w:rPr>
+                <w:rFonts w:ascii="Cambria Math" w:hAnsi="Cambria Math" w:cstheme="majorHAnsi"/>
+                <w:lang w:val="en-IN"/>
+              </w:rPr>
+              <m:t>n</m:t>
+            </m:r>
+          </m:e>
+          <m:sub>
+            <m:r>
+              <w:rPr>
+                <w:rFonts w:ascii="Cambria Math" w:hAnsi="Cambria Math" w:cstheme="majorHAnsi"/>
+                <w:lang w:val="en-IN"/>
+              </w:rPr>
+              <m:t>0</m:t>
+            </m:r>
+          </m:sub>
+        </m:sSub>
+      </m:oMath>
+      <w:r>
+        <w:rPr>
+          <w:rFonts w:asciiTheme="majorHAnsi" w:hAnsiTheme="majorHAnsi" w:cstheme="majorHAnsi"/>
+          <w:lang w:val="en-IN"/>
+        </w:rPr>
+        <w:t xml:space="preserve">is the number of eligible records reporting no action </w:t>
+      </w:r>
+    </w:p>
+    <w:p>
+      <w:pPr>
+        <w:numPr>
+          <w:ilvl w:val="0"/>
+          <w:numId w:val="14"/>
+        </w:numPr>
+        <w:rPr>
+          <w:rFonts w:asciiTheme="majorHAnsi" w:hAnsiTheme="majorHAnsi" w:cstheme="majorHAnsi"/>
+          <w:lang w:val="en-IN"/>
+        </w:rPr>
+      </w:pPr>
+      <m:oMath>
+        <m:sSub>
+          <m:sSubPr>
+            <m:ctrlPr>
+              <w:rPr>
+                <w:rFonts w:ascii="Cambria Math" w:hAnsi="Cambria Math" w:cstheme="majorHAnsi"/>
+                <w:lang w:val="en-IN"/>
+              </w:rPr>
+            </m:ctrlPr>
+          </m:sSubPr>
+          <m:e>
+            <m:r>
+              <m:rPr>
+                <m:sty m:val="p"/>
+              </m:rPr>
+              <w:rPr>
+                <w:rFonts w:ascii="Cambria Math" w:hAnsi="Cambria Math" w:cstheme="majorHAnsi"/>
+                <w:lang w:val="en-IN"/>
+              </w:rPr>
+              <m:t>Δ</m:t>
+            </m:r>
+          </m:e>
+          <m:sub>
+            <m:r>
+              <w:rPr>
+                <w:rFonts w:ascii="Cambria Math" w:hAnsi="Cambria Math" w:cstheme="majorHAnsi"/>
+                <w:lang w:val="en-IN"/>
+              </w:rPr>
+              <m:t>k</m:t>
+            </m:r>
+          </m:sub>
+        </m:sSub>
+      </m:oMath>
+      <w:r>
+        <w:rPr>
+          <w:rFonts w:asciiTheme="majorHAnsi" w:hAnsiTheme="majorHAnsi" w:cstheme="majorHAnsi"/>
+          <w:lang w:val="en-IN"/>
+        </w:rPr>
+        <w:t xml:space="preserve">is the percentage-point difference in reduction rates </w:t>
+      </w:r>
+    </w:p>
+    <w:p>
+      <w:pPr>
+        <w:numPr>
+          <w:ilvl w:val="0"/>
+          <w:numId w:val="14"/>
+        </w:numPr>
+        <w:rPr>
+          <w:rFonts w:asciiTheme="majorHAnsi" w:hAnsiTheme="majorHAnsi" w:cstheme="majorHAnsi"/>
+          <w:lang w:val="en-IN"/>
+        </w:rPr>
+      </w:pPr>
+      <m:oMath>
+        <m:r>
+          <w:rPr>
+            <w:rFonts w:ascii="Cambria Math" w:hAnsi="Cambria Math" w:cstheme="majorHAnsi"/>
+            <w:lang w:val="en-IN"/>
+          </w:rPr>
+          <m:t>R</m:t>
+        </m:r>
+        <m:sSub>
+          <m:sSubPr>
+            <m:ctrlPr>
+              <w:rPr>
+                <w:rFonts w:ascii="Cambria Math" w:hAnsi="Cambria Math" w:cstheme="majorHAnsi"/>
+                <w:lang w:val="en-IN"/>
+              </w:rPr>
+            </m:ctrlPr>
+          </m:sSubPr>
+          <m:e>
+            <m:r>
+              <w:rPr>
+                <w:rFonts w:ascii="Cambria Math" w:hAnsi="Cambria Math" w:cstheme="majorHAnsi"/>
+                <w:lang w:val="en-IN"/>
+              </w:rPr>
+              <m:t>R</m:t>
+            </m:r>
+          </m:e>
+          <m:sub>
+            <m:r>
+              <w:rPr>
+                <w:rFonts w:ascii="Cambria Math" w:hAnsi="Cambria Math" w:cstheme="majorHAnsi"/>
+                <w:lang w:val="en-IN"/>
+              </w:rPr>
+              <m:t>k</m:t>
+            </m:r>
+          </m:sub>
+        </m:sSub>
+      </m:oMath>
+      <w:r>
+        <w:rPr>
+          <w:rFonts w:asciiTheme="majorHAnsi" w:hAnsiTheme="majorHAnsi" w:cstheme="majorHAnsi"/>
+          <w:lang w:val="en-IN"/>
+        </w:rPr>
+        <w:t xml:space="preserve">is the relative risk </w:t>
+      </w:r>
+    </w:p>
+    <w:p>
+      <w:pPr>
+        <w:numPr>
+          <w:ilvl w:val="0"/>
+          <w:numId w:val="14"/>
+        </w:numPr>
+        <w:rPr>
+          <w:rFonts w:asciiTheme="majorHAnsi" w:hAnsiTheme="majorHAnsi" w:cstheme="majorHAnsi"/>
+          <w:lang w:val="en-IN"/>
+        </w:rPr>
+      </w:pPr>
+      <m:oMath>
+        <m:sSub>
+          <m:sSubPr>
+            <m:ctrlPr>
+              <w:rPr>
+                <w:rFonts w:ascii="Cambria Math" w:hAnsi="Cambria Math" w:cstheme="majorHAnsi"/>
+                <w:lang w:val="en-IN"/>
+              </w:rPr>
+            </m:ctrlPr>
+          </m:sSubPr>
+          <m:e>
+            <m:r>
+              <w:rPr>
+                <w:rFonts w:ascii="Cambria Math" w:hAnsi="Cambria Math" w:cstheme="majorHAnsi"/>
+                <w:lang w:val="en-IN"/>
+              </w:rPr>
+              <m:t>O</m:t>
+            </m:r>
+          </m:e>
+          <m:sub>
+            <m:r>
+              <w:rPr>
+                <w:rFonts w:ascii="Cambria Math" w:hAnsi="Cambria Math" w:cstheme="majorHAnsi"/>
+                <w:lang w:val="en-IN"/>
+              </w:rPr>
+              <m:t>ij</m:t>
+            </m:r>
+          </m:sub>
+        </m:sSub>
+      </m:oMath>
+      <w:r>
+        <w:rPr>
+          <w:rFonts w:asciiTheme="majorHAnsi" w:hAnsiTheme="majorHAnsi" w:cstheme="majorHAnsi"/>
+          <w:lang w:val="en-IN"/>
+        </w:rPr>
+        <w:t xml:space="preserve">and </w:t>
+      </w:r>
+      <m:oMath>
+        <m:sSub>
+          <m:sSubPr>
+            <m:ctrlPr>
+              <w:rPr>
+                <w:rFonts w:ascii="Cambria Math" w:hAnsi="Cambria Math" w:cstheme="majorHAnsi"/>
+                <w:lang w:val="en-IN"/>
+              </w:rPr>
+            </m:ctrlPr>
+          </m:sSubPr>
+          <m:e>
+            <m:r>
+              <w:rPr>
+                <w:rFonts w:ascii="Cambria Math" w:hAnsi="Cambria Math" w:cstheme="majorHAnsi"/>
+                <w:lang w:val="en-IN"/>
+              </w:rPr>
+              <m:t>E</m:t>
+            </m:r>
+          </m:e>
+          <m:sub>
+            <m:r>
+              <w:rPr>
+                <w:rFonts w:ascii="Cambria Math" w:hAnsi="Cambria Math" w:cstheme="majorHAnsi"/>
+                <w:lang w:val="en-IN"/>
+              </w:rPr>
+              <m:t>ij</m:t>
+            </m:r>
+          </m:sub>
+        </m:sSub>
+      </m:oMath>
+      <w:r>
+        <w:rPr>
+          <w:rFonts w:asciiTheme="majorHAnsi" w:hAnsiTheme="majorHAnsi" w:cstheme="majorHAnsi"/>
+          <w:lang w:val="en-IN"/>
+        </w:rPr>
+        <w:t>are the observed and expected counts</w:t>
+      </w:r>
+    </w:p>
+    <w:p>
+      <w:pPr>
+        <w:rPr>
+          <w:rFonts w:asciiTheme="majorHAnsi" w:hAnsiTheme="majorHAnsi" w:cstheme="majorHAnsi"/>
+          <w:lang w:val="en-IN"/>
+        </w:rPr>
+      </w:pPr>
+      <w:r>
+        <w:rPr>
+          <w:rFonts w:asciiTheme="majorHAnsi" w:hAnsiTheme="majorHAnsi" w:cstheme="majorHAnsi"/>
+        </w:rPr>
+        <w:t>A separate 2 × 2 table will be created for each action type. Pearson chi-square will be used when expected counts are adequate; Fisher’s exact test will be used when expected counts are small. Holm-adjusted p-values will be used across the five comparisons. Action types are nonexclusive, so a record may appear in more than one action-type comparison. The no-action reference group will remain the same in every comparison</w:t>
+      </w:r>
+      <w:r>
+        <w:rPr>
+          <w:rFonts w:asciiTheme="majorHAnsi" w:hAnsiTheme="majorHAnsi" w:cstheme="majorHAnsi"/>
+        </w:rPr>
+        <w:t>.</w:t>
+      </w:r>
+    </w:p>
+    <w:p>
+      <w:pPr>
         <w:pStyle w:val="Heading2"/>
         <w:ind w:firstLine="0"/>
         <w:rPr>
@@ -11393,49 +13405,7 @@
         <w:rPr>
           <w:rFonts w:asciiTheme="majorHAnsi" w:hAnsiTheme="majorHAnsi" w:cstheme="majorHAnsi"/>
         </w:rPr>
-        <w:t xml:space="preserve">L(β) = -Σᵢ[yᵢlog(pᵢ) + (1 - </w:t>
-      </w:r>
-      <w:proofErr w:type="gramStart"/>
-      <w:r>
-        <w:rPr>
-          <w:rFonts w:asciiTheme="majorHAnsi" w:hAnsiTheme="majorHAnsi" w:cstheme="majorHAnsi"/>
-        </w:rPr>
-        <w:t>yᵢ)log</w:t>
-      </w:r>
-      <w:proofErr w:type="gramEnd"/>
-      <w:r>
-        <w:rPr>
-          <w:rFonts w:asciiTheme="majorHAnsi" w:hAnsiTheme="majorHAnsi" w:cstheme="majorHAnsi"/>
-        </w:rPr>
-        <w:t xml:space="preserve">(1 - pᵢ)] + </w:t>
-      </w:r>
-      <w:proofErr w:type="gramStart"/>
-      <w:r>
-        <w:rPr>
-          <w:rFonts w:asciiTheme="majorHAnsi" w:hAnsiTheme="majorHAnsi" w:cstheme="majorHAnsi"/>
-        </w:rPr>
-        <w:t>λ[</w:t>
-      </w:r>
-      <w:proofErr w:type="gramEnd"/>
-      <w:r>
-        <w:rPr>
-          <w:rFonts w:asciiTheme="majorHAnsi" w:hAnsiTheme="majorHAnsi" w:cstheme="majorHAnsi"/>
-        </w:rPr>
-        <w:t>(1 - α</w:t>
-      </w:r>
-      <w:proofErr w:type="gramStart"/>
-      <w:r>
-        <w:rPr>
-          <w:rFonts w:asciiTheme="majorHAnsi" w:hAnsiTheme="majorHAnsi" w:cstheme="majorHAnsi"/>
-        </w:rPr>
-        <w:t>ᵣ)|</w:t>
-      </w:r>
-      <w:proofErr w:type="gramEnd"/>
-      <w:r>
-        <w:rPr>
-          <w:rFonts w:asciiTheme="majorHAnsi" w:hAnsiTheme="majorHAnsi" w:cstheme="majorHAnsi"/>
-        </w:rPr>
-        <w:t>|β||₂²/2 + αᵣ||β||₁]</w:t>
+        <w:t>L(β) = -Σᵢ[yᵢlog(pᵢ) + (1 - yᵢ)log(1 - pᵢ)] + λ[(1 - αᵣ)||β||₂²/2 + αᵣ||β||₁]</w:t>
       </w:r>
     </w:p>
     <w:p>
@@ -11480,7 +13450,6 @@
         <w:rPr>
           <w:rFonts w:asciiTheme="majorHAnsi" w:hAnsiTheme="majorHAnsi" w:cstheme="majorHAnsi"/>
         </w:rPr>
-        <w:lastRenderedPageBreak/>
         <w:t>Table C1 defines the prediction metrics used to assess the final holdout model</w:t>
       </w:r>
       <w:r>
@@ -11543,6 +13512,7 @@
           <w:rFonts w:asciiTheme="majorHAnsi" w:hAnsiTheme="majorHAnsi" w:cstheme="majorHAnsi"/>
           <w:b/>
         </w:rPr>
+        <w:lastRenderedPageBreak/>
         <w:t>Table C1</w:t>
       </w:r>
     </w:p>
@@ -12030,30 +14000,8 @@
               <w:rPr>
                 <w:rFonts w:asciiTheme="majorHAnsi" w:hAnsiTheme="majorHAnsi" w:cstheme="majorHAnsi"/>
               </w:rPr>
-              <w:t xml:space="preserve">(1/n) </w:t>
-            </w:r>
-            <w:proofErr w:type="gramStart"/>
-            <w:r>
-              <w:rPr>
-                <w:rFonts w:asciiTheme="majorHAnsi" w:hAnsiTheme="majorHAnsi" w:cstheme="majorHAnsi"/>
-              </w:rPr>
-              <w:t>Σ(</w:t>
-            </w:r>
-            <w:proofErr w:type="gramEnd"/>
-            <w:r>
-              <w:rPr>
-                <w:rFonts w:asciiTheme="majorHAnsi" w:hAnsiTheme="majorHAnsi" w:cstheme="majorHAnsi"/>
-              </w:rPr>
-              <w:t xml:space="preserve">pᵢ - </w:t>
-            </w:r>
-            <w:proofErr w:type="gramStart"/>
-            <w:r>
-              <w:rPr>
-                <w:rFonts w:asciiTheme="majorHAnsi" w:hAnsiTheme="majorHAnsi" w:cstheme="majorHAnsi"/>
-              </w:rPr>
-              <w:t>yᵢ)²</w:t>
-            </w:r>
-            <w:proofErr w:type="gramEnd"/>
+              <w:t>(1/n) Σ(pᵢ - yᵢ)²</w:t>
+            </w:r>
           </w:p>
         </w:tc>
         <w:tc>
@@ -12280,7 +14228,6 @@
         <w:rPr>
           <w:rFonts w:asciiTheme="majorHAnsi" w:hAnsiTheme="majorHAnsi" w:cstheme="majorHAnsi"/>
         </w:rPr>
-        <w:lastRenderedPageBreak/>
         <w:t>Table C2 presents the prespecified diagnostic checks and the planned response when each issue is identified.</w:t>
       </w:r>
     </w:p>
@@ -12297,6 +14244,7 @@
           <w:rFonts w:asciiTheme="majorHAnsi" w:hAnsiTheme="majorHAnsi" w:cstheme="majorHAnsi"/>
           <w:b/>
         </w:rPr>
+        <w:lastRenderedPageBreak/>
         <w:t>Table C2</w:t>
       </w:r>
     </w:p>
@@ -12332,9 +14280,9 @@
         <w:tblLook w:val="04A0" w:firstRow="1" w:lastRow="0" w:firstColumn="1" w:lastColumn="0" w:noHBand="0" w:noVBand="1"/>
       </w:tblPr>
       <w:tblGrid>
-        <w:gridCol w:w="2067"/>
-        <w:gridCol w:w="3103"/>
-        <w:gridCol w:w="4190"/>
+        <w:gridCol w:w="2066"/>
+        <w:gridCol w:w="3106"/>
+        <w:gridCol w:w="4188"/>
       </w:tblGrid>
       <w:tr>
         <w:trPr>
@@ -12343,7 +14291,7 @@
         </w:trPr>
         <w:tc>
           <w:tcPr>
-            <w:tcW w:w="2160" w:type="dxa"/>
+            <w:tcW w:w="2066" w:type="dxa"/>
             <w:tcBorders>
               <w:bottom w:val="single" w:sz="8" w:space="0" w:color="000000"/>
             </w:tcBorders>
@@ -12374,7 +14322,7 @@
         </w:tc>
         <w:tc>
           <w:tcPr>
-            <w:tcW w:w="3456" w:type="dxa"/>
+            <w:tcW w:w="3106" w:type="dxa"/>
             <w:tcBorders>
               <w:bottom w:val="single" w:sz="8" w:space="0" w:color="000000"/>
             </w:tcBorders>
@@ -12405,7 +14353,7 @@
         </w:tc>
         <w:tc>
           <w:tcPr>
-            <w:tcW w:w="4752" w:type="dxa"/>
+            <w:tcW w:w="4188" w:type="dxa"/>
             <w:tcBorders>
               <w:bottom w:val="single" w:sz="8" w:space="0" w:color="000000"/>
             </w:tcBorders>
@@ -12441,7 +14389,7 @@
         </w:trPr>
         <w:tc>
           <w:tcPr>
-            <w:tcW w:w="2160" w:type="dxa"/>
+            <w:tcW w:w="2066" w:type="dxa"/>
             <w:tcMar>
               <w:top w:w="80" w:type="dxa"/>
               <w:left w:w="80" w:type="dxa"/>
@@ -12467,7 +14415,7 @@
         </w:tc>
         <w:tc>
           <w:tcPr>
-            <w:tcW w:w="3456" w:type="dxa"/>
+            <w:tcW w:w="3106" w:type="dxa"/>
             <w:tcMar>
               <w:top w:w="80" w:type="dxa"/>
               <w:left w:w="80" w:type="dxa"/>
@@ -12493,7 +14441,7 @@
         </w:tc>
         <w:tc>
           <w:tcPr>
-            <w:tcW w:w="4752" w:type="dxa"/>
+            <w:tcW w:w="4188" w:type="dxa"/>
             <w:tcMar>
               <w:top w:w="80" w:type="dxa"/>
               <w:left w:w="80" w:type="dxa"/>
@@ -12524,7 +14472,7 @@
         </w:trPr>
         <w:tc>
           <w:tcPr>
-            <w:tcW w:w="2160" w:type="dxa"/>
+            <w:tcW w:w="2066" w:type="dxa"/>
             <w:tcMar>
               <w:top w:w="80" w:type="dxa"/>
               <w:left w:w="80" w:type="dxa"/>
@@ -12550,7 +14498,7 @@
         </w:tc>
         <w:tc>
           <w:tcPr>
-            <w:tcW w:w="3456" w:type="dxa"/>
+            <w:tcW w:w="3106" w:type="dxa"/>
             <w:tcMar>
               <w:top w:w="80" w:type="dxa"/>
               <w:left w:w="80" w:type="dxa"/>
@@ -12576,7 +14524,7 @@
         </w:tc>
         <w:tc>
           <w:tcPr>
-            <w:tcW w:w="4752" w:type="dxa"/>
+            <w:tcW w:w="4188" w:type="dxa"/>
             <w:tcMar>
               <w:top w:w="80" w:type="dxa"/>
               <w:left w:w="80" w:type="dxa"/>
@@ -12607,79 +14555,91 @@
         </w:trPr>
         <w:tc>
           <w:tcPr>
-            <w:tcW w:w="2160" w:type="dxa"/>
-            <w:tcMar>
-              <w:top w:w="80" w:type="dxa"/>
-              <w:left w:w="80" w:type="dxa"/>
-              <w:bottom w:w="80" w:type="dxa"/>
-              <w:right w:w="80" w:type="dxa"/>
-            </w:tcMar>
-            <w:vAlign w:val="center"/>
-          </w:tcPr>
-          <w:p>
-            <w:pPr>
-              <w:ind w:firstLine="0"/>
-              <w:rPr>
-                <w:rFonts w:asciiTheme="majorHAnsi" w:hAnsiTheme="majorHAnsi" w:cstheme="majorHAnsi"/>
-              </w:rPr>
-            </w:pPr>
-            <w:r>
-              <w:rPr>
-                <w:rFonts w:asciiTheme="majorHAnsi" w:hAnsiTheme="majorHAnsi" w:cstheme="majorHAnsi"/>
-              </w:rPr>
-              <w:t>Sparse action category</w:t>
-            </w:r>
-          </w:p>
-        </w:tc>
-        <w:tc>
-          <w:tcPr>
-            <w:tcW w:w="3456" w:type="dxa"/>
-            <w:tcMar>
-              <w:top w:w="80" w:type="dxa"/>
-              <w:left w:w="80" w:type="dxa"/>
-              <w:bottom w:w="80" w:type="dxa"/>
-              <w:right w:w="80" w:type="dxa"/>
-            </w:tcMar>
-            <w:vAlign w:val="center"/>
-          </w:tcPr>
-          <w:p>
-            <w:pPr>
-              <w:ind w:firstLine="0"/>
-              <w:rPr>
-                <w:rFonts w:asciiTheme="majorHAnsi" w:hAnsiTheme="majorHAnsi" w:cstheme="majorHAnsi"/>
-              </w:rPr>
-            </w:pPr>
-            <w:r>
-              <w:rPr>
-                <w:rFonts w:asciiTheme="majorHAnsi" w:hAnsiTheme="majorHAnsi" w:cstheme="majorHAnsi"/>
-              </w:rPr>
-              <w:t>Review exposed records and outcome events.</w:t>
-            </w:r>
-          </w:p>
-        </w:tc>
-        <w:tc>
-          <w:tcPr>
-            <w:tcW w:w="4752" w:type="dxa"/>
-            <w:tcMar>
-              <w:top w:w="80" w:type="dxa"/>
-              <w:left w:w="80" w:type="dxa"/>
-              <w:bottom w:w="80" w:type="dxa"/>
-              <w:right w:w="80" w:type="dxa"/>
-            </w:tcMar>
-            <w:vAlign w:val="center"/>
-          </w:tcPr>
-          <w:p>
-            <w:pPr>
-              <w:ind w:firstLine="0"/>
-              <w:rPr>
-                <w:rFonts w:asciiTheme="majorHAnsi" w:hAnsiTheme="majorHAnsi" w:cstheme="majorHAnsi"/>
-              </w:rPr>
-            </w:pPr>
-            <w:r>
-              <w:rPr>
-                <w:rFonts w:asciiTheme="majorHAnsi" w:hAnsiTheme="majorHAnsi" w:cstheme="majorHAnsi"/>
-              </w:rPr>
-              <w:t>Label exploratory, simplify, or pool only with statistical and environmental-management justification.</w:t>
+            <w:tcW w:w="2066" w:type="dxa"/>
+            <w:tcMar>
+              <w:top w:w="80" w:type="dxa"/>
+              <w:left w:w="80" w:type="dxa"/>
+              <w:bottom w:w="80" w:type="dxa"/>
+              <w:right w:w="80" w:type="dxa"/>
+            </w:tcMar>
+            <w:vAlign w:val="center"/>
+          </w:tcPr>
+          <w:p>
+            <w:pPr>
+              <w:ind w:firstLine="0"/>
+              <w:rPr>
+                <w:rFonts w:asciiTheme="majorHAnsi" w:hAnsiTheme="majorHAnsi" w:cstheme="majorHAnsi"/>
+              </w:rPr>
+            </w:pPr>
+            <w:r>
+              <w:rPr>
+                <w:rFonts w:asciiTheme="majorHAnsi" w:hAnsiTheme="majorHAnsi" w:cstheme="majorHAnsi"/>
+              </w:rPr>
+              <w:t>Sparse action type</w:t>
+            </w:r>
+          </w:p>
+        </w:tc>
+        <w:tc>
+          <w:tcPr>
+            <w:tcW w:w="3106" w:type="dxa"/>
+            <w:tcMar>
+              <w:top w:w="80" w:type="dxa"/>
+              <w:left w:w="80" w:type="dxa"/>
+              <w:bottom w:w="80" w:type="dxa"/>
+              <w:right w:w="80" w:type="dxa"/>
+            </w:tcMar>
+            <w:vAlign w:val="center"/>
+          </w:tcPr>
+          <w:p>
+            <w:pPr>
+              <w:ind w:firstLine="0"/>
+              <w:rPr>
+                <w:rFonts w:asciiTheme="majorHAnsi" w:hAnsiTheme="majorHAnsi" w:cstheme="majorHAnsi"/>
+              </w:rPr>
+            </w:pPr>
+            <w:r>
+              <w:rPr>
+                <w:rFonts w:asciiTheme="majorHAnsi" w:hAnsiTheme="majorHAnsi" w:cstheme="majorHAnsi"/>
+              </w:rPr>
+              <w:t>Review action-type counts, outcome counts, and expected cell frequencies</w:t>
+            </w:r>
+            <w:r>
+              <w:rPr>
+                <w:rFonts w:asciiTheme="majorHAnsi" w:hAnsiTheme="majorHAnsi" w:cstheme="majorHAnsi"/>
+              </w:rPr>
+              <w:t>.</w:t>
+            </w:r>
+          </w:p>
+        </w:tc>
+        <w:tc>
+          <w:tcPr>
+            <w:tcW w:w="4188" w:type="dxa"/>
+            <w:tcMar>
+              <w:top w:w="80" w:type="dxa"/>
+              <w:left w:w="80" w:type="dxa"/>
+              <w:bottom w:w="80" w:type="dxa"/>
+              <w:right w:w="80" w:type="dxa"/>
+            </w:tcMar>
+            <w:vAlign w:val="center"/>
+          </w:tcPr>
+          <w:p>
+            <w:pPr>
+              <w:ind w:firstLine="0"/>
+              <w:rPr>
+                <w:rFonts w:asciiTheme="majorHAnsi" w:hAnsiTheme="majorHAnsi" w:cstheme="majorHAnsi"/>
+              </w:rPr>
+            </w:pPr>
+            <w:r>
+              <w:rPr>
+                <w:rFonts w:asciiTheme="majorHAnsi" w:hAnsiTheme="majorHAnsi" w:cstheme="majorHAnsi"/>
+              </w:rPr>
+              <w:t>Use Fisher’s exact test when needed; report confidence intervals; label underpowered comparisons exploratory</w:t>
+            </w:r>
+            <w:r>
+              <w:rPr>
+                <w:rFonts w:asciiTheme="majorHAnsi" w:hAnsiTheme="majorHAnsi" w:cstheme="majorHAnsi"/>
+              </w:rPr>
+              <w:t>.</w:t>
             </w:r>
           </w:p>
         </w:tc>
@@ -12690,79 +14650,91 @@
         </w:trPr>
         <w:tc>
           <w:tcPr>
-            <w:tcW w:w="2160" w:type="dxa"/>
-            <w:tcMar>
-              <w:top w:w="80" w:type="dxa"/>
-              <w:left w:w="80" w:type="dxa"/>
-              <w:bottom w:w="80" w:type="dxa"/>
-              <w:right w:w="80" w:type="dxa"/>
-            </w:tcMar>
-            <w:vAlign w:val="center"/>
-          </w:tcPr>
-          <w:p>
-            <w:pPr>
-              <w:ind w:firstLine="0"/>
-              <w:rPr>
-                <w:rFonts w:asciiTheme="majorHAnsi" w:hAnsiTheme="majorHAnsi" w:cstheme="majorHAnsi"/>
-              </w:rPr>
-            </w:pPr>
-            <w:r>
-              <w:rPr>
-                <w:rFonts w:asciiTheme="majorHAnsi" w:hAnsiTheme="majorHAnsi" w:cstheme="majorHAnsi"/>
-              </w:rPr>
-              <w:t>Multicollinearity</w:t>
-            </w:r>
-          </w:p>
-        </w:tc>
-        <w:tc>
-          <w:tcPr>
-            <w:tcW w:w="3456" w:type="dxa"/>
-            <w:tcMar>
-              <w:top w:w="80" w:type="dxa"/>
-              <w:left w:w="80" w:type="dxa"/>
-              <w:bottom w:w="80" w:type="dxa"/>
-              <w:right w:w="80" w:type="dxa"/>
-            </w:tcMar>
-            <w:vAlign w:val="center"/>
-          </w:tcPr>
-          <w:p>
-            <w:pPr>
-              <w:ind w:firstLine="0"/>
-              <w:rPr>
-                <w:rFonts w:asciiTheme="majorHAnsi" w:hAnsiTheme="majorHAnsi" w:cstheme="majorHAnsi"/>
-              </w:rPr>
-            </w:pPr>
-            <w:r>
-              <w:rPr>
-                <w:rFonts w:asciiTheme="majorHAnsi" w:hAnsiTheme="majorHAnsi" w:cstheme="majorHAnsi"/>
-              </w:rPr>
-              <w:t>Inspect coding overlap and variance-inflation diagnostics.</w:t>
-            </w:r>
-          </w:p>
-        </w:tc>
-        <w:tc>
-          <w:tcPr>
-            <w:tcW w:w="4752" w:type="dxa"/>
-            <w:tcMar>
-              <w:top w:w="80" w:type="dxa"/>
-              <w:left w:w="80" w:type="dxa"/>
-              <w:bottom w:w="80" w:type="dxa"/>
-              <w:right w:w="80" w:type="dxa"/>
-            </w:tcMar>
-            <w:vAlign w:val="center"/>
-          </w:tcPr>
-          <w:p>
-            <w:pPr>
-              <w:ind w:firstLine="0"/>
-              <w:rPr>
-                <w:rFonts w:asciiTheme="majorHAnsi" w:hAnsiTheme="majorHAnsi" w:cstheme="majorHAnsi"/>
-              </w:rPr>
-            </w:pPr>
-            <w:r>
-              <w:rPr>
-                <w:rFonts w:asciiTheme="majorHAnsi" w:hAnsiTheme="majorHAnsi" w:cstheme="majorHAnsi"/>
-              </w:rPr>
-              <w:t>Remove or regroup redundant controls.</w:t>
+            <w:tcW w:w="2066" w:type="dxa"/>
+            <w:tcMar>
+              <w:top w:w="80" w:type="dxa"/>
+              <w:left w:w="80" w:type="dxa"/>
+              <w:bottom w:w="80" w:type="dxa"/>
+              <w:right w:w="80" w:type="dxa"/>
+            </w:tcMar>
+            <w:vAlign w:val="center"/>
+          </w:tcPr>
+          <w:p>
+            <w:pPr>
+              <w:ind w:firstLine="0"/>
+              <w:rPr>
+                <w:rFonts w:asciiTheme="majorHAnsi" w:hAnsiTheme="majorHAnsi" w:cstheme="majorHAnsi"/>
+              </w:rPr>
+            </w:pPr>
+            <w:r>
+              <w:rPr>
+                <w:rFonts w:asciiTheme="majorHAnsi" w:hAnsiTheme="majorHAnsi" w:cstheme="majorHAnsi"/>
+              </w:rPr>
+              <w:t>Logistic-model multicollinearity</w:t>
+            </w:r>
+          </w:p>
+        </w:tc>
+        <w:tc>
+          <w:tcPr>
+            <w:tcW w:w="3106" w:type="dxa"/>
+            <w:tcMar>
+              <w:top w:w="80" w:type="dxa"/>
+              <w:left w:w="80" w:type="dxa"/>
+              <w:bottom w:w="80" w:type="dxa"/>
+              <w:right w:w="80" w:type="dxa"/>
+            </w:tcMar>
+            <w:vAlign w:val="center"/>
+          </w:tcPr>
+          <w:p>
+            <w:pPr>
+              <w:ind w:firstLine="0"/>
+              <w:rPr>
+                <w:rFonts w:asciiTheme="majorHAnsi" w:hAnsiTheme="majorHAnsi" w:cstheme="majorHAnsi"/>
+              </w:rPr>
+            </w:pPr>
+            <w:r>
+              <w:rPr>
+                <w:rFonts w:asciiTheme="majorHAnsi" w:hAnsiTheme="majorHAnsi" w:cstheme="majorHAnsi"/>
+              </w:rPr>
+              <w:t>Inspect correlation and variance-inflation diagnostics for RQ2 and RQ4 predictors</w:t>
+            </w:r>
+            <w:r>
+              <w:rPr>
+                <w:rFonts w:asciiTheme="majorHAnsi" w:hAnsiTheme="majorHAnsi" w:cstheme="majorHAnsi"/>
+              </w:rPr>
+              <w:t>.</w:t>
+            </w:r>
+          </w:p>
+        </w:tc>
+        <w:tc>
+          <w:tcPr>
+            <w:tcW w:w="4188" w:type="dxa"/>
+            <w:tcMar>
+              <w:top w:w="80" w:type="dxa"/>
+              <w:left w:w="80" w:type="dxa"/>
+              <w:bottom w:w="80" w:type="dxa"/>
+              <w:right w:w="80" w:type="dxa"/>
+            </w:tcMar>
+            <w:vAlign w:val="center"/>
+          </w:tcPr>
+          <w:p>
+            <w:pPr>
+              <w:ind w:firstLine="0"/>
+              <w:rPr>
+                <w:rFonts w:asciiTheme="majorHAnsi" w:hAnsiTheme="majorHAnsi" w:cstheme="majorHAnsi"/>
+              </w:rPr>
+            </w:pPr>
+            <w:r>
+              <w:rPr>
+                <w:rFonts w:asciiTheme="majorHAnsi" w:hAnsiTheme="majorHAnsi" w:cstheme="majorHAnsi"/>
+              </w:rPr>
+              <w:t>Remove or regroup redundant model predictors</w:t>
+            </w:r>
+            <w:r>
+              <w:rPr>
+                <w:rFonts w:asciiTheme="majorHAnsi" w:hAnsiTheme="majorHAnsi" w:cstheme="majorHAnsi"/>
+              </w:rPr>
+              <w:t>.</w:t>
             </w:r>
           </w:p>
         </w:tc>
@@ -12773,79 +14745,79 @@
         </w:trPr>
         <w:tc>
           <w:tcPr>
-            <w:tcW w:w="2160" w:type="dxa"/>
-            <w:tcMar>
-              <w:top w:w="80" w:type="dxa"/>
-              <w:left w:w="80" w:type="dxa"/>
-              <w:bottom w:w="80" w:type="dxa"/>
-              <w:right w:w="80" w:type="dxa"/>
-            </w:tcMar>
-            <w:vAlign w:val="center"/>
-          </w:tcPr>
-          <w:p>
-            <w:pPr>
-              <w:ind w:firstLine="0"/>
-              <w:rPr>
-                <w:rFonts w:asciiTheme="majorHAnsi" w:hAnsiTheme="majorHAnsi" w:cstheme="majorHAnsi"/>
-              </w:rPr>
-            </w:pPr>
-            <w:r>
-              <w:rPr>
-                <w:rFonts w:asciiTheme="majorHAnsi" w:hAnsiTheme="majorHAnsi" w:cstheme="majorHAnsi"/>
-              </w:rPr>
-              <w:t>Separation or unstable logistic estimates</w:t>
-            </w:r>
-          </w:p>
-        </w:tc>
-        <w:tc>
-          <w:tcPr>
-            <w:tcW w:w="3456" w:type="dxa"/>
-            <w:tcMar>
-              <w:top w:w="80" w:type="dxa"/>
-              <w:left w:w="80" w:type="dxa"/>
-              <w:bottom w:w="80" w:type="dxa"/>
-              <w:right w:w="80" w:type="dxa"/>
-            </w:tcMar>
-            <w:vAlign w:val="center"/>
-          </w:tcPr>
-          <w:p>
-            <w:pPr>
-              <w:ind w:firstLine="0"/>
-              <w:rPr>
-                <w:rFonts w:asciiTheme="majorHAnsi" w:hAnsiTheme="majorHAnsi" w:cstheme="majorHAnsi"/>
-              </w:rPr>
-            </w:pPr>
-            <w:r>
-              <w:rPr>
-                <w:rFonts w:asciiTheme="majorHAnsi" w:hAnsiTheme="majorHAnsi" w:cstheme="majorHAnsi"/>
-              </w:rPr>
-              <w:t>Inspect convergence, large coefficients, and wide intervals.</w:t>
-            </w:r>
-          </w:p>
-        </w:tc>
-        <w:tc>
-          <w:tcPr>
-            <w:tcW w:w="4752" w:type="dxa"/>
-            <w:tcMar>
-              <w:top w:w="80" w:type="dxa"/>
-              <w:left w:w="80" w:type="dxa"/>
-              <w:bottom w:w="80" w:type="dxa"/>
-              <w:right w:w="80" w:type="dxa"/>
-            </w:tcMar>
-            <w:vAlign w:val="center"/>
-          </w:tcPr>
-          <w:p>
-            <w:pPr>
-              <w:ind w:firstLine="0"/>
-              <w:rPr>
-                <w:rFonts w:asciiTheme="majorHAnsi" w:hAnsiTheme="majorHAnsi" w:cstheme="majorHAnsi"/>
-              </w:rPr>
-            </w:pPr>
-            <w:r>
-              <w:rPr>
-                <w:rFonts w:asciiTheme="majorHAnsi" w:hAnsiTheme="majorHAnsi" w:cstheme="majorHAnsi"/>
-              </w:rPr>
-              <w:t>Apply regularization or simplify the model; do not present unstable rankings.</w:t>
+            <w:tcW w:w="2066" w:type="dxa"/>
+            <w:tcMar>
+              <w:top w:w="80" w:type="dxa"/>
+              <w:left w:w="80" w:type="dxa"/>
+              <w:bottom w:w="80" w:type="dxa"/>
+              <w:right w:w="80" w:type="dxa"/>
+            </w:tcMar>
+            <w:vAlign w:val="center"/>
+          </w:tcPr>
+          <w:p>
+            <w:pPr>
+              <w:ind w:firstLine="0"/>
+              <w:rPr>
+                <w:rFonts w:asciiTheme="majorHAnsi" w:hAnsiTheme="majorHAnsi" w:cstheme="majorHAnsi"/>
+              </w:rPr>
+            </w:pPr>
+            <w:r>
+              <w:rPr>
+                <w:rFonts w:asciiTheme="majorHAnsi" w:hAnsiTheme="majorHAnsi" w:cstheme="majorHAnsi"/>
+              </w:rPr>
+              <w:t>Multiple comparisons in RQ3</w:t>
+            </w:r>
+          </w:p>
+        </w:tc>
+        <w:tc>
+          <w:tcPr>
+            <w:tcW w:w="3106" w:type="dxa"/>
+            <w:tcMar>
+              <w:top w:w="80" w:type="dxa"/>
+              <w:left w:w="80" w:type="dxa"/>
+              <w:bottom w:w="80" w:type="dxa"/>
+              <w:right w:w="80" w:type="dxa"/>
+            </w:tcMar>
+            <w:vAlign w:val="center"/>
+          </w:tcPr>
+          <w:p>
+            <w:pPr>
+              <w:ind w:firstLine="0"/>
+              <w:rPr>
+                <w:rFonts w:asciiTheme="majorHAnsi" w:hAnsiTheme="majorHAnsi" w:cstheme="majorHAnsi"/>
+              </w:rPr>
+            </w:pPr>
+            <w:r>
+              <w:rPr>
+                <w:rFonts w:asciiTheme="majorHAnsi" w:hAnsiTheme="majorHAnsi" w:cstheme="majorHAnsi"/>
+              </w:rPr>
+              <w:t>Review the five planned action-type p-values</w:t>
+            </w:r>
+          </w:p>
+        </w:tc>
+        <w:tc>
+          <w:tcPr>
+            <w:tcW w:w="4188" w:type="dxa"/>
+            <w:tcMar>
+              <w:top w:w="80" w:type="dxa"/>
+              <w:left w:w="80" w:type="dxa"/>
+              <w:bottom w:w="80" w:type="dxa"/>
+              <w:right w:w="80" w:type="dxa"/>
+            </w:tcMar>
+            <w:vAlign w:val="center"/>
+          </w:tcPr>
+          <w:p>
+            <w:pPr>
+              <w:ind w:firstLine="0"/>
+              <w:rPr>
+                <w:rFonts w:asciiTheme="majorHAnsi" w:hAnsiTheme="majorHAnsi" w:cstheme="majorHAnsi"/>
+              </w:rPr>
+            </w:pPr>
+            <w:r>
+              <w:rPr>
+                <w:rFonts w:asciiTheme="majorHAnsi" w:hAnsiTheme="majorHAnsi" w:cstheme="majorHAnsi"/>
+              </w:rPr>
+              <w:t>Apply Holm adjustment and interpret adjusted p-values together with effect sizes</w:t>
             </w:r>
           </w:p>
         </w:tc>
@@ -12856,79 +14828,91 @@
         </w:trPr>
         <w:tc>
           <w:tcPr>
-            <w:tcW w:w="2160" w:type="dxa"/>
-            <w:tcMar>
-              <w:top w:w="80" w:type="dxa"/>
-              <w:left w:w="80" w:type="dxa"/>
-              <w:bottom w:w="80" w:type="dxa"/>
-              <w:right w:w="80" w:type="dxa"/>
-            </w:tcMar>
-            <w:vAlign w:val="center"/>
-          </w:tcPr>
-          <w:p>
-            <w:pPr>
-              <w:ind w:firstLine="0"/>
-              <w:rPr>
-                <w:rFonts w:asciiTheme="majorHAnsi" w:hAnsiTheme="majorHAnsi" w:cstheme="majorHAnsi"/>
-              </w:rPr>
-            </w:pPr>
-            <w:r>
-              <w:rPr>
-                <w:rFonts w:asciiTheme="majorHAnsi" w:hAnsiTheme="majorHAnsi" w:cstheme="majorHAnsi"/>
-              </w:rPr>
-              <w:t>Temporal disruption</w:t>
-            </w:r>
-          </w:p>
-        </w:tc>
-        <w:tc>
-          <w:tcPr>
-            <w:tcW w:w="3456" w:type="dxa"/>
-            <w:tcMar>
-              <w:top w:w="80" w:type="dxa"/>
-              <w:left w:w="80" w:type="dxa"/>
-              <w:bottom w:w="80" w:type="dxa"/>
-              <w:right w:w="80" w:type="dxa"/>
-            </w:tcMar>
-            <w:vAlign w:val="center"/>
-          </w:tcPr>
-          <w:p>
-            <w:pPr>
-              <w:ind w:firstLine="0"/>
-              <w:rPr>
-                <w:rFonts w:asciiTheme="majorHAnsi" w:hAnsiTheme="majorHAnsi" w:cstheme="majorHAnsi"/>
-              </w:rPr>
-            </w:pPr>
-            <w:r>
-              <w:rPr>
-                <w:rFonts w:asciiTheme="majorHAnsi" w:hAnsiTheme="majorHAnsi" w:cstheme="majorHAnsi"/>
-              </w:rPr>
-              <w:t>Repeat association models without 2020 to 2021.</w:t>
-            </w:r>
-          </w:p>
-        </w:tc>
-        <w:tc>
-          <w:tcPr>
-            <w:tcW w:w="4752" w:type="dxa"/>
-            <w:tcMar>
-              <w:top w:w="80" w:type="dxa"/>
-              <w:left w:w="80" w:type="dxa"/>
-              <w:bottom w:w="80" w:type="dxa"/>
-              <w:right w:w="80" w:type="dxa"/>
-            </w:tcMar>
-            <w:vAlign w:val="center"/>
-          </w:tcPr>
-          <w:p>
-            <w:pPr>
-              <w:ind w:firstLine="0"/>
-              <w:rPr>
-                <w:rFonts w:asciiTheme="majorHAnsi" w:hAnsiTheme="majorHAnsi" w:cstheme="majorHAnsi"/>
-              </w:rPr>
-            </w:pPr>
-            <w:r>
-              <w:rPr>
-                <w:rFonts w:asciiTheme="majorHAnsi" w:hAnsiTheme="majorHAnsi" w:cstheme="majorHAnsi"/>
-              </w:rPr>
-              <w:t>Compare direction and magnitude with the primary result.</w:t>
+            <w:tcW w:w="2066" w:type="dxa"/>
+            <w:tcMar>
+              <w:top w:w="80" w:type="dxa"/>
+              <w:left w:w="80" w:type="dxa"/>
+              <w:bottom w:w="80" w:type="dxa"/>
+              <w:right w:w="80" w:type="dxa"/>
+            </w:tcMar>
+            <w:vAlign w:val="center"/>
+          </w:tcPr>
+          <w:p>
+            <w:pPr>
+              <w:ind w:firstLine="0"/>
+              <w:rPr>
+                <w:rFonts w:asciiTheme="majorHAnsi" w:hAnsiTheme="majorHAnsi" w:cstheme="majorHAnsi"/>
+              </w:rPr>
+            </w:pPr>
+            <w:r>
+              <w:rPr>
+                <w:rFonts w:asciiTheme="majorHAnsi" w:hAnsiTheme="majorHAnsi" w:cstheme="majorHAnsi"/>
+              </w:rPr>
+              <w:t>Separation or unstable logistic estimates</w:t>
+            </w:r>
+          </w:p>
+        </w:tc>
+        <w:tc>
+          <w:tcPr>
+            <w:tcW w:w="3106" w:type="dxa"/>
+            <w:tcMar>
+              <w:top w:w="80" w:type="dxa"/>
+              <w:left w:w="80" w:type="dxa"/>
+              <w:bottom w:w="80" w:type="dxa"/>
+              <w:right w:w="80" w:type="dxa"/>
+            </w:tcMar>
+            <w:vAlign w:val="center"/>
+          </w:tcPr>
+          <w:p>
+            <w:pPr>
+              <w:ind w:firstLine="0"/>
+              <w:rPr>
+                <w:rFonts w:asciiTheme="majorHAnsi" w:hAnsiTheme="majorHAnsi" w:cstheme="majorHAnsi"/>
+              </w:rPr>
+            </w:pPr>
+            <w:r>
+              <w:rPr>
+                <w:rFonts w:asciiTheme="majorHAnsi" w:hAnsiTheme="majorHAnsi" w:cstheme="majorHAnsi"/>
+              </w:rPr>
+              <w:t>Inspect convergence, large coefficients, and wide intervals.</w:t>
+            </w:r>
+            <w:r>
+              <w:rPr>
+                <w:rFonts w:asciiTheme="majorHAnsi" w:hAnsiTheme="majorHAnsi" w:cstheme="majorHAnsi"/>
+              </w:rPr>
+              <w:t xml:space="preserve"> </w:t>
+            </w:r>
+            <w:r>
+              <w:rPr>
+                <w:rFonts w:asciiTheme="majorHAnsi" w:hAnsiTheme="majorHAnsi" w:cstheme="majorHAnsi"/>
+              </w:rPr>
+              <w:t>Applies to RQ2 and RQ4 only.</w:t>
+            </w:r>
+          </w:p>
+        </w:tc>
+        <w:tc>
+          <w:tcPr>
+            <w:tcW w:w="4188" w:type="dxa"/>
+            <w:tcMar>
+              <w:top w:w="80" w:type="dxa"/>
+              <w:left w:w="80" w:type="dxa"/>
+              <w:bottom w:w="80" w:type="dxa"/>
+              <w:right w:w="80" w:type="dxa"/>
+            </w:tcMar>
+            <w:vAlign w:val="center"/>
+          </w:tcPr>
+          <w:p>
+            <w:pPr>
+              <w:ind w:firstLine="0"/>
+              <w:rPr>
+                <w:rFonts w:asciiTheme="majorHAnsi" w:hAnsiTheme="majorHAnsi" w:cstheme="majorHAnsi"/>
+              </w:rPr>
+            </w:pPr>
+            <w:r>
+              <w:rPr>
+                <w:rFonts w:asciiTheme="majorHAnsi" w:hAnsiTheme="majorHAnsi" w:cstheme="majorHAnsi"/>
+              </w:rPr>
+              <w:t>Apply regularization or simplify the model; do not present unstable rankings.</w:t>
             </w:r>
           </w:p>
         </w:tc>
@@ -12939,7 +14923,7 @@
         </w:trPr>
         <w:tc>
           <w:tcPr>
-            <w:tcW w:w="2160" w:type="dxa"/>
+            <w:tcW w:w="2066" w:type="dxa"/>
             <w:tcMar>
               <w:top w:w="80" w:type="dxa"/>
               <w:left w:w="80" w:type="dxa"/>
@@ -12960,276 +14944,59 @@
                 <w:rFonts w:asciiTheme="majorHAnsi" w:hAnsiTheme="majorHAnsi" w:cstheme="majorHAnsi"/>
               </w:rPr>
               <w:lastRenderedPageBreak/>
-              <w:t>Prediction drift or poor calibration</w:t>
-            </w:r>
-          </w:p>
-        </w:tc>
-        <w:tc>
-          <w:tcPr>
-            <w:tcW w:w="3456" w:type="dxa"/>
-            <w:tcMar>
-              <w:top w:w="80" w:type="dxa"/>
-              <w:left w:w="80" w:type="dxa"/>
-              <w:bottom w:w="80" w:type="dxa"/>
-              <w:right w:w="80" w:type="dxa"/>
-            </w:tcMar>
-            <w:vAlign w:val="center"/>
-          </w:tcPr>
-          <w:p>
-            <w:pPr>
-              <w:ind w:firstLine="0"/>
-              <w:rPr>
-                <w:rFonts w:asciiTheme="majorHAnsi" w:hAnsiTheme="majorHAnsi" w:cstheme="majorHAnsi"/>
-              </w:rPr>
-            </w:pPr>
-            <w:r>
-              <w:rPr>
-                <w:rFonts w:asciiTheme="majorHAnsi" w:hAnsiTheme="majorHAnsi" w:cstheme="majorHAnsi"/>
-              </w:rPr>
-              <w:t>Compare holdout discrimination and calibration with development results.</w:t>
-            </w:r>
-          </w:p>
-        </w:tc>
-        <w:tc>
-          <w:tcPr>
-            <w:tcW w:w="4752" w:type="dxa"/>
-            <w:tcMar>
-              <w:top w:w="80" w:type="dxa"/>
-              <w:left w:w="80" w:type="dxa"/>
-              <w:bottom w:w="80" w:type="dxa"/>
-              <w:right w:w="80" w:type="dxa"/>
-            </w:tcMar>
-            <w:vAlign w:val="center"/>
-          </w:tcPr>
-          <w:p>
-            <w:pPr>
-              <w:ind w:firstLine="0"/>
-              <w:rPr>
-                <w:rFonts w:asciiTheme="majorHAnsi" w:hAnsiTheme="majorHAnsi" w:cstheme="majorHAnsi"/>
-              </w:rPr>
-            </w:pPr>
-            <w:r>
-              <w:rPr>
-                <w:rFonts w:asciiTheme="majorHAnsi" w:hAnsiTheme="majorHAnsi" w:cstheme="majorHAnsi"/>
-              </w:rPr>
-              <w:t>Do not recommend operational screening when holdout performance is weak.</w:t>
-            </w:r>
-          </w:p>
-        </w:tc>
-      </w:tr>
-    </w:tbl>
-    <w:p>
-      <w:pPr>
-        <w:pStyle w:val="Heading1"/>
-        <w:ind w:firstLine="0"/>
-        <w:rPr>
-          <w:rFonts w:cstheme="majorHAnsi"/>
-          <w:szCs w:val="22"/>
-        </w:rPr>
-      </w:pPr>
-      <w:r>
-        <w:rPr>
-          <w:rFonts w:cstheme="majorHAnsi"/>
-          <w:szCs w:val="22"/>
-        </w:rPr>
-        <w:br w:type="page"/>
-      </w:r>
-    </w:p>
-    <w:p>
-      <w:pPr>
-        <w:pStyle w:val="Heading1"/>
-        <w:ind w:firstLine="0"/>
-        <w:rPr>
-          <w:rFonts w:cstheme="majorHAnsi"/>
-          <w:szCs w:val="22"/>
-        </w:rPr>
-      </w:pPr>
-      <w:r>
-        <w:rPr>
-          <w:rFonts w:cstheme="majorHAnsi"/>
-          <w:szCs w:val="22"/>
-        </w:rPr>
-        <w:lastRenderedPageBreak/>
-        <w:t>Appendix D</w:t>
-      </w:r>
-    </w:p>
-    <w:p>
-      <w:pPr>
-        <w:pStyle w:val="Heading2"/>
-        <w:ind w:firstLine="0"/>
-        <w:rPr>
-          <w:rFonts w:cstheme="majorHAnsi"/>
-          <w:szCs w:val="22"/>
-        </w:rPr>
-      </w:pPr>
-      <w:r>
-        <w:rPr>
-          <w:rFonts w:cstheme="majorHAnsi"/>
-          <w:szCs w:val="22"/>
-        </w:rPr>
-        <w:t>Six-Week Execution Plan</w:t>
-      </w:r>
-    </w:p>
-    <w:p>
-      <w:pPr>
-        <w:rPr>
-          <w:rFonts w:asciiTheme="majorHAnsi" w:hAnsiTheme="majorHAnsi" w:cstheme="majorHAnsi"/>
-        </w:rPr>
-      </w:pPr>
-      <w:r>
-        <w:rPr>
-          <w:rFonts w:asciiTheme="majorHAnsi" w:hAnsiTheme="majorHAnsi" w:cstheme="majorHAnsi"/>
-        </w:rPr>
-        <w:t>Table D1 presents the planned six-week work schedule and expected deliverables.</w:t>
-      </w:r>
-    </w:p>
-    <w:p>
-      <w:pPr>
-        <w:keepNext/>
-        <w:ind w:firstLine="0"/>
-        <w:rPr>
-          <w:rFonts w:asciiTheme="majorHAnsi" w:hAnsiTheme="majorHAnsi" w:cstheme="majorHAnsi"/>
-        </w:rPr>
-      </w:pPr>
-      <w:r>
-        <w:rPr>
-          <w:rFonts w:asciiTheme="majorHAnsi" w:hAnsiTheme="majorHAnsi" w:cstheme="majorHAnsi"/>
-          <w:b/>
-        </w:rPr>
-        <w:t>Table D1</w:t>
-      </w:r>
-    </w:p>
-    <w:p>
-      <w:pPr>
-        <w:keepNext/>
-        <w:ind w:firstLine="0"/>
-        <w:rPr>
-          <w:rFonts w:asciiTheme="majorHAnsi" w:hAnsiTheme="majorHAnsi" w:cstheme="majorHAnsi"/>
-        </w:rPr>
-      </w:pPr>
-      <w:r>
-        <w:rPr>
-          <w:rFonts w:asciiTheme="majorHAnsi" w:hAnsiTheme="majorHAnsi" w:cstheme="majorHAnsi"/>
-          <w:i/>
-        </w:rPr>
-        <w:t>Six-Week Work Plan</w:t>
-      </w:r>
-    </w:p>
-    <w:tbl>
-      <w:tblPr>
-        <w:tblStyle w:val="TableGrid"/>
-        <w:tblW w:w="0" w:type="auto"/>
-        <w:jc w:val="center"/>
-        <w:tblBorders>
-          <w:top w:val="single" w:sz="8" w:space="0" w:color="000000"/>
-          <w:left w:val="nil"/>
-          <w:bottom w:val="single" w:sz="8" w:space="0" w:color="000000"/>
-          <w:right w:val="nil"/>
-          <w:insideH w:val="nil"/>
-          <w:insideV w:val="nil"/>
-        </w:tblBorders>
-        <w:tblLook w:val="04A0" w:firstRow="1" w:lastRow="0" w:firstColumn="1" w:lastColumn="0" w:noHBand="0" w:noVBand="1"/>
-      </w:tblPr>
-      <w:tblGrid>
-        <w:gridCol w:w="860"/>
-        <w:gridCol w:w="4801"/>
-        <w:gridCol w:w="3699"/>
-      </w:tblGrid>
-      <w:tr>
-        <w:trPr>
-          <w:tblHeader/>
-          <w:jc w:val="center"/>
-        </w:trPr>
-        <w:tc>
-          <w:tcPr>
-            <w:tcW w:w="864" w:type="dxa"/>
-            <w:tcBorders>
-              <w:bottom w:val="single" w:sz="8" w:space="0" w:color="000000"/>
-            </w:tcBorders>
-            <w:tcMar>
-              <w:top w:w="80" w:type="dxa"/>
-              <w:left w:w="80" w:type="dxa"/>
-              <w:bottom w:w="80" w:type="dxa"/>
-              <w:right w:w="80" w:type="dxa"/>
-            </w:tcMar>
-            <w:vAlign w:val="center"/>
-          </w:tcPr>
-          <w:p>
-            <w:pPr>
-              <w:ind w:firstLine="0"/>
-              <w:jc w:val="center"/>
-              <w:rPr>
-                <w:rFonts w:asciiTheme="majorHAnsi" w:hAnsiTheme="majorHAnsi" w:cstheme="majorHAnsi"/>
-              </w:rPr>
-            </w:pPr>
-            <w:r>
-              <w:rPr>
-                <w:rFonts w:asciiTheme="majorHAnsi" w:hAnsiTheme="majorHAnsi" w:cstheme="majorHAnsi"/>
-                <w:b/>
-              </w:rPr>
-              <w:t>Project week</w:t>
-            </w:r>
-          </w:p>
-        </w:tc>
-        <w:tc>
-          <w:tcPr>
-            <w:tcW w:w="5040" w:type="dxa"/>
-            <w:tcBorders>
-              <w:bottom w:val="single" w:sz="8" w:space="0" w:color="000000"/>
-            </w:tcBorders>
-            <w:tcMar>
-              <w:top w:w="80" w:type="dxa"/>
-              <w:left w:w="80" w:type="dxa"/>
-              <w:bottom w:w="80" w:type="dxa"/>
-              <w:right w:w="80" w:type="dxa"/>
-            </w:tcMar>
-            <w:vAlign w:val="center"/>
-          </w:tcPr>
-          <w:p>
-            <w:pPr>
-              <w:ind w:firstLine="0"/>
-              <w:jc w:val="center"/>
-              <w:rPr>
-                <w:rFonts w:asciiTheme="majorHAnsi" w:hAnsiTheme="majorHAnsi" w:cstheme="majorHAnsi"/>
-              </w:rPr>
-            </w:pPr>
-            <w:r>
-              <w:rPr>
-                <w:rFonts w:asciiTheme="majorHAnsi" w:hAnsiTheme="majorHAnsi" w:cstheme="majorHAnsi"/>
-                <w:b/>
-              </w:rPr>
-              <w:t>Activities to be completed</w:t>
-            </w:r>
-          </w:p>
-        </w:tc>
-        <w:tc>
-          <w:tcPr>
-            <w:tcW w:w="3888" w:type="dxa"/>
-            <w:tcBorders>
-              <w:bottom w:val="single" w:sz="8" w:space="0" w:color="000000"/>
-            </w:tcBorders>
-            <w:tcMar>
-              <w:top w:w="80" w:type="dxa"/>
-              <w:left w:w="80" w:type="dxa"/>
-              <w:bottom w:w="80" w:type="dxa"/>
-              <w:right w:w="80" w:type="dxa"/>
-            </w:tcMar>
-            <w:vAlign w:val="center"/>
-          </w:tcPr>
-          <w:p>
-            <w:pPr>
-              <w:ind w:firstLine="0"/>
-              <w:jc w:val="center"/>
-              <w:rPr>
-                <w:rFonts w:asciiTheme="majorHAnsi" w:hAnsiTheme="majorHAnsi" w:cstheme="majorHAnsi"/>
-              </w:rPr>
-            </w:pPr>
-            <w:r>
-              <w:rPr>
-                <w:rFonts w:asciiTheme="majorHAnsi" w:hAnsiTheme="majorHAnsi" w:cstheme="majorHAnsi"/>
-                <w:b/>
-              </w:rPr>
-              <w:t>Expected deliverable</w:t>
+              <w:t>Temporal disruption</w:t>
+            </w:r>
+          </w:p>
+        </w:tc>
+        <w:tc>
+          <w:tcPr>
+            <w:tcW w:w="3106" w:type="dxa"/>
+            <w:tcMar>
+              <w:top w:w="80" w:type="dxa"/>
+              <w:left w:w="80" w:type="dxa"/>
+              <w:bottom w:w="80" w:type="dxa"/>
+              <w:right w:w="80" w:type="dxa"/>
+            </w:tcMar>
+            <w:vAlign w:val="center"/>
+          </w:tcPr>
+          <w:p>
+            <w:pPr>
+              <w:ind w:firstLine="0"/>
+              <w:rPr>
+                <w:rFonts w:asciiTheme="majorHAnsi" w:hAnsiTheme="majorHAnsi" w:cstheme="majorHAnsi"/>
+              </w:rPr>
+            </w:pPr>
+            <w:r>
+              <w:rPr>
+                <w:rFonts w:asciiTheme="majorHAnsi" w:hAnsiTheme="majorHAnsi" w:cstheme="majorHAnsi"/>
+              </w:rPr>
+              <w:t>Repeat association models without 2020 to 2021.</w:t>
+            </w:r>
+          </w:p>
+        </w:tc>
+        <w:tc>
+          <w:tcPr>
+            <w:tcW w:w="4188" w:type="dxa"/>
+            <w:tcMar>
+              <w:top w:w="80" w:type="dxa"/>
+              <w:left w:w="80" w:type="dxa"/>
+              <w:bottom w:w="80" w:type="dxa"/>
+              <w:right w:w="80" w:type="dxa"/>
+            </w:tcMar>
+            <w:vAlign w:val="center"/>
+          </w:tcPr>
+          <w:p>
+            <w:pPr>
+              <w:ind w:firstLine="0"/>
+              <w:rPr>
+                <w:rFonts w:asciiTheme="majorHAnsi" w:hAnsiTheme="majorHAnsi" w:cstheme="majorHAnsi"/>
+              </w:rPr>
+            </w:pPr>
+            <w:r>
+              <w:rPr>
+                <w:rFonts w:asciiTheme="majorHAnsi" w:hAnsiTheme="majorHAnsi" w:cstheme="majorHAnsi"/>
+              </w:rPr>
+              <w:t>Compare direction and magnitude with the primary result.</w:t>
             </w:r>
           </w:p>
         </w:tc>
@@ -13240,494 +15007,79 @@
         </w:trPr>
         <w:tc>
           <w:tcPr>
-            <w:tcW w:w="864" w:type="dxa"/>
-            <w:tcMar>
-              <w:top w:w="80" w:type="dxa"/>
-              <w:left w:w="80" w:type="dxa"/>
-              <w:bottom w:w="80" w:type="dxa"/>
-              <w:right w:w="80" w:type="dxa"/>
-            </w:tcMar>
-            <w:vAlign w:val="center"/>
-          </w:tcPr>
-          <w:p>
-            <w:pPr>
-              <w:ind w:firstLine="0"/>
-              <w:rPr>
-                <w:rFonts w:asciiTheme="majorHAnsi" w:hAnsiTheme="majorHAnsi" w:cstheme="majorHAnsi"/>
-              </w:rPr>
-            </w:pPr>
-            <w:r>
-              <w:rPr>
-                <w:rFonts w:asciiTheme="majorHAnsi" w:hAnsiTheme="majorHAnsi" w:cstheme="majorHAnsi"/>
-              </w:rPr>
-              <w:t>1</w:t>
-            </w:r>
-          </w:p>
-        </w:tc>
-        <w:tc>
-          <w:tcPr>
-            <w:tcW w:w="5040" w:type="dxa"/>
-            <w:tcMar>
-              <w:top w:w="80" w:type="dxa"/>
-              <w:left w:w="80" w:type="dxa"/>
-              <w:bottom w:w="80" w:type="dxa"/>
-              <w:right w:w="80" w:type="dxa"/>
-            </w:tcMar>
-            <w:vAlign w:val="center"/>
-          </w:tcPr>
-          <w:p>
-            <w:pPr>
-              <w:ind w:firstLine="0"/>
-              <w:rPr>
-                <w:rFonts w:asciiTheme="majorHAnsi" w:hAnsiTheme="majorHAnsi" w:cstheme="majorHAnsi"/>
-              </w:rPr>
-            </w:pPr>
-            <w:r>
-              <w:rPr>
-                <w:rFonts w:asciiTheme="majorHAnsi" w:hAnsiTheme="majorHAnsi" w:cstheme="majorHAnsi"/>
-              </w:rPr>
-              <w:t>Verify file versions, exact headers, code mappings, merge keys, counts, and literature.</w:t>
-            </w:r>
-          </w:p>
-        </w:tc>
-        <w:tc>
-          <w:tcPr>
-            <w:tcW w:w="3888" w:type="dxa"/>
-            <w:tcMar>
-              <w:top w:w="80" w:type="dxa"/>
-              <w:left w:w="80" w:type="dxa"/>
-              <w:bottom w:w="80" w:type="dxa"/>
-              <w:right w:w="80" w:type="dxa"/>
-            </w:tcMar>
-            <w:vAlign w:val="center"/>
-          </w:tcPr>
-          <w:p>
-            <w:pPr>
-              <w:ind w:firstLine="0"/>
-              <w:rPr>
-                <w:rFonts w:asciiTheme="majorHAnsi" w:hAnsiTheme="majorHAnsi" w:cstheme="majorHAnsi"/>
-              </w:rPr>
-            </w:pPr>
-            <w:r>
-              <w:rPr>
-                <w:rFonts w:asciiTheme="majorHAnsi" w:hAnsiTheme="majorHAnsi" w:cstheme="majorHAnsi"/>
-              </w:rPr>
-              <w:t>Validated Appendix A definitions and feasibility log.</w:t>
-            </w:r>
-          </w:p>
-        </w:tc>
-      </w:tr>
-      <w:tr>
-        <w:trPr>
-          <w:jc w:val="center"/>
-        </w:trPr>
-        <w:tc>
-          <w:tcPr>
-            <w:tcW w:w="864" w:type="dxa"/>
-            <w:tcMar>
-              <w:top w:w="80" w:type="dxa"/>
-              <w:left w:w="80" w:type="dxa"/>
-              <w:bottom w:w="80" w:type="dxa"/>
-              <w:right w:w="80" w:type="dxa"/>
-            </w:tcMar>
-            <w:vAlign w:val="center"/>
-          </w:tcPr>
-          <w:p>
-            <w:pPr>
-              <w:ind w:firstLine="0"/>
-              <w:rPr>
-                <w:rFonts w:asciiTheme="majorHAnsi" w:hAnsiTheme="majorHAnsi" w:cstheme="majorHAnsi"/>
-              </w:rPr>
-            </w:pPr>
-            <w:r>
-              <w:rPr>
-                <w:rFonts w:asciiTheme="majorHAnsi" w:hAnsiTheme="majorHAnsi" w:cstheme="majorHAnsi"/>
-              </w:rPr>
-              <w:t>2</w:t>
-            </w:r>
-          </w:p>
-        </w:tc>
-        <w:tc>
-          <w:tcPr>
-            <w:tcW w:w="5040" w:type="dxa"/>
-            <w:tcMar>
-              <w:top w:w="80" w:type="dxa"/>
-              <w:left w:w="80" w:type="dxa"/>
-              <w:bottom w:w="80" w:type="dxa"/>
-              <w:right w:w="80" w:type="dxa"/>
-            </w:tcMar>
-            <w:vAlign w:val="center"/>
-          </w:tcPr>
-          <w:p>
-            <w:pPr>
-              <w:ind w:firstLine="0"/>
-              <w:rPr>
-                <w:rFonts w:asciiTheme="majorHAnsi" w:hAnsiTheme="majorHAnsi" w:cstheme="majorHAnsi"/>
-              </w:rPr>
-            </w:pPr>
-            <w:r>
-              <w:rPr>
-                <w:rFonts w:asciiTheme="majorHAnsi" w:hAnsiTheme="majorHAnsi" w:cstheme="majorHAnsi"/>
-              </w:rPr>
-              <w:t>Clean Files 1A and 2A, consolidate duplicates, and create transitions.</w:t>
-            </w:r>
-          </w:p>
-        </w:tc>
-        <w:tc>
-          <w:tcPr>
-            <w:tcW w:w="3888" w:type="dxa"/>
-            <w:tcMar>
-              <w:top w:w="80" w:type="dxa"/>
-              <w:left w:w="80" w:type="dxa"/>
-              <w:bottom w:w="80" w:type="dxa"/>
-              <w:right w:w="80" w:type="dxa"/>
-            </w:tcMar>
-            <w:vAlign w:val="center"/>
-          </w:tcPr>
-          <w:p>
-            <w:pPr>
-              <w:ind w:firstLine="0"/>
-              <w:rPr>
-                <w:rFonts w:asciiTheme="majorHAnsi" w:hAnsiTheme="majorHAnsi" w:cstheme="majorHAnsi"/>
-              </w:rPr>
-            </w:pPr>
-            <w:r>
-              <w:rPr>
-                <w:rFonts w:asciiTheme="majorHAnsi" w:hAnsiTheme="majorHAnsi" w:cstheme="majorHAnsi"/>
-              </w:rPr>
-              <w:t>Analysis-ready dataset and validation waterfall.</w:t>
-            </w:r>
-          </w:p>
-        </w:tc>
-      </w:tr>
-      <w:tr>
-        <w:trPr>
-          <w:jc w:val="center"/>
-        </w:trPr>
-        <w:tc>
-          <w:tcPr>
-            <w:tcW w:w="864" w:type="dxa"/>
-            <w:tcMar>
-              <w:top w:w="80" w:type="dxa"/>
-              <w:left w:w="80" w:type="dxa"/>
-              <w:bottom w:w="80" w:type="dxa"/>
-              <w:right w:w="80" w:type="dxa"/>
-            </w:tcMar>
-            <w:vAlign w:val="center"/>
-          </w:tcPr>
-          <w:p>
-            <w:pPr>
-              <w:ind w:firstLine="0"/>
-              <w:rPr>
-                <w:rFonts w:asciiTheme="majorHAnsi" w:hAnsiTheme="majorHAnsi" w:cstheme="majorHAnsi"/>
-              </w:rPr>
-            </w:pPr>
-            <w:r>
-              <w:rPr>
-                <w:rFonts w:asciiTheme="majorHAnsi" w:hAnsiTheme="majorHAnsi" w:cstheme="majorHAnsi"/>
-              </w:rPr>
-              <w:t>3</w:t>
-            </w:r>
-          </w:p>
-        </w:tc>
-        <w:tc>
-          <w:tcPr>
-            <w:tcW w:w="5040" w:type="dxa"/>
-            <w:tcMar>
-              <w:top w:w="80" w:type="dxa"/>
-              <w:left w:w="80" w:type="dxa"/>
-              <w:bottom w:w="80" w:type="dxa"/>
-              <w:right w:w="80" w:type="dxa"/>
-            </w:tcMar>
-            <w:vAlign w:val="center"/>
-          </w:tcPr>
-          <w:p>
-            <w:pPr>
-              <w:ind w:firstLine="0"/>
-              <w:rPr>
-                <w:rFonts w:asciiTheme="majorHAnsi" w:hAnsiTheme="majorHAnsi" w:cstheme="majorHAnsi"/>
-              </w:rPr>
-            </w:pPr>
-            <w:r>
-              <w:rPr>
-                <w:rFonts w:asciiTheme="majorHAnsi" w:hAnsiTheme="majorHAnsi" w:cstheme="majorHAnsi"/>
-              </w:rPr>
-              <w:t>Complete RQ1 and RQ2.</w:t>
-            </w:r>
-          </w:p>
-        </w:tc>
-        <w:tc>
-          <w:tcPr>
-            <w:tcW w:w="3888" w:type="dxa"/>
-            <w:tcMar>
-              <w:top w:w="80" w:type="dxa"/>
-              <w:left w:w="80" w:type="dxa"/>
-              <w:bottom w:w="80" w:type="dxa"/>
-              <w:right w:w="80" w:type="dxa"/>
-            </w:tcMar>
-            <w:vAlign w:val="center"/>
-          </w:tcPr>
-          <w:p>
-            <w:pPr>
-              <w:ind w:firstLine="0"/>
-              <w:rPr>
-                <w:rFonts w:asciiTheme="majorHAnsi" w:hAnsiTheme="majorHAnsi" w:cstheme="majorHAnsi"/>
-              </w:rPr>
-            </w:pPr>
-            <w:r>
-              <w:rPr>
-                <w:rFonts w:asciiTheme="majorHAnsi" w:hAnsiTheme="majorHAnsi" w:cstheme="majorHAnsi"/>
-              </w:rPr>
-              <w:t>Descriptive results and adjusted any-action model.</w:t>
-            </w:r>
-          </w:p>
-        </w:tc>
-      </w:tr>
-      <w:tr>
-        <w:trPr>
-          <w:jc w:val="center"/>
-        </w:trPr>
-        <w:tc>
-          <w:tcPr>
-            <w:tcW w:w="864" w:type="dxa"/>
-            <w:tcMar>
-              <w:top w:w="80" w:type="dxa"/>
-              <w:left w:w="80" w:type="dxa"/>
-              <w:bottom w:w="80" w:type="dxa"/>
-              <w:right w:w="80" w:type="dxa"/>
-            </w:tcMar>
-            <w:vAlign w:val="center"/>
-          </w:tcPr>
-          <w:p>
-            <w:pPr>
-              <w:ind w:firstLine="0"/>
-              <w:rPr>
-                <w:rFonts w:asciiTheme="majorHAnsi" w:hAnsiTheme="majorHAnsi" w:cstheme="majorHAnsi"/>
-              </w:rPr>
-            </w:pPr>
-            <w:r>
-              <w:rPr>
-                <w:rFonts w:asciiTheme="majorHAnsi" w:hAnsiTheme="majorHAnsi" w:cstheme="majorHAnsi"/>
-              </w:rPr>
-              <w:t>4</w:t>
-            </w:r>
-          </w:p>
-        </w:tc>
-        <w:tc>
-          <w:tcPr>
-            <w:tcW w:w="5040" w:type="dxa"/>
-            <w:tcMar>
-              <w:top w:w="80" w:type="dxa"/>
-              <w:left w:w="80" w:type="dxa"/>
-              <w:bottom w:w="80" w:type="dxa"/>
-              <w:right w:w="80" w:type="dxa"/>
-            </w:tcMar>
-            <w:vAlign w:val="center"/>
-          </w:tcPr>
-          <w:p>
-            <w:pPr>
-              <w:ind w:firstLine="0"/>
-              <w:rPr>
-                <w:rFonts w:asciiTheme="majorHAnsi" w:hAnsiTheme="majorHAnsi" w:cstheme="majorHAnsi"/>
-              </w:rPr>
-            </w:pPr>
-            <w:r>
-              <w:rPr>
-                <w:rFonts w:asciiTheme="majorHAnsi" w:hAnsiTheme="majorHAnsi" w:cstheme="majorHAnsi"/>
-              </w:rPr>
-              <w:t>Complete RQ3 and prespecified sensitivity checks.</w:t>
-            </w:r>
-          </w:p>
-        </w:tc>
-        <w:tc>
-          <w:tcPr>
-            <w:tcW w:w="3888" w:type="dxa"/>
-            <w:tcMar>
-              <w:top w:w="80" w:type="dxa"/>
-              <w:left w:w="80" w:type="dxa"/>
-              <w:bottom w:w="80" w:type="dxa"/>
-              <w:right w:w="80" w:type="dxa"/>
-            </w:tcMar>
-            <w:vAlign w:val="center"/>
-          </w:tcPr>
-          <w:p>
-            <w:pPr>
-              <w:ind w:firstLine="0"/>
-              <w:rPr>
-                <w:rFonts w:asciiTheme="majorHAnsi" w:hAnsiTheme="majorHAnsi" w:cstheme="majorHAnsi"/>
-              </w:rPr>
-            </w:pPr>
-            <w:r>
-              <w:rPr>
-                <w:rFonts w:asciiTheme="majorHAnsi" w:hAnsiTheme="majorHAnsi" w:cstheme="majorHAnsi"/>
-              </w:rPr>
-              <w:t>Category estimates and diagnostic table.</w:t>
-            </w:r>
-          </w:p>
-        </w:tc>
-      </w:tr>
-      <w:tr>
-        <w:trPr>
-          <w:jc w:val="center"/>
-        </w:trPr>
-        <w:tc>
-          <w:tcPr>
-            <w:tcW w:w="864" w:type="dxa"/>
-            <w:tcMar>
-              <w:top w:w="80" w:type="dxa"/>
-              <w:left w:w="80" w:type="dxa"/>
-              <w:bottom w:w="80" w:type="dxa"/>
-              <w:right w:w="80" w:type="dxa"/>
-            </w:tcMar>
-            <w:vAlign w:val="center"/>
-          </w:tcPr>
-          <w:p>
-            <w:pPr>
-              <w:ind w:firstLine="0"/>
-              <w:rPr>
-                <w:rFonts w:asciiTheme="majorHAnsi" w:hAnsiTheme="majorHAnsi" w:cstheme="majorHAnsi"/>
-              </w:rPr>
-            </w:pPr>
-            <w:r>
-              <w:rPr>
-                <w:rFonts w:asciiTheme="majorHAnsi" w:hAnsiTheme="majorHAnsi" w:cstheme="majorHAnsi"/>
-              </w:rPr>
-              <w:t>5</w:t>
-            </w:r>
-          </w:p>
-        </w:tc>
-        <w:tc>
-          <w:tcPr>
-            <w:tcW w:w="5040" w:type="dxa"/>
-            <w:tcMar>
-              <w:top w:w="80" w:type="dxa"/>
-              <w:left w:w="80" w:type="dxa"/>
-              <w:bottom w:w="80" w:type="dxa"/>
-              <w:right w:w="80" w:type="dxa"/>
-            </w:tcMar>
-            <w:vAlign w:val="center"/>
-          </w:tcPr>
-          <w:p>
-            <w:pPr>
-              <w:ind w:firstLine="0"/>
-              <w:rPr>
-                <w:rFonts w:asciiTheme="majorHAnsi" w:hAnsiTheme="majorHAnsi" w:cstheme="majorHAnsi"/>
-              </w:rPr>
-            </w:pPr>
-            <w:r>
-              <w:rPr>
-                <w:rFonts w:asciiTheme="majorHAnsi" w:hAnsiTheme="majorHAnsi" w:cstheme="majorHAnsi"/>
-              </w:rPr>
-              <w:t>Train the RQ4 model and evaluate the locked 2023 to 2024 holdout.</w:t>
-            </w:r>
-          </w:p>
-        </w:tc>
-        <w:tc>
-          <w:tcPr>
-            <w:tcW w:w="3888" w:type="dxa"/>
-            <w:tcMar>
-              <w:top w:w="80" w:type="dxa"/>
-              <w:left w:w="80" w:type="dxa"/>
-              <w:bottom w:w="80" w:type="dxa"/>
-              <w:right w:w="80" w:type="dxa"/>
-            </w:tcMar>
-            <w:vAlign w:val="center"/>
-          </w:tcPr>
-          <w:p>
-            <w:pPr>
-              <w:ind w:firstLine="0"/>
-              <w:rPr>
-                <w:rFonts w:asciiTheme="majorHAnsi" w:hAnsiTheme="majorHAnsi" w:cstheme="majorHAnsi"/>
-              </w:rPr>
-            </w:pPr>
-            <w:r>
-              <w:rPr>
-                <w:rFonts w:asciiTheme="majorHAnsi" w:hAnsiTheme="majorHAnsi" w:cstheme="majorHAnsi"/>
-              </w:rPr>
-              <w:t>Prediction scorecard and calibration output.</w:t>
-            </w:r>
-          </w:p>
-        </w:tc>
-      </w:tr>
-      <w:tr>
-        <w:trPr>
-          <w:jc w:val="center"/>
-        </w:trPr>
-        <w:tc>
-          <w:tcPr>
-            <w:tcW w:w="864" w:type="dxa"/>
-            <w:tcMar>
-              <w:top w:w="80" w:type="dxa"/>
-              <w:left w:w="80" w:type="dxa"/>
-              <w:bottom w:w="80" w:type="dxa"/>
-              <w:right w:w="80" w:type="dxa"/>
-            </w:tcMar>
-            <w:vAlign w:val="center"/>
-          </w:tcPr>
-          <w:p>
-            <w:pPr>
-              <w:ind w:firstLine="0"/>
-              <w:rPr>
-                <w:rFonts w:asciiTheme="majorHAnsi" w:hAnsiTheme="majorHAnsi" w:cstheme="majorHAnsi"/>
-              </w:rPr>
-            </w:pPr>
-            <w:r>
-              <w:rPr>
-                <w:rFonts w:asciiTheme="majorHAnsi" w:hAnsiTheme="majorHAnsi" w:cstheme="majorHAnsi"/>
-              </w:rPr>
-              <w:t>6</w:t>
-            </w:r>
-          </w:p>
-        </w:tc>
-        <w:tc>
-          <w:tcPr>
-            <w:tcW w:w="5040" w:type="dxa"/>
-            <w:tcMar>
-              <w:top w:w="80" w:type="dxa"/>
-              <w:left w:w="80" w:type="dxa"/>
-              <w:bottom w:w="80" w:type="dxa"/>
-              <w:right w:w="80" w:type="dxa"/>
-            </w:tcMar>
-            <w:vAlign w:val="center"/>
-          </w:tcPr>
-          <w:p>
-            <w:pPr>
-              <w:ind w:firstLine="0"/>
-              <w:rPr>
-                <w:rFonts w:asciiTheme="majorHAnsi" w:hAnsiTheme="majorHAnsi" w:cstheme="majorHAnsi"/>
-              </w:rPr>
-            </w:pPr>
-            <w:r>
-              <w:rPr>
-                <w:rFonts w:asciiTheme="majorHAnsi" w:hAnsiTheme="majorHAnsi" w:cstheme="majorHAnsi"/>
-              </w:rPr>
-              <w:t>Write findings, recommendations, limitations, code notes, and slides.</w:t>
-            </w:r>
-          </w:p>
-        </w:tc>
-        <w:tc>
-          <w:tcPr>
-            <w:tcW w:w="3888" w:type="dxa"/>
-            <w:tcMar>
-              <w:top w:w="80" w:type="dxa"/>
-              <w:left w:w="80" w:type="dxa"/>
-              <w:bottom w:w="80" w:type="dxa"/>
-              <w:right w:w="80" w:type="dxa"/>
-            </w:tcMar>
-            <w:vAlign w:val="center"/>
-          </w:tcPr>
-          <w:p>
-            <w:pPr>
-              <w:ind w:firstLine="0"/>
-              <w:rPr>
-                <w:rFonts w:asciiTheme="majorHAnsi" w:hAnsiTheme="majorHAnsi" w:cstheme="majorHAnsi"/>
-              </w:rPr>
-            </w:pPr>
-            <w:r>
-              <w:rPr>
-                <w:rFonts w:asciiTheme="majorHAnsi" w:hAnsiTheme="majorHAnsi" w:cstheme="majorHAnsi"/>
-              </w:rPr>
-              <w:t>Final report, repository, and presentation.</w:t>
+            <w:tcW w:w="2066" w:type="dxa"/>
+            <w:tcMar>
+              <w:top w:w="80" w:type="dxa"/>
+              <w:left w:w="80" w:type="dxa"/>
+              <w:bottom w:w="80" w:type="dxa"/>
+              <w:right w:w="80" w:type="dxa"/>
+            </w:tcMar>
+            <w:vAlign w:val="center"/>
+          </w:tcPr>
+          <w:p>
+            <w:pPr>
+              <w:ind w:firstLine="0"/>
+              <w:rPr>
+                <w:rFonts w:asciiTheme="majorHAnsi" w:hAnsiTheme="majorHAnsi" w:cstheme="majorHAnsi"/>
+              </w:rPr>
+            </w:pPr>
+            <w:r>
+              <w:rPr>
+                <w:rFonts w:asciiTheme="majorHAnsi" w:hAnsiTheme="majorHAnsi" w:cstheme="majorHAnsi"/>
+              </w:rPr>
+              <w:t>Prediction drift or poor calibration</w:t>
+            </w:r>
+          </w:p>
+        </w:tc>
+        <w:tc>
+          <w:tcPr>
+            <w:tcW w:w="3106" w:type="dxa"/>
+            <w:tcMar>
+              <w:top w:w="80" w:type="dxa"/>
+              <w:left w:w="80" w:type="dxa"/>
+              <w:bottom w:w="80" w:type="dxa"/>
+              <w:right w:w="80" w:type="dxa"/>
+            </w:tcMar>
+            <w:vAlign w:val="center"/>
+          </w:tcPr>
+          <w:p>
+            <w:pPr>
+              <w:ind w:firstLine="0"/>
+              <w:rPr>
+                <w:rFonts w:asciiTheme="majorHAnsi" w:hAnsiTheme="majorHAnsi" w:cstheme="majorHAnsi"/>
+              </w:rPr>
+            </w:pPr>
+            <w:r>
+              <w:rPr>
+                <w:rFonts w:asciiTheme="majorHAnsi" w:hAnsiTheme="majorHAnsi" w:cstheme="majorHAnsi"/>
+              </w:rPr>
+              <w:t>Compare holdout discrimination and calibration with development results.</w:t>
+            </w:r>
+          </w:p>
+        </w:tc>
+        <w:tc>
+          <w:tcPr>
+            <w:tcW w:w="4188" w:type="dxa"/>
+            <w:tcMar>
+              <w:top w:w="80" w:type="dxa"/>
+              <w:left w:w="80" w:type="dxa"/>
+              <w:bottom w:w="80" w:type="dxa"/>
+              <w:right w:w="80" w:type="dxa"/>
+            </w:tcMar>
+            <w:vAlign w:val="center"/>
+          </w:tcPr>
+          <w:p>
+            <w:pPr>
+              <w:ind w:firstLine="0"/>
+              <w:rPr>
+                <w:rFonts w:asciiTheme="majorHAnsi" w:hAnsiTheme="majorHAnsi" w:cstheme="majorHAnsi"/>
+              </w:rPr>
+            </w:pPr>
+            <w:r>
+              <w:rPr>
+                <w:rFonts w:asciiTheme="majorHAnsi" w:hAnsiTheme="majorHAnsi" w:cstheme="majorHAnsi"/>
+              </w:rPr>
+              <w:t>Do not recommend operational screening when holdout performance is weak.</w:t>
             </w:r>
           </w:p>
         </w:tc>
@@ -13739,23 +15091,32 @@
           <w:rFonts w:asciiTheme="majorHAnsi" w:hAnsiTheme="majorHAnsi" w:cstheme="majorHAnsi"/>
         </w:rPr>
       </w:pPr>
+      <w:r>
+        <w:rPr>
+          <w:rFonts w:asciiTheme="majorHAnsi" w:hAnsiTheme="majorHAnsi" w:cstheme="majorHAnsi"/>
+        </w:rPr>
+        <w:br w:type="page"/>
+      </w:r>
     </w:p>
     <w:p>
       <w:pPr>
-        <w:rPr>
-          <w:rFonts w:asciiTheme="majorHAnsi" w:hAnsiTheme="majorHAnsi" w:cstheme="majorHAnsi"/>
-        </w:rPr>
-      </w:pPr>
-      <w:r>
-        <w:rPr>
-          <w:rFonts w:asciiTheme="majorHAnsi" w:hAnsiTheme="majorHAnsi" w:cstheme="majorHAnsi"/>
-        </w:rPr>
-        <w:br w:type="page"/>
+        <w:pStyle w:val="Heading1"/>
+        <w:rPr>
+          <w:rFonts w:cstheme="majorHAnsi"/>
+          <w:szCs w:val="22"/>
+        </w:rPr>
+      </w:pPr>
+      <w:r>
+        <w:rPr>
+          <w:rFonts w:cstheme="majorHAnsi"/>
+          <w:szCs w:val="22"/>
+        </w:rPr>
+        <w:t>Appendix D</w:t>
       </w:r>
     </w:p>
     <w:p>
       <w:pPr>
-        <w:pStyle w:val="Heading1"/>
+        <w:pStyle w:val="Heading2"/>
         <w:rPr>
           <w:rFonts w:cstheme="majorHAnsi"/>
           <w:szCs w:val="22"/>
@@ -13766,12 +15127,51 @@
           <w:rFonts w:cstheme="majorHAnsi"/>
           <w:szCs w:val="22"/>
         </w:rPr>
-        <w:lastRenderedPageBreak/>
-        <w:t>Appendix E</w:t>
+        <w:t>GitHub Repository: Data Reconciliation and Folder Structure</w:t>
       </w:r>
     </w:p>
     <w:p>
       <w:pPr>
+        <w:rPr>
+          <w:rFonts w:asciiTheme="majorHAnsi" w:hAnsiTheme="majorHAnsi" w:cstheme="majorHAnsi"/>
+        </w:rPr>
+      </w:pPr>
+      <w:r>
+        <w:rPr>
+          <w:rFonts w:asciiTheme="majorHAnsi" w:hAnsiTheme="majorHAnsi" w:cstheme="majorHAnsi"/>
+        </w:rPr>
+        <w:t>Per course requirements, the complete code and data pipeline for this project are maintained in a public GitHub repository with open access for reviewers:</w:t>
+      </w:r>
+    </w:p>
+    <w:p>
+      <w:pPr>
+        <w:rPr>
+          <w:rFonts w:asciiTheme="majorHAnsi" w:hAnsiTheme="majorHAnsi" w:cstheme="majorHAnsi"/>
+        </w:rPr>
+      </w:pPr>
+      <w:r>
+        <w:rPr>
+          <w:rFonts w:asciiTheme="majorHAnsi" w:hAnsiTheme="majorHAnsi" w:cstheme="majorHAnsi"/>
+          <w:color w:val="0550AE"/>
+        </w:rPr>
+        <w:t>https://github.com/somndas3/qm640-tri-pollution-prevention-capstone</w:t>
+      </w:r>
+    </w:p>
+    <w:p>
+      <w:pPr>
+        <w:rPr>
+          <w:rFonts w:asciiTheme="majorHAnsi" w:hAnsiTheme="majorHAnsi" w:cstheme="majorHAnsi"/>
+        </w:rPr>
+      </w:pPr>
+      <w:r>
+        <w:rPr>
+          <w:rFonts w:asciiTheme="majorHAnsi" w:hAnsiTheme="majorHAnsi" w:cstheme="majorHAnsi"/>
+        </w:rPr>
+        <w:t>The repository contains the README, a data folder with EPA download instructions and a 200-row sample per reporting year, an exploratory-analysis notebook, a data-preparation script, and this synopsis document.</w:t>
+      </w:r>
+    </w:p>
+    <w:p>
+      <w:pPr>
         <w:pStyle w:val="Heading2"/>
         <w:rPr>
           <w:rFonts w:cstheme="majorHAnsi"/>
@@ -13783,81 +15183,20 @@
           <w:rFonts w:cstheme="majorHAnsi"/>
           <w:szCs w:val="22"/>
         </w:rPr>
-        <w:t>GitHub Repository: Data Screenshots, Reconciliation, and Folder Structure</w:t>
+        <w:t>D.1 Repository Folder Structure</w:t>
       </w:r>
     </w:p>
     <w:p>
       <w:pPr>
-        <w:rPr>
-          <w:rFonts w:asciiTheme="majorHAnsi" w:hAnsiTheme="majorHAnsi" w:cstheme="majorHAnsi"/>
-        </w:rPr>
-      </w:pPr>
-      <w:r>
-        <w:rPr>
-          <w:rFonts w:asciiTheme="majorHAnsi" w:hAnsiTheme="majorHAnsi" w:cstheme="majorHAnsi"/>
-        </w:rPr>
-        <w:t>Per course requirements, the complete code and data pipeline for this project are maintained in a public GitHub repository with open access for reviewers:</w:t>
-      </w:r>
-    </w:p>
-    <w:p>
-      <w:pPr>
-        <w:rPr>
-          <w:rFonts w:asciiTheme="majorHAnsi" w:hAnsiTheme="majorHAnsi" w:cstheme="majorHAnsi"/>
-        </w:rPr>
-      </w:pPr>
-      <w:r>
-        <w:rPr>
-          <w:rFonts w:asciiTheme="majorHAnsi" w:hAnsiTheme="majorHAnsi" w:cstheme="majorHAnsi"/>
-          <w:color w:val="0550AE"/>
-        </w:rPr>
-        <w:t>https://github.com/somndas3/qm640-tri-pollution-prevention-capstone</w:t>
-      </w:r>
-    </w:p>
-    <w:p>
-      <w:pPr>
-        <w:rPr>
-          <w:rFonts w:asciiTheme="majorHAnsi" w:hAnsiTheme="majorHAnsi" w:cstheme="majorHAnsi"/>
-        </w:rPr>
-      </w:pPr>
-      <w:r>
-        <w:rPr>
-          <w:rFonts w:asciiTheme="majorHAnsi" w:hAnsiTheme="majorHAnsi" w:cstheme="majorHAnsi"/>
-        </w:rPr>
-        <w:t>The repository contains the README, a data folder with EPA download instructions and a 200-row sample per reporting year, an exploratory-analysis notebook, a data-preparation script, this synopsis document, and the images shown below.</w:t>
-      </w:r>
-    </w:p>
-    <w:p>
-      <w:pPr>
-        <w:pStyle w:val="Heading2"/>
-        <w:rPr>
-          <w:rFonts w:cstheme="majorHAnsi"/>
-          <w:szCs w:val="22"/>
-        </w:rPr>
-      </w:pPr>
-      <w:r>
-        <w:rPr>
-          <w:rFonts w:cstheme="majorHAnsi"/>
-          <w:szCs w:val="22"/>
-        </w:rPr>
-        <w:t>E.1 Repository Folder Structure</w:t>
-      </w:r>
-    </w:p>
-    <w:p>
-      <w:pPr>
         <w:spacing w:before="120" w:after="120"/>
         <w:ind w:firstLine="0"/>
         <w:rPr>
           <w:rFonts w:asciiTheme="majorHAnsi" w:hAnsiTheme="majorHAnsi" w:cstheme="majorHAnsi"/>
         </w:rPr>
       </w:pPr>
-      <w:proofErr w:type="spellStart"/>
-      <w:proofErr w:type="spellEnd"/>
-      <w:proofErr w:type="spellStart"/>
-      <w:proofErr w:type="spellEnd"/>
-      <w:r>
-        <w:rPr>
-          <w:rFonts w:ascii="Consolas" w:hAnsi="Consolas"/>
-          <w:sz w:val="19"/>
+      <w:r>
+        <w:rPr>
+          <w:rFonts w:asciiTheme="majorHAnsi" w:hAnsiTheme="majorHAnsi" w:cstheme="majorHAnsi"/>
         </w:rPr>
         <w:t>qm640-tri-pollution-prevention-capstone/</w:t>
         <w:br/>
@@ -13879,13 +15218,98 @@
         <w:br/>
         <w:t>|   `-- data_prep.py               (Form R + manufacturing NAICS filter + consolidation, 1A/2A join)</w:t>
         <w:br/>
-        <w:t>|-- reports/</w:t>
+        <w:t>`-- reports/</w:t>
         <w:br/>
-        <w:t>|   `-- QM640_Synopsis_TRI_2020_2024.docx</w:t>
-        <w:br/>
-        <w:t>`-- images/</w:t>
-        <w:br/>
-        <w:t xml:space="preserve">    `-- 01-07_*.png                (preview, shape, info, describe, missing, target, reconciliation)</w:t>
+        <w:t xml:space="preserve">    `-- QM640_Synopsis_TRI_2020_2024.docx</w:t>
+      </w:r>
+      <w:r>
+        <w:rPr>
+          <w:rFonts w:asciiTheme="majorHAnsi" w:hAnsiTheme="majorHAnsi" w:cstheme="majorHAnsi"/>
+        </w:rPr>
+      </w:r>
+      <w:r>
+        <w:rPr>
+          <w:rFonts w:asciiTheme="majorHAnsi" w:hAnsiTheme="majorHAnsi" w:cstheme="majorHAnsi"/>
+        </w:rPr>
+      </w:r>
+      <w:r>
+        <w:rPr>
+          <w:rFonts w:asciiTheme="majorHAnsi" w:hAnsiTheme="majorHAnsi" w:cstheme="majorHAnsi"/>
+        </w:rPr>
+      </w:r>
+      <w:r>
+        <w:rPr>
+          <w:rFonts w:asciiTheme="majorHAnsi" w:hAnsiTheme="majorHAnsi" w:cstheme="majorHAnsi"/>
+        </w:rPr>
+      </w:r>
+      <w:r>
+        <w:rPr>
+          <w:rFonts w:asciiTheme="majorHAnsi" w:hAnsiTheme="majorHAnsi" w:cstheme="majorHAnsi"/>
+        </w:rPr>
+      </w:r>
+      <w:r>
+        <w:rPr>
+          <w:rFonts w:asciiTheme="majorHAnsi" w:hAnsiTheme="majorHAnsi" w:cstheme="majorHAnsi"/>
+        </w:rPr>
+      </w:r>
+      <w:r>
+        <w:rPr>
+          <w:rFonts w:asciiTheme="majorHAnsi" w:hAnsiTheme="majorHAnsi" w:cstheme="majorHAnsi"/>
+        </w:rPr>
+      </w:r>
+      <w:proofErr w:type="spellStart"/>
+      <w:r>
+        <w:rPr>
+          <w:rFonts w:asciiTheme="majorHAnsi" w:hAnsiTheme="majorHAnsi" w:cstheme="majorHAnsi"/>
+        </w:rPr>
+      </w:r>
+      <w:proofErr w:type="spellEnd"/>
+      <w:r>
+        <w:rPr>
+          <w:rFonts w:asciiTheme="majorHAnsi" w:hAnsiTheme="majorHAnsi" w:cstheme="majorHAnsi"/>
+        </w:rPr>
+      </w:r>
+      <w:r>
+        <w:rPr>
+          <w:rFonts w:asciiTheme="majorHAnsi" w:hAnsiTheme="majorHAnsi" w:cstheme="majorHAnsi"/>
+        </w:rPr>
+      </w:r>
+      <w:proofErr w:type="spellStart"/>
+      <w:r>
+        <w:rPr>
+          <w:rFonts w:asciiTheme="majorHAnsi" w:hAnsiTheme="majorHAnsi" w:cstheme="majorHAnsi"/>
+        </w:rPr>
+      </w:r>
+      <w:proofErr w:type="spellEnd"/>
+      <w:r>
+        <w:rPr>
+          <w:rFonts w:asciiTheme="majorHAnsi" w:hAnsiTheme="majorHAnsi" w:cstheme="majorHAnsi"/>
+        </w:rPr>
+      </w:r>
+      <w:r>
+        <w:rPr>
+          <w:rFonts w:asciiTheme="majorHAnsi" w:hAnsiTheme="majorHAnsi" w:cstheme="majorHAnsi"/>
+        </w:rPr>
+      </w:r>
+      <w:r>
+        <w:rPr>
+          <w:rFonts w:asciiTheme="majorHAnsi" w:hAnsiTheme="majorHAnsi" w:cstheme="majorHAnsi"/>
+        </w:rPr>
+      </w:r>
+      <w:r>
+        <w:rPr>
+          <w:rFonts w:asciiTheme="majorHAnsi" w:hAnsiTheme="majorHAnsi" w:cstheme="majorHAnsi"/>
+        </w:rPr>
+      </w:r>
+      <w:r>
+        <w:rPr>
+          <w:rFonts w:asciiTheme="majorHAnsi" w:hAnsiTheme="majorHAnsi" w:cstheme="majorHAnsi"/>
+        </w:rPr>
+      </w:r>
+      <w:r>
+        <w:rPr>
+          <w:rFonts w:asciiTheme="majorHAnsi" w:hAnsiTheme="majorHAnsi" w:cstheme="majorHAnsi"/>
+        </w:rPr>
       </w:r>
     </w:p>
     <w:p>
@@ -13901,24 +15325,7 @@
           <w:rFonts w:cstheme="majorHAnsi"/>
           <w:szCs w:val="22"/>
         </w:rPr>
-        <w:lastRenderedPageBreak/>
-        <w:t xml:space="preserve">E.2 Reconciling GitHub Screenshots </w:t>
-      </w:r>
-      <w:proofErr w:type="gramStart"/>
-      <w:r>
-        <w:rPr>
-          <w:rFonts w:cstheme="majorHAnsi"/>
-          <w:szCs w:val="22"/>
-        </w:rPr>
-        <w:t>With</w:t>
-      </w:r>
-      <w:proofErr w:type="gramEnd"/>
-      <w:r>
-        <w:rPr>
-          <w:rFonts w:cstheme="majorHAnsi"/>
-          <w:szCs w:val="22"/>
-        </w:rPr>
-        <w:t xml:space="preserve"> Table 3</w:t>
+        <w:t>D.2 Reconciling GitHub Data Counts With Table 3</w:t>
       </w:r>
     </w:p>
     <w:p>
@@ -13931,7 +15338,7 @@
         <w:rPr>
           <w:rFonts w:asciiTheme="majorHAnsi" w:hAnsiTheme="majorHAnsi" w:cstheme="majorHAnsi"/>
         </w:rPr>
-        <w:t>Images 01 through 05 below show the RAW File 1A/2A shape and structure straight off disk, before any filtering. This raw view is useful for confirming the source files themselves, but it is not the same count reported in Table 3 of the Data Description section, which reflects records after the Form R filter, the manufacturing NAICS (31, 32, or 33) filter, and duplicate consolidation. Figure E1 below reconciles the two: it walks each reporting year from raw rows through both filters to the final consolidated count, confirming an exact match with Table 3 for every year, including the 2024 test/holdout year.</w:t>
+        <w:t>The GitHub repository's data-preparation script and notebook operate on the raw EPA TRI Basic Plus files as downloaded, before any filtering. That raw row count is not the same count reported in Table 3 of the Data Description section, which reflects records after the Form R filter, the manufacturing NAICS (31, 32, or 33) filter, and duplicate consolidation. Table D1 below reconciles the two: it walks each reporting year from raw rows through both filters to the final consolidated count, confirming an exact match with Table 3 for every year, including the 2024 test/holdout year.</w:t>
       </w:r>
     </w:p>
     <w:p>
@@ -13945,7 +15352,7 @@
           <w:rFonts w:asciiTheme="majorHAnsi" w:hAnsiTheme="majorHAnsi" w:cstheme="majorHAnsi"/>
           <w:b/>
         </w:rPr>
-        <w:t>Figure E1</w:t>
+        <w:t>Table D1</w:t>
       </w:r>
     </w:p>
     <w:p>
@@ -13959,23 +15366,7 @@
           <w:rFonts w:asciiTheme="majorHAnsi" w:hAnsiTheme="majorHAnsi" w:cstheme="majorHAnsi"/>
           <w:i/>
         </w:rPr>
-        <w:t xml:space="preserve">Reconciliation of Raw File Row Counts </w:t>
-      </w:r>
-      <w:proofErr w:type="gramStart"/>
-      <w:r>
-        <w:rPr>
-          <w:rFonts w:asciiTheme="majorHAnsi" w:hAnsiTheme="majorHAnsi" w:cstheme="majorHAnsi"/>
-          <w:i/>
-        </w:rPr>
-        <w:t>With</w:t>
-      </w:r>
-      <w:proofErr w:type="gramEnd"/>
-      <w:r>
-        <w:rPr>
-          <w:rFonts w:asciiTheme="majorHAnsi" w:hAnsiTheme="majorHAnsi" w:cstheme="majorHAnsi"/>
-          <w:i/>
-        </w:rPr>
-        <w:t xml:space="preserve"> Table 3 Analysis-Ready Counts</w:t>
+        <w:t>Reconciliation of Raw File Row Counts With Table 3 Analysis-Ready Counts</w:t>
       </w:r>
     </w:p>
     <w:p>
@@ -13985,590 +15376,707 @@
           <w:rFonts w:asciiTheme="majorHAnsi" w:hAnsiTheme="majorHAnsi" w:cstheme="majorHAnsi"/>
         </w:rPr>
       </w:pPr>
-      <w:r>
-        <w:rPr>
-          <w:rFonts w:asciiTheme="majorHAnsi" w:hAnsiTheme="majorHAnsi" w:cstheme="majorHAnsi"/>
-          <w:noProof/>
-        </w:rPr>
-        <w:drawing>
-          <wp:inline distT="0" distB="0" distL="0" distR="0" wp14:anchorId="0AADEECD" wp14:editId="4DAEDD61">
-            <wp:extent cx="5852160" cy="2153595"/>
-            <wp:effectExtent l="0" t="0" r="0" b="0"/>
-            <wp:docPr id="1" name="Picture 1"/>
-            <wp:cNvGraphicFramePr>
-              <a:graphicFrameLocks xmlns:a="http://schemas.openxmlformats.org/drawingml/2006/main" noChangeAspect="1"/>
-            </wp:cNvGraphicFramePr>
-            <a:graphic xmlns:a="http://schemas.openxmlformats.org/drawingml/2006/main">
-              <a:graphicData uri="http://schemas.openxmlformats.org/drawingml/2006/picture">
-                <pic:pic xmlns:pic="http://schemas.openxmlformats.org/drawingml/2006/picture">
-                  <pic:nvPicPr>
-                    <pic:cNvPr id="0" name="07_data_count_reconciliation.png"/>
-                    <pic:cNvPicPr/>
-                  </pic:nvPicPr>
-                  <pic:blipFill>
-                    <a:blip r:embed="rId8"/>
-                    <a:stretch>
-                      <a:fillRect/>
-                    </a:stretch>
-                  </pic:blipFill>
-                  <pic:spPr>
-                    <a:xfrm>
-                      <a:off x="0" y="0"/>
-                      <a:ext cx="5852160" cy="2153595"/>
-                    </a:xfrm>
-                    <a:prstGeom prst="rect">
-                      <a:avLst/>
-                    </a:prstGeom>
-                  </pic:spPr>
-                </pic:pic>
-              </a:graphicData>
-            </a:graphic>
-          </wp:inline>
-        </w:drawing>
-      </w:r>
     </w:p>
-    <w:p>
-      <w:pPr>
-        <w:pStyle w:val="Heading2"/>
-        <w:rPr>
-          <w:rFonts w:cstheme="majorHAnsi"/>
-          <w:szCs w:val="22"/>
-        </w:rPr>
-      </w:pPr>
-      <w:r>
-        <w:rPr>
-          <w:rFonts w:cstheme="majorHAnsi"/>
-          <w:szCs w:val="22"/>
-        </w:rPr>
-        <w:t>E.3 Dataset Screenshots (All Reporting Years, 2020-2024)</w:t>
-      </w:r>
-    </w:p>
-    <w:p>
-      <w:pPr>
-        <w:rPr>
-          <w:rFonts w:asciiTheme="majorHAnsi" w:hAnsiTheme="majorHAnsi" w:cstheme="majorHAnsi"/>
-        </w:rPr>
-      </w:pPr>
-      <w:r>
-        <w:rPr>
-          <w:rFonts w:asciiTheme="majorHAnsi" w:hAnsiTheme="majorHAnsi" w:cstheme="majorHAnsi"/>
-        </w:rPr>
-        <w:t>The following screenshots were produced directly from the raw EPA TRI Basic Plus File 1A and File 2A data for every reporting year in scope (see notebooks/01_data_exploration.ipynb). Reporting year 2024 is highlighted in red throughout because it is the held-out test transition (2023 to 2024) used only for the final RQ4 evaluation and never for model development, per the synopsis analytic approach. These images show raw file structure before filtering; see Figure E1 above for the reconciliation with Table 3's filtered, consolidated counts.</w:t>
-      </w:r>
-    </w:p>
-    <w:p>
-      <w:pPr>
-        <w:rPr>
-          <w:rFonts w:asciiTheme="majorHAnsi" w:hAnsiTheme="majorHAnsi" w:cstheme="majorHAnsi"/>
-        </w:rPr>
-      </w:pPr>
-      <w:r>
-        <w:rPr>
-          <w:rFonts w:asciiTheme="majorHAnsi" w:hAnsiTheme="majorHAnsi" w:cstheme="majorHAnsi"/>
-          <w:b/>
-        </w:rPr>
-        <w:lastRenderedPageBreak/>
-        <w:t>Figure E2</w:t>
-      </w:r>
-    </w:p>
-    <w:p>
-      <w:pPr>
-        <w:rPr>
-          <w:rFonts w:asciiTheme="majorHAnsi" w:hAnsiTheme="majorHAnsi" w:cstheme="majorHAnsi"/>
-        </w:rPr>
-      </w:pPr>
-      <w:r>
-        <w:rPr>
-          <w:rFonts w:asciiTheme="majorHAnsi" w:hAnsiTheme="majorHAnsi" w:cstheme="majorHAnsi"/>
-          <w:i/>
-        </w:rPr>
-        <w:t xml:space="preserve">Raw Dataset Preview — </w:t>
-      </w:r>
-      <w:proofErr w:type="gramStart"/>
-      <w:r>
-        <w:rPr>
-          <w:rFonts w:asciiTheme="majorHAnsi" w:hAnsiTheme="majorHAnsi" w:cstheme="majorHAnsi"/>
-          <w:i/>
-        </w:rPr>
-        <w:t>df.head</w:t>
-      </w:r>
-      <w:proofErr w:type="gramEnd"/>
-      <w:r>
-        <w:rPr>
-          <w:rFonts w:asciiTheme="majorHAnsi" w:hAnsiTheme="majorHAnsi" w:cstheme="majorHAnsi"/>
-          <w:i/>
-        </w:rPr>
-        <w:t>(3) on File 1A Key Fields, by Reporting Year</w:t>
-      </w:r>
-    </w:p>
-    <w:p>
-      <w:pPr>
+    <w:tbl>
+      <w:tblPr>
+        <w:tblStyle w:val="TableGrid"/>
         <w:jc w:val="center"/>
-        <w:rPr>
-          <w:rFonts w:asciiTheme="majorHAnsi" w:hAnsiTheme="majorHAnsi" w:cstheme="majorHAnsi"/>
-        </w:rPr>
-      </w:pPr>
-      <w:r>
-        <w:rPr>
-          <w:rFonts w:asciiTheme="majorHAnsi" w:hAnsiTheme="majorHAnsi" w:cstheme="majorHAnsi"/>
-          <w:noProof/>
-        </w:rPr>
-        <w:drawing>
-          <wp:inline distT="0" distB="0" distL="0" distR="0" wp14:anchorId="486FA0D6" wp14:editId="7D7A2055">
-            <wp:extent cx="5852160" cy="5852160"/>
-            <wp:effectExtent l="0" t="0" r="0" b="0"/>
-            <wp:docPr id="2" name="Picture 2"/>
-            <wp:cNvGraphicFramePr>
-              <a:graphicFrameLocks xmlns:a="http://schemas.openxmlformats.org/drawingml/2006/main" noChangeAspect="1"/>
-            </wp:cNvGraphicFramePr>
-            <a:graphic xmlns:a="http://schemas.openxmlformats.org/drawingml/2006/main">
-              <a:graphicData uri="http://schemas.openxmlformats.org/drawingml/2006/picture">
-                <pic:pic xmlns:pic="http://schemas.openxmlformats.org/drawingml/2006/picture">
-                  <pic:nvPicPr>
-                    <pic:cNvPr id="0" name="image.png"/>
-                    <pic:cNvPicPr/>
-                  </pic:nvPicPr>
-                  <pic:blipFill>
-                    <a:blip r:embed="rId9"/>
-                    <a:stretch>
-                      <a:fillRect/>
-                    </a:stretch>
-                  </pic:blipFill>
-                  <pic:spPr>
-                    <a:xfrm>
-                      <a:off x="0" y="0"/>
-                      <a:ext cx="5852160" cy="5852160"/>
-                    </a:xfrm>
-                    <a:prstGeom prst="rect">
-                      <a:avLst/>
-                    </a:prstGeom>
-                  </pic:spPr>
-                </pic:pic>
-              </a:graphicData>
-            </a:graphic>
-          </wp:inline>
-        </w:drawing>
-      </w:r>
-    </w:p>
-    <w:p>
-      <w:pPr>
-        <w:rPr>
-          <w:rFonts w:asciiTheme="majorHAnsi" w:hAnsiTheme="majorHAnsi" w:cstheme="majorHAnsi"/>
-        </w:rPr>
-      </w:pPr>
-      <w:r>
-        <w:rPr>
-          <w:rFonts w:asciiTheme="majorHAnsi" w:hAnsiTheme="majorHAnsi" w:cstheme="majorHAnsi"/>
-          <w:b/>
-        </w:rPr>
-        <w:t>Figure E3</w:t>
-      </w:r>
-    </w:p>
-    <w:p>
-      <w:pPr>
-        <w:rPr>
-          <w:rFonts w:asciiTheme="majorHAnsi" w:hAnsiTheme="majorHAnsi" w:cstheme="majorHAnsi"/>
-        </w:rPr>
-      </w:pPr>
-      <w:r>
-        <w:rPr>
-          <w:rFonts w:asciiTheme="majorHAnsi" w:hAnsiTheme="majorHAnsi" w:cstheme="majorHAnsi"/>
-          <w:i/>
-        </w:rPr>
-        <w:t>Raw Dataset Shape — Rows and Columns for File 1A and File 2A, by Reporting Year</w:t>
-      </w:r>
-    </w:p>
-    <w:p>
-      <w:pPr>
-        <w:jc w:val="center"/>
-        <w:rPr>
-          <w:rFonts w:asciiTheme="majorHAnsi" w:hAnsiTheme="majorHAnsi" w:cstheme="majorHAnsi"/>
-        </w:rPr>
-      </w:pPr>
-      <w:r>
-        <w:rPr>
-          <w:rFonts w:asciiTheme="majorHAnsi" w:hAnsiTheme="majorHAnsi" w:cstheme="majorHAnsi"/>
-          <w:noProof/>
-        </w:rPr>
-        <w:lastRenderedPageBreak/>
-        <w:drawing>
-          <wp:inline distT="0" distB="0" distL="0" distR="0" wp14:anchorId="513760FA" wp14:editId="549039A6">
-            <wp:extent cx="5852160" cy="1591788"/>
-            <wp:effectExtent l="0" t="0" r="0" b="0"/>
-            <wp:docPr id="3" name="Picture 3"/>
-            <wp:cNvGraphicFramePr>
-              <a:graphicFrameLocks xmlns:a="http://schemas.openxmlformats.org/drawingml/2006/main" noChangeAspect="1"/>
-            </wp:cNvGraphicFramePr>
-            <a:graphic xmlns:a="http://schemas.openxmlformats.org/drawingml/2006/main">
-              <a:graphicData uri="http://schemas.openxmlformats.org/drawingml/2006/picture">
-                <pic:pic xmlns:pic="http://schemas.openxmlformats.org/drawingml/2006/picture">
-                  <pic:nvPicPr>
-                    <pic:cNvPr id="0" name="image.png"/>
-                    <pic:cNvPicPr/>
-                  </pic:nvPicPr>
-                  <pic:blipFill>
-                    <a:blip r:embed="rId10"/>
-                    <a:stretch>
-                      <a:fillRect/>
-                    </a:stretch>
-                  </pic:blipFill>
-                  <pic:spPr>
-                    <a:xfrm>
-                      <a:off x="0" y="0"/>
-                      <a:ext cx="5852160" cy="1591788"/>
-                    </a:xfrm>
-                    <a:prstGeom prst="rect">
-                      <a:avLst/>
-                    </a:prstGeom>
-                  </pic:spPr>
-                </pic:pic>
-              </a:graphicData>
-            </a:graphic>
-          </wp:inline>
-        </w:drawing>
-      </w:r>
-    </w:p>
-    <w:p>
-      <w:pPr>
-        <w:rPr>
-          <w:rFonts w:asciiTheme="majorHAnsi" w:hAnsiTheme="majorHAnsi" w:cstheme="majorHAnsi"/>
-        </w:rPr>
-      </w:pPr>
-      <w:r>
-        <w:rPr>
-          <w:rFonts w:asciiTheme="majorHAnsi" w:hAnsiTheme="majorHAnsi" w:cstheme="majorHAnsi"/>
-          <w:b/>
-        </w:rPr>
-        <w:t>Figure E4</w:t>
-      </w:r>
-    </w:p>
-    <w:p>
-      <w:pPr>
-        <w:rPr>
-          <w:rFonts w:asciiTheme="majorHAnsi" w:hAnsiTheme="majorHAnsi" w:cstheme="majorHAnsi"/>
-        </w:rPr>
-      </w:pPr>
-      <w:r>
-        <w:rPr>
-          <w:rFonts w:asciiTheme="majorHAnsi" w:hAnsiTheme="majorHAnsi" w:cstheme="majorHAnsi"/>
-          <w:i/>
-        </w:rPr>
-        <w:t xml:space="preserve">Column Types and Memory Footprint — </w:t>
-      </w:r>
-      <w:proofErr w:type="gramStart"/>
-      <w:r>
-        <w:rPr>
-          <w:rFonts w:asciiTheme="majorHAnsi" w:hAnsiTheme="majorHAnsi" w:cstheme="majorHAnsi"/>
-          <w:i/>
-        </w:rPr>
-        <w:t>df.info(</w:t>
-      </w:r>
-      <w:proofErr w:type="gramEnd"/>
-      <w:r>
-        <w:rPr>
-          <w:rFonts w:asciiTheme="majorHAnsi" w:hAnsiTheme="majorHAnsi" w:cstheme="majorHAnsi"/>
-          <w:i/>
-        </w:rPr>
-        <w:t>) Summary, by Reporting Year</w:t>
-      </w:r>
-    </w:p>
-    <w:p>
-      <w:pPr>
-        <w:jc w:val="center"/>
-        <w:rPr>
-          <w:rFonts w:asciiTheme="majorHAnsi" w:hAnsiTheme="majorHAnsi" w:cstheme="majorHAnsi"/>
-        </w:rPr>
-      </w:pPr>
-      <w:r>
-        <w:rPr>
-          <w:rFonts w:asciiTheme="majorHAnsi" w:hAnsiTheme="majorHAnsi" w:cstheme="majorHAnsi"/>
-          <w:noProof/>
-        </w:rPr>
-        <w:drawing>
-          <wp:inline distT="0" distB="0" distL="0" distR="0" wp14:anchorId="3C00858C" wp14:editId="7B102971">
-            <wp:extent cx="5852160" cy="1404518"/>
-            <wp:effectExtent l="0" t="0" r="0" b="0"/>
-            <wp:docPr id="4" name="Picture 4"/>
-            <wp:cNvGraphicFramePr>
-              <a:graphicFrameLocks xmlns:a="http://schemas.openxmlformats.org/drawingml/2006/main" noChangeAspect="1"/>
-            </wp:cNvGraphicFramePr>
-            <a:graphic xmlns:a="http://schemas.openxmlformats.org/drawingml/2006/main">
-              <a:graphicData uri="http://schemas.openxmlformats.org/drawingml/2006/picture">
-                <pic:pic xmlns:pic="http://schemas.openxmlformats.org/drawingml/2006/picture">
-                  <pic:nvPicPr>
-                    <pic:cNvPr id="0" name="image.png"/>
-                    <pic:cNvPicPr/>
-                  </pic:nvPicPr>
-                  <pic:blipFill>
-                    <a:blip r:embed="rId11"/>
-                    <a:stretch>
-                      <a:fillRect/>
-                    </a:stretch>
-                  </pic:blipFill>
-                  <pic:spPr>
-                    <a:xfrm>
-                      <a:off x="0" y="0"/>
-                      <a:ext cx="5852160" cy="1404518"/>
-                    </a:xfrm>
-                    <a:prstGeom prst="rect">
-                      <a:avLst/>
-                    </a:prstGeom>
-                  </pic:spPr>
-                </pic:pic>
-              </a:graphicData>
-            </a:graphic>
-          </wp:inline>
-        </w:drawing>
-      </w:r>
-    </w:p>
-    <w:p>
-      <w:pPr>
-        <w:rPr>
-          <w:rFonts w:asciiTheme="majorHAnsi" w:hAnsiTheme="majorHAnsi" w:cstheme="majorHAnsi"/>
-        </w:rPr>
-      </w:pPr>
-      <w:r>
-        <w:rPr>
-          <w:rFonts w:asciiTheme="majorHAnsi" w:hAnsiTheme="majorHAnsi" w:cstheme="majorHAnsi"/>
-          <w:b/>
-        </w:rPr>
-        <w:t>Figure E5</w:t>
-      </w:r>
-    </w:p>
-    <w:p>
-      <w:pPr>
-        <w:rPr>
-          <w:rFonts w:asciiTheme="majorHAnsi" w:hAnsiTheme="majorHAnsi" w:cstheme="majorHAnsi"/>
-        </w:rPr>
-      </w:pPr>
-      <w:r>
-        <w:rPr>
-          <w:rFonts w:asciiTheme="majorHAnsi" w:hAnsiTheme="majorHAnsi" w:cstheme="majorHAnsi"/>
-          <w:i/>
-        </w:rPr>
-        <w:t xml:space="preserve">Summary Statistics — </w:t>
-      </w:r>
-      <w:proofErr w:type="gramStart"/>
-      <w:r>
-        <w:rPr>
-          <w:rFonts w:asciiTheme="majorHAnsi" w:hAnsiTheme="majorHAnsi" w:cstheme="majorHAnsi"/>
-          <w:i/>
-        </w:rPr>
-        <w:t>df.describe</w:t>
-      </w:r>
-      <w:proofErr w:type="gramEnd"/>
-      <w:r>
-        <w:rPr>
-          <w:rFonts w:asciiTheme="majorHAnsi" w:hAnsiTheme="majorHAnsi" w:cstheme="majorHAnsi"/>
-          <w:i/>
-        </w:rPr>
-        <w:t>() on PROD RATIO/ACTIVITY INDEX (File 2A), by Reporting Year</w:t>
-      </w:r>
-    </w:p>
-    <w:p>
-      <w:pPr>
-        <w:jc w:val="center"/>
-        <w:rPr>
-          <w:rFonts w:asciiTheme="majorHAnsi" w:hAnsiTheme="majorHAnsi" w:cstheme="majorHAnsi"/>
-        </w:rPr>
-      </w:pPr>
-      <w:r>
-        <w:rPr>
-          <w:rFonts w:asciiTheme="majorHAnsi" w:hAnsiTheme="majorHAnsi" w:cstheme="majorHAnsi"/>
-          <w:noProof/>
-        </w:rPr>
-        <w:drawing>
-          <wp:inline distT="0" distB="0" distL="0" distR="0" wp14:anchorId="3612CF3C" wp14:editId="0AA4FBF4">
-            <wp:extent cx="5852160" cy="1530565"/>
-            <wp:effectExtent l="0" t="0" r="0" b="0"/>
-            <wp:docPr id="5" name="Picture 5"/>
-            <wp:cNvGraphicFramePr>
-              <a:graphicFrameLocks xmlns:a="http://schemas.openxmlformats.org/drawingml/2006/main" noChangeAspect="1"/>
-            </wp:cNvGraphicFramePr>
-            <a:graphic xmlns:a="http://schemas.openxmlformats.org/drawingml/2006/main">
-              <a:graphicData uri="http://schemas.openxmlformats.org/drawingml/2006/picture">
-                <pic:pic xmlns:pic="http://schemas.openxmlformats.org/drawingml/2006/picture">
-                  <pic:nvPicPr>
-                    <pic:cNvPr id="0" name="image.png"/>
-                    <pic:cNvPicPr/>
-                  </pic:nvPicPr>
-                  <pic:blipFill>
-                    <a:blip r:embed="rId12"/>
-                    <a:stretch>
-                      <a:fillRect/>
-                    </a:stretch>
-                  </pic:blipFill>
-                  <pic:spPr>
-                    <a:xfrm>
-                      <a:off x="0" y="0"/>
-                      <a:ext cx="5852160" cy="1530565"/>
-                    </a:xfrm>
-                    <a:prstGeom prst="rect">
-                      <a:avLst/>
-                    </a:prstGeom>
-                  </pic:spPr>
-                </pic:pic>
-              </a:graphicData>
-            </a:graphic>
-          </wp:inline>
-        </w:drawing>
-      </w:r>
-    </w:p>
-    <w:p>
-      <w:pPr>
-        <w:rPr>
-          <w:rFonts w:asciiTheme="majorHAnsi" w:hAnsiTheme="majorHAnsi" w:cstheme="majorHAnsi"/>
-        </w:rPr>
-      </w:pPr>
-      <w:r>
-        <w:rPr>
-          <w:rFonts w:asciiTheme="majorHAnsi" w:hAnsiTheme="majorHAnsi" w:cstheme="majorHAnsi"/>
-          <w:b/>
-        </w:rPr>
-        <w:t>Figure E6</w:t>
-      </w:r>
-    </w:p>
-    <w:p>
-      <w:pPr>
-        <w:rPr>
-          <w:rFonts w:asciiTheme="majorHAnsi" w:hAnsiTheme="majorHAnsi" w:cstheme="majorHAnsi"/>
-        </w:rPr>
-      </w:pPr>
-      <w:r>
-        <w:rPr>
-          <w:rFonts w:asciiTheme="majorHAnsi" w:hAnsiTheme="majorHAnsi" w:cstheme="majorHAnsi"/>
-          <w:i/>
-        </w:rPr>
-        <w:t>Missing-Values Summary — Top 5 Columns by Missing Count, File 1A, by Reporting Year</w:t>
-      </w:r>
-    </w:p>
-    <w:p>
-      <w:pPr>
-        <w:jc w:val="center"/>
-        <w:rPr>
-          <w:rFonts w:asciiTheme="majorHAnsi" w:hAnsiTheme="majorHAnsi" w:cstheme="majorHAnsi"/>
-        </w:rPr>
-      </w:pPr>
-      <w:r>
-        <w:rPr>
-          <w:rFonts w:asciiTheme="majorHAnsi" w:hAnsiTheme="majorHAnsi" w:cstheme="majorHAnsi"/>
-          <w:noProof/>
-        </w:rPr>
-        <w:lastRenderedPageBreak/>
-        <w:drawing>
-          <wp:inline distT="0" distB="0" distL="0" distR="0" wp14:anchorId="76627A3B" wp14:editId="3AF82B49">
-            <wp:extent cx="5852160" cy="1365504"/>
-            <wp:effectExtent l="0" t="0" r="0" b="0"/>
-            <wp:docPr id="6" name="Picture 6"/>
-            <wp:cNvGraphicFramePr>
-              <a:graphicFrameLocks xmlns:a="http://schemas.openxmlformats.org/drawingml/2006/main" noChangeAspect="1"/>
-            </wp:cNvGraphicFramePr>
-            <a:graphic xmlns:a="http://schemas.openxmlformats.org/drawingml/2006/main">
-              <a:graphicData uri="http://schemas.openxmlformats.org/drawingml/2006/picture">
-                <pic:pic xmlns:pic="http://schemas.openxmlformats.org/drawingml/2006/picture">
-                  <pic:nvPicPr>
-                    <pic:cNvPr id="0" name="image.png"/>
-                    <pic:cNvPicPr/>
-                  </pic:nvPicPr>
-                  <pic:blipFill>
-                    <a:blip r:embed="rId13"/>
-                    <a:stretch>
-                      <a:fillRect/>
-                    </a:stretch>
-                  </pic:blipFill>
-                  <pic:spPr>
-                    <a:xfrm>
-                      <a:off x="0" y="0"/>
-                      <a:ext cx="5852160" cy="1365504"/>
-                    </a:xfrm>
-                    <a:prstGeom prst="rect">
-                      <a:avLst/>
-                    </a:prstGeom>
-                  </pic:spPr>
-                </pic:pic>
-              </a:graphicData>
-            </a:graphic>
-          </wp:inline>
-        </w:drawing>
-      </w:r>
-    </w:p>
-    <w:p>
-      <w:pPr>
-        <w:rPr>
-          <w:rFonts w:asciiTheme="majorHAnsi" w:hAnsiTheme="majorHAnsi" w:cstheme="majorHAnsi"/>
-        </w:rPr>
-      </w:pPr>
-      <w:r>
-        <w:rPr>
-          <w:rFonts w:asciiTheme="majorHAnsi" w:hAnsiTheme="majorHAnsi" w:cstheme="majorHAnsi"/>
-          <w:b/>
-        </w:rPr>
-        <w:t>Figure E7</w:t>
-      </w:r>
-    </w:p>
-    <w:p>
-      <w:pPr>
-        <w:rPr>
-          <w:rFonts w:asciiTheme="majorHAnsi" w:hAnsiTheme="majorHAnsi" w:cstheme="majorHAnsi"/>
-        </w:rPr>
-      </w:pPr>
-      <w:r>
-        <w:rPr>
-          <w:rFonts w:asciiTheme="majorHAnsi" w:hAnsiTheme="majorHAnsi" w:cstheme="majorHAnsi"/>
-          <w:i/>
-        </w:rPr>
-        <w:t>Reported Pollution-Prevention Action Rate by Year, 2020-2024 (Matches Table 3)</w:t>
-      </w:r>
-    </w:p>
-    <w:p>
-      <w:pPr>
-        <w:jc w:val="center"/>
-        <w:rPr>
-          <w:rFonts w:asciiTheme="majorHAnsi" w:hAnsiTheme="majorHAnsi" w:cstheme="majorHAnsi"/>
-        </w:rPr>
-      </w:pPr>
-      <w:r>
-        <w:rPr>
-          <w:rFonts w:asciiTheme="majorHAnsi" w:hAnsiTheme="majorHAnsi" w:cstheme="majorHAnsi"/>
-          <w:noProof/>
-        </w:rPr>
-        <w:drawing>
-          <wp:inline distT="0" distB="0" distL="0" distR="0" wp14:anchorId="5DA1611D" wp14:editId="13178E53">
-            <wp:extent cx="5852160" cy="2926080"/>
-            <wp:effectExtent l="0" t="0" r="0" b="0"/>
-            <wp:docPr id="7" name="Picture 7"/>
-            <wp:cNvGraphicFramePr>
-              <a:graphicFrameLocks xmlns:a="http://schemas.openxmlformats.org/drawingml/2006/main" noChangeAspect="1"/>
-            </wp:cNvGraphicFramePr>
-            <a:graphic xmlns:a="http://schemas.openxmlformats.org/drawingml/2006/main">
-              <a:graphicData uri="http://schemas.openxmlformats.org/drawingml/2006/picture">
-                <pic:pic xmlns:pic="http://schemas.openxmlformats.org/drawingml/2006/picture">
-                  <pic:nvPicPr>
-                    <pic:cNvPr id="0" name="image.png"/>
-                    <pic:cNvPicPr/>
-                  </pic:nvPicPr>
-                  <pic:blipFill>
-                    <a:blip r:embed="rId14"/>
-                    <a:stretch>
-                      <a:fillRect/>
-                    </a:stretch>
-                  </pic:blipFill>
-                  <pic:spPr>
-                    <a:xfrm>
-                      <a:off x="0" y="0"/>
-                      <a:ext cx="5852160" cy="2926080"/>
-                    </a:xfrm>
-                    <a:prstGeom prst="rect">
-                      <a:avLst/>
-                    </a:prstGeom>
-                  </pic:spPr>
-                </pic:pic>
-              </a:graphicData>
-            </a:graphic>
-          </wp:inline>
-        </w:drawing>
-      </w:r>
-    </w:p>
+        <w:tblBorders>
+          <w:top w:val="single" w:sz="8" w:space="0" w:color="000000"/>
+          <w:left w:val="nil"/>
+          <w:bottom w:val="single" w:sz="8" w:space="0" w:color="000000"/>
+          <w:right w:val="nil"/>
+          <w:insideH w:val="nil"/>
+          <w:insideV w:val="nil"/>
+        </w:tblBorders>
+        <w:tblLook w:val="04A0" w:firstRow="1" w:lastRow="0" w:firstColumn="1" w:lastColumn="0" w:noHBand="0" w:noVBand="1"/>
+        <w:tblW w:w="0" w:type="auto"/>
+      </w:tblPr>
+      <w:tblGrid>
+        <w:gridCol w:w="1872"/>
+        <w:gridCol w:w="1584"/>
+        <w:gridCol w:w="1584"/>
+        <w:gridCol w:w="2160"/>
+        <w:gridCol w:w="2160"/>
+      </w:tblGrid>
+      <w:tr>
+        <w:tc>
+          <w:tcPr>
+            <w:tcW w:type="dxa" w:w="1872"/>
+            <w:tcMar>
+              <w:top w:w="80" w:type="dxa"/>
+              <w:left w:w="80" w:type="dxa"/>
+              <w:bottom w:w="80" w:type="dxa"/>
+              <w:right w:w="80" w:type="dxa"/>
+            </w:tcMar>
+            <w:vAlign w:val="center"/>
+            <w:tcBorders>
+              <w:bottom w:val="single" w:sz="8" w:space="0" w:color="000000"/>
+            </w:tcBorders>
+          </w:tcPr>
+          <w:p>
+            <w:pPr>
+              <w:ind w:firstLine="0"/>
+              <w:jc w:val="center"/>
+            </w:pPr>
+            <w:r/>
+            <w:r>
+              <w:rPr>
+                <w:b/>
+              </w:rPr>
+              <w:t>Reporting year</w:t>
+            </w:r>
+          </w:p>
+        </w:tc>
+        <w:tc>
+          <w:tcPr>
+            <w:tcW w:type="dxa" w:w="1584"/>
+            <w:tcMar>
+              <w:top w:w="80" w:type="dxa"/>
+              <w:left w:w="80" w:type="dxa"/>
+              <w:bottom w:w="80" w:type="dxa"/>
+              <w:right w:w="80" w:type="dxa"/>
+            </w:tcMar>
+            <w:vAlign w:val="center"/>
+            <w:tcBorders>
+              <w:bottom w:val="single" w:sz="8" w:space="0" w:color="000000"/>
+            </w:tcBorders>
+          </w:tcPr>
+          <w:p>
+            <w:pPr>
+              <w:ind w:firstLine="0"/>
+              <w:jc w:val="center"/>
+            </w:pPr>
+            <w:r/>
+            <w:r>
+              <w:rPr>
+                <w:b/>
+              </w:rPr>
+              <w:t>Raw rows</w:t>
+            </w:r>
+          </w:p>
+        </w:tc>
+        <w:tc>
+          <w:tcPr>
+            <w:tcW w:type="dxa" w:w="1584"/>
+            <w:tcMar>
+              <w:top w:w="80" w:type="dxa"/>
+              <w:left w:w="80" w:type="dxa"/>
+              <w:bottom w:w="80" w:type="dxa"/>
+              <w:right w:w="80" w:type="dxa"/>
+            </w:tcMar>
+            <w:vAlign w:val="center"/>
+            <w:tcBorders>
+              <w:bottom w:val="single" w:sz="8" w:space="0" w:color="000000"/>
+            </w:tcBorders>
+          </w:tcPr>
+          <w:p>
+            <w:pPr>
+              <w:ind w:firstLine="0"/>
+              <w:jc w:val="center"/>
+            </w:pPr>
+            <w:r/>
+            <w:r>
+              <w:rPr>
+                <w:b/>
+              </w:rPr>
+              <w:t>Form R records</w:t>
+            </w:r>
+          </w:p>
+        </w:tc>
+        <w:tc>
+          <w:tcPr>
+            <w:tcW w:type="dxa" w:w="2160"/>
+            <w:tcMar>
+              <w:top w:w="80" w:type="dxa"/>
+              <w:left w:w="80" w:type="dxa"/>
+              <w:bottom w:w="80" w:type="dxa"/>
+              <w:right w:w="80" w:type="dxa"/>
+            </w:tcMar>
+            <w:vAlign w:val="center"/>
+            <w:tcBorders>
+              <w:bottom w:val="single" w:sz="8" w:space="0" w:color="000000"/>
+            </w:tcBorders>
+          </w:tcPr>
+          <w:p>
+            <w:pPr>
+              <w:ind w:firstLine="0"/>
+              <w:jc w:val="center"/>
+            </w:pPr>
+            <w:r/>
+            <w:r>
+              <w:rPr>
+                <w:b/>
+              </w:rPr>
+              <w:t>+ Manufacturing NAICS</w:t>
+            </w:r>
+          </w:p>
+        </w:tc>
+        <w:tc>
+          <w:tcPr>
+            <w:tcW w:type="dxa" w:w="2160"/>
+            <w:tcMar>
+              <w:top w:w="80" w:type="dxa"/>
+              <w:left w:w="80" w:type="dxa"/>
+              <w:bottom w:w="80" w:type="dxa"/>
+              <w:right w:w="80" w:type="dxa"/>
+            </w:tcMar>
+            <w:vAlign w:val="center"/>
+            <w:tcBorders>
+              <w:bottom w:val="single" w:sz="8" w:space="0" w:color="000000"/>
+            </w:tcBorders>
+          </w:tcPr>
+          <w:p>
+            <w:pPr>
+              <w:ind w:firstLine="0"/>
+              <w:jc w:val="center"/>
+            </w:pPr>
+            <w:r/>
+            <w:r>
+              <w:rPr>
+                <w:b/>
+              </w:rPr>
+              <w:t>Consolidated (= Table 3)</w:t>
+            </w:r>
+          </w:p>
+        </w:tc>
+      </w:tr>
+      <w:tr>
+        <w:tc>
+          <w:tcPr>
+            <w:tcW w:type="dxa" w:w="1872"/>
+            <w:tcMar>
+              <w:top w:w="80" w:type="dxa"/>
+              <w:left w:w="80" w:type="dxa"/>
+              <w:bottom w:w="80" w:type="dxa"/>
+              <w:right w:w="80" w:type="dxa"/>
+            </w:tcMar>
+            <w:vAlign w:val="center"/>
+          </w:tcPr>
+          <w:p>
+            <w:pPr>
+              <w:ind w:firstLine="0"/>
+            </w:pPr>
+            <w:r/>
+            <w:r>
+              <w:t>2020</w:t>
+            </w:r>
+          </w:p>
+        </w:tc>
+        <w:tc>
+          <w:tcPr>
+            <w:tcW w:type="dxa" w:w="1584"/>
+            <w:tcMar>
+              <w:top w:w="80" w:type="dxa"/>
+              <w:left w:w="80" w:type="dxa"/>
+              <w:bottom w:w="80" w:type="dxa"/>
+              <w:right w:w="80" w:type="dxa"/>
+            </w:tcMar>
+            <w:vAlign w:val="center"/>
+          </w:tcPr>
+          <w:p>
+            <w:pPr>
+              <w:ind w:firstLine="0"/>
+            </w:pPr>
+            <w:r/>
+            <w:r>
+              <w:t>78,654</w:t>
+            </w:r>
+          </w:p>
+        </w:tc>
+        <w:tc>
+          <w:tcPr>
+            <w:tcW w:type="dxa" w:w="1584"/>
+            <w:tcMar>
+              <w:top w:w="80" w:type="dxa"/>
+              <w:left w:w="80" w:type="dxa"/>
+              <w:bottom w:w="80" w:type="dxa"/>
+              <w:right w:w="80" w:type="dxa"/>
+            </w:tcMar>
+            <w:vAlign w:val="center"/>
+          </w:tcPr>
+          <w:p>
+            <w:pPr>
+              <w:ind w:firstLine="0"/>
+            </w:pPr>
+            <w:r/>
+            <w:r>
+              <w:t>70,035</w:t>
+            </w:r>
+          </w:p>
+        </w:tc>
+        <w:tc>
+          <w:tcPr>
+            <w:tcW w:type="dxa" w:w="2160"/>
+            <w:tcMar>
+              <w:top w:w="80" w:type="dxa"/>
+              <w:left w:w="80" w:type="dxa"/>
+              <w:bottom w:w="80" w:type="dxa"/>
+              <w:right w:w="80" w:type="dxa"/>
+            </w:tcMar>
+            <w:vAlign w:val="center"/>
+          </w:tcPr>
+          <w:p>
+            <w:pPr>
+              <w:ind w:firstLine="0"/>
+            </w:pPr>
+            <w:r/>
+            <w:r>
+              <w:t>57,004</w:t>
+            </w:r>
+          </w:p>
+        </w:tc>
+        <w:tc>
+          <w:tcPr>
+            <w:tcW w:type="dxa" w:w="2160"/>
+            <w:tcMar>
+              <w:top w:w="80" w:type="dxa"/>
+              <w:left w:w="80" w:type="dxa"/>
+              <w:bottom w:w="80" w:type="dxa"/>
+              <w:right w:w="80" w:type="dxa"/>
+            </w:tcMar>
+            <w:vAlign w:val="center"/>
+          </w:tcPr>
+          <w:p>
+            <w:pPr>
+              <w:ind w:firstLine="0"/>
+            </w:pPr>
+            <w:r/>
+            <w:r>
+              <w:t>56,462</w:t>
+            </w:r>
+          </w:p>
+        </w:tc>
+      </w:tr>
+      <w:tr>
+        <w:tc>
+          <w:tcPr>
+            <w:tcW w:type="dxa" w:w="1872"/>
+            <w:tcMar>
+              <w:top w:w="80" w:type="dxa"/>
+              <w:left w:w="80" w:type="dxa"/>
+              <w:bottom w:w="80" w:type="dxa"/>
+              <w:right w:w="80" w:type="dxa"/>
+            </w:tcMar>
+            <w:vAlign w:val="center"/>
+          </w:tcPr>
+          <w:p>
+            <w:pPr>
+              <w:ind w:firstLine="0"/>
+            </w:pPr>
+            <w:r/>
+            <w:r>
+              <w:t>2021</w:t>
+            </w:r>
+          </w:p>
+        </w:tc>
+        <w:tc>
+          <w:tcPr>
+            <w:tcW w:type="dxa" w:w="1584"/>
+            <w:tcMar>
+              <w:top w:w="80" w:type="dxa"/>
+              <w:left w:w="80" w:type="dxa"/>
+              <w:bottom w:w="80" w:type="dxa"/>
+              <w:right w:w="80" w:type="dxa"/>
+            </w:tcMar>
+            <w:vAlign w:val="center"/>
+          </w:tcPr>
+          <w:p>
+            <w:pPr>
+              <w:ind w:firstLine="0"/>
+            </w:pPr>
+            <w:r/>
+            <w:r>
+              <w:t>78,241</w:t>
+            </w:r>
+          </w:p>
+        </w:tc>
+        <w:tc>
+          <w:tcPr>
+            <w:tcW w:type="dxa" w:w="1584"/>
+            <w:tcMar>
+              <w:top w:w="80" w:type="dxa"/>
+              <w:left w:w="80" w:type="dxa"/>
+              <w:bottom w:w="80" w:type="dxa"/>
+              <w:right w:w="80" w:type="dxa"/>
+            </w:tcMar>
+            <w:vAlign w:val="center"/>
+          </w:tcPr>
+          <w:p>
+            <w:pPr>
+              <w:ind w:firstLine="0"/>
+            </w:pPr>
+            <w:r/>
+            <w:r>
+              <w:t>69,578</w:t>
+            </w:r>
+          </w:p>
+        </w:tc>
+        <w:tc>
+          <w:tcPr>
+            <w:tcW w:type="dxa" w:w="2160"/>
+            <w:tcMar>
+              <w:top w:w="80" w:type="dxa"/>
+              <w:left w:w="80" w:type="dxa"/>
+              <w:bottom w:w="80" w:type="dxa"/>
+              <w:right w:w="80" w:type="dxa"/>
+            </w:tcMar>
+            <w:vAlign w:val="center"/>
+          </w:tcPr>
+          <w:p>
+            <w:pPr>
+              <w:ind w:firstLine="0"/>
+            </w:pPr>
+            <w:r/>
+            <w:r>
+              <w:t>56,750</w:t>
+            </w:r>
+          </w:p>
+        </w:tc>
+        <w:tc>
+          <w:tcPr>
+            <w:tcW w:type="dxa" w:w="2160"/>
+            <w:tcMar>
+              <w:top w:w="80" w:type="dxa"/>
+              <w:left w:w="80" w:type="dxa"/>
+              <w:bottom w:w="80" w:type="dxa"/>
+              <w:right w:w="80" w:type="dxa"/>
+            </w:tcMar>
+            <w:vAlign w:val="center"/>
+          </w:tcPr>
+          <w:p>
+            <w:pPr>
+              <w:ind w:firstLine="0"/>
+            </w:pPr>
+            <w:r/>
+            <w:r>
+              <w:t>56,219</w:t>
+            </w:r>
+          </w:p>
+        </w:tc>
+      </w:tr>
+      <w:tr>
+        <w:tc>
+          <w:tcPr>
+            <w:tcW w:type="dxa" w:w="1872"/>
+            <w:tcMar>
+              <w:top w:w="80" w:type="dxa"/>
+              <w:left w:w="80" w:type="dxa"/>
+              <w:bottom w:w="80" w:type="dxa"/>
+              <w:right w:w="80" w:type="dxa"/>
+            </w:tcMar>
+            <w:vAlign w:val="center"/>
+          </w:tcPr>
+          <w:p>
+            <w:pPr>
+              <w:ind w:firstLine="0"/>
+            </w:pPr>
+            <w:r/>
+            <w:r>
+              <w:t>2022</w:t>
+            </w:r>
+          </w:p>
+        </w:tc>
+        <w:tc>
+          <w:tcPr>
+            <w:tcW w:type="dxa" w:w="1584"/>
+            <w:tcMar>
+              <w:top w:w="80" w:type="dxa"/>
+              <w:left w:w="80" w:type="dxa"/>
+              <w:bottom w:w="80" w:type="dxa"/>
+              <w:right w:w="80" w:type="dxa"/>
+            </w:tcMar>
+            <w:vAlign w:val="center"/>
+          </w:tcPr>
+          <w:p>
+            <w:pPr>
+              <w:ind w:firstLine="0"/>
+            </w:pPr>
+            <w:r/>
+            <w:r>
+              <w:t>80,039</w:t>
+            </w:r>
+          </w:p>
+        </w:tc>
+        <w:tc>
+          <w:tcPr>
+            <w:tcW w:type="dxa" w:w="1584"/>
+            <w:tcMar>
+              <w:top w:w="80" w:type="dxa"/>
+              <w:left w:w="80" w:type="dxa"/>
+              <w:bottom w:w="80" w:type="dxa"/>
+              <w:right w:w="80" w:type="dxa"/>
+            </w:tcMar>
+            <w:vAlign w:val="center"/>
+          </w:tcPr>
+          <w:p>
+            <w:pPr>
+              <w:ind w:firstLine="0"/>
+            </w:pPr>
+            <w:r/>
+            <w:r>
+              <w:t>71,004</w:t>
+            </w:r>
+          </w:p>
+        </w:tc>
+        <w:tc>
+          <w:tcPr>
+            <w:tcW w:type="dxa" w:w="2160"/>
+            <w:tcMar>
+              <w:top w:w="80" w:type="dxa"/>
+              <w:left w:w="80" w:type="dxa"/>
+              <w:bottom w:w="80" w:type="dxa"/>
+              <w:right w:w="80" w:type="dxa"/>
+            </w:tcMar>
+            <w:vAlign w:val="center"/>
+          </w:tcPr>
+          <w:p>
+            <w:pPr>
+              <w:ind w:firstLine="0"/>
+            </w:pPr>
+            <w:r/>
+            <w:r>
+              <w:t>56,725</w:t>
+            </w:r>
+          </w:p>
+        </w:tc>
+        <w:tc>
+          <w:tcPr>
+            <w:tcW w:type="dxa" w:w="2160"/>
+            <w:tcMar>
+              <w:top w:w="80" w:type="dxa"/>
+              <w:left w:w="80" w:type="dxa"/>
+              <w:bottom w:w="80" w:type="dxa"/>
+              <w:right w:w="80" w:type="dxa"/>
+            </w:tcMar>
+            <w:vAlign w:val="center"/>
+          </w:tcPr>
+          <w:p>
+            <w:pPr>
+              <w:ind w:firstLine="0"/>
+            </w:pPr>
+            <w:r/>
+            <w:r>
+              <w:t>56,155</w:t>
+            </w:r>
+          </w:p>
+        </w:tc>
+      </w:tr>
+      <w:tr>
+        <w:tc>
+          <w:tcPr>
+            <w:tcW w:type="dxa" w:w="1872"/>
+            <w:tcMar>
+              <w:top w:w="80" w:type="dxa"/>
+              <w:left w:w="80" w:type="dxa"/>
+              <w:bottom w:w="80" w:type="dxa"/>
+              <w:right w:w="80" w:type="dxa"/>
+            </w:tcMar>
+            <w:vAlign w:val="center"/>
+          </w:tcPr>
+          <w:p>
+            <w:pPr>
+              <w:ind w:firstLine="0"/>
+            </w:pPr>
+            <w:r/>
+            <w:r>
+              <w:t>2023</w:t>
+            </w:r>
+          </w:p>
+        </w:tc>
+        <w:tc>
+          <w:tcPr>
+            <w:tcW w:type="dxa" w:w="1584"/>
+            <w:tcMar>
+              <w:top w:w="80" w:type="dxa"/>
+              <w:left w:w="80" w:type="dxa"/>
+              <w:bottom w:w="80" w:type="dxa"/>
+              <w:right w:w="80" w:type="dxa"/>
+            </w:tcMar>
+            <w:vAlign w:val="center"/>
+          </w:tcPr>
+          <w:p>
+            <w:pPr>
+              <w:ind w:firstLine="0"/>
+            </w:pPr>
+            <w:r/>
+            <w:r>
+              <w:t>78,647</w:t>
+            </w:r>
+          </w:p>
+        </w:tc>
+        <w:tc>
+          <w:tcPr>
+            <w:tcW w:type="dxa" w:w="1584"/>
+            <w:tcMar>
+              <w:top w:w="80" w:type="dxa"/>
+              <w:left w:w="80" w:type="dxa"/>
+              <w:bottom w:w="80" w:type="dxa"/>
+              <w:right w:w="80" w:type="dxa"/>
+            </w:tcMar>
+            <w:vAlign w:val="center"/>
+          </w:tcPr>
+          <w:p>
+            <w:pPr>
+              <w:ind w:firstLine="0"/>
+            </w:pPr>
+            <w:r/>
+            <w:r>
+              <w:t>69,809</w:t>
+            </w:r>
+          </w:p>
+        </w:tc>
+        <w:tc>
+          <w:tcPr>
+            <w:tcW w:type="dxa" w:w="2160"/>
+            <w:tcMar>
+              <w:top w:w="80" w:type="dxa"/>
+              <w:left w:w="80" w:type="dxa"/>
+              <w:bottom w:w="80" w:type="dxa"/>
+              <w:right w:w="80" w:type="dxa"/>
+            </w:tcMar>
+            <w:vAlign w:val="center"/>
+          </w:tcPr>
+          <w:p>
+            <w:pPr>
+              <w:ind w:firstLine="0"/>
+            </w:pPr>
+            <w:r/>
+            <w:r>
+              <w:t>55,882</w:t>
+            </w:r>
+          </w:p>
+        </w:tc>
+        <w:tc>
+          <w:tcPr>
+            <w:tcW w:type="dxa" w:w="2160"/>
+            <w:tcMar>
+              <w:top w:w="80" w:type="dxa"/>
+              <w:left w:w="80" w:type="dxa"/>
+              <w:bottom w:w="80" w:type="dxa"/>
+              <w:right w:w="80" w:type="dxa"/>
+            </w:tcMar>
+            <w:vAlign w:val="center"/>
+          </w:tcPr>
+          <w:p>
+            <w:pPr>
+              <w:ind w:firstLine="0"/>
+            </w:pPr>
+            <w:r/>
+            <w:r>
+              <w:t>55,349</w:t>
+            </w:r>
+          </w:p>
+        </w:tc>
+      </w:tr>
+      <w:tr>
+        <w:tc>
+          <w:tcPr>
+            <w:tcW w:type="dxa" w:w="1872"/>
+            <w:tcMar>
+              <w:top w:w="80" w:type="dxa"/>
+              <w:left w:w="80" w:type="dxa"/>
+              <w:bottom w:w="80" w:type="dxa"/>
+              <w:right w:w="80" w:type="dxa"/>
+            </w:tcMar>
+            <w:vAlign w:val="center"/>
+          </w:tcPr>
+          <w:p>
+            <w:pPr>
+              <w:ind w:firstLine="0"/>
+            </w:pPr>
+            <w:r/>
+            <w:r>
+              <w:t>2024 (holdout)</w:t>
+            </w:r>
+          </w:p>
+        </w:tc>
+        <w:tc>
+          <w:tcPr>
+            <w:tcW w:type="dxa" w:w="1584"/>
+            <w:tcMar>
+              <w:top w:w="80" w:type="dxa"/>
+              <w:left w:w="80" w:type="dxa"/>
+              <w:bottom w:w="80" w:type="dxa"/>
+              <w:right w:w="80" w:type="dxa"/>
+            </w:tcMar>
+            <w:vAlign w:val="center"/>
+          </w:tcPr>
+          <w:p>
+            <w:pPr>
+              <w:ind w:firstLine="0"/>
+            </w:pPr>
+            <w:r/>
+            <w:r>
+              <w:t>77,295</w:t>
+            </w:r>
+          </w:p>
+        </w:tc>
+        <w:tc>
+          <w:tcPr>
+            <w:tcW w:type="dxa" w:w="1584"/>
+            <w:tcMar>
+              <w:top w:w="80" w:type="dxa"/>
+              <w:left w:w="80" w:type="dxa"/>
+              <w:bottom w:w="80" w:type="dxa"/>
+              <w:right w:w="80" w:type="dxa"/>
+            </w:tcMar>
+            <w:vAlign w:val="center"/>
+          </w:tcPr>
+          <w:p>
+            <w:pPr>
+              <w:ind w:firstLine="0"/>
+            </w:pPr>
+            <w:r/>
+            <w:r>
+              <w:t>68,567</w:t>
+            </w:r>
+          </w:p>
+        </w:tc>
+        <w:tc>
+          <w:tcPr>
+            <w:tcW w:type="dxa" w:w="2160"/>
+            <w:tcMar>
+              <w:top w:w="80" w:type="dxa"/>
+              <w:left w:w="80" w:type="dxa"/>
+              <w:bottom w:w="80" w:type="dxa"/>
+              <w:right w:w="80" w:type="dxa"/>
+            </w:tcMar>
+            <w:vAlign w:val="center"/>
+          </w:tcPr>
+          <w:p>
+            <w:pPr>
+              <w:ind w:firstLine="0"/>
+            </w:pPr>
+            <w:r/>
+            <w:r>
+              <w:t>54,595</w:t>
+            </w:r>
+          </w:p>
+        </w:tc>
+        <w:tc>
+          <w:tcPr>
+            <w:tcW w:type="dxa" w:w="2160"/>
+            <w:tcMar>
+              <w:top w:w="80" w:type="dxa"/>
+              <w:left w:w="80" w:type="dxa"/>
+              <w:bottom w:w="80" w:type="dxa"/>
+              <w:right w:w="80" w:type="dxa"/>
+            </w:tcMar>
+            <w:vAlign w:val="center"/>
+          </w:tcPr>
+          <w:p>
+            <w:pPr>
+              <w:ind w:firstLine="0"/>
+            </w:pPr>
+            <w:r/>
+            <w:r>
+              <w:t>54,115</w:t>
+            </w:r>
+          </w:p>
+        </w:tc>
+      </w:tr>
+    </w:tbl>
     <w:sectPr>
       <w:headerReference w:type="even" r:id="rId15"/>
       <w:headerReference w:type="default" r:id="rId16"/>
@@ -14903,6 +16411,751 @@
       </w:rPr>
     </w:lvl>
   </w:abstractNum>
+  <w:abstractNum w:abstractNumId="9" w15:restartNumberingAfterBreak="0">
+    <w:nsid w:val="1DA91804"/>
+    <w:multiLevelType w:val="multilevel"/>
+    <w:tmpl w:val="31EEF1B8"/>
+    <w:lvl w:ilvl="0">
+      <w:start w:val="1"/>
+      <w:numFmt w:val="bullet"/>
+      <w:lvlText w:val=""/>
+      <w:lvlJc w:val="left"/>
+      <w:pPr>
+        <w:tabs>
+          <w:tab w:val="num" w:pos="720"/>
+        </w:tabs>
+        <w:ind w:left="720" w:hanging="360"/>
+      </w:pPr>
+      <w:rPr>
+        <w:rFonts w:ascii="Symbol" w:hAnsi="Symbol" w:hint="default"/>
+        <w:sz w:val="20"/>
+      </w:rPr>
+    </w:lvl>
+    <w:lvl w:ilvl="1" w:tentative="1">
+      <w:start w:val="1"/>
+      <w:numFmt w:val="bullet"/>
+      <w:lvlText w:val="o"/>
+      <w:lvlJc w:val="left"/>
+      <w:pPr>
+        <w:tabs>
+          <w:tab w:val="num" w:pos="1440"/>
+        </w:tabs>
+        <w:ind w:left="1440" w:hanging="360"/>
+      </w:pPr>
+      <w:rPr>
+        <w:rFonts w:ascii="Courier New" w:hAnsi="Courier New" w:hint="default"/>
+        <w:sz w:val="20"/>
+      </w:rPr>
+    </w:lvl>
+    <w:lvl w:ilvl="2" w:tentative="1">
+      <w:start w:val="1"/>
+      <w:numFmt w:val="bullet"/>
+      <w:lvlText w:val=""/>
+      <w:lvlJc w:val="left"/>
+      <w:pPr>
+        <w:tabs>
+          <w:tab w:val="num" w:pos="2160"/>
+        </w:tabs>
+        <w:ind w:left="2160" w:hanging="360"/>
+      </w:pPr>
+      <w:rPr>
+        <w:rFonts w:ascii="Wingdings" w:hAnsi="Wingdings" w:hint="default"/>
+        <w:sz w:val="20"/>
+      </w:rPr>
+    </w:lvl>
+    <w:lvl w:ilvl="3" w:tentative="1">
+      <w:start w:val="1"/>
+      <w:numFmt w:val="bullet"/>
+      <w:lvlText w:val=""/>
+      <w:lvlJc w:val="left"/>
+      <w:pPr>
+        <w:tabs>
+          <w:tab w:val="num" w:pos="2880"/>
+        </w:tabs>
+        <w:ind w:left="2880" w:hanging="360"/>
+      </w:pPr>
+      <w:rPr>
+        <w:rFonts w:ascii="Wingdings" w:hAnsi="Wingdings" w:hint="default"/>
+        <w:sz w:val="20"/>
+      </w:rPr>
+    </w:lvl>
+    <w:lvl w:ilvl="4" w:tentative="1">
+      <w:start w:val="1"/>
+      <w:numFmt w:val="bullet"/>
+      <w:lvlText w:val=""/>
+      <w:lvlJc w:val="left"/>
+      <w:pPr>
+        <w:tabs>
+          <w:tab w:val="num" w:pos="3600"/>
+        </w:tabs>
+        <w:ind w:left="3600" w:hanging="360"/>
+      </w:pPr>
+      <w:rPr>
+        <w:rFonts w:ascii="Wingdings" w:hAnsi="Wingdings" w:hint="default"/>
+        <w:sz w:val="20"/>
+      </w:rPr>
+    </w:lvl>
+    <w:lvl w:ilvl="5" w:tentative="1">
+      <w:start w:val="1"/>
+      <w:numFmt w:val="bullet"/>
+      <w:lvlText w:val=""/>
+      <w:lvlJc w:val="left"/>
+      <w:pPr>
+        <w:tabs>
+          <w:tab w:val="num" w:pos="4320"/>
+        </w:tabs>
+        <w:ind w:left="4320" w:hanging="360"/>
+      </w:pPr>
+      <w:rPr>
+        <w:rFonts w:ascii="Wingdings" w:hAnsi="Wingdings" w:hint="default"/>
+        <w:sz w:val="20"/>
+      </w:rPr>
+    </w:lvl>
+    <w:lvl w:ilvl="6" w:tentative="1">
+      <w:start w:val="1"/>
+      <w:numFmt w:val="bullet"/>
+      <w:lvlText w:val=""/>
+      <w:lvlJc w:val="left"/>
+      <w:pPr>
+        <w:tabs>
+          <w:tab w:val="num" w:pos="5040"/>
+        </w:tabs>
+        <w:ind w:left="5040" w:hanging="360"/>
+      </w:pPr>
+      <w:rPr>
+        <w:rFonts w:ascii="Wingdings" w:hAnsi="Wingdings" w:hint="default"/>
+        <w:sz w:val="20"/>
+      </w:rPr>
+    </w:lvl>
+    <w:lvl w:ilvl="7" w:tentative="1">
+      <w:start w:val="1"/>
+      <w:numFmt w:val="bullet"/>
+      <w:lvlText w:val=""/>
+      <w:lvlJc w:val="left"/>
+      <w:pPr>
+        <w:tabs>
+          <w:tab w:val="num" w:pos="5760"/>
+        </w:tabs>
+        <w:ind w:left="5760" w:hanging="360"/>
+      </w:pPr>
+      <w:rPr>
+        <w:rFonts w:ascii="Wingdings" w:hAnsi="Wingdings" w:hint="default"/>
+        <w:sz w:val="20"/>
+      </w:rPr>
+    </w:lvl>
+    <w:lvl w:ilvl="8" w:tentative="1">
+      <w:start w:val="1"/>
+      <w:numFmt w:val="bullet"/>
+      <w:lvlText w:val=""/>
+      <w:lvlJc w:val="left"/>
+      <w:pPr>
+        <w:tabs>
+          <w:tab w:val="num" w:pos="6480"/>
+        </w:tabs>
+        <w:ind w:left="6480" w:hanging="360"/>
+      </w:pPr>
+      <w:rPr>
+        <w:rFonts w:ascii="Wingdings" w:hAnsi="Wingdings" w:hint="default"/>
+        <w:sz w:val="20"/>
+      </w:rPr>
+    </w:lvl>
+  </w:abstractNum>
+  <w:abstractNum w:abstractNumId="10" w15:restartNumberingAfterBreak="0">
+    <w:nsid w:val="2A4674D0"/>
+    <w:multiLevelType w:val="multilevel"/>
+    <w:tmpl w:val="2D5C8450"/>
+    <w:lvl w:ilvl="0">
+      <w:start w:val="1"/>
+      <w:numFmt w:val="bullet"/>
+      <w:lvlText w:val=""/>
+      <w:lvlJc w:val="left"/>
+      <w:pPr>
+        <w:tabs>
+          <w:tab w:val="num" w:pos="720"/>
+        </w:tabs>
+        <w:ind w:left="720" w:hanging="360"/>
+      </w:pPr>
+      <w:rPr>
+        <w:rFonts w:ascii="Symbol" w:hAnsi="Symbol" w:hint="default"/>
+        <w:sz w:val="20"/>
+      </w:rPr>
+    </w:lvl>
+    <w:lvl w:ilvl="1" w:tentative="1">
+      <w:start w:val="1"/>
+      <w:numFmt w:val="bullet"/>
+      <w:lvlText w:val="o"/>
+      <w:lvlJc w:val="left"/>
+      <w:pPr>
+        <w:tabs>
+          <w:tab w:val="num" w:pos="1440"/>
+        </w:tabs>
+        <w:ind w:left="1440" w:hanging="360"/>
+      </w:pPr>
+      <w:rPr>
+        <w:rFonts w:ascii="Courier New" w:hAnsi="Courier New" w:hint="default"/>
+        <w:sz w:val="20"/>
+      </w:rPr>
+    </w:lvl>
+    <w:lvl w:ilvl="2" w:tentative="1">
+      <w:start w:val="1"/>
+      <w:numFmt w:val="bullet"/>
+      <w:lvlText w:val=""/>
+      <w:lvlJc w:val="left"/>
+      <w:pPr>
+        <w:tabs>
+          <w:tab w:val="num" w:pos="2160"/>
+        </w:tabs>
+        <w:ind w:left="2160" w:hanging="360"/>
+      </w:pPr>
+      <w:rPr>
+        <w:rFonts w:ascii="Wingdings" w:hAnsi="Wingdings" w:hint="default"/>
+        <w:sz w:val="20"/>
+      </w:rPr>
+    </w:lvl>
+    <w:lvl w:ilvl="3" w:tentative="1">
+      <w:start w:val="1"/>
+      <w:numFmt w:val="bullet"/>
+      <w:lvlText w:val=""/>
+      <w:lvlJc w:val="left"/>
+      <w:pPr>
+        <w:tabs>
+          <w:tab w:val="num" w:pos="2880"/>
+        </w:tabs>
+        <w:ind w:left="2880" w:hanging="360"/>
+      </w:pPr>
+      <w:rPr>
+        <w:rFonts w:ascii="Wingdings" w:hAnsi="Wingdings" w:hint="default"/>
+        <w:sz w:val="20"/>
+      </w:rPr>
+    </w:lvl>
+    <w:lvl w:ilvl="4" w:tentative="1">
+      <w:start w:val="1"/>
+      <w:numFmt w:val="bullet"/>
+      <w:lvlText w:val=""/>
+      <w:lvlJc w:val="left"/>
+      <w:pPr>
+        <w:tabs>
+          <w:tab w:val="num" w:pos="3600"/>
+        </w:tabs>
+        <w:ind w:left="3600" w:hanging="360"/>
+      </w:pPr>
+      <w:rPr>
+        <w:rFonts w:ascii="Wingdings" w:hAnsi="Wingdings" w:hint="default"/>
+        <w:sz w:val="20"/>
+      </w:rPr>
+    </w:lvl>
+    <w:lvl w:ilvl="5" w:tentative="1">
+      <w:start w:val="1"/>
+      <w:numFmt w:val="bullet"/>
+      <w:lvlText w:val=""/>
+      <w:lvlJc w:val="left"/>
+      <w:pPr>
+        <w:tabs>
+          <w:tab w:val="num" w:pos="4320"/>
+        </w:tabs>
+        <w:ind w:left="4320" w:hanging="360"/>
+      </w:pPr>
+      <w:rPr>
+        <w:rFonts w:ascii="Wingdings" w:hAnsi="Wingdings" w:hint="default"/>
+        <w:sz w:val="20"/>
+      </w:rPr>
+    </w:lvl>
+    <w:lvl w:ilvl="6" w:tentative="1">
+      <w:start w:val="1"/>
+      <w:numFmt w:val="bullet"/>
+      <w:lvlText w:val=""/>
+      <w:lvlJc w:val="left"/>
+      <w:pPr>
+        <w:tabs>
+          <w:tab w:val="num" w:pos="5040"/>
+        </w:tabs>
+        <w:ind w:left="5040" w:hanging="360"/>
+      </w:pPr>
+      <w:rPr>
+        <w:rFonts w:ascii="Wingdings" w:hAnsi="Wingdings" w:hint="default"/>
+        <w:sz w:val="20"/>
+      </w:rPr>
+    </w:lvl>
+    <w:lvl w:ilvl="7" w:tentative="1">
+      <w:start w:val="1"/>
+      <w:numFmt w:val="bullet"/>
+      <w:lvlText w:val=""/>
+      <w:lvlJc w:val="left"/>
+      <w:pPr>
+        <w:tabs>
+          <w:tab w:val="num" w:pos="5760"/>
+        </w:tabs>
+        <w:ind w:left="5760" w:hanging="360"/>
+      </w:pPr>
+      <w:rPr>
+        <w:rFonts w:ascii="Wingdings" w:hAnsi="Wingdings" w:hint="default"/>
+        <w:sz w:val="20"/>
+      </w:rPr>
+    </w:lvl>
+    <w:lvl w:ilvl="8" w:tentative="1">
+      <w:start w:val="1"/>
+      <w:numFmt w:val="bullet"/>
+      <w:lvlText w:val=""/>
+      <w:lvlJc w:val="left"/>
+      <w:pPr>
+        <w:tabs>
+          <w:tab w:val="num" w:pos="6480"/>
+        </w:tabs>
+        <w:ind w:left="6480" w:hanging="360"/>
+      </w:pPr>
+      <w:rPr>
+        <w:rFonts w:ascii="Wingdings" w:hAnsi="Wingdings" w:hint="default"/>
+        <w:sz w:val="20"/>
+      </w:rPr>
+    </w:lvl>
+  </w:abstractNum>
+  <w:abstractNum w:abstractNumId="11" w15:restartNumberingAfterBreak="0">
+    <w:nsid w:val="2AF52978"/>
+    <w:multiLevelType w:val="multilevel"/>
+    <w:tmpl w:val="5964A42C"/>
+    <w:lvl w:ilvl="0">
+      <w:start w:val="1"/>
+      <w:numFmt w:val="bullet"/>
+      <w:lvlText w:val=""/>
+      <w:lvlJc w:val="left"/>
+      <w:pPr>
+        <w:tabs>
+          <w:tab w:val="num" w:pos="720"/>
+        </w:tabs>
+        <w:ind w:left="720" w:hanging="360"/>
+      </w:pPr>
+      <w:rPr>
+        <w:rFonts w:ascii="Symbol" w:hAnsi="Symbol" w:hint="default"/>
+        <w:sz w:val="20"/>
+      </w:rPr>
+    </w:lvl>
+    <w:lvl w:ilvl="1" w:tentative="1">
+      <w:start w:val="1"/>
+      <w:numFmt w:val="bullet"/>
+      <w:lvlText w:val="o"/>
+      <w:lvlJc w:val="left"/>
+      <w:pPr>
+        <w:tabs>
+          <w:tab w:val="num" w:pos="1440"/>
+        </w:tabs>
+        <w:ind w:left="1440" w:hanging="360"/>
+      </w:pPr>
+      <w:rPr>
+        <w:rFonts w:ascii="Courier New" w:hAnsi="Courier New" w:hint="default"/>
+        <w:sz w:val="20"/>
+      </w:rPr>
+    </w:lvl>
+    <w:lvl w:ilvl="2" w:tentative="1">
+      <w:start w:val="1"/>
+      <w:numFmt w:val="bullet"/>
+      <w:lvlText w:val=""/>
+      <w:lvlJc w:val="left"/>
+      <w:pPr>
+        <w:tabs>
+          <w:tab w:val="num" w:pos="2160"/>
+        </w:tabs>
+        <w:ind w:left="2160" w:hanging="360"/>
+      </w:pPr>
+      <w:rPr>
+        <w:rFonts w:ascii="Wingdings" w:hAnsi="Wingdings" w:hint="default"/>
+        <w:sz w:val="20"/>
+      </w:rPr>
+    </w:lvl>
+    <w:lvl w:ilvl="3" w:tentative="1">
+      <w:start w:val="1"/>
+      <w:numFmt w:val="bullet"/>
+      <w:lvlText w:val=""/>
+      <w:lvlJc w:val="left"/>
+      <w:pPr>
+        <w:tabs>
+          <w:tab w:val="num" w:pos="2880"/>
+        </w:tabs>
+        <w:ind w:left="2880" w:hanging="360"/>
+      </w:pPr>
+      <w:rPr>
+        <w:rFonts w:ascii="Wingdings" w:hAnsi="Wingdings" w:hint="default"/>
+        <w:sz w:val="20"/>
+      </w:rPr>
+    </w:lvl>
+    <w:lvl w:ilvl="4" w:tentative="1">
+      <w:start w:val="1"/>
+      <w:numFmt w:val="bullet"/>
+      <w:lvlText w:val=""/>
+      <w:lvlJc w:val="left"/>
+      <w:pPr>
+        <w:tabs>
+          <w:tab w:val="num" w:pos="3600"/>
+        </w:tabs>
+        <w:ind w:left="3600" w:hanging="360"/>
+      </w:pPr>
+      <w:rPr>
+        <w:rFonts w:ascii="Wingdings" w:hAnsi="Wingdings" w:hint="default"/>
+        <w:sz w:val="20"/>
+      </w:rPr>
+    </w:lvl>
+    <w:lvl w:ilvl="5" w:tentative="1">
+      <w:start w:val="1"/>
+      <w:numFmt w:val="bullet"/>
+      <w:lvlText w:val=""/>
+      <w:lvlJc w:val="left"/>
+      <w:pPr>
+        <w:tabs>
+          <w:tab w:val="num" w:pos="4320"/>
+        </w:tabs>
+        <w:ind w:left="4320" w:hanging="360"/>
+      </w:pPr>
+      <w:rPr>
+        <w:rFonts w:ascii="Wingdings" w:hAnsi="Wingdings" w:hint="default"/>
+        <w:sz w:val="20"/>
+      </w:rPr>
+    </w:lvl>
+    <w:lvl w:ilvl="6" w:tentative="1">
+      <w:start w:val="1"/>
+      <w:numFmt w:val="bullet"/>
+      <w:lvlText w:val=""/>
+      <w:lvlJc w:val="left"/>
+      <w:pPr>
+        <w:tabs>
+          <w:tab w:val="num" w:pos="5040"/>
+        </w:tabs>
+        <w:ind w:left="5040" w:hanging="360"/>
+      </w:pPr>
+      <w:rPr>
+        <w:rFonts w:ascii="Wingdings" w:hAnsi="Wingdings" w:hint="default"/>
+        <w:sz w:val="20"/>
+      </w:rPr>
+    </w:lvl>
+    <w:lvl w:ilvl="7" w:tentative="1">
+      <w:start w:val="1"/>
+      <w:numFmt w:val="bullet"/>
+      <w:lvlText w:val=""/>
+      <w:lvlJc w:val="left"/>
+      <w:pPr>
+        <w:tabs>
+          <w:tab w:val="num" w:pos="5760"/>
+        </w:tabs>
+        <w:ind w:left="5760" w:hanging="360"/>
+      </w:pPr>
+      <w:rPr>
+        <w:rFonts w:ascii="Wingdings" w:hAnsi="Wingdings" w:hint="default"/>
+        <w:sz w:val="20"/>
+      </w:rPr>
+    </w:lvl>
+    <w:lvl w:ilvl="8" w:tentative="1">
+      <w:start w:val="1"/>
+      <w:numFmt w:val="bullet"/>
+      <w:lvlText w:val=""/>
+      <w:lvlJc w:val="left"/>
+      <w:pPr>
+        <w:tabs>
+          <w:tab w:val="num" w:pos="6480"/>
+        </w:tabs>
+        <w:ind w:left="6480" w:hanging="360"/>
+      </w:pPr>
+      <w:rPr>
+        <w:rFonts w:ascii="Wingdings" w:hAnsi="Wingdings" w:hint="default"/>
+        <w:sz w:val="20"/>
+      </w:rPr>
+    </w:lvl>
+  </w:abstractNum>
+  <w:abstractNum w:abstractNumId="12" w15:restartNumberingAfterBreak="0">
+    <w:nsid w:val="37475388"/>
+    <w:multiLevelType w:val="multilevel"/>
+    <w:tmpl w:val="BE88DD68"/>
+    <w:lvl w:ilvl="0">
+      <w:start w:val="1"/>
+      <w:numFmt w:val="bullet"/>
+      <w:lvlText w:val=""/>
+      <w:lvlJc w:val="left"/>
+      <w:pPr>
+        <w:tabs>
+          <w:tab w:val="num" w:pos="720"/>
+        </w:tabs>
+        <w:ind w:left="720" w:hanging="360"/>
+      </w:pPr>
+      <w:rPr>
+        <w:rFonts w:ascii="Symbol" w:hAnsi="Symbol" w:hint="default"/>
+        <w:sz w:val="20"/>
+      </w:rPr>
+    </w:lvl>
+    <w:lvl w:ilvl="1" w:tentative="1">
+      <w:start w:val="1"/>
+      <w:numFmt w:val="bullet"/>
+      <w:lvlText w:val="o"/>
+      <w:lvlJc w:val="left"/>
+      <w:pPr>
+        <w:tabs>
+          <w:tab w:val="num" w:pos="1440"/>
+        </w:tabs>
+        <w:ind w:left="1440" w:hanging="360"/>
+      </w:pPr>
+      <w:rPr>
+        <w:rFonts w:ascii="Courier New" w:hAnsi="Courier New" w:hint="default"/>
+        <w:sz w:val="20"/>
+      </w:rPr>
+    </w:lvl>
+    <w:lvl w:ilvl="2" w:tentative="1">
+      <w:start w:val="1"/>
+      <w:numFmt w:val="bullet"/>
+      <w:lvlText w:val=""/>
+      <w:lvlJc w:val="left"/>
+      <w:pPr>
+        <w:tabs>
+          <w:tab w:val="num" w:pos="2160"/>
+        </w:tabs>
+        <w:ind w:left="2160" w:hanging="360"/>
+      </w:pPr>
+      <w:rPr>
+        <w:rFonts w:ascii="Wingdings" w:hAnsi="Wingdings" w:hint="default"/>
+        <w:sz w:val="20"/>
+      </w:rPr>
+    </w:lvl>
+    <w:lvl w:ilvl="3" w:tentative="1">
+      <w:start w:val="1"/>
+      <w:numFmt w:val="bullet"/>
+      <w:lvlText w:val=""/>
+      <w:lvlJc w:val="left"/>
+      <w:pPr>
+        <w:tabs>
+          <w:tab w:val="num" w:pos="2880"/>
+        </w:tabs>
+        <w:ind w:left="2880" w:hanging="360"/>
+      </w:pPr>
+      <w:rPr>
+        <w:rFonts w:ascii="Wingdings" w:hAnsi="Wingdings" w:hint="default"/>
+        <w:sz w:val="20"/>
+      </w:rPr>
+    </w:lvl>
+    <w:lvl w:ilvl="4" w:tentative="1">
+      <w:start w:val="1"/>
+      <w:numFmt w:val="bullet"/>
+      <w:lvlText w:val=""/>
+      <w:lvlJc w:val="left"/>
+      <w:pPr>
+        <w:tabs>
+          <w:tab w:val="num" w:pos="3600"/>
+        </w:tabs>
+        <w:ind w:left="3600" w:hanging="360"/>
+      </w:pPr>
+      <w:rPr>
+        <w:rFonts w:ascii="Wingdings" w:hAnsi="Wingdings" w:hint="default"/>
+        <w:sz w:val="20"/>
+      </w:rPr>
+    </w:lvl>
+    <w:lvl w:ilvl="5" w:tentative="1">
+      <w:start w:val="1"/>
+      <w:numFmt w:val="bullet"/>
+      <w:lvlText w:val=""/>
+      <w:lvlJc w:val="left"/>
+      <w:pPr>
+        <w:tabs>
+          <w:tab w:val="num" w:pos="4320"/>
+        </w:tabs>
+        <w:ind w:left="4320" w:hanging="360"/>
+      </w:pPr>
+      <w:rPr>
+        <w:rFonts w:ascii="Wingdings" w:hAnsi="Wingdings" w:hint="default"/>
+        <w:sz w:val="20"/>
+      </w:rPr>
+    </w:lvl>
+    <w:lvl w:ilvl="6" w:tentative="1">
+      <w:start w:val="1"/>
+      <w:numFmt w:val="bullet"/>
+      <w:lvlText w:val=""/>
+      <w:lvlJc w:val="left"/>
+      <w:pPr>
+        <w:tabs>
+          <w:tab w:val="num" w:pos="5040"/>
+        </w:tabs>
+        <w:ind w:left="5040" w:hanging="360"/>
+      </w:pPr>
+      <w:rPr>
+        <w:rFonts w:ascii="Wingdings" w:hAnsi="Wingdings" w:hint="default"/>
+        <w:sz w:val="20"/>
+      </w:rPr>
+    </w:lvl>
+    <w:lvl w:ilvl="7" w:tentative="1">
+      <w:start w:val="1"/>
+      <w:numFmt w:val="bullet"/>
+      <w:lvlText w:val=""/>
+      <w:lvlJc w:val="left"/>
+      <w:pPr>
+        <w:tabs>
+          <w:tab w:val="num" w:pos="5760"/>
+        </w:tabs>
+        <w:ind w:left="5760" w:hanging="360"/>
+      </w:pPr>
+      <w:rPr>
+        <w:rFonts w:ascii="Wingdings" w:hAnsi="Wingdings" w:hint="default"/>
+        <w:sz w:val="20"/>
+      </w:rPr>
+    </w:lvl>
+    <w:lvl w:ilvl="8" w:tentative="1">
+      <w:start w:val="1"/>
+      <w:numFmt w:val="bullet"/>
+      <w:lvlText w:val=""/>
+      <w:lvlJc w:val="left"/>
+      <w:pPr>
+        <w:tabs>
+          <w:tab w:val="num" w:pos="6480"/>
+        </w:tabs>
+        <w:ind w:left="6480" w:hanging="360"/>
+      </w:pPr>
+      <w:rPr>
+        <w:rFonts w:ascii="Wingdings" w:hAnsi="Wingdings" w:hint="default"/>
+        <w:sz w:val="20"/>
+      </w:rPr>
+    </w:lvl>
+  </w:abstractNum>
+  <w:abstractNum w:abstractNumId="13" w15:restartNumberingAfterBreak="0">
+    <w:nsid w:val="54021BF1"/>
+    <w:multiLevelType w:val="multilevel"/>
+    <w:tmpl w:val="423A297E"/>
+    <w:lvl w:ilvl="0">
+      <w:start w:val="1"/>
+      <w:numFmt w:val="bullet"/>
+      <w:lvlText w:val=""/>
+      <w:lvlJc w:val="left"/>
+      <w:pPr>
+        <w:tabs>
+          <w:tab w:val="num" w:pos="720"/>
+        </w:tabs>
+        <w:ind w:left="720" w:hanging="360"/>
+      </w:pPr>
+      <w:rPr>
+        <w:rFonts w:ascii="Symbol" w:hAnsi="Symbol" w:hint="default"/>
+        <w:sz w:val="20"/>
+      </w:rPr>
+    </w:lvl>
+    <w:lvl w:ilvl="1" w:tentative="1">
+      <w:start w:val="1"/>
+      <w:numFmt w:val="bullet"/>
+      <w:lvlText w:val="o"/>
+      <w:lvlJc w:val="left"/>
+      <w:pPr>
+        <w:tabs>
+          <w:tab w:val="num" w:pos="1440"/>
+        </w:tabs>
+        <w:ind w:left="1440" w:hanging="360"/>
+      </w:pPr>
+      <w:rPr>
+        <w:rFonts w:ascii="Courier New" w:hAnsi="Courier New" w:hint="default"/>
+        <w:sz w:val="20"/>
+      </w:rPr>
+    </w:lvl>
+    <w:lvl w:ilvl="2" w:tentative="1">
+      <w:start w:val="1"/>
+      <w:numFmt w:val="bullet"/>
+      <w:lvlText w:val=""/>
+      <w:lvlJc w:val="left"/>
+      <w:pPr>
+        <w:tabs>
+          <w:tab w:val="num" w:pos="2160"/>
+        </w:tabs>
+        <w:ind w:left="2160" w:hanging="360"/>
+      </w:pPr>
+      <w:rPr>
+        <w:rFonts w:ascii="Wingdings" w:hAnsi="Wingdings" w:hint="default"/>
+        <w:sz w:val="20"/>
+      </w:rPr>
+    </w:lvl>
+    <w:lvl w:ilvl="3" w:tentative="1">
+      <w:start w:val="1"/>
+      <w:numFmt w:val="bullet"/>
+      <w:lvlText w:val=""/>
+      <w:lvlJc w:val="left"/>
+      <w:pPr>
+        <w:tabs>
+          <w:tab w:val="num" w:pos="2880"/>
+        </w:tabs>
+        <w:ind w:left="2880" w:hanging="360"/>
+      </w:pPr>
+      <w:rPr>
+        <w:rFonts w:ascii="Wingdings" w:hAnsi="Wingdings" w:hint="default"/>
+        <w:sz w:val="20"/>
+      </w:rPr>
+    </w:lvl>
+    <w:lvl w:ilvl="4" w:tentative="1">
+      <w:start w:val="1"/>
+      <w:numFmt w:val="bullet"/>
+      <w:lvlText w:val=""/>
+      <w:lvlJc w:val="left"/>
+      <w:pPr>
+        <w:tabs>
+          <w:tab w:val="num" w:pos="3600"/>
+        </w:tabs>
+        <w:ind w:left="3600" w:hanging="360"/>
+      </w:pPr>
+      <w:rPr>
+        <w:rFonts w:ascii="Wingdings" w:hAnsi="Wingdings" w:hint="default"/>
+        <w:sz w:val="20"/>
+      </w:rPr>
+    </w:lvl>
+    <w:lvl w:ilvl="5" w:tentative="1">
+      <w:start w:val="1"/>
+      <w:numFmt w:val="bullet"/>
+      <w:lvlText w:val=""/>
+      <w:lvlJc w:val="left"/>
+      <w:pPr>
+        <w:tabs>
+          <w:tab w:val="num" w:pos="4320"/>
+        </w:tabs>
+        <w:ind w:left="4320" w:hanging="360"/>
+      </w:pPr>
+      <w:rPr>
+        <w:rFonts w:ascii="Wingdings" w:hAnsi="Wingdings" w:hint="default"/>
+        <w:sz w:val="20"/>
+      </w:rPr>
+    </w:lvl>
+    <w:lvl w:ilvl="6" w:tentative="1">
+      <w:start w:val="1"/>
+      <w:numFmt w:val="bullet"/>
+      <w:lvlText w:val=""/>
+      <w:lvlJc w:val="left"/>
+      <w:pPr>
+        <w:tabs>
+          <w:tab w:val="num" w:pos="5040"/>
+        </w:tabs>
+        <w:ind w:left="5040" w:hanging="360"/>
+      </w:pPr>
+      <w:rPr>
+        <w:rFonts w:ascii="Wingdings" w:hAnsi="Wingdings" w:hint="default"/>
+        <w:sz w:val="20"/>
+      </w:rPr>
+    </w:lvl>
+    <w:lvl w:ilvl="7" w:tentative="1">
+      <w:start w:val="1"/>
+      <w:numFmt w:val="bullet"/>
+      <w:lvlText w:val=""/>
+      <w:lvlJc w:val="left"/>
+      <w:pPr>
+        <w:tabs>
+          <w:tab w:val="num" w:pos="5760"/>
+        </w:tabs>
+        <w:ind w:left="5760" w:hanging="360"/>
+      </w:pPr>
+      <w:rPr>
+        <w:rFonts w:ascii="Wingdings" w:hAnsi="Wingdings" w:hint="default"/>
+        <w:sz w:val="20"/>
+      </w:rPr>
+    </w:lvl>
+    <w:lvl w:ilvl="8" w:tentative="1">
+      <w:start w:val="1"/>
+      <w:numFmt w:val="bullet"/>
+      <w:lvlText w:val=""/>
+      <w:lvlJc w:val="left"/>
+      <w:pPr>
+        <w:tabs>
+          <w:tab w:val="num" w:pos="6480"/>
+        </w:tabs>
+        <w:ind w:left="6480" w:hanging="360"/>
+      </w:pPr>
+      <w:rPr>
+        <w:rFonts w:ascii="Wingdings" w:hAnsi="Wingdings" w:hint="default"/>
+        <w:sz w:val="20"/>
+      </w:rPr>
+    </w:lvl>
+  </w:abstractNum>
   <w:num w:numId="1" w16cid:durableId="633220377">
     <w:abstractNumId w:val="8"/>
   </w:num>
@@ -14929,6 +17182,21 @@
   </w:num>
   <w:num w:numId="9" w16cid:durableId="20403251">
     <w:abstractNumId w:val="0"/>
+  </w:num>
+  <w:num w:numId="10" w16cid:durableId="1718973401">
+    <w:abstractNumId w:val="9"/>
+  </w:num>
+  <w:num w:numId="11" w16cid:durableId="762842163">
+    <w:abstractNumId w:val="10"/>
+  </w:num>
+  <w:num w:numId="12" w16cid:durableId="1236626816">
+    <w:abstractNumId w:val="11"/>
+  </w:num>
+  <w:num w:numId="13" w16cid:durableId="874150519">
+    <w:abstractNumId w:val="12"/>
+  </w:num>
+  <w:num w:numId="14" w16cid:durableId="704524669">
+    <w:abstractNumId w:val="13"/>
   </w:num>
 </w:numbering>
 </file>
@@ -15537,7 +17805,6 @@
   <w:style w:type="character" w:default="1" w:styleId="DefaultParagraphFont">
     <w:name w:val="Default Paragraph Font"/>
     <w:uiPriority w:val="1"/>
-    <w:semiHidden/>
     <w:unhideWhenUsed/>
   </w:style>
   <w:style w:type="table" w:default="1" w:styleId="TableNormal">
@@ -26315,6 +28582,19 @@
       </w:tcPr>
     </w:tblStylePr>
   </w:style>
+  <w:style w:type="paragraph" w:styleId="NormalWeb">
+    <w:name w:val="Normal (Web)"/>
+    <w:basedOn w:val="Normal"/>
+    <w:uiPriority w:val="99"/>
+    <w:semiHidden/>
+    <w:unhideWhenUsed/>
+    <w:rsid w:val="00634492"/>
+    <w:rPr>
+      <w:rFonts w:ascii="Times New Roman" w:hAnsi="Times New Roman" w:cs="Times New Roman"/>
+      <w:sz w:val="24"/>
+      <w:szCs w:val="24"/>
+    </w:rPr>
+  </w:style>
 </w:styles>
 </file>
 

--- a/reports/QM640_Synopsis_TRI_2020_2024.docx
+++ b/reports/QM640_Synopsis_TRI_2020_2024.docx
@@ -629,7 +629,7 @@
         <w:rPr>
           <w:rFonts w:asciiTheme="majorHAnsi" w:hAnsiTheme="majorHAnsi" w:cstheme="majorHAnsi"/>
         </w:rPr>
-        <w:t>After controlling for current release level, production/activity ratio, manufacturing subsector, selected chemical characteristics, and action year, is reporting at least one pollution-prevention action associated with achieving REDUCTION_10?</w:t>
+        <w:t>After controlling for current release level, production/activity ratio, manufacturing subsector, chemical hazard classification (EPA carcinogen and PBT status), and action year, is reporting at least one pollution-prevention action associated with achieving REDUCTION_10?</w:t>
       </w:r>
     </w:p>
     <w:p>
@@ -1653,7 +1653,7 @@
               <w:rPr>
                 <w:rFonts w:asciiTheme="majorHAnsi" w:hAnsiTheme="majorHAnsi" w:cstheme="majorHAnsi"/>
               </w:rPr>
-              <w:t>Logistic regression (regularized/penalized)</w:t>
+              <w:t>Logistic regression (regularized, vs. simple baseline)</w:t>
             </w:r>
           </w:p>
         </w:tc>
@@ -4702,6 +4702,50 @@
         </w:tc>
       </w:tr>
       <w:tr>
+        <w:tc>
+          <w:tcPr>
+            <w:tcW w:type="dxa" w:w="2322"/>
+          </w:tcPr>
+          <w:p>
+            <w:pPr>
+              <w:ind w:firstLine="0"/>
+            </w:pPr>
+            <w:r/>
+            <w:r>
+              <w:t>Chemical hazard flags</w:t>
+            </w:r>
+          </w:p>
+        </w:tc>
+        <w:tc>
+          <w:tcPr>
+            <w:tcW w:type="dxa" w:w="3915"/>
+          </w:tcPr>
+          <w:p>
+            <w:pPr>
+              <w:ind w:firstLine="0"/>
+            </w:pPr>
+            <w:r/>
+            <w:r>
+              <w:t>EPA carcinogen and PBT (persistent, bioaccumulative, toxic) chemical classifications, joined by CAS NUMBER</w:t>
+            </w:r>
+          </w:p>
+        </w:tc>
+        <w:tc>
+          <w:tcPr>
+            <w:tcW w:type="dxa" w:w="3123"/>
+          </w:tcPr>
+          <w:p>
+            <w:pPr>
+              <w:ind w:firstLine="0"/>
+            </w:pPr>
+            <w:r/>
+            <w:r>
+              <w:t>Two binary controls (carcinogen status, PBT status) in the RQ2 model; kept to two flags to preserve model parsimony.</w:t>
+            </w:r>
+          </w:p>
+        </w:tc>
+      </w:tr>
+      <w:tr>
         <w:trPr>
           <w:jc w:val="center"/>
         </w:trPr>
@@ -5052,7 +5096,7 @@
               <w:rPr>
                 <w:rFonts w:asciiTheme="majorHAnsi" w:hAnsiTheme="majorHAnsi" w:cstheme="majorHAnsi"/>
               </w:rPr>
-              <w:t>Chi-square test. Year and subsector proportions, confidence intervals, Pearson chi-square test, and Cramer's V.</w:t>
+              <w:t>Chi-square test. Two separate tests (year by outcome; subsector by outcome), not a joint interaction model. Proportions, confidence intervals, Pearson chi-square test, and Cramer's V reported for each.</w:t>
             </w:r>
           </w:p>
         </w:tc>
@@ -5326,7 +5370,7 @@
               <w:rPr>
                 <w:rFonts w:asciiTheme="majorHAnsi" w:hAnsiTheme="majorHAnsi" w:cstheme="majorHAnsi"/>
               </w:rPr>
-              <w:t>Logistic regression (regularized/penalized). Trained on 2020 to 2022 action years and tested once on 2023 to 2024.</w:t>
+              <w:t>Logistic regression (regularized/penalized), compared against a simple unregularized baseline (reported-action indicator plus current release only). Both trained on 2020 to 2022 action years and evaluated once, on the same 2023 to 2024 holdout.</w:t>
             </w:r>
           </w:p>
         </w:tc>
@@ -5352,7 +5396,7 @@
               <w:rPr>
                 <w:rFonts w:asciiTheme="majorHAnsi" w:hAnsiTheme="majorHAnsi" w:cstheme="majorHAnsi"/>
               </w:rPr>
-              <w:t>Test AUC against .50 and assess Brier score, calibration, precision, recall, and F1 against simple benchmarks.</w:t>
+              <w:t>Test the main model's AUC against .50 and against the baseline model's AUC; assess Brier score, calibration, precision, recall, and F1 for both models on the same holdout.</w:t>
             </w:r>
           </w:p>
         </w:tc>
@@ -5393,7 +5437,7 @@
         <w:rPr>
           <w:rFonts w:asciiTheme="majorHAnsi" w:hAnsiTheme="majorHAnsi" w:cstheme="majorHAnsi"/>
         </w:rPr>
-        <w:t>Transformations and tuning will be learned during the development period, after which the model will be locked and evaluated once on the 2023 to 2024 holdout.</w:t>
+        <w:t>The elastic-net penalty strength and mixing parameter will be selected by k-fold cross-validation within the development transitions only, using folds grouped by reporting year so no fold mixes training and validation records from the same transition; the model will then be locked and evaluated once on the 2023 to 2024 holdout.</w:t>
       </w:r>
       <w:r>
         <w:rPr>
@@ -5429,7 +5473,7 @@
         <w:rPr>
           <w:rFonts w:asciiTheme="majorHAnsi" w:hAnsiTheme="majorHAnsi" w:cstheme="majorHAnsi"/>
         </w:rPr>
-        <w:t>The RQ2 association model and the RQ3 group comparisons will be repeated without the 2020-to-2021 transition and without gram-reported chemicals</w:t>
+        <w:t>The RQ2 association model and the RQ3 group comparisons will be repeated without the 2020-to-2021 transition (which spans a pandemic-disrupted production period that could distort normal release patterns) and without gram-reported chemicals</w:t>
       </w:r>
       <w:r>
         <w:rPr>
@@ -5451,16 +5495,22 @@
       </w:r>
     </w:p>
     <w:p>
-      <w:pPr>
-        <w:rPr>
-          <w:rFonts w:asciiTheme="majorHAnsi" w:hAnsiTheme="majorHAnsi" w:cstheme="majorHAnsi"/>
-        </w:rPr>
-      </w:pPr>
-      <w:r>
-        <w:rPr>
-          <w:rFonts w:asciiTheme="majorHAnsi" w:hAnsiTheme="majorHAnsi" w:cstheme="majorHAnsi"/>
-        </w:rPr>
-        <w:t>The scope remains limited to two source files per year, one primary outcome, four linked research questions, one main prediction model, and one optional comparison model. Detailed definitions are written once in the appendices and cited from the main text, reducing repetition and helping the core synopsis remain within the required page range.</w:t>
+      <w:pPr/>
+      <w:r>
+        <w:t>Three limitations of the outcome and exposure variables are stated directly rather than left implicit. First, REDUCTION_10 cannot distinguish a genuine pollution-prevention-driven reduction from a release drop caused by a production slowdown, a facility closure, or the discontinued use of that chemical; TRI fields alone cannot separate these cases, so results should be read as screening associations, not confirmed causal improvements. Second, a facility-chemical record whose release falls far enough to drop below the EPA reporting threshold will stop filing and will appear as a missing next-year record, which this study excludes rather than scores as REDUCTION_10 = 1; this likely removes some of the strongest true reductions from the analysis and biases estimated reduction rates and associations conservatively (downward), which is a limitation of the design rather than an error. Third, REPORTED_ANY_SOURCE_REDUCTION_ACTION depends on facility self-reporting of Source Reduction Activity Codes, and a value of 0 does not prove that no action was taken; if this underreporting is unrelated to the outcome, it will attenuate the RQ2 and RQ3 associations toward the null, meaning the true association could be stronger than what is observed. Finally, the RQ2 model's release-level control addresses, but should be read with, ordinary regression-to-the-mean: a facility-chemical record with an unusually high current-year release is mechanically more likely to clear a 10-percentage-point relative bar the following year regardless of any reported action.</w:t>
+      </w:r>
+    </w:p>
+    <w:p>
+      <w:pPr>
+        <w:rPr>
+          <w:rFonts w:asciiTheme="majorHAnsi" w:hAnsiTheme="majorHAnsi" w:cstheme="majorHAnsi"/>
+        </w:rPr>
+      </w:pPr>
+      <w:r>
+        <w:rPr>
+          <w:rFonts w:asciiTheme="majorHAnsi" w:hAnsiTheme="majorHAnsi" w:cstheme="majorHAnsi"/>
+        </w:rPr>
+        <w:t>The scope remains limited to two source files per year, one primary outcome, four linked research questions, one main prediction model, and one comparison model (a simple, unregularized logistic regression using only the reported-action indicator and current release, evaluated on the same holdout to show whether the main model's added predictors and regularization earn their added complexity). Detailed definitions are written once in the appendices and cited from the main text, reducing repetition and helping the core synopsis remain within the required page range.</w:t>
       </w:r>
       <w:r>
         <w:rPr>
@@ -8878,6 +8928,50 @@
                 <w:rFonts w:asciiTheme="majorHAnsi" w:hAnsiTheme="majorHAnsi" w:cstheme="majorHAnsi"/>
               </w:rPr>
               <w:t xml:space="preserve"> combination of pounds and grams. Inconsistent matched pairs are excluded from percentage-change calculations.</w:t>
+            </w:r>
+          </w:p>
+        </w:tc>
+      </w:tr>
+      <w:tr>
+        <w:tc>
+          <w:tcPr>
+            <w:tcW w:type="dxa" w:w="2310"/>
+          </w:tcPr>
+          <w:p>
+            <w:pPr>
+              <w:ind w:firstLine="0"/>
+            </w:pPr>
+            <w:r/>
+            <w:r>
+              <w:t>Chemical hazard classification (carcinogen, PBT)</w:t>
+            </w:r>
+          </w:p>
+        </w:tc>
+        <w:tc>
+          <w:tcPr>
+            <w:tcW w:type="dxa" w:w="1626"/>
+          </w:tcPr>
+          <w:p>
+            <w:pPr>
+              <w:ind w:firstLine="0"/>
+            </w:pPr>
+            <w:r/>
+            <w:r>
+              <w:t>EPA TRI chemical reference list, matched by CAS NUMBER (EPA, 2025b)</w:t>
+            </w:r>
+          </w:p>
+        </w:tc>
+        <w:tc>
+          <w:tcPr>
+            <w:tcW w:type="dxa" w:w="5424"/>
+          </w:tcPr>
+          <w:p>
+            <w:pPr>
+              <w:ind w:firstLine="0"/>
+            </w:pPr>
+            <w:r/>
+            <w:r>
+              <w:t>Two binary RQ2 model controls: 1 if the chemical is EPA-classified as a carcinogen for TRI reporting-threshold purposes; 1 if it is EPA-classified as a persistent, bioaccumulative, and toxic (PBT) chemical. Limited to two flags, not a full chemical-identity control, to avoid inflating the parameter count.</w:t>
             </w:r>
           </w:p>
         </w:tc>
@@ -12026,7 +12120,7 @@
         <w:rPr>
           <w:rFonts w:asciiTheme="majorHAnsi" w:hAnsiTheme="majorHAnsi" w:cstheme="majorHAnsi"/>
         </w:rPr>
-        <w:t xml:space="preserve"> is the number of REDUCTION_10 events in group g; ng is the eligible count; Oᵢⱼ and Eᵢⱼ are observed and expected contingency-table counts. Report confidence intervals and Cramer's V because a large N can make minor differences statistically significant.</w:t>
+        <w:t xml:space="preserve"> is the number of REDUCTION_10 events in group g; ng is the eligible count; Oᵢⱼ and Eᵢⱼ are observed and expected contingency-table counts. Year and subsector are each tested against REDUCTION_10 in a separate two-way contingency table (year by outcome, then subsector by outcome), not as a single joint interaction model, to keep the test simple and directly interpretable. Report confidence intervals and Cramer's V for each table because a large N can make minor differences statistically significant.</w:t>
       </w:r>
     </w:p>
     <w:p>
@@ -12094,7 +12188,7 @@
         <w:rPr>
           <w:rFonts w:asciiTheme="majorHAnsi" w:hAnsiTheme="majorHAnsi" w:cstheme="majorHAnsi"/>
         </w:rPr>
-        <w:t xml:space="preserve"> three-digit NAICS subsector, and selected chemical controls. exp(β₁) is the adjusted odds ratio. Reject H0₂ when its 95% confidence interval excludes 1.00 and p &lt; .05.</w:t>
+        <w:t xml:space="preserve"> three-digit NAICS subsector, and two chemical hazard flags: EPA-classified carcinogen status and EPA-classified persistent, bioaccumulative, and toxic (PBT) status (see Table A5). exp(β₁) is the adjusted odds ratio. Reject H0₂ when its 95% confidence interval excludes 1.00 and p &lt; .05.</w:t>
       </w:r>
     </w:p>
     <w:p>
@@ -13434,11 +13528,10 @@
       </w:r>
     </w:p>
     <w:p>
-      <w:pPr>
-        <w:rPr>
-          <w:rFonts w:asciiTheme="majorHAnsi" w:hAnsiTheme="majorHAnsi" w:cstheme="majorHAnsi"/>
-        </w:rPr>
-      </w:pPr>
+      <w:pPr/>
+      <w:r>
+        <w:t>Comparison model: a simple, unregularized logistic regression will be fit on the same development records, using only REPORTED_ANY_SOURCE_REDUCTION_ACTION and log(1 + current-year release) as predictors: log[pᵢ/(1 - pᵢ)] = γ₀ + γ₁Aᵢ + γ₂log(1 + Rᵢ). This baseline requires no tuning and is evaluated once, on the same 2023-to-2024 holdout, using the identical metrics as the main penalized model (Table C1). Reporting both models side by side shows directly whether the additional predictors and regularization in the main model add real predictive value beyond this simple screening rule, rather than assuming it.</w:t>
+      </w:r>
     </w:p>
     <w:p>
       <w:pPr>
@@ -13446,11 +13539,18 @@
           <w:rFonts w:asciiTheme="majorHAnsi" w:hAnsiTheme="majorHAnsi" w:cstheme="majorHAnsi"/>
         </w:rPr>
       </w:pPr>
-      <w:r>
-        <w:rPr>
-          <w:rFonts w:asciiTheme="majorHAnsi" w:hAnsiTheme="majorHAnsi" w:cstheme="majorHAnsi"/>
-        </w:rPr>
-        <w:t>Table C1 defines the prediction metrics used to assess the final holdout model</w:t>
+    </w:p>
+    <w:p>
+      <w:pPr>
+        <w:rPr>
+          <w:rFonts w:asciiTheme="majorHAnsi" w:hAnsiTheme="majorHAnsi" w:cstheme="majorHAnsi"/>
+        </w:rPr>
+      </w:pPr>
+      <w:r>
+        <w:rPr>
+          <w:rFonts w:asciiTheme="majorHAnsi" w:hAnsiTheme="majorHAnsi" w:cstheme="majorHAnsi"/>
+        </w:rPr>
+        <w:t>Table C1 defines the prediction metrics used to assess the final holdout performance of both the main penalized model and the comparison model</w:t>
       </w:r>
       <w:r>
         <w:rPr>

--- a/reports/QM640_Synopsis_TRI_2020_2024.docx
+++ b/reports/QM640_Synopsis_TRI_2020_2024.docx
@@ -2080,7 +2080,7 @@
               <w:rPr>
                 <w:rFonts w:asciiTheme="majorHAnsi" w:hAnsiTheme="majorHAnsi" w:cstheme="majorHAnsi"/>
               </w:rPr>
-              <w:t>α = .05 and power = .80 (design choices); OR = 1.30 (planning effect); action prevalence = 4.86% (preliminary data)</w:t>
+              <w:t>α = .05 and power = .80 (design choices); OR = 1.30 (planning effect); action prevalence = 4.87% (preliminary data)</w:t>
             </w:r>
           </w:p>
         </w:tc>
@@ -2106,7 +2106,7 @@
               <w:rPr>
                 <w:rFonts w:asciiTheme="majorHAnsi" w:hAnsiTheme="majorHAnsi" w:cstheme="majorHAnsi"/>
               </w:rPr>
-              <w:t>10,789</w:t>
+              <w:t>10,756</w:t>
             </w:r>
           </w:p>
         </w:tc>
@@ -2189,7 +2189,7 @@
               <w:rPr>
                 <w:rFonts w:asciiTheme="majorHAnsi" w:hAnsiTheme="majorHAnsi" w:cstheme="majorHAnsi"/>
               </w:rPr>
-              <w:t>Baseline reduction rate = .313; detectable difference = .10; α = .01 after conservative adjustment for five comparisons; power = .80</w:t>
+              <w:t>Baseline reduction rate = .3138; detectable difference = .10; α = .01 after conservative adjustment for five comparisons; power = .80</w:t>
             </w:r>
           </w:p>
         </w:tc>
@@ -2298,7 +2298,7 @@
               <w:rPr>
                 <w:rFonts w:asciiTheme="majorHAnsi" w:hAnsiTheme="majorHAnsi" w:cstheme="majorHAnsi"/>
               </w:rPr>
-              <w:t>20 parameters and 20 events/parameter (planning limits); event rate = 31.5% (preliminary data)</w:t>
+              <w:t>20 parameters and 20 events/parameter (planning limits); event rate = 31.55% (preliminary data)</w:t>
             </w:r>
           </w:p>
         </w:tc>
@@ -2324,7 +2324,7 @@
               <w:rPr>
                 <w:rFonts w:asciiTheme="majorHAnsi" w:hAnsiTheme="majorHAnsi" w:cstheme="majorHAnsi"/>
               </w:rPr>
-              <w:t>1,270</w:t>
+              <w:t>1,269</w:t>
             </w:r>
           </w:p>
         </w:tc>
@@ -2347,38 +2347,32 @@
         <w:rPr>
           <w:rFonts w:asciiTheme="majorHAnsi" w:hAnsiTheme="majorHAnsi" w:cstheme="majorHAnsi"/>
         </w:rPr>
-        <w:t xml:space="preserve">RQ2 produces the largest overall minimum requirement of approximately 10,789 eligible development records. The development transitions contain 123,688 eligible records and therefore </w:t>
-      </w:r>
-      <w:r>
-        <w:rPr>
-          <w:rFonts w:asciiTheme="majorHAnsi" w:hAnsiTheme="majorHAnsi" w:cstheme="majorHAnsi"/>
-        </w:rPr>
-        <w:lastRenderedPageBreak/>
-        <w:t xml:space="preserve">exceed the overall requirement. For RQ3, adequacy must also be checked within each action type because the action groups are uneven in size. </w:t>
-      </w:r>
-      <w:r>
-        <w:rPr>
-          <w:rFonts w:asciiTheme="majorHAnsi" w:hAnsiTheme="majorHAnsi" w:cstheme="majorHAnsi"/>
-        </w:rPr>
-        <w:t>For RQ3, adequacy must also be checked within each action type because the action groups are uneven in size. The rarest action type contains approximately 245 development records, slightly below the planning target of approximately 290 exposed records. This comparison may have limited power to detect a 10-percentage-point difference and will therefore be treated as exploratory. The observed reduction-rate difference, relative risk, confidence interval, effect size, and adjusted p-value will still be reported</w:t>
-      </w:r>
-      <w:r>
-        <w:rPr>
-          <w:rFonts w:asciiTheme="majorHAnsi" w:hAnsiTheme="majorHAnsi" w:cstheme="majorHAnsi"/>
-        </w:rPr>
-        <w:t xml:space="preserve">. The preliminary analysis contains 123,688 eligible development records and 40,002 eligible </w:t>
-      </w:r>
-      <w:r>
-        <w:rPr>
-          <w:rFonts w:asciiTheme="majorHAnsi" w:hAnsiTheme="majorHAnsi" w:cstheme="majorHAnsi"/>
-        </w:rPr>
-        <w:t>holdout records for 2023 to 2024.</w:t>
-      </w:r>
-      <w:r>
-        <w:rPr>
-          <w:rFonts w:asciiTheme="majorHAnsi" w:hAnsiTheme="majorHAnsi" w:cstheme="majorHAnsi"/>
-        </w:rPr>
-        <w:t xml:space="preserve"> Therefore, the study will retain all eligible records rather than sample them. See Appendix B for the derivation of every value shown in Table 2.</w:t>
+        <w:t>RQ2 produces the largest overall minimum requirement of approximately 10,756 eligible development records. The development transitions contain 123,611 eligible records and therefore exceed the overall requirement. For RQ3, adequacy must also be checked within each action type because the action groups are uneven in size. For RQ3, adequacy must also be checked within each action type because the action groups are uneven in size. The rarest action type contains approximately 245 development records, slightly below the planning target of approximately 290 exposed records. This comparison may have limited power to detect a 10-percentage-point difference and will therefore be treated as exploratory. The observed reduction-rate difference, relative risk, confidence interval, effect size, and adjusted p-value will still be reported. The preliminary analysis contains 123,611 eligible development records and 39,967 eligible holdout records for 2023 to 2024. Therefore, the study will retain all eligible records rather than sample them. See Appendix B for the derivation of every value shown in Table 2.</w:t>
+      </w:r>
+      <w:r>
+        <w:rPr>
+          <w:rFonts w:asciiTheme="majorHAnsi" w:hAnsiTheme="majorHAnsi" w:cstheme="majorHAnsi"/>
+        </w:rPr>
+      </w:r>
+      <w:r>
+        <w:rPr>
+          <w:rFonts w:asciiTheme="majorHAnsi" w:hAnsiTheme="majorHAnsi" w:cstheme="majorHAnsi"/>
+        </w:rPr>
+      </w:r>
+      <w:r>
+        <w:rPr>
+          <w:rFonts w:asciiTheme="majorHAnsi" w:hAnsiTheme="majorHAnsi" w:cstheme="majorHAnsi"/>
+        </w:rPr>
+      </w:r>
+      <w:r>
+        <w:rPr>
+          <w:rFonts w:asciiTheme="majorHAnsi" w:hAnsiTheme="majorHAnsi" w:cstheme="majorHAnsi"/>
+        </w:rPr>
+      </w:r>
+      <w:r>
+        <w:rPr>
+          <w:rFonts w:asciiTheme="majorHAnsi" w:hAnsiTheme="majorHAnsi" w:cstheme="majorHAnsi"/>
+        </w:rPr>
       </w:r>
     </w:p>
     <w:p>
@@ -2798,7 +2792,7 @@
               <w:rPr>
                 <w:rFonts w:asciiTheme="majorHAnsi" w:hAnsiTheme="majorHAnsi" w:cstheme="majorHAnsi"/>
               </w:rPr>
-              <w:t>4.08%</w:t>
+              <w:t>4.10%</w:t>
             </w:r>
           </w:p>
         </w:tc>
@@ -2907,7 +2901,7 @@
               <w:rPr>
                 <w:rFonts w:asciiTheme="majorHAnsi" w:hAnsiTheme="majorHAnsi" w:cstheme="majorHAnsi"/>
               </w:rPr>
-              <w:t>5.61%</w:t>
+              <w:t>5.65%</w:t>
             </w:r>
           </w:p>
         </w:tc>
@@ -3016,7 +3010,7 @@
               <w:rPr>
                 <w:rFonts w:asciiTheme="majorHAnsi" w:hAnsiTheme="majorHAnsi" w:cstheme="majorHAnsi"/>
               </w:rPr>
-              <w:t>5.88%</w:t>
+              <w:t>5.91%</w:t>
             </w:r>
           </w:p>
         </w:tc>
@@ -3125,7 +3119,7 @@
               <w:rPr>
                 <w:rFonts w:asciiTheme="majorHAnsi" w:hAnsiTheme="majorHAnsi" w:cstheme="majorHAnsi"/>
               </w:rPr>
-              <w:t>5.95%</w:t>
+              <w:t>5.98%</w:t>
             </w:r>
           </w:p>
         </w:tc>
@@ -3234,7 +3228,7 @@
               <w:rPr>
                 <w:rFonts w:asciiTheme="majorHAnsi" w:hAnsiTheme="majorHAnsi" w:cstheme="majorHAnsi"/>
               </w:rPr>
-              <w:t>5.58%</w:t>
+              <w:t>5.62%</w:t>
             </w:r>
           </w:p>
         </w:tc>
@@ -3259,22 +3253,19 @@
           <w:rFonts w:asciiTheme="majorHAnsi" w:hAnsiTheme="majorHAnsi" w:cstheme="majorHAnsi"/>
           <w:i/>
         </w:rPr>
-        <w:lastRenderedPageBreak/>
-        <w:t xml:space="preserve">Note. Counts and rates are preliminary. The reported-action percentage equals the number of consolidated facility-chemical-year records containing at least one valid Source Reduction Activity </w:t>
+        <w:t>Note. Counts and rates are preliminary. The reported-action percentage equals the number of consolidated facility-chemical-year records containing at least one valid Source Reduction Activity Code, divided by all consolidated facility-chemical-year records in that year. The displayed rounded rates imply approximately 2,316 of 56,462 records in 2020, 3,174 of 56,219 in 2021, 3,319 of 56,155 in 2022, 3,311 of 55,349 in 2023, and 3,040 of 54,115 in 2024. The final validation script will report exact numerators before submission. See Appendix A, Tables A1 and A2.</w:t>
       </w:r>
       <w:r>
         <w:rPr>
           <w:rFonts w:asciiTheme="majorHAnsi" w:hAnsiTheme="majorHAnsi" w:cstheme="majorHAnsi"/>
           <w:i/>
         </w:rPr>
-        <w:t>Code, divided by all consolidated facility-chemical-year records in that year.</w:t>
       </w:r>
       <w:r>
         <w:rPr>
           <w:rFonts w:asciiTheme="majorHAnsi" w:hAnsiTheme="majorHAnsi" w:cstheme="majorHAnsi"/>
           <w:i/>
         </w:rPr>
-        <w:t xml:space="preserve"> The displayed rounded rates imply approximately 2,304 of 56,462 records in 2020, 3,154 of 56,219 in 2021, 3,302 of 56,155 in 2022, 3,293 of 55,349 in 2023, and 3,020 of 54,115 in 2024. The final validation script will report exact numerators before submission. See Appendix A, Tables A1 and A2.</w:t>
       </w:r>
     </w:p>
     <w:p>
@@ -3611,7 +3602,7 @@
               <w:rPr>
                 <w:rFonts w:asciiTheme="majorHAnsi" w:hAnsiTheme="majorHAnsi" w:cstheme="majorHAnsi"/>
               </w:rPr>
-              <w:t>10,579</w:t>
+              <w:t>10,605</w:t>
             </w:r>
           </w:p>
         </w:tc>
@@ -3637,7 +3628,7 @@
               <w:rPr>
                 <w:rFonts w:asciiTheme="majorHAnsi" w:hAnsiTheme="majorHAnsi" w:cstheme="majorHAnsi"/>
               </w:rPr>
-              <w:t>41,328</w:t>
+              <w:t>41,302</w:t>
             </w:r>
           </w:p>
         </w:tc>
@@ -3663,7 +3654,7 @@
               <w:rPr>
                 <w:rFonts w:asciiTheme="majorHAnsi" w:hAnsiTheme="majorHAnsi" w:cstheme="majorHAnsi"/>
               </w:rPr>
-              <w:t>27.52%</w:t>
+              <w:t>27.55%</w:t>
             </w:r>
           </w:p>
         </w:tc>
@@ -3746,7 +3737,7 @@
               <w:rPr>
                 <w:rFonts w:asciiTheme="majorHAnsi" w:hAnsiTheme="majorHAnsi" w:cstheme="majorHAnsi"/>
               </w:rPr>
-              <w:t>10,563</w:t>
+              <w:t>10,591</w:t>
             </w:r>
           </w:p>
         </w:tc>
@@ -3772,7 +3763,7 @@
               <w:rPr>
                 <w:rFonts w:asciiTheme="majorHAnsi" w:hAnsiTheme="majorHAnsi" w:cstheme="majorHAnsi"/>
               </w:rPr>
-              <w:t>41,399</w:t>
+              <w:t>41,371</w:t>
             </w:r>
           </w:p>
         </w:tc>
@@ -3798,7 +3789,7 @@
               <w:rPr>
                 <w:rFonts w:asciiTheme="majorHAnsi" w:hAnsiTheme="majorHAnsi" w:cstheme="majorHAnsi"/>
               </w:rPr>
-              <w:t>31.11%</w:t>
+              <w:t>31.21%</w:t>
             </w:r>
           </w:p>
         </w:tc>
@@ -3881,7 +3872,7 @@
               <w:rPr>
                 <w:rFonts w:asciiTheme="majorHAnsi" w:hAnsiTheme="majorHAnsi" w:cstheme="majorHAnsi"/>
               </w:rPr>
-              <w:t>10,549</w:t>
+              <w:t>10,572</w:t>
             </w:r>
           </w:p>
         </w:tc>
@@ -3907,7 +3898,7 @@
               <w:rPr>
                 <w:rFonts w:asciiTheme="majorHAnsi" w:hAnsiTheme="majorHAnsi" w:cstheme="majorHAnsi"/>
               </w:rPr>
-              <w:t>40,961</w:t>
+              <w:t>40,938</w:t>
             </w:r>
           </w:p>
         </w:tc>
@@ -3933,7 +3924,7 @@
               <w:rPr>
                 <w:rFonts w:asciiTheme="majorHAnsi" w:hAnsiTheme="majorHAnsi" w:cstheme="majorHAnsi"/>
               </w:rPr>
-              <w:t>35.90%</w:t>
+              <w:t>35.95%</w:t>
             </w:r>
           </w:p>
         </w:tc>
@@ -4016,7 +4007,7 @@
               <w:rPr>
                 <w:rFonts w:asciiTheme="majorHAnsi" w:hAnsiTheme="majorHAnsi" w:cstheme="majorHAnsi"/>
               </w:rPr>
-              <w:t>10,066</w:t>
+              <w:t>10,101</w:t>
             </w:r>
           </w:p>
         </w:tc>
@@ -4042,7 +4033,7 @@
               <w:rPr>
                 <w:rFonts w:asciiTheme="majorHAnsi" w:hAnsiTheme="majorHAnsi" w:cstheme="majorHAnsi"/>
               </w:rPr>
-              <w:t>40,002</w:t>
+              <w:t>39,967</w:t>
             </w:r>
           </w:p>
         </w:tc>
@@ -4068,7 +4059,7 @@
               <w:rPr>
                 <w:rFonts w:asciiTheme="majorHAnsi" w:hAnsiTheme="majorHAnsi" w:cstheme="majorHAnsi"/>
               </w:rPr>
-              <w:t>31.94%</w:t>
+              <w:t>32.03%</w:t>
             </w:r>
           </w:p>
         </w:tc>
@@ -6607,19 +6598,17 @@
               <w:rPr>
                 <w:rFonts w:asciiTheme="majorHAnsi" w:hAnsiTheme="majorHAnsi" w:cstheme="majorHAnsi"/>
               </w:rPr>
-              <w:t xml:space="preserve">Distinct combinations of TRIFD, TRI_CHEM_ID, and REPORTING YEAR </w:t>
-            </w:r>
-            <w:r>
-              <w:rPr>
-                <w:rFonts w:asciiTheme="majorHAnsi" w:hAnsiTheme="majorHAnsi" w:cstheme="majorHAnsi"/>
-              </w:rPr>
-              <w:t>are created after duplicate Form R records have been</w:t>
-            </w:r>
-            <w:r>
-              <w:rPr>
-                <w:rFonts w:asciiTheme="majorHAnsi" w:hAnsiTheme="majorHAnsi" w:cstheme="majorHAnsi"/>
-              </w:rPr>
-              <w:t xml:space="preserve"> combined.</w:t>
+              <w:t>Distinct combinations of TRIFD, CAS NUMBER, and CHEMICAL NAME within a reporting year, after resolving duplicate Form R filings for the same facility-chemical-year with a deterministic tie-break rule.</w:t>
+            </w:r>
+            <w:r>
+              <w:rPr>
+                <w:rFonts w:asciiTheme="majorHAnsi" w:hAnsiTheme="majorHAnsi" w:cstheme="majorHAnsi"/>
+              </w:rPr>
+            </w:r>
+            <w:r>
+              <w:rPr>
+                <w:rFonts w:asciiTheme="majorHAnsi" w:hAnsiTheme="majorHAnsi" w:cstheme="majorHAnsi"/>
+              </w:rPr>
             </w:r>
           </w:p>
         </w:tc>
@@ -6645,31 +6634,27 @@
               <w:rPr>
                 <w:rFonts w:asciiTheme="majorHAnsi" w:hAnsiTheme="majorHAnsi" w:cstheme="majorHAnsi"/>
               </w:rPr>
-              <w:t xml:space="preserve">Group by TRIFD + TRI_CHEM_ID + REPORTING YEAR. Sum release quantities only when unit and chemical identifiers </w:t>
-            </w:r>
-            <w:r>
-              <w:rPr>
-                <w:rFonts w:asciiTheme="majorHAnsi" w:hAnsiTheme="majorHAnsi" w:cstheme="majorHAnsi"/>
-              </w:rPr>
-              <w:t>agree,</w:t>
-            </w:r>
-            <w:r>
-              <w:rPr>
-                <w:rFonts w:asciiTheme="majorHAnsi" w:hAnsiTheme="majorHAnsi" w:cstheme="majorHAnsi"/>
-              </w:rPr>
-              <w:t xml:space="preserve"> combine reported action </w:t>
-            </w:r>
-            <w:r>
-              <w:rPr>
-                <w:rFonts w:asciiTheme="majorHAnsi" w:hAnsiTheme="majorHAnsi" w:cstheme="majorHAnsi"/>
-              </w:rPr>
-              <w:t>codes, and</w:t>
-            </w:r>
-            <w:r>
-              <w:rPr>
-                <w:rFonts w:asciiTheme="majorHAnsi" w:hAnsiTheme="majorHAnsi" w:cstheme="majorHAnsi"/>
-              </w:rPr>
-              <w:t xml:space="preserve"> retain a duplicate-form count.</w:t>
+              <w:t>Group by TRIFD + CAS NUMBER + CHEMICAL NAME within REPORTING YEAR. Tie-break rule for duplicate filings: REPORTED_ANY_SOURCE_REDUCTION_ACTION = 1 if any duplicate filing reports an action (logical OR across duplicates); the authoritative TOTAL ON-SITE RELEASES and UNIT OF MEASURE are taken from the filing with the highest DOCUMENT CONTROL NUMBER among the duplicates. TRI_CHEM_ID is retained on the consolidated record for cross-year matching (Table A2).</w:t>
+            </w:r>
+            <w:r>
+              <w:rPr>
+                <w:rFonts w:asciiTheme="majorHAnsi" w:hAnsiTheme="majorHAnsi" w:cstheme="majorHAnsi"/>
+              </w:rPr>
+            </w:r>
+            <w:r>
+              <w:rPr>
+                <w:rFonts w:asciiTheme="majorHAnsi" w:hAnsiTheme="majorHAnsi" w:cstheme="majorHAnsi"/>
+              </w:rPr>
+            </w:r>
+            <w:r>
+              <w:rPr>
+                <w:rFonts w:asciiTheme="majorHAnsi" w:hAnsiTheme="majorHAnsi" w:cstheme="majorHAnsi"/>
+              </w:rPr>
+            </w:r>
+            <w:r>
+              <w:rPr>
+                <w:rFonts w:asciiTheme="majorHAnsi" w:hAnsiTheme="majorHAnsi" w:cstheme="majorHAnsi"/>
+              </w:rPr>
             </w:r>
           </w:p>
         </w:tc>
@@ -9048,20 +9033,24 @@
     </w:p>
     <w:p>
       <w:pPr>
-        <w:rPr>
-          <w:rFonts w:asciiTheme="majorHAnsi" w:hAnsiTheme="majorHAnsi" w:cstheme="majorHAnsi"/>
-        </w:rPr>
-      </w:pPr>
-      <w:r>
-        <w:rPr>
-          <w:rFonts w:asciiTheme="majorHAnsi" w:hAnsiTheme="majorHAnsi" w:cstheme="majorHAnsi"/>
-        </w:rPr>
-        <w:t>Table B1 identifies the value, classification, source, and rationale for every sample-size parameter.</w:t>
+        <w:pStyle w:val="Heading2"/>
+        <w:ind w:firstLine="0"/>
+        <w:rPr>
+          <w:rFonts w:cstheme="majorHAnsi"/>
+          <w:szCs w:val="22"/>
+        </w:rPr>
+      </w:pPr>
+      <w:r>
+        <w:rPr>
+          <w:rFonts w:cstheme="majorHAnsi"/>
+          <w:szCs w:val="22"/>
+        </w:rPr>
+        <w:lastRenderedPageBreak/>
+        <w:t>RQ1: Confidence-Interval Precision</w:t>
       </w:r>
     </w:p>
     <w:p>
       <w:pPr>
-        <w:keepNext/>
         <w:ind w:firstLine="0"/>
         <w:rPr>
           <w:rFonts w:asciiTheme="majorHAnsi" w:hAnsiTheme="majorHAnsi" w:cstheme="majorHAnsi"/>
@@ -9072,12 +9061,17 @@
           <w:rFonts w:asciiTheme="majorHAnsi" w:hAnsiTheme="majorHAnsi" w:cstheme="majorHAnsi"/>
           <w:b/>
         </w:rPr>
-        <w:t>Table B1</w:t>
+        <w:t xml:space="preserve">Concept: </w:t>
+      </w:r>
+      <w:r>
+        <w:rPr>
+          <w:rFonts w:asciiTheme="majorHAnsi" w:hAnsiTheme="majorHAnsi" w:cstheme="majorHAnsi"/>
+        </w:rPr>
+        <w:t>Estimate a proportion with a 95% confidence interval and a margin of error of .03.</w:t>
       </w:r>
     </w:p>
     <w:p>
       <w:pPr>
-        <w:keepNext/>
         <w:ind w:firstLine="0"/>
         <w:rPr>
           <w:rFonts w:asciiTheme="majorHAnsi" w:hAnsiTheme="majorHAnsi" w:cstheme="majorHAnsi"/>
@@ -9086,1542 +9080,132 @@
       <w:r>
         <w:rPr>
           <w:rFonts w:asciiTheme="majorHAnsi" w:hAnsiTheme="majorHAnsi" w:cstheme="majorHAnsi"/>
-          <w:i/>
-        </w:rPr>
-        <w:t xml:space="preserve">Source and Derivation of </w:t>
-      </w:r>
-      <w:r>
-        <w:rPr>
-          <w:rFonts w:asciiTheme="majorHAnsi" w:hAnsiTheme="majorHAnsi" w:cstheme="majorHAnsi"/>
-          <w:i/>
-        </w:rPr>
-        <w:t>Sample Size</w:t>
-      </w:r>
-      <w:r>
-        <w:rPr>
-          <w:rFonts w:asciiTheme="majorHAnsi" w:hAnsiTheme="majorHAnsi" w:cstheme="majorHAnsi"/>
-          <w:i/>
-        </w:rPr>
-        <w:t xml:space="preserve"> Substitution Values</w:t>
+        </w:rPr>
+        <w:t>Formula or Mathematical Principle: n = Z²p(1 - p)/e².</w:t>
       </w:r>
     </w:p>
-    <w:tbl>
-      <w:tblPr>
-        <w:tblStyle w:val="TableGrid"/>
-        <w:tblW w:w="0" w:type="auto"/>
-        <w:jc w:val="center"/>
-        <w:tblBorders>
-          <w:top w:val="single" w:sz="8" w:space="0" w:color="000000"/>
-          <w:left w:val="nil"/>
-          <w:bottom w:val="single" w:sz="8" w:space="0" w:color="000000"/>
-          <w:right w:val="nil"/>
-          <w:insideH w:val="nil"/>
-          <w:insideV w:val="nil"/>
-        </w:tblBorders>
-        <w:tblLook w:val="04A0" w:firstRow="1" w:lastRow="0" w:firstColumn="1" w:lastColumn="0" w:noHBand="0" w:noVBand="1"/>
-      </w:tblPr>
-      <w:tblGrid>
-        <w:gridCol w:w="1795"/>
-        <w:gridCol w:w="1074"/>
-        <w:gridCol w:w="2062"/>
-        <w:gridCol w:w="4429"/>
-      </w:tblGrid>
-      <w:tr>
-        <w:trPr>
-          <w:tblHeader/>
-          <w:jc w:val="center"/>
-        </w:trPr>
-        <w:tc>
-          <w:tcPr>
-            <w:tcW w:w="2160" w:type="dxa"/>
-            <w:tcBorders>
-              <w:bottom w:val="single" w:sz="8" w:space="0" w:color="000000"/>
-            </w:tcBorders>
-            <w:tcMar>
-              <w:top w:w="80" w:type="dxa"/>
-              <w:left w:w="80" w:type="dxa"/>
-              <w:bottom w:w="80" w:type="dxa"/>
-              <w:right w:w="80" w:type="dxa"/>
-            </w:tcMar>
-            <w:vAlign w:val="center"/>
-          </w:tcPr>
-          <w:p>
-            <w:pPr>
-              <w:ind w:firstLine="0"/>
-              <w:jc w:val="center"/>
-              <w:rPr>
-                <w:rFonts w:asciiTheme="majorHAnsi" w:hAnsiTheme="majorHAnsi" w:cstheme="majorHAnsi"/>
-              </w:rPr>
-            </w:pPr>
-            <w:r>
-              <w:rPr>
-                <w:rFonts w:asciiTheme="majorHAnsi" w:hAnsiTheme="majorHAnsi" w:cstheme="majorHAnsi"/>
-                <w:b/>
-              </w:rPr>
-              <w:t>Substitution value</w:t>
-            </w:r>
-          </w:p>
-        </w:tc>
-        <w:tc>
-          <w:tcPr>
-            <w:tcW w:w="1440" w:type="dxa"/>
-            <w:tcBorders>
-              <w:bottom w:val="single" w:sz="8" w:space="0" w:color="000000"/>
-            </w:tcBorders>
-            <w:tcMar>
-              <w:top w:w="80" w:type="dxa"/>
-              <w:left w:w="80" w:type="dxa"/>
-              <w:bottom w:w="80" w:type="dxa"/>
-              <w:right w:w="80" w:type="dxa"/>
-            </w:tcMar>
-            <w:vAlign w:val="center"/>
-          </w:tcPr>
-          <w:p>
-            <w:pPr>
-              <w:ind w:firstLine="0"/>
-              <w:jc w:val="center"/>
-              <w:rPr>
-                <w:rFonts w:asciiTheme="majorHAnsi" w:hAnsiTheme="majorHAnsi" w:cstheme="majorHAnsi"/>
-              </w:rPr>
-            </w:pPr>
-            <w:r>
-              <w:rPr>
-                <w:rFonts w:asciiTheme="majorHAnsi" w:hAnsiTheme="majorHAnsi" w:cstheme="majorHAnsi"/>
-                <w:b/>
-              </w:rPr>
-              <w:t>Value used</w:t>
-            </w:r>
-          </w:p>
-        </w:tc>
-        <w:tc>
-          <w:tcPr>
-            <w:tcW w:w="3168" w:type="dxa"/>
-            <w:tcBorders>
-              <w:bottom w:val="single" w:sz="8" w:space="0" w:color="000000"/>
-            </w:tcBorders>
-            <w:tcMar>
-              <w:top w:w="80" w:type="dxa"/>
-              <w:left w:w="80" w:type="dxa"/>
-              <w:bottom w:w="80" w:type="dxa"/>
-              <w:right w:w="80" w:type="dxa"/>
-            </w:tcMar>
-            <w:vAlign w:val="center"/>
-          </w:tcPr>
-          <w:p>
-            <w:pPr>
-              <w:ind w:firstLine="0"/>
-              <w:jc w:val="center"/>
-              <w:rPr>
-                <w:rFonts w:asciiTheme="majorHAnsi" w:hAnsiTheme="majorHAnsi" w:cstheme="majorHAnsi"/>
-              </w:rPr>
-            </w:pPr>
-            <w:r>
-              <w:rPr>
-                <w:rFonts w:asciiTheme="majorHAnsi" w:hAnsiTheme="majorHAnsi" w:cstheme="majorHAnsi"/>
-                <w:b/>
-              </w:rPr>
-              <w:t>Classification and source</w:t>
-            </w:r>
-          </w:p>
-        </w:tc>
-        <w:tc>
-          <w:tcPr>
-            <w:tcW w:w="4320" w:type="dxa"/>
-            <w:tcBorders>
-              <w:bottom w:val="single" w:sz="8" w:space="0" w:color="000000"/>
-            </w:tcBorders>
-            <w:tcMar>
-              <w:top w:w="80" w:type="dxa"/>
-              <w:left w:w="80" w:type="dxa"/>
-              <w:bottom w:w="80" w:type="dxa"/>
-              <w:right w:w="80" w:type="dxa"/>
-            </w:tcMar>
-            <w:vAlign w:val="center"/>
-          </w:tcPr>
-          <w:p>
-            <w:pPr>
-              <w:ind w:firstLine="0"/>
-              <w:jc w:val="center"/>
-              <w:rPr>
-                <w:rFonts w:asciiTheme="majorHAnsi" w:hAnsiTheme="majorHAnsi" w:cstheme="majorHAnsi"/>
-              </w:rPr>
-            </w:pPr>
-            <w:r>
-              <w:rPr>
-                <w:rFonts w:asciiTheme="majorHAnsi" w:hAnsiTheme="majorHAnsi" w:cstheme="majorHAnsi"/>
-                <w:b/>
-              </w:rPr>
-              <w:t>Derivation or rationale</w:t>
-            </w:r>
-          </w:p>
-        </w:tc>
-      </w:tr>
-      <w:tr>
-        <w:trPr>
-          <w:jc w:val="center"/>
-        </w:trPr>
-        <w:tc>
-          <w:tcPr>
-            <w:tcW w:w="2160" w:type="dxa"/>
-            <w:tcMar>
-              <w:top w:w="80" w:type="dxa"/>
-              <w:left w:w="80" w:type="dxa"/>
-              <w:bottom w:w="80" w:type="dxa"/>
-              <w:right w:w="80" w:type="dxa"/>
-            </w:tcMar>
-            <w:vAlign w:val="center"/>
-          </w:tcPr>
-          <w:p>
-            <w:pPr>
-              <w:ind w:firstLine="0"/>
-              <w:rPr>
-                <w:rFonts w:asciiTheme="majorHAnsi" w:hAnsiTheme="majorHAnsi" w:cstheme="majorHAnsi"/>
-              </w:rPr>
-            </w:pPr>
-            <w:r>
-              <w:rPr>
-                <w:rFonts w:asciiTheme="majorHAnsi" w:hAnsiTheme="majorHAnsi" w:cstheme="majorHAnsi"/>
-              </w:rPr>
-              <w:t>Z critical value for a 95% confidence interval</w:t>
-            </w:r>
-          </w:p>
-        </w:tc>
-        <w:tc>
-          <w:tcPr>
-            <w:tcW w:w="1440" w:type="dxa"/>
-            <w:tcMar>
-              <w:top w:w="80" w:type="dxa"/>
-              <w:left w:w="80" w:type="dxa"/>
-              <w:bottom w:w="80" w:type="dxa"/>
-              <w:right w:w="80" w:type="dxa"/>
-            </w:tcMar>
-            <w:vAlign w:val="center"/>
-          </w:tcPr>
-          <w:p>
-            <w:pPr>
-              <w:ind w:firstLine="0"/>
-              <w:rPr>
-                <w:rFonts w:asciiTheme="majorHAnsi" w:hAnsiTheme="majorHAnsi" w:cstheme="majorHAnsi"/>
-              </w:rPr>
-            </w:pPr>
-            <w:r>
-              <w:rPr>
-                <w:rFonts w:asciiTheme="majorHAnsi" w:hAnsiTheme="majorHAnsi" w:cstheme="majorHAnsi"/>
-              </w:rPr>
-              <w:t>1.96</w:t>
-            </w:r>
-          </w:p>
-        </w:tc>
-        <w:tc>
-          <w:tcPr>
-            <w:tcW w:w="3168" w:type="dxa"/>
-            <w:tcMar>
-              <w:top w:w="80" w:type="dxa"/>
-              <w:left w:w="80" w:type="dxa"/>
-              <w:bottom w:w="80" w:type="dxa"/>
-              <w:right w:w="80" w:type="dxa"/>
-            </w:tcMar>
-            <w:vAlign w:val="center"/>
-          </w:tcPr>
-          <w:p>
-            <w:pPr>
-              <w:ind w:firstLine="0"/>
-              <w:rPr>
-                <w:rFonts w:asciiTheme="majorHAnsi" w:hAnsiTheme="majorHAnsi" w:cstheme="majorHAnsi"/>
-              </w:rPr>
-            </w:pPr>
-            <w:r>
-              <w:rPr>
-                <w:rFonts w:asciiTheme="majorHAnsi" w:hAnsiTheme="majorHAnsi" w:cstheme="majorHAnsi"/>
-              </w:rPr>
-              <w:t>Statistical constant</w:t>
-            </w:r>
-          </w:p>
-        </w:tc>
-        <w:tc>
-          <w:tcPr>
-            <w:tcW w:w="4320" w:type="dxa"/>
-            <w:tcMar>
-              <w:top w:w="80" w:type="dxa"/>
-              <w:left w:w="80" w:type="dxa"/>
-              <w:bottom w:w="80" w:type="dxa"/>
-              <w:right w:w="80" w:type="dxa"/>
-            </w:tcMar>
-            <w:vAlign w:val="center"/>
-          </w:tcPr>
-          <w:p>
-            <w:pPr>
-              <w:ind w:firstLine="0"/>
-              <w:rPr>
-                <w:rFonts w:asciiTheme="majorHAnsi" w:hAnsiTheme="majorHAnsi" w:cstheme="majorHAnsi"/>
-              </w:rPr>
-            </w:pPr>
-            <w:r>
-              <w:rPr>
-                <w:rFonts w:asciiTheme="majorHAnsi" w:hAnsiTheme="majorHAnsi" w:cstheme="majorHAnsi"/>
-              </w:rPr>
-              <w:t>The standard-normal critical value for a two-sided 95% confidence interval.</w:t>
-            </w:r>
-          </w:p>
-        </w:tc>
-      </w:tr>
-      <w:tr>
-        <w:trPr>
-          <w:jc w:val="center"/>
-        </w:trPr>
-        <w:tc>
-          <w:tcPr>
-            <w:tcW w:w="2160" w:type="dxa"/>
-            <w:tcMar>
-              <w:top w:w="80" w:type="dxa"/>
-              <w:left w:w="80" w:type="dxa"/>
-              <w:bottom w:w="80" w:type="dxa"/>
-              <w:right w:w="80" w:type="dxa"/>
-            </w:tcMar>
-            <w:vAlign w:val="center"/>
-          </w:tcPr>
-          <w:p>
-            <w:pPr>
-              <w:ind w:firstLine="0"/>
-              <w:rPr>
-                <w:rFonts w:asciiTheme="majorHAnsi" w:hAnsiTheme="majorHAnsi" w:cstheme="majorHAnsi"/>
-              </w:rPr>
-            </w:pPr>
-            <w:r>
-              <w:rPr>
-                <w:rFonts w:asciiTheme="majorHAnsi" w:hAnsiTheme="majorHAnsi" w:cstheme="majorHAnsi"/>
-              </w:rPr>
-              <w:t>Conservative proportion for RQ1</w:t>
-            </w:r>
-          </w:p>
-        </w:tc>
-        <w:tc>
-          <w:tcPr>
-            <w:tcW w:w="1440" w:type="dxa"/>
-            <w:tcMar>
-              <w:top w:w="80" w:type="dxa"/>
-              <w:left w:w="80" w:type="dxa"/>
-              <w:bottom w:w="80" w:type="dxa"/>
-              <w:right w:w="80" w:type="dxa"/>
-            </w:tcMar>
-            <w:vAlign w:val="center"/>
-          </w:tcPr>
-          <w:p>
-            <w:pPr>
-              <w:ind w:firstLine="0"/>
-              <w:rPr>
-                <w:rFonts w:asciiTheme="majorHAnsi" w:hAnsiTheme="majorHAnsi" w:cstheme="majorHAnsi"/>
-              </w:rPr>
-            </w:pPr>
-            <w:r>
-              <w:rPr>
-                <w:rFonts w:asciiTheme="majorHAnsi" w:hAnsiTheme="majorHAnsi" w:cstheme="majorHAnsi"/>
-              </w:rPr>
-              <w:t>0.50</w:t>
-            </w:r>
-          </w:p>
-        </w:tc>
-        <w:tc>
-          <w:tcPr>
-            <w:tcW w:w="3168" w:type="dxa"/>
-            <w:tcMar>
-              <w:top w:w="80" w:type="dxa"/>
-              <w:left w:w="80" w:type="dxa"/>
-              <w:bottom w:w="80" w:type="dxa"/>
-              <w:right w:w="80" w:type="dxa"/>
-            </w:tcMar>
-            <w:vAlign w:val="center"/>
-          </w:tcPr>
-          <w:p>
-            <w:pPr>
-              <w:ind w:firstLine="0"/>
-              <w:rPr>
-                <w:rFonts w:asciiTheme="majorHAnsi" w:hAnsiTheme="majorHAnsi" w:cstheme="majorHAnsi"/>
-              </w:rPr>
-            </w:pPr>
-            <w:r>
-              <w:rPr>
-                <w:rFonts w:asciiTheme="majorHAnsi" w:hAnsiTheme="majorHAnsi" w:cstheme="majorHAnsi"/>
-              </w:rPr>
-              <w:t>Researcher-selected conservative assumption</w:t>
-            </w:r>
-          </w:p>
-        </w:tc>
-        <w:tc>
-          <w:tcPr>
-            <w:tcW w:w="4320" w:type="dxa"/>
-            <w:tcMar>
-              <w:top w:w="80" w:type="dxa"/>
-              <w:left w:w="80" w:type="dxa"/>
-              <w:bottom w:w="80" w:type="dxa"/>
-              <w:right w:w="80" w:type="dxa"/>
-            </w:tcMar>
-            <w:vAlign w:val="center"/>
-          </w:tcPr>
-          <w:p>
-            <w:pPr>
-              <w:ind w:firstLine="0"/>
-              <w:rPr>
-                <w:rFonts w:asciiTheme="majorHAnsi" w:hAnsiTheme="majorHAnsi" w:cstheme="majorHAnsi"/>
-              </w:rPr>
-            </w:pPr>
-            <w:r>
-              <w:rPr>
-                <w:rFonts w:asciiTheme="majorHAnsi" w:hAnsiTheme="majorHAnsi" w:cstheme="majorHAnsi"/>
-              </w:rPr>
-              <w:t>Used because p(1-p) is largest at p = .50, producing the largest required N when the true proportion is not fixed in advance.</w:t>
-            </w:r>
-          </w:p>
-        </w:tc>
-      </w:tr>
-      <w:tr>
-        <w:trPr>
-          <w:jc w:val="center"/>
-        </w:trPr>
-        <w:tc>
-          <w:tcPr>
-            <w:tcW w:w="2160" w:type="dxa"/>
-            <w:tcMar>
-              <w:top w:w="80" w:type="dxa"/>
-              <w:left w:w="80" w:type="dxa"/>
-              <w:bottom w:w="80" w:type="dxa"/>
-              <w:right w:w="80" w:type="dxa"/>
-            </w:tcMar>
-            <w:vAlign w:val="center"/>
-          </w:tcPr>
-          <w:p>
-            <w:pPr>
-              <w:ind w:firstLine="0"/>
-              <w:rPr>
-                <w:rFonts w:asciiTheme="majorHAnsi" w:hAnsiTheme="majorHAnsi" w:cstheme="majorHAnsi"/>
-              </w:rPr>
-            </w:pPr>
-            <w:r>
-              <w:rPr>
-                <w:rFonts w:asciiTheme="majorHAnsi" w:hAnsiTheme="majorHAnsi" w:cstheme="majorHAnsi"/>
-              </w:rPr>
-              <w:t>Margin of error for RQ1</w:t>
-            </w:r>
-          </w:p>
-        </w:tc>
-        <w:tc>
-          <w:tcPr>
-            <w:tcW w:w="1440" w:type="dxa"/>
-            <w:tcMar>
-              <w:top w:w="80" w:type="dxa"/>
-              <w:left w:w="80" w:type="dxa"/>
-              <w:bottom w:w="80" w:type="dxa"/>
-              <w:right w:w="80" w:type="dxa"/>
-            </w:tcMar>
-            <w:vAlign w:val="center"/>
-          </w:tcPr>
-          <w:p>
-            <w:pPr>
-              <w:ind w:firstLine="0"/>
-              <w:rPr>
-                <w:rFonts w:asciiTheme="majorHAnsi" w:hAnsiTheme="majorHAnsi" w:cstheme="majorHAnsi"/>
-              </w:rPr>
-            </w:pPr>
-            <w:r>
-              <w:rPr>
-                <w:rFonts w:asciiTheme="majorHAnsi" w:hAnsiTheme="majorHAnsi" w:cstheme="majorHAnsi"/>
-              </w:rPr>
-              <w:t>0.03</w:t>
-            </w:r>
-          </w:p>
-        </w:tc>
-        <w:tc>
-          <w:tcPr>
-            <w:tcW w:w="3168" w:type="dxa"/>
-            <w:tcMar>
-              <w:top w:w="80" w:type="dxa"/>
-              <w:left w:w="80" w:type="dxa"/>
-              <w:bottom w:w="80" w:type="dxa"/>
-              <w:right w:w="80" w:type="dxa"/>
-            </w:tcMar>
-            <w:vAlign w:val="center"/>
-          </w:tcPr>
-          <w:p>
-            <w:pPr>
-              <w:ind w:firstLine="0"/>
-              <w:rPr>
-                <w:rFonts w:asciiTheme="majorHAnsi" w:hAnsiTheme="majorHAnsi" w:cstheme="majorHAnsi"/>
-              </w:rPr>
-            </w:pPr>
-            <w:r>
-              <w:rPr>
-                <w:rFonts w:asciiTheme="majorHAnsi" w:hAnsiTheme="majorHAnsi" w:cstheme="majorHAnsi"/>
-              </w:rPr>
-              <w:t>Researcher-selected precision target</w:t>
-            </w:r>
-          </w:p>
-        </w:tc>
-        <w:tc>
-          <w:tcPr>
-            <w:tcW w:w="4320" w:type="dxa"/>
-            <w:tcMar>
-              <w:top w:w="80" w:type="dxa"/>
-              <w:left w:w="80" w:type="dxa"/>
-              <w:bottom w:w="80" w:type="dxa"/>
-              <w:right w:w="80" w:type="dxa"/>
-            </w:tcMar>
-            <w:vAlign w:val="center"/>
-          </w:tcPr>
-          <w:p>
-            <w:pPr>
-              <w:ind w:firstLine="0"/>
-              <w:rPr>
-                <w:rFonts w:asciiTheme="majorHAnsi" w:hAnsiTheme="majorHAnsi" w:cstheme="majorHAnsi"/>
-              </w:rPr>
-            </w:pPr>
-            <w:r>
-              <w:rPr>
-                <w:rFonts w:asciiTheme="majorHAnsi" w:hAnsiTheme="majorHAnsi" w:cstheme="majorHAnsi"/>
-              </w:rPr>
-              <w:t>Chosen to estimate major-group proportions within approximately plus or minus 3 percentage points.</w:t>
-            </w:r>
-          </w:p>
-        </w:tc>
-      </w:tr>
-      <w:tr>
-        <w:trPr>
-          <w:jc w:val="center"/>
-        </w:trPr>
-        <w:tc>
-          <w:tcPr>
-            <w:tcW w:w="2160" w:type="dxa"/>
-            <w:tcMar>
-              <w:top w:w="80" w:type="dxa"/>
-              <w:left w:w="80" w:type="dxa"/>
-              <w:bottom w:w="80" w:type="dxa"/>
-              <w:right w:w="80" w:type="dxa"/>
-            </w:tcMar>
-            <w:vAlign w:val="center"/>
-          </w:tcPr>
-          <w:p>
-            <w:pPr>
-              <w:ind w:firstLine="0"/>
-              <w:rPr>
-                <w:rFonts w:asciiTheme="majorHAnsi" w:hAnsiTheme="majorHAnsi" w:cstheme="majorHAnsi"/>
-              </w:rPr>
-            </w:pPr>
-            <w:r>
-              <w:rPr>
-                <w:rFonts w:asciiTheme="majorHAnsi" w:hAnsiTheme="majorHAnsi" w:cstheme="majorHAnsi"/>
-              </w:rPr>
-              <w:lastRenderedPageBreak/>
-              <w:t>Significance level and power for RQ2</w:t>
-            </w:r>
-          </w:p>
-        </w:tc>
-        <w:tc>
-          <w:tcPr>
-            <w:tcW w:w="1440" w:type="dxa"/>
-            <w:tcMar>
-              <w:top w:w="80" w:type="dxa"/>
-              <w:left w:w="80" w:type="dxa"/>
-              <w:bottom w:w="80" w:type="dxa"/>
-              <w:right w:w="80" w:type="dxa"/>
-            </w:tcMar>
-            <w:vAlign w:val="center"/>
-          </w:tcPr>
-          <w:p>
-            <w:pPr>
-              <w:ind w:firstLine="0"/>
-              <w:rPr>
-                <w:rFonts w:asciiTheme="majorHAnsi" w:hAnsiTheme="majorHAnsi" w:cstheme="majorHAnsi"/>
-              </w:rPr>
-            </w:pPr>
-            <w:r>
-              <w:rPr>
-                <w:rFonts w:asciiTheme="majorHAnsi" w:hAnsiTheme="majorHAnsi" w:cstheme="majorHAnsi"/>
-              </w:rPr>
-              <w:t>α = .05; power = .80</w:t>
-            </w:r>
-          </w:p>
-        </w:tc>
-        <w:tc>
-          <w:tcPr>
-            <w:tcW w:w="3168" w:type="dxa"/>
-            <w:tcMar>
-              <w:top w:w="80" w:type="dxa"/>
-              <w:left w:w="80" w:type="dxa"/>
-              <w:bottom w:w="80" w:type="dxa"/>
-              <w:right w:w="80" w:type="dxa"/>
-            </w:tcMar>
-            <w:vAlign w:val="center"/>
-          </w:tcPr>
-          <w:p>
-            <w:pPr>
-              <w:ind w:firstLine="0"/>
-              <w:rPr>
-                <w:rFonts w:asciiTheme="majorHAnsi" w:hAnsiTheme="majorHAnsi" w:cstheme="majorHAnsi"/>
-              </w:rPr>
-            </w:pPr>
-            <w:r>
-              <w:rPr>
-                <w:rFonts w:asciiTheme="majorHAnsi" w:hAnsiTheme="majorHAnsi" w:cstheme="majorHAnsi"/>
-              </w:rPr>
-              <w:t>Conventional design choices</w:t>
-            </w:r>
-          </w:p>
-        </w:tc>
-        <w:tc>
-          <w:tcPr>
-            <w:tcW w:w="4320" w:type="dxa"/>
-            <w:tcMar>
-              <w:top w:w="80" w:type="dxa"/>
-              <w:left w:w="80" w:type="dxa"/>
-              <w:bottom w:w="80" w:type="dxa"/>
-              <w:right w:w="80" w:type="dxa"/>
-            </w:tcMar>
-            <w:vAlign w:val="center"/>
-          </w:tcPr>
-          <w:p>
-            <w:pPr>
-              <w:ind w:firstLine="0"/>
-              <w:rPr>
-                <w:rFonts w:asciiTheme="majorHAnsi" w:hAnsiTheme="majorHAnsi" w:cstheme="majorHAnsi"/>
-              </w:rPr>
-            </w:pPr>
-            <w:r>
-              <w:rPr>
-                <w:rFonts w:asciiTheme="majorHAnsi" w:hAnsiTheme="majorHAnsi" w:cstheme="majorHAnsi"/>
-              </w:rPr>
-              <w:t>Used for the two-sided planning calculation before the analysis is conducted.</w:t>
-            </w:r>
-          </w:p>
-        </w:tc>
-      </w:tr>
-      <w:tr>
-        <w:trPr>
-          <w:jc w:val="center"/>
-        </w:trPr>
-        <w:tc>
-          <w:tcPr>
-            <w:tcW w:w="2160" w:type="dxa"/>
-            <w:tcMar>
-              <w:top w:w="80" w:type="dxa"/>
-              <w:left w:w="80" w:type="dxa"/>
-              <w:bottom w:w="80" w:type="dxa"/>
-              <w:right w:w="80" w:type="dxa"/>
-            </w:tcMar>
-            <w:vAlign w:val="center"/>
-          </w:tcPr>
-          <w:p>
-            <w:pPr>
-              <w:ind w:firstLine="0"/>
-              <w:rPr>
-                <w:rFonts w:asciiTheme="majorHAnsi" w:hAnsiTheme="majorHAnsi" w:cstheme="majorHAnsi"/>
-              </w:rPr>
-            </w:pPr>
-            <w:r>
-              <w:rPr>
-                <w:rFonts w:asciiTheme="majorHAnsi" w:hAnsiTheme="majorHAnsi" w:cstheme="majorHAnsi"/>
-              </w:rPr>
-              <w:t>Planning odds ratio for RQ2</w:t>
-            </w:r>
-          </w:p>
-        </w:tc>
-        <w:tc>
-          <w:tcPr>
-            <w:tcW w:w="1440" w:type="dxa"/>
-            <w:tcMar>
-              <w:top w:w="80" w:type="dxa"/>
-              <w:left w:w="80" w:type="dxa"/>
-              <w:bottom w:w="80" w:type="dxa"/>
-              <w:right w:w="80" w:type="dxa"/>
-            </w:tcMar>
-            <w:vAlign w:val="center"/>
-          </w:tcPr>
-          <w:p>
-            <w:pPr>
-              <w:ind w:firstLine="0"/>
-              <w:rPr>
-                <w:rFonts w:asciiTheme="majorHAnsi" w:hAnsiTheme="majorHAnsi" w:cstheme="majorHAnsi"/>
-              </w:rPr>
-            </w:pPr>
-            <w:r>
-              <w:rPr>
-                <w:rFonts w:asciiTheme="majorHAnsi" w:hAnsiTheme="majorHAnsi" w:cstheme="majorHAnsi"/>
-              </w:rPr>
-              <w:t>1.30</w:t>
-            </w:r>
-          </w:p>
-        </w:tc>
-        <w:tc>
-          <w:tcPr>
-            <w:tcW w:w="3168" w:type="dxa"/>
-            <w:tcMar>
-              <w:top w:w="80" w:type="dxa"/>
-              <w:left w:w="80" w:type="dxa"/>
-              <w:bottom w:w="80" w:type="dxa"/>
-              <w:right w:w="80" w:type="dxa"/>
-            </w:tcMar>
-            <w:vAlign w:val="center"/>
-          </w:tcPr>
-          <w:p>
-            <w:pPr>
-              <w:ind w:firstLine="0"/>
-              <w:rPr>
-                <w:rFonts w:asciiTheme="majorHAnsi" w:hAnsiTheme="majorHAnsi" w:cstheme="majorHAnsi"/>
-              </w:rPr>
-            </w:pPr>
-            <w:r>
-              <w:rPr>
-                <w:rFonts w:asciiTheme="majorHAnsi" w:hAnsiTheme="majorHAnsi" w:cstheme="majorHAnsi"/>
-              </w:rPr>
-              <w:t>Researcher-selected small effect for planning</w:t>
-            </w:r>
-          </w:p>
-        </w:tc>
-        <w:tc>
-          <w:tcPr>
-            <w:tcW w:w="4320" w:type="dxa"/>
-            <w:tcMar>
-              <w:top w:w="80" w:type="dxa"/>
-              <w:left w:w="80" w:type="dxa"/>
-              <w:bottom w:w="80" w:type="dxa"/>
-              <w:right w:w="80" w:type="dxa"/>
-            </w:tcMar>
-            <w:vAlign w:val="center"/>
-          </w:tcPr>
-          <w:p>
-            <w:pPr>
-              <w:ind w:firstLine="0"/>
-              <w:rPr>
-                <w:rFonts w:asciiTheme="majorHAnsi" w:hAnsiTheme="majorHAnsi" w:cstheme="majorHAnsi"/>
-              </w:rPr>
-            </w:pPr>
-            <w:r>
-              <w:rPr>
-                <w:rFonts w:asciiTheme="majorHAnsi" w:hAnsiTheme="majorHAnsi" w:cstheme="majorHAnsi"/>
-              </w:rPr>
-              <w:t>Represents a modest association worth detecting; it is not a claimed result. Sensitivity to other planning effects will be reported if required.</w:t>
-            </w:r>
-          </w:p>
-        </w:tc>
-      </w:tr>
-      <w:tr>
-        <w:trPr>
-          <w:jc w:val="center"/>
-        </w:trPr>
-        <w:tc>
-          <w:tcPr>
-            <w:tcW w:w="2160" w:type="dxa"/>
-            <w:tcMar>
-              <w:top w:w="80" w:type="dxa"/>
-              <w:left w:w="80" w:type="dxa"/>
-              <w:bottom w:w="80" w:type="dxa"/>
-              <w:right w:w="80" w:type="dxa"/>
-            </w:tcMar>
-            <w:vAlign w:val="center"/>
-          </w:tcPr>
-          <w:p>
-            <w:pPr>
-              <w:ind w:firstLine="0"/>
-              <w:rPr>
-                <w:rFonts w:asciiTheme="majorHAnsi" w:hAnsiTheme="majorHAnsi" w:cstheme="majorHAnsi"/>
-              </w:rPr>
-            </w:pPr>
-            <w:r>
-              <w:rPr>
-                <w:rFonts w:asciiTheme="majorHAnsi" w:hAnsiTheme="majorHAnsi" w:cstheme="majorHAnsi"/>
-              </w:rPr>
-              <w:t>Baseline REDUCTION_10 probability</w:t>
-            </w:r>
-          </w:p>
-        </w:tc>
-        <w:tc>
-          <w:tcPr>
-            <w:tcW w:w="1440" w:type="dxa"/>
-            <w:tcMar>
-              <w:top w:w="80" w:type="dxa"/>
-              <w:left w:w="80" w:type="dxa"/>
-              <w:bottom w:w="80" w:type="dxa"/>
-              <w:right w:w="80" w:type="dxa"/>
-            </w:tcMar>
-            <w:vAlign w:val="center"/>
-          </w:tcPr>
-          <w:p>
-            <w:pPr>
-              <w:ind w:firstLine="0"/>
-              <w:rPr>
-                <w:rFonts w:asciiTheme="majorHAnsi" w:hAnsiTheme="majorHAnsi" w:cstheme="majorHAnsi"/>
-              </w:rPr>
-            </w:pPr>
-            <w:r>
-              <w:rPr>
-                <w:rFonts w:asciiTheme="majorHAnsi" w:hAnsiTheme="majorHAnsi" w:cstheme="majorHAnsi"/>
-              </w:rPr>
-              <w:t>0.313</w:t>
-            </w:r>
-          </w:p>
-        </w:tc>
-        <w:tc>
-          <w:tcPr>
-            <w:tcW w:w="3168" w:type="dxa"/>
-            <w:tcMar>
-              <w:top w:w="80" w:type="dxa"/>
-              <w:left w:w="80" w:type="dxa"/>
-              <w:bottom w:w="80" w:type="dxa"/>
-              <w:right w:w="80" w:type="dxa"/>
-            </w:tcMar>
-            <w:vAlign w:val="center"/>
-          </w:tcPr>
-          <w:p>
-            <w:pPr>
-              <w:ind w:firstLine="0"/>
-              <w:rPr>
-                <w:rFonts w:asciiTheme="majorHAnsi" w:hAnsiTheme="majorHAnsi" w:cstheme="majorHAnsi"/>
-              </w:rPr>
-            </w:pPr>
-            <w:r>
-              <w:rPr>
-                <w:rFonts w:asciiTheme="majorHAnsi" w:hAnsiTheme="majorHAnsi" w:cstheme="majorHAnsi"/>
-              </w:rPr>
-              <w:t>Preliminary unexposed-group rate</w:t>
-            </w:r>
-          </w:p>
-        </w:tc>
-        <w:tc>
-          <w:tcPr>
-            <w:tcW w:w="4320" w:type="dxa"/>
-            <w:tcMar>
-              <w:top w:w="80" w:type="dxa"/>
-              <w:left w:w="80" w:type="dxa"/>
-              <w:bottom w:w="80" w:type="dxa"/>
-              <w:right w:w="80" w:type="dxa"/>
-            </w:tcMar>
-            <w:vAlign w:val="center"/>
-          </w:tcPr>
-          <w:p>
-            <w:pPr>
-              <w:ind w:firstLine="0"/>
-              <w:rPr>
-                <w:rFonts w:asciiTheme="majorHAnsi" w:hAnsiTheme="majorHAnsi" w:cstheme="majorHAnsi"/>
-              </w:rPr>
-            </w:pPr>
-            <w:r>
-              <w:rPr>
-                <w:rFonts w:asciiTheme="majorHAnsi" w:hAnsiTheme="majorHAnsi" w:cstheme="majorHAnsi"/>
-              </w:rPr>
-              <w:t>Eligible development records without a reported action and with REDUCTION_10 = 1 divided by all eligible development records without a reported action. The validation script will print the exact numerator and denominator.</w:t>
-            </w:r>
-          </w:p>
-        </w:tc>
-      </w:tr>
-      <w:tr>
-        <w:trPr>
-          <w:jc w:val="center"/>
-        </w:trPr>
-        <w:tc>
-          <w:tcPr>
-            <w:tcW w:w="2160" w:type="dxa"/>
-            <w:tcMar>
-              <w:top w:w="80" w:type="dxa"/>
-              <w:left w:w="80" w:type="dxa"/>
-              <w:bottom w:w="80" w:type="dxa"/>
-              <w:right w:w="80" w:type="dxa"/>
-            </w:tcMar>
-            <w:vAlign w:val="center"/>
-          </w:tcPr>
-          <w:p>
-            <w:pPr>
-              <w:ind w:firstLine="0"/>
-              <w:rPr>
-                <w:rFonts w:asciiTheme="majorHAnsi" w:hAnsiTheme="majorHAnsi" w:cstheme="majorHAnsi"/>
-              </w:rPr>
-            </w:pPr>
-            <w:r>
-              <w:rPr>
-                <w:rFonts w:asciiTheme="majorHAnsi" w:hAnsiTheme="majorHAnsi" w:cstheme="majorHAnsi"/>
-              </w:rPr>
-              <w:t>Reported-action prevalence</w:t>
-            </w:r>
-          </w:p>
-        </w:tc>
-        <w:tc>
-          <w:tcPr>
-            <w:tcW w:w="1440" w:type="dxa"/>
-            <w:tcMar>
-              <w:top w:w="80" w:type="dxa"/>
-              <w:left w:w="80" w:type="dxa"/>
-              <w:bottom w:w="80" w:type="dxa"/>
-              <w:right w:w="80" w:type="dxa"/>
-            </w:tcMar>
-            <w:vAlign w:val="center"/>
-          </w:tcPr>
-          <w:p>
-            <w:pPr>
-              <w:ind w:firstLine="0"/>
-              <w:rPr>
-                <w:rFonts w:asciiTheme="majorHAnsi" w:hAnsiTheme="majorHAnsi" w:cstheme="majorHAnsi"/>
-              </w:rPr>
-            </w:pPr>
-            <w:r>
-              <w:rPr>
-                <w:rFonts w:asciiTheme="majorHAnsi" w:hAnsiTheme="majorHAnsi" w:cstheme="majorHAnsi"/>
-              </w:rPr>
-              <w:t>0.0486 (4.86%)</w:t>
-            </w:r>
-          </w:p>
-        </w:tc>
-        <w:tc>
-          <w:tcPr>
-            <w:tcW w:w="3168" w:type="dxa"/>
-            <w:tcMar>
-              <w:top w:w="80" w:type="dxa"/>
-              <w:left w:w="80" w:type="dxa"/>
-              <w:bottom w:w="80" w:type="dxa"/>
-              <w:right w:w="80" w:type="dxa"/>
-            </w:tcMar>
-            <w:vAlign w:val="center"/>
-          </w:tcPr>
-          <w:p>
-            <w:pPr>
-              <w:ind w:firstLine="0"/>
-              <w:rPr>
-                <w:rFonts w:asciiTheme="majorHAnsi" w:hAnsiTheme="majorHAnsi" w:cstheme="majorHAnsi"/>
-              </w:rPr>
-            </w:pPr>
-            <w:r>
-              <w:rPr>
-                <w:rFonts w:asciiTheme="majorHAnsi" w:hAnsiTheme="majorHAnsi" w:cstheme="majorHAnsi"/>
-              </w:rPr>
-              <w:t xml:space="preserve">Preliminary </w:t>
-            </w:r>
-            <w:r>
-              <w:rPr>
-                <w:rFonts w:asciiTheme="majorHAnsi" w:hAnsiTheme="majorHAnsi" w:cstheme="majorHAnsi"/>
-              </w:rPr>
-              <w:t>development data</w:t>
-            </w:r>
-            <w:r>
-              <w:rPr>
-                <w:rFonts w:asciiTheme="majorHAnsi" w:hAnsiTheme="majorHAnsi" w:cstheme="majorHAnsi"/>
-              </w:rPr>
-              <w:t xml:space="preserve"> rate</w:t>
-            </w:r>
-          </w:p>
-        </w:tc>
-        <w:tc>
-          <w:tcPr>
-            <w:tcW w:w="4320" w:type="dxa"/>
-            <w:tcMar>
-              <w:top w:w="80" w:type="dxa"/>
-              <w:left w:w="80" w:type="dxa"/>
-              <w:bottom w:w="80" w:type="dxa"/>
-              <w:right w:w="80" w:type="dxa"/>
-            </w:tcMar>
-            <w:vAlign w:val="center"/>
-          </w:tcPr>
-          <w:p>
-            <w:pPr>
-              <w:ind w:firstLine="0"/>
-              <w:rPr>
-                <w:rFonts w:asciiTheme="majorHAnsi" w:hAnsiTheme="majorHAnsi" w:cstheme="majorHAnsi"/>
-              </w:rPr>
-            </w:pPr>
-            <w:r>
-              <w:rPr>
-                <w:rFonts w:asciiTheme="majorHAnsi" w:hAnsiTheme="majorHAnsi" w:cstheme="majorHAnsi"/>
-              </w:rPr>
-              <w:t xml:space="preserve">Eligible development records coded 1 for REPORTED_ANY_SOURCE_REDUCTION_ACTION </w:t>
-            </w:r>
-            <w:r>
-              <w:rPr>
-                <w:rFonts w:asciiTheme="majorHAnsi" w:hAnsiTheme="majorHAnsi" w:cstheme="majorHAnsi"/>
-              </w:rPr>
-              <w:t>are divided by all eligible development records.</w:t>
-            </w:r>
-            <w:r>
-              <w:rPr>
-                <w:rFonts w:asciiTheme="majorHAnsi" w:hAnsiTheme="majorHAnsi" w:cstheme="majorHAnsi"/>
-              </w:rPr>
-              <w:t xml:space="preserve"> The validation script will print the exact numerator and denominator; .0486 is the rounded planning value.</w:t>
-            </w:r>
-          </w:p>
-        </w:tc>
-      </w:tr>
-      <w:tr>
-        <w:trPr>
-          <w:jc w:val="center"/>
-        </w:trPr>
-        <w:tc>
-          <w:tcPr>
-            <w:tcW w:w="2160" w:type="dxa"/>
-            <w:tcMar>
-              <w:top w:w="80" w:type="dxa"/>
-              <w:left w:w="80" w:type="dxa"/>
-              <w:bottom w:w="80" w:type="dxa"/>
-              <w:right w:w="80" w:type="dxa"/>
-            </w:tcMar>
-            <w:vAlign w:val="center"/>
-          </w:tcPr>
-          <w:p>
-            <w:pPr>
-              <w:ind w:firstLine="0"/>
-              <w:rPr>
-                <w:rFonts w:asciiTheme="majorHAnsi" w:hAnsiTheme="majorHAnsi" w:cstheme="majorHAnsi"/>
-              </w:rPr>
-            </w:pPr>
-            <w:r>
-              <w:rPr>
-                <w:rFonts w:asciiTheme="majorHAnsi" w:hAnsiTheme="majorHAnsi" w:cstheme="majorHAnsi"/>
-              </w:rPr>
-              <w:lastRenderedPageBreak/>
-              <w:t>Rare product-modification prevalence</w:t>
-            </w:r>
-          </w:p>
-        </w:tc>
-        <w:tc>
-          <w:tcPr>
-            <w:tcW w:w="1440" w:type="dxa"/>
-            <w:tcMar>
-              <w:top w:w="80" w:type="dxa"/>
-              <w:left w:w="80" w:type="dxa"/>
-              <w:bottom w:w="80" w:type="dxa"/>
-              <w:right w:w="80" w:type="dxa"/>
-            </w:tcMar>
-            <w:vAlign w:val="center"/>
-          </w:tcPr>
-          <w:p>
-            <w:pPr>
-              <w:ind w:firstLine="0"/>
-              <w:rPr>
-                <w:rFonts w:asciiTheme="majorHAnsi" w:hAnsiTheme="majorHAnsi" w:cstheme="majorHAnsi"/>
-              </w:rPr>
-            </w:pPr>
-            <w:r>
-              <w:rPr>
-                <w:rFonts w:asciiTheme="majorHAnsi" w:hAnsiTheme="majorHAnsi" w:cstheme="majorHAnsi"/>
-              </w:rPr>
-              <w:t>0.0020 (0.20%)</w:t>
-            </w:r>
-          </w:p>
-        </w:tc>
-        <w:tc>
-          <w:tcPr>
-            <w:tcW w:w="3168" w:type="dxa"/>
-            <w:tcMar>
-              <w:top w:w="80" w:type="dxa"/>
-              <w:left w:w="80" w:type="dxa"/>
-              <w:bottom w:w="80" w:type="dxa"/>
-              <w:right w:w="80" w:type="dxa"/>
-            </w:tcMar>
-            <w:vAlign w:val="center"/>
-          </w:tcPr>
-          <w:p>
-            <w:pPr>
-              <w:ind w:firstLine="0"/>
-              <w:rPr>
-                <w:rFonts w:asciiTheme="majorHAnsi" w:hAnsiTheme="majorHAnsi" w:cstheme="majorHAnsi"/>
-              </w:rPr>
-            </w:pPr>
-            <w:r>
-              <w:rPr>
-                <w:rFonts w:asciiTheme="majorHAnsi" w:hAnsiTheme="majorHAnsi" w:cstheme="majorHAnsi"/>
-              </w:rPr>
-              <w:t xml:space="preserve">Preliminary </w:t>
-            </w:r>
-            <w:r>
-              <w:rPr>
-                <w:rFonts w:asciiTheme="majorHAnsi" w:hAnsiTheme="majorHAnsi" w:cstheme="majorHAnsi"/>
-              </w:rPr>
-              <w:t>development data</w:t>
-            </w:r>
-            <w:r>
-              <w:rPr>
-                <w:rFonts w:asciiTheme="majorHAnsi" w:hAnsiTheme="majorHAnsi" w:cstheme="majorHAnsi"/>
-              </w:rPr>
-              <w:t xml:space="preserve"> rate</w:t>
-            </w:r>
-          </w:p>
-        </w:tc>
-        <w:tc>
-          <w:tcPr>
-            <w:tcW w:w="4320" w:type="dxa"/>
-            <w:tcMar>
-              <w:top w:w="80" w:type="dxa"/>
-              <w:left w:w="80" w:type="dxa"/>
-              <w:bottom w:w="80" w:type="dxa"/>
-              <w:right w:w="80" w:type="dxa"/>
-            </w:tcMar>
-            <w:vAlign w:val="center"/>
-          </w:tcPr>
-          <w:p>
-            <w:pPr>
-              <w:ind w:firstLine="0"/>
-              <w:rPr>
-                <w:rFonts w:asciiTheme="majorHAnsi" w:hAnsiTheme="majorHAnsi" w:cstheme="majorHAnsi"/>
-              </w:rPr>
-            </w:pPr>
-            <w:r>
-              <w:rPr>
-                <w:rFonts w:asciiTheme="majorHAnsi" w:hAnsiTheme="majorHAnsi" w:cstheme="majorHAnsi"/>
-              </w:rPr>
-              <w:t>Approximately 245 eligible product-modification records divided by 123,688 eligible development records: 245/123,688 = .00198, rounded to .0020 for planning.</w:t>
-            </w:r>
-          </w:p>
-        </w:tc>
-      </w:tr>
-      <w:tr>
-        <w:trPr>
-          <w:jc w:val="center"/>
-        </w:trPr>
-        <w:tc>
-          <w:tcPr>
-            <w:tcW w:w="2160" w:type="dxa"/>
-            <w:tcMar>
-              <w:top w:w="80" w:type="dxa"/>
-              <w:left w:w="80" w:type="dxa"/>
-              <w:bottom w:w="80" w:type="dxa"/>
-              <w:right w:w="80" w:type="dxa"/>
-            </w:tcMar>
-            <w:vAlign w:val="center"/>
-          </w:tcPr>
-          <w:p>
-            <w:pPr>
-              <w:ind w:firstLine="0"/>
-              <w:rPr>
-                <w:rFonts w:asciiTheme="majorHAnsi" w:hAnsiTheme="majorHAnsi" w:cstheme="majorHAnsi"/>
-              </w:rPr>
-            </w:pPr>
-            <w:r>
-              <w:rPr>
-                <w:rFonts w:asciiTheme="majorHAnsi" w:hAnsiTheme="majorHAnsi" w:cstheme="majorHAnsi"/>
-              </w:rPr>
-              <w:t>Minimum exposed records for RQ3</w:t>
-            </w:r>
-          </w:p>
-        </w:tc>
-        <w:tc>
-          <w:tcPr>
-            <w:tcW w:w="1440" w:type="dxa"/>
-            <w:tcMar>
-              <w:top w:w="80" w:type="dxa"/>
-              <w:left w:w="80" w:type="dxa"/>
-              <w:bottom w:w="80" w:type="dxa"/>
-              <w:right w:w="80" w:type="dxa"/>
-            </w:tcMar>
-            <w:vAlign w:val="center"/>
-          </w:tcPr>
-          <w:p>
-            <w:pPr>
-              <w:ind w:firstLine="0"/>
-              <w:rPr>
-                <w:rFonts w:asciiTheme="majorHAnsi" w:hAnsiTheme="majorHAnsi" w:cstheme="majorHAnsi"/>
-              </w:rPr>
-            </w:pPr>
-            <w:r>
-              <w:rPr>
-                <w:rFonts w:asciiTheme="majorHAnsi" w:hAnsiTheme="majorHAnsi" w:cstheme="majorHAnsi"/>
-              </w:rPr>
-              <w:t>200</w:t>
-            </w:r>
-          </w:p>
-        </w:tc>
-        <w:tc>
-          <w:tcPr>
-            <w:tcW w:w="3168" w:type="dxa"/>
-            <w:tcMar>
-              <w:top w:w="80" w:type="dxa"/>
-              <w:left w:w="80" w:type="dxa"/>
-              <w:bottom w:w="80" w:type="dxa"/>
-              <w:right w:w="80" w:type="dxa"/>
-            </w:tcMar>
-            <w:vAlign w:val="center"/>
-          </w:tcPr>
-          <w:p>
-            <w:pPr>
-              <w:ind w:firstLine="0"/>
-              <w:rPr>
-                <w:rFonts w:asciiTheme="majorHAnsi" w:hAnsiTheme="majorHAnsi" w:cstheme="majorHAnsi"/>
-              </w:rPr>
-            </w:pPr>
-            <w:r>
-              <w:rPr>
-                <w:rFonts w:asciiTheme="majorHAnsi" w:hAnsiTheme="majorHAnsi" w:cstheme="majorHAnsi"/>
-              </w:rPr>
-              <w:t>Researcher-selected stability threshold</w:t>
-            </w:r>
-          </w:p>
-        </w:tc>
-        <w:tc>
-          <w:tcPr>
-            <w:tcW w:w="4320" w:type="dxa"/>
-            <w:tcMar>
-              <w:top w:w="80" w:type="dxa"/>
-              <w:left w:w="80" w:type="dxa"/>
-              <w:bottom w:w="80" w:type="dxa"/>
-              <w:right w:w="80" w:type="dxa"/>
-            </w:tcMar>
-            <w:vAlign w:val="center"/>
-          </w:tcPr>
-          <w:p>
-            <w:pPr>
-              <w:ind w:firstLine="0"/>
-              <w:rPr>
-                <w:rFonts w:asciiTheme="majorHAnsi" w:hAnsiTheme="majorHAnsi" w:cstheme="majorHAnsi"/>
-              </w:rPr>
-            </w:pPr>
-            <w:r>
-              <w:rPr>
-                <w:rFonts w:asciiTheme="majorHAnsi" w:hAnsiTheme="majorHAnsi" w:cstheme="majorHAnsi"/>
-              </w:rPr>
-              <w:t>Provides a transparent minimum exposure count for a rare action type; the final analysis will also inspect outcome events, separation, and confidence-interval width.</w:t>
-            </w:r>
-          </w:p>
-        </w:tc>
-      </w:tr>
-      <w:tr>
-        <w:trPr>
-          <w:jc w:val="center"/>
-        </w:trPr>
-        <w:tc>
-          <w:tcPr>
-            <w:tcW w:w="2160" w:type="dxa"/>
-            <w:tcMar>
-              <w:top w:w="80" w:type="dxa"/>
-              <w:left w:w="80" w:type="dxa"/>
-              <w:bottom w:w="80" w:type="dxa"/>
-              <w:right w:w="80" w:type="dxa"/>
-            </w:tcMar>
-            <w:vAlign w:val="center"/>
-          </w:tcPr>
-          <w:p>
-            <w:pPr>
-              <w:ind w:firstLine="0"/>
-              <w:rPr>
-                <w:rFonts w:asciiTheme="majorHAnsi" w:hAnsiTheme="majorHAnsi" w:cstheme="majorHAnsi"/>
-              </w:rPr>
-            </w:pPr>
-            <w:r>
-              <w:rPr>
-                <w:rFonts w:asciiTheme="majorHAnsi" w:hAnsiTheme="majorHAnsi" w:cstheme="majorHAnsi"/>
-              </w:rPr>
-              <w:t>Maximum effective parameters for RQ4</w:t>
-            </w:r>
-          </w:p>
-        </w:tc>
-        <w:tc>
-          <w:tcPr>
-            <w:tcW w:w="1440" w:type="dxa"/>
-            <w:tcMar>
-              <w:top w:w="80" w:type="dxa"/>
-              <w:left w:w="80" w:type="dxa"/>
-              <w:bottom w:w="80" w:type="dxa"/>
-              <w:right w:w="80" w:type="dxa"/>
-            </w:tcMar>
-            <w:vAlign w:val="center"/>
-          </w:tcPr>
-          <w:p>
-            <w:pPr>
-              <w:ind w:firstLine="0"/>
-              <w:rPr>
-                <w:rFonts w:asciiTheme="majorHAnsi" w:hAnsiTheme="majorHAnsi" w:cstheme="majorHAnsi"/>
-              </w:rPr>
-            </w:pPr>
-            <w:r>
-              <w:rPr>
-                <w:rFonts w:asciiTheme="majorHAnsi" w:hAnsiTheme="majorHAnsi" w:cstheme="majorHAnsi"/>
-              </w:rPr>
-              <w:t>20</w:t>
-            </w:r>
-          </w:p>
-        </w:tc>
-        <w:tc>
-          <w:tcPr>
-            <w:tcW w:w="3168" w:type="dxa"/>
-            <w:tcMar>
-              <w:top w:w="80" w:type="dxa"/>
-              <w:left w:w="80" w:type="dxa"/>
-              <w:bottom w:w="80" w:type="dxa"/>
-              <w:right w:w="80" w:type="dxa"/>
-            </w:tcMar>
-            <w:vAlign w:val="center"/>
-          </w:tcPr>
-          <w:p>
-            <w:pPr>
-              <w:ind w:firstLine="0"/>
-              <w:rPr>
-                <w:rFonts w:asciiTheme="majorHAnsi" w:hAnsiTheme="majorHAnsi" w:cstheme="majorHAnsi"/>
-              </w:rPr>
-            </w:pPr>
-            <w:r>
-              <w:rPr>
-                <w:rFonts w:asciiTheme="majorHAnsi" w:hAnsiTheme="majorHAnsi" w:cstheme="majorHAnsi"/>
-              </w:rPr>
-              <w:t>Prespecified scope limit</w:t>
-            </w:r>
-          </w:p>
-        </w:tc>
-        <w:tc>
-          <w:tcPr>
-            <w:tcW w:w="4320" w:type="dxa"/>
-            <w:tcMar>
-              <w:top w:w="80" w:type="dxa"/>
-              <w:left w:w="80" w:type="dxa"/>
-              <w:bottom w:w="80" w:type="dxa"/>
-              <w:right w:w="80" w:type="dxa"/>
-            </w:tcMar>
-            <w:vAlign w:val="center"/>
-          </w:tcPr>
-          <w:p>
-            <w:pPr>
-              <w:ind w:firstLine="0"/>
-              <w:rPr>
-                <w:rFonts w:asciiTheme="majorHAnsi" w:hAnsiTheme="majorHAnsi" w:cstheme="majorHAnsi"/>
-              </w:rPr>
-            </w:pPr>
-            <w:r>
-              <w:rPr>
-                <w:rFonts w:asciiTheme="majorHAnsi" w:hAnsiTheme="majorHAnsi" w:cstheme="majorHAnsi"/>
-              </w:rPr>
-              <w:t>The interpretable prediction model will be restricted to no more than 20 effective parameters after sparse-level grouping.</w:t>
-            </w:r>
-          </w:p>
-        </w:tc>
-      </w:tr>
-      <w:tr>
-        <w:trPr>
-          <w:jc w:val="center"/>
-        </w:trPr>
-        <w:tc>
-          <w:tcPr>
-            <w:tcW w:w="2160" w:type="dxa"/>
-            <w:tcMar>
-              <w:top w:w="80" w:type="dxa"/>
-              <w:left w:w="80" w:type="dxa"/>
-              <w:bottom w:w="80" w:type="dxa"/>
-              <w:right w:w="80" w:type="dxa"/>
-            </w:tcMar>
-            <w:vAlign w:val="center"/>
-          </w:tcPr>
-          <w:p>
-            <w:pPr>
-              <w:ind w:firstLine="0"/>
-              <w:rPr>
-                <w:rFonts w:asciiTheme="majorHAnsi" w:hAnsiTheme="majorHAnsi" w:cstheme="majorHAnsi"/>
-              </w:rPr>
-            </w:pPr>
-            <w:r>
-              <w:rPr>
-                <w:rFonts w:asciiTheme="majorHAnsi" w:hAnsiTheme="majorHAnsi" w:cstheme="majorHAnsi"/>
-              </w:rPr>
-              <w:t>Events per parameter for RQ4</w:t>
-            </w:r>
-          </w:p>
-        </w:tc>
-        <w:tc>
-          <w:tcPr>
-            <w:tcW w:w="1440" w:type="dxa"/>
-            <w:tcMar>
-              <w:top w:w="80" w:type="dxa"/>
-              <w:left w:w="80" w:type="dxa"/>
-              <w:bottom w:w="80" w:type="dxa"/>
-              <w:right w:w="80" w:type="dxa"/>
-            </w:tcMar>
-            <w:vAlign w:val="center"/>
-          </w:tcPr>
-          <w:p>
-            <w:pPr>
-              <w:ind w:firstLine="0"/>
-              <w:rPr>
-                <w:rFonts w:asciiTheme="majorHAnsi" w:hAnsiTheme="majorHAnsi" w:cstheme="majorHAnsi"/>
-              </w:rPr>
-            </w:pPr>
-            <w:r>
-              <w:rPr>
-                <w:rFonts w:asciiTheme="majorHAnsi" w:hAnsiTheme="majorHAnsi" w:cstheme="majorHAnsi"/>
-              </w:rPr>
-              <w:t>20</w:t>
-            </w:r>
-          </w:p>
-        </w:tc>
-        <w:tc>
-          <w:tcPr>
-            <w:tcW w:w="3168" w:type="dxa"/>
-            <w:tcMar>
-              <w:top w:w="80" w:type="dxa"/>
-              <w:left w:w="80" w:type="dxa"/>
-              <w:bottom w:w="80" w:type="dxa"/>
-              <w:right w:w="80" w:type="dxa"/>
-            </w:tcMar>
-            <w:vAlign w:val="center"/>
-          </w:tcPr>
-          <w:p>
-            <w:pPr>
-              <w:ind w:firstLine="0"/>
-              <w:rPr>
-                <w:rFonts w:asciiTheme="majorHAnsi" w:hAnsiTheme="majorHAnsi" w:cstheme="majorHAnsi"/>
-              </w:rPr>
-            </w:pPr>
-            <w:r>
-              <w:rPr>
-                <w:rFonts w:asciiTheme="majorHAnsi" w:hAnsiTheme="majorHAnsi" w:cstheme="majorHAnsi"/>
-              </w:rPr>
-              <w:t>Conservative planning screen (Riley et al., 2019; van Smeden et al., 2019)</w:t>
-            </w:r>
-          </w:p>
-        </w:tc>
-        <w:tc>
-          <w:tcPr>
-            <w:tcW w:w="4320" w:type="dxa"/>
-            <w:tcMar>
-              <w:top w:w="80" w:type="dxa"/>
-              <w:left w:w="80" w:type="dxa"/>
-              <w:bottom w:w="80" w:type="dxa"/>
-              <w:right w:w="80" w:type="dxa"/>
-            </w:tcMar>
-            <w:vAlign w:val="center"/>
-          </w:tcPr>
-          <w:p>
-            <w:pPr>
-              <w:ind w:firstLine="0"/>
-              <w:rPr>
-                <w:rFonts w:asciiTheme="majorHAnsi" w:hAnsiTheme="majorHAnsi" w:cstheme="majorHAnsi"/>
-              </w:rPr>
-            </w:pPr>
-            <w:r>
-              <w:rPr>
-                <w:rFonts w:asciiTheme="majorHAnsi" w:hAnsiTheme="majorHAnsi" w:cstheme="majorHAnsi"/>
-              </w:rPr>
-              <w:t>Used only as a feasibility check; the final report will also consider shrinkage, calibration, and overfitting.</w:t>
-            </w:r>
-          </w:p>
-        </w:tc>
-      </w:tr>
-      <w:tr>
-        <w:trPr>
-          <w:jc w:val="center"/>
-        </w:trPr>
-        <w:tc>
-          <w:tcPr>
-            <w:tcW w:w="2160" w:type="dxa"/>
-            <w:tcMar>
-              <w:top w:w="80" w:type="dxa"/>
-              <w:left w:w="80" w:type="dxa"/>
-              <w:bottom w:w="80" w:type="dxa"/>
-              <w:right w:w="80" w:type="dxa"/>
-            </w:tcMar>
-            <w:vAlign w:val="center"/>
-          </w:tcPr>
-          <w:p>
-            <w:pPr>
-              <w:ind w:firstLine="0"/>
-              <w:rPr>
-                <w:rFonts w:asciiTheme="majorHAnsi" w:hAnsiTheme="majorHAnsi" w:cstheme="majorHAnsi"/>
-              </w:rPr>
-            </w:pPr>
-            <w:r>
-              <w:rPr>
-                <w:rFonts w:asciiTheme="majorHAnsi" w:hAnsiTheme="majorHAnsi" w:cstheme="majorHAnsi"/>
-              </w:rPr>
-              <w:t>Development event rate for RQ4</w:t>
-            </w:r>
-          </w:p>
-        </w:tc>
-        <w:tc>
-          <w:tcPr>
-            <w:tcW w:w="1440" w:type="dxa"/>
-            <w:tcMar>
-              <w:top w:w="80" w:type="dxa"/>
-              <w:left w:w="80" w:type="dxa"/>
-              <w:bottom w:w="80" w:type="dxa"/>
-              <w:right w:w="80" w:type="dxa"/>
-            </w:tcMar>
-            <w:vAlign w:val="center"/>
-          </w:tcPr>
-          <w:p>
-            <w:pPr>
-              <w:ind w:firstLine="0"/>
-              <w:rPr>
-                <w:rFonts w:asciiTheme="majorHAnsi" w:hAnsiTheme="majorHAnsi" w:cstheme="majorHAnsi"/>
-              </w:rPr>
-            </w:pPr>
-            <w:r>
-              <w:rPr>
-                <w:rFonts w:asciiTheme="majorHAnsi" w:hAnsiTheme="majorHAnsi" w:cstheme="majorHAnsi"/>
-              </w:rPr>
-              <w:t>0.315 (31.5%)</w:t>
-            </w:r>
-          </w:p>
-        </w:tc>
-        <w:tc>
-          <w:tcPr>
-            <w:tcW w:w="3168" w:type="dxa"/>
-            <w:tcMar>
-              <w:top w:w="80" w:type="dxa"/>
-              <w:left w:w="80" w:type="dxa"/>
-              <w:bottom w:w="80" w:type="dxa"/>
-              <w:right w:w="80" w:type="dxa"/>
-            </w:tcMar>
-            <w:vAlign w:val="center"/>
-          </w:tcPr>
-          <w:p>
-            <w:pPr>
-              <w:ind w:firstLine="0"/>
-              <w:rPr>
-                <w:rFonts w:asciiTheme="majorHAnsi" w:hAnsiTheme="majorHAnsi" w:cstheme="majorHAnsi"/>
-              </w:rPr>
-            </w:pPr>
-            <w:r>
-              <w:rPr>
-                <w:rFonts w:asciiTheme="majorHAnsi" w:hAnsiTheme="majorHAnsi" w:cstheme="majorHAnsi"/>
-              </w:rPr>
-              <w:t xml:space="preserve">Preliminary </w:t>
-            </w:r>
-            <w:r>
-              <w:rPr>
-                <w:rFonts w:asciiTheme="majorHAnsi" w:hAnsiTheme="majorHAnsi" w:cstheme="majorHAnsi"/>
-              </w:rPr>
-              <w:t>development data</w:t>
-            </w:r>
-            <w:r>
-              <w:rPr>
-                <w:rFonts w:asciiTheme="majorHAnsi" w:hAnsiTheme="majorHAnsi" w:cstheme="majorHAnsi"/>
-              </w:rPr>
-              <w:t xml:space="preserve"> rate</w:t>
-            </w:r>
-          </w:p>
-        </w:tc>
-        <w:tc>
-          <w:tcPr>
-            <w:tcW w:w="4320" w:type="dxa"/>
-            <w:tcMar>
-              <w:top w:w="80" w:type="dxa"/>
-              <w:left w:w="80" w:type="dxa"/>
-              <w:bottom w:w="80" w:type="dxa"/>
-              <w:right w:w="80" w:type="dxa"/>
-            </w:tcMar>
-            <w:vAlign w:val="center"/>
-          </w:tcPr>
-          <w:p>
-            <w:pPr>
-              <w:ind w:firstLine="0"/>
-              <w:rPr>
-                <w:rFonts w:asciiTheme="majorHAnsi" w:hAnsiTheme="majorHAnsi" w:cstheme="majorHAnsi"/>
-              </w:rPr>
-            </w:pPr>
-            <w:r>
-              <w:rPr>
-                <w:rFonts w:asciiTheme="majorHAnsi" w:hAnsiTheme="majorHAnsi" w:cstheme="majorHAnsi"/>
-              </w:rPr>
-              <w:t xml:space="preserve">Number of eligible development records with REDUCTION_10 = 1 divided by all eligible </w:t>
-            </w:r>
-            <w:r>
-              <w:rPr>
-                <w:rFonts w:asciiTheme="majorHAnsi" w:hAnsiTheme="majorHAnsi" w:cstheme="majorHAnsi"/>
-              </w:rPr>
-              <w:lastRenderedPageBreak/>
-              <w:t>development records, rounded to three decimals.</w:t>
-            </w:r>
-          </w:p>
-        </w:tc>
-      </w:tr>
-    </w:tbl>
+    <w:p>
+      <w:pPr>
+        <w:ind w:left="720"/>
+        <w:rPr>
+          <w:rFonts w:asciiTheme="majorHAnsi" w:hAnsiTheme="majorHAnsi" w:cstheme="majorHAnsi"/>
+        </w:rPr>
+      </w:pPr>
+      <w:r>
+        <w:rPr>
+          <w:rFonts w:asciiTheme="majorHAnsi" w:hAnsiTheme="majorHAnsi" w:cstheme="majorHAnsi"/>
+        </w:rPr>
+        <w:t>n = (1.96² × .50 × .50)/.03² = 1,067.11</w:t>
+      </w:r>
+    </w:p>
+    <w:p>
+      <w:pPr>
+        <w:ind w:firstLine="0"/>
+        <w:rPr>
+          <w:rFonts w:asciiTheme="majorHAnsi" w:hAnsiTheme="majorHAnsi" w:cstheme="majorHAnsi"/>
+        </w:rPr>
+      </w:pPr>
+      <w:r>
+        <w:rPr>
+          <w:rFonts w:asciiTheme="majorHAnsi" w:hAnsiTheme="majorHAnsi" w:cstheme="majorHAnsi"/>
+          <w:b/>
+        </w:rPr>
+        <w:t xml:space="preserve">Variable Definition: </w:t>
+      </w:r>
+      <w:r>
+        <w:rPr>
+          <w:rFonts w:asciiTheme="majorHAnsi" w:hAnsiTheme="majorHAnsi" w:cstheme="majorHAnsi"/>
+        </w:rPr>
+        <w:t>n is the required number of eligible records; Z = 1.96 is the two-sided 95% standard-normal critical value; p = .50 is the conservative assumed proportion; e = .03 is the selected margin of error.</w:t>
+      </w:r>
+    </w:p>
+    <w:p>
+      <w:pPr>
+        <w:ind w:firstLine="0"/>
+        <w:rPr>
+          <w:rFonts w:asciiTheme="majorHAnsi" w:hAnsiTheme="majorHAnsi" w:cstheme="majorHAnsi"/>
+        </w:rPr>
+      </w:pPr>
+      <w:r>
+        <w:rPr>
+          <w:rFonts w:asciiTheme="majorHAnsi" w:hAnsiTheme="majorHAnsi" w:cstheme="majorHAnsi"/>
+          <w:b/>
+        </w:rPr>
+        <w:t xml:space="preserve">Substitution, Setup, or Step-by-Step Explanation: </w:t>
+      </w:r>
+      <w:r>
+        <w:rPr>
+          <w:rFonts w:asciiTheme="majorHAnsi" w:hAnsiTheme="majorHAnsi" w:cstheme="majorHAnsi"/>
+        </w:rPr>
+        <w:t xml:space="preserve">Substitute Z = 1.96, p = .50, and e = .03 into the formula: n = </w:t>
+      </w:r>
+      <w:r>
+        <w:rPr>
+          <w:rFonts w:asciiTheme="majorHAnsi" w:hAnsiTheme="majorHAnsi" w:cstheme="majorHAnsi"/>
+        </w:rPr>
+        <w:t xml:space="preserve">(1.96² × </w:t>
+      </w:r>
+      <w:r>
+        <w:rPr>
+          <w:rFonts w:asciiTheme="majorHAnsi" w:hAnsiTheme="majorHAnsi" w:cstheme="majorHAnsi"/>
+        </w:rPr>
+        <w:t>.50</w:t>
+      </w:r>
+      <w:r>
+        <w:rPr>
+          <w:rFonts w:asciiTheme="majorHAnsi" w:hAnsiTheme="majorHAnsi" w:cstheme="majorHAnsi"/>
+        </w:rPr>
+        <w:t xml:space="preserve"> × .50)/(.03²) </w:t>
+      </w:r>
+      <w:r>
+        <w:rPr>
+          <w:rFonts w:asciiTheme="majorHAnsi" w:hAnsiTheme="majorHAnsi" w:cstheme="majorHAnsi"/>
+        </w:rPr>
+        <w:t>= 1,067.11. Because a partial record cannot be used, round upward.</w:t>
+      </w:r>
+    </w:p>
+    <w:p>
+      <w:pPr>
+        <w:ind w:firstLine="0"/>
+        <w:rPr>
+          <w:rFonts w:asciiTheme="majorHAnsi" w:hAnsiTheme="majorHAnsi" w:cstheme="majorHAnsi"/>
+        </w:rPr>
+      </w:pPr>
+      <w:r>
+        <w:rPr>
+          <w:rFonts w:asciiTheme="majorHAnsi" w:hAnsiTheme="majorHAnsi" w:cstheme="majorHAnsi"/>
+          <w:b/>
+        </w:rPr>
+        <w:t xml:space="preserve">Final Answer: </w:t>
+      </w:r>
+      <w:r>
+        <w:rPr>
+          <w:rFonts w:asciiTheme="majorHAnsi" w:hAnsiTheme="majorHAnsi" w:cstheme="majorHAnsi"/>
+        </w:rPr>
+        <w:t>Round upward to 1,068 eligible records.</w:t>
+      </w:r>
+    </w:p>
+    <w:p>
+      <w:pPr>
+        <w:ind w:firstLine="0"/>
+        <w:rPr>
+          <w:rFonts w:asciiTheme="majorHAnsi" w:hAnsiTheme="majorHAnsi" w:cstheme="majorHAnsi"/>
+        </w:rPr>
+      </w:pPr>
+      <w:r>
+        <w:rPr>
+          <w:rFonts w:asciiTheme="majorHAnsi" w:hAnsiTheme="majorHAnsi" w:cstheme="majorHAnsi"/>
+          <w:b/>
+        </w:rPr>
+        <w:t xml:space="preserve">Limitation, Risk, or Diagnostic Note: </w:t>
+      </w:r>
+      <w:r>
+        <w:rPr>
+          <w:rFonts w:asciiTheme="majorHAnsi" w:hAnsiTheme="majorHAnsi" w:cstheme="majorHAnsi"/>
+        </w:rPr>
+        <w:t>Precision is lower within small subgroups, even when the overall N is adequate.</w:t>
+      </w:r>
+    </w:p>
     <w:p>
       <w:pPr>
         <w:pStyle w:val="Heading2"/>
@@ -10636,8 +9220,7 @@
           <w:rFonts w:cstheme="majorHAnsi"/>
           <w:szCs w:val="22"/>
         </w:rPr>
-        <w:lastRenderedPageBreak/>
-        <w:t>RQ1: Confidence-Interval Precision</w:t>
+        <w:t>RQ2: Binary-Association Power Approximation</w:t>
       </w:r>
     </w:p>
     <w:p>
@@ -10658,21 +9241,21 @@
         <w:rPr>
           <w:rFonts w:asciiTheme="majorHAnsi" w:hAnsiTheme="majorHAnsi" w:cstheme="majorHAnsi"/>
         </w:rPr>
-        <w:t>Estimate a proportion with a 95% confidence interval and a margin of error of .03.</w:t>
+        <w:t>Plan for a small association when reported action exposure is uncommon.</w:t>
       </w:r>
     </w:p>
     <w:p>
       <w:pPr>
-        <w:ind w:firstLine="0"/>
-        <w:rPr>
-          <w:rFonts w:asciiTheme="majorHAnsi" w:hAnsiTheme="majorHAnsi" w:cstheme="majorHAnsi"/>
-        </w:rPr>
-      </w:pPr>
-      <w:r>
-        <w:rPr>
-          <w:rFonts w:asciiTheme="majorHAnsi" w:hAnsiTheme="majorHAnsi" w:cstheme="majorHAnsi"/>
-        </w:rPr>
-        <w:t>Formula or Mathematical Principle: n = Z²p(1 - p)/e².</w:t>
+        <w:ind w:left="720"/>
+        <w:rPr>
+          <w:rFonts w:asciiTheme="majorHAnsi" w:hAnsiTheme="majorHAnsi" w:cstheme="majorHAnsi"/>
+        </w:rPr>
+      </w:pPr>
+      <w:r>
+        <w:rPr>
+          <w:rFonts w:asciiTheme="majorHAnsi" w:hAnsiTheme="majorHAnsi" w:cstheme="majorHAnsi"/>
+        </w:rPr>
+        <w:t>p₁ = (OR × p₀) / [1 - p₀ + (OR × p₀)]</w:t>
       </w:r>
     </w:p>
     <w:p>
@@ -10686,7 +9269,7 @@
         <w:rPr>
           <w:rFonts w:asciiTheme="majorHAnsi" w:hAnsiTheme="majorHAnsi" w:cstheme="majorHAnsi"/>
         </w:rPr>
-        <w:t>n = (1.96² × .50 × .50)/.03² = 1,067.11</w:t>
+        <w:t>p₁ = (1.30 × .3138) / [1 - .3138 + (1.30 × .3138)] = .37284</w:t>
       </w:r>
     </w:p>
     <w:p>
@@ -10699,15 +9282,13 @@
       <w:r>
         <w:rPr>
           <w:rFonts w:asciiTheme="majorHAnsi" w:hAnsiTheme="majorHAnsi" w:cstheme="majorHAnsi"/>
-          <w:b/>
-        </w:rPr>
-        <w:t xml:space="preserve">Variable Definition: </w:t>
-      </w:r>
-      <w:r>
-        <w:rPr>
-          <w:rFonts w:asciiTheme="majorHAnsi" w:hAnsiTheme="majorHAnsi" w:cstheme="majorHAnsi"/>
-        </w:rPr>
-        <w:t>n is the required number of eligible records; Z = 1.96 is the two-sided 95% standard-normal critical value; p = .50 is the conservative assumed proportion; e = .03 is the selected margin of error.</w:t>
+        </w:rPr>
+        <w:t>Variable Definition: p₀ = .3138 is the preliminary REDUCTION_10 probability among eligible development records without a reported action; p₁ is the expected probability among records with a reported action; OR = 1.30; q = .0487 is the exposed-group allocation; r = (1 - q)/q is the unexposed-to-exposed allocation ratio; α = .05; power = .80; Z₁₋α/₂ = 1.96; and Z₁₋β = 0.842.</w:t>
+      </w:r>
+      <w:r>
+        <w:rPr>
+          <w:rFonts w:asciiTheme="majorHAnsi" w:hAnsiTheme="majorHAnsi" w:cstheme="majorHAnsi"/>
+        </w:rPr>
       </w:r>
     </w:p>
     <w:p>
@@ -10720,39 +9301,8 @@
       <w:r>
         <w:rPr>
           <w:rFonts w:asciiTheme="majorHAnsi" w:hAnsiTheme="majorHAnsi" w:cstheme="majorHAnsi"/>
-          <w:b/>
-        </w:rPr>
-        <w:t xml:space="preserve">Substitution, Setup, or Step-by-Step Explanation: </w:t>
-      </w:r>
-      <w:r>
-        <w:rPr>
-          <w:rFonts w:asciiTheme="majorHAnsi" w:hAnsiTheme="majorHAnsi" w:cstheme="majorHAnsi"/>
-        </w:rPr>
-        <w:t xml:space="preserve">Substitute Z = 1.96, p = .50, and e = .03 into the formula: n = </w:t>
-      </w:r>
-      <w:r>
-        <w:rPr>
-          <w:rFonts w:asciiTheme="majorHAnsi" w:hAnsiTheme="majorHAnsi" w:cstheme="majorHAnsi"/>
-        </w:rPr>
-        <w:t xml:space="preserve">(1.96² × </w:t>
-      </w:r>
-      <w:r>
-        <w:rPr>
-          <w:rFonts w:asciiTheme="majorHAnsi" w:hAnsiTheme="majorHAnsi" w:cstheme="majorHAnsi"/>
-        </w:rPr>
-        <w:t>.50</w:t>
-      </w:r>
-      <w:r>
-        <w:rPr>
-          <w:rFonts w:asciiTheme="majorHAnsi" w:hAnsiTheme="majorHAnsi" w:cstheme="majorHAnsi"/>
-        </w:rPr>
-        <w:t xml:space="preserve"> × .50)/(.03²) </w:t>
-      </w:r>
-      <w:r>
-        <w:rPr>
-          <w:rFonts w:asciiTheme="majorHAnsi" w:hAnsiTheme="majorHAnsi" w:cstheme="majorHAnsi"/>
-        </w:rPr>
-        <w:t>= 1,067.11. Because a partial record cannot be used, round upward.</w:t>
+        </w:rPr>
+        <w:t>Formula and Substitution: Let r = (1 - .0487)/.0487 = 19.534. Let p̄ = (p₁ + rp₀)/(1 + r) = .31668. The required exposed-group size is n₁ = {Z₁₋α/₂√[(1 + 1/r)p̄(1 - p̄)] + Z₁₋β√[p₁(1 - p₁) + p₀(1 - p₀)/r]}²/(p₁ - p₀)². Substitution gives n₁ = 523.79. Therefore, total n = n₁(1 + r) = 10,755.51, rounded upward.</w:t>
       </w:r>
     </w:p>
     <w:p>
@@ -10765,151 +9315,8 @@
       <w:r>
         <w:rPr>
           <w:rFonts w:asciiTheme="majorHAnsi" w:hAnsiTheme="majorHAnsi" w:cstheme="majorHAnsi"/>
-          <w:b/>
-        </w:rPr>
-        <w:t xml:space="preserve">Final Answer: </w:t>
-      </w:r>
-      <w:r>
-        <w:rPr>
-          <w:rFonts w:asciiTheme="majorHAnsi" w:hAnsiTheme="majorHAnsi" w:cstheme="majorHAnsi"/>
-        </w:rPr>
-        <w:t>Round upward to 1,068 eligible records.</w:t>
-      </w:r>
-    </w:p>
-    <w:p>
-      <w:pPr>
-        <w:ind w:firstLine="0"/>
-        <w:rPr>
-          <w:rFonts w:asciiTheme="majorHAnsi" w:hAnsiTheme="majorHAnsi" w:cstheme="majorHAnsi"/>
-        </w:rPr>
-      </w:pPr>
-      <w:r>
-        <w:rPr>
-          <w:rFonts w:asciiTheme="majorHAnsi" w:hAnsiTheme="majorHAnsi" w:cstheme="majorHAnsi"/>
-          <w:b/>
-        </w:rPr>
-        <w:t xml:space="preserve">Limitation, Risk, or Diagnostic Note: </w:t>
-      </w:r>
-      <w:r>
-        <w:rPr>
-          <w:rFonts w:asciiTheme="majorHAnsi" w:hAnsiTheme="majorHAnsi" w:cstheme="majorHAnsi"/>
-        </w:rPr>
-        <w:t>Precision is lower within small subgroups, even when the overall N is adequate.</w:t>
-      </w:r>
-    </w:p>
-    <w:p>
-      <w:pPr>
-        <w:pStyle w:val="Heading2"/>
-        <w:ind w:firstLine="0"/>
-        <w:rPr>
-          <w:rFonts w:cstheme="majorHAnsi"/>
-          <w:szCs w:val="22"/>
-        </w:rPr>
-      </w:pPr>
-      <w:r>
-        <w:rPr>
-          <w:rFonts w:cstheme="majorHAnsi"/>
-          <w:szCs w:val="22"/>
-        </w:rPr>
-        <w:t>RQ2: Binary-Association Power Approximation</w:t>
-      </w:r>
-    </w:p>
-    <w:p>
-      <w:pPr>
-        <w:ind w:firstLine="0"/>
-        <w:rPr>
-          <w:rFonts w:asciiTheme="majorHAnsi" w:hAnsiTheme="majorHAnsi" w:cstheme="majorHAnsi"/>
-        </w:rPr>
-      </w:pPr>
-      <w:r>
-        <w:rPr>
-          <w:rFonts w:asciiTheme="majorHAnsi" w:hAnsiTheme="majorHAnsi" w:cstheme="majorHAnsi"/>
-          <w:b/>
-        </w:rPr>
-        <w:t xml:space="preserve">Concept: </w:t>
-      </w:r>
-      <w:r>
-        <w:rPr>
-          <w:rFonts w:asciiTheme="majorHAnsi" w:hAnsiTheme="majorHAnsi" w:cstheme="majorHAnsi"/>
-        </w:rPr>
-        <w:t>Plan for a small association when reported action exposure is uncommon.</w:t>
-      </w:r>
-    </w:p>
-    <w:p>
-      <w:pPr>
-        <w:ind w:left="720"/>
-        <w:rPr>
-          <w:rFonts w:asciiTheme="majorHAnsi" w:hAnsiTheme="majorHAnsi" w:cstheme="majorHAnsi"/>
-        </w:rPr>
-      </w:pPr>
-      <w:r>
-        <w:rPr>
-          <w:rFonts w:asciiTheme="majorHAnsi" w:hAnsiTheme="majorHAnsi" w:cstheme="majorHAnsi"/>
-        </w:rPr>
-        <w:t>p₁ = (OR × p₀) / [1 - p₀ + (OR × p₀)]</w:t>
-      </w:r>
-    </w:p>
-    <w:p>
-      <w:pPr>
-        <w:ind w:left="720"/>
-        <w:rPr>
-          <w:rFonts w:asciiTheme="majorHAnsi" w:hAnsiTheme="majorHAnsi" w:cstheme="majorHAnsi"/>
-        </w:rPr>
-      </w:pPr>
-      <w:r>
-        <w:rPr>
-          <w:rFonts w:asciiTheme="majorHAnsi" w:hAnsiTheme="majorHAnsi" w:cstheme="majorHAnsi"/>
-        </w:rPr>
-        <w:t>p₁ = (1.30 × .313) / [1 - .313 + (1.30 × .313)] = .37197</w:t>
-      </w:r>
-    </w:p>
-    <w:p>
-      <w:pPr>
-        <w:ind w:firstLine="0"/>
-        <w:rPr>
-          <w:rFonts w:asciiTheme="majorHAnsi" w:hAnsiTheme="majorHAnsi" w:cstheme="majorHAnsi"/>
-        </w:rPr>
-      </w:pPr>
-      <w:r>
-        <w:rPr>
-          <w:rFonts w:asciiTheme="majorHAnsi" w:hAnsiTheme="majorHAnsi" w:cstheme="majorHAnsi"/>
-        </w:rPr>
-        <w:t xml:space="preserve">Variable Definition: p₀ = .313 is the preliminary REDUCTION_10 probability among eligible development records without a reported action; p₁ is the expected probability among records with a reported action; </w:t>
-      </w:r>
-      <w:r>
-        <w:rPr>
-          <w:rFonts w:asciiTheme="majorHAnsi" w:hAnsiTheme="majorHAnsi" w:cstheme="majorHAnsi"/>
-        </w:rPr>
-        <w:lastRenderedPageBreak/>
-        <w:t>OR = 1.30; q = .0486 is the exposed-group allocation; r = (1 - q)/q is the unexposed-to-exposed allocation ratio; α = .05; power = .80; Z₁₋α/₂ = 1.96; and Z₁₋β = 0.842.</w:t>
-      </w:r>
-    </w:p>
-    <w:p>
-      <w:pPr>
-        <w:ind w:firstLine="0"/>
-        <w:rPr>
-          <w:rFonts w:asciiTheme="majorHAnsi" w:hAnsiTheme="majorHAnsi" w:cstheme="majorHAnsi"/>
-        </w:rPr>
-      </w:pPr>
-      <w:r>
-        <w:rPr>
-          <w:rFonts w:asciiTheme="majorHAnsi" w:hAnsiTheme="majorHAnsi" w:cstheme="majorHAnsi"/>
-        </w:rPr>
-        <w:t>Formula and Substitution: Let r = (1 - .0486)/.0486 = 19.576. Let p̄ = (p₁ + rp₀)/(1 + r) = .31587. The required exposed-group size is n₁ = {Z₁₋α/₂√[(1 + 1/r)p̄(1 - p̄)] + Z₁₋β√[p₁(1 - p₁) + p₀(1 - p₀)/r]}²/(p₁ - p₀)². Substitution gives n₁ = 524.26. Therefore, total n = n₁(1 + r) = 10,788.25, rounded upward.</w:t>
-      </w:r>
-    </w:p>
-    <w:p>
-      <w:pPr>
-        <w:ind w:firstLine="0"/>
-        <w:rPr>
-          <w:rFonts w:asciiTheme="majorHAnsi" w:hAnsiTheme="majorHAnsi" w:cstheme="majorHAnsi"/>
-        </w:rPr>
-      </w:pPr>
-      <w:r>
-        <w:rPr>
-          <w:rFonts w:asciiTheme="majorHAnsi" w:hAnsiTheme="majorHAnsi" w:cstheme="majorHAnsi"/>
-        </w:rPr>
-        <w:t>Final Answer: RQ2 requires approximately 10,789 eligible development records under the stated planning assumptions.</w:t>
+        </w:rPr>
+        <w:t>Final Answer: RQ2 requires approximately 10,756 eligible development records under the stated planning assumptions.</w:t>
       </w:r>
     </w:p>
     <w:p>
@@ -11884,7 +10291,7 @@
         <w:rPr>
           <w:rFonts w:asciiTheme="majorHAnsi" w:hAnsiTheme="majorHAnsi" w:cstheme="majorHAnsi"/>
         </w:rPr>
-        <w:t>n = required events / event rate = 400 / 0.315 = 1,269.84</w:t>
+        <w:t>n = required events / event rate = 400 / 0.3155 = 1,268.03</w:t>
       </w:r>
     </w:p>
     <w:p>
@@ -11899,25 +10306,29 @@
           <w:rFonts w:asciiTheme="majorHAnsi" w:hAnsiTheme="majorHAnsi" w:cstheme="majorHAnsi"/>
           <w:b/>
         </w:rPr>
-        <w:t xml:space="preserve">Variable Definition: </w:t>
-      </w:r>
-      <w:r>
-        <w:rPr>
-          <w:rFonts w:asciiTheme="majorHAnsi" w:hAnsiTheme="majorHAnsi" w:cstheme="majorHAnsi"/>
-        </w:rPr>
-        <w:t xml:space="preserve">P = the prespecified maximum of 20 effective predictor parameters; 20 is the selected events-per-parameter planning screen; event rate = .315 is the preliminary development REDUCTION_10 rate; n is </w:t>
-      </w:r>
-      <w:r>
-        <w:rPr>
-          <w:rFonts w:asciiTheme="majorHAnsi" w:hAnsiTheme="majorHAnsi" w:cstheme="majorHAnsi"/>
-        </w:rPr>
-        <w:t>the required</w:t>
-      </w:r>
-      <w:r>
-        <w:rPr>
-          <w:rFonts w:asciiTheme="majorHAnsi" w:hAnsiTheme="majorHAnsi" w:cstheme="majorHAnsi"/>
-        </w:rPr>
-        <w:t xml:space="preserve"> development records.</w:t>
+        <w:t>Variable Definition:</w:t>
+      </w:r>
+      <w:r>
+        <w:rPr>
+          <w:rFonts w:asciiTheme="majorHAnsi" w:hAnsiTheme="majorHAnsi" w:cstheme="majorHAnsi"/>
+          <w:b w:val="0"/>
+        </w:rPr>
+        <w:t xml:space="preserve"> P = the prespecified maximum of 20 effective predictor parameters; 20 is the selected events-per-parameter planning screen; event rate = .3155 is the preliminary development REDUCTION_10 rate; n is the required development records.</w:t>
+      </w:r>
+      <w:r>
+        <w:rPr>
+          <w:rFonts w:asciiTheme="majorHAnsi" w:hAnsiTheme="majorHAnsi" w:cstheme="majorHAnsi"/>
+        </w:rPr>
+      </w:r>
+      <w:r>
+        <w:rPr>
+          <w:rFonts w:asciiTheme="majorHAnsi" w:hAnsiTheme="majorHAnsi" w:cstheme="majorHAnsi"/>
+        </w:rPr>
+      </w:r>
+      <w:r>
+        <w:rPr>
+          <w:rFonts w:asciiTheme="majorHAnsi" w:hAnsiTheme="majorHAnsi" w:cstheme="majorHAnsi"/>
+        </w:rPr>
       </w:r>
     </w:p>
     <w:p>
@@ -11932,25 +10343,29 @@
           <w:rFonts w:asciiTheme="majorHAnsi" w:hAnsiTheme="majorHAnsi" w:cstheme="majorHAnsi"/>
           <w:b/>
         </w:rPr>
-        <w:t xml:space="preserve">Substitution, Setup, or Step-by-Step Explanation: </w:t>
-      </w:r>
-      <w:r>
-        <w:rPr>
-          <w:rFonts w:asciiTheme="majorHAnsi" w:hAnsiTheme="majorHAnsi" w:cstheme="majorHAnsi"/>
-        </w:rPr>
-        <w:t xml:space="preserve">First calculate required events: 20 events per </w:t>
-      </w:r>
-      <w:r>
-        <w:rPr>
-          <w:rFonts w:asciiTheme="majorHAnsi" w:hAnsiTheme="majorHAnsi" w:cstheme="majorHAnsi"/>
-        </w:rPr>
-        <w:t>parameter × 20</w:t>
-      </w:r>
-      <w:r>
-        <w:rPr>
-          <w:rFonts w:asciiTheme="majorHAnsi" w:hAnsiTheme="majorHAnsi" w:cstheme="majorHAnsi"/>
-        </w:rPr>
-        <w:t xml:space="preserve"> parameters = 400 events. Then divide by the preliminary event rate: n = 400/.315 = 1,269.84. Round upward.</w:t>
+        <w:t>Substitution, Setup, or Step-by-Step Explanation:</w:t>
+      </w:r>
+      <w:r>
+        <w:rPr>
+          <w:rFonts w:asciiTheme="majorHAnsi" w:hAnsiTheme="majorHAnsi" w:cstheme="majorHAnsi"/>
+          <w:b w:val="0"/>
+        </w:rPr>
+        <w:t xml:space="preserve"> First calculate required events: 20 events per parameter × 20 parameters = 400 events. Then divide by the preliminary event rate: n = 400/.3155 = 1,268.03. Round upward.</w:t>
+      </w:r>
+      <w:r>
+        <w:rPr>
+          <w:rFonts w:asciiTheme="majorHAnsi" w:hAnsiTheme="majorHAnsi" w:cstheme="majorHAnsi"/>
+        </w:rPr>
+      </w:r>
+      <w:r>
+        <w:rPr>
+          <w:rFonts w:asciiTheme="majorHAnsi" w:hAnsiTheme="majorHAnsi" w:cstheme="majorHAnsi"/>
+        </w:rPr>
+      </w:r>
+      <w:r>
+        <w:rPr>
+          <w:rFonts w:asciiTheme="majorHAnsi" w:hAnsiTheme="majorHAnsi" w:cstheme="majorHAnsi"/>
+        </w:rPr>
       </w:r>
     </w:p>
     <w:p>
@@ -11965,13 +10380,19 @@
           <w:rFonts w:asciiTheme="majorHAnsi" w:hAnsiTheme="majorHAnsi" w:cstheme="majorHAnsi"/>
           <w:b/>
         </w:rPr>
-        <w:t xml:space="preserve">Final Answer: </w:t>
-      </w:r>
-      <w:r>
-        <w:rPr>
-          <w:rFonts w:asciiTheme="majorHAnsi" w:hAnsiTheme="majorHAnsi" w:cstheme="majorHAnsi"/>
-        </w:rPr>
-        <w:t>Round upward to 1,270 development records, plus a separate holdout set.</w:t>
+        <w:t>Final Answer:</w:t>
+      </w:r>
+      <w:r>
+        <w:rPr>
+          <w:rFonts w:asciiTheme="majorHAnsi" w:hAnsiTheme="majorHAnsi" w:cstheme="majorHAnsi"/>
+          <w:b w:val="0"/>
+        </w:rPr>
+        <w:t xml:space="preserve"> Round upward to 1,269 development records, plus a separate holdout set.</w:t>
+      </w:r>
+      <w:r>
+        <w:rPr>
+          <w:rFonts w:asciiTheme="majorHAnsi" w:hAnsiTheme="majorHAnsi" w:cstheme="majorHAnsi"/>
+        </w:rPr>
       </w:r>
     </w:p>
     <w:p>
@@ -15678,10 +14099,10 @@
             <w:pPr>
               <w:ind w:firstLine="0"/>
             </w:pPr>
+            <w:r>
+              <w:t>78,654</w:t>
+            </w:r>
             <w:r/>
-            <w:r>
-              <w:t>78,654</w:t>
-            </w:r>
           </w:p>
         </w:tc>
         <w:tc>
@@ -15699,10 +14120,10 @@
             <w:pPr>
               <w:ind w:firstLine="0"/>
             </w:pPr>
+            <w:r>
+              <w:t>70,035</w:t>
+            </w:r>
             <w:r/>
-            <w:r>
-              <w:t>70,035</w:t>
-            </w:r>
           </w:p>
         </w:tc>
         <w:tc>
@@ -15892,10 +14313,10 @@
             <w:pPr>
               <w:ind w:firstLine="0"/>
             </w:pPr>
+            <w:r>
+              <w:t>80,039</w:t>
+            </w:r>
             <w:r/>
-            <w:r>
-              <w:t>80,039</w:t>
-            </w:r>
           </w:p>
         </w:tc>
         <w:tc>
@@ -15913,10 +14334,10 @@
             <w:pPr>
               <w:ind w:firstLine="0"/>
             </w:pPr>
+            <w:r>
+              <w:t>71,004</w:t>
+            </w:r>
             <w:r/>
-            <w:r>
-              <w:t>71,004</w:t>
-            </w:r>
           </w:p>
         </w:tc>
         <w:tc>
@@ -16177,6 +14598,16 @@
         </w:tc>
       </w:tr>
     </w:tbl>
+    <w:p>
+      <w:pPr/>
+      <w:r>
+        <w:rPr>
+          <w:b w:val="0"/>
+          <w:i/>
+        </w:rPr>
+        <w:t>Note. The 2020 and 2022 File 1A raw files each contain one malformed row (an extra tab-delimited field) that a strict all-column parse skips but a column-restricted parse retains; the retained row is Form R but outside manufacturing NAICS codes in both years, so it does not affect the manufacturing, consolidated, or action counts above. Raw rows and Form R records for 2020 and 2022 in this table use the same parsing method as src/data_prep.py (all columns, strict skip).</w:t>
+      </w:r>
+    </w:p>
     <w:sectPr>
       <w:headerReference w:type="even" r:id="rId15"/>
       <w:headerReference w:type="default" r:id="rId16"/>

--- a/reports/QM640_Synopsis_TRI_2020_2024.docx
+++ b/reports/QM640_Synopsis_TRI_2020_2024.docx
@@ -1372,7 +1372,7 @@
               <w:rPr>
                 <w:rFonts w:asciiTheme="majorHAnsi" w:hAnsiTheme="majorHAnsi" w:cstheme="majorHAnsi"/>
               </w:rPr>
-              <w:t>Establishes where and when meaningful reductions differ.</w:t>
+              <w:t>Identifies whether meaningful next-year reduction rates differ across years and manufacturing subsectors.</w:t>
             </w:r>
           </w:p>
         </w:tc>
@@ -1398,7 +1398,7 @@
               <w:rPr>
                 <w:rFonts w:asciiTheme="majorHAnsi" w:hAnsiTheme="majorHAnsi" w:cstheme="majorHAnsi"/>
               </w:rPr>
-              <w:t>Chi-square test (descriptive statistics)</w:t>
+              <w:t>Descriptive proportions and confidence intervals; separate Pearson chi-square tests for year and subsector; Cramér's V effect size</w:t>
             </w:r>
           </w:p>
         </w:tc>
@@ -1455,7 +1455,7 @@
               <w:rPr>
                 <w:rFonts w:asciiTheme="majorHAnsi" w:hAnsiTheme="majorHAnsi" w:cstheme="majorHAnsi"/>
               </w:rPr>
-              <w:t>Tests whether any reported action has an adjusted association with reduction.</w:t>
+              <w:t>Tests whether reporting any pollution-prevention action is associated with next-year reduction after controlling for release level, production/activity, subsector, year, and chemical hazard status.</w:t>
             </w:r>
           </w:p>
         </w:tc>
@@ -1481,7 +1481,7 @@
               <w:rPr>
                 <w:rFonts w:asciiTheme="majorHAnsi" w:hAnsiTheme="majorHAnsi" w:cstheme="majorHAnsi"/>
               </w:rPr>
-              <w:t>Logistic regression (binary)</w:t>
+              <w:t>Binary logistic regression with facility-clustered standard errors</w:t>
             </w:r>
           </w:p>
         </w:tc>
@@ -1538,13 +1538,12 @@
               <w:rPr>
                 <w:rFonts w:asciiTheme="majorHAnsi" w:hAnsiTheme="majorHAnsi" w:cstheme="majorHAnsi"/>
               </w:rPr>
-              <w:t>Compares the next-year reduction rate for each action type with the rate for records reporting no action</w:t>
-            </w:r>
-            <w:r>
-              <w:rPr>
-                <w:rFonts w:asciiTheme="majorHAnsi" w:hAnsiTheme="majorHAnsi" w:cstheme="majorHAnsi"/>
-              </w:rPr>
-              <w:t>.</w:t>
+              <w:t>Compares the next-year reduction rate for each reported action type with the rate for records reporting no action.</w:t>
+            </w:r>
+            <w:r>
+              <w:rPr>
+                <w:rFonts w:asciiTheme="majorHAnsi" w:hAnsiTheme="majorHAnsi" w:cstheme="majorHAnsi"/>
+              </w:rPr>
             </w:r>
           </w:p>
         </w:tc>
@@ -1570,7 +1569,7 @@
               <w:rPr>
                 <w:rFonts w:asciiTheme="majorHAnsi" w:hAnsiTheme="majorHAnsi" w:cstheme="majorHAnsi"/>
               </w:rPr>
-              <w:t>Chi-square test / Fisher's exact test (with Holm correction)</w:t>
+              <w:t>Separate 2 × 2 Pearson chi-square tests; Fisher’s exact test when expected counts are small; Holm correction; relative risk and rate difference</w:t>
             </w:r>
           </w:p>
         </w:tc>
@@ -1627,7 +1626,7 @@
               <w:rPr>
                 <w:rFonts w:asciiTheme="majorHAnsi" w:hAnsiTheme="majorHAnsi" w:cstheme="majorHAnsi"/>
               </w:rPr>
-              <w:t>Tests whether action-year information can screen future nonreduction risk.</w:t>
+              <w:t>Tests whether a detailed action-year model predicts future nonreduction better than chance and better than a simple screening model.</w:t>
             </w:r>
           </w:p>
         </w:tc>
@@ -1653,7 +1652,7 @@
               <w:rPr>
                 <w:rFonts w:asciiTheme="majorHAnsi" w:hAnsiTheme="majorHAnsi" w:cstheme="majorHAnsi"/>
               </w:rPr>
-              <w:t>Logistic regression (regularized, vs. simple baseline)</w:t>
+              <w:t>Regularized logistic regression compared with a simple logistic-regression baseline on the 2023-to-2024 holdout</w:t>
             </w:r>
           </w:p>
         </w:tc>
@@ -13648,7 +13647,7 @@
           <w:rFonts w:cstheme="majorHAnsi"/>
           <w:szCs w:val="22"/>
         </w:rPr>
-        <w:t>GitHub Repository: Data Reconciliation and Folder Structure</w:t>
+        <w:t>GitHub Repository Structure and Data Reconciliation</w:t>
       </w:r>
     </w:p>
     <w:p>
@@ -13689,22 +13688,6 @@
           <w:rFonts w:asciiTheme="majorHAnsi" w:hAnsiTheme="majorHAnsi" w:cstheme="majorHAnsi"/>
         </w:rPr>
         <w:t>The repository contains the README, a data folder with EPA download instructions and a 200-row sample per reporting year, an exploratory-analysis notebook, a data-preparation script, and this synopsis document.</w:t>
-      </w:r>
-    </w:p>
-    <w:p>
-      <w:pPr>
-        <w:pStyle w:val="Heading2"/>
-        <w:rPr>
-          <w:rFonts w:cstheme="majorHAnsi"/>
-          <w:szCs w:val="22"/>
-        </w:rPr>
-      </w:pPr>
-      <w:r>
-        <w:rPr>
-          <w:rFonts w:cstheme="majorHAnsi"/>
-          <w:szCs w:val="22"/>
-        </w:rPr>
-        <w:t>D.1 Repository Folder Structure</w:t>
       </w:r>
     </w:p>
     <w:p>
@@ -13831,22 +13814,6 @@
         <w:rPr>
           <w:rFonts w:asciiTheme="majorHAnsi" w:hAnsiTheme="majorHAnsi" w:cstheme="majorHAnsi"/>
         </w:rPr>
-      </w:r>
-    </w:p>
-    <w:p>
-      <w:pPr>
-        <w:pStyle w:val="Heading2"/>
-        <w:rPr>
-          <w:rFonts w:cstheme="majorHAnsi"/>
-          <w:szCs w:val="22"/>
-        </w:rPr>
-      </w:pPr>
-      <w:r>
-        <w:rPr>
-          <w:rFonts w:cstheme="majorHAnsi"/>
-          <w:szCs w:val="22"/>
-        </w:rPr>
-        <w:t>D.2 Reconciling GitHub Data Counts With Table 3</w:t>
       </w:r>
     </w:p>
     <w:p>

--- a/reports/QM640_Synopsis_TRI_2020_2024.docx
+++ b/reports/QM640_Synopsis_TRI_2020_2024.docx
@@ -2426,20 +2426,18 @@
         <w:rPr>
           <w:rFonts w:asciiTheme="majorHAnsi" w:hAnsiTheme="majorHAnsi" w:cstheme="majorHAnsi"/>
         </w:rPr>
-        <w:t xml:space="preserve">Per course requirements, this project provides open access to the complete code and data pipeline through a public GitHub repository: </w:t>
+        <w:t>Per course requirements, this project provides open access to the complete code and data pipeline through a public GitHub repository: https://github.com/somndas3/qm640-tri-pollution-prevention-capstone. The repository contains the README (problem statement and dataset source), a data dictionary and download instructions with a 200-row sample per reporting year, an exploratory-analysis notebook, a data-preparation script, and this synopsis. The repository folder-tree structure is provided in Appendix D.</w:t>
       </w:r>
       <w:r>
         <w:rPr>
           <w:rFonts w:asciiTheme="majorHAnsi" w:hAnsiTheme="majorHAnsi" w:cstheme="majorHAnsi"/>
           <w:color w:val="0550AE"/>
         </w:rPr>
-        <w:t>https://github.com/somndas3/qm640-tri-pollution-prevention-capstone</w:t>
-      </w:r>
-      <w:r>
-        <w:rPr>
-          <w:rFonts w:asciiTheme="majorHAnsi" w:hAnsiTheme="majorHAnsi" w:cstheme="majorHAnsi"/>
-        </w:rPr>
-        <w:t>. The repository contains the README (problem statement and dataset source), a data dictionary and download instructions with a 200-row sample per reporting year, an exploratory-analysis notebook, a data-preparation script, and this synopsis. The repository folder-tree structure and a reconciliation of GitHub data counts with Table 3 are provided in Appendix D.</w:t>
+      </w:r>
+      <w:r>
+        <w:rPr>
+          <w:rFonts w:asciiTheme="majorHAnsi" w:hAnsiTheme="majorHAnsi" w:cstheme="majorHAnsi"/>
+        </w:rPr>
       </w:r>
     </w:p>
     <w:p>
@@ -13647,7 +13645,7 @@
           <w:rFonts w:cstheme="majorHAnsi"/>
           <w:szCs w:val="22"/>
         </w:rPr>
-        <w:t>GitHub Repository Structure and Data Reconciliation</w:t>
+        <w:t>GitHub Repository and Folder Structure</w:t>
       </w:r>
     </w:p>
     <w:p>
@@ -13814,765 +13812,6 @@
         <w:rPr>
           <w:rFonts w:asciiTheme="majorHAnsi" w:hAnsiTheme="majorHAnsi" w:cstheme="majorHAnsi"/>
         </w:rPr>
-      </w:r>
-    </w:p>
-    <w:p>
-      <w:pPr>
-        <w:rPr>
-          <w:rFonts w:asciiTheme="majorHAnsi" w:hAnsiTheme="majorHAnsi" w:cstheme="majorHAnsi"/>
-        </w:rPr>
-      </w:pPr>
-      <w:r>
-        <w:rPr>
-          <w:rFonts w:asciiTheme="majorHAnsi" w:hAnsiTheme="majorHAnsi" w:cstheme="majorHAnsi"/>
-        </w:rPr>
-        <w:t>The GitHub repository's data-preparation script and notebook operate on the raw EPA TRI Basic Plus files as downloaded, before any filtering. That raw row count is not the same count reported in Table 3 of the Data Description section, which reflects records after the Form R filter, the manufacturing NAICS (31, 32, or 33) filter, and duplicate consolidation. Table D1 below reconciles the two: it walks each reporting year from raw rows through both filters to the final consolidated count, confirming an exact match with Table 3 for every year, including the 2024 test/holdout year.</w:t>
-      </w:r>
-    </w:p>
-    <w:p>
-      <w:pPr>
-        <w:rPr>
-          <w:rFonts w:asciiTheme="majorHAnsi" w:hAnsiTheme="majorHAnsi" w:cstheme="majorHAnsi"/>
-        </w:rPr>
-      </w:pPr>
-      <w:r>
-        <w:rPr>
-          <w:rFonts w:asciiTheme="majorHAnsi" w:hAnsiTheme="majorHAnsi" w:cstheme="majorHAnsi"/>
-          <w:b/>
-        </w:rPr>
-        <w:t>Table D1</w:t>
-      </w:r>
-    </w:p>
-    <w:p>
-      <w:pPr>
-        <w:rPr>
-          <w:rFonts w:asciiTheme="majorHAnsi" w:hAnsiTheme="majorHAnsi" w:cstheme="majorHAnsi"/>
-        </w:rPr>
-      </w:pPr>
-      <w:r>
-        <w:rPr>
-          <w:rFonts w:asciiTheme="majorHAnsi" w:hAnsiTheme="majorHAnsi" w:cstheme="majorHAnsi"/>
-          <w:i/>
-        </w:rPr>
-        <w:t>Reconciliation of Raw File Row Counts With Table 3 Analysis-Ready Counts</w:t>
-      </w:r>
-    </w:p>
-    <w:p>
-      <w:pPr>
-        <w:jc w:val="center"/>
-        <w:rPr>
-          <w:rFonts w:asciiTheme="majorHAnsi" w:hAnsiTheme="majorHAnsi" w:cstheme="majorHAnsi"/>
-        </w:rPr>
-      </w:pPr>
-    </w:p>
-    <w:tbl>
-      <w:tblPr>
-        <w:tblStyle w:val="TableGrid"/>
-        <w:jc w:val="center"/>
-        <w:tblBorders>
-          <w:top w:val="single" w:sz="8" w:space="0" w:color="000000"/>
-          <w:left w:val="nil"/>
-          <w:bottom w:val="single" w:sz="8" w:space="0" w:color="000000"/>
-          <w:right w:val="nil"/>
-          <w:insideH w:val="nil"/>
-          <w:insideV w:val="nil"/>
-        </w:tblBorders>
-        <w:tblLook w:val="04A0" w:firstRow="1" w:lastRow="0" w:firstColumn="1" w:lastColumn="0" w:noHBand="0" w:noVBand="1"/>
-        <w:tblW w:w="0" w:type="auto"/>
-      </w:tblPr>
-      <w:tblGrid>
-        <w:gridCol w:w="1872"/>
-        <w:gridCol w:w="1584"/>
-        <w:gridCol w:w="1584"/>
-        <w:gridCol w:w="2160"/>
-        <w:gridCol w:w="2160"/>
-      </w:tblGrid>
-      <w:tr>
-        <w:tc>
-          <w:tcPr>
-            <w:tcW w:type="dxa" w:w="1872"/>
-            <w:tcMar>
-              <w:top w:w="80" w:type="dxa"/>
-              <w:left w:w="80" w:type="dxa"/>
-              <w:bottom w:w="80" w:type="dxa"/>
-              <w:right w:w="80" w:type="dxa"/>
-            </w:tcMar>
-            <w:vAlign w:val="center"/>
-            <w:tcBorders>
-              <w:bottom w:val="single" w:sz="8" w:space="0" w:color="000000"/>
-            </w:tcBorders>
-          </w:tcPr>
-          <w:p>
-            <w:pPr>
-              <w:ind w:firstLine="0"/>
-              <w:jc w:val="center"/>
-            </w:pPr>
-            <w:r/>
-            <w:r>
-              <w:rPr>
-                <w:b/>
-              </w:rPr>
-              <w:t>Reporting year</w:t>
-            </w:r>
-          </w:p>
-        </w:tc>
-        <w:tc>
-          <w:tcPr>
-            <w:tcW w:type="dxa" w:w="1584"/>
-            <w:tcMar>
-              <w:top w:w="80" w:type="dxa"/>
-              <w:left w:w="80" w:type="dxa"/>
-              <w:bottom w:w="80" w:type="dxa"/>
-              <w:right w:w="80" w:type="dxa"/>
-            </w:tcMar>
-            <w:vAlign w:val="center"/>
-            <w:tcBorders>
-              <w:bottom w:val="single" w:sz="8" w:space="0" w:color="000000"/>
-            </w:tcBorders>
-          </w:tcPr>
-          <w:p>
-            <w:pPr>
-              <w:ind w:firstLine="0"/>
-              <w:jc w:val="center"/>
-            </w:pPr>
-            <w:r/>
-            <w:r>
-              <w:rPr>
-                <w:b/>
-              </w:rPr>
-              <w:t>Raw rows</w:t>
-            </w:r>
-          </w:p>
-        </w:tc>
-        <w:tc>
-          <w:tcPr>
-            <w:tcW w:type="dxa" w:w="1584"/>
-            <w:tcMar>
-              <w:top w:w="80" w:type="dxa"/>
-              <w:left w:w="80" w:type="dxa"/>
-              <w:bottom w:w="80" w:type="dxa"/>
-              <w:right w:w="80" w:type="dxa"/>
-            </w:tcMar>
-            <w:vAlign w:val="center"/>
-            <w:tcBorders>
-              <w:bottom w:val="single" w:sz="8" w:space="0" w:color="000000"/>
-            </w:tcBorders>
-          </w:tcPr>
-          <w:p>
-            <w:pPr>
-              <w:ind w:firstLine="0"/>
-              <w:jc w:val="center"/>
-            </w:pPr>
-            <w:r/>
-            <w:r>
-              <w:rPr>
-                <w:b/>
-              </w:rPr>
-              <w:t>Form R records</w:t>
-            </w:r>
-          </w:p>
-        </w:tc>
-        <w:tc>
-          <w:tcPr>
-            <w:tcW w:type="dxa" w:w="2160"/>
-            <w:tcMar>
-              <w:top w:w="80" w:type="dxa"/>
-              <w:left w:w="80" w:type="dxa"/>
-              <w:bottom w:w="80" w:type="dxa"/>
-              <w:right w:w="80" w:type="dxa"/>
-            </w:tcMar>
-            <w:vAlign w:val="center"/>
-            <w:tcBorders>
-              <w:bottom w:val="single" w:sz="8" w:space="0" w:color="000000"/>
-            </w:tcBorders>
-          </w:tcPr>
-          <w:p>
-            <w:pPr>
-              <w:ind w:firstLine="0"/>
-              <w:jc w:val="center"/>
-            </w:pPr>
-            <w:r/>
-            <w:r>
-              <w:rPr>
-                <w:b/>
-              </w:rPr>
-              <w:t>+ Manufacturing NAICS</w:t>
-            </w:r>
-          </w:p>
-        </w:tc>
-        <w:tc>
-          <w:tcPr>
-            <w:tcW w:type="dxa" w:w="2160"/>
-            <w:tcMar>
-              <w:top w:w="80" w:type="dxa"/>
-              <w:left w:w="80" w:type="dxa"/>
-              <w:bottom w:w="80" w:type="dxa"/>
-              <w:right w:w="80" w:type="dxa"/>
-            </w:tcMar>
-            <w:vAlign w:val="center"/>
-            <w:tcBorders>
-              <w:bottom w:val="single" w:sz="8" w:space="0" w:color="000000"/>
-            </w:tcBorders>
-          </w:tcPr>
-          <w:p>
-            <w:pPr>
-              <w:ind w:firstLine="0"/>
-              <w:jc w:val="center"/>
-            </w:pPr>
-            <w:r/>
-            <w:r>
-              <w:rPr>
-                <w:b/>
-              </w:rPr>
-              <w:t>Consolidated (= Table 3)</w:t>
-            </w:r>
-          </w:p>
-        </w:tc>
-      </w:tr>
-      <w:tr>
-        <w:tc>
-          <w:tcPr>
-            <w:tcW w:type="dxa" w:w="1872"/>
-            <w:tcMar>
-              <w:top w:w="80" w:type="dxa"/>
-              <w:left w:w="80" w:type="dxa"/>
-              <w:bottom w:w="80" w:type="dxa"/>
-              <w:right w:w="80" w:type="dxa"/>
-            </w:tcMar>
-            <w:vAlign w:val="center"/>
-          </w:tcPr>
-          <w:p>
-            <w:pPr>
-              <w:ind w:firstLine="0"/>
-            </w:pPr>
-            <w:r/>
-            <w:r>
-              <w:t>2020</w:t>
-            </w:r>
-          </w:p>
-        </w:tc>
-        <w:tc>
-          <w:tcPr>
-            <w:tcW w:type="dxa" w:w="1584"/>
-            <w:tcMar>
-              <w:top w:w="80" w:type="dxa"/>
-              <w:left w:w="80" w:type="dxa"/>
-              <w:bottom w:w="80" w:type="dxa"/>
-              <w:right w:w="80" w:type="dxa"/>
-            </w:tcMar>
-            <w:vAlign w:val="center"/>
-          </w:tcPr>
-          <w:p>
-            <w:pPr>
-              <w:ind w:firstLine="0"/>
-            </w:pPr>
-            <w:r>
-              <w:t>78,654</w:t>
-            </w:r>
-            <w:r/>
-          </w:p>
-        </w:tc>
-        <w:tc>
-          <w:tcPr>
-            <w:tcW w:type="dxa" w:w="1584"/>
-            <w:tcMar>
-              <w:top w:w="80" w:type="dxa"/>
-              <w:left w:w="80" w:type="dxa"/>
-              <w:bottom w:w="80" w:type="dxa"/>
-              <w:right w:w="80" w:type="dxa"/>
-            </w:tcMar>
-            <w:vAlign w:val="center"/>
-          </w:tcPr>
-          <w:p>
-            <w:pPr>
-              <w:ind w:firstLine="0"/>
-            </w:pPr>
-            <w:r>
-              <w:t>70,035</w:t>
-            </w:r>
-            <w:r/>
-          </w:p>
-        </w:tc>
-        <w:tc>
-          <w:tcPr>
-            <w:tcW w:type="dxa" w:w="2160"/>
-            <w:tcMar>
-              <w:top w:w="80" w:type="dxa"/>
-              <w:left w:w="80" w:type="dxa"/>
-              <w:bottom w:w="80" w:type="dxa"/>
-              <w:right w:w="80" w:type="dxa"/>
-            </w:tcMar>
-            <w:vAlign w:val="center"/>
-          </w:tcPr>
-          <w:p>
-            <w:pPr>
-              <w:ind w:firstLine="0"/>
-            </w:pPr>
-            <w:r/>
-            <w:r>
-              <w:t>57,004</w:t>
-            </w:r>
-          </w:p>
-        </w:tc>
-        <w:tc>
-          <w:tcPr>
-            <w:tcW w:type="dxa" w:w="2160"/>
-            <w:tcMar>
-              <w:top w:w="80" w:type="dxa"/>
-              <w:left w:w="80" w:type="dxa"/>
-              <w:bottom w:w="80" w:type="dxa"/>
-              <w:right w:w="80" w:type="dxa"/>
-            </w:tcMar>
-            <w:vAlign w:val="center"/>
-          </w:tcPr>
-          <w:p>
-            <w:pPr>
-              <w:ind w:firstLine="0"/>
-            </w:pPr>
-            <w:r/>
-            <w:r>
-              <w:t>56,462</w:t>
-            </w:r>
-          </w:p>
-        </w:tc>
-      </w:tr>
-      <w:tr>
-        <w:tc>
-          <w:tcPr>
-            <w:tcW w:type="dxa" w:w="1872"/>
-            <w:tcMar>
-              <w:top w:w="80" w:type="dxa"/>
-              <w:left w:w="80" w:type="dxa"/>
-              <w:bottom w:w="80" w:type="dxa"/>
-              <w:right w:w="80" w:type="dxa"/>
-            </w:tcMar>
-            <w:vAlign w:val="center"/>
-          </w:tcPr>
-          <w:p>
-            <w:pPr>
-              <w:ind w:firstLine="0"/>
-            </w:pPr>
-            <w:r/>
-            <w:r>
-              <w:t>2021</w:t>
-            </w:r>
-          </w:p>
-        </w:tc>
-        <w:tc>
-          <w:tcPr>
-            <w:tcW w:type="dxa" w:w="1584"/>
-            <w:tcMar>
-              <w:top w:w="80" w:type="dxa"/>
-              <w:left w:w="80" w:type="dxa"/>
-              <w:bottom w:w="80" w:type="dxa"/>
-              <w:right w:w="80" w:type="dxa"/>
-            </w:tcMar>
-            <w:vAlign w:val="center"/>
-          </w:tcPr>
-          <w:p>
-            <w:pPr>
-              <w:ind w:firstLine="0"/>
-            </w:pPr>
-            <w:r/>
-            <w:r>
-              <w:t>78,241</w:t>
-            </w:r>
-          </w:p>
-        </w:tc>
-        <w:tc>
-          <w:tcPr>
-            <w:tcW w:type="dxa" w:w="1584"/>
-            <w:tcMar>
-              <w:top w:w="80" w:type="dxa"/>
-              <w:left w:w="80" w:type="dxa"/>
-              <w:bottom w:w="80" w:type="dxa"/>
-              <w:right w:w="80" w:type="dxa"/>
-            </w:tcMar>
-            <w:vAlign w:val="center"/>
-          </w:tcPr>
-          <w:p>
-            <w:pPr>
-              <w:ind w:firstLine="0"/>
-            </w:pPr>
-            <w:r/>
-            <w:r>
-              <w:t>69,578</w:t>
-            </w:r>
-          </w:p>
-        </w:tc>
-        <w:tc>
-          <w:tcPr>
-            <w:tcW w:type="dxa" w:w="2160"/>
-            <w:tcMar>
-              <w:top w:w="80" w:type="dxa"/>
-              <w:left w:w="80" w:type="dxa"/>
-              <w:bottom w:w="80" w:type="dxa"/>
-              <w:right w:w="80" w:type="dxa"/>
-            </w:tcMar>
-            <w:vAlign w:val="center"/>
-          </w:tcPr>
-          <w:p>
-            <w:pPr>
-              <w:ind w:firstLine="0"/>
-            </w:pPr>
-            <w:r/>
-            <w:r>
-              <w:t>56,750</w:t>
-            </w:r>
-          </w:p>
-        </w:tc>
-        <w:tc>
-          <w:tcPr>
-            <w:tcW w:type="dxa" w:w="2160"/>
-            <w:tcMar>
-              <w:top w:w="80" w:type="dxa"/>
-              <w:left w:w="80" w:type="dxa"/>
-              <w:bottom w:w="80" w:type="dxa"/>
-              <w:right w:w="80" w:type="dxa"/>
-            </w:tcMar>
-            <w:vAlign w:val="center"/>
-          </w:tcPr>
-          <w:p>
-            <w:pPr>
-              <w:ind w:firstLine="0"/>
-            </w:pPr>
-            <w:r/>
-            <w:r>
-              <w:t>56,219</w:t>
-            </w:r>
-          </w:p>
-        </w:tc>
-      </w:tr>
-      <w:tr>
-        <w:tc>
-          <w:tcPr>
-            <w:tcW w:type="dxa" w:w="1872"/>
-            <w:tcMar>
-              <w:top w:w="80" w:type="dxa"/>
-              <w:left w:w="80" w:type="dxa"/>
-              <w:bottom w:w="80" w:type="dxa"/>
-              <w:right w:w="80" w:type="dxa"/>
-            </w:tcMar>
-            <w:vAlign w:val="center"/>
-          </w:tcPr>
-          <w:p>
-            <w:pPr>
-              <w:ind w:firstLine="0"/>
-            </w:pPr>
-            <w:r/>
-            <w:r>
-              <w:t>2022</w:t>
-            </w:r>
-          </w:p>
-        </w:tc>
-        <w:tc>
-          <w:tcPr>
-            <w:tcW w:type="dxa" w:w="1584"/>
-            <w:tcMar>
-              <w:top w:w="80" w:type="dxa"/>
-              <w:left w:w="80" w:type="dxa"/>
-              <w:bottom w:w="80" w:type="dxa"/>
-              <w:right w:w="80" w:type="dxa"/>
-            </w:tcMar>
-            <w:vAlign w:val="center"/>
-          </w:tcPr>
-          <w:p>
-            <w:pPr>
-              <w:ind w:firstLine="0"/>
-            </w:pPr>
-            <w:r>
-              <w:t>80,039</w:t>
-            </w:r>
-            <w:r/>
-          </w:p>
-        </w:tc>
-        <w:tc>
-          <w:tcPr>
-            <w:tcW w:type="dxa" w:w="1584"/>
-            <w:tcMar>
-              <w:top w:w="80" w:type="dxa"/>
-              <w:left w:w="80" w:type="dxa"/>
-              <w:bottom w:w="80" w:type="dxa"/>
-              <w:right w:w="80" w:type="dxa"/>
-            </w:tcMar>
-            <w:vAlign w:val="center"/>
-          </w:tcPr>
-          <w:p>
-            <w:pPr>
-              <w:ind w:firstLine="0"/>
-            </w:pPr>
-            <w:r>
-              <w:t>71,004</w:t>
-            </w:r>
-            <w:r/>
-          </w:p>
-        </w:tc>
-        <w:tc>
-          <w:tcPr>
-            <w:tcW w:type="dxa" w:w="2160"/>
-            <w:tcMar>
-              <w:top w:w="80" w:type="dxa"/>
-              <w:left w:w="80" w:type="dxa"/>
-              <w:bottom w:w="80" w:type="dxa"/>
-              <w:right w:w="80" w:type="dxa"/>
-            </w:tcMar>
-            <w:vAlign w:val="center"/>
-          </w:tcPr>
-          <w:p>
-            <w:pPr>
-              <w:ind w:firstLine="0"/>
-            </w:pPr>
-            <w:r/>
-            <w:r>
-              <w:t>56,725</w:t>
-            </w:r>
-          </w:p>
-        </w:tc>
-        <w:tc>
-          <w:tcPr>
-            <w:tcW w:type="dxa" w:w="2160"/>
-            <w:tcMar>
-              <w:top w:w="80" w:type="dxa"/>
-              <w:left w:w="80" w:type="dxa"/>
-              <w:bottom w:w="80" w:type="dxa"/>
-              <w:right w:w="80" w:type="dxa"/>
-            </w:tcMar>
-            <w:vAlign w:val="center"/>
-          </w:tcPr>
-          <w:p>
-            <w:pPr>
-              <w:ind w:firstLine="0"/>
-            </w:pPr>
-            <w:r/>
-            <w:r>
-              <w:t>56,155</w:t>
-            </w:r>
-          </w:p>
-        </w:tc>
-      </w:tr>
-      <w:tr>
-        <w:tc>
-          <w:tcPr>
-            <w:tcW w:type="dxa" w:w="1872"/>
-            <w:tcMar>
-              <w:top w:w="80" w:type="dxa"/>
-              <w:left w:w="80" w:type="dxa"/>
-              <w:bottom w:w="80" w:type="dxa"/>
-              <w:right w:w="80" w:type="dxa"/>
-            </w:tcMar>
-            <w:vAlign w:val="center"/>
-          </w:tcPr>
-          <w:p>
-            <w:pPr>
-              <w:ind w:firstLine="0"/>
-            </w:pPr>
-            <w:r/>
-            <w:r>
-              <w:t>2023</w:t>
-            </w:r>
-          </w:p>
-        </w:tc>
-        <w:tc>
-          <w:tcPr>
-            <w:tcW w:type="dxa" w:w="1584"/>
-            <w:tcMar>
-              <w:top w:w="80" w:type="dxa"/>
-              <w:left w:w="80" w:type="dxa"/>
-              <w:bottom w:w="80" w:type="dxa"/>
-              <w:right w:w="80" w:type="dxa"/>
-            </w:tcMar>
-            <w:vAlign w:val="center"/>
-          </w:tcPr>
-          <w:p>
-            <w:pPr>
-              <w:ind w:firstLine="0"/>
-            </w:pPr>
-            <w:r/>
-            <w:r>
-              <w:t>78,647</w:t>
-            </w:r>
-          </w:p>
-        </w:tc>
-        <w:tc>
-          <w:tcPr>
-            <w:tcW w:type="dxa" w:w="1584"/>
-            <w:tcMar>
-              <w:top w:w="80" w:type="dxa"/>
-              <w:left w:w="80" w:type="dxa"/>
-              <w:bottom w:w="80" w:type="dxa"/>
-              <w:right w:w="80" w:type="dxa"/>
-            </w:tcMar>
-            <w:vAlign w:val="center"/>
-          </w:tcPr>
-          <w:p>
-            <w:pPr>
-              <w:ind w:firstLine="0"/>
-            </w:pPr>
-            <w:r/>
-            <w:r>
-              <w:t>69,809</w:t>
-            </w:r>
-          </w:p>
-        </w:tc>
-        <w:tc>
-          <w:tcPr>
-            <w:tcW w:type="dxa" w:w="2160"/>
-            <w:tcMar>
-              <w:top w:w="80" w:type="dxa"/>
-              <w:left w:w="80" w:type="dxa"/>
-              <w:bottom w:w="80" w:type="dxa"/>
-              <w:right w:w="80" w:type="dxa"/>
-            </w:tcMar>
-            <w:vAlign w:val="center"/>
-          </w:tcPr>
-          <w:p>
-            <w:pPr>
-              <w:ind w:firstLine="0"/>
-            </w:pPr>
-            <w:r/>
-            <w:r>
-              <w:t>55,882</w:t>
-            </w:r>
-          </w:p>
-        </w:tc>
-        <w:tc>
-          <w:tcPr>
-            <w:tcW w:type="dxa" w:w="2160"/>
-            <w:tcMar>
-              <w:top w:w="80" w:type="dxa"/>
-              <w:left w:w="80" w:type="dxa"/>
-              <w:bottom w:w="80" w:type="dxa"/>
-              <w:right w:w="80" w:type="dxa"/>
-            </w:tcMar>
-            <w:vAlign w:val="center"/>
-          </w:tcPr>
-          <w:p>
-            <w:pPr>
-              <w:ind w:firstLine="0"/>
-            </w:pPr>
-            <w:r/>
-            <w:r>
-              <w:t>55,349</w:t>
-            </w:r>
-          </w:p>
-        </w:tc>
-      </w:tr>
-      <w:tr>
-        <w:tc>
-          <w:tcPr>
-            <w:tcW w:type="dxa" w:w="1872"/>
-            <w:tcMar>
-              <w:top w:w="80" w:type="dxa"/>
-              <w:left w:w="80" w:type="dxa"/>
-              <w:bottom w:w="80" w:type="dxa"/>
-              <w:right w:w="80" w:type="dxa"/>
-            </w:tcMar>
-            <w:vAlign w:val="center"/>
-          </w:tcPr>
-          <w:p>
-            <w:pPr>
-              <w:ind w:firstLine="0"/>
-            </w:pPr>
-            <w:r/>
-            <w:r>
-              <w:t>2024 (holdout)</w:t>
-            </w:r>
-          </w:p>
-        </w:tc>
-        <w:tc>
-          <w:tcPr>
-            <w:tcW w:type="dxa" w:w="1584"/>
-            <w:tcMar>
-              <w:top w:w="80" w:type="dxa"/>
-              <w:left w:w="80" w:type="dxa"/>
-              <w:bottom w:w="80" w:type="dxa"/>
-              <w:right w:w="80" w:type="dxa"/>
-            </w:tcMar>
-            <w:vAlign w:val="center"/>
-          </w:tcPr>
-          <w:p>
-            <w:pPr>
-              <w:ind w:firstLine="0"/>
-            </w:pPr>
-            <w:r/>
-            <w:r>
-              <w:t>77,295</w:t>
-            </w:r>
-          </w:p>
-        </w:tc>
-        <w:tc>
-          <w:tcPr>
-            <w:tcW w:type="dxa" w:w="1584"/>
-            <w:tcMar>
-              <w:top w:w="80" w:type="dxa"/>
-              <w:left w:w="80" w:type="dxa"/>
-              <w:bottom w:w="80" w:type="dxa"/>
-              <w:right w:w="80" w:type="dxa"/>
-            </w:tcMar>
-            <w:vAlign w:val="center"/>
-          </w:tcPr>
-          <w:p>
-            <w:pPr>
-              <w:ind w:firstLine="0"/>
-            </w:pPr>
-            <w:r/>
-            <w:r>
-              <w:t>68,567</w:t>
-            </w:r>
-          </w:p>
-        </w:tc>
-        <w:tc>
-          <w:tcPr>
-            <w:tcW w:type="dxa" w:w="2160"/>
-            <w:tcMar>
-              <w:top w:w="80" w:type="dxa"/>
-              <w:left w:w="80" w:type="dxa"/>
-              <w:bottom w:w="80" w:type="dxa"/>
-              <w:right w:w="80" w:type="dxa"/>
-            </w:tcMar>
-            <w:vAlign w:val="center"/>
-          </w:tcPr>
-          <w:p>
-            <w:pPr>
-              <w:ind w:firstLine="0"/>
-            </w:pPr>
-            <w:r/>
-            <w:r>
-              <w:t>54,595</w:t>
-            </w:r>
-          </w:p>
-        </w:tc>
-        <w:tc>
-          <w:tcPr>
-            <w:tcW w:type="dxa" w:w="2160"/>
-            <w:tcMar>
-              <w:top w:w="80" w:type="dxa"/>
-              <w:left w:w="80" w:type="dxa"/>
-              <w:bottom w:w="80" w:type="dxa"/>
-              <w:right w:w="80" w:type="dxa"/>
-            </w:tcMar>
-            <w:vAlign w:val="center"/>
-          </w:tcPr>
-          <w:p>
-            <w:pPr>
-              <w:ind w:firstLine="0"/>
-            </w:pPr>
-            <w:r/>
-            <w:r>
-              <w:t>54,115</w:t>
-            </w:r>
-          </w:p>
-        </w:tc>
-      </w:tr>
-    </w:tbl>
-    <w:p>
-      <w:pPr/>
-      <w:r>
-        <w:rPr>
-          <w:b w:val="0"/>
-          <w:i/>
-        </w:rPr>
-        <w:t>Note. The 2020 and 2022 File 1A raw files each contain one malformed row (an extra tab-delimited field) that a strict all-column parse skips but a column-restricted parse retains; the retained row is Form R but outside manufacturing NAICS codes in both years, so it does not affect the manufacturing, consolidated, or action counts above. Raw rows and Form R records for 2020 and 2022 in this table use the same parsing method as src/data_prep.py (all columns, strict skip).</w:t>
       </w:r>
     </w:p>
     <w:sectPr>

--- a/reports/QM640_Synopsis_TRI_2020_2024.docx
+++ b/reports/QM640_Synopsis_TRI_2020_2024.docx
@@ -206,7 +206,13 @@
         <w:rPr>
           <w:rFonts w:asciiTheme="majorHAnsi" w:hAnsiTheme="majorHAnsi" w:cstheme="majorHAnsi"/>
         </w:rPr>
-        <w:t>14, 2026</w:t>
+        <w:t>21</w:t>
+      </w:r>
+      <w:r>
+        <w:rPr>
+          <w:rFonts w:asciiTheme="majorHAnsi" w:hAnsiTheme="majorHAnsi" w:cstheme="majorHAnsi"/>
+        </w:rPr>
+        <w:t>, 2026</w:t>
       </w:r>
     </w:p>
     <w:p>
@@ -549,7 +555,6 @@
     </w:p>
     <w:p>
       <w:pPr>
-        <w:ind w:firstLine="0"/>
         <w:rPr>
           <w:rFonts w:asciiTheme="majorHAnsi" w:hAnsiTheme="majorHAnsi" w:cstheme="majorHAnsi"/>
         </w:rPr>
@@ -570,7 +575,6 @@
     </w:p>
     <w:p>
       <w:pPr>
-        <w:ind w:firstLine="0"/>
         <w:rPr>
           <w:rFonts w:asciiTheme="majorHAnsi" w:hAnsiTheme="majorHAnsi" w:cstheme="majorHAnsi"/>
         </w:rPr>
@@ -591,7 +595,6 @@
     </w:p>
     <w:p>
       <w:pPr>
-        <w:ind w:firstLine="0"/>
         <w:rPr>
           <w:rFonts w:asciiTheme="majorHAnsi" w:hAnsiTheme="majorHAnsi" w:cstheme="majorHAnsi"/>
         </w:rPr>
@@ -612,7 +615,6 @@
     </w:p>
     <w:p>
       <w:pPr>
-        <w:ind w:firstLine="0"/>
         <w:rPr>
           <w:rFonts w:asciiTheme="majorHAnsi" w:hAnsiTheme="majorHAnsi" w:cstheme="majorHAnsi"/>
         </w:rPr>
@@ -634,7 +636,6 @@
     </w:p>
     <w:p>
       <w:pPr>
-        <w:ind w:firstLine="0"/>
         <w:rPr>
           <w:rFonts w:asciiTheme="majorHAnsi" w:hAnsiTheme="majorHAnsi" w:cstheme="majorHAnsi"/>
         </w:rPr>
@@ -655,7 +656,6 @@
     </w:p>
     <w:p>
       <w:pPr>
-        <w:ind w:firstLine="0"/>
         <w:rPr>
           <w:rFonts w:asciiTheme="majorHAnsi" w:hAnsiTheme="majorHAnsi" w:cstheme="majorHAnsi"/>
         </w:rPr>
@@ -676,7 +676,6 @@
     </w:p>
     <w:p>
       <w:pPr>
-        <w:ind w:firstLine="0"/>
         <w:rPr>
           <w:rFonts w:asciiTheme="majorHAnsi" w:hAnsiTheme="majorHAnsi" w:cstheme="majorHAnsi"/>
         </w:rPr>
@@ -697,7 +696,6 @@
     </w:p>
     <w:p>
       <w:pPr>
-        <w:ind w:firstLine="0"/>
         <w:rPr>
           <w:rFonts w:asciiTheme="majorHAnsi" w:hAnsiTheme="majorHAnsi" w:cstheme="majorHAnsi"/>
           <w:lang w:val="en-IN"/>
@@ -715,14 +713,7 @@
           <w:rFonts w:asciiTheme="majorHAnsi" w:hAnsiTheme="majorHAnsi" w:cstheme="majorHAnsi"/>
           <w:lang w:val="en-IN"/>
         </w:rPr>
-        <w:t>For each pollution-prevention action type, the next-year reduction rate is the same as the rate for records with no reported action.</w:t>
-      </w:r>
-      <w:r>
-        <w:rPr>
-          <w:rFonts w:asciiTheme="majorHAnsi" w:hAnsiTheme="majorHAnsi" w:cstheme="majorHAnsi"/>
-          <w:lang w:val="en-IN"/>
-        </w:rPr>
-        <w:t xml:space="preserve">  </w:t>
+        <w:t xml:space="preserve">For each pollution-prevention action type, the next-year reduction rate is the same as the rate for records with no reported action.  </w:t>
       </w:r>
       <m:oMath>
         <m:sSub>
@@ -827,7 +818,6 @@
     </w:p>
     <w:p>
       <w:pPr>
-        <w:ind w:firstLine="0"/>
         <w:rPr>
           <w:rFonts w:asciiTheme="majorHAnsi" w:hAnsiTheme="majorHAnsi" w:cstheme="majorHAnsi"/>
           <w:lang w:val="en-IN"/>
@@ -845,14 +835,7 @@
           <w:rFonts w:asciiTheme="majorHAnsi" w:hAnsiTheme="majorHAnsi" w:cstheme="majorHAnsi"/>
           <w:lang w:val="en-IN"/>
         </w:rPr>
-        <w:t>For at least one pollution-prevention action type, the next-year reduction rate differs from the rate for records with no reported action.</w:t>
-      </w:r>
-      <w:r>
-        <w:rPr>
-          <w:rFonts w:asciiTheme="majorHAnsi" w:hAnsiTheme="majorHAnsi" w:cstheme="majorHAnsi"/>
-          <w:lang w:val="en-IN"/>
-        </w:rPr>
-        <w:t xml:space="preserve"> </w:t>
+        <w:t xml:space="preserve">For at least one pollution-prevention action type, the next-year reduction rate differs from the rate for records with no reported action. </w:t>
       </w:r>
       <m:oMath>
         <m:sSub>
@@ -965,18 +948,13 @@
         <w:br/>
         <w:t>Where:</w:t>
       </w:r>
-    </w:p>
-    <w:p>
-      <w:pPr>
-        <w:numPr>
-          <w:ilvl w:val="0"/>
-          <w:numId w:val="12"/>
-        </w:numPr>
+      <w:r>
         <w:rPr>
           <w:rFonts w:asciiTheme="majorHAnsi" w:hAnsiTheme="majorHAnsi" w:cstheme="majorHAnsi"/>
           <w:lang w:val="en-IN"/>
         </w:rPr>
-      </w:pPr>
+        <w:t xml:space="preserve"> </w:t>
+      </w:r>
       <m:oMath>
         <m:sSub>
           <m:sSubPr>
@@ -1022,19 +1000,21 @@
           </w:rPr>
           <m:t>k</m:t>
         </m:r>
+        <m:r>
+          <w:rPr>
+            <w:rFonts w:ascii="Cambria Math" w:hAnsi="Cambria Math" w:cstheme="majorHAnsi"/>
+            <w:lang w:val="en-IN"/>
+          </w:rPr>
+          <m:t xml:space="preserve"> </m:t>
+        </m:r>
       </m:oMath>
-    </w:p>
-    <w:p>
-      <w:pPr>
-        <w:numPr>
-          <w:ilvl w:val="0"/>
-          <w:numId w:val="12"/>
-        </w:numPr>
+      <w:r>
         <w:rPr>
           <w:rFonts w:asciiTheme="majorHAnsi" w:hAnsiTheme="majorHAnsi" w:cstheme="majorHAnsi"/>
           <w:lang w:val="en-IN"/>
         </w:rPr>
-      </w:pPr>
+        <w:t xml:space="preserve"> and </w:t>
+      </w:r>
       <m:oMath>
         <m:sSub>
           <m:sSubPr>
@@ -1062,6 +1042,13 @@
               </w:rPr>
               <m:t>0</m:t>
             </m:r>
+            <m:r>
+              <w:rPr>
+                <w:rFonts w:ascii="Cambria Math" w:hAnsi="Cambria Math" w:cstheme="majorHAnsi"/>
+                <w:lang w:val="en-IN"/>
+              </w:rPr>
+              <m:t xml:space="preserve"> </m:t>
+            </m:r>
           </m:sub>
         </m:sSub>
       </m:oMath>
@@ -1075,7 +1062,6 @@
     </w:p>
     <w:p>
       <w:pPr>
-        <w:ind w:firstLine="0"/>
         <w:rPr>
           <w:rFonts w:asciiTheme="majorHAnsi" w:hAnsiTheme="majorHAnsi" w:cstheme="majorHAnsi"/>
         </w:rPr>
@@ -1108,7 +1094,6 @@
     </w:p>
     <w:p>
       <w:pPr>
-        <w:ind w:firstLine="0"/>
         <w:rPr>
           <w:rFonts w:asciiTheme="majorHAnsi" w:hAnsiTheme="majorHAnsi" w:cstheme="majorHAnsi"/>
         </w:rPr>
@@ -1129,7 +1114,6 @@
     </w:p>
     <w:p>
       <w:pPr>
-        <w:ind w:firstLine="0"/>
         <w:rPr>
           <w:rFonts w:asciiTheme="majorHAnsi" w:hAnsiTheme="majorHAnsi" w:cstheme="majorHAnsi"/>
         </w:rPr>
@@ -1147,13 +1131,6 @@
         </w:rPr>
         <w:t>The holdout receiver operating characteristic area under the curve is greater than 0.50 (AUC &gt; 0.50).</w:t>
       </w:r>
-    </w:p>
-    <w:p>
-      <w:pPr>
-        <w:rPr>
-          <w:rFonts w:asciiTheme="majorHAnsi" w:hAnsiTheme="majorHAnsi" w:cstheme="majorHAnsi"/>
-        </w:rPr>
-      </w:pPr>
     </w:p>
     <w:p>
       <w:pPr>
@@ -1218,8 +1195,8 @@
       </w:tblPr>
       <w:tblGrid>
         <w:gridCol w:w="1008"/>
-        <w:gridCol w:w="5328"/>
-        <w:gridCol w:w="3024"/>
+        <w:gridCol w:w="4521"/>
+        <w:gridCol w:w="3831"/>
       </w:tblGrid>
       <w:tr>
         <w:trPr>
@@ -1242,6 +1219,7 @@
           </w:tcPr>
           <w:p>
             <w:pPr>
+              <w:spacing w:line="300" w:lineRule="auto"/>
               <w:ind w:firstLine="0"/>
               <w:jc w:val="center"/>
               <w:rPr>
@@ -1259,7 +1237,7 @@
         </w:tc>
         <w:tc>
           <w:tcPr>
-            <w:tcW w:w="5328" w:type="dxa"/>
+            <w:tcW w:w="4521" w:type="dxa"/>
             <w:tcBorders>
               <w:bottom w:val="single" w:sz="8" w:space="0" w:color="000000"/>
             </w:tcBorders>
@@ -1273,6 +1251,7 @@
           </w:tcPr>
           <w:p>
             <w:pPr>
+              <w:spacing w:line="300" w:lineRule="auto"/>
               <w:ind w:firstLine="0"/>
               <w:jc w:val="center"/>
               <w:rPr>
@@ -1290,7 +1269,7 @@
         </w:tc>
         <w:tc>
           <w:tcPr>
-            <w:tcW w:w="3024" w:type="dxa"/>
+            <w:tcW w:w="3831" w:type="dxa"/>
             <w:tcBorders>
               <w:bottom w:val="single" w:sz="8" w:space="0" w:color="000000"/>
             </w:tcBorders>
@@ -1304,6 +1283,7 @@
           </w:tcPr>
           <w:p>
             <w:pPr>
+              <w:spacing w:line="300" w:lineRule="auto"/>
               <w:ind w:firstLine="0"/>
               <w:jc w:val="center"/>
               <w:rPr>
@@ -1337,6 +1317,7 @@
           </w:tcPr>
           <w:p>
             <w:pPr>
+              <w:spacing w:line="300" w:lineRule="auto"/>
               <w:ind w:firstLine="0"/>
               <w:rPr>
                 <w:rFonts w:asciiTheme="majorHAnsi" w:hAnsiTheme="majorHAnsi" w:cstheme="majorHAnsi"/>
@@ -1352,7 +1333,7 @@
         </w:tc>
         <w:tc>
           <w:tcPr>
-            <w:tcW w:w="5328" w:type="dxa"/>
+            <w:tcW w:w="4521" w:type="dxa"/>
             <w:tcMar>
               <w:top w:w="80" w:type="dxa"/>
               <w:left w:w="80" w:type="dxa"/>
@@ -1363,6 +1344,7 @@
           </w:tcPr>
           <w:p>
             <w:pPr>
+              <w:spacing w:line="300" w:lineRule="auto"/>
               <w:ind w:firstLine="0"/>
               <w:rPr>
                 <w:rFonts w:asciiTheme="majorHAnsi" w:hAnsiTheme="majorHAnsi" w:cstheme="majorHAnsi"/>
@@ -1378,7 +1360,7 @@
         </w:tc>
         <w:tc>
           <w:tcPr>
-            <w:tcW w:w="3024" w:type="dxa"/>
+            <w:tcW w:w="3831" w:type="dxa"/>
             <w:tcMar>
               <w:top w:w="80" w:type="dxa"/>
               <w:left w:w="80" w:type="dxa"/>
@@ -1389,6 +1371,7 @@
           </w:tcPr>
           <w:p>
             <w:pPr>
+              <w:spacing w:line="300" w:lineRule="auto"/>
               <w:ind w:firstLine="0"/>
               <w:rPr>
                 <w:rFonts w:asciiTheme="majorHAnsi" w:hAnsiTheme="majorHAnsi" w:cstheme="majorHAnsi"/>
@@ -1420,6 +1403,7 @@
           </w:tcPr>
           <w:p>
             <w:pPr>
+              <w:spacing w:line="300" w:lineRule="auto"/>
               <w:ind w:firstLine="0"/>
               <w:rPr>
                 <w:rFonts w:asciiTheme="majorHAnsi" w:hAnsiTheme="majorHAnsi" w:cstheme="majorHAnsi"/>
@@ -1435,7 +1419,7 @@
         </w:tc>
         <w:tc>
           <w:tcPr>
-            <w:tcW w:w="5328" w:type="dxa"/>
+            <w:tcW w:w="4521" w:type="dxa"/>
             <w:tcMar>
               <w:top w:w="80" w:type="dxa"/>
               <w:left w:w="80" w:type="dxa"/>
@@ -1446,6 +1430,7 @@
           </w:tcPr>
           <w:p>
             <w:pPr>
+              <w:spacing w:line="300" w:lineRule="auto"/>
               <w:ind w:firstLine="0"/>
               <w:rPr>
                 <w:rFonts w:asciiTheme="majorHAnsi" w:hAnsiTheme="majorHAnsi" w:cstheme="majorHAnsi"/>
@@ -1461,7 +1446,7 @@
         </w:tc>
         <w:tc>
           <w:tcPr>
-            <w:tcW w:w="3024" w:type="dxa"/>
+            <w:tcW w:w="3831" w:type="dxa"/>
             <w:tcMar>
               <w:top w:w="80" w:type="dxa"/>
               <w:left w:w="80" w:type="dxa"/>
@@ -1472,6 +1457,7 @@
           </w:tcPr>
           <w:p>
             <w:pPr>
+              <w:spacing w:line="300" w:lineRule="auto"/>
               <w:ind w:firstLine="0"/>
               <w:rPr>
                 <w:rFonts w:asciiTheme="majorHAnsi" w:hAnsiTheme="majorHAnsi" w:cstheme="majorHAnsi"/>
@@ -1503,6 +1489,7 @@
           </w:tcPr>
           <w:p>
             <w:pPr>
+              <w:spacing w:line="300" w:lineRule="auto"/>
               <w:ind w:firstLine="0"/>
               <w:rPr>
                 <w:rFonts w:asciiTheme="majorHAnsi" w:hAnsiTheme="majorHAnsi" w:cstheme="majorHAnsi"/>
@@ -1518,7 +1505,7 @@
         </w:tc>
         <w:tc>
           <w:tcPr>
-            <w:tcW w:w="5328" w:type="dxa"/>
+            <w:tcW w:w="4521" w:type="dxa"/>
             <w:tcMar>
               <w:top w:w="80" w:type="dxa"/>
               <w:left w:w="80" w:type="dxa"/>
@@ -1529,6 +1516,7 @@
           </w:tcPr>
           <w:p>
             <w:pPr>
+              <w:spacing w:line="300" w:lineRule="auto"/>
               <w:ind w:firstLine="0"/>
               <w:rPr>
                 <w:rFonts w:asciiTheme="majorHAnsi" w:hAnsiTheme="majorHAnsi" w:cstheme="majorHAnsi"/>
@@ -1539,17 +1527,12 @@
                 <w:rFonts w:asciiTheme="majorHAnsi" w:hAnsiTheme="majorHAnsi" w:cstheme="majorHAnsi"/>
               </w:rPr>
               <w:t>Compares the next-year reduction rate for each reported action type with the rate for records reporting no action.</w:t>
-            </w:r>
-            <w:r>
-              <w:rPr>
-                <w:rFonts w:asciiTheme="majorHAnsi" w:hAnsiTheme="majorHAnsi" w:cstheme="majorHAnsi"/>
-              </w:rPr>
             </w:r>
           </w:p>
         </w:tc>
         <w:tc>
           <w:tcPr>
-            <w:tcW w:w="3024" w:type="dxa"/>
+            <w:tcW w:w="3831" w:type="dxa"/>
             <w:tcMar>
               <w:top w:w="80" w:type="dxa"/>
               <w:left w:w="80" w:type="dxa"/>
@@ -1560,6 +1543,7 @@
           </w:tcPr>
           <w:p>
             <w:pPr>
+              <w:spacing w:line="300" w:lineRule="auto"/>
               <w:ind w:firstLine="0"/>
               <w:rPr>
                 <w:rFonts w:asciiTheme="majorHAnsi" w:hAnsiTheme="majorHAnsi" w:cstheme="majorHAnsi"/>
@@ -1591,6 +1575,7 @@
           </w:tcPr>
           <w:p>
             <w:pPr>
+              <w:spacing w:line="300" w:lineRule="auto"/>
               <w:ind w:firstLine="0"/>
               <w:rPr>
                 <w:rFonts w:asciiTheme="majorHAnsi" w:hAnsiTheme="majorHAnsi" w:cstheme="majorHAnsi"/>
@@ -1606,7 +1591,7 @@
         </w:tc>
         <w:tc>
           <w:tcPr>
-            <w:tcW w:w="5328" w:type="dxa"/>
+            <w:tcW w:w="4521" w:type="dxa"/>
             <w:tcMar>
               <w:top w:w="80" w:type="dxa"/>
               <w:left w:w="80" w:type="dxa"/>
@@ -1617,6 +1602,7 @@
           </w:tcPr>
           <w:p>
             <w:pPr>
+              <w:spacing w:line="300" w:lineRule="auto"/>
               <w:ind w:firstLine="0"/>
               <w:rPr>
                 <w:rFonts w:asciiTheme="majorHAnsi" w:hAnsiTheme="majorHAnsi" w:cstheme="majorHAnsi"/>
@@ -1632,7 +1618,7 @@
         </w:tc>
         <w:tc>
           <w:tcPr>
-            <w:tcW w:w="3024" w:type="dxa"/>
+            <w:tcW w:w="3831" w:type="dxa"/>
             <w:tcMar>
               <w:top w:w="80" w:type="dxa"/>
               <w:left w:w="80" w:type="dxa"/>
@@ -1643,6 +1629,7 @@
           </w:tcPr>
           <w:p>
             <w:pPr>
+              <w:spacing w:line="300" w:lineRule="auto"/>
               <w:ind w:firstLine="0"/>
               <w:rPr>
                 <w:rFonts w:asciiTheme="majorHAnsi" w:hAnsiTheme="majorHAnsi" w:cstheme="majorHAnsi"/>
@@ -1694,23 +1681,15 @@
           <w:rFonts w:asciiTheme="majorHAnsi" w:hAnsiTheme="majorHAnsi" w:cstheme="majorHAnsi"/>
         </w:rPr>
       </w:pPr>
+      <w:r>
+        <w:rPr>
+          <w:rFonts w:asciiTheme="majorHAnsi" w:hAnsiTheme="majorHAnsi" w:cstheme="majorHAnsi"/>
+        </w:rPr>
+        <w:t>Table 2 summarizes the sample-size method, planning parameters, and minimum eligible-record requirement for each research question.</w:t>
+      </w:r>
     </w:p>
     <w:p>
       <w:pPr>
-        <w:rPr>
-          <w:rFonts w:asciiTheme="majorHAnsi" w:hAnsiTheme="majorHAnsi" w:cstheme="majorHAnsi"/>
-        </w:rPr>
-      </w:pPr>
-      <w:r>
-        <w:rPr>
-          <w:rFonts w:asciiTheme="majorHAnsi" w:hAnsiTheme="majorHAnsi" w:cstheme="majorHAnsi"/>
-        </w:rPr>
-        <w:lastRenderedPageBreak/>
-        <w:t>Table 2 summarizes the sample-size method, planning parameters, and minimum eligible-record requirement for each research question.</w:t>
-      </w:r>
-    </w:p>
-    <w:p>
-      <w:pPr>
         <w:keepNext/>
         <w:ind w:firstLine="0"/>
         <w:rPr>
@@ -1722,6 +1701,7 @@
           <w:rFonts w:asciiTheme="majorHAnsi" w:hAnsiTheme="majorHAnsi" w:cstheme="majorHAnsi"/>
           <w:b/>
         </w:rPr>
+        <w:lastRenderedPageBreak/>
         <w:t>Table 2</w:t>
       </w:r>
     </w:p>
@@ -1783,6 +1763,7 @@
           </w:tcPr>
           <w:p>
             <w:pPr>
+              <w:spacing w:line="300" w:lineRule="auto"/>
               <w:ind w:firstLine="0"/>
               <w:jc w:val="center"/>
               <w:rPr>
@@ -1814,6 +1795,7 @@
           </w:tcPr>
           <w:p>
             <w:pPr>
+              <w:spacing w:line="300" w:lineRule="auto"/>
               <w:ind w:firstLine="0"/>
               <w:jc w:val="center"/>
               <w:rPr>
@@ -1845,6 +1827,7 @@
           </w:tcPr>
           <w:p>
             <w:pPr>
+              <w:spacing w:line="300" w:lineRule="auto"/>
               <w:ind w:firstLine="0"/>
               <w:jc w:val="center"/>
               <w:rPr>
@@ -1876,6 +1859,7 @@
           </w:tcPr>
           <w:p>
             <w:pPr>
+              <w:spacing w:line="300" w:lineRule="auto"/>
               <w:ind w:firstLine="0"/>
               <w:jc w:val="center"/>
               <w:rPr>
@@ -1909,6 +1893,7 @@
           </w:tcPr>
           <w:p>
             <w:pPr>
+              <w:spacing w:line="300" w:lineRule="auto"/>
               <w:ind w:firstLine="0"/>
               <w:rPr>
                 <w:rFonts w:asciiTheme="majorHAnsi" w:hAnsiTheme="majorHAnsi" w:cstheme="majorHAnsi"/>
@@ -1935,6 +1920,7 @@
           </w:tcPr>
           <w:p>
             <w:pPr>
+              <w:spacing w:line="300" w:lineRule="auto"/>
               <w:ind w:firstLine="0"/>
               <w:rPr>
                 <w:rFonts w:asciiTheme="majorHAnsi" w:hAnsiTheme="majorHAnsi" w:cstheme="majorHAnsi"/>
@@ -1961,6 +1947,7 @@
           </w:tcPr>
           <w:p>
             <w:pPr>
+              <w:spacing w:line="300" w:lineRule="auto"/>
               <w:ind w:firstLine="0"/>
               <w:rPr>
                 <w:rFonts w:asciiTheme="majorHAnsi" w:hAnsiTheme="majorHAnsi" w:cstheme="majorHAnsi"/>
@@ -1987,6 +1974,7 @@
           </w:tcPr>
           <w:p>
             <w:pPr>
+              <w:spacing w:line="300" w:lineRule="auto"/>
               <w:ind w:firstLine="0"/>
               <w:rPr>
                 <w:rFonts w:asciiTheme="majorHAnsi" w:hAnsiTheme="majorHAnsi" w:cstheme="majorHAnsi"/>
@@ -2018,6 +2006,7 @@
           </w:tcPr>
           <w:p>
             <w:pPr>
+              <w:spacing w:line="300" w:lineRule="auto"/>
               <w:ind w:firstLine="0"/>
               <w:rPr>
                 <w:rFonts w:asciiTheme="majorHAnsi" w:hAnsiTheme="majorHAnsi" w:cstheme="majorHAnsi"/>
@@ -2044,6 +2033,7 @@
           </w:tcPr>
           <w:p>
             <w:pPr>
+              <w:spacing w:line="300" w:lineRule="auto"/>
               <w:ind w:firstLine="0"/>
               <w:rPr>
                 <w:rFonts w:asciiTheme="majorHAnsi" w:hAnsiTheme="majorHAnsi" w:cstheme="majorHAnsi"/>
@@ -2070,6 +2060,7 @@
           </w:tcPr>
           <w:p>
             <w:pPr>
+              <w:spacing w:line="300" w:lineRule="auto"/>
               <w:ind w:firstLine="0"/>
               <w:rPr>
                 <w:rFonts w:asciiTheme="majorHAnsi" w:hAnsiTheme="majorHAnsi" w:cstheme="majorHAnsi"/>
@@ -2096,6 +2087,7 @@
           </w:tcPr>
           <w:p>
             <w:pPr>
+              <w:spacing w:line="300" w:lineRule="auto"/>
               <w:ind w:firstLine="0"/>
               <w:rPr>
                 <w:rFonts w:asciiTheme="majorHAnsi" w:hAnsiTheme="majorHAnsi" w:cstheme="majorHAnsi"/>
@@ -2127,6 +2119,7 @@
           </w:tcPr>
           <w:p>
             <w:pPr>
+              <w:spacing w:line="300" w:lineRule="auto"/>
               <w:ind w:firstLine="0"/>
               <w:rPr>
                 <w:rFonts w:asciiTheme="majorHAnsi" w:hAnsiTheme="majorHAnsi" w:cstheme="majorHAnsi"/>
@@ -2153,6 +2146,7 @@
           </w:tcPr>
           <w:p>
             <w:pPr>
+              <w:spacing w:line="300" w:lineRule="auto"/>
               <w:ind w:firstLine="0"/>
               <w:rPr>
                 <w:rFonts w:asciiTheme="majorHAnsi" w:hAnsiTheme="majorHAnsi" w:cstheme="majorHAnsi"/>
@@ -2179,6 +2173,7 @@
           </w:tcPr>
           <w:p>
             <w:pPr>
+              <w:spacing w:line="300" w:lineRule="auto"/>
               <w:ind w:firstLine="0"/>
               <w:rPr>
                 <w:rFonts w:asciiTheme="majorHAnsi" w:hAnsiTheme="majorHAnsi" w:cstheme="majorHAnsi"/>
@@ -2205,6 +2200,7 @@
           </w:tcPr>
           <w:p>
             <w:pPr>
+              <w:spacing w:line="300" w:lineRule="auto"/>
               <w:ind w:firstLine="0"/>
               <w:rPr>
                 <w:rFonts w:asciiTheme="majorHAnsi" w:hAnsiTheme="majorHAnsi" w:cstheme="majorHAnsi"/>
@@ -2236,6 +2232,7 @@
           </w:tcPr>
           <w:p>
             <w:pPr>
+              <w:spacing w:line="300" w:lineRule="auto"/>
               <w:ind w:firstLine="0"/>
               <w:rPr>
                 <w:rFonts w:asciiTheme="majorHAnsi" w:hAnsiTheme="majorHAnsi" w:cstheme="majorHAnsi"/>
@@ -2262,6 +2259,7 @@
           </w:tcPr>
           <w:p>
             <w:pPr>
+              <w:spacing w:line="300" w:lineRule="auto"/>
               <w:ind w:firstLine="0"/>
               <w:rPr>
                 <w:rFonts w:asciiTheme="majorHAnsi" w:hAnsiTheme="majorHAnsi" w:cstheme="majorHAnsi"/>
@@ -2288,6 +2286,7 @@
           </w:tcPr>
           <w:p>
             <w:pPr>
+              <w:spacing w:line="300" w:lineRule="auto"/>
               <w:ind w:firstLine="0"/>
               <w:rPr>
                 <w:rFonts w:asciiTheme="majorHAnsi" w:hAnsiTheme="majorHAnsi" w:cstheme="majorHAnsi"/>
@@ -2314,6 +2313,7 @@
           </w:tcPr>
           <w:p>
             <w:pPr>
+              <w:spacing w:line="300" w:lineRule="auto"/>
               <w:ind w:firstLine="0"/>
               <w:rPr>
                 <w:rFonts w:asciiTheme="majorHAnsi" w:hAnsiTheme="majorHAnsi" w:cstheme="majorHAnsi"/>
@@ -2335,60 +2335,54 @@
           <w:rFonts w:asciiTheme="majorHAnsi" w:hAnsiTheme="majorHAnsi" w:cstheme="majorHAnsi"/>
         </w:rPr>
       </w:pPr>
+      <w:r>
+        <w:rPr>
+          <w:rFonts w:asciiTheme="majorHAnsi" w:hAnsiTheme="majorHAnsi" w:cstheme="majorHAnsi"/>
+        </w:rPr>
+        <w:t>RQ2 produces the largest overall minimum requirement of approximately 10,756 eligible development records. The development transitions contain 123,611 eligible records and therefore exceed the overall requirement. For RQ3, adequacy must also be checked within each action type because the action groups are uneven in size. The rarest action type contains approximately 245 development records, slightly below the planning target of approximately 290 exposed records. This comparison may have limited power to detect a 10-percentage-point difference and will therefore be treated as exploratory. The observed reduction-rate difference, relative risk, confidence interval, effect size, and adjusted p-value will still be reported. The preliminary analysis contains 123,611 eligible development records and 39,967 eligible holdout records for 2023 to 2024. Therefore, the study will retain all eligible records rather than sample them. See Appendix B for the derivation of every value shown in Table 2.</w:t>
+      </w:r>
     </w:p>
     <w:p>
       <w:pPr>
-        <w:rPr>
-          <w:rFonts w:asciiTheme="majorHAnsi" w:hAnsiTheme="majorHAnsi" w:cstheme="majorHAnsi"/>
-        </w:rPr>
-      </w:pPr>
-      <w:r>
-        <w:rPr>
-          <w:rFonts w:asciiTheme="majorHAnsi" w:hAnsiTheme="majorHAnsi" w:cstheme="majorHAnsi"/>
-        </w:rPr>
-        <w:t>RQ2 produces the largest overall minimum requirement of approximately 10,756 eligible development records. The development transitions contain 123,611 eligible records and therefore exceed the overall requirement. For RQ3, adequacy must also be checked within each action type because the action groups are uneven in size. For RQ3, adequacy must also be checked within each action type because the action groups are uneven in size. The rarest action type contains approximately 245 development records, slightly below the planning target of approximately 290 exposed records. This comparison may have limited power to detect a 10-percentage-point difference and will therefore be treated as exploratory. The observed reduction-rate difference, relative risk, confidence interval, effect size, and adjusted p-value will still be reported. The preliminary analysis contains 123,611 eligible development records and 39,967 eligible holdout records for 2023 to 2024. Therefore, the study will retain all eligible records rather than sample them. See Appendix B for the derivation of every value shown in Table 2.</w:t>
-      </w:r>
-      <w:r>
-        <w:rPr>
-          <w:rFonts w:asciiTheme="majorHAnsi" w:hAnsiTheme="majorHAnsi" w:cstheme="majorHAnsi"/>
-        </w:rPr>
-      </w:r>
-      <w:r>
-        <w:rPr>
-          <w:rFonts w:asciiTheme="majorHAnsi" w:hAnsiTheme="majorHAnsi" w:cstheme="majorHAnsi"/>
-        </w:rPr>
-      </w:r>
-      <w:r>
-        <w:rPr>
-          <w:rFonts w:asciiTheme="majorHAnsi" w:hAnsiTheme="majorHAnsi" w:cstheme="majorHAnsi"/>
-        </w:rPr>
-      </w:r>
-      <w:r>
-        <w:rPr>
-          <w:rFonts w:asciiTheme="majorHAnsi" w:hAnsiTheme="majorHAnsi" w:cstheme="majorHAnsi"/>
-        </w:rPr>
-      </w:r>
-      <w:r>
-        <w:rPr>
-          <w:rFonts w:asciiTheme="majorHAnsi" w:hAnsiTheme="majorHAnsi" w:cstheme="majorHAnsi"/>
-        </w:rPr>
+        <w:pStyle w:val="Heading1"/>
+        <w:ind w:firstLine="0"/>
+        <w:rPr>
+          <w:rFonts w:cstheme="majorHAnsi"/>
+          <w:szCs w:val="22"/>
+        </w:rPr>
+      </w:pPr>
+      <w:r>
+        <w:rPr>
+          <w:rFonts w:cstheme="majorHAnsi"/>
+          <w:szCs w:val="22"/>
+        </w:rPr>
+        <w:lastRenderedPageBreak/>
+        <w:t>Data Description</w:t>
       </w:r>
     </w:p>
     <w:p>
       <w:pPr>
-        <w:pStyle w:val="Heading1"/>
-        <w:ind w:firstLine="0"/>
-        <w:rPr>
-          <w:rFonts w:cstheme="majorHAnsi"/>
-          <w:szCs w:val="22"/>
-        </w:rPr>
-      </w:pPr>
-      <w:r>
-        <w:rPr>
-          <w:rFonts w:cstheme="majorHAnsi"/>
-          <w:szCs w:val="22"/>
-        </w:rPr>
-        <w:t>Data Description</w:t>
+        <w:rPr>
+          <w:rFonts w:asciiTheme="majorHAnsi" w:hAnsiTheme="majorHAnsi" w:cstheme="majorHAnsi"/>
+        </w:rPr>
+      </w:pPr>
+      <w:r>
+        <w:rPr>
+          <w:rFonts w:asciiTheme="majorHAnsi" w:hAnsiTheme="majorHAnsi" w:cstheme="majorHAnsi"/>
+        </w:rPr>
+        <w:t>The official sources are the EPA TRI Basic Plus Data Files webpage and the related field guides (EPA, 2025a, 2025b).</w:t>
+      </w:r>
+      <w:r>
+        <w:rPr>
+          <w:rFonts w:asciiTheme="majorHAnsi" w:hAnsiTheme="majorHAnsi" w:cstheme="majorHAnsi"/>
+        </w:rPr>
+        <w:t xml:space="preserve"> Broader program context on source reduction and national release trends is available through EPA resources on pollution prevention and the annual TRI National Analysis (EPA, 2025c, 2025d).</w:t>
+      </w:r>
+      <w:r>
+        <w:rPr>
+          <w:rFonts w:asciiTheme="majorHAnsi" w:hAnsiTheme="majorHAnsi" w:cstheme="majorHAnsi"/>
+        </w:rPr>
+        <w:t xml:space="preserve"> File 1A supplies release, chemical, facility, unit, and industry fields. File 2A supplies production or activity information and up to four reported Source Reduction Activity Codes. The two files will be joined within each reporting year using DOCUMENT CONTROL NUMBER after applying the Form R and manufacturing filters.</w:t>
       </w:r>
     </w:p>
     <w:p>
@@ -2401,19 +2395,7 @@
         <w:rPr>
           <w:rFonts w:asciiTheme="majorHAnsi" w:hAnsiTheme="majorHAnsi" w:cstheme="majorHAnsi"/>
         </w:rPr>
-        <w:t>The official sources are the EPA TRI Basic Plus Data Files webpage and the related field guides (EPA, 2025a, 2025b).</w:t>
-      </w:r>
-      <w:r>
-        <w:rPr>
-          <w:rFonts w:asciiTheme="majorHAnsi" w:hAnsiTheme="majorHAnsi" w:cstheme="majorHAnsi"/>
-        </w:rPr>
-        <w:t xml:space="preserve"> Broader program context on source reduction and national release trends is available through EPA resources on pollution prevention and the annual TRI National Analysis (EPA, 2025c, 2025d).</w:t>
-      </w:r>
-      <w:r>
-        <w:rPr>
-          <w:rFonts w:asciiTheme="majorHAnsi" w:hAnsiTheme="majorHAnsi" w:cstheme="majorHAnsi"/>
-        </w:rPr>
-        <w:t xml:space="preserve"> File 1A supplies release, chemical, facility, unit, and industry fields. File 2A supplies production or activity information and up to four reported Source Reduction Activity Codes. The two files will be joined within each reporting year using DOCUMENT CONTROL NUMBER after applying the Form R and manufacturing filters.</w:t>
+        <w:t>Per course requirements, this project provides open access to the complete code and data pipeline through a public GitHub repository: https://github.com/somndas3/qm640-tri-pollution-prevention-capstone. The repository contains the README (problem statement and dataset source), a data dictionary and download instructions with a 200-row sample per reporting year, an exploratory-analysis notebook, a data-preparation script, and this synopsis. The repository folder-tree structure is provided in Appendix D.</w:t>
       </w:r>
     </w:p>
     <w:p>
@@ -2426,18 +2408,7 @@
         <w:rPr>
           <w:rFonts w:asciiTheme="majorHAnsi" w:hAnsiTheme="majorHAnsi" w:cstheme="majorHAnsi"/>
         </w:rPr>
-        <w:t>Per course requirements, this project provides open access to the complete code and data pipeline through a public GitHub repository: https://github.com/somndas3/qm640-tri-pollution-prevention-capstone. The repository contains the README (problem statement and dataset source), a data dictionary and download instructions with a 200-row sample per reporting year, an exploratory-analysis notebook, a data-preparation script, and this synopsis. The repository folder-tree structure is provided in Appendix D.</w:t>
-      </w:r>
-      <w:r>
-        <w:rPr>
-          <w:rFonts w:asciiTheme="majorHAnsi" w:hAnsiTheme="majorHAnsi" w:cstheme="majorHAnsi"/>
-          <w:color w:val="0550AE"/>
-        </w:rPr>
-      </w:r>
-      <w:r>
-        <w:rPr>
-          <w:rFonts w:asciiTheme="majorHAnsi" w:hAnsiTheme="majorHAnsi" w:cstheme="majorHAnsi"/>
-        </w:rPr>
+        <w:t>The study will preserve the exact ZIP files and checksums used. Duplicate facility-chemical forms will be consolidated before consecutive years are matched. The detailed inclusion rules, field-level sources, code positions, formulas, numerator and denominator definitions, duplicate handling, and exclusion logic are documented in Appendix A. This keeps the main data section compact without leaving any table value undefined.</w:t>
       </w:r>
     </w:p>
     <w:p>
@@ -2450,60 +2421,11 @@
         <w:rPr>
           <w:rFonts w:asciiTheme="majorHAnsi" w:hAnsiTheme="majorHAnsi" w:cstheme="majorHAnsi"/>
         </w:rPr>
-        <w:lastRenderedPageBreak/>
-        <w:t>The study will preserve the exact ZIP files and checksums used. Duplicate facility-chemical forms will be consolidated before consecutive years are matched. The detailed inclusion rules, field-level sources, code positions, formulas, numerator and denominator definitions, duplicate handling, and exclusion logic are documented in Appendix A. This keeps the main data section compact without leaving any table value undefined.</w:t>
+        <w:t>Table 3 presents the preliminary data-preparation counts for each TRI reporting year.</w:t>
       </w:r>
     </w:p>
     <w:p>
       <w:pPr>
-        <w:rPr>
-          <w:rFonts w:asciiTheme="majorHAnsi" w:hAnsiTheme="majorHAnsi" w:cstheme="majorHAnsi"/>
-        </w:rPr>
-      </w:pPr>
-    </w:p>
-    <w:p>
-      <w:pPr>
-        <w:rPr>
-          <w:rFonts w:asciiTheme="majorHAnsi" w:hAnsiTheme="majorHAnsi" w:cstheme="majorHAnsi"/>
-        </w:rPr>
-      </w:pPr>
-    </w:p>
-    <w:p>
-      <w:pPr>
-        <w:rPr>
-          <w:rFonts w:asciiTheme="majorHAnsi" w:hAnsiTheme="majorHAnsi" w:cstheme="majorHAnsi"/>
-        </w:rPr>
-      </w:pPr>
-    </w:p>
-    <w:p>
-      <w:pPr>
-        <w:rPr>
-          <w:rFonts w:asciiTheme="majorHAnsi" w:hAnsiTheme="majorHAnsi" w:cstheme="majorHAnsi"/>
-        </w:rPr>
-      </w:pPr>
-    </w:p>
-    <w:p>
-      <w:pPr>
-        <w:rPr>
-          <w:rFonts w:asciiTheme="majorHAnsi" w:hAnsiTheme="majorHAnsi" w:cstheme="majorHAnsi"/>
-        </w:rPr>
-      </w:pPr>
-    </w:p>
-    <w:p>
-      <w:pPr>
-        <w:rPr>
-          <w:rFonts w:asciiTheme="majorHAnsi" w:hAnsiTheme="majorHAnsi" w:cstheme="majorHAnsi"/>
-        </w:rPr>
-      </w:pPr>
-      <w:r>
-        <w:rPr>
-          <w:rFonts w:asciiTheme="majorHAnsi" w:hAnsiTheme="majorHAnsi" w:cstheme="majorHAnsi"/>
-        </w:rPr>
-        <w:t>Table 3 presents the preliminary data-preparation counts for each TRI reporting year.</w:t>
-      </w:r>
-    </w:p>
-    <w:p>
-      <w:pPr>
         <w:keepNext/>
         <w:ind w:firstLine="0"/>
         <w:rPr>
@@ -2515,6 +2437,7 @@
           <w:rFonts w:asciiTheme="majorHAnsi" w:hAnsiTheme="majorHAnsi" w:cstheme="majorHAnsi"/>
           <w:b/>
         </w:rPr>
+        <w:lastRenderedPageBreak/>
         <w:t>Table 3</w:t>
       </w:r>
     </w:p>
@@ -2576,6 +2499,7 @@
           </w:tcPr>
           <w:p>
             <w:pPr>
+              <w:spacing w:line="300" w:lineRule="auto"/>
               <w:ind w:firstLine="0"/>
               <w:jc w:val="center"/>
               <w:rPr>
@@ -2607,6 +2531,7 @@
           </w:tcPr>
           <w:p>
             <w:pPr>
+              <w:spacing w:line="300" w:lineRule="auto"/>
               <w:ind w:firstLine="0"/>
               <w:jc w:val="center"/>
               <w:rPr>
@@ -2638,6 +2563,7 @@
           </w:tcPr>
           <w:p>
             <w:pPr>
+              <w:spacing w:line="300" w:lineRule="auto"/>
               <w:ind w:firstLine="0"/>
               <w:jc w:val="center"/>
               <w:rPr>
@@ -2669,6 +2595,7 @@
           </w:tcPr>
           <w:p>
             <w:pPr>
+              <w:spacing w:line="300" w:lineRule="auto"/>
               <w:ind w:firstLine="0"/>
               <w:jc w:val="center"/>
               <w:rPr>
@@ -2702,7 +2629,9 @@
           </w:tcPr>
           <w:p>
             <w:pPr>
+              <w:spacing w:line="300" w:lineRule="auto"/>
               <w:ind w:firstLine="0"/>
+              <w:jc w:val="center"/>
               <w:rPr>
                 <w:rFonts w:asciiTheme="majorHAnsi" w:hAnsiTheme="majorHAnsi" w:cstheme="majorHAnsi"/>
               </w:rPr>
@@ -2728,7 +2657,9 @@
           </w:tcPr>
           <w:p>
             <w:pPr>
+              <w:spacing w:line="300" w:lineRule="auto"/>
               <w:ind w:firstLine="0"/>
+              <w:jc w:val="center"/>
               <w:rPr>
                 <w:rFonts w:asciiTheme="majorHAnsi" w:hAnsiTheme="majorHAnsi" w:cstheme="majorHAnsi"/>
               </w:rPr>
@@ -2754,7 +2685,9 @@
           </w:tcPr>
           <w:p>
             <w:pPr>
+              <w:spacing w:line="300" w:lineRule="auto"/>
               <w:ind w:firstLine="0"/>
+              <w:jc w:val="center"/>
               <w:rPr>
                 <w:rFonts w:asciiTheme="majorHAnsi" w:hAnsiTheme="majorHAnsi" w:cstheme="majorHAnsi"/>
               </w:rPr>
@@ -2780,7 +2713,9 @@
           </w:tcPr>
           <w:p>
             <w:pPr>
+              <w:spacing w:line="300" w:lineRule="auto"/>
               <w:ind w:firstLine="0"/>
+              <w:jc w:val="center"/>
               <w:rPr>
                 <w:rFonts w:asciiTheme="majorHAnsi" w:hAnsiTheme="majorHAnsi" w:cstheme="majorHAnsi"/>
               </w:rPr>
@@ -2811,7 +2746,9 @@
           </w:tcPr>
           <w:p>
             <w:pPr>
+              <w:spacing w:line="300" w:lineRule="auto"/>
               <w:ind w:firstLine="0"/>
+              <w:jc w:val="center"/>
               <w:rPr>
                 <w:rFonts w:asciiTheme="majorHAnsi" w:hAnsiTheme="majorHAnsi" w:cstheme="majorHAnsi"/>
               </w:rPr>
@@ -2837,7 +2774,9 @@
           </w:tcPr>
           <w:p>
             <w:pPr>
+              <w:spacing w:line="300" w:lineRule="auto"/>
               <w:ind w:firstLine="0"/>
+              <w:jc w:val="center"/>
               <w:rPr>
                 <w:rFonts w:asciiTheme="majorHAnsi" w:hAnsiTheme="majorHAnsi" w:cstheme="majorHAnsi"/>
               </w:rPr>
@@ -2863,7 +2802,9 @@
           </w:tcPr>
           <w:p>
             <w:pPr>
+              <w:spacing w:line="300" w:lineRule="auto"/>
               <w:ind w:firstLine="0"/>
+              <w:jc w:val="center"/>
               <w:rPr>
                 <w:rFonts w:asciiTheme="majorHAnsi" w:hAnsiTheme="majorHAnsi" w:cstheme="majorHAnsi"/>
               </w:rPr>
@@ -2889,7 +2830,9 @@
           </w:tcPr>
           <w:p>
             <w:pPr>
+              <w:spacing w:line="300" w:lineRule="auto"/>
               <w:ind w:firstLine="0"/>
+              <w:jc w:val="center"/>
               <w:rPr>
                 <w:rFonts w:asciiTheme="majorHAnsi" w:hAnsiTheme="majorHAnsi" w:cstheme="majorHAnsi"/>
               </w:rPr>
@@ -2920,7 +2863,9 @@
           </w:tcPr>
           <w:p>
             <w:pPr>
+              <w:spacing w:line="300" w:lineRule="auto"/>
               <w:ind w:firstLine="0"/>
+              <w:jc w:val="center"/>
               <w:rPr>
                 <w:rFonts w:asciiTheme="majorHAnsi" w:hAnsiTheme="majorHAnsi" w:cstheme="majorHAnsi"/>
               </w:rPr>
@@ -2946,7 +2891,9 @@
           </w:tcPr>
           <w:p>
             <w:pPr>
+              <w:spacing w:line="300" w:lineRule="auto"/>
               <w:ind w:firstLine="0"/>
+              <w:jc w:val="center"/>
               <w:rPr>
                 <w:rFonts w:asciiTheme="majorHAnsi" w:hAnsiTheme="majorHAnsi" w:cstheme="majorHAnsi"/>
               </w:rPr>
@@ -2972,7 +2919,9 @@
           </w:tcPr>
           <w:p>
             <w:pPr>
+              <w:spacing w:line="300" w:lineRule="auto"/>
               <w:ind w:firstLine="0"/>
+              <w:jc w:val="center"/>
               <w:rPr>
                 <w:rFonts w:asciiTheme="majorHAnsi" w:hAnsiTheme="majorHAnsi" w:cstheme="majorHAnsi"/>
               </w:rPr>
@@ -2998,7 +2947,9 @@
           </w:tcPr>
           <w:p>
             <w:pPr>
+              <w:spacing w:line="300" w:lineRule="auto"/>
               <w:ind w:firstLine="0"/>
+              <w:jc w:val="center"/>
               <w:rPr>
                 <w:rFonts w:asciiTheme="majorHAnsi" w:hAnsiTheme="majorHAnsi" w:cstheme="majorHAnsi"/>
               </w:rPr>
@@ -3029,7 +2980,9 @@
           </w:tcPr>
           <w:p>
             <w:pPr>
+              <w:spacing w:line="300" w:lineRule="auto"/>
               <w:ind w:firstLine="0"/>
+              <w:jc w:val="center"/>
               <w:rPr>
                 <w:rFonts w:asciiTheme="majorHAnsi" w:hAnsiTheme="majorHAnsi" w:cstheme="majorHAnsi"/>
               </w:rPr>
@@ -3055,7 +3008,9 @@
           </w:tcPr>
           <w:p>
             <w:pPr>
+              <w:spacing w:line="300" w:lineRule="auto"/>
               <w:ind w:firstLine="0"/>
+              <w:jc w:val="center"/>
               <w:rPr>
                 <w:rFonts w:asciiTheme="majorHAnsi" w:hAnsiTheme="majorHAnsi" w:cstheme="majorHAnsi"/>
               </w:rPr>
@@ -3081,7 +3036,9 @@
           </w:tcPr>
           <w:p>
             <w:pPr>
+              <w:spacing w:line="300" w:lineRule="auto"/>
               <w:ind w:firstLine="0"/>
+              <w:jc w:val="center"/>
               <w:rPr>
                 <w:rFonts w:asciiTheme="majorHAnsi" w:hAnsiTheme="majorHAnsi" w:cstheme="majorHAnsi"/>
               </w:rPr>
@@ -3107,7 +3064,9 @@
           </w:tcPr>
           <w:p>
             <w:pPr>
+              <w:spacing w:line="300" w:lineRule="auto"/>
               <w:ind w:firstLine="0"/>
+              <w:jc w:val="center"/>
               <w:rPr>
                 <w:rFonts w:asciiTheme="majorHAnsi" w:hAnsiTheme="majorHAnsi" w:cstheme="majorHAnsi"/>
               </w:rPr>
@@ -3138,7 +3097,9 @@
           </w:tcPr>
           <w:p>
             <w:pPr>
+              <w:spacing w:line="300" w:lineRule="auto"/>
               <w:ind w:firstLine="0"/>
+              <w:jc w:val="center"/>
               <w:rPr>
                 <w:rFonts w:asciiTheme="majorHAnsi" w:hAnsiTheme="majorHAnsi" w:cstheme="majorHAnsi"/>
               </w:rPr>
@@ -3164,7 +3125,9 @@
           </w:tcPr>
           <w:p>
             <w:pPr>
+              <w:spacing w:line="300" w:lineRule="auto"/>
               <w:ind w:firstLine="0"/>
+              <w:jc w:val="center"/>
               <w:rPr>
                 <w:rFonts w:asciiTheme="majorHAnsi" w:hAnsiTheme="majorHAnsi" w:cstheme="majorHAnsi"/>
               </w:rPr>
@@ -3190,7 +3153,9 @@
           </w:tcPr>
           <w:p>
             <w:pPr>
+              <w:spacing w:line="300" w:lineRule="auto"/>
               <w:ind w:firstLine="0"/>
+              <w:jc w:val="center"/>
               <w:rPr>
                 <w:rFonts w:asciiTheme="majorHAnsi" w:hAnsiTheme="majorHAnsi" w:cstheme="majorHAnsi"/>
               </w:rPr>
@@ -3216,7 +3181,9 @@
           </w:tcPr>
           <w:p>
             <w:pPr>
+              <w:spacing w:line="300" w:lineRule="auto"/>
               <w:ind w:firstLine="0"/>
+              <w:jc w:val="center"/>
               <w:rPr>
                 <w:rFonts w:asciiTheme="majorHAnsi" w:hAnsiTheme="majorHAnsi" w:cstheme="majorHAnsi"/>
               </w:rPr>
@@ -3235,63 +3202,15 @@
       <w:pPr>
         <w:rPr>
           <w:rFonts w:asciiTheme="majorHAnsi" w:hAnsiTheme="majorHAnsi" w:cstheme="majorHAnsi"/>
+        </w:rPr>
+      </w:pPr>
+      <w:r>
+        <w:rPr>
+          <w:rFonts w:asciiTheme="majorHAnsi" w:hAnsiTheme="majorHAnsi" w:cstheme="majorHAnsi"/>
           <w:i/>
         </w:rPr>
-      </w:pPr>
-    </w:p>
-    <w:p>
-      <w:pPr>
-        <w:rPr>
-          <w:rFonts w:asciiTheme="majorHAnsi" w:hAnsiTheme="majorHAnsi" w:cstheme="majorHAnsi"/>
-        </w:rPr>
-      </w:pPr>
-      <w:r>
-        <w:rPr>
-          <w:rFonts w:asciiTheme="majorHAnsi" w:hAnsiTheme="majorHAnsi" w:cstheme="majorHAnsi"/>
-          <w:i/>
-        </w:rPr>
         <w:t>Note. Counts and rates are preliminary. The reported-action percentage equals the number of consolidated facility-chemical-year records containing at least one valid Source Reduction Activity Code, divided by all consolidated facility-chemical-year records in that year. The displayed rounded rates imply approximately 2,316 of 56,462 records in 2020, 3,174 of 56,219 in 2021, 3,319 of 56,155 in 2022, 3,311 of 55,349 in 2023, and 3,040 of 54,115 in 2024. The final validation script will report exact numerators before submission. See Appendix A, Tables A1 and A2.</w:t>
       </w:r>
-      <w:r>
-        <w:rPr>
-          <w:rFonts w:asciiTheme="majorHAnsi" w:hAnsiTheme="majorHAnsi" w:cstheme="majorHAnsi"/>
-          <w:i/>
-        </w:rPr>
-      </w:r>
-      <w:r>
-        <w:rPr>
-          <w:rFonts w:asciiTheme="majorHAnsi" w:hAnsiTheme="majorHAnsi" w:cstheme="majorHAnsi"/>
-          <w:i/>
-        </w:rPr>
-      </w:r>
-    </w:p>
-    <w:p>
-      <w:pPr>
-        <w:rPr>
-          <w:rFonts w:asciiTheme="majorHAnsi" w:hAnsiTheme="majorHAnsi" w:cstheme="majorHAnsi"/>
-        </w:rPr>
-      </w:pPr>
-    </w:p>
-    <w:p>
-      <w:pPr>
-        <w:rPr>
-          <w:rFonts w:asciiTheme="majorHAnsi" w:hAnsiTheme="majorHAnsi" w:cstheme="majorHAnsi"/>
-        </w:rPr>
-      </w:pPr>
-    </w:p>
-    <w:p>
-      <w:pPr>
-        <w:rPr>
-          <w:rFonts w:asciiTheme="majorHAnsi" w:hAnsiTheme="majorHAnsi" w:cstheme="majorHAnsi"/>
-        </w:rPr>
-      </w:pPr>
-    </w:p>
-    <w:p>
-      <w:pPr>
-        <w:rPr>
-          <w:rFonts w:asciiTheme="majorHAnsi" w:hAnsiTheme="majorHAnsi" w:cstheme="majorHAnsi"/>
-        </w:rPr>
-      </w:pPr>
     </w:p>
     <w:p>
       <w:pPr>
@@ -3381,6 +3300,7 @@
           </w:tcPr>
           <w:p>
             <w:pPr>
+              <w:spacing w:line="300" w:lineRule="auto"/>
               <w:ind w:firstLine="0"/>
               <w:jc w:val="center"/>
               <w:rPr>
@@ -3412,6 +3332,7 @@
           </w:tcPr>
           <w:p>
             <w:pPr>
+              <w:spacing w:line="300" w:lineRule="auto"/>
               <w:ind w:firstLine="0"/>
               <w:jc w:val="center"/>
               <w:rPr>
@@ -3443,6 +3364,7 @@
           </w:tcPr>
           <w:p>
             <w:pPr>
+              <w:spacing w:line="300" w:lineRule="auto"/>
               <w:ind w:firstLine="0"/>
               <w:jc w:val="center"/>
               <w:rPr>
@@ -3474,6 +3396,7 @@
           </w:tcPr>
           <w:p>
             <w:pPr>
+              <w:spacing w:line="300" w:lineRule="auto"/>
               <w:ind w:firstLine="0"/>
               <w:jc w:val="center"/>
               <w:rPr>
@@ -3505,6 +3428,7 @@
           </w:tcPr>
           <w:p>
             <w:pPr>
+              <w:spacing w:line="300" w:lineRule="auto"/>
               <w:ind w:firstLine="0"/>
               <w:jc w:val="center"/>
               <w:rPr>
@@ -3538,6 +3462,7 @@
           </w:tcPr>
           <w:p>
             <w:pPr>
+              <w:spacing w:line="300" w:lineRule="auto"/>
               <w:ind w:firstLine="0"/>
               <w:rPr>
                 <w:rFonts w:asciiTheme="majorHAnsi" w:hAnsiTheme="majorHAnsi" w:cstheme="majorHAnsi"/>
@@ -3564,6 +3489,7 @@
           </w:tcPr>
           <w:p>
             <w:pPr>
+              <w:spacing w:line="300" w:lineRule="auto"/>
               <w:ind w:firstLine="0"/>
               <w:rPr>
                 <w:rFonts w:asciiTheme="majorHAnsi" w:hAnsiTheme="majorHAnsi" w:cstheme="majorHAnsi"/>
@@ -3590,6 +3516,7 @@
           </w:tcPr>
           <w:p>
             <w:pPr>
+              <w:spacing w:line="300" w:lineRule="auto"/>
               <w:ind w:firstLine="0"/>
               <w:rPr>
                 <w:rFonts w:asciiTheme="majorHAnsi" w:hAnsiTheme="majorHAnsi" w:cstheme="majorHAnsi"/>
@@ -3616,6 +3543,7 @@
           </w:tcPr>
           <w:p>
             <w:pPr>
+              <w:spacing w:line="300" w:lineRule="auto"/>
               <w:ind w:firstLine="0"/>
               <w:rPr>
                 <w:rFonts w:asciiTheme="majorHAnsi" w:hAnsiTheme="majorHAnsi" w:cstheme="majorHAnsi"/>
@@ -3642,6 +3570,7 @@
           </w:tcPr>
           <w:p>
             <w:pPr>
+              <w:spacing w:line="300" w:lineRule="auto"/>
               <w:ind w:firstLine="0"/>
               <w:rPr>
                 <w:rFonts w:asciiTheme="majorHAnsi" w:hAnsiTheme="majorHAnsi" w:cstheme="majorHAnsi"/>
@@ -3673,6 +3602,7 @@
           </w:tcPr>
           <w:p>
             <w:pPr>
+              <w:spacing w:line="300" w:lineRule="auto"/>
               <w:ind w:firstLine="0"/>
               <w:rPr>
                 <w:rFonts w:asciiTheme="majorHAnsi" w:hAnsiTheme="majorHAnsi" w:cstheme="majorHAnsi"/>
@@ -3699,6 +3629,7 @@
           </w:tcPr>
           <w:p>
             <w:pPr>
+              <w:spacing w:line="300" w:lineRule="auto"/>
               <w:ind w:firstLine="0"/>
               <w:rPr>
                 <w:rFonts w:asciiTheme="majorHAnsi" w:hAnsiTheme="majorHAnsi" w:cstheme="majorHAnsi"/>
@@ -3725,6 +3656,7 @@
           </w:tcPr>
           <w:p>
             <w:pPr>
+              <w:spacing w:line="300" w:lineRule="auto"/>
               <w:ind w:firstLine="0"/>
               <w:rPr>
                 <w:rFonts w:asciiTheme="majorHAnsi" w:hAnsiTheme="majorHAnsi" w:cstheme="majorHAnsi"/>
@@ -3751,6 +3683,7 @@
           </w:tcPr>
           <w:p>
             <w:pPr>
+              <w:spacing w:line="300" w:lineRule="auto"/>
               <w:ind w:firstLine="0"/>
               <w:rPr>
                 <w:rFonts w:asciiTheme="majorHAnsi" w:hAnsiTheme="majorHAnsi" w:cstheme="majorHAnsi"/>
@@ -3777,6 +3710,7 @@
           </w:tcPr>
           <w:p>
             <w:pPr>
+              <w:spacing w:line="300" w:lineRule="auto"/>
               <w:ind w:firstLine="0"/>
               <w:rPr>
                 <w:rFonts w:asciiTheme="majorHAnsi" w:hAnsiTheme="majorHAnsi" w:cstheme="majorHAnsi"/>
@@ -3808,6 +3742,7 @@
           </w:tcPr>
           <w:p>
             <w:pPr>
+              <w:spacing w:line="300" w:lineRule="auto"/>
               <w:ind w:firstLine="0"/>
               <w:rPr>
                 <w:rFonts w:asciiTheme="majorHAnsi" w:hAnsiTheme="majorHAnsi" w:cstheme="majorHAnsi"/>
@@ -3817,6 +3752,7 @@
               <w:rPr>
                 <w:rFonts w:asciiTheme="majorHAnsi" w:hAnsiTheme="majorHAnsi" w:cstheme="majorHAnsi"/>
               </w:rPr>
+              <w:lastRenderedPageBreak/>
               <w:t>2022 to 2023</w:t>
             </w:r>
           </w:p>
@@ -3834,6 +3770,7 @@
           </w:tcPr>
           <w:p>
             <w:pPr>
+              <w:spacing w:line="300" w:lineRule="auto"/>
               <w:ind w:firstLine="0"/>
               <w:rPr>
                 <w:rFonts w:asciiTheme="majorHAnsi" w:hAnsiTheme="majorHAnsi" w:cstheme="majorHAnsi"/>
@@ -3860,6 +3797,7 @@
           </w:tcPr>
           <w:p>
             <w:pPr>
+              <w:spacing w:line="300" w:lineRule="auto"/>
               <w:ind w:firstLine="0"/>
               <w:rPr>
                 <w:rFonts w:asciiTheme="majorHAnsi" w:hAnsiTheme="majorHAnsi" w:cstheme="majorHAnsi"/>
@@ -3886,6 +3824,7 @@
           </w:tcPr>
           <w:p>
             <w:pPr>
+              <w:spacing w:line="300" w:lineRule="auto"/>
               <w:ind w:firstLine="0"/>
               <w:rPr>
                 <w:rFonts w:asciiTheme="majorHAnsi" w:hAnsiTheme="majorHAnsi" w:cstheme="majorHAnsi"/>
@@ -3912,6 +3851,7 @@
           </w:tcPr>
           <w:p>
             <w:pPr>
+              <w:spacing w:line="300" w:lineRule="auto"/>
               <w:ind w:firstLine="0"/>
               <w:rPr>
                 <w:rFonts w:asciiTheme="majorHAnsi" w:hAnsiTheme="majorHAnsi" w:cstheme="majorHAnsi"/>
@@ -3943,6 +3883,7 @@
           </w:tcPr>
           <w:p>
             <w:pPr>
+              <w:spacing w:line="300" w:lineRule="auto"/>
               <w:ind w:firstLine="0"/>
               <w:rPr>
                 <w:rFonts w:asciiTheme="majorHAnsi" w:hAnsiTheme="majorHAnsi" w:cstheme="majorHAnsi"/>
@@ -3969,6 +3910,7 @@
           </w:tcPr>
           <w:p>
             <w:pPr>
+              <w:spacing w:line="300" w:lineRule="auto"/>
               <w:ind w:firstLine="0"/>
               <w:rPr>
                 <w:rFonts w:asciiTheme="majorHAnsi" w:hAnsiTheme="majorHAnsi" w:cstheme="majorHAnsi"/>
@@ -3995,6 +3937,7 @@
           </w:tcPr>
           <w:p>
             <w:pPr>
+              <w:spacing w:line="300" w:lineRule="auto"/>
               <w:ind w:firstLine="0"/>
               <w:rPr>
                 <w:rFonts w:asciiTheme="majorHAnsi" w:hAnsiTheme="majorHAnsi" w:cstheme="majorHAnsi"/>
@@ -4021,6 +3964,7 @@
           </w:tcPr>
           <w:p>
             <w:pPr>
+              <w:spacing w:line="300" w:lineRule="auto"/>
               <w:ind w:firstLine="0"/>
               <w:rPr>
                 <w:rFonts w:asciiTheme="majorHAnsi" w:hAnsiTheme="majorHAnsi" w:cstheme="majorHAnsi"/>
@@ -4047,6 +3991,7 @@
           </w:tcPr>
           <w:p>
             <w:pPr>
+              <w:spacing w:line="300" w:lineRule="auto"/>
               <w:ind w:firstLine="0"/>
               <w:rPr>
                 <w:rFonts w:asciiTheme="majorHAnsi" w:hAnsiTheme="majorHAnsi" w:cstheme="majorHAnsi"/>
@@ -4069,20 +4014,11 @@
           <w:i/>
         </w:rPr>
       </w:pPr>
-    </w:p>
-    <w:p>
-      <w:pPr>
+      <w:r>
         <w:rPr>
           <w:rFonts w:asciiTheme="majorHAnsi" w:hAnsiTheme="majorHAnsi" w:cstheme="majorHAnsi"/>
           <w:i/>
         </w:rPr>
-      </w:pPr>
-      <w:r>
-        <w:rPr>
-          <w:rFonts w:asciiTheme="majorHAnsi" w:hAnsiTheme="majorHAnsi" w:cstheme="majorHAnsi"/>
-          <w:i/>
-        </w:rPr>
-        <w:lastRenderedPageBreak/>
         <w:t>Note. A missing next-year record is excluded rather than treated as a zero release. REDUCTION_10 is calculated only for matched records with a positive current-year release and consistent units. In the preliminary counts shown, eligible records equal matched records minus current-year zero-release records; the final validation log will separately report any exclusions for missing values, unit conflicts, or identifier conflicts. See Appendix A, Tables A3 and A4.</w:t>
       </w:r>
     </w:p>
@@ -4164,8 +4100,8 @@
         <w:tblLook w:val="04A0" w:firstRow="1" w:lastRow="0" w:firstColumn="1" w:lastColumn="0" w:noHBand="0" w:noVBand="1"/>
       </w:tblPr>
       <w:tblGrid>
-        <w:gridCol w:w="2322"/>
-        <w:gridCol w:w="3915"/>
+        <w:gridCol w:w="1701"/>
+        <w:gridCol w:w="4536"/>
         <w:gridCol w:w="3123"/>
       </w:tblGrid>
       <w:tr>
@@ -4175,7 +4111,7 @@
         </w:trPr>
         <w:tc>
           <w:tcPr>
-            <w:tcW w:w="2322" w:type="dxa"/>
+            <w:tcW w:w="1701" w:type="dxa"/>
             <w:tcBorders>
               <w:bottom w:val="single" w:sz="8" w:space="0" w:color="000000"/>
             </w:tcBorders>
@@ -4189,6 +4125,7 @@
           </w:tcPr>
           <w:p>
             <w:pPr>
+              <w:spacing w:line="300" w:lineRule="auto"/>
               <w:ind w:firstLine="0"/>
               <w:jc w:val="center"/>
               <w:rPr>
@@ -4206,7 +4143,7 @@
         </w:tc>
         <w:tc>
           <w:tcPr>
-            <w:tcW w:w="3915" w:type="dxa"/>
+            <w:tcW w:w="4536" w:type="dxa"/>
             <w:tcBorders>
               <w:bottom w:val="single" w:sz="8" w:space="0" w:color="000000"/>
             </w:tcBorders>
@@ -4220,6 +4157,7 @@
           </w:tcPr>
           <w:p>
             <w:pPr>
+              <w:spacing w:line="300" w:lineRule="auto"/>
               <w:ind w:firstLine="0"/>
               <w:jc w:val="center"/>
               <w:rPr>
@@ -4251,6 +4189,7 @@
           </w:tcPr>
           <w:p>
             <w:pPr>
+              <w:spacing w:line="300" w:lineRule="auto"/>
               <w:ind w:firstLine="0"/>
               <w:jc w:val="center"/>
               <w:rPr>
@@ -4273,7 +4212,7 @@
         </w:trPr>
         <w:tc>
           <w:tcPr>
-            <w:tcW w:w="2322" w:type="dxa"/>
+            <w:tcW w:w="1701" w:type="dxa"/>
             <w:tcMar>
               <w:top w:w="80" w:type="dxa"/>
               <w:left w:w="80" w:type="dxa"/>
@@ -4284,6 +4223,7 @@
           </w:tcPr>
           <w:p>
             <w:pPr>
+              <w:spacing w:line="300" w:lineRule="auto"/>
               <w:ind w:firstLine="0"/>
               <w:rPr>
                 <w:rFonts w:asciiTheme="majorHAnsi" w:hAnsiTheme="majorHAnsi" w:cstheme="majorHAnsi"/>
@@ -4299,7 +4239,7 @@
         </w:tc>
         <w:tc>
           <w:tcPr>
-            <w:tcW w:w="3915" w:type="dxa"/>
+            <w:tcW w:w="4536" w:type="dxa"/>
             <w:tcMar>
               <w:top w:w="80" w:type="dxa"/>
               <w:left w:w="80" w:type="dxa"/>
@@ -4310,6 +4250,7 @@
           </w:tcPr>
           <w:p>
             <w:pPr>
+              <w:spacing w:line="300" w:lineRule="auto"/>
               <w:ind w:firstLine="0"/>
               <w:rPr>
                 <w:rFonts w:asciiTheme="majorHAnsi" w:hAnsiTheme="majorHAnsi" w:cstheme="majorHAnsi"/>
@@ -4336,6 +4277,7 @@
           </w:tcPr>
           <w:p>
             <w:pPr>
+              <w:spacing w:line="300" w:lineRule="auto"/>
               <w:ind w:firstLine="0"/>
               <w:rPr>
                 <w:rFonts w:asciiTheme="majorHAnsi" w:hAnsiTheme="majorHAnsi" w:cstheme="majorHAnsi"/>
@@ -4345,7 +4287,21 @@
               <w:rPr>
                 <w:rFonts w:asciiTheme="majorHAnsi" w:hAnsiTheme="majorHAnsi" w:cstheme="majorHAnsi"/>
               </w:rPr>
-              <w:t>Cross-year facility match and clustered standard errors.</w:t>
+              <w:t xml:space="preserve">Cross-year facility </w:t>
+            </w:r>
+            <w:proofErr w:type="gramStart"/>
+            <w:r>
+              <w:rPr>
+                <w:rFonts w:asciiTheme="majorHAnsi" w:hAnsiTheme="majorHAnsi" w:cstheme="majorHAnsi"/>
+              </w:rPr>
+              <w:t>match</w:t>
+            </w:r>
+            <w:proofErr w:type="gramEnd"/>
+            <w:r>
+              <w:rPr>
+                <w:rFonts w:asciiTheme="majorHAnsi" w:hAnsiTheme="majorHAnsi" w:cstheme="majorHAnsi"/>
+              </w:rPr>
+              <w:t xml:space="preserve"> and clustered standard errors.</w:t>
             </w:r>
           </w:p>
         </w:tc>
@@ -4356,7 +4312,7 @@
         </w:trPr>
         <w:tc>
           <w:tcPr>
-            <w:tcW w:w="2322" w:type="dxa"/>
+            <w:tcW w:w="1701" w:type="dxa"/>
             <w:tcMar>
               <w:top w:w="80" w:type="dxa"/>
               <w:left w:w="80" w:type="dxa"/>
@@ -4367,6 +4323,7 @@
           </w:tcPr>
           <w:p>
             <w:pPr>
+              <w:spacing w:line="300" w:lineRule="auto"/>
               <w:ind w:firstLine="0"/>
               <w:rPr>
                 <w:rFonts w:asciiTheme="majorHAnsi" w:hAnsiTheme="majorHAnsi" w:cstheme="majorHAnsi"/>
@@ -4382,7 +4339,7 @@
         </w:tc>
         <w:tc>
           <w:tcPr>
-            <w:tcW w:w="3915" w:type="dxa"/>
+            <w:tcW w:w="4536" w:type="dxa"/>
             <w:tcMar>
               <w:top w:w="80" w:type="dxa"/>
               <w:left w:w="80" w:type="dxa"/>
@@ -4393,6 +4350,7 @@
           </w:tcPr>
           <w:p>
             <w:pPr>
+              <w:spacing w:line="300" w:lineRule="auto"/>
               <w:ind w:firstLine="0"/>
               <w:rPr>
                 <w:rFonts w:asciiTheme="majorHAnsi" w:hAnsiTheme="majorHAnsi" w:cstheme="majorHAnsi"/>
@@ -4419,6 +4377,7 @@
           </w:tcPr>
           <w:p>
             <w:pPr>
+              <w:spacing w:line="300" w:lineRule="auto"/>
               <w:ind w:firstLine="0"/>
               <w:rPr>
                 <w:rFonts w:asciiTheme="majorHAnsi" w:hAnsiTheme="majorHAnsi" w:cstheme="majorHAnsi"/>
@@ -4439,7 +4398,7 @@
         </w:trPr>
         <w:tc>
           <w:tcPr>
-            <w:tcW w:w="2322" w:type="dxa"/>
+            <w:tcW w:w="1701" w:type="dxa"/>
             <w:tcMar>
               <w:top w:w="80" w:type="dxa"/>
               <w:left w:w="80" w:type="dxa"/>
@@ -4450,6 +4409,7 @@
           </w:tcPr>
           <w:p>
             <w:pPr>
+              <w:spacing w:line="300" w:lineRule="auto"/>
               <w:ind w:firstLine="0"/>
               <w:rPr>
                 <w:rFonts w:asciiTheme="majorHAnsi" w:hAnsiTheme="majorHAnsi" w:cstheme="majorHAnsi"/>
@@ -4465,7 +4425,7 @@
         </w:tc>
         <w:tc>
           <w:tcPr>
-            <w:tcW w:w="3915" w:type="dxa"/>
+            <w:tcW w:w="4536" w:type="dxa"/>
             <w:tcMar>
               <w:top w:w="80" w:type="dxa"/>
               <w:left w:w="80" w:type="dxa"/>
@@ -4476,6 +4436,7 @@
           </w:tcPr>
           <w:p>
             <w:pPr>
+              <w:spacing w:line="300" w:lineRule="auto"/>
               <w:ind w:firstLine="0"/>
               <w:rPr>
                 <w:rFonts w:asciiTheme="majorHAnsi" w:hAnsiTheme="majorHAnsi" w:cstheme="majorHAnsi"/>
@@ -4502,6 +4463,7 @@
           </w:tcPr>
           <w:p>
             <w:pPr>
+              <w:spacing w:line="300" w:lineRule="auto"/>
               <w:ind w:firstLine="0"/>
               <w:rPr>
                 <w:rFonts w:asciiTheme="majorHAnsi" w:hAnsiTheme="majorHAnsi" w:cstheme="majorHAnsi"/>
@@ -4522,7 +4484,7 @@
         </w:trPr>
         <w:tc>
           <w:tcPr>
-            <w:tcW w:w="2322" w:type="dxa"/>
+            <w:tcW w:w="1701" w:type="dxa"/>
             <w:tcMar>
               <w:top w:w="80" w:type="dxa"/>
               <w:left w:w="80" w:type="dxa"/>
@@ -4533,6 +4495,7 @@
           </w:tcPr>
           <w:p>
             <w:pPr>
+              <w:spacing w:line="300" w:lineRule="auto"/>
               <w:ind w:firstLine="0"/>
               <w:rPr>
                 <w:rFonts w:asciiTheme="majorHAnsi" w:hAnsiTheme="majorHAnsi" w:cstheme="majorHAnsi"/>
@@ -4542,14 +4505,13 @@
               <w:rPr>
                 <w:rFonts w:asciiTheme="majorHAnsi" w:hAnsiTheme="majorHAnsi" w:cstheme="majorHAnsi"/>
               </w:rPr>
-              <w:lastRenderedPageBreak/>
               <w:t>Reported any source-reduction action</w:t>
             </w:r>
           </w:p>
         </w:tc>
         <w:tc>
           <w:tcPr>
-            <w:tcW w:w="3915" w:type="dxa"/>
+            <w:tcW w:w="4536" w:type="dxa"/>
             <w:tcMar>
               <w:top w:w="80" w:type="dxa"/>
               <w:left w:w="80" w:type="dxa"/>
@@ -4560,6 +4522,7 @@
           </w:tcPr>
           <w:p>
             <w:pPr>
+              <w:spacing w:line="300" w:lineRule="auto"/>
               <w:ind w:firstLine="0"/>
               <w:rPr>
                 <w:rFonts w:asciiTheme="majorHAnsi" w:hAnsiTheme="majorHAnsi" w:cstheme="majorHAnsi"/>
@@ -4586,6 +4549,7 @@
           </w:tcPr>
           <w:p>
             <w:pPr>
+              <w:spacing w:line="300" w:lineRule="auto"/>
               <w:ind w:firstLine="0"/>
               <w:rPr>
                 <w:rFonts w:asciiTheme="majorHAnsi" w:hAnsiTheme="majorHAnsi" w:cstheme="majorHAnsi"/>
@@ -4606,7 +4570,7 @@
         </w:trPr>
         <w:tc>
           <w:tcPr>
-            <w:tcW w:w="2322" w:type="dxa"/>
+            <w:tcW w:w="1701" w:type="dxa"/>
             <w:tcMar>
               <w:top w:w="80" w:type="dxa"/>
               <w:left w:w="80" w:type="dxa"/>
@@ -4617,6 +4581,7 @@
           </w:tcPr>
           <w:p>
             <w:pPr>
+              <w:spacing w:line="300" w:lineRule="auto"/>
               <w:ind w:firstLine="0"/>
               <w:rPr>
                 <w:rFonts w:asciiTheme="majorHAnsi" w:hAnsiTheme="majorHAnsi" w:cstheme="majorHAnsi"/>
@@ -4626,13 +4591,14 @@
               <w:rPr>
                 <w:rFonts w:asciiTheme="majorHAnsi" w:hAnsiTheme="majorHAnsi" w:cstheme="majorHAnsi"/>
               </w:rPr>
+              <w:lastRenderedPageBreak/>
               <w:t>Action-type indicators</w:t>
             </w:r>
           </w:p>
         </w:tc>
         <w:tc>
           <w:tcPr>
-            <w:tcW w:w="3915" w:type="dxa"/>
+            <w:tcW w:w="4536" w:type="dxa"/>
             <w:tcMar>
               <w:top w:w="80" w:type="dxa"/>
               <w:left w:w="80" w:type="dxa"/>
@@ -4643,6 +4609,7 @@
           </w:tcPr>
           <w:p>
             <w:pPr>
+              <w:spacing w:line="300" w:lineRule="auto"/>
               <w:ind w:firstLine="0"/>
               <w:rPr>
                 <w:rFonts w:asciiTheme="majorHAnsi" w:hAnsiTheme="majorHAnsi" w:cstheme="majorHAnsi"/>
@@ -4669,6 +4636,7 @@
           </w:tcPr>
           <w:p>
             <w:pPr>
+              <w:spacing w:line="300" w:lineRule="auto"/>
               <w:ind w:firstLine="0"/>
               <w:rPr>
                 <w:rFonts w:asciiTheme="majorHAnsi" w:hAnsiTheme="majorHAnsi" w:cstheme="majorHAnsi"/>
@@ -4678,57 +4646,7 @@
               <w:rPr>
                 <w:rFonts w:asciiTheme="majorHAnsi" w:hAnsiTheme="majorHAnsi" w:cstheme="majorHAnsi"/>
               </w:rPr>
-              <w:t>Binary indicators used to compare each action type with the no-reported-action group in RQ3</w:t>
-            </w:r>
-            <w:r>
-              <w:rPr>
-                <w:rFonts w:asciiTheme="majorHAnsi" w:hAnsiTheme="majorHAnsi" w:cstheme="majorHAnsi"/>
-              </w:rPr>
-              <w:t>.</w:t>
-            </w:r>
-          </w:p>
-        </w:tc>
-      </w:tr>
-      <w:tr>
-        <w:tc>
-          <w:tcPr>
-            <w:tcW w:type="dxa" w:w="2322"/>
-          </w:tcPr>
-          <w:p>
-            <w:pPr>
-              <w:ind w:firstLine="0"/>
-            </w:pPr>
-            <w:r/>
-            <w:r>
-              <w:t>Chemical hazard flags</w:t>
-            </w:r>
-          </w:p>
-        </w:tc>
-        <w:tc>
-          <w:tcPr>
-            <w:tcW w:type="dxa" w:w="3915"/>
-          </w:tcPr>
-          <w:p>
-            <w:pPr>
-              <w:ind w:firstLine="0"/>
-            </w:pPr>
-            <w:r/>
-            <w:r>
-              <w:t>EPA carcinogen and PBT (persistent, bioaccumulative, toxic) chemical classifications, joined by CAS NUMBER</w:t>
-            </w:r>
-          </w:p>
-        </w:tc>
-        <w:tc>
-          <w:tcPr>
-            <w:tcW w:type="dxa" w:w="3123"/>
-          </w:tcPr>
-          <w:p>
-            <w:pPr>
-              <w:ind w:firstLine="0"/>
-            </w:pPr>
-            <w:r/>
-            <w:r>
-              <w:t>Two binary controls (carcinogen status, PBT status) in the RQ2 model; kept to two flags to preserve model parsimony.</w:t>
+              <w:t>Binary indicators used to compare each action type with the no-reported-action group in RQ3.</w:t>
             </w:r>
           </w:p>
         </w:tc>
@@ -4739,7 +4657,72 @@
         </w:trPr>
         <w:tc>
           <w:tcPr>
-            <w:tcW w:w="2322" w:type="dxa"/>
+            <w:tcW w:w="1701" w:type="dxa"/>
+          </w:tcPr>
+          <w:p>
+            <w:pPr>
+              <w:spacing w:line="300" w:lineRule="auto"/>
+              <w:ind w:firstLine="0"/>
+              <w:rPr>
+                <w:rFonts w:asciiTheme="majorHAnsi" w:hAnsiTheme="majorHAnsi" w:cstheme="majorHAnsi"/>
+              </w:rPr>
+            </w:pPr>
+            <w:r>
+              <w:rPr>
+                <w:rFonts w:asciiTheme="majorHAnsi" w:hAnsiTheme="majorHAnsi" w:cstheme="majorHAnsi"/>
+              </w:rPr>
+              <w:t>Chemical hazard flags</w:t>
+            </w:r>
+          </w:p>
+        </w:tc>
+        <w:tc>
+          <w:tcPr>
+            <w:tcW w:w="4536" w:type="dxa"/>
+          </w:tcPr>
+          <w:p>
+            <w:pPr>
+              <w:spacing w:line="300" w:lineRule="auto"/>
+              <w:ind w:firstLine="0"/>
+              <w:rPr>
+                <w:rFonts w:asciiTheme="majorHAnsi" w:hAnsiTheme="majorHAnsi" w:cstheme="majorHAnsi"/>
+              </w:rPr>
+            </w:pPr>
+            <w:r>
+              <w:rPr>
+                <w:rFonts w:asciiTheme="majorHAnsi" w:hAnsiTheme="majorHAnsi" w:cstheme="majorHAnsi"/>
+              </w:rPr>
+              <w:t>EPA carcinogen and PBT (persistent, bioaccumulative, toxic) chemical classifications, joined by CAS NUMBER</w:t>
+            </w:r>
+          </w:p>
+        </w:tc>
+        <w:tc>
+          <w:tcPr>
+            <w:tcW w:w="3123" w:type="dxa"/>
+          </w:tcPr>
+          <w:p>
+            <w:pPr>
+              <w:spacing w:line="300" w:lineRule="auto"/>
+              <w:ind w:firstLine="0"/>
+              <w:rPr>
+                <w:rFonts w:asciiTheme="majorHAnsi" w:hAnsiTheme="majorHAnsi" w:cstheme="majorHAnsi"/>
+              </w:rPr>
+            </w:pPr>
+            <w:r>
+              <w:rPr>
+                <w:rFonts w:asciiTheme="majorHAnsi" w:hAnsiTheme="majorHAnsi" w:cstheme="majorHAnsi"/>
+              </w:rPr>
+              <w:t>Two binary controls (carcinogen status, PBT status) in the RQ2 model; kept to two flags to preserve model parsimony.</w:t>
+            </w:r>
+          </w:p>
+        </w:tc>
+      </w:tr>
+      <w:tr>
+        <w:trPr>
+          <w:jc w:val="center"/>
+        </w:trPr>
+        <w:tc>
+          <w:tcPr>
+            <w:tcW w:w="1701" w:type="dxa"/>
             <w:tcMar>
               <w:top w:w="80" w:type="dxa"/>
               <w:left w:w="80" w:type="dxa"/>
@@ -4750,6 +4733,7 @@
           </w:tcPr>
           <w:p>
             <w:pPr>
+              <w:spacing w:line="300" w:lineRule="auto"/>
               <w:ind w:firstLine="0"/>
               <w:rPr>
                 <w:rFonts w:asciiTheme="majorHAnsi" w:hAnsiTheme="majorHAnsi" w:cstheme="majorHAnsi"/>
@@ -4765,7 +4749,7 @@
         </w:tc>
         <w:tc>
           <w:tcPr>
-            <w:tcW w:w="3915" w:type="dxa"/>
+            <w:tcW w:w="4536" w:type="dxa"/>
             <w:tcMar>
               <w:top w:w="80" w:type="dxa"/>
               <w:left w:w="80" w:type="dxa"/>
@@ -4776,6 +4760,7 @@
           </w:tcPr>
           <w:p>
             <w:pPr>
+              <w:spacing w:line="300" w:lineRule="auto"/>
               <w:ind w:firstLine="0"/>
               <w:rPr>
                 <w:rFonts w:asciiTheme="majorHAnsi" w:hAnsiTheme="majorHAnsi" w:cstheme="majorHAnsi"/>
@@ -4802,6 +4787,7 @@
           </w:tcPr>
           <w:p>
             <w:pPr>
+              <w:spacing w:line="300" w:lineRule="auto"/>
               <w:ind w:firstLine="0"/>
               <w:rPr>
                 <w:rFonts w:asciiTheme="majorHAnsi" w:hAnsiTheme="majorHAnsi" w:cstheme="majorHAnsi"/>
@@ -4866,23 +4852,15 @@
           <w:rFonts w:asciiTheme="majorHAnsi" w:hAnsiTheme="majorHAnsi" w:cstheme="majorHAnsi"/>
         </w:rPr>
       </w:pPr>
+      <w:r>
+        <w:rPr>
+          <w:rFonts w:asciiTheme="majorHAnsi" w:hAnsiTheme="majorHAnsi" w:cstheme="majorHAnsi"/>
+        </w:rPr>
+        <w:t>Table 6 summarizes the statistical or predictive method and hypothesis decision rule for each research question.</w:t>
+      </w:r>
     </w:p>
     <w:p>
       <w:pPr>
-        <w:rPr>
-          <w:rFonts w:asciiTheme="majorHAnsi" w:hAnsiTheme="majorHAnsi" w:cstheme="majorHAnsi"/>
-        </w:rPr>
-      </w:pPr>
-      <w:r>
-        <w:rPr>
-          <w:rFonts w:asciiTheme="majorHAnsi" w:hAnsiTheme="majorHAnsi" w:cstheme="majorHAnsi"/>
-        </w:rPr>
-        <w:lastRenderedPageBreak/>
-        <w:t>Table 6 summarizes the statistical or predictive method and hypothesis decision rule for each research question.</w:t>
-      </w:r>
-    </w:p>
-    <w:p>
-      <w:pPr>
         <w:keepNext/>
         <w:ind w:firstLine="0"/>
         <w:rPr>
@@ -4894,6 +4872,7 @@
           <w:rFonts w:asciiTheme="majorHAnsi" w:hAnsiTheme="majorHAnsi" w:cstheme="majorHAnsi"/>
           <w:b/>
         </w:rPr>
+        <w:lastRenderedPageBreak/>
         <w:t>Table 6</w:t>
       </w:r>
     </w:p>
@@ -4929,8 +4908,8 @@
         <w:tblLook w:val="04A0" w:firstRow="1" w:lastRow="0" w:firstColumn="1" w:lastColumn="0" w:noHBand="0" w:noVBand="1"/>
       </w:tblPr>
       <w:tblGrid>
-        <w:gridCol w:w="1101"/>
-        <w:gridCol w:w="3771"/>
+        <w:gridCol w:w="1093"/>
+        <w:gridCol w:w="3779"/>
         <w:gridCol w:w="4488"/>
       </w:tblGrid>
       <w:tr>
@@ -4954,6 +4933,7 @@
           </w:tcPr>
           <w:p>
             <w:pPr>
+              <w:spacing w:line="300" w:lineRule="auto"/>
               <w:ind w:firstLine="0"/>
               <w:jc w:val="center"/>
               <w:rPr>
@@ -4985,6 +4965,7 @@
           </w:tcPr>
           <w:p>
             <w:pPr>
+              <w:spacing w:line="300" w:lineRule="auto"/>
               <w:ind w:firstLine="0"/>
               <w:jc w:val="center"/>
               <w:rPr>
@@ -5016,6 +4997,7 @@
           </w:tcPr>
           <w:p>
             <w:pPr>
+              <w:spacing w:line="300" w:lineRule="auto"/>
               <w:ind w:firstLine="0"/>
               <w:jc w:val="center"/>
               <w:rPr>
@@ -5049,6 +5031,7 @@
           </w:tcPr>
           <w:p>
             <w:pPr>
+              <w:spacing w:line="300" w:lineRule="auto"/>
               <w:ind w:firstLine="0"/>
               <w:rPr>
                 <w:rFonts w:asciiTheme="majorHAnsi" w:hAnsiTheme="majorHAnsi" w:cstheme="majorHAnsi"/>
@@ -5075,6 +5058,7 @@
           </w:tcPr>
           <w:p>
             <w:pPr>
+              <w:spacing w:line="300" w:lineRule="auto"/>
               <w:ind w:firstLine="0"/>
               <w:rPr>
                 <w:rFonts w:asciiTheme="majorHAnsi" w:hAnsiTheme="majorHAnsi" w:cstheme="majorHAnsi"/>
@@ -5101,6 +5085,7 @@
           </w:tcPr>
           <w:p>
             <w:pPr>
+              <w:spacing w:line="300" w:lineRule="auto"/>
               <w:ind w:firstLine="0"/>
               <w:rPr>
                 <w:rFonts w:asciiTheme="majorHAnsi" w:hAnsiTheme="majorHAnsi" w:cstheme="majorHAnsi"/>
@@ -5144,6 +5129,7 @@
           </w:tcPr>
           <w:p>
             <w:pPr>
+              <w:spacing w:line="300" w:lineRule="auto"/>
               <w:ind w:firstLine="0"/>
               <w:rPr>
                 <w:rFonts w:asciiTheme="majorHAnsi" w:hAnsiTheme="majorHAnsi" w:cstheme="majorHAnsi"/>
@@ -5170,6 +5156,7 @@
           </w:tcPr>
           <w:p>
             <w:pPr>
+              <w:spacing w:line="300" w:lineRule="auto"/>
               <w:ind w:firstLine="0"/>
               <w:rPr>
                 <w:rFonts w:asciiTheme="majorHAnsi" w:hAnsiTheme="majorHAnsi" w:cstheme="majorHAnsi"/>
@@ -5196,6 +5183,7 @@
           </w:tcPr>
           <w:p>
             <w:pPr>
+              <w:spacing w:line="300" w:lineRule="auto"/>
               <w:ind w:firstLine="0"/>
               <w:rPr>
                 <w:rFonts w:asciiTheme="majorHAnsi" w:hAnsiTheme="majorHAnsi" w:cstheme="majorHAnsi"/>
@@ -5227,6 +5215,7 @@
           </w:tcPr>
           <w:p>
             <w:pPr>
+              <w:spacing w:line="300" w:lineRule="auto"/>
               <w:ind w:firstLine="0"/>
               <w:rPr>
                 <w:rFonts w:asciiTheme="majorHAnsi" w:hAnsiTheme="majorHAnsi" w:cstheme="majorHAnsi"/>
@@ -5253,6 +5242,7 @@
           </w:tcPr>
           <w:p>
             <w:pPr>
+              <w:spacing w:line="300" w:lineRule="auto"/>
               <w:ind w:firstLine="0"/>
               <w:rPr>
                 <w:rFonts w:asciiTheme="majorHAnsi" w:hAnsiTheme="majorHAnsi" w:cstheme="majorHAnsi"/>
@@ -5285,6 +5275,7 @@
           </w:tcPr>
           <w:p>
             <w:pPr>
+              <w:spacing w:line="300" w:lineRule="auto"/>
               <w:ind w:firstLine="0"/>
               <w:rPr>
                 <w:rFonts w:asciiTheme="majorHAnsi" w:hAnsiTheme="majorHAnsi" w:cstheme="majorHAnsi"/>
@@ -5322,6 +5313,7 @@
           </w:tcPr>
           <w:p>
             <w:pPr>
+              <w:spacing w:line="300" w:lineRule="auto"/>
               <w:ind w:firstLine="0"/>
               <w:rPr>
                 <w:rFonts w:asciiTheme="majorHAnsi" w:hAnsiTheme="majorHAnsi" w:cstheme="majorHAnsi"/>
@@ -5331,7 +5323,6 @@
               <w:rPr>
                 <w:rFonts w:asciiTheme="majorHAnsi" w:hAnsiTheme="majorHAnsi" w:cstheme="majorHAnsi"/>
               </w:rPr>
-              <w:lastRenderedPageBreak/>
               <w:t>RQ4</w:t>
             </w:r>
           </w:p>
@@ -5349,6 +5340,7 @@
           </w:tcPr>
           <w:p>
             <w:pPr>
+              <w:spacing w:line="300" w:lineRule="auto"/>
               <w:ind w:firstLine="0"/>
               <w:rPr>
                 <w:rFonts w:asciiTheme="majorHAnsi" w:hAnsiTheme="majorHAnsi" w:cstheme="majorHAnsi"/>
@@ -5375,6 +5367,7 @@
           </w:tcPr>
           <w:p>
             <w:pPr>
+              <w:spacing w:line="300" w:lineRule="auto"/>
               <w:ind w:firstLine="0"/>
               <w:rPr>
                 <w:rFonts w:asciiTheme="majorHAnsi" w:hAnsiTheme="majorHAnsi" w:cstheme="majorHAnsi"/>
@@ -5396,59 +5389,60 @@
           <w:rFonts w:asciiTheme="majorHAnsi" w:hAnsiTheme="majorHAnsi" w:cstheme="majorHAnsi"/>
         </w:rPr>
       </w:pPr>
+      <w:r>
+        <w:rPr>
+          <w:rFonts w:asciiTheme="majorHAnsi" w:hAnsiTheme="majorHAnsi" w:cstheme="majorHAnsi"/>
+        </w:rPr>
+        <w:t xml:space="preserve">Action types are not mutually exclusive. A record reporting more than one action type may appear in more than one separate comparison, but the reference group will always contain records </w:t>
+      </w:r>
+      <w:r>
+        <w:rPr>
+          <w:rFonts w:asciiTheme="majorHAnsi" w:hAnsiTheme="majorHAnsi" w:cstheme="majorHAnsi"/>
+        </w:rPr>
+        <w:lastRenderedPageBreak/>
+        <w:t xml:space="preserve">reporting no valid action. RQ4 will use only information available in the action year. </w:t>
+      </w:r>
+      <w:r>
+        <w:rPr>
+          <w:rFonts w:asciiTheme="majorHAnsi" w:hAnsiTheme="majorHAnsi" w:cstheme="majorHAnsi"/>
+        </w:rPr>
+        <w:t>The elastic-net penalty strength and mixing parameter will be selected by k-fold cross-validation within the development transitions only, using folds grouped by reporting year so no fold mixes training and validation records from the same transition; the model will then be locked and evaluated once on the 2023 to 2024 holdout.</w:t>
+      </w:r>
+      <w:r>
+        <w:rPr>
+          <w:rFonts w:asciiTheme="majorHAnsi" w:hAnsiTheme="majorHAnsi" w:cstheme="majorHAnsi"/>
+        </w:rPr>
+        <w:t xml:space="preserve"> No performance value will be promised before testing.</w:t>
+      </w:r>
     </w:p>
     <w:p>
       <w:pPr>
-        <w:rPr>
-          <w:rFonts w:asciiTheme="majorHAnsi" w:hAnsiTheme="majorHAnsi" w:cstheme="majorHAnsi"/>
-        </w:rPr>
-      </w:pPr>
-      <w:r>
-        <w:rPr>
-          <w:rFonts w:asciiTheme="majorHAnsi" w:hAnsiTheme="majorHAnsi" w:cstheme="majorHAnsi"/>
-        </w:rPr>
-        <w:t>Action types are not mutually exclusive. A record reporting more than one action type may appear in more than one separate comparison, but the reference group will always contain records reporting no valid action.</w:t>
-      </w:r>
-      <w:r>
-        <w:rPr>
-          <w:rFonts w:asciiTheme="majorHAnsi" w:hAnsiTheme="majorHAnsi" w:cstheme="majorHAnsi"/>
-        </w:rPr>
-        <w:t xml:space="preserve"> </w:t>
-      </w:r>
-      <w:r>
-        <w:rPr>
-          <w:rFonts w:asciiTheme="majorHAnsi" w:hAnsiTheme="majorHAnsi" w:cstheme="majorHAnsi"/>
-        </w:rPr>
-        <w:t xml:space="preserve">RQ4 will use only information available in the action year. </w:t>
-      </w:r>
-      <w:r>
-        <w:rPr>
-          <w:rFonts w:asciiTheme="majorHAnsi" w:hAnsiTheme="majorHAnsi" w:cstheme="majorHAnsi"/>
-        </w:rPr>
-        <w:t>The elastic-net penalty strength and mixing parameter will be selected by k-fold cross-validation within the development transitions only, using folds grouped by reporting year so no fold mixes training and validation records from the same transition; the model will then be locked and evaluated once on the 2023 to 2024 holdout.</w:t>
-      </w:r>
-      <w:r>
-        <w:rPr>
-          <w:rFonts w:asciiTheme="majorHAnsi" w:hAnsiTheme="majorHAnsi" w:cstheme="majorHAnsi"/>
-        </w:rPr>
-        <w:t xml:space="preserve"> No performance value will be promised before testing.</w:t>
+        <w:pStyle w:val="Heading2"/>
+        <w:ind w:firstLine="0"/>
+        <w:rPr>
+          <w:rFonts w:cstheme="majorHAnsi"/>
+          <w:szCs w:val="22"/>
+        </w:rPr>
+      </w:pPr>
+      <w:r>
+        <w:rPr>
+          <w:rFonts w:cstheme="majorHAnsi"/>
+          <w:szCs w:val="22"/>
+        </w:rPr>
+        <w:t>Sensitivity and Quality Checks</w:t>
       </w:r>
     </w:p>
     <w:p>
       <w:pPr>
-        <w:pStyle w:val="Heading2"/>
-        <w:ind w:firstLine="0"/>
-        <w:rPr>
-          <w:rFonts w:cstheme="majorHAnsi"/>
-          <w:szCs w:val="22"/>
-        </w:rPr>
-      </w:pPr>
-      <w:r>
-        <w:rPr>
-          <w:rFonts w:cstheme="majorHAnsi"/>
-          <w:szCs w:val="22"/>
-        </w:rPr>
-        <w:t>Sensitivity and Quality Checks</w:t>
+        <w:rPr>
+          <w:rFonts w:asciiTheme="majorHAnsi" w:hAnsiTheme="majorHAnsi" w:cstheme="majorHAnsi"/>
+        </w:rPr>
+      </w:pPr>
+      <w:r>
+        <w:rPr>
+          <w:rFonts w:asciiTheme="majorHAnsi" w:hAnsiTheme="majorHAnsi" w:cstheme="majorHAnsi"/>
+        </w:rPr>
+        <w:t>The RQ2 association model and the RQ3 group comparisons will be repeated without the 2020-to-2021 transition (which spans a pandemic-disrupted production period that could distort normal release patterns) and without gram-reported chemicals. The analysis will also document missingness, unit conflicts, extreme production or activity ratios, sparse action-type counts, small expected cell counts, logistic-model separation, multicollinearity, influential records, calibration, and subgroup performance. Appendix C states the diagnostic rule and response for each issue.</w:t>
       </w:r>
     </w:p>
     <w:p>
@@ -5461,34 +5455,17 @@
         <w:rPr>
           <w:rFonts w:asciiTheme="majorHAnsi" w:hAnsiTheme="majorHAnsi" w:cstheme="majorHAnsi"/>
         </w:rPr>
-        <w:t>The RQ2 association model and the RQ3 group comparisons will be repeated without the 2020-to-2021 transition (which spans a pandemic-disrupted production period that could distort normal release patterns) and without gram-reported chemicals</w:t>
-      </w:r>
-      <w:r>
-        <w:rPr>
-          <w:rFonts w:asciiTheme="majorHAnsi" w:hAnsiTheme="majorHAnsi" w:cstheme="majorHAnsi"/>
-        </w:rPr>
-        <w:t xml:space="preserve">. </w:t>
-      </w:r>
-      <w:r>
-        <w:rPr>
-          <w:rFonts w:asciiTheme="majorHAnsi" w:hAnsiTheme="majorHAnsi" w:cstheme="majorHAnsi"/>
-        </w:rPr>
-        <w:t>The analysis will also document missingness, unit conflicts, extreme production or activity ratios, sparse action-type counts, small expected cell counts, logistic-model separation, multicollinearity, influential records, calibration, and subgroup performance</w:t>
-      </w:r>
-      <w:r>
-        <w:rPr>
-          <w:rFonts w:asciiTheme="majorHAnsi" w:hAnsiTheme="majorHAnsi" w:cstheme="majorHAnsi"/>
-        </w:rPr>
-        <w:t>. Appendix C states the diagnostic rule and response for each issue.</w:t>
+        <w:t xml:space="preserve">Three limitations of the outcome and exposure variables are stated directly rather than left implicit. First, REDUCTION_10 cannot distinguish a genuine pollution-prevention-driven reduction from a release drop caused by a production slowdown, a facility closure, or the discontinued use of that chemical; TRI fields alone cannot separate these cases, so results should be read as screening associations, not confirmed causal improvements. Second, a facility-chemical record whose release falls far enough to drop below the EPA reporting threshold will stop filing and will appear as a missing next-year record, which this study excludes rather than scores as REDUCTION_10 = 1; this likely removes some of the strongest true reductions from the analysis and biases estimated reduction rates and associations conservatively (downward), which is a limitation of the design rather than an error. Third, REPORTED_ANY_SOURCE_REDUCTION_ACTION depends on facility self-reporting of Source Reduction Activity Codes, and a value of 0 does not prove that no action was taken; if this underreporting is unrelated to the outcome, it will attenuate the RQ2 and RQ3 associations toward the null, meaning the </w:t>
+      </w:r>
+      <w:r>
+        <w:rPr>
+          <w:rFonts w:asciiTheme="majorHAnsi" w:hAnsiTheme="majorHAnsi" w:cstheme="majorHAnsi"/>
+        </w:rPr>
+        <w:lastRenderedPageBreak/>
+        <w:t>true association could be stronger than what is observed. Finally, the RQ2 model's release-level control addresses, but should be read with, ordinary regression-to-the-mean: a facility-chemical record with an unusually high current-year release is mechanically more likely to clear a 10-percentage-point relative bar the following year regardless of any reported action.</w:t>
       </w:r>
     </w:p>
     <w:p>
-      <w:pPr/>
-      <w:r>
-        <w:t>Three limitations of the outcome and exposure variables are stated directly rather than left implicit. First, REDUCTION_10 cannot distinguish a genuine pollution-prevention-driven reduction from a release drop caused by a production slowdown, a facility closure, or the discontinued use of that chemical; TRI fields alone cannot separate these cases, so results should be read as screening associations, not confirmed causal improvements. Second, a facility-chemical record whose release falls far enough to drop below the EPA reporting threshold will stop filing and will appear as a missing next-year record, which this study excludes rather than scores as REDUCTION_10 = 1; this likely removes some of the strongest true reductions from the analysis and biases estimated reduction rates and associations conservatively (downward), which is a limitation of the design rather than an error. Third, REPORTED_ANY_SOURCE_REDUCTION_ACTION depends on facility self-reporting of Source Reduction Activity Codes, and a value of 0 does not prove that no action was taken; if this underreporting is unrelated to the outcome, it will attenuate the RQ2 and RQ3 associations toward the null, meaning the true association could be stronger than what is observed. Finally, the RQ2 model's release-level control addresses, but should be read with, ordinary regression-to-the-mean: a facility-chemical record with an unusually high current-year release is mechanically more likely to clear a 10-percentage-point relative bar the following year regardless of any reported action.</w:t>
-      </w:r>
-    </w:p>
-    <w:p>
       <w:pPr>
         <w:rPr>
           <w:rFonts w:asciiTheme="majorHAnsi" w:hAnsiTheme="majorHAnsi" w:cstheme="majorHAnsi"/>
@@ -5499,11 +5476,6 @@
           <w:rFonts w:asciiTheme="majorHAnsi" w:hAnsiTheme="majorHAnsi" w:cstheme="majorHAnsi"/>
         </w:rPr>
         <w:t>The scope remains limited to two source files per year, one primary outcome, four linked research questions, one main prediction model, and one comparison model (a simple, unregularized logistic regression using only the reported-action indicator and current release, evaluated on the same holdout to show whether the main model's added predictors and regularization earn their added complexity). Detailed definitions are written once in the appendices and cited from the main text, reducing repetition and helping the core synopsis remain within the required page range.</w:t>
-      </w:r>
-      <w:r>
-        <w:rPr>
-          <w:rFonts w:asciiTheme="majorHAnsi" w:hAnsiTheme="majorHAnsi" w:cstheme="majorHAnsi"/>
-        </w:rPr>
       </w:r>
     </w:p>
     <w:p>
@@ -6192,13 +6164,6 @@
         </w:rPr>
         <w:t>This appendix defines every displayed data count and derived variable. It is referenced in the Data Description section so that the main synopsis remains concise while the calculation trail remains complete and reproducible. Exact EPA field labels and column positions are verified against the TRI Basic Plus field guide (EPA, 2025b).</w:t>
       </w:r>
-    </w:p>
-    <w:p>
-      <w:pPr>
-        <w:rPr>
-          <w:rFonts w:asciiTheme="majorHAnsi" w:hAnsiTheme="majorHAnsi" w:cstheme="majorHAnsi"/>
-        </w:rPr>
-      </w:pPr>
     </w:p>
     <w:p>
       <w:pPr>
@@ -6261,8 +6226,8 @@
         <w:tblLook w:val="04A0" w:firstRow="1" w:lastRow="0" w:firstColumn="1" w:lastColumn="0" w:noHBand="0" w:noVBand="1"/>
       </w:tblPr>
       <w:tblGrid>
-        <w:gridCol w:w="1748"/>
-        <w:gridCol w:w="2602"/>
+        <w:gridCol w:w="1758"/>
+        <w:gridCol w:w="2592"/>
         <w:gridCol w:w="5010"/>
       </w:tblGrid>
       <w:tr>
@@ -6286,6 +6251,7 @@
           </w:tcPr>
           <w:p>
             <w:pPr>
+              <w:spacing w:line="300" w:lineRule="auto"/>
               <w:ind w:firstLine="0"/>
               <w:jc w:val="center"/>
               <w:rPr>
@@ -6317,6 +6283,7 @@
           </w:tcPr>
           <w:p>
             <w:pPr>
+              <w:spacing w:line="300" w:lineRule="auto"/>
               <w:ind w:firstLine="0"/>
               <w:jc w:val="center"/>
               <w:rPr>
@@ -6348,6 +6315,7 @@
           </w:tcPr>
           <w:p>
             <w:pPr>
+              <w:spacing w:line="300" w:lineRule="auto"/>
               <w:ind w:firstLine="0"/>
               <w:jc w:val="center"/>
               <w:rPr>
@@ -6381,6 +6349,7 @@
           </w:tcPr>
           <w:p>
             <w:pPr>
+              <w:spacing w:line="300" w:lineRule="auto"/>
               <w:ind w:firstLine="0"/>
               <w:rPr>
                 <w:rFonts w:asciiTheme="majorHAnsi" w:hAnsiTheme="majorHAnsi" w:cstheme="majorHAnsi"/>
@@ -6407,6 +6376,7 @@
           </w:tcPr>
           <w:p>
             <w:pPr>
+              <w:spacing w:line="300" w:lineRule="auto"/>
               <w:ind w:firstLine="0"/>
               <w:rPr>
                 <w:rFonts w:asciiTheme="majorHAnsi" w:hAnsiTheme="majorHAnsi" w:cstheme="majorHAnsi"/>
@@ -6433,6 +6403,7 @@
           </w:tcPr>
           <w:p>
             <w:pPr>
+              <w:spacing w:line="300" w:lineRule="auto"/>
               <w:ind w:firstLine="0"/>
               <w:rPr>
                 <w:rFonts w:asciiTheme="majorHAnsi" w:hAnsiTheme="majorHAnsi" w:cstheme="majorHAnsi"/>
@@ -6464,6 +6435,7 @@
           </w:tcPr>
           <w:p>
             <w:pPr>
+              <w:spacing w:line="300" w:lineRule="auto"/>
               <w:ind w:firstLine="0"/>
               <w:rPr>
                 <w:rFonts w:asciiTheme="majorHAnsi" w:hAnsiTheme="majorHAnsi" w:cstheme="majorHAnsi"/>
@@ -6490,6 +6462,7 @@
           </w:tcPr>
           <w:p>
             <w:pPr>
+              <w:spacing w:line="300" w:lineRule="auto"/>
               <w:ind w:firstLine="0"/>
               <w:rPr>
                 <w:rFonts w:asciiTheme="majorHAnsi" w:hAnsiTheme="majorHAnsi" w:cstheme="majorHAnsi"/>
@@ -6528,6 +6501,7 @@
           </w:tcPr>
           <w:p>
             <w:pPr>
+              <w:spacing w:line="300" w:lineRule="auto"/>
               <w:ind w:firstLine="0"/>
               <w:rPr>
                 <w:rFonts w:asciiTheme="majorHAnsi" w:hAnsiTheme="majorHAnsi" w:cstheme="majorHAnsi"/>
@@ -6559,6 +6533,7 @@
           </w:tcPr>
           <w:p>
             <w:pPr>
+              <w:spacing w:line="300" w:lineRule="auto"/>
               <w:ind w:firstLine="0"/>
               <w:rPr>
                 <w:rFonts w:asciiTheme="majorHAnsi" w:hAnsiTheme="majorHAnsi" w:cstheme="majorHAnsi"/>
@@ -6568,7 +6543,6 @@
               <w:rPr>
                 <w:rFonts w:asciiTheme="majorHAnsi" w:hAnsiTheme="majorHAnsi" w:cstheme="majorHAnsi"/>
               </w:rPr>
-              <w:lastRenderedPageBreak/>
               <w:t>Unique facility-chemical-year records after consolidation</w:t>
             </w:r>
           </w:p>
@@ -6586,6 +6560,7 @@
           </w:tcPr>
           <w:p>
             <w:pPr>
+              <w:spacing w:line="300" w:lineRule="auto"/>
               <w:ind w:firstLine="0"/>
               <w:rPr>
                 <w:rFonts w:asciiTheme="majorHAnsi" w:hAnsiTheme="majorHAnsi" w:cstheme="majorHAnsi"/>
@@ -6596,16 +6571,6 @@
                 <w:rFonts w:asciiTheme="majorHAnsi" w:hAnsiTheme="majorHAnsi" w:cstheme="majorHAnsi"/>
               </w:rPr>
               <w:t>Distinct combinations of TRIFD, CAS NUMBER, and CHEMICAL NAME within a reporting year, after resolving duplicate Form R filings for the same facility-chemical-year with a deterministic tie-break rule.</w:t>
-            </w:r>
-            <w:r>
-              <w:rPr>
-                <w:rFonts w:asciiTheme="majorHAnsi" w:hAnsiTheme="majorHAnsi" w:cstheme="majorHAnsi"/>
-              </w:rPr>
-            </w:r>
-            <w:r>
-              <w:rPr>
-                <w:rFonts w:asciiTheme="majorHAnsi" w:hAnsiTheme="majorHAnsi" w:cstheme="majorHAnsi"/>
-              </w:rPr>
             </w:r>
           </w:p>
         </w:tc>
@@ -6622,6 +6587,7 @@
           </w:tcPr>
           <w:p>
             <w:pPr>
+              <w:spacing w:line="300" w:lineRule="auto"/>
               <w:ind w:firstLine="0"/>
               <w:rPr>
                 <w:rFonts w:asciiTheme="majorHAnsi" w:hAnsiTheme="majorHAnsi" w:cstheme="majorHAnsi"/>
@@ -6631,27 +6597,14 @@
               <w:rPr>
                 <w:rFonts w:asciiTheme="majorHAnsi" w:hAnsiTheme="majorHAnsi" w:cstheme="majorHAnsi"/>
               </w:rPr>
-              <w:t>Group by TRIFD + CAS NUMBER + CHEMICAL NAME within REPORTING YEAR. Tie-break rule for duplicate filings: REPORTED_ANY_SOURCE_REDUCTION_ACTION = 1 if any duplicate filing reports an action (logical OR across duplicates); the authoritative TOTAL ON-SITE RELEASES and UNIT OF MEASURE are taken from the filing with the highest DOCUMENT CONTROL NUMBER among the duplicates. TRI_CHEM_ID is retained on the consolidated record for cross-year matching (Table A2).</w:t>
-            </w:r>
-            <w:r>
-              <w:rPr>
-                <w:rFonts w:asciiTheme="majorHAnsi" w:hAnsiTheme="majorHAnsi" w:cstheme="majorHAnsi"/>
-              </w:rPr>
-            </w:r>
-            <w:r>
-              <w:rPr>
-                <w:rFonts w:asciiTheme="majorHAnsi" w:hAnsiTheme="majorHAnsi" w:cstheme="majorHAnsi"/>
-              </w:rPr>
-            </w:r>
-            <w:r>
-              <w:rPr>
-                <w:rFonts w:asciiTheme="majorHAnsi" w:hAnsiTheme="majorHAnsi" w:cstheme="majorHAnsi"/>
-              </w:rPr>
-            </w:r>
-            <w:r>
-              <w:rPr>
-                <w:rFonts w:asciiTheme="majorHAnsi" w:hAnsiTheme="majorHAnsi" w:cstheme="majorHAnsi"/>
-              </w:rPr>
+              <w:t xml:space="preserve">Group by TRIFD + CAS NUMBER + CHEMICAL NAME within REPORTING YEAR. Tie-break rule for duplicate filings: REPORTED_ANY_SOURCE_REDUCTION_ACTION = 1 if any duplicate filing reports an action (logical OR across duplicates); the authoritative TOTAL ON-SITE RELEASES and UNIT OF MEASURE are taken from the filing with the highest DOCUMENT CONTROL NUMBER among the duplicates. TRI_CHEM_ID is </w:t>
+            </w:r>
+            <w:r>
+              <w:rPr>
+                <w:rFonts w:asciiTheme="majorHAnsi" w:hAnsiTheme="majorHAnsi" w:cstheme="majorHAnsi"/>
+              </w:rPr>
+              <w:lastRenderedPageBreak/>
+              <w:t>retained on the consolidated record for cross-year matching (Table A2).</w:t>
             </w:r>
           </w:p>
         </w:tc>
@@ -6673,6 +6626,7 @@
           </w:tcPr>
           <w:p>
             <w:pPr>
+              <w:spacing w:line="300" w:lineRule="auto"/>
               <w:ind w:firstLine="0"/>
               <w:rPr>
                 <w:rFonts w:asciiTheme="majorHAnsi" w:hAnsiTheme="majorHAnsi" w:cstheme="majorHAnsi"/>
@@ -6682,6 +6636,7 @@
               <w:rPr>
                 <w:rFonts w:asciiTheme="majorHAnsi" w:hAnsiTheme="majorHAnsi" w:cstheme="majorHAnsi"/>
               </w:rPr>
+              <w:lastRenderedPageBreak/>
               <w:t>Records reporting at least one Source Reduction Activity Code (%)</w:t>
             </w:r>
           </w:p>
@@ -6699,6 +6654,7 @@
           </w:tcPr>
           <w:p>
             <w:pPr>
+              <w:spacing w:line="300" w:lineRule="auto"/>
               <w:ind w:firstLine="0"/>
               <w:rPr>
                 <w:rFonts w:asciiTheme="majorHAnsi" w:hAnsiTheme="majorHAnsi" w:cstheme="majorHAnsi"/>
@@ -6725,6 +6681,7 @@
           </w:tcPr>
           <w:p>
             <w:pPr>
+              <w:spacing w:line="300" w:lineRule="auto"/>
               <w:ind w:firstLine="0"/>
               <w:rPr>
                 <w:rFonts w:asciiTheme="majorHAnsi" w:hAnsiTheme="majorHAnsi" w:cstheme="majorHAnsi"/>
@@ -6734,7 +6691,21 @@
               <w:rPr>
                 <w:rFonts w:asciiTheme="majorHAnsi" w:hAnsiTheme="majorHAnsi" w:cstheme="majorHAnsi"/>
               </w:rPr>
-              <w:t xml:space="preserve">Numerator = count(REPORTED_ANY_SOURCE_REDUCTION_ACTION = 1). Denominator = all consolidated facility-chemical-year records </w:t>
+              <w:t xml:space="preserve">Numerator = </w:t>
+            </w:r>
+            <w:proofErr w:type="gramStart"/>
+            <w:r>
+              <w:rPr>
+                <w:rFonts w:asciiTheme="majorHAnsi" w:hAnsiTheme="majorHAnsi" w:cstheme="majorHAnsi"/>
+              </w:rPr>
+              <w:t>count(</w:t>
+            </w:r>
+            <w:proofErr w:type="gramEnd"/>
+            <w:r>
+              <w:rPr>
+                <w:rFonts w:asciiTheme="majorHAnsi" w:hAnsiTheme="majorHAnsi" w:cstheme="majorHAnsi"/>
+              </w:rPr>
+              <w:t xml:space="preserve">REPORTED_ANY_SOURCE_REDUCTION_ACTION = 1). Denominator = all consolidated facility-chemical-year records </w:t>
             </w:r>
             <w:r>
               <w:rPr>
@@ -6787,13 +6758,7 @@
         <w:rPr>
           <w:rFonts w:asciiTheme="majorHAnsi" w:hAnsiTheme="majorHAnsi" w:cstheme="majorHAnsi"/>
         </w:rPr>
-        <w:t>a</w:t>
-      </w:r>
-      <w:r>
-        <w:rPr>
-          <w:rFonts w:asciiTheme="majorHAnsi" w:hAnsiTheme="majorHAnsi" w:cstheme="majorHAnsi"/>
-        </w:rPr>
-        <w:t>ction-type indicators</w:t>
+        <w:t>action-type indicators</w:t>
       </w:r>
       <w:r>
         <w:rPr>
@@ -6815,7 +6780,6 @@
           <w:rFonts w:asciiTheme="majorHAnsi" w:hAnsiTheme="majorHAnsi" w:cstheme="majorHAnsi"/>
           <w:b/>
         </w:rPr>
-        <w:lastRenderedPageBreak/>
         <w:t>Table A2</w:t>
       </w:r>
     </w:p>
@@ -6851,9 +6815,9 @@
         <w:tblLook w:val="04A0" w:firstRow="1" w:lastRow="0" w:firstColumn="1" w:lastColumn="0" w:noHBand="0" w:noVBand="1"/>
       </w:tblPr>
       <w:tblGrid>
-        <w:gridCol w:w="4429"/>
-        <w:gridCol w:w="2978"/>
-        <w:gridCol w:w="1953"/>
+        <w:gridCol w:w="2444"/>
+        <w:gridCol w:w="3510"/>
+        <w:gridCol w:w="3406"/>
       </w:tblGrid>
       <w:tr>
         <w:trPr>
@@ -6862,7 +6826,7 @@
         </w:trPr>
         <w:tc>
           <w:tcPr>
-            <w:tcW w:w="2592" w:type="dxa"/>
+            <w:tcW w:w="2444" w:type="dxa"/>
             <w:tcBorders>
               <w:bottom w:val="single" w:sz="8" w:space="0" w:color="000000"/>
             </w:tcBorders>
@@ -6876,6 +6840,7 @@
           </w:tcPr>
           <w:p>
             <w:pPr>
+              <w:spacing w:line="300" w:lineRule="auto"/>
               <w:ind w:firstLine="0"/>
               <w:jc w:val="center"/>
               <w:rPr>
@@ -6893,7 +6858,7 @@
         </w:tc>
         <w:tc>
           <w:tcPr>
-            <w:tcW w:w="4752" w:type="dxa"/>
+            <w:tcW w:w="3510" w:type="dxa"/>
             <w:tcBorders>
               <w:bottom w:val="single" w:sz="8" w:space="0" w:color="000000"/>
             </w:tcBorders>
@@ -6907,6 +6872,7 @@
           </w:tcPr>
           <w:p>
             <w:pPr>
+              <w:spacing w:line="300" w:lineRule="auto"/>
               <w:ind w:firstLine="0"/>
               <w:jc w:val="center"/>
               <w:rPr>
@@ -6924,7 +6890,7 @@
         </w:tc>
         <w:tc>
           <w:tcPr>
-            <w:tcW w:w="3024" w:type="dxa"/>
+            <w:tcW w:w="3406" w:type="dxa"/>
             <w:tcBorders>
               <w:bottom w:val="single" w:sz="8" w:space="0" w:color="000000"/>
             </w:tcBorders>
@@ -6938,6 +6904,7 @@
           </w:tcPr>
           <w:p>
             <w:pPr>
+              <w:spacing w:line="300" w:lineRule="auto"/>
               <w:ind w:firstLine="0"/>
               <w:jc w:val="center"/>
               <w:rPr>
@@ -6960,7 +6927,7 @@
         </w:trPr>
         <w:tc>
           <w:tcPr>
-            <w:tcW w:w="2592" w:type="dxa"/>
+            <w:tcW w:w="2444" w:type="dxa"/>
             <w:tcMar>
               <w:top w:w="80" w:type="dxa"/>
               <w:left w:w="80" w:type="dxa"/>
@@ -6971,6 +6938,7 @@
           </w:tcPr>
           <w:p>
             <w:pPr>
+              <w:spacing w:line="300" w:lineRule="auto"/>
               <w:ind w:firstLine="0"/>
               <w:rPr>
                 <w:rFonts w:asciiTheme="majorHAnsi" w:hAnsiTheme="majorHAnsi" w:cstheme="majorHAnsi"/>
@@ -6986,7 +6954,7 @@
         </w:tc>
         <w:tc>
           <w:tcPr>
-            <w:tcW w:w="4752" w:type="dxa"/>
+            <w:tcW w:w="3510" w:type="dxa"/>
             <w:tcMar>
               <w:top w:w="80" w:type="dxa"/>
               <w:left w:w="80" w:type="dxa"/>
@@ -6997,6 +6965,7 @@
           </w:tcPr>
           <w:p>
             <w:pPr>
+              <w:spacing w:line="300" w:lineRule="auto"/>
               <w:ind w:firstLine="0"/>
               <w:rPr>
                 <w:rFonts w:asciiTheme="majorHAnsi" w:hAnsiTheme="majorHAnsi" w:cstheme="majorHAnsi"/>
@@ -7012,7 +6981,7 @@
         </w:tc>
         <w:tc>
           <w:tcPr>
-            <w:tcW w:w="3024" w:type="dxa"/>
+            <w:tcW w:w="3406" w:type="dxa"/>
             <w:tcMar>
               <w:top w:w="80" w:type="dxa"/>
               <w:left w:w="80" w:type="dxa"/>
@@ -7023,6 +6992,7 @@
           </w:tcPr>
           <w:p>
             <w:pPr>
+              <w:spacing w:line="300" w:lineRule="auto"/>
               <w:ind w:firstLine="0"/>
               <w:rPr>
                 <w:rFonts w:asciiTheme="majorHAnsi" w:hAnsiTheme="majorHAnsi" w:cstheme="majorHAnsi"/>
@@ -7043,7 +7013,7 @@
         </w:trPr>
         <w:tc>
           <w:tcPr>
-            <w:tcW w:w="2592" w:type="dxa"/>
+            <w:tcW w:w="2444" w:type="dxa"/>
             <w:tcMar>
               <w:top w:w="80" w:type="dxa"/>
               <w:left w:w="80" w:type="dxa"/>
@@ -7054,6 +7024,7 @@
           </w:tcPr>
           <w:p>
             <w:pPr>
+              <w:spacing w:line="300" w:lineRule="auto"/>
               <w:ind w:firstLine="0"/>
               <w:rPr>
                 <w:rFonts w:asciiTheme="majorHAnsi" w:hAnsiTheme="majorHAnsi" w:cstheme="majorHAnsi"/>
@@ -7069,7 +7040,7 @@
         </w:tc>
         <w:tc>
           <w:tcPr>
-            <w:tcW w:w="4752" w:type="dxa"/>
+            <w:tcW w:w="3510" w:type="dxa"/>
             <w:tcMar>
               <w:top w:w="80" w:type="dxa"/>
               <w:left w:w="80" w:type="dxa"/>
@@ -7080,6 +7051,7 @@
           </w:tcPr>
           <w:p>
             <w:pPr>
+              <w:spacing w:line="300" w:lineRule="auto"/>
               <w:ind w:firstLine="0"/>
               <w:rPr>
                 <w:rFonts w:asciiTheme="majorHAnsi" w:hAnsiTheme="majorHAnsi" w:cstheme="majorHAnsi"/>
@@ -7095,7 +7067,7 @@
         </w:tc>
         <w:tc>
           <w:tcPr>
-            <w:tcW w:w="3024" w:type="dxa"/>
+            <w:tcW w:w="3406" w:type="dxa"/>
             <w:tcMar>
               <w:top w:w="80" w:type="dxa"/>
               <w:left w:w="80" w:type="dxa"/>
@@ -7106,6 +7078,7 @@
           </w:tcPr>
           <w:p>
             <w:pPr>
+              <w:spacing w:line="300" w:lineRule="auto"/>
               <w:ind w:firstLine="0"/>
               <w:rPr>
                 <w:rFonts w:asciiTheme="majorHAnsi" w:hAnsiTheme="majorHAnsi" w:cstheme="majorHAnsi"/>
@@ -7126,7 +7099,7 @@
         </w:trPr>
         <w:tc>
           <w:tcPr>
-            <w:tcW w:w="2592" w:type="dxa"/>
+            <w:tcW w:w="2444" w:type="dxa"/>
             <w:tcMar>
               <w:top w:w="80" w:type="dxa"/>
               <w:left w:w="80" w:type="dxa"/>
@@ -7137,6 +7110,7 @@
           </w:tcPr>
           <w:p>
             <w:pPr>
+              <w:spacing w:line="300" w:lineRule="auto"/>
               <w:ind w:firstLine="0"/>
               <w:rPr>
                 <w:rFonts w:asciiTheme="majorHAnsi" w:hAnsiTheme="majorHAnsi" w:cstheme="majorHAnsi"/>
@@ -7164,7 +7138,7 @@
         </w:tc>
         <w:tc>
           <w:tcPr>
-            <w:tcW w:w="4752" w:type="dxa"/>
+            <w:tcW w:w="3510" w:type="dxa"/>
             <w:tcMar>
               <w:top w:w="80" w:type="dxa"/>
               <w:left w:w="80" w:type="dxa"/>
@@ -7175,6 +7149,7 @@
           </w:tcPr>
           <w:p>
             <w:pPr>
+              <w:spacing w:line="300" w:lineRule="auto"/>
               <w:ind w:firstLine="0"/>
               <w:rPr>
                 <w:rFonts w:asciiTheme="majorHAnsi" w:hAnsiTheme="majorHAnsi" w:cstheme="majorHAnsi"/>
@@ -7184,20 +7159,13 @@
               <w:rPr>
                 <w:rFonts w:asciiTheme="majorHAnsi" w:hAnsiTheme="majorHAnsi" w:cstheme="majorHAnsi"/>
               </w:rPr>
-              <w:t xml:space="preserve">Valid codes mapped to material modification, product modification, process/equipment modification, inventory/material </w:t>
-            </w:r>
-            <w:r>
-              <w:rPr>
-                <w:rFonts w:asciiTheme="majorHAnsi" w:hAnsiTheme="majorHAnsi" w:cstheme="majorHAnsi"/>
-              </w:rPr>
-              <w:lastRenderedPageBreak/>
-              <w:t>management, and operating practice/training.</w:t>
+              <w:t>Valid codes mapped to material modification, product modification, process/equipment modification, inventory/material management, and operating practice/training.</w:t>
             </w:r>
           </w:p>
         </w:tc>
         <w:tc>
           <w:tcPr>
-            <w:tcW w:w="3024" w:type="dxa"/>
+            <w:tcW w:w="3406" w:type="dxa"/>
             <w:tcMar>
               <w:top w:w="80" w:type="dxa"/>
               <w:left w:w="80" w:type="dxa"/>
@@ -7208,6 +7176,7 @@
           </w:tcPr>
           <w:p>
             <w:pPr>
+              <w:spacing w:line="300" w:lineRule="auto"/>
               <w:ind w:firstLine="0"/>
               <w:rPr>
                 <w:rFonts w:asciiTheme="majorHAnsi" w:hAnsiTheme="majorHAnsi" w:cstheme="majorHAnsi"/>
@@ -7217,21 +7186,7 @@
               <w:rPr>
                 <w:rFonts w:asciiTheme="majorHAnsi" w:hAnsiTheme="majorHAnsi" w:cstheme="majorHAnsi"/>
               </w:rPr>
-              <w:lastRenderedPageBreak/>
-              <w:t>Each action type is coded 1 when one or more mapped codes are present and 0 otherwise</w:t>
-            </w:r>
-            <w:r>
-              <w:rPr>
-                <w:rFonts w:asciiTheme="majorHAnsi" w:hAnsiTheme="majorHAnsi" w:cstheme="majorHAnsi"/>
-              </w:rPr>
-              <w:t xml:space="preserve">. Action types may co-occur. Legacy W </w:t>
-            </w:r>
-            <w:r>
-              <w:rPr>
-                <w:rFonts w:asciiTheme="majorHAnsi" w:hAnsiTheme="majorHAnsi" w:cstheme="majorHAnsi"/>
-              </w:rPr>
-              <w:lastRenderedPageBreak/>
-              <w:t>codes are retained separately until their treatment is justified.</w:t>
+              <w:t>Each action type is coded 1 when one or more mapped codes are present and 0 otherwise. Action types may co-occur. Legacy W codes are retained separately until their treatment is justified.</w:t>
             </w:r>
           </w:p>
         </w:tc>
@@ -7249,7 +7204,19 @@
           <w:rFonts w:asciiTheme="majorHAnsi" w:hAnsiTheme="majorHAnsi" w:cstheme="majorHAnsi"/>
         </w:rPr>
         <w:lastRenderedPageBreak/>
-        <w:t xml:space="preserve">REPORTED_ANY_SOURCE_REDUCTION_ACTIONᵢ = I(CODE1ᵢ </w:t>
+        <w:t>REPORTED_ANY_SOURCE_REDUCTION_ACTIONᵢ = I</w:t>
+      </w:r>
+      <w:r>
+        <w:rPr>
+          <w:rFonts w:asciiTheme="majorHAnsi" w:hAnsiTheme="majorHAnsi" w:cstheme="majorHAnsi"/>
+        </w:rPr>
+        <w:t xml:space="preserve"> </w:t>
+      </w:r>
+      <w:r>
+        <w:rPr>
+          <w:rFonts w:asciiTheme="majorHAnsi" w:hAnsiTheme="majorHAnsi" w:cstheme="majorHAnsi"/>
+        </w:rPr>
+        <w:t xml:space="preserve">(CODE1ᵢ </w:t>
       </w:r>
       <w:r>
         <w:rPr>
@@ -7298,19 +7265,7 @@
         <w:rPr>
           <w:rFonts w:asciiTheme="majorHAnsi" w:hAnsiTheme="majorHAnsi" w:cstheme="majorHAnsi"/>
         </w:rPr>
-        <w:t>The five action-type indicators are not mutually exclusive. A facility-chemical-year record may be coded 1 for more than one action type when multiple valid Source Reduction Activity Codes are reported. For RQ3, each action type is compared separately with records reporting no valid source-reduction action</w:t>
-      </w:r>
-      <w:r>
-        <w:rPr>
-          <w:rFonts w:asciiTheme="majorHAnsi" w:hAnsiTheme="majorHAnsi" w:cstheme="majorHAnsi"/>
-        </w:rPr>
-        <w:t xml:space="preserve">. </w:t>
-      </w:r>
-      <w:r>
-        <w:rPr>
-          <w:rFonts w:asciiTheme="majorHAnsi" w:hAnsiTheme="majorHAnsi" w:cstheme="majorHAnsi"/>
-        </w:rPr>
-        <w:t>Here, I(.) is an indicator function. A value of 1 confirms that at least one action code was reported in the selected File 2A fields. A value of 0 does not prove that no pollution-prevention activity occurred; it means only that no valid code was observed in those fields.</w:t>
+        <w:t>The five action-type indicators are not mutually exclusive. A facility-chemical-year record may be coded 1 for more than one action type when multiple valid Source Reduction Activity Codes are reported. For RQ3, each action type is compared separately with records reporting no valid source-reduction action. Here, I(.) is an indicator function. A value of 1 confirms that at least one action code was reported in the selected File 2A fields. A value of 0 does not prove that no pollution-prevention activity occurred; it means only that no valid code was observed in those fields.</w:t>
       </w:r>
     </w:p>
     <w:p>
@@ -7319,22 +7274,15 @@
           <w:rFonts w:asciiTheme="majorHAnsi" w:hAnsiTheme="majorHAnsi" w:cstheme="majorHAnsi"/>
         </w:rPr>
       </w:pPr>
+      <w:r>
+        <w:rPr>
+          <w:rFonts w:asciiTheme="majorHAnsi" w:hAnsiTheme="majorHAnsi" w:cstheme="majorHAnsi"/>
+        </w:rPr>
+        <w:t>Table A3 defines every column used in the consecutive-year matching table and states the exact counting and exclusion rules.</w:t>
+      </w:r>
     </w:p>
     <w:p>
       <w:pPr>
-        <w:rPr>
-          <w:rFonts w:asciiTheme="majorHAnsi" w:hAnsiTheme="majorHAnsi" w:cstheme="majorHAnsi"/>
-        </w:rPr>
-      </w:pPr>
-      <w:r>
-        <w:rPr>
-          <w:rFonts w:asciiTheme="majorHAnsi" w:hAnsiTheme="majorHAnsi" w:cstheme="majorHAnsi"/>
-        </w:rPr>
-        <w:t>Table A3 defines every column used in the consecutive-year matching table and states the exact counting and exclusion rules.</w:t>
-      </w:r>
-    </w:p>
-    <w:p>
-      <w:pPr>
         <w:keepNext/>
         <w:ind w:firstLine="0"/>
         <w:rPr>
@@ -7346,7 +7294,6 @@
           <w:rFonts w:asciiTheme="majorHAnsi" w:hAnsiTheme="majorHAnsi" w:cstheme="majorHAnsi"/>
           <w:b/>
         </w:rPr>
-        <w:lastRenderedPageBreak/>
         <w:t>Table A3</w:t>
       </w:r>
     </w:p>
@@ -7382,8 +7329,8 @@
         <w:tblLook w:val="04A0" w:firstRow="1" w:lastRow="0" w:firstColumn="1" w:lastColumn="0" w:noHBand="0" w:noVBand="1"/>
       </w:tblPr>
       <w:tblGrid>
-        <w:gridCol w:w="1963"/>
-        <w:gridCol w:w="3812"/>
+        <w:gridCol w:w="2552"/>
+        <w:gridCol w:w="3223"/>
         <w:gridCol w:w="3585"/>
       </w:tblGrid>
       <w:tr>
@@ -7393,7 +7340,7 @@
         </w:trPr>
         <w:tc>
           <w:tcPr>
-            <w:tcW w:w="2160" w:type="dxa"/>
+            <w:tcW w:w="2552" w:type="dxa"/>
             <w:tcBorders>
               <w:bottom w:val="single" w:sz="8" w:space="0" w:color="000000"/>
             </w:tcBorders>
@@ -7407,6 +7354,7 @@
           </w:tcPr>
           <w:p>
             <w:pPr>
+              <w:spacing w:line="300" w:lineRule="auto"/>
               <w:ind w:firstLine="0"/>
               <w:jc w:val="center"/>
               <w:rPr>
@@ -7424,7 +7372,7 @@
         </w:tc>
         <w:tc>
           <w:tcPr>
-            <w:tcW w:w="4320" w:type="dxa"/>
+            <w:tcW w:w="3223" w:type="dxa"/>
             <w:tcBorders>
               <w:bottom w:val="single" w:sz="8" w:space="0" w:color="000000"/>
             </w:tcBorders>
@@ -7438,6 +7386,7 @@
           </w:tcPr>
           <w:p>
             <w:pPr>
+              <w:spacing w:line="300" w:lineRule="auto"/>
               <w:ind w:firstLine="0"/>
               <w:jc w:val="center"/>
               <w:rPr>
@@ -7455,7 +7404,7 @@
         </w:tc>
         <w:tc>
           <w:tcPr>
-            <w:tcW w:w="3888" w:type="dxa"/>
+            <w:tcW w:w="3585" w:type="dxa"/>
             <w:tcBorders>
               <w:bottom w:val="single" w:sz="8" w:space="0" w:color="000000"/>
             </w:tcBorders>
@@ -7469,6 +7418,7 @@
           </w:tcPr>
           <w:p>
             <w:pPr>
+              <w:spacing w:line="300" w:lineRule="auto"/>
               <w:ind w:firstLine="0"/>
               <w:jc w:val="center"/>
               <w:rPr>
@@ -7491,7 +7441,7 @@
         </w:trPr>
         <w:tc>
           <w:tcPr>
-            <w:tcW w:w="2160" w:type="dxa"/>
+            <w:tcW w:w="2552" w:type="dxa"/>
             <w:tcMar>
               <w:top w:w="80" w:type="dxa"/>
               <w:left w:w="80" w:type="dxa"/>
@@ -7502,6 +7452,7 @@
           </w:tcPr>
           <w:p>
             <w:pPr>
+              <w:spacing w:line="300" w:lineRule="auto"/>
               <w:ind w:firstLine="0"/>
               <w:rPr>
                 <w:rFonts w:asciiTheme="majorHAnsi" w:hAnsiTheme="majorHAnsi" w:cstheme="majorHAnsi"/>
@@ -7517,7 +7468,7 @@
         </w:tc>
         <w:tc>
           <w:tcPr>
-            <w:tcW w:w="4320" w:type="dxa"/>
+            <w:tcW w:w="3223" w:type="dxa"/>
             <w:tcMar>
               <w:top w:w="80" w:type="dxa"/>
               <w:left w:w="80" w:type="dxa"/>
@@ -7528,6 +7479,7 @@
           </w:tcPr>
           <w:p>
             <w:pPr>
+              <w:spacing w:line="300" w:lineRule="auto"/>
               <w:ind w:firstLine="0"/>
               <w:rPr>
                 <w:rFonts w:asciiTheme="majorHAnsi" w:hAnsiTheme="majorHAnsi" w:cstheme="majorHAnsi"/>
@@ -7543,7 +7495,7 @@
         </w:tc>
         <w:tc>
           <w:tcPr>
-            <w:tcW w:w="3888" w:type="dxa"/>
+            <w:tcW w:w="3585" w:type="dxa"/>
             <w:tcMar>
               <w:top w:w="80" w:type="dxa"/>
               <w:left w:w="80" w:type="dxa"/>
@@ -7554,6 +7506,7 @@
           </w:tcPr>
           <w:p>
             <w:pPr>
+              <w:spacing w:line="300" w:lineRule="auto"/>
               <w:ind w:firstLine="0"/>
               <w:rPr>
                 <w:rFonts w:asciiTheme="majorHAnsi" w:hAnsiTheme="majorHAnsi" w:cstheme="majorHAnsi"/>
@@ -7574,7 +7527,7 @@
         </w:trPr>
         <w:tc>
           <w:tcPr>
-            <w:tcW w:w="2160" w:type="dxa"/>
+            <w:tcW w:w="2552" w:type="dxa"/>
             <w:tcMar>
               <w:top w:w="80" w:type="dxa"/>
               <w:left w:w="80" w:type="dxa"/>
@@ -7585,6 +7538,7 @@
           </w:tcPr>
           <w:p>
             <w:pPr>
+              <w:spacing w:line="300" w:lineRule="auto"/>
               <w:ind w:firstLine="0"/>
               <w:rPr>
                 <w:rFonts w:asciiTheme="majorHAnsi" w:hAnsiTheme="majorHAnsi" w:cstheme="majorHAnsi"/>
@@ -7600,7 +7554,7 @@
         </w:tc>
         <w:tc>
           <w:tcPr>
-            <w:tcW w:w="4320" w:type="dxa"/>
+            <w:tcW w:w="3223" w:type="dxa"/>
             <w:tcMar>
               <w:top w:w="80" w:type="dxa"/>
               <w:left w:w="80" w:type="dxa"/>
@@ -7611,6 +7565,7 @@
           </w:tcPr>
           <w:p>
             <w:pPr>
+              <w:spacing w:line="300" w:lineRule="auto"/>
               <w:ind w:firstLine="0"/>
               <w:rPr>
                 <w:rFonts w:asciiTheme="majorHAnsi" w:hAnsiTheme="majorHAnsi" w:cstheme="majorHAnsi"/>
@@ -7626,7 +7581,7 @@
         </w:tc>
         <w:tc>
           <w:tcPr>
-            <w:tcW w:w="3888" w:type="dxa"/>
+            <w:tcW w:w="3585" w:type="dxa"/>
             <w:tcMar>
               <w:top w:w="80" w:type="dxa"/>
               <w:left w:w="80" w:type="dxa"/>
@@ -7637,6 +7592,7 @@
           </w:tcPr>
           <w:p>
             <w:pPr>
+              <w:spacing w:line="300" w:lineRule="auto"/>
               <w:ind w:firstLine="0"/>
               <w:rPr>
                 <w:rFonts w:asciiTheme="majorHAnsi" w:hAnsiTheme="majorHAnsi" w:cstheme="majorHAnsi"/>
@@ -7657,7 +7613,7 @@
         </w:trPr>
         <w:tc>
           <w:tcPr>
-            <w:tcW w:w="2160" w:type="dxa"/>
+            <w:tcW w:w="2552" w:type="dxa"/>
             <w:tcMar>
               <w:top w:w="80" w:type="dxa"/>
               <w:left w:w="80" w:type="dxa"/>
@@ -7668,6 +7624,7 @@
           </w:tcPr>
           <w:p>
             <w:pPr>
+              <w:spacing w:line="300" w:lineRule="auto"/>
               <w:ind w:firstLine="0"/>
               <w:rPr>
                 <w:rFonts w:asciiTheme="majorHAnsi" w:hAnsiTheme="majorHAnsi" w:cstheme="majorHAnsi"/>
@@ -7683,7 +7640,7 @@
         </w:tc>
         <w:tc>
           <w:tcPr>
-            <w:tcW w:w="4320" w:type="dxa"/>
+            <w:tcW w:w="3223" w:type="dxa"/>
             <w:tcMar>
               <w:top w:w="80" w:type="dxa"/>
               <w:left w:w="80" w:type="dxa"/>
@@ -7694,6 +7651,7 @@
           </w:tcPr>
           <w:p>
             <w:pPr>
+              <w:spacing w:line="300" w:lineRule="auto"/>
               <w:ind w:firstLine="0"/>
               <w:rPr>
                 <w:rFonts w:asciiTheme="majorHAnsi" w:hAnsiTheme="majorHAnsi" w:cstheme="majorHAnsi"/>
@@ -7709,7 +7667,7 @@
         </w:tc>
         <w:tc>
           <w:tcPr>
-            <w:tcW w:w="3888" w:type="dxa"/>
+            <w:tcW w:w="3585" w:type="dxa"/>
             <w:tcMar>
               <w:top w:w="80" w:type="dxa"/>
               <w:left w:w="80" w:type="dxa"/>
@@ -7720,6 +7678,7 @@
           </w:tcPr>
           <w:p>
             <w:pPr>
+              <w:spacing w:line="300" w:lineRule="auto"/>
               <w:ind w:firstLine="0"/>
               <w:rPr>
                 <w:rFonts w:asciiTheme="majorHAnsi" w:hAnsiTheme="majorHAnsi" w:cstheme="majorHAnsi"/>
@@ -7740,7 +7699,7 @@
         </w:trPr>
         <w:tc>
           <w:tcPr>
-            <w:tcW w:w="2160" w:type="dxa"/>
+            <w:tcW w:w="2552" w:type="dxa"/>
             <w:tcMar>
               <w:top w:w="80" w:type="dxa"/>
               <w:left w:w="80" w:type="dxa"/>
@@ -7751,6 +7710,7 @@
           </w:tcPr>
           <w:p>
             <w:pPr>
+              <w:spacing w:line="300" w:lineRule="auto"/>
               <w:ind w:firstLine="0"/>
               <w:rPr>
                 <w:rFonts w:asciiTheme="majorHAnsi" w:hAnsiTheme="majorHAnsi" w:cstheme="majorHAnsi"/>
@@ -7766,7 +7726,7 @@
         </w:tc>
         <w:tc>
           <w:tcPr>
-            <w:tcW w:w="4320" w:type="dxa"/>
+            <w:tcW w:w="3223" w:type="dxa"/>
             <w:tcMar>
               <w:top w:w="80" w:type="dxa"/>
               <w:left w:w="80" w:type="dxa"/>
@@ -7777,6 +7737,7 @@
           </w:tcPr>
           <w:p>
             <w:pPr>
+              <w:spacing w:line="300" w:lineRule="auto"/>
               <w:ind w:firstLine="0"/>
               <w:rPr>
                 <w:rFonts w:asciiTheme="majorHAnsi" w:hAnsiTheme="majorHAnsi" w:cstheme="majorHAnsi"/>
@@ -7792,7 +7753,7 @@
         </w:tc>
         <w:tc>
           <w:tcPr>
-            <w:tcW w:w="3888" w:type="dxa"/>
+            <w:tcW w:w="3585" w:type="dxa"/>
             <w:tcMar>
               <w:top w:w="80" w:type="dxa"/>
               <w:left w:w="80" w:type="dxa"/>
@@ -7803,6 +7764,7 @@
           </w:tcPr>
           <w:p>
             <w:pPr>
+              <w:spacing w:line="300" w:lineRule="auto"/>
               <w:ind w:firstLine="0"/>
               <w:rPr>
                 <w:rFonts w:asciiTheme="majorHAnsi" w:hAnsiTheme="majorHAnsi" w:cstheme="majorHAnsi"/>
@@ -7823,7 +7785,7 @@
         </w:trPr>
         <w:tc>
           <w:tcPr>
-            <w:tcW w:w="2160" w:type="dxa"/>
+            <w:tcW w:w="2552" w:type="dxa"/>
             <w:tcMar>
               <w:top w:w="80" w:type="dxa"/>
               <w:left w:w="80" w:type="dxa"/>
@@ -7834,6 +7796,7 @@
           </w:tcPr>
           <w:p>
             <w:pPr>
+              <w:spacing w:line="300" w:lineRule="auto"/>
               <w:ind w:firstLine="0"/>
               <w:rPr>
                 <w:rFonts w:asciiTheme="majorHAnsi" w:hAnsiTheme="majorHAnsi" w:cstheme="majorHAnsi"/>
@@ -7843,20 +7806,14 @@
               <w:rPr>
                 <w:rFonts w:asciiTheme="majorHAnsi" w:hAnsiTheme="majorHAnsi" w:cstheme="majorHAnsi"/>
               </w:rPr>
-              <w:t xml:space="preserve">Eligible records achieving at least a </w:t>
-            </w:r>
-            <w:r>
-              <w:rPr>
-                <w:rFonts w:asciiTheme="majorHAnsi" w:hAnsiTheme="majorHAnsi" w:cstheme="majorHAnsi"/>
-              </w:rPr>
               <w:lastRenderedPageBreak/>
-              <w:t>10% next-year reduction (%)</w:t>
+              <w:t>Eligible records achieving at least a 10% next-year reduction (%)</w:t>
             </w:r>
           </w:p>
         </w:tc>
         <w:tc>
           <w:tcPr>
-            <w:tcW w:w="4320" w:type="dxa"/>
+            <w:tcW w:w="3223" w:type="dxa"/>
             <w:tcMar>
               <w:top w:w="80" w:type="dxa"/>
               <w:left w:w="80" w:type="dxa"/>
@@ -7867,6 +7824,7 @@
           </w:tcPr>
           <w:p>
             <w:pPr>
+              <w:spacing w:line="300" w:lineRule="auto"/>
               <w:ind w:firstLine="0"/>
               <w:rPr>
                 <w:rFonts w:asciiTheme="majorHAnsi" w:hAnsiTheme="majorHAnsi" w:cstheme="majorHAnsi"/>
@@ -7876,21 +7834,13 @@
               <w:rPr>
                 <w:rFonts w:asciiTheme="majorHAnsi" w:hAnsiTheme="majorHAnsi" w:cstheme="majorHAnsi"/>
               </w:rPr>
-              <w:lastRenderedPageBreak/>
               <w:t xml:space="preserve">Percentage of eligible matched records for which </w:t>
             </w:r>
             <w:r>
               <w:rPr>
                 <w:rFonts w:asciiTheme="majorHAnsi" w:hAnsiTheme="majorHAnsi" w:cstheme="majorHAnsi"/>
               </w:rPr>
-              <w:t xml:space="preserve">the next-year release is no </w:t>
-            </w:r>
-            <w:r>
-              <w:rPr>
-                <w:rFonts w:asciiTheme="majorHAnsi" w:hAnsiTheme="majorHAnsi" w:cstheme="majorHAnsi"/>
-              </w:rPr>
-              <w:lastRenderedPageBreak/>
-              <w:t>more than 90% of the</w:t>
+              <w:t>the next-year release is no more than 90% of the</w:t>
             </w:r>
             <w:r>
               <w:rPr>
@@ -7902,7 +7852,7 @@
         </w:tc>
         <w:tc>
           <w:tcPr>
-            <w:tcW w:w="3888" w:type="dxa"/>
+            <w:tcW w:w="3585" w:type="dxa"/>
             <w:tcMar>
               <w:top w:w="80" w:type="dxa"/>
               <w:left w:w="80" w:type="dxa"/>
@@ -7913,6 +7863,7 @@
           </w:tcPr>
           <w:p>
             <w:pPr>
+              <w:spacing w:line="300" w:lineRule="auto"/>
               <w:ind w:firstLine="0"/>
               <w:rPr>
                 <w:rFonts w:asciiTheme="majorHAnsi" w:hAnsiTheme="majorHAnsi" w:cstheme="majorHAnsi"/>
@@ -7922,15 +7873,21 @@
               <w:rPr>
                 <w:rFonts w:asciiTheme="majorHAnsi" w:hAnsiTheme="majorHAnsi" w:cstheme="majorHAnsi"/>
               </w:rPr>
-              <w:lastRenderedPageBreak/>
-              <w:t xml:space="preserve">Numerator = count(REDUCTION_10 = 1). Denominator = eligible matched </w:t>
-            </w:r>
-            <w:r>
-              <w:rPr>
-                <w:rFonts w:asciiTheme="majorHAnsi" w:hAnsiTheme="majorHAnsi" w:cstheme="majorHAnsi"/>
-              </w:rPr>
-              <w:lastRenderedPageBreak/>
-              <w:t>records. Rate = numerator / denominator</w:t>
+              <w:t xml:space="preserve">Numerator = </w:t>
+            </w:r>
+            <w:proofErr w:type="gramStart"/>
+            <w:r>
+              <w:rPr>
+                <w:rFonts w:asciiTheme="majorHAnsi" w:hAnsiTheme="majorHAnsi" w:cstheme="majorHAnsi"/>
+              </w:rPr>
+              <w:t>count(</w:t>
+            </w:r>
+            <w:proofErr w:type="gramEnd"/>
+            <w:r>
+              <w:rPr>
+                <w:rFonts w:asciiTheme="majorHAnsi" w:hAnsiTheme="majorHAnsi" w:cstheme="majorHAnsi"/>
+              </w:rPr>
+              <w:t>REDUCTION_10 = 1). Denominator = eligible matched records. Rate = numerator / denominator</w:t>
             </w:r>
             <w:r>
               <w:rPr>
@@ -7954,38 +7911,281 @@
           <w:rFonts w:asciiTheme="majorHAnsi" w:hAnsiTheme="majorHAnsi" w:cstheme="majorHAnsi"/>
         </w:rPr>
       </w:pPr>
+      <w:r>
+        <w:rPr>
+          <w:rFonts w:asciiTheme="majorHAnsi" w:hAnsiTheme="majorHAnsi" w:cstheme="majorHAnsi"/>
+        </w:rPr>
+        <w:t>Table A4 presents the mathematical derivation of the primary outcome variable, REDUCTION_10.</w:t>
+      </w:r>
     </w:p>
     <w:p>
       <w:pPr>
-        <w:rPr>
-          <w:rFonts w:asciiTheme="majorHAnsi" w:hAnsiTheme="majorHAnsi" w:cstheme="majorHAnsi"/>
-        </w:rPr>
-      </w:pPr>
-      <w:r>
-        <w:rPr>
-          <w:rFonts w:asciiTheme="majorHAnsi" w:hAnsiTheme="majorHAnsi" w:cstheme="majorHAnsi"/>
-        </w:rPr>
-        <w:t>Table A4 presents the mathematical derivation of the primary outcome variable, REDUCTION_10.</w:t>
+        <w:keepNext/>
+        <w:ind w:firstLine="0"/>
+        <w:rPr>
+          <w:rFonts w:asciiTheme="majorHAnsi" w:hAnsiTheme="majorHAnsi" w:cstheme="majorHAnsi"/>
+        </w:rPr>
+      </w:pPr>
+      <w:r>
+        <w:rPr>
+          <w:rFonts w:asciiTheme="majorHAnsi" w:hAnsiTheme="majorHAnsi" w:cstheme="majorHAnsi"/>
+          <w:b/>
+        </w:rPr>
+        <w:t>Table A4</w:t>
       </w:r>
     </w:p>
     <w:p>
       <w:pPr>
         <w:keepNext/>
-        <w:ind w:firstLine="0"/>
-        <w:rPr>
-          <w:rFonts w:asciiTheme="majorHAnsi" w:hAnsiTheme="majorHAnsi" w:cstheme="majorHAnsi"/>
-        </w:rPr>
-      </w:pPr>
-      <w:r>
-        <w:rPr>
-          <w:rFonts w:asciiTheme="majorHAnsi" w:hAnsiTheme="majorHAnsi" w:cstheme="majorHAnsi"/>
-          <w:b/>
-        </w:rPr>
-        <w:t>Table A4</w:t>
+        <w:rPr>
+          <w:rFonts w:asciiTheme="majorHAnsi" w:hAnsiTheme="majorHAnsi" w:cstheme="majorHAnsi"/>
+        </w:rPr>
+      </w:pPr>
+      <w:r>
+        <w:rPr>
+          <w:rFonts w:asciiTheme="majorHAnsi" w:hAnsiTheme="majorHAnsi" w:cstheme="majorHAnsi"/>
+          <w:i/>
+        </w:rPr>
+        <w:t xml:space="preserve">Primary Outcome </w:t>
+      </w:r>
+      <w:proofErr w:type="gramStart"/>
+      <w:r>
+        <w:rPr>
+          <w:rFonts w:asciiTheme="majorHAnsi" w:hAnsiTheme="majorHAnsi" w:cstheme="majorHAnsi"/>
+          <w:i/>
+        </w:rPr>
+        <w:t>Derivation</w:t>
+      </w:r>
+      <w:r>
+        <w:rPr>
+          <w:rFonts w:asciiTheme="majorHAnsi" w:hAnsiTheme="majorHAnsi" w:cstheme="majorHAnsi"/>
+          <w:i/>
+        </w:rPr>
+        <w:t xml:space="preserve"> :</w:t>
+      </w:r>
+      <w:proofErr w:type="gramEnd"/>
+      <w:r>
+        <w:rPr>
+          <w:rFonts w:asciiTheme="majorHAnsi" w:hAnsiTheme="majorHAnsi" w:cstheme="majorHAnsi"/>
+          <w:i/>
+        </w:rPr>
+        <w:t xml:space="preserve"> </w:t>
+      </w:r>
+      <w:r>
+        <w:rPr>
+          <w:rFonts w:asciiTheme="majorHAnsi" w:hAnsiTheme="majorHAnsi" w:cstheme="majorHAnsi"/>
+        </w:rPr>
+        <w:t xml:space="preserve">REDUCTION_10ᵢ = 1 when </w:t>
+      </w:r>
+      <w:proofErr w:type="gramStart"/>
+      <w:r>
+        <w:rPr>
+          <w:rFonts w:asciiTheme="majorHAnsi" w:hAnsiTheme="majorHAnsi" w:cstheme="majorHAnsi"/>
+        </w:rPr>
+        <w:t>Rᵢ,</w:t>
+      </w:r>
+      <w:r>
+        <w:rPr>
+          <w:rFonts w:ascii="Cambria Math" w:hAnsi="Cambria Math" w:cs="Cambria Math"/>
+        </w:rPr>
+        <w:t>ₜ</w:t>
+      </w:r>
+      <w:r>
+        <w:rPr>
+          <w:rFonts w:asciiTheme="majorHAnsi" w:hAnsiTheme="majorHAnsi" w:cstheme="majorHAnsi"/>
+        </w:rPr>
+        <w:t>₊</w:t>
+      </w:r>
+      <w:proofErr w:type="gramEnd"/>
+      <w:r>
+        <w:rPr>
+          <w:rFonts w:asciiTheme="majorHAnsi" w:hAnsiTheme="majorHAnsi" w:cstheme="majorHAnsi"/>
+        </w:rPr>
+        <w:t xml:space="preserve">₁ ≤ 0.90 × </w:t>
+      </w:r>
+      <w:proofErr w:type="gramStart"/>
+      <w:r>
+        <w:rPr>
+          <w:rFonts w:asciiTheme="majorHAnsi" w:hAnsiTheme="majorHAnsi" w:cstheme="majorHAnsi"/>
+        </w:rPr>
+        <w:t>Rᵢ,</w:t>
+      </w:r>
+      <w:r>
+        <w:rPr>
+          <w:rFonts w:ascii="Cambria Math" w:hAnsi="Cambria Math" w:cs="Cambria Math"/>
+        </w:rPr>
+        <w:t>ₜ</w:t>
+      </w:r>
+      <w:r>
+        <w:rPr>
+          <w:rFonts w:asciiTheme="majorHAnsi" w:hAnsiTheme="majorHAnsi" w:cstheme="majorHAnsi"/>
+        </w:rPr>
+        <w:t>;</w:t>
+      </w:r>
+      <w:proofErr w:type="gramEnd"/>
+      <w:r>
+        <w:rPr>
+          <w:rFonts w:asciiTheme="majorHAnsi" w:hAnsiTheme="majorHAnsi" w:cstheme="majorHAnsi"/>
+        </w:rPr>
+        <w:t xml:space="preserve"> </w:t>
+      </w:r>
+      <w:proofErr w:type="gramStart"/>
+      <w:r>
+        <w:rPr>
+          <w:rFonts w:asciiTheme="majorHAnsi" w:hAnsiTheme="majorHAnsi" w:cstheme="majorHAnsi"/>
+        </w:rPr>
+        <w:t>otherwise</w:t>
+      </w:r>
+      <w:proofErr w:type="gramEnd"/>
+      <w:r>
+        <w:rPr>
+          <w:rFonts w:asciiTheme="majorHAnsi" w:hAnsiTheme="majorHAnsi" w:cstheme="majorHAnsi"/>
+        </w:rPr>
+        <w:t xml:space="preserve"> REDUCTION_10ᵢ = 0, provided Rᵢ,</w:t>
+      </w:r>
+      <w:r>
+        <w:rPr>
+          <w:rFonts w:ascii="Cambria Math" w:hAnsi="Cambria Math" w:cs="Cambria Math"/>
+        </w:rPr>
+        <w:t>ₜ</w:t>
+      </w:r>
+      <w:r>
+        <w:rPr>
+          <w:rFonts w:asciiTheme="majorHAnsi" w:hAnsiTheme="majorHAnsi" w:cstheme="majorHAnsi"/>
+        </w:rPr>
+        <w:t xml:space="preserve"> &gt; 0.</w:t>
+      </w:r>
+      <w:r>
+        <w:rPr>
+          <w:rFonts w:asciiTheme="majorHAnsi" w:hAnsiTheme="majorHAnsi" w:cstheme="majorHAnsi"/>
+        </w:rPr>
+        <w:t xml:space="preserve">  </w:t>
+      </w:r>
+      <w:r>
+        <w:rPr>
+          <w:rFonts w:asciiTheme="majorHAnsi" w:hAnsiTheme="majorHAnsi" w:cstheme="majorHAnsi"/>
+        </w:rPr>
+        <w:t>Percentage changeᵢ = [(</w:t>
+      </w:r>
+      <w:proofErr w:type="gramStart"/>
+      <w:r>
+        <w:rPr>
+          <w:rFonts w:asciiTheme="majorHAnsi" w:hAnsiTheme="majorHAnsi" w:cstheme="majorHAnsi"/>
+        </w:rPr>
+        <w:t>Rᵢ,</w:t>
+      </w:r>
+      <w:r>
+        <w:rPr>
+          <w:rFonts w:ascii="Cambria Math" w:hAnsi="Cambria Math" w:cs="Cambria Math"/>
+        </w:rPr>
+        <w:t>ₜ</w:t>
+      </w:r>
+      <w:r>
+        <w:rPr>
+          <w:rFonts w:asciiTheme="majorHAnsi" w:hAnsiTheme="majorHAnsi" w:cstheme="majorHAnsi"/>
+        </w:rPr>
+        <w:t>₊</w:t>
+      </w:r>
+      <w:proofErr w:type="gramEnd"/>
+      <w:r>
+        <w:rPr>
+          <w:rFonts w:asciiTheme="majorHAnsi" w:hAnsiTheme="majorHAnsi" w:cstheme="majorHAnsi"/>
+        </w:rPr>
+        <w:t>₁ - Rᵢ,</w:t>
+      </w:r>
+      <w:r>
+        <w:rPr>
+          <w:rFonts w:ascii="Cambria Math" w:hAnsi="Cambria Math" w:cs="Cambria Math"/>
+        </w:rPr>
+        <w:t>ₜ</w:t>
+      </w:r>
+      <w:r>
+        <w:rPr>
+          <w:rFonts w:asciiTheme="majorHAnsi" w:hAnsiTheme="majorHAnsi" w:cstheme="majorHAnsi"/>
+        </w:rPr>
+        <w:t>) / Rᵢ,</w:t>
+      </w:r>
+      <w:r>
+        <w:rPr>
+          <w:rFonts w:ascii="Cambria Math" w:hAnsi="Cambria Math" w:cs="Cambria Math"/>
+        </w:rPr>
+        <w:t>ₜ</w:t>
+      </w:r>
+      <w:r>
+        <w:rPr>
+          <w:rFonts w:asciiTheme="majorHAnsi" w:hAnsiTheme="majorHAnsi" w:cstheme="majorHAnsi"/>
+        </w:rPr>
+        <w:t>] × 100</w:t>
       </w:r>
     </w:p>
     <w:p>
       <w:pPr>
+        <w:rPr>
+          <w:rFonts w:asciiTheme="majorHAnsi" w:hAnsiTheme="majorHAnsi" w:cstheme="majorHAnsi"/>
+        </w:rPr>
+      </w:pPr>
+      <w:r>
+        <w:rPr>
+          <w:rFonts w:asciiTheme="majorHAnsi" w:hAnsiTheme="majorHAnsi" w:cstheme="majorHAnsi"/>
+        </w:rPr>
+        <w:t>R_(</w:t>
+      </w:r>
+      <w:proofErr w:type="gramStart"/>
+      <w:r>
+        <w:rPr>
+          <w:rFonts w:asciiTheme="majorHAnsi" w:hAnsiTheme="majorHAnsi" w:cstheme="majorHAnsi"/>
+        </w:rPr>
+        <w:t>i,t</w:t>
+      </w:r>
+      <w:proofErr w:type="gramEnd"/>
+      <w:r>
+        <w:rPr>
+          <w:rFonts w:asciiTheme="majorHAnsi" w:hAnsiTheme="majorHAnsi" w:cstheme="majorHAnsi"/>
+        </w:rPr>
+        <w:t>) is the total on-site release for facility-chemical record i in the action year, and R_(</w:t>
+      </w:r>
+      <w:proofErr w:type="gramStart"/>
+      <w:r>
+        <w:rPr>
+          <w:rFonts w:asciiTheme="majorHAnsi" w:hAnsiTheme="majorHAnsi" w:cstheme="majorHAnsi"/>
+        </w:rPr>
+        <w:t>i,t</w:t>
+      </w:r>
+      <w:proofErr w:type="gramEnd"/>
+      <w:r>
+        <w:rPr>
+          <w:rFonts w:asciiTheme="majorHAnsi" w:hAnsiTheme="majorHAnsi" w:cstheme="majorHAnsi"/>
+        </w:rPr>
+        <w:t xml:space="preserve">+1) is the same facility and chemical in the </w:t>
+      </w:r>
+      <w:r>
+        <w:rPr>
+          <w:rFonts w:asciiTheme="majorHAnsi" w:hAnsiTheme="majorHAnsi" w:cstheme="majorHAnsi"/>
+        </w:rPr>
+        <w:t>following year.</w:t>
+      </w:r>
+      <w:r>
+        <w:rPr>
+          <w:rFonts w:asciiTheme="majorHAnsi" w:hAnsiTheme="majorHAnsi" w:cstheme="majorHAnsi"/>
+        </w:rPr>
+        <w:t xml:space="preserve"> A next-year zero is a valid reduction. A missing next-year record is not converted to zero. Pound and gram quantities are never added together.</w:t>
+      </w:r>
+    </w:p>
+    <w:p>
+      <w:pPr>
+        <w:rPr>
+          <w:rFonts w:asciiTheme="majorHAnsi" w:hAnsiTheme="majorHAnsi" w:cstheme="majorHAnsi"/>
+        </w:rPr>
+      </w:pPr>
+      <w:r>
+        <w:rPr>
+          <w:rFonts w:asciiTheme="majorHAnsi" w:hAnsiTheme="majorHAnsi" w:cstheme="majorHAnsi"/>
+        </w:rPr>
+        <w:t>Table A5 provides the field-level data dictionary and analytical treatment of each core variable.</w:t>
+      </w:r>
+    </w:p>
+    <w:p>
+      <w:pPr>
         <w:keepNext/>
         <w:ind w:firstLine="0"/>
         <w:rPr>
@@ -7995,170 +8195,8 @@
       <w:r>
         <w:rPr>
           <w:rFonts w:asciiTheme="majorHAnsi" w:hAnsiTheme="majorHAnsi" w:cstheme="majorHAnsi"/>
-          <w:i/>
-        </w:rPr>
-        <w:t>Primary Outcome Derivation</w:t>
-      </w:r>
-    </w:p>
-    <w:p>
-      <w:pPr>
-        <w:ind w:left="720"/>
-        <w:rPr>
-          <w:rFonts w:asciiTheme="majorHAnsi" w:hAnsiTheme="majorHAnsi" w:cstheme="majorHAnsi"/>
-        </w:rPr>
-      </w:pPr>
-      <w:r>
-        <w:rPr>
-          <w:rFonts w:asciiTheme="majorHAnsi" w:hAnsiTheme="majorHAnsi" w:cstheme="majorHAnsi"/>
-        </w:rPr>
-        <w:t>REDUCTION_10ᵢ = 1 when Rᵢ,</w:t>
-      </w:r>
-      <w:r>
-        <w:rPr>
-          <w:rFonts w:ascii="Cambria Math" w:hAnsi="Cambria Math" w:cs="Cambria Math"/>
-        </w:rPr>
-        <w:t>ₜ</w:t>
-      </w:r>
-      <w:r>
-        <w:rPr>
-          <w:rFonts w:asciiTheme="majorHAnsi" w:hAnsiTheme="majorHAnsi" w:cstheme="majorHAnsi"/>
-        </w:rPr>
-        <w:t>₊₁ ≤ 0.90 × Rᵢ,</w:t>
-      </w:r>
-      <w:r>
-        <w:rPr>
-          <w:rFonts w:ascii="Cambria Math" w:hAnsi="Cambria Math" w:cs="Cambria Math"/>
-        </w:rPr>
-        <w:t>ₜ</w:t>
-      </w:r>
-      <w:r>
-        <w:rPr>
-          <w:rFonts w:asciiTheme="majorHAnsi" w:hAnsiTheme="majorHAnsi" w:cstheme="majorHAnsi"/>
-        </w:rPr>
-        <w:t>; otherwise REDUCTION_10ᵢ = 0, provided Rᵢ,</w:t>
-      </w:r>
-      <w:r>
-        <w:rPr>
-          <w:rFonts w:ascii="Cambria Math" w:hAnsi="Cambria Math" w:cs="Cambria Math"/>
-        </w:rPr>
-        <w:t>ₜ</w:t>
-      </w:r>
-      <w:r>
-        <w:rPr>
-          <w:rFonts w:asciiTheme="majorHAnsi" w:hAnsiTheme="majorHAnsi" w:cstheme="majorHAnsi"/>
-        </w:rPr>
-        <w:t xml:space="preserve"> &gt; 0.</w:t>
-      </w:r>
-    </w:p>
-    <w:p>
-      <w:pPr>
-        <w:ind w:left="720"/>
-        <w:rPr>
-          <w:rFonts w:asciiTheme="majorHAnsi" w:hAnsiTheme="majorHAnsi" w:cstheme="majorHAnsi"/>
-        </w:rPr>
-      </w:pPr>
-      <w:r>
-        <w:rPr>
-          <w:rFonts w:asciiTheme="majorHAnsi" w:hAnsiTheme="majorHAnsi" w:cstheme="majorHAnsi"/>
-        </w:rPr>
-        <w:t>Percentage changeᵢ = [(Rᵢ,</w:t>
-      </w:r>
-      <w:r>
-        <w:rPr>
-          <w:rFonts w:ascii="Cambria Math" w:hAnsi="Cambria Math" w:cs="Cambria Math"/>
-        </w:rPr>
-        <w:t>ₜ</w:t>
-      </w:r>
-      <w:r>
-        <w:rPr>
-          <w:rFonts w:asciiTheme="majorHAnsi" w:hAnsiTheme="majorHAnsi" w:cstheme="majorHAnsi"/>
-        </w:rPr>
-        <w:t>₊₁ - Rᵢ,</w:t>
-      </w:r>
-      <w:r>
-        <w:rPr>
-          <w:rFonts w:ascii="Cambria Math" w:hAnsi="Cambria Math" w:cs="Cambria Math"/>
-        </w:rPr>
-        <w:t>ₜ</w:t>
-      </w:r>
-      <w:r>
-        <w:rPr>
-          <w:rFonts w:asciiTheme="majorHAnsi" w:hAnsiTheme="majorHAnsi" w:cstheme="majorHAnsi"/>
-        </w:rPr>
-        <w:t>) / Rᵢ,</w:t>
-      </w:r>
-      <w:r>
-        <w:rPr>
-          <w:rFonts w:ascii="Cambria Math" w:hAnsi="Cambria Math" w:cs="Cambria Math"/>
-        </w:rPr>
-        <w:t>ₜ</w:t>
-      </w:r>
-      <w:r>
-        <w:rPr>
-          <w:rFonts w:asciiTheme="majorHAnsi" w:hAnsiTheme="majorHAnsi" w:cstheme="majorHAnsi"/>
-        </w:rPr>
-        <w:t>] × 100</w:t>
-      </w:r>
-    </w:p>
-    <w:p>
-      <w:pPr>
-        <w:rPr>
-          <w:rFonts w:asciiTheme="majorHAnsi" w:hAnsiTheme="majorHAnsi" w:cstheme="majorHAnsi"/>
-        </w:rPr>
-      </w:pPr>
-      <w:r>
-        <w:rPr>
-          <w:rFonts w:asciiTheme="majorHAnsi" w:hAnsiTheme="majorHAnsi" w:cstheme="majorHAnsi"/>
-        </w:rPr>
-        <w:t xml:space="preserve">R_(i,t) is the total on-site release for facility-chemical record i in the action year, and R_(i,t+1) is the same facility and chemical in the </w:t>
-      </w:r>
-      <w:r>
-        <w:rPr>
-          <w:rFonts w:asciiTheme="majorHAnsi" w:hAnsiTheme="majorHAnsi" w:cstheme="majorHAnsi"/>
-        </w:rPr>
-        <w:t>following year.</w:t>
-      </w:r>
-      <w:r>
-        <w:rPr>
-          <w:rFonts w:asciiTheme="majorHAnsi" w:hAnsiTheme="majorHAnsi" w:cstheme="majorHAnsi"/>
-        </w:rPr>
-        <w:t xml:space="preserve"> A next-year zero is a valid reduction. A missing next-year record is not converted to zero. Pound and gram quantities are never added together.</w:t>
-      </w:r>
-    </w:p>
-    <w:p>
-      <w:pPr>
-        <w:rPr>
-          <w:rFonts w:asciiTheme="majorHAnsi" w:hAnsiTheme="majorHAnsi" w:cstheme="majorHAnsi"/>
-        </w:rPr>
-      </w:pPr>
-    </w:p>
-    <w:p>
-      <w:pPr>
-        <w:rPr>
-          <w:rFonts w:asciiTheme="majorHAnsi" w:hAnsiTheme="majorHAnsi" w:cstheme="majorHAnsi"/>
-        </w:rPr>
-      </w:pPr>
-      <w:r>
-        <w:rPr>
-          <w:rFonts w:asciiTheme="majorHAnsi" w:hAnsiTheme="majorHAnsi" w:cstheme="majorHAnsi"/>
-        </w:rPr>
-        <w:t>Table A5 provides the field-level data dictionary and analytical treatment of each core variable.</w:t>
-      </w:r>
-    </w:p>
-    <w:p>
-      <w:pPr>
-        <w:keepNext/>
-        <w:ind w:firstLine="0"/>
-        <w:rPr>
-          <w:rFonts w:asciiTheme="majorHAnsi" w:hAnsiTheme="majorHAnsi" w:cstheme="majorHAnsi"/>
-        </w:rPr>
-      </w:pPr>
-      <w:r>
-        <w:rPr>
-          <w:rFonts w:asciiTheme="majorHAnsi" w:hAnsiTheme="majorHAnsi" w:cstheme="majorHAnsi"/>
           <w:b/>
         </w:rPr>
-        <w:lastRenderedPageBreak/>
         <w:t>Table A5</w:t>
       </w:r>
     </w:p>
@@ -8194,9 +8232,9 @@
         <w:tblLook w:val="04A0" w:firstRow="1" w:lastRow="0" w:firstColumn="1" w:lastColumn="0" w:noHBand="0" w:noVBand="1"/>
       </w:tblPr>
       <w:tblGrid>
-        <w:gridCol w:w="2310"/>
-        <w:gridCol w:w="1626"/>
-        <w:gridCol w:w="5424"/>
+        <w:gridCol w:w="2304"/>
+        <w:gridCol w:w="1621"/>
+        <w:gridCol w:w="5435"/>
       </w:tblGrid>
       <w:tr>
         <w:trPr>
@@ -8219,6 +8257,7 @@
           </w:tcPr>
           <w:p>
             <w:pPr>
+              <w:spacing w:line="300" w:lineRule="auto"/>
               <w:ind w:firstLine="0"/>
               <w:jc w:val="center"/>
               <w:rPr>
@@ -8250,6 +8289,7 @@
           </w:tcPr>
           <w:p>
             <w:pPr>
+              <w:spacing w:line="300" w:lineRule="auto"/>
               <w:ind w:firstLine="0"/>
               <w:jc w:val="center"/>
               <w:rPr>
@@ -8281,6 +8321,7 @@
           </w:tcPr>
           <w:p>
             <w:pPr>
+              <w:spacing w:line="300" w:lineRule="auto"/>
               <w:ind w:firstLine="0"/>
               <w:jc w:val="center"/>
               <w:rPr>
@@ -8314,6 +8355,7 @@
           </w:tcPr>
           <w:p>
             <w:pPr>
+              <w:spacing w:line="300" w:lineRule="auto"/>
               <w:ind w:firstLine="0"/>
               <w:rPr>
                 <w:rFonts w:asciiTheme="majorHAnsi" w:hAnsiTheme="majorHAnsi" w:cstheme="majorHAnsi"/>
@@ -8340,6 +8382,7 @@
           </w:tcPr>
           <w:p>
             <w:pPr>
+              <w:spacing w:line="300" w:lineRule="auto"/>
               <w:ind w:firstLine="0"/>
               <w:rPr>
                 <w:rFonts w:asciiTheme="majorHAnsi" w:hAnsiTheme="majorHAnsi" w:cstheme="majorHAnsi"/>
@@ -8366,6 +8409,7 @@
           </w:tcPr>
           <w:p>
             <w:pPr>
+              <w:spacing w:line="300" w:lineRule="auto"/>
               <w:ind w:firstLine="0"/>
               <w:rPr>
                 <w:rFonts w:asciiTheme="majorHAnsi" w:hAnsiTheme="majorHAnsi" w:cstheme="majorHAnsi"/>
@@ -8409,6 +8453,7 @@
           </w:tcPr>
           <w:p>
             <w:pPr>
+              <w:spacing w:line="300" w:lineRule="auto"/>
               <w:ind w:firstLine="0"/>
               <w:rPr>
                 <w:rFonts w:asciiTheme="majorHAnsi" w:hAnsiTheme="majorHAnsi" w:cstheme="majorHAnsi"/>
@@ -8435,6 +8480,7 @@
           </w:tcPr>
           <w:p>
             <w:pPr>
+              <w:spacing w:line="300" w:lineRule="auto"/>
               <w:ind w:firstLine="0"/>
               <w:rPr>
                 <w:rFonts w:asciiTheme="majorHAnsi" w:hAnsiTheme="majorHAnsi" w:cstheme="majorHAnsi"/>
@@ -8461,6 +8507,7 @@
           </w:tcPr>
           <w:p>
             <w:pPr>
+              <w:spacing w:line="300" w:lineRule="auto"/>
               <w:ind w:firstLine="0"/>
               <w:rPr>
                 <w:rFonts w:asciiTheme="majorHAnsi" w:hAnsiTheme="majorHAnsi" w:cstheme="majorHAnsi"/>
@@ -8492,6 +8539,7 @@
           </w:tcPr>
           <w:p>
             <w:pPr>
+              <w:spacing w:line="300" w:lineRule="auto"/>
               <w:ind w:firstLine="0"/>
               <w:rPr>
                 <w:rFonts w:asciiTheme="majorHAnsi" w:hAnsiTheme="majorHAnsi" w:cstheme="majorHAnsi"/>
@@ -8518,6 +8566,7 @@
           </w:tcPr>
           <w:p>
             <w:pPr>
+              <w:spacing w:line="300" w:lineRule="auto"/>
               <w:ind w:firstLine="0"/>
               <w:rPr>
                 <w:rFonts w:asciiTheme="majorHAnsi" w:hAnsiTheme="majorHAnsi" w:cstheme="majorHAnsi"/>
@@ -8544,6 +8593,7 @@
           </w:tcPr>
           <w:p>
             <w:pPr>
+              <w:spacing w:line="300" w:lineRule="auto"/>
               <w:ind w:firstLine="0"/>
               <w:rPr>
                 <w:rFonts w:asciiTheme="majorHAnsi" w:hAnsiTheme="majorHAnsi" w:cstheme="majorHAnsi"/>
@@ -8575,6 +8625,7 @@
           </w:tcPr>
           <w:p>
             <w:pPr>
+              <w:spacing w:line="300" w:lineRule="auto"/>
               <w:ind w:firstLine="0"/>
               <w:rPr>
                 <w:rFonts w:asciiTheme="majorHAnsi" w:hAnsiTheme="majorHAnsi" w:cstheme="majorHAnsi"/>
@@ -8601,6 +8652,7 @@
           </w:tcPr>
           <w:p>
             <w:pPr>
+              <w:spacing w:line="300" w:lineRule="auto"/>
               <w:ind w:firstLine="0"/>
               <w:rPr>
                 <w:rFonts w:asciiTheme="majorHAnsi" w:hAnsiTheme="majorHAnsi" w:cstheme="majorHAnsi"/>
@@ -8627,6 +8679,7 @@
           </w:tcPr>
           <w:p>
             <w:pPr>
+              <w:spacing w:line="300" w:lineRule="auto"/>
               <w:ind w:firstLine="0"/>
               <w:rPr>
                 <w:rFonts w:asciiTheme="majorHAnsi" w:hAnsiTheme="majorHAnsi" w:cstheme="majorHAnsi"/>
@@ -8670,6 +8723,7 @@
           </w:tcPr>
           <w:p>
             <w:pPr>
+              <w:spacing w:line="300" w:lineRule="auto"/>
               <w:ind w:firstLine="0"/>
               <w:rPr>
                 <w:rFonts w:asciiTheme="majorHAnsi" w:hAnsiTheme="majorHAnsi" w:cstheme="majorHAnsi"/>
@@ -8679,6 +8733,7 @@
               <w:rPr>
                 <w:rFonts w:asciiTheme="majorHAnsi" w:hAnsiTheme="majorHAnsi" w:cstheme="majorHAnsi"/>
               </w:rPr>
+              <w:lastRenderedPageBreak/>
               <w:t>TOTAL ON-SITE RELEASES</w:t>
             </w:r>
           </w:p>
@@ -8696,6 +8751,7 @@
           </w:tcPr>
           <w:p>
             <w:pPr>
+              <w:spacing w:line="300" w:lineRule="auto"/>
               <w:ind w:firstLine="0"/>
               <w:rPr>
                 <w:rFonts w:asciiTheme="majorHAnsi" w:hAnsiTheme="majorHAnsi" w:cstheme="majorHAnsi"/>
@@ -8722,6 +8778,7 @@
           </w:tcPr>
           <w:p>
             <w:pPr>
+              <w:spacing w:line="300" w:lineRule="auto"/>
               <w:ind w:firstLine="0"/>
               <w:rPr>
                 <w:rFonts w:asciiTheme="majorHAnsi" w:hAnsiTheme="majorHAnsi" w:cstheme="majorHAnsi"/>
@@ -8731,7 +8788,21 @@
               <w:rPr>
                 <w:rFonts w:asciiTheme="majorHAnsi" w:hAnsiTheme="majorHAnsi" w:cstheme="majorHAnsi"/>
               </w:rPr>
-              <w:t>Reported annual quantity used for the current-release control and next-year outcome. log(1 + release) is used as a control when appropriate.</w:t>
+              <w:t xml:space="preserve">Reported annual quantity used for the current-release control and next-year outcome. </w:t>
+            </w:r>
+            <w:proofErr w:type="gramStart"/>
+            <w:r>
+              <w:rPr>
+                <w:rFonts w:asciiTheme="majorHAnsi" w:hAnsiTheme="majorHAnsi" w:cstheme="majorHAnsi"/>
+              </w:rPr>
+              <w:t>log(</w:t>
+            </w:r>
+            <w:proofErr w:type="gramEnd"/>
+            <w:r>
+              <w:rPr>
+                <w:rFonts w:asciiTheme="majorHAnsi" w:hAnsiTheme="majorHAnsi" w:cstheme="majorHAnsi"/>
+              </w:rPr>
+              <w:t>1 + release) is used as a control when appropriate.</w:t>
             </w:r>
           </w:p>
         </w:tc>
@@ -8753,6 +8824,7 @@
           </w:tcPr>
           <w:p>
             <w:pPr>
+              <w:spacing w:line="300" w:lineRule="auto"/>
               <w:ind w:firstLine="0"/>
               <w:rPr>
                 <w:rFonts w:asciiTheme="majorHAnsi" w:hAnsiTheme="majorHAnsi" w:cstheme="majorHAnsi"/>
@@ -8779,6 +8851,7 @@
           </w:tcPr>
           <w:p>
             <w:pPr>
+              <w:spacing w:line="300" w:lineRule="auto"/>
               <w:ind w:firstLine="0"/>
               <w:rPr>
                 <w:rFonts w:asciiTheme="majorHAnsi" w:hAnsiTheme="majorHAnsi" w:cstheme="majorHAnsi"/>
@@ -8805,6 +8878,7 @@
           </w:tcPr>
           <w:p>
             <w:pPr>
+              <w:spacing w:line="300" w:lineRule="auto"/>
               <w:ind w:firstLine="0"/>
               <w:rPr>
                 <w:rFonts w:asciiTheme="majorHAnsi" w:hAnsiTheme="majorHAnsi" w:cstheme="majorHAnsi"/>
@@ -8836,6 +8910,7 @@
           </w:tcPr>
           <w:p>
             <w:pPr>
+              <w:spacing w:line="300" w:lineRule="auto"/>
               <w:ind w:firstLine="0"/>
               <w:rPr>
                 <w:rFonts w:asciiTheme="majorHAnsi" w:hAnsiTheme="majorHAnsi" w:cstheme="majorHAnsi"/>
@@ -8862,6 +8937,7 @@
           </w:tcPr>
           <w:p>
             <w:pPr>
+              <w:spacing w:line="300" w:lineRule="auto"/>
               <w:ind w:firstLine="0"/>
               <w:rPr>
                 <w:rFonts w:asciiTheme="majorHAnsi" w:hAnsiTheme="majorHAnsi" w:cstheme="majorHAnsi"/>
@@ -8888,6 +8964,7 @@
           </w:tcPr>
           <w:p>
             <w:pPr>
+              <w:spacing w:line="300" w:lineRule="auto"/>
               <w:ind w:firstLine="0"/>
               <w:rPr>
                 <w:rFonts w:asciiTheme="majorHAnsi" w:hAnsiTheme="majorHAnsi" w:cstheme="majorHAnsi"/>
@@ -8915,44 +8992,65 @@
         </w:tc>
       </w:tr>
       <w:tr>
+        <w:trPr>
+          <w:jc w:val="center"/>
+        </w:trPr>
         <w:tc>
           <w:tcPr>
-            <w:tcW w:type="dxa" w:w="2310"/>
+            <w:tcW w:w="2310" w:type="dxa"/>
           </w:tcPr>
           <w:p>
             <w:pPr>
+              <w:spacing w:line="300" w:lineRule="auto"/>
               <w:ind w:firstLine="0"/>
+              <w:rPr>
+                <w:rFonts w:asciiTheme="majorHAnsi" w:hAnsiTheme="majorHAnsi" w:cstheme="majorHAnsi"/>
+              </w:rPr>
             </w:pPr>
-            <w:r/>
-            <w:r>
+            <w:r>
+              <w:rPr>
+                <w:rFonts w:asciiTheme="majorHAnsi" w:hAnsiTheme="majorHAnsi" w:cstheme="majorHAnsi"/>
+              </w:rPr>
               <w:t>Chemical hazard classification (carcinogen, PBT)</w:t>
             </w:r>
           </w:p>
         </w:tc>
         <w:tc>
           <w:tcPr>
-            <w:tcW w:type="dxa" w:w="1626"/>
+            <w:tcW w:w="1626" w:type="dxa"/>
           </w:tcPr>
           <w:p>
             <w:pPr>
+              <w:spacing w:line="300" w:lineRule="auto"/>
               <w:ind w:firstLine="0"/>
+              <w:rPr>
+                <w:rFonts w:asciiTheme="majorHAnsi" w:hAnsiTheme="majorHAnsi" w:cstheme="majorHAnsi"/>
+              </w:rPr>
             </w:pPr>
-            <w:r/>
-            <w:r>
+            <w:r>
+              <w:rPr>
+                <w:rFonts w:asciiTheme="majorHAnsi" w:hAnsiTheme="majorHAnsi" w:cstheme="majorHAnsi"/>
+              </w:rPr>
               <w:t>EPA TRI chemical reference list, matched by CAS NUMBER (EPA, 2025b)</w:t>
             </w:r>
           </w:p>
         </w:tc>
         <w:tc>
           <w:tcPr>
-            <w:tcW w:type="dxa" w:w="5424"/>
+            <w:tcW w:w="5424" w:type="dxa"/>
           </w:tcPr>
           <w:p>
             <w:pPr>
+              <w:spacing w:line="300" w:lineRule="auto"/>
               <w:ind w:firstLine="0"/>
+              <w:rPr>
+                <w:rFonts w:asciiTheme="majorHAnsi" w:hAnsiTheme="majorHAnsi" w:cstheme="majorHAnsi"/>
+              </w:rPr>
             </w:pPr>
-            <w:r/>
-            <w:r>
+            <w:r>
+              <w:rPr>
+                <w:rFonts w:asciiTheme="majorHAnsi" w:hAnsiTheme="majorHAnsi" w:cstheme="majorHAnsi"/>
+              </w:rPr>
               <w:t>Two binary RQ2 model controls: 1 if the chemical is EPA-classified as a carcinogen for TRI reporting-threshold purposes; 1 if it is EPA-classified as a persistent, bioaccumulative, and toxic (PBT) chemical. Limited to two flags, not a full chemical-identity control, to avoid inflating the parameter count.</w:t>
             </w:r>
           </w:p>
@@ -9023,13 +9121,188 @@
     </w:p>
     <w:p>
       <w:pPr>
-        <w:rPr>
-          <w:rFonts w:asciiTheme="majorHAnsi" w:hAnsiTheme="majorHAnsi" w:cstheme="majorHAnsi"/>
-        </w:rPr>
-      </w:pPr>
+        <w:pStyle w:val="Heading2"/>
+        <w:ind w:firstLine="0"/>
+        <w:rPr>
+          <w:rFonts w:cstheme="majorHAnsi"/>
+          <w:szCs w:val="22"/>
+        </w:rPr>
+      </w:pPr>
+      <w:r>
+        <w:rPr>
+          <w:rFonts w:cstheme="majorHAnsi"/>
+          <w:szCs w:val="22"/>
+        </w:rPr>
+        <w:t>RQ1: Confidence-Interval Precision</w:t>
+      </w:r>
     </w:p>
     <w:p>
       <w:pPr>
+        <w:rPr>
+          <w:rFonts w:asciiTheme="majorHAnsi" w:hAnsiTheme="majorHAnsi" w:cstheme="majorHAnsi"/>
+        </w:rPr>
+      </w:pPr>
+      <w:r>
+        <w:rPr>
+          <w:rFonts w:asciiTheme="majorHAnsi" w:hAnsiTheme="majorHAnsi" w:cstheme="majorHAnsi"/>
+          <w:b/>
+        </w:rPr>
+        <w:t xml:space="preserve">Concept: </w:t>
+      </w:r>
+      <w:r>
+        <w:rPr>
+          <w:rFonts w:asciiTheme="majorHAnsi" w:hAnsiTheme="majorHAnsi" w:cstheme="majorHAnsi"/>
+        </w:rPr>
+        <w:t>Estimate a proportion with a 95% confidence interval and a margin of error of .03.</w:t>
+      </w:r>
+    </w:p>
+    <w:p>
+      <w:pPr>
+        <w:rPr>
+          <w:rFonts w:asciiTheme="majorHAnsi" w:hAnsiTheme="majorHAnsi" w:cstheme="majorHAnsi"/>
+        </w:rPr>
+      </w:pPr>
+      <w:r>
+        <w:rPr>
+          <w:rFonts w:asciiTheme="majorHAnsi" w:hAnsiTheme="majorHAnsi" w:cstheme="majorHAnsi"/>
+        </w:rPr>
+        <w:t>Formula or Mathematical Principle: n = Z²</w:t>
+      </w:r>
+      <w:proofErr w:type="gramStart"/>
+      <w:r>
+        <w:rPr>
+          <w:rFonts w:asciiTheme="majorHAnsi" w:hAnsiTheme="majorHAnsi" w:cstheme="majorHAnsi"/>
+        </w:rPr>
+        <w:t>p(</w:t>
+      </w:r>
+      <w:proofErr w:type="gramEnd"/>
+      <w:r>
+        <w:rPr>
+          <w:rFonts w:asciiTheme="majorHAnsi" w:hAnsiTheme="majorHAnsi" w:cstheme="majorHAnsi"/>
+        </w:rPr>
+        <w:t>1 - p)/e².</w:t>
+      </w:r>
+    </w:p>
+    <w:p>
+      <w:pPr>
+        <w:ind w:left="720"/>
+        <w:rPr>
+          <w:rFonts w:asciiTheme="majorHAnsi" w:hAnsiTheme="majorHAnsi" w:cstheme="majorHAnsi"/>
+        </w:rPr>
+      </w:pPr>
+      <w:r>
+        <w:rPr>
+          <w:rFonts w:asciiTheme="majorHAnsi" w:hAnsiTheme="majorHAnsi" w:cstheme="majorHAnsi"/>
+        </w:rPr>
+        <w:t>n = (1.96² × .50 × .50)/.03² = 1,067.11</w:t>
+      </w:r>
+    </w:p>
+    <w:p>
+      <w:pPr>
+        <w:rPr>
+          <w:rFonts w:asciiTheme="majorHAnsi" w:hAnsiTheme="majorHAnsi" w:cstheme="majorHAnsi"/>
+        </w:rPr>
+      </w:pPr>
+      <w:r>
+        <w:rPr>
+          <w:rFonts w:asciiTheme="majorHAnsi" w:hAnsiTheme="majorHAnsi" w:cstheme="majorHAnsi"/>
+          <w:b/>
+        </w:rPr>
+        <w:t xml:space="preserve">Variable Definition: </w:t>
+      </w:r>
+      <w:r>
+        <w:rPr>
+          <w:rFonts w:asciiTheme="majorHAnsi" w:hAnsiTheme="majorHAnsi" w:cstheme="majorHAnsi"/>
+        </w:rPr>
+        <w:t>n is the required number of eligible records; Z = 1.96 is the two-sided 95% standard-normal critical value; p = .50 is the conservative assumed proportion; e = .03 is the selected margin of error.</w:t>
+      </w:r>
+    </w:p>
+    <w:p>
+      <w:pPr>
+        <w:rPr>
+          <w:rFonts w:asciiTheme="majorHAnsi" w:hAnsiTheme="majorHAnsi" w:cstheme="majorHAnsi"/>
+        </w:rPr>
+      </w:pPr>
+      <w:r>
+        <w:rPr>
+          <w:rFonts w:asciiTheme="majorHAnsi" w:hAnsiTheme="majorHAnsi" w:cstheme="majorHAnsi"/>
+          <w:b/>
+        </w:rPr>
+        <w:t xml:space="preserve">Substitution, Setup, or Step-by-Step Explanation: </w:t>
+      </w:r>
+      <w:r>
+        <w:rPr>
+          <w:rFonts w:asciiTheme="majorHAnsi" w:hAnsiTheme="majorHAnsi" w:cstheme="majorHAnsi"/>
+        </w:rPr>
+        <w:t xml:space="preserve">Substitute Z = 1.96, p = .50, and e = .03 into the formula: n = </w:t>
+      </w:r>
+      <w:r>
+        <w:rPr>
+          <w:rFonts w:asciiTheme="majorHAnsi" w:hAnsiTheme="majorHAnsi" w:cstheme="majorHAnsi"/>
+        </w:rPr>
+        <w:t xml:space="preserve">(1.96² × </w:t>
+      </w:r>
+      <w:r>
+        <w:rPr>
+          <w:rFonts w:asciiTheme="majorHAnsi" w:hAnsiTheme="majorHAnsi" w:cstheme="majorHAnsi"/>
+        </w:rPr>
+        <w:t>.50</w:t>
+      </w:r>
+      <w:r>
+        <w:rPr>
+          <w:rFonts w:asciiTheme="majorHAnsi" w:hAnsiTheme="majorHAnsi" w:cstheme="majorHAnsi"/>
+        </w:rPr>
+        <w:t xml:space="preserve"> × .50)/(.03²) </w:t>
+      </w:r>
+      <w:r>
+        <w:rPr>
+          <w:rFonts w:asciiTheme="majorHAnsi" w:hAnsiTheme="majorHAnsi" w:cstheme="majorHAnsi"/>
+        </w:rPr>
+        <w:t>= 1,067.11. Because a partial record cannot be used, round upward.</w:t>
+      </w:r>
+    </w:p>
+    <w:p>
+      <w:pPr>
+        <w:rPr>
+          <w:rFonts w:asciiTheme="majorHAnsi" w:hAnsiTheme="majorHAnsi" w:cstheme="majorHAnsi"/>
+        </w:rPr>
+      </w:pPr>
+      <w:r>
+        <w:rPr>
+          <w:rFonts w:asciiTheme="majorHAnsi" w:hAnsiTheme="majorHAnsi" w:cstheme="majorHAnsi"/>
+          <w:b/>
+        </w:rPr>
+        <w:t xml:space="preserve">Final Answer: </w:t>
+      </w:r>
+      <w:r>
+        <w:rPr>
+          <w:rFonts w:asciiTheme="majorHAnsi" w:hAnsiTheme="majorHAnsi" w:cstheme="majorHAnsi"/>
+        </w:rPr>
+        <w:t>Round upward to 1,068 eligible records.</w:t>
+      </w:r>
+    </w:p>
+    <w:p>
+      <w:pPr>
+        <w:rPr>
+          <w:rFonts w:asciiTheme="majorHAnsi" w:hAnsiTheme="majorHAnsi" w:cstheme="majorHAnsi"/>
+        </w:rPr>
+      </w:pPr>
+      <w:r>
+        <w:rPr>
+          <w:rFonts w:asciiTheme="majorHAnsi" w:hAnsiTheme="majorHAnsi" w:cstheme="majorHAnsi"/>
+          <w:b/>
+        </w:rPr>
+        <w:t xml:space="preserve">Limitation, Risk, or Diagnostic Note: </w:t>
+      </w:r>
+      <w:r>
+        <w:rPr>
+          <w:rFonts w:asciiTheme="majorHAnsi" w:hAnsiTheme="majorHAnsi" w:cstheme="majorHAnsi"/>
+        </w:rPr>
+        <w:t>Precision is lower within small subgroups, even when the overall N is adequate.</w:t>
+      </w:r>
+    </w:p>
+    <w:p>
+      <w:pPr>
         <w:pStyle w:val="Heading2"/>
         <w:ind w:firstLine="0"/>
         <w:rPr>
@@ -9042,13 +9315,11 @@
           <w:rFonts w:cstheme="majorHAnsi"/>
           <w:szCs w:val="22"/>
         </w:rPr>
-        <w:lastRenderedPageBreak/>
-        <w:t>RQ1: Confidence-Interval Precision</w:t>
+        <w:t>RQ2: Binary-Association Power Approximation</w:t>
       </w:r>
     </w:p>
     <w:p>
       <w:pPr>
-        <w:ind w:firstLine="0"/>
         <w:rPr>
           <w:rFonts w:asciiTheme="majorHAnsi" w:hAnsiTheme="majorHAnsi" w:cstheme="majorHAnsi"/>
         </w:rPr>
@@ -9064,21 +9335,21 @@
         <w:rPr>
           <w:rFonts w:asciiTheme="majorHAnsi" w:hAnsiTheme="majorHAnsi" w:cstheme="majorHAnsi"/>
         </w:rPr>
-        <w:t>Estimate a proportion with a 95% confidence interval and a margin of error of .03.</w:t>
+        <w:t>Plan for a small association when reported action exposure is uncommon.</w:t>
       </w:r>
     </w:p>
     <w:p>
       <w:pPr>
-        <w:ind w:firstLine="0"/>
-        <w:rPr>
-          <w:rFonts w:asciiTheme="majorHAnsi" w:hAnsiTheme="majorHAnsi" w:cstheme="majorHAnsi"/>
-        </w:rPr>
-      </w:pPr>
-      <w:r>
-        <w:rPr>
-          <w:rFonts w:asciiTheme="majorHAnsi" w:hAnsiTheme="majorHAnsi" w:cstheme="majorHAnsi"/>
-        </w:rPr>
-        <w:t>Formula or Mathematical Principle: n = Z²p(1 - p)/e².</w:t>
+        <w:ind w:left="720"/>
+        <w:rPr>
+          <w:rFonts w:asciiTheme="majorHAnsi" w:hAnsiTheme="majorHAnsi" w:cstheme="majorHAnsi"/>
+        </w:rPr>
+      </w:pPr>
+      <w:r>
+        <w:rPr>
+          <w:rFonts w:asciiTheme="majorHAnsi" w:hAnsiTheme="majorHAnsi" w:cstheme="majorHAnsi"/>
+        </w:rPr>
+        <w:t>p₁ = (OR × p₀) / [1 - p₀ + (OR × p₀)]</w:t>
       </w:r>
     </w:p>
     <w:p>
@@ -9092,99 +9363,177 @@
         <w:rPr>
           <w:rFonts w:asciiTheme="majorHAnsi" w:hAnsiTheme="majorHAnsi" w:cstheme="majorHAnsi"/>
         </w:rPr>
-        <w:t>n = (1.96² × .50 × .50)/.03² = 1,067.11</w:t>
+        <w:t>p₁ = (1.30 × .3138) / [1 - .3138 + (1.30 × .3138)] = .37284</w:t>
       </w:r>
     </w:p>
     <w:p>
       <w:pPr>
-        <w:ind w:firstLine="0"/>
-        <w:rPr>
-          <w:rFonts w:asciiTheme="majorHAnsi" w:hAnsiTheme="majorHAnsi" w:cstheme="majorHAnsi"/>
-        </w:rPr>
-      </w:pPr>
-      <w:r>
-        <w:rPr>
-          <w:rFonts w:asciiTheme="majorHAnsi" w:hAnsiTheme="majorHAnsi" w:cstheme="majorHAnsi"/>
-          <w:b/>
-        </w:rPr>
-        <w:t xml:space="preserve">Variable Definition: </w:t>
-      </w:r>
-      <w:r>
-        <w:rPr>
-          <w:rFonts w:asciiTheme="majorHAnsi" w:hAnsiTheme="majorHAnsi" w:cstheme="majorHAnsi"/>
-        </w:rPr>
-        <w:t>n is the required number of eligible records; Z = 1.96 is the two-sided 95% standard-normal critical value; p = .50 is the conservative assumed proportion; e = .03 is the selected margin of error.</w:t>
+        <w:rPr>
+          <w:rFonts w:asciiTheme="majorHAnsi" w:hAnsiTheme="majorHAnsi" w:cstheme="majorHAnsi"/>
+        </w:rPr>
+      </w:pPr>
+      <w:r>
+        <w:rPr>
+          <w:rFonts w:asciiTheme="majorHAnsi" w:hAnsiTheme="majorHAnsi" w:cstheme="majorHAnsi"/>
+        </w:rPr>
+        <w:lastRenderedPageBreak/>
+        <w:t>Variable Definition: p₀ = .3138 is the preliminary REDUCTION_10 probability among eligible development records without a reported action; p₁ is the expected probability among records with a reported action; OR = 1.30; q = .0487 is the exposed-group allocation; r = (1 - q)/q is the unexposed-to-exposed allocation ratio; α = .05; power = .80; Z₁₋α/₂ = 1.96; and Z₁₋β = 0.842.</w:t>
       </w:r>
     </w:p>
     <w:p>
       <w:pPr>
-        <w:ind w:firstLine="0"/>
-        <w:rPr>
-          <w:rFonts w:asciiTheme="majorHAnsi" w:hAnsiTheme="majorHAnsi" w:cstheme="majorHAnsi"/>
-        </w:rPr>
-      </w:pPr>
-      <w:r>
-        <w:rPr>
-          <w:rFonts w:asciiTheme="majorHAnsi" w:hAnsiTheme="majorHAnsi" w:cstheme="majorHAnsi"/>
-          <w:b/>
-        </w:rPr>
-        <w:t xml:space="preserve">Substitution, Setup, or Step-by-Step Explanation: </w:t>
-      </w:r>
-      <w:r>
-        <w:rPr>
-          <w:rFonts w:asciiTheme="majorHAnsi" w:hAnsiTheme="majorHAnsi" w:cstheme="majorHAnsi"/>
-        </w:rPr>
-        <w:t xml:space="preserve">Substitute Z = 1.96, p = .50, and e = .03 into the formula: n = </w:t>
-      </w:r>
-      <w:r>
-        <w:rPr>
-          <w:rFonts w:asciiTheme="majorHAnsi" w:hAnsiTheme="majorHAnsi" w:cstheme="majorHAnsi"/>
-        </w:rPr>
-        <w:t xml:space="preserve">(1.96² × </w:t>
-      </w:r>
-      <w:r>
-        <w:rPr>
-          <w:rFonts w:asciiTheme="majorHAnsi" w:hAnsiTheme="majorHAnsi" w:cstheme="majorHAnsi"/>
-        </w:rPr>
-        <w:t>.50</w:t>
-      </w:r>
-      <w:r>
-        <w:rPr>
-          <w:rFonts w:asciiTheme="majorHAnsi" w:hAnsiTheme="majorHAnsi" w:cstheme="majorHAnsi"/>
-        </w:rPr>
-        <w:t xml:space="preserve"> × .50)/(.03²) </w:t>
-      </w:r>
-      <w:r>
-        <w:rPr>
-          <w:rFonts w:asciiTheme="majorHAnsi" w:hAnsiTheme="majorHAnsi" w:cstheme="majorHAnsi"/>
-        </w:rPr>
-        <w:t>= 1,067.11. Because a partial record cannot be used, round upward.</w:t>
+        <w:rPr>
+          <w:rFonts w:asciiTheme="majorHAnsi" w:hAnsiTheme="majorHAnsi" w:cstheme="majorHAnsi"/>
+        </w:rPr>
+      </w:pPr>
+      <w:r>
+        <w:rPr>
+          <w:rFonts w:asciiTheme="majorHAnsi" w:hAnsiTheme="majorHAnsi" w:cstheme="majorHAnsi"/>
+        </w:rPr>
+        <w:t>Formula and Substitution: Let r = (1 - .0487)/.0487 = 19.534. Let p̄ = (p₁ + rp₀)</w:t>
+      </w:r>
+      <w:proofErr w:type="gramStart"/>
+      <w:r>
+        <w:rPr>
+          <w:rFonts w:asciiTheme="majorHAnsi" w:hAnsiTheme="majorHAnsi" w:cstheme="majorHAnsi"/>
+        </w:rPr>
+        <w:t>/(</w:t>
+      </w:r>
+      <w:proofErr w:type="gramEnd"/>
+      <w:r>
+        <w:rPr>
+          <w:rFonts w:asciiTheme="majorHAnsi" w:hAnsiTheme="majorHAnsi" w:cstheme="majorHAnsi"/>
+        </w:rPr>
+        <w:t>1 + r) = .31668. The required exposed-group size is n₁ = {Z₁₋α/₂</w:t>
+      </w:r>
+      <w:proofErr w:type="gramStart"/>
+      <w:r>
+        <w:rPr>
+          <w:rFonts w:asciiTheme="majorHAnsi" w:hAnsiTheme="majorHAnsi" w:cstheme="majorHAnsi"/>
+        </w:rPr>
+        <w:t>√[</w:t>
+      </w:r>
+      <w:proofErr w:type="gramEnd"/>
+      <w:r>
+        <w:rPr>
+          <w:rFonts w:asciiTheme="majorHAnsi" w:hAnsiTheme="majorHAnsi" w:cstheme="majorHAnsi"/>
+        </w:rPr>
+        <w:t>(1 + 1/</w:t>
+      </w:r>
+      <w:proofErr w:type="gramStart"/>
+      <w:r>
+        <w:rPr>
+          <w:rFonts w:asciiTheme="majorHAnsi" w:hAnsiTheme="majorHAnsi" w:cstheme="majorHAnsi"/>
+        </w:rPr>
+        <w:t>r)p̄</w:t>
+      </w:r>
+      <w:proofErr w:type="gramEnd"/>
+      <w:r>
+        <w:rPr>
+          <w:rFonts w:asciiTheme="majorHAnsi" w:hAnsiTheme="majorHAnsi" w:cstheme="majorHAnsi"/>
+        </w:rPr>
+        <w:t>(1 - p̄)] + Z₁₋β</w:t>
+      </w:r>
+      <w:proofErr w:type="gramStart"/>
+      <w:r>
+        <w:rPr>
+          <w:rFonts w:asciiTheme="majorHAnsi" w:hAnsiTheme="majorHAnsi" w:cstheme="majorHAnsi"/>
+        </w:rPr>
+        <w:t>√[</w:t>
+      </w:r>
+      <w:proofErr w:type="gramEnd"/>
+      <w:r>
+        <w:rPr>
+          <w:rFonts w:asciiTheme="majorHAnsi" w:hAnsiTheme="majorHAnsi" w:cstheme="majorHAnsi"/>
+        </w:rPr>
+        <w:t>p</w:t>
+      </w:r>
+      <w:proofErr w:type="gramStart"/>
+      <w:r>
+        <w:rPr>
+          <w:rFonts w:asciiTheme="majorHAnsi" w:hAnsiTheme="majorHAnsi" w:cstheme="majorHAnsi"/>
+        </w:rPr>
+        <w:t>₁(</w:t>
+      </w:r>
+      <w:proofErr w:type="gramEnd"/>
+      <w:r>
+        <w:rPr>
+          <w:rFonts w:asciiTheme="majorHAnsi" w:hAnsiTheme="majorHAnsi" w:cstheme="majorHAnsi"/>
+        </w:rPr>
+        <w:t>1 - p₁) + p</w:t>
+      </w:r>
+      <w:proofErr w:type="gramStart"/>
+      <w:r>
+        <w:rPr>
+          <w:rFonts w:asciiTheme="majorHAnsi" w:hAnsiTheme="majorHAnsi" w:cstheme="majorHAnsi"/>
+        </w:rPr>
+        <w:t>₀(</w:t>
+      </w:r>
+      <w:proofErr w:type="gramEnd"/>
+      <w:r>
+        <w:rPr>
+          <w:rFonts w:asciiTheme="majorHAnsi" w:hAnsiTheme="majorHAnsi" w:cstheme="majorHAnsi"/>
+        </w:rPr>
+        <w:t>1 - p₀)/r</w:t>
+      </w:r>
+      <w:proofErr w:type="gramStart"/>
+      <w:r>
+        <w:rPr>
+          <w:rFonts w:asciiTheme="majorHAnsi" w:hAnsiTheme="majorHAnsi" w:cstheme="majorHAnsi"/>
+        </w:rPr>
+        <w:t>]}²/(</w:t>
+      </w:r>
+      <w:proofErr w:type="gramEnd"/>
+      <w:r>
+        <w:rPr>
+          <w:rFonts w:asciiTheme="majorHAnsi" w:hAnsiTheme="majorHAnsi" w:cstheme="majorHAnsi"/>
+        </w:rPr>
+        <w:t>p₁ - p</w:t>
+      </w:r>
+      <w:proofErr w:type="gramStart"/>
+      <w:r>
+        <w:rPr>
+          <w:rFonts w:asciiTheme="majorHAnsi" w:hAnsiTheme="majorHAnsi" w:cstheme="majorHAnsi"/>
+        </w:rPr>
+        <w:t>₀)²</w:t>
+      </w:r>
+      <w:proofErr w:type="gramEnd"/>
+      <w:r>
+        <w:rPr>
+          <w:rFonts w:asciiTheme="majorHAnsi" w:hAnsiTheme="majorHAnsi" w:cstheme="majorHAnsi"/>
+        </w:rPr>
+        <w:t>. Substitution gives n₁ = 523.79. Therefore, total n = n</w:t>
+      </w:r>
+      <w:proofErr w:type="gramStart"/>
+      <w:r>
+        <w:rPr>
+          <w:rFonts w:asciiTheme="majorHAnsi" w:hAnsiTheme="majorHAnsi" w:cstheme="majorHAnsi"/>
+        </w:rPr>
+        <w:t>₁(</w:t>
+      </w:r>
+      <w:proofErr w:type="gramEnd"/>
+      <w:r>
+        <w:rPr>
+          <w:rFonts w:asciiTheme="majorHAnsi" w:hAnsiTheme="majorHAnsi" w:cstheme="majorHAnsi"/>
+        </w:rPr>
+        <w:t>1 + r) = 10,755.51, rounded upward.</w:t>
       </w:r>
     </w:p>
     <w:p>
       <w:pPr>
-        <w:ind w:firstLine="0"/>
-        <w:rPr>
-          <w:rFonts w:asciiTheme="majorHAnsi" w:hAnsiTheme="majorHAnsi" w:cstheme="majorHAnsi"/>
-        </w:rPr>
-      </w:pPr>
-      <w:r>
-        <w:rPr>
-          <w:rFonts w:asciiTheme="majorHAnsi" w:hAnsiTheme="majorHAnsi" w:cstheme="majorHAnsi"/>
-          <w:b/>
-        </w:rPr>
-        <w:t xml:space="preserve">Final Answer: </w:t>
-      </w:r>
-      <w:r>
-        <w:rPr>
-          <w:rFonts w:asciiTheme="majorHAnsi" w:hAnsiTheme="majorHAnsi" w:cstheme="majorHAnsi"/>
-        </w:rPr>
-        <w:t>Round upward to 1,068 eligible records.</w:t>
+        <w:rPr>
+          <w:rFonts w:asciiTheme="majorHAnsi" w:hAnsiTheme="majorHAnsi" w:cstheme="majorHAnsi"/>
+        </w:rPr>
+      </w:pPr>
+      <w:r>
+        <w:rPr>
+          <w:rFonts w:asciiTheme="majorHAnsi" w:hAnsiTheme="majorHAnsi" w:cstheme="majorHAnsi"/>
+        </w:rPr>
+        <w:t>Final Answer: RQ2 requires approximately 10,756 eligible development records under the stated planning assumptions.</w:t>
       </w:r>
     </w:p>
     <w:p>
       <w:pPr>
-        <w:ind w:firstLine="0"/>
         <w:rPr>
           <w:rFonts w:asciiTheme="majorHAnsi" w:hAnsiTheme="majorHAnsi" w:cstheme="majorHAnsi"/>
         </w:rPr>
@@ -9200,7 +9549,7 @@
         <w:rPr>
           <w:rFonts w:asciiTheme="majorHAnsi" w:hAnsiTheme="majorHAnsi" w:cstheme="majorHAnsi"/>
         </w:rPr>
-        <w:t>Precision is lower within small subgroups, even when the overall N is adequate.</w:t>
+        <w:t>This is a transparent planning approximation. Facility clustering can increase uncertainty in the fitted model.</w:t>
       </w:r>
     </w:p>
     <w:p>
@@ -9217,153 +9566,18 @@
           <w:rFonts w:cstheme="majorHAnsi"/>
           <w:szCs w:val="22"/>
         </w:rPr>
-        <w:t>RQ2: Binary-Association Power Approximation</w:t>
+        <w:t xml:space="preserve">RQ3: </w:t>
+      </w:r>
+      <w:r>
+        <w:rPr>
+          <w:rFonts w:cstheme="majorHAnsi"/>
+          <w:szCs w:val="22"/>
+        </w:rPr>
+        <w:t>Two-Proportion Comparison</w:t>
       </w:r>
     </w:p>
     <w:p>
       <w:pPr>
-        <w:ind w:firstLine="0"/>
-        <w:rPr>
-          <w:rFonts w:asciiTheme="majorHAnsi" w:hAnsiTheme="majorHAnsi" w:cstheme="majorHAnsi"/>
-        </w:rPr>
-      </w:pPr>
-      <w:r>
-        <w:rPr>
-          <w:rFonts w:asciiTheme="majorHAnsi" w:hAnsiTheme="majorHAnsi" w:cstheme="majorHAnsi"/>
-          <w:b/>
-        </w:rPr>
-        <w:t xml:space="preserve">Concept: </w:t>
-      </w:r>
-      <w:r>
-        <w:rPr>
-          <w:rFonts w:asciiTheme="majorHAnsi" w:hAnsiTheme="majorHAnsi" w:cstheme="majorHAnsi"/>
-        </w:rPr>
-        <w:t>Plan for a small association when reported action exposure is uncommon.</w:t>
-      </w:r>
-    </w:p>
-    <w:p>
-      <w:pPr>
-        <w:ind w:left="720"/>
-        <w:rPr>
-          <w:rFonts w:asciiTheme="majorHAnsi" w:hAnsiTheme="majorHAnsi" w:cstheme="majorHAnsi"/>
-        </w:rPr>
-      </w:pPr>
-      <w:r>
-        <w:rPr>
-          <w:rFonts w:asciiTheme="majorHAnsi" w:hAnsiTheme="majorHAnsi" w:cstheme="majorHAnsi"/>
-        </w:rPr>
-        <w:t>p₁ = (OR × p₀) / [1 - p₀ + (OR × p₀)]</w:t>
-      </w:r>
-    </w:p>
-    <w:p>
-      <w:pPr>
-        <w:ind w:left="720"/>
-        <w:rPr>
-          <w:rFonts w:asciiTheme="majorHAnsi" w:hAnsiTheme="majorHAnsi" w:cstheme="majorHAnsi"/>
-        </w:rPr>
-      </w:pPr>
-      <w:r>
-        <w:rPr>
-          <w:rFonts w:asciiTheme="majorHAnsi" w:hAnsiTheme="majorHAnsi" w:cstheme="majorHAnsi"/>
-        </w:rPr>
-        <w:t>p₁ = (1.30 × .3138) / [1 - .3138 + (1.30 × .3138)] = .37284</w:t>
-      </w:r>
-    </w:p>
-    <w:p>
-      <w:pPr>
-        <w:ind w:firstLine="0"/>
-        <w:rPr>
-          <w:rFonts w:asciiTheme="majorHAnsi" w:hAnsiTheme="majorHAnsi" w:cstheme="majorHAnsi"/>
-        </w:rPr>
-      </w:pPr>
-      <w:r>
-        <w:rPr>
-          <w:rFonts w:asciiTheme="majorHAnsi" w:hAnsiTheme="majorHAnsi" w:cstheme="majorHAnsi"/>
-        </w:rPr>
-        <w:t>Variable Definition: p₀ = .3138 is the preliminary REDUCTION_10 probability among eligible development records without a reported action; p₁ is the expected probability among records with a reported action; OR = 1.30; q = .0487 is the exposed-group allocation; r = (1 - q)/q is the unexposed-to-exposed allocation ratio; α = .05; power = .80; Z₁₋α/₂ = 1.96; and Z₁₋β = 0.842.</w:t>
-      </w:r>
-      <w:r>
-        <w:rPr>
-          <w:rFonts w:asciiTheme="majorHAnsi" w:hAnsiTheme="majorHAnsi" w:cstheme="majorHAnsi"/>
-        </w:rPr>
-      </w:r>
-    </w:p>
-    <w:p>
-      <w:pPr>
-        <w:ind w:firstLine="0"/>
-        <w:rPr>
-          <w:rFonts w:asciiTheme="majorHAnsi" w:hAnsiTheme="majorHAnsi" w:cstheme="majorHAnsi"/>
-        </w:rPr>
-      </w:pPr>
-      <w:r>
-        <w:rPr>
-          <w:rFonts w:asciiTheme="majorHAnsi" w:hAnsiTheme="majorHAnsi" w:cstheme="majorHAnsi"/>
-        </w:rPr>
-        <w:t>Formula and Substitution: Let r = (1 - .0487)/.0487 = 19.534. Let p̄ = (p₁ + rp₀)/(1 + r) = .31668. The required exposed-group size is n₁ = {Z₁₋α/₂√[(1 + 1/r)p̄(1 - p̄)] + Z₁₋β√[p₁(1 - p₁) + p₀(1 - p₀)/r]}²/(p₁ - p₀)². Substitution gives n₁ = 523.79. Therefore, total n = n₁(1 + r) = 10,755.51, rounded upward.</w:t>
-      </w:r>
-    </w:p>
-    <w:p>
-      <w:pPr>
-        <w:ind w:firstLine="0"/>
-        <w:rPr>
-          <w:rFonts w:asciiTheme="majorHAnsi" w:hAnsiTheme="majorHAnsi" w:cstheme="majorHAnsi"/>
-        </w:rPr>
-      </w:pPr>
-      <w:r>
-        <w:rPr>
-          <w:rFonts w:asciiTheme="majorHAnsi" w:hAnsiTheme="majorHAnsi" w:cstheme="majorHAnsi"/>
-        </w:rPr>
-        <w:t>Final Answer: RQ2 requires approximately 10,756 eligible development records under the stated planning assumptions.</w:t>
-      </w:r>
-    </w:p>
-    <w:p>
-      <w:pPr>
-        <w:ind w:firstLine="0"/>
-        <w:rPr>
-          <w:rFonts w:asciiTheme="majorHAnsi" w:hAnsiTheme="majorHAnsi" w:cstheme="majorHAnsi"/>
-        </w:rPr>
-      </w:pPr>
-      <w:r>
-        <w:rPr>
-          <w:rFonts w:asciiTheme="majorHAnsi" w:hAnsiTheme="majorHAnsi" w:cstheme="majorHAnsi"/>
-          <w:b/>
-        </w:rPr>
-        <w:t xml:space="preserve">Limitation, Risk, or Diagnostic Note: </w:t>
-      </w:r>
-      <w:r>
-        <w:rPr>
-          <w:rFonts w:asciiTheme="majorHAnsi" w:hAnsiTheme="majorHAnsi" w:cstheme="majorHAnsi"/>
-        </w:rPr>
-        <w:t>This is a transparent planning approximation. Facility clustering can increase uncertainty in the fitted model.</w:t>
-      </w:r>
-    </w:p>
-    <w:p>
-      <w:pPr>
-        <w:pStyle w:val="Heading2"/>
-        <w:ind w:firstLine="0"/>
-        <w:rPr>
-          <w:rFonts w:cstheme="majorHAnsi"/>
-          <w:szCs w:val="22"/>
-        </w:rPr>
-      </w:pPr>
-      <w:r>
-        <w:rPr>
-          <w:rFonts w:cstheme="majorHAnsi"/>
-          <w:szCs w:val="22"/>
-        </w:rPr>
-        <w:t xml:space="preserve">RQ3: </w:t>
-      </w:r>
-      <w:r>
-        <w:rPr>
-          <w:rFonts w:cstheme="majorHAnsi"/>
-          <w:szCs w:val="22"/>
-        </w:rPr>
-        <w:t>Two-Proportion Comparison</w:t>
-      </w:r>
-    </w:p>
-    <w:p>
-      <w:pPr>
-        <w:ind w:firstLine="0"/>
         <w:rPr>
           <w:rFonts w:asciiTheme="majorHAnsi" w:hAnsiTheme="majorHAnsi" w:cstheme="majorHAnsi"/>
           <w:lang w:val="en-IN"/>
@@ -9388,7 +9602,6 @@
     </w:p>
     <w:p>
       <w:pPr>
-        <w:ind w:firstLine="0"/>
         <w:rPr>
           <w:rFonts w:asciiTheme="majorHAnsi" w:hAnsiTheme="majorHAnsi" w:cstheme="majorHAnsi"/>
           <w:lang w:val="en-IN"/>
@@ -9403,566 +9616,553 @@
         </w:rPr>
         <w:t>Formula:</w:t>
       </w:r>
-    </w:p>
-    <w:p>
-      <w:pPr>
-        <w:ind w:firstLine="0"/>
-        <w:rPr>
-          <w:rFonts w:asciiTheme="majorHAnsi" w:hAnsiTheme="majorHAnsi" w:cstheme="majorHAnsi"/>
+      <w:r>
+        <w:rPr>
+          <w:rFonts w:asciiTheme="majorHAnsi" w:hAnsiTheme="majorHAnsi" w:cstheme="majorHAnsi"/>
+          <w:b/>
+          <w:bCs/>
           <w:lang w:val="en-IN"/>
         </w:rPr>
-      </w:pPr>
-      <m:oMathPara>
-        <m:oMath>
-          <m:sSub>
-            <m:sSubPr>
-              <m:ctrlPr>
-                <w:rPr>
-                  <w:rFonts w:ascii="Cambria Math" w:hAnsi="Cambria Math" w:cstheme="majorHAnsi"/>
-                  <w:lang w:val="en-IN"/>
-                </w:rPr>
-              </m:ctrlPr>
-            </m:sSubPr>
-            <m:e>
-              <m:r>
-                <w:rPr>
-                  <w:rFonts w:ascii="Cambria Math" w:hAnsi="Cambria Math" w:cstheme="majorHAnsi"/>
-                  <w:lang w:val="en-IN"/>
-                </w:rPr>
-                <m:t>n</m:t>
-              </m:r>
-            </m:e>
-            <m:sub>
-              <m:r>
-                <w:rPr>
-                  <w:rFonts w:ascii="Cambria Math" w:hAnsi="Cambria Math" w:cstheme="majorHAnsi"/>
-                  <w:lang w:val="en-IN"/>
-                </w:rPr>
-                <m:t>1</m:t>
-              </m:r>
-            </m:sub>
-          </m:sSub>
-          <m:r>
-            <w:rPr>
-              <w:rFonts w:ascii="Cambria Math" w:hAnsi="Cambria Math" w:cstheme="majorHAnsi"/>
-              <w:lang w:val="en-IN"/>
-            </w:rPr>
-            <m:t>=</m:t>
-          </m:r>
-          <m:f>
-            <m:fPr>
-              <m:ctrlPr>
-                <w:rPr>
-                  <w:rFonts w:ascii="Cambria Math" w:hAnsi="Cambria Math" w:cstheme="majorHAnsi"/>
-                  <w:lang w:val="en-IN"/>
-                </w:rPr>
-              </m:ctrlPr>
-            </m:fPr>
-            <m:num>
-              <m:sSup>
-                <m:sSupPr>
-                  <m:ctrlPr>
-                    <w:rPr>
-                      <w:rFonts w:ascii="Cambria Math" w:hAnsi="Cambria Math" w:cstheme="majorHAnsi"/>
-                      <w:lang w:val="en-IN"/>
-                    </w:rPr>
-                  </m:ctrlPr>
-                </m:sSupPr>
-                <m:e>
-                  <m:d>
-                    <m:dPr>
-                      <m:begChr m:val="["/>
-                      <m:sepChr m:val="+"/>
-                      <m:endChr m:val="]"/>
-                      <m:ctrlPr>
-                        <w:rPr>
-                          <w:rFonts w:ascii="Cambria Math" w:hAnsi="Cambria Math" w:cstheme="majorHAnsi"/>
-                          <w:lang w:val="en-IN"/>
-                        </w:rPr>
-                      </m:ctrlPr>
-                    </m:dPr>
-                    <m:e>
-                      <m:sSub>
-                        <m:sSubPr>
-                          <m:ctrlPr>
-                            <w:rPr>
-                              <w:rFonts w:ascii="Cambria Math" w:hAnsi="Cambria Math" w:cstheme="majorHAnsi"/>
-                              <w:lang w:val="en-IN"/>
-                            </w:rPr>
-                          </m:ctrlPr>
-                        </m:sSubPr>
-                        <m:e>
-                          <m:r>
-                            <w:rPr>
-                              <w:rFonts w:ascii="Cambria Math" w:hAnsi="Cambria Math" w:cstheme="majorHAnsi"/>
-                              <w:lang w:val="en-IN"/>
-                            </w:rPr>
-                            <m:t>z</m:t>
-                          </m:r>
-                        </m:e>
-                        <m:sub>
-                          <m:r>
-                            <w:rPr>
-                              <w:rFonts w:ascii="Cambria Math" w:hAnsi="Cambria Math" w:cstheme="majorHAnsi"/>
-                              <w:lang w:val="en-IN"/>
-                            </w:rPr>
-                            <m:t>1-α</m:t>
-                          </m:r>
-                          <m:r>
-                            <m:rPr>
-                              <m:sty m:val="p"/>
-                            </m:rPr>
-                            <w:rPr>
-                              <w:rFonts w:ascii="Cambria Math" w:hAnsi="Cambria Math" w:cstheme="majorHAnsi"/>
-                              <w:lang w:val="en-IN"/>
-                            </w:rPr>
-                            <m:t>/</m:t>
-                          </m:r>
-                          <m:r>
-                            <w:rPr>
-                              <w:rFonts w:ascii="Cambria Math" w:hAnsi="Cambria Math" w:cstheme="majorHAnsi"/>
-                              <w:lang w:val="en-IN"/>
-                            </w:rPr>
-                            <m:t>2</m:t>
-                          </m:r>
-                        </m:sub>
-                      </m:sSub>
-                      <m:rad>
-                        <m:radPr>
-                          <m:degHide m:val="1"/>
-                          <m:ctrlPr>
-                            <w:rPr>
-                              <w:rFonts w:ascii="Cambria Math" w:hAnsi="Cambria Math" w:cstheme="majorHAnsi"/>
-                              <w:lang w:val="en-IN"/>
-                            </w:rPr>
-                          </m:ctrlPr>
-                        </m:radPr>
-                        <m:deg/>
-                        <m:e>
-                          <m:acc>
-                            <m:accPr>
-                              <m:chr m:val="ˉ"/>
-                              <m:ctrlPr>
-                                <w:rPr>
-                                  <w:rFonts w:ascii="Cambria Math" w:hAnsi="Cambria Math" w:cstheme="majorHAnsi"/>
-                                  <w:lang w:val="en-IN"/>
-                                </w:rPr>
-                              </m:ctrlPr>
-                            </m:accPr>
-                            <m:e>
-                              <m:r>
-                                <w:rPr>
-                                  <w:rFonts w:ascii="Cambria Math" w:hAnsi="Cambria Math" w:cstheme="majorHAnsi"/>
-                                  <w:lang w:val="en-IN"/>
-                                </w:rPr>
-                                <m:t>p</m:t>
-                              </m:r>
-                            </m:e>
-                          </m:acc>
-                          <m:r>
-                            <w:rPr>
-                              <w:rFonts w:ascii="Cambria Math" w:hAnsi="Cambria Math" w:cstheme="majorHAnsi"/>
-                              <w:lang w:val="en-IN"/>
-                            </w:rPr>
-                            <m:t>(1-</m:t>
-                          </m:r>
-                          <m:acc>
-                            <m:accPr>
-                              <m:chr m:val="ˉ"/>
-                              <m:ctrlPr>
-                                <w:rPr>
-                                  <w:rFonts w:ascii="Cambria Math" w:hAnsi="Cambria Math" w:cstheme="majorHAnsi"/>
-                                  <w:lang w:val="en-IN"/>
-                                </w:rPr>
-                              </m:ctrlPr>
-                            </m:accPr>
-                            <m:e>
-                              <m:r>
-                                <w:rPr>
-                                  <w:rFonts w:ascii="Cambria Math" w:hAnsi="Cambria Math" w:cstheme="majorHAnsi"/>
-                                  <w:lang w:val="en-IN"/>
-                                </w:rPr>
-                                <m:t>p</m:t>
-                              </m:r>
-                            </m:e>
-                          </m:acc>
-                          <m:r>
-                            <w:rPr>
-                              <w:rFonts w:ascii="Cambria Math" w:hAnsi="Cambria Math" w:cstheme="majorHAnsi"/>
-                              <w:lang w:val="en-IN"/>
-                            </w:rPr>
-                            <m:t>)(1+1</m:t>
-                          </m:r>
-                          <m:r>
-                            <m:rPr>
-                              <m:sty m:val="p"/>
-                            </m:rPr>
-                            <w:rPr>
-                              <w:rFonts w:ascii="Cambria Math" w:hAnsi="Cambria Math" w:cstheme="majorHAnsi"/>
-                              <w:lang w:val="en-IN"/>
-                            </w:rPr>
-                            <m:t>/</m:t>
-                          </m:r>
-                          <m:r>
-                            <w:rPr>
-                              <w:rFonts w:ascii="Cambria Math" w:hAnsi="Cambria Math" w:cstheme="majorHAnsi"/>
-                              <w:lang w:val="en-IN"/>
-                            </w:rPr>
-                            <m:t>r)</m:t>
-                          </m:r>
-                        </m:e>
-                      </m:rad>
-                    </m:e>
-                    <m:e>
-                      <m:sSub>
-                        <m:sSubPr>
-                          <m:ctrlPr>
-                            <w:rPr>
-                              <w:rFonts w:ascii="Cambria Math" w:hAnsi="Cambria Math" w:cstheme="majorHAnsi"/>
-                              <w:lang w:val="en-IN"/>
-                            </w:rPr>
-                          </m:ctrlPr>
-                        </m:sSubPr>
-                        <m:e>
-                          <m:r>
-                            <w:rPr>
-                              <w:rFonts w:ascii="Cambria Math" w:hAnsi="Cambria Math" w:cstheme="majorHAnsi"/>
-                              <w:lang w:val="en-IN"/>
-                            </w:rPr>
-                            <m:t>z</m:t>
-                          </m:r>
-                        </m:e>
-                        <m:sub>
-                          <m:r>
-                            <w:rPr>
-                              <w:rFonts w:ascii="Cambria Math" w:hAnsi="Cambria Math" w:cstheme="majorHAnsi"/>
-                              <w:lang w:val="en-IN"/>
-                            </w:rPr>
-                            <m:t>1-β</m:t>
-                          </m:r>
-                        </m:sub>
-                      </m:sSub>
-                      <m:rad>
-                        <m:radPr>
-                          <m:degHide m:val="1"/>
-                          <m:ctrlPr>
-                            <w:rPr>
-                              <w:rFonts w:ascii="Cambria Math" w:hAnsi="Cambria Math" w:cstheme="majorHAnsi"/>
-                              <w:lang w:val="en-IN"/>
-                            </w:rPr>
-                          </m:ctrlPr>
-                        </m:radPr>
-                        <m:deg/>
-                        <m:e>
-                          <m:sSub>
-                            <m:sSubPr>
-                              <m:ctrlPr>
-                                <w:rPr>
-                                  <w:rFonts w:ascii="Cambria Math" w:hAnsi="Cambria Math" w:cstheme="majorHAnsi"/>
-                                  <w:lang w:val="en-IN"/>
-                                </w:rPr>
-                              </m:ctrlPr>
-                            </m:sSubPr>
-                            <m:e>
-                              <m:r>
-                                <w:rPr>
-                                  <w:rFonts w:ascii="Cambria Math" w:hAnsi="Cambria Math" w:cstheme="majorHAnsi"/>
-                                  <w:lang w:val="en-IN"/>
-                                </w:rPr>
-                                <m:t>p</m:t>
-                              </m:r>
-                            </m:e>
-                            <m:sub>
-                              <m:r>
-                                <w:rPr>
-                                  <w:rFonts w:ascii="Cambria Math" w:hAnsi="Cambria Math" w:cstheme="majorHAnsi"/>
-                                  <w:lang w:val="en-IN"/>
-                                </w:rPr>
-                                <m:t>1</m:t>
-                              </m:r>
-                            </m:sub>
-                          </m:sSub>
-                          <m:r>
-                            <w:rPr>
-                              <w:rFonts w:ascii="Cambria Math" w:hAnsi="Cambria Math" w:cstheme="majorHAnsi"/>
-                              <w:lang w:val="en-IN"/>
-                            </w:rPr>
-                            <m:t>(1-</m:t>
-                          </m:r>
-                          <m:sSub>
-                            <m:sSubPr>
-                              <m:ctrlPr>
-                                <w:rPr>
-                                  <w:rFonts w:ascii="Cambria Math" w:hAnsi="Cambria Math" w:cstheme="majorHAnsi"/>
-                                  <w:lang w:val="en-IN"/>
-                                </w:rPr>
-                              </m:ctrlPr>
-                            </m:sSubPr>
-                            <m:e>
-                              <m:r>
-                                <w:rPr>
-                                  <w:rFonts w:ascii="Cambria Math" w:hAnsi="Cambria Math" w:cstheme="majorHAnsi"/>
-                                  <w:lang w:val="en-IN"/>
-                                </w:rPr>
-                                <m:t>p</m:t>
-                              </m:r>
-                            </m:e>
-                            <m:sub>
-                              <m:r>
-                                <w:rPr>
-                                  <w:rFonts w:ascii="Cambria Math" w:hAnsi="Cambria Math" w:cstheme="majorHAnsi"/>
-                                  <w:lang w:val="en-IN"/>
-                                </w:rPr>
-                                <m:t>1</m:t>
-                              </m:r>
-                            </m:sub>
-                          </m:sSub>
-                          <m:r>
-                            <w:rPr>
-                              <w:rFonts w:ascii="Cambria Math" w:hAnsi="Cambria Math" w:cstheme="majorHAnsi"/>
-                              <w:lang w:val="en-IN"/>
-                            </w:rPr>
-                            <m:t>)+</m:t>
-                          </m:r>
-                          <m:sSub>
-                            <m:sSubPr>
-                              <m:ctrlPr>
-                                <w:rPr>
-                                  <w:rFonts w:ascii="Cambria Math" w:hAnsi="Cambria Math" w:cstheme="majorHAnsi"/>
-                                  <w:lang w:val="en-IN"/>
-                                </w:rPr>
-                              </m:ctrlPr>
-                            </m:sSubPr>
-                            <m:e>
-                              <m:r>
-                                <w:rPr>
-                                  <w:rFonts w:ascii="Cambria Math" w:hAnsi="Cambria Math" w:cstheme="majorHAnsi"/>
-                                  <w:lang w:val="en-IN"/>
-                                </w:rPr>
-                                <m:t>p</m:t>
-                              </m:r>
-                            </m:e>
-                            <m:sub>
-                              <m:r>
-                                <w:rPr>
-                                  <w:rFonts w:ascii="Cambria Math" w:hAnsi="Cambria Math" w:cstheme="majorHAnsi"/>
-                                  <w:lang w:val="en-IN"/>
-                                </w:rPr>
-                                <m:t>0</m:t>
-                              </m:r>
-                            </m:sub>
-                          </m:sSub>
-                          <m:r>
-                            <w:rPr>
-                              <w:rFonts w:ascii="Cambria Math" w:hAnsi="Cambria Math" w:cstheme="majorHAnsi"/>
-                              <w:lang w:val="en-IN"/>
-                            </w:rPr>
-                            <m:t>(1-</m:t>
-                          </m:r>
-                          <m:sSub>
-                            <m:sSubPr>
-                              <m:ctrlPr>
-                                <w:rPr>
-                                  <w:rFonts w:ascii="Cambria Math" w:hAnsi="Cambria Math" w:cstheme="majorHAnsi"/>
-                                  <w:lang w:val="en-IN"/>
-                                </w:rPr>
-                              </m:ctrlPr>
-                            </m:sSubPr>
-                            <m:e>
-                              <m:r>
-                                <w:rPr>
-                                  <w:rFonts w:ascii="Cambria Math" w:hAnsi="Cambria Math" w:cstheme="majorHAnsi"/>
-                                  <w:lang w:val="en-IN"/>
-                                </w:rPr>
-                                <m:t>p</m:t>
-                              </m:r>
-                            </m:e>
-                            <m:sub>
-                              <m:r>
-                                <w:rPr>
-                                  <w:rFonts w:ascii="Cambria Math" w:hAnsi="Cambria Math" w:cstheme="majorHAnsi"/>
-                                  <w:lang w:val="en-IN"/>
-                                </w:rPr>
-                                <m:t>0</m:t>
-                              </m:r>
-                            </m:sub>
-                          </m:sSub>
-                          <m:r>
-                            <w:rPr>
-                              <w:rFonts w:ascii="Cambria Math" w:hAnsi="Cambria Math" w:cstheme="majorHAnsi"/>
-                              <w:lang w:val="en-IN"/>
-                            </w:rPr>
-                            <m:t>)</m:t>
-                          </m:r>
-                          <m:r>
-                            <m:rPr>
-                              <m:sty m:val="p"/>
-                            </m:rPr>
-                            <w:rPr>
-                              <w:rFonts w:ascii="Cambria Math" w:hAnsi="Cambria Math" w:cstheme="majorHAnsi"/>
-                              <w:lang w:val="en-IN"/>
-                            </w:rPr>
-                            <m:t>/</m:t>
-                          </m:r>
-                          <m:r>
-                            <w:rPr>
-                              <w:rFonts w:ascii="Cambria Math" w:hAnsi="Cambria Math" w:cstheme="majorHAnsi"/>
-                              <w:lang w:val="en-IN"/>
-                            </w:rPr>
-                            <m:t>r</m:t>
-                          </m:r>
-                        </m:e>
-                      </m:rad>
-                    </m:e>
-                  </m:d>
-                </m:e>
-                <m:sup>
-                  <m:r>
-                    <w:rPr>
-                      <w:rFonts w:ascii="Cambria Math" w:hAnsi="Cambria Math" w:cstheme="majorHAnsi"/>
-                      <w:lang w:val="en-IN"/>
-                    </w:rPr>
-                    <m:t>2</m:t>
-                  </m:r>
-                </m:sup>
-              </m:sSup>
-            </m:num>
-            <m:den>
-              <m:sSup>
-                <m:sSupPr>
-                  <m:ctrlPr>
-                    <w:rPr>
-                      <w:rFonts w:ascii="Cambria Math" w:hAnsi="Cambria Math" w:cstheme="majorHAnsi"/>
-                      <w:lang w:val="en-IN"/>
-                    </w:rPr>
-                  </m:ctrlPr>
-                </m:sSupPr>
-                <m:e>
-                  <m:d>
-                    <m:dPr>
-                      <m:ctrlPr>
-                        <w:rPr>
-                          <w:rFonts w:ascii="Cambria Math" w:hAnsi="Cambria Math" w:cstheme="majorHAnsi"/>
-                          <w:lang w:val="en-IN"/>
-                        </w:rPr>
-                      </m:ctrlPr>
-                    </m:dPr>
-                    <m:e>
-                      <m:sSub>
-                        <m:sSubPr>
-                          <m:ctrlPr>
-                            <w:rPr>
-                              <w:rFonts w:ascii="Cambria Math" w:hAnsi="Cambria Math" w:cstheme="majorHAnsi"/>
-                              <w:lang w:val="en-IN"/>
-                            </w:rPr>
-                          </m:ctrlPr>
-                        </m:sSubPr>
-                        <m:e>
-                          <m:r>
-                            <w:rPr>
-                              <w:rFonts w:ascii="Cambria Math" w:hAnsi="Cambria Math" w:cstheme="majorHAnsi"/>
-                              <w:lang w:val="en-IN"/>
-                            </w:rPr>
-                            <m:t>p</m:t>
-                          </m:r>
-                        </m:e>
-                        <m:sub>
-                          <m:r>
-                            <w:rPr>
-                              <w:rFonts w:ascii="Cambria Math" w:hAnsi="Cambria Math" w:cstheme="majorHAnsi"/>
-                              <w:lang w:val="en-IN"/>
-                            </w:rPr>
-                            <m:t>1</m:t>
-                          </m:r>
-                        </m:sub>
-                      </m:sSub>
-                      <m:r>
-                        <w:rPr>
-                          <w:rFonts w:ascii="Cambria Math" w:hAnsi="Cambria Math" w:cstheme="majorHAnsi"/>
-                          <w:lang w:val="en-IN"/>
-                        </w:rPr>
-                        <m:t>-</m:t>
-                      </m:r>
-                      <m:sSub>
-                        <m:sSubPr>
-                          <m:ctrlPr>
-                            <w:rPr>
-                              <w:rFonts w:ascii="Cambria Math" w:hAnsi="Cambria Math" w:cstheme="majorHAnsi"/>
-                              <w:lang w:val="en-IN"/>
-                            </w:rPr>
-                          </m:ctrlPr>
-                        </m:sSubPr>
-                        <m:e>
-                          <m:r>
-                            <w:rPr>
-                              <w:rFonts w:ascii="Cambria Math" w:hAnsi="Cambria Math" w:cstheme="majorHAnsi"/>
-                              <w:lang w:val="en-IN"/>
-                            </w:rPr>
-                            <m:t>p</m:t>
-                          </m:r>
-                        </m:e>
-                        <m:sub>
-                          <m:r>
-                            <w:rPr>
-                              <w:rFonts w:ascii="Cambria Math" w:hAnsi="Cambria Math" w:cstheme="majorHAnsi"/>
-                              <w:lang w:val="en-IN"/>
-                            </w:rPr>
-                            <m:t>0</m:t>
-                          </m:r>
-                        </m:sub>
-                      </m:sSub>
-                    </m:e>
-                  </m:d>
-                </m:e>
-                <m:sup>
-                  <m:r>
-                    <w:rPr>
-                      <w:rFonts w:ascii="Cambria Math" w:hAnsi="Cambria Math" w:cstheme="majorHAnsi"/>
-                      <w:lang w:val="en-IN"/>
-                    </w:rPr>
-                    <m:t>2</m:t>
-                  </m:r>
-                </m:sup>
-              </m:sSup>
-            </m:den>
-          </m:f>
-          <m:r>
-            <w:rPr>
-              <w:rFonts w:asciiTheme="majorHAnsi" w:hAnsiTheme="majorHAnsi" w:cstheme="majorHAnsi"/>
-              <w:lang w:val="en-IN"/>
-            </w:rPr>
-            <w:br/>
-          </m:r>
-        </m:oMath>
-      </m:oMathPara>
-    </w:p>
-    <w:p>
-      <w:pPr>
-        <w:ind w:firstLine="0"/>
+        <w:t xml:space="preserve">  </w:t>
+      </w:r>
+      <m:oMath>
+        <m:sSub>
+          <m:sSubPr>
+            <m:ctrlPr>
+              <w:rPr>
+                <w:rFonts w:ascii="Cambria Math" w:hAnsi="Cambria Math" w:cstheme="majorHAnsi"/>
+                <w:lang w:val="en-IN"/>
+              </w:rPr>
+            </m:ctrlPr>
+          </m:sSubPr>
+          <m:e>
+            <m:r>
+              <w:rPr>
+                <w:rFonts w:ascii="Cambria Math" w:hAnsi="Cambria Math" w:cstheme="majorHAnsi"/>
+                <w:lang w:val="en-IN"/>
+              </w:rPr>
+              <m:t>n</m:t>
+            </m:r>
+          </m:e>
+          <m:sub>
+            <m:r>
+              <w:rPr>
+                <w:rFonts w:ascii="Cambria Math" w:hAnsi="Cambria Math" w:cstheme="majorHAnsi"/>
+                <w:lang w:val="en-IN"/>
+              </w:rPr>
+              <m:t>1</m:t>
+            </m:r>
+          </m:sub>
+        </m:sSub>
+        <m:r>
+          <w:rPr>
+            <w:rFonts w:ascii="Cambria Math" w:hAnsi="Cambria Math" w:cstheme="majorHAnsi"/>
+            <w:lang w:val="en-IN"/>
+          </w:rPr>
+          <m:t>=</m:t>
+        </m:r>
+        <m:f>
+          <m:fPr>
+            <m:ctrlPr>
+              <w:rPr>
+                <w:rFonts w:ascii="Cambria Math" w:hAnsi="Cambria Math" w:cstheme="majorHAnsi"/>
+                <w:lang w:val="en-IN"/>
+              </w:rPr>
+            </m:ctrlPr>
+          </m:fPr>
+          <m:num>
+            <m:sSup>
+              <m:sSupPr>
+                <m:ctrlPr>
+                  <w:rPr>
+                    <w:rFonts w:ascii="Cambria Math" w:hAnsi="Cambria Math" w:cstheme="majorHAnsi"/>
+                    <w:lang w:val="en-IN"/>
+                  </w:rPr>
+                </m:ctrlPr>
+              </m:sSupPr>
+              <m:e>
+                <m:d>
+                  <m:dPr>
+                    <m:begChr m:val="["/>
+                    <m:sepChr m:val="+"/>
+                    <m:endChr m:val="]"/>
+                    <m:ctrlPr>
+                      <w:rPr>
+                        <w:rFonts w:ascii="Cambria Math" w:hAnsi="Cambria Math" w:cstheme="majorHAnsi"/>
+                        <w:lang w:val="en-IN"/>
+                      </w:rPr>
+                    </m:ctrlPr>
+                  </m:dPr>
+                  <m:e>
+                    <m:sSub>
+                      <m:sSubPr>
+                        <m:ctrlPr>
+                          <w:rPr>
+                            <w:rFonts w:ascii="Cambria Math" w:hAnsi="Cambria Math" w:cstheme="majorHAnsi"/>
+                            <w:lang w:val="en-IN"/>
+                          </w:rPr>
+                        </m:ctrlPr>
+                      </m:sSubPr>
+                      <m:e>
+                        <m:r>
+                          <w:rPr>
+                            <w:rFonts w:ascii="Cambria Math" w:hAnsi="Cambria Math" w:cstheme="majorHAnsi"/>
+                            <w:lang w:val="en-IN"/>
+                          </w:rPr>
+                          <m:t>z</m:t>
+                        </m:r>
+                      </m:e>
+                      <m:sub>
+                        <m:r>
+                          <w:rPr>
+                            <w:rFonts w:ascii="Cambria Math" w:hAnsi="Cambria Math" w:cstheme="majorHAnsi"/>
+                            <w:lang w:val="en-IN"/>
+                          </w:rPr>
+                          <m:t>1-α</m:t>
+                        </m:r>
+                        <m:r>
+                          <m:rPr>
+                            <m:sty m:val="p"/>
+                          </m:rPr>
+                          <w:rPr>
+                            <w:rFonts w:ascii="Cambria Math" w:hAnsi="Cambria Math" w:cstheme="majorHAnsi"/>
+                            <w:lang w:val="en-IN"/>
+                          </w:rPr>
+                          <m:t>/</m:t>
+                        </m:r>
+                        <m:r>
+                          <w:rPr>
+                            <w:rFonts w:ascii="Cambria Math" w:hAnsi="Cambria Math" w:cstheme="majorHAnsi"/>
+                            <w:lang w:val="en-IN"/>
+                          </w:rPr>
+                          <m:t>2</m:t>
+                        </m:r>
+                      </m:sub>
+                    </m:sSub>
+                    <m:rad>
+                      <m:radPr>
+                        <m:degHide m:val="1"/>
+                        <m:ctrlPr>
+                          <w:rPr>
+                            <w:rFonts w:ascii="Cambria Math" w:hAnsi="Cambria Math" w:cstheme="majorHAnsi"/>
+                            <w:lang w:val="en-IN"/>
+                          </w:rPr>
+                        </m:ctrlPr>
+                      </m:radPr>
+                      <m:deg/>
+                      <m:e>
+                        <m:acc>
+                          <m:accPr>
+                            <m:chr m:val="ˉ"/>
+                            <m:ctrlPr>
+                              <w:rPr>
+                                <w:rFonts w:ascii="Cambria Math" w:hAnsi="Cambria Math" w:cstheme="majorHAnsi"/>
+                                <w:lang w:val="en-IN"/>
+                              </w:rPr>
+                            </m:ctrlPr>
+                          </m:accPr>
+                          <m:e>
+                            <m:r>
+                              <w:rPr>
+                                <w:rFonts w:ascii="Cambria Math" w:hAnsi="Cambria Math" w:cstheme="majorHAnsi"/>
+                                <w:lang w:val="en-IN"/>
+                              </w:rPr>
+                              <m:t>p</m:t>
+                            </m:r>
+                          </m:e>
+                        </m:acc>
+                        <m:r>
+                          <w:rPr>
+                            <w:rFonts w:ascii="Cambria Math" w:hAnsi="Cambria Math" w:cstheme="majorHAnsi"/>
+                            <w:lang w:val="en-IN"/>
+                          </w:rPr>
+                          <m:t>(1-</m:t>
+                        </m:r>
+                        <m:acc>
+                          <m:accPr>
+                            <m:chr m:val="ˉ"/>
+                            <m:ctrlPr>
+                              <w:rPr>
+                                <w:rFonts w:ascii="Cambria Math" w:hAnsi="Cambria Math" w:cstheme="majorHAnsi"/>
+                                <w:lang w:val="en-IN"/>
+                              </w:rPr>
+                            </m:ctrlPr>
+                          </m:accPr>
+                          <m:e>
+                            <m:r>
+                              <w:rPr>
+                                <w:rFonts w:ascii="Cambria Math" w:hAnsi="Cambria Math" w:cstheme="majorHAnsi"/>
+                                <w:lang w:val="en-IN"/>
+                              </w:rPr>
+                              <m:t>p</m:t>
+                            </m:r>
+                          </m:e>
+                        </m:acc>
+                        <m:r>
+                          <w:rPr>
+                            <w:rFonts w:ascii="Cambria Math" w:hAnsi="Cambria Math" w:cstheme="majorHAnsi"/>
+                            <w:lang w:val="en-IN"/>
+                          </w:rPr>
+                          <m:t>)(1+1</m:t>
+                        </m:r>
+                        <m:r>
+                          <m:rPr>
+                            <m:sty m:val="p"/>
+                          </m:rPr>
+                          <w:rPr>
+                            <w:rFonts w:ascii="Cambria Math" w:hAnsi="Cambria Math" w:cstheme="majorHAnsi"/>
+                            <w:lang w:val="en-IN"/>
+                          </w:rPr>
+                          <m:t>/</m:t>
+                        </m:r>
+                        <m:r>
+                          <w:rPr>
+                            <w:rFonts w:ascii="Cambria Math" w:hAnsi="Cambria Math" w:cstheme="majorHAnsi"/>
+                            <w:lang w:val="en-IN"/>
+                          </w:rPr>
+                          <m:t>r)</m:t>
+                        </m:r>
+                      </m:e>
+                    </m:rad>
+                  </m:e>
+                  <m:e>
+                    <m:sSub>
+                      <m:sSubPr>
+                        <m:ctrlPr>
+                          <w:rPr>
+                            <w:rFonts w:ascii="Cambria Math" w:hAnsi="Cambria Math" w:cstheme="majorHAnsi"/>
+                            <w:lang w:val="en-IN"/>
+                          </w:rPr>
+                        </m:ctrlPr>
+                      </m:sSubPr>
+                      <m:e>
+                        <m:r>
+                          <w:rPr>
+                            <w:rFonts w:ascii="Cambria Math" w:hAnsi="Cambria Math" w:cstheme="majorHAnsi"/>
+                            <w:lang w:val="en-IN"/>
+                          </w:rPr>
+                          <m:t>z</m:t>
+                        </m:r>
+                      </m:e>
+                      <m:sub>
+                        <m:r>
+                          <w:rPr>
+                            <w:rFonts w:ascii="Cambria Math" w:hAnsi="Cambria Math" w:cstheme="majorHAnsi"/>
+                            <w:lang w:val="en-IN"/>
+                          </w:rPr>
+                          <m:t>1-β</m:t>
+                        </m:r>
+                      </m:sub>
+                    </m:sSub>
+                    <m:rad>
+                      <m:radPr>
+                        <m:degHide m:val="1"/>
+                        <m:ctrlPr>
+                          <w:rPr>
+                            <w:rFonts w:ascii="Cambria Math" w:hAnsi="Cambria Math" w:cstheme="majorHAnsi"/>
+                            <w:lang w:val="en-IN"/>
+                          </w:rPr>
+                        </m:ctrlPr>
+                      </m:radPr>
+                      <m:deg/>
+                      <m:e>
+                        <m:sSub>
+                          <m:sSubPr>
+                            <m:ctrlPr>
+                              <w:rPr>
+                                <w:rFonts w:ascii="Cambria Math" w:hAnsi="Cambria Math" w:cstheme="majorHAnsi"/>
+                                <w:lang w:val="en-IN"/>
+                              </w:rPr>
+                            </m:ctrlPr>
+                          </m:sSubPr>
+                          <m:e>
+                            <m:r>
+                              <w:rPr>
+                                <w:rFonts w:ascii="Cambria Math" w:hAnsi="Cambria Math" w:cstheme="majorHAnsi"/>
+                                <w:lang w:val="en-IN"/>
+                              </w:rPr>
+                              <m:t>p</m:t>
+                            </m:r>
+                          </m:e>
+                          <m:sub>
+                            <m:r>
+                              <w:rPr>
+                                <w:rFonts w:ascii="Cambria Math" w:hAnsi="Cambria Math" w:cstheme="majorHAnsi"/>
+                                <w:lang w:val="en-IN"/>
+                              </w:rPr>
+                              <m:t>1</m:t>
+                            </m:r>
+                          </m:sub>
+                        </m:sSub>
+                        <m:r>
+                          <w:rPr>
+                            <w:rFonts w:ascii="Cambria Math" w:hAnsi="Cambria Math" w:cstheme="majorHAnsi"/>
+                            <w:lang w:val="en-IN"/>
+                          </w:rPr>
+                          <m:t>(1-</m:t>
+                        </m:r>
+                        <m:sSub>
+                          <m:sSubPr>
+                            <m:ctrlPr>
+                              <w:rPr>
+                                <w:rFonts w:ascii="Cambria Math" w:hAnsi="Cambria Math" w:cstheme="majorHAnsi"/>
+                                <w:lang w:val="en-IN"/>
+                              </w:rPr>
+                            </m:ctrlPr>
+                          </m:sSubPr>
+                          <m:e>
+                            <m:r>
+                              <w:rPr>
+                                <w:rFonts w:ascii="Cambria Math" w:hAnsi="Cambria Math" w:cstheme="majorHAnsi"/>
+                                <w:lang w:val="en-IN"/>
+                              </w:rPr>
+                              <m:t>p</m:t>
+                            </m:r>
+                          </m:e>
+                          <m:sub>
+                            <m:r>
+                              <w:rPr>
+                                <w:rFonts w:ascii="Cambria Math" w:hAnsi="Cambria Math" w:cstheme="majorHAnsi"/>
+                                <w:lang w:val="en-IN"/>
+                              </w:rPr>
+                              <m:t>1</m:t>
+                            </m:r>
+                          </m:sub>
+                        </m:sSub>
+                        <m:r>
+                          <w:rPr>
+                            <w:rFonts w:ascii="Cambria Math" w:hAnsi="Cambria Math" w:cstheme="majorHAnsi"/>
+                            <w:lang w:val="en-IN"/>
+                          </w:rPr>
+                          <m:t>)+</m:t>
+                        </m:r>
+                        <m:sSub>
+                          <m:sSubPr>
+                            <m:ctrlPr>
+                              <w:rPr>
+                                <w:rFonts w:ascii="Cambria Math" w:hAnsi="Cambria Math" w:cstheme="majorHAnsi"/>
+                                <w:lang w:val="en-IN"/>
+                              </w:rPr>
+                            </m:ctrlPr>
+                          </m:sSubPr>
+                          <m:e>
+                            <m:r>
+                              <w:rPr>
+                                <w:rFonts w:ascii="Cambria Math" w:hAnsi="Cambria Math" w:cstheme="majorHAnsi"/>
+                                <w:lang w:val="en-IN"/>
+                              </w:rPr>
+                              <m:t>p</m:t>
+                            </m:r>
+                          </m:e>
+                          <m:sub>
+                            <m:r>
+                              <w:rPr>
+                                <w:rFonts w:ascii="Cambria Math" w:hAnsi="Cambria Math" w:cstheme="majorHAnsi"/>
+                                <w:lang w:val="en-IN"/>
+                              </w:rPr>
+                              <m:t>0</m:t>
+                            </m:r>
+                          </m:sub>
+                        </m:sSub>
+                        <m:r>
+                          <w:rPr>
+                            <w:rFonts w:ascii="Cambria Math" w:hAnsi="Cambria Math" w:cstheme="majorHAnsi"/>
+                            <w:lang w:val="en-IN"/>
+                          </w:rPr>
+                          <m:t>(1-</m:t>
+                        </m:r>
+                        <m:sSub>
+                          <m:sSubPr>
+                            <m:ctrlPr>
+                              <w:rPr>
+                                <w:rFonts w:ascii="Cambria Math" w:hAnsi="Cambria Math" w:cstheme="majorHAnsi"/>
+                                <w:lang w:val="en-IN"/>
+                              </w:rPr>
+                            </m:ctrlPr>
+                          </m:sSubPr>
+                          <m:e>
+                            <m:r>
+                              <w:rPr>
+                                <w:rFonts w:ascii="Cambria Math" w:hAnsi="Cambria Math" w:cstheme="majorHAnsi"/>
+                                <w:lang w:val="en-IN"/>
+                              </w:rPr>
+                              <m:t>p</m:t>
+                            </m:r>
+                          </m:e>
+                          <m:sub>
+                            <m:r>
+                              <w:rPr>
+                                <w:rFonts w:ascii="Cambria Math" w:hAnsi="Cambria Math" w:cstheme="majorHAnsi"/>
+                                <w:lang w:val="en-IN"/>
+                              </w:rPr>
+                              <m:t>0</m:t>
+                            </m:r>
+                          </m:sub>
+                        </m:sSub>
+                        <m:r>
+                          <w:rPr>
+                            <w:rFonts w:ascii="Cambria Math" w:hAnsi="Cambria Math" w:cstheme="majorHAnsi"/>
+                            <w:lang w:val="en-IN"/>
+                          </w:rPr>
+                          <m:t>)</m:t>
+                        </m:r>
+                        <m:r>
+                          <m:rPr>
+                            <m:sty m:val="p"/>
+                          </m:rPr>
+                          <w:rPr>
+                            <w:rFonts w:ascii="Cambria Math" w:hAnsi="Cambria Math" w:cstheme="majorHAnsi"/>
+                            <w:lang w:val="en-IN"/>
+                          </w:rPr>
+                          <m:t>/</m:t>
+                        </m:r>
+                        <m:r>
+                          <w:rPr>
+                            <w:rFonts w:ascii="Cambria Math" w:hAnsi="Cambria Math" w:cstheme="majorHAnsi"/>
+                            <w:lang w:val="en-IN"/>
+                          </w:rPr>
+                          <m:t>r</m:t>
+                        </m:r>
+                      </m:e>
+                    </m:rad>
+                  </m:e>
+                </m:d>
+              </m:e>
+              <m:sup>
+                <m:r>
+                  <w:rPr>
+                    <w:rFonts w:ascii="Cambria Math" w:hAnsi="Cambria Math" w:cstheme="majorHAnsi"/>
+                    <w:lang w:val="en-IN"/>
+                  </w:rPr>
+                  <m:t>2</m:t>
+                </m:r>
+              </m:sup>
+            </m:sSup>
+          </m:num>
+          <m:den>
+            <m:sSup>
+              <m:sSupPr>
+                <m:ctrlPr>
+                  <w:rPr>
+                    <w:rFonts w:ascii="Cambria Math" w:hAnsi="Cambria Math" w:cstheme="majorHAnsi"/>
+                    <w:lang w:val="en-IN"/>
+                  </w:rPr>
+                </m:ctrlPr>
+              </m:sSupPr>
+              <m:e>
+                <m:d>
+                  <m:dPr>
+                    <m:ctrlPr>
+                      <w:rPr>
+                        <w:rFonts w:ascii="Cambria Math" w:hAnsi="Cambria Math" w:cstheme="majorHAnsi"/>
+                        <w:lang w:val="en-IN"/>
+                      </w:rPr>
+                    </m:ctrlPr>
+                  </m:dPr>
+                  <m:e>
+                    <m:sSub>
+                      <m:sSubPr>
+                        <m:ctrlPr>
+                          <w:rPr>
+                            <w:rFonts w:ascii="Cambria Math" w:hAnsi="Cambria Math" w:cstheme="majorHAnsi"/>
+                            <w:lang w:val="en-IN"/>
+                          </w:rPr>
+                        </m:ctrlPr>
+                      </m:sSubPr>
+                      <m:e>
+                        <m:r>
+                          <w:rPr>
+                            <w:rFonts w:ascii="Cambria Math" w:hAnsi="Cambria Math" w:cstheme="majorHAnsi"/>
+                            <w:lang w:val="en-IN"/>
+                          </w:rPr>
+                          <m:t>p</m:t>
+                        </m:r>
+                      </m:e>
+                      <m:sub>
+                        <m:r>
+                          <w:rPr>
+                            <w:rFonts w:ascii="Cambria Math" w:hAnsi="Cambria Math" w:cstheme="majorHAnsi"/>
+                            <w:lang w:val="en-IN"/>
+                          </w:rPr>
+                          <m:t>1</m:t>
+                        </m:r>
+                      </m:sub>
+                    </m:sSub>
+                    <m:r>
+                      <w:rPr>
+                        <w:rFonts w:ascii="Cambria Math" w:hAnsi="Cambria Math" w:cstheme="majorHAnsi"/>
+                        <w:lang w:val="en-IN"/>
+                      </w:rPr>
+                      <m:t>-</m:t>
+                    </m:r>
+                    <m:sSub>
+                      <m:sSubPr>
+                        <m:ctrlPr>
+                          <w:rPr>
+                            <w:rFonts w:ascii="Cambria Math" w:hAnsi="Cambria Math" w:cstheme="majorHAnsi"/>
+                            <w:lang w:val="en-IN"/>
+                          </w:rPr>
+                        </m:ctrlPr>
+                      </m:sSubPr>
+                      <m:e>
+                        <m:r>
+                          <w:rPr>
+                            <w:rFonts w:ascii="Cambria Math" w:hAnsi="Cambria Math" w:cstheme="majorHAnsi"/>
+                            <w:lang w:val="en-IN"/>
+                          </w:rPr>
+                          <m:t>p</m:t>
+                        </m:r>
+                      </m:e>
+                      <m:sub>
+                        <m:r>
+                          <w:rPr>
+                            <w:rFonts w:ascii="Cambria Math" w:hAnsi="Cambria Math" w:cstheme="majorHAnsi"/>
+                            <w:lang w:val="en-IN"/>
+                          </w:rPr>
+                          <m:t>0</m:t>
+                        </m:r>
+                      </m:sub>
+                    </m:sSub>
+                  </m:e>
+                </m:d>
+              </m:e>
+              <m:sup>
+                <m:r>
+                  <w:rPr>
+                    <w:rFonts w:ascii="Cambria Math" w:hAnsi="Cambria Math" w:cstheme="majorHAnsi"/>
+                    <w:lang w:val="en-IN"/>
+                  </w:rPr>
+                  <m:t>2</m:t>
+                </m:r>
+              </m:sup>
+            </m:sSup>
+          </m:den>
+        </m:f>
+        <m:r>
+          <m:rPr>
+            <m:sty m:val="p"/>
+          </m:rPr>
+          <w:rPr>
+            <w:rFonts w:ascii="Cambria Math" w:hAnsi="Cambria Math" w:cstheme="majorHAnsi"/>
+            <w:lang w:val="en-IN"/>
+          </w:rPr>
+          <w:br/>
+        </m:r>
+      </m:oMath>
+      <w:r>
         <w:rPr>
           <w:rFonts w:asciiTheme="majorHAnsi" w:hAnsiTheme="majorHAnsi" w:cstheme="majorHAnsi"/>
           <w:lang w:val="en-IN"/>
         </w:rPr>
-      </w:pPr>
+        <w:t>Where:</w:t>
+      </w:r>
       <w:r>
         <w:rPr>
           <w:rFonts w:asciiTheme="majorHAnsi" w:hAnsiTheme="majorHAnsi" w:cstheme="majorHAnsi"/>
           <w:lang w:val="en-IN"/>
         </w:rPr>
-        <w:t>Where:</w:t>
-      </w:r>
-    </w:p>
-    <w:p>
-      <w:pPr>
-        <w:numPr>
-          <w:ilvl w:val="0"/>
-          <w:numId w:val="13"/>
-        </w:numPr>
-        <w:rPr>
-          <w:rFonts w:asciiTheme="majorHAnsi" w:hAnsiTheme="majorHAnsi" w:cstheme="majorHAnsi"/>
-          <w:lang w:val="en-IN"/>
-        </w:rPr>
-      </w:pPr>
+        <w:t xml:space="preserve">   </w:t>
+      </w:r>
       <m:oMath>
         <m:sSub>
           <m:sSubPr>
@@ -9997,7 +10197,7 @@
             <w:rFonts w:ascii="Cambria Math" w:hAnsi="Cambria Math" w:cstheme="majorHAnsi"/>
             <w:lang w:val="en-IN"/>
           </w:rPr>
-          <m:t>=.313</m:t>
+          <m:t>=.3138</m:t>
         </m:r>
       </m:oMath>
       <w:r>
@@ -10007,18 +10207,13 @@
         </w:rPr>
         <w:t xml:space="preserve">, the preliminary no-action reduction rate </w:t>
       </w:r>
-    </w:p>
-    <w:p>
-      <w:pPr>
-        <w:numPr>
-          <w:ilvl w:val="0"/>
-          <w:numId w:val="13"/>
-        </w:numPr>
+      <w:r>
         <w:rPr>
           <w:rFonts w:asciiTheme="majorHAnsi" w:hAnsiTheme="majorHAnsi" w:cstheme="majorHAnsi"/>
           <w:lang w:val="en-IN"/>
         </w:rPr>
-      </w:pPr>
+        <w:t xml:space="preserve">, </w:t>
+      </w:r>
       <m:oMath>
         <m:sSub>
           <m:sSubPr>
@@ -10053,7 +10248,7 @@
             <w:rFonts w:ascii="Cambria Math" w:hAnsi="Cambria Math" w:cstheme="majorHAnsi"/>
             <w:lang w:val="en-IN"/>
           </w:rPr>
-          <m:t>=.413</m:t>
+          <m:t>=.4138</m:t>
         </m:r>
       </m:oMath>
       <w:r>
@@ -10063,18 +10258,13 @@
         </w:rPr>
         <w:t xml:space="preserve">, representing a 10-percentage-point difference </w:t>
       </w:r>
-    </w:p>
-    <w:p>
-      <w:pPr>
-        <w:numPr>
-          <w:ilvl w:val="0"/>
-          <w:numId w:val="13"/>
-        </w:numPr>
+      <w:r>
         <w:rPr>
           <w:rFonts w:asciiTheme="majorHAnsi" w:hAnsiTheme="majorHAnsi" w:cstheme="majorHAnsi"/>
           <w:lang w:val="en-IN"/>
         </w:rPr>
-      </w:pPr>
+        <w:t xml:space="preserve">, </w:t>
+      </w:r>
       <m:oMath>
         <m:r>
           <w:rPr>
@@ -10091,18 +10281,13 @@
         </w:rPr>
         <w:t xml:space="preserve">, a conservative level for five planned comparisons </w:t>
       </w:r>
-    </w:p>
-    <w:p>
-      <w:pPr>
-        <w:numPr>
-          <w:ilvl w:val="0"/>
-          <w:numId w:val="13"/>
-        </w:numPr>
+      <w:r>
         <w:rPr>
           <w:rFonts w:asciiTheme="majorHAnsi" w:hAnsiTheme="majorHAnsi" w:cstheme="majorHAnsi"/>
           <w:lang w:val="en-IN"/>
         </w:rPr>
-      </w:pPr>
+        <w:t xml:space="preserve">, </w:t>
+      </w:r>
       <w:r>
         <w:rPr>
           <w:rFonts w:asciiTheme="majorHAnsi" w:hAnsiTheme="majorHAnsi" w:cstheme="majorHAnsi"/>
@@ -10119,18 +10304,13 @@
           <m:t>=.80</m:t>
         </m:r>
       </m:oMath>
-    </w:p>
-    <w:p>
-      <w:pPr>
-        <w:numPr>
-          <w:ilvl w:val="0"/>
-          <w:numId w:val="13"/>
-        </w:numPr>
+      <w:r>
         <w:rPr>
           <w:rFonts w:asciiTheme="majorHAnsi" w:hAnsiTheme="majorHAnsi" w:cstheme="majorHAnsi"/>
           <w:lang w:val="en-IN"/>
         </w:rPr>
-      </w:pPr>
+        <w:t xml:space="preserve"> , </w:t>
+      </w:r>
       <m:oMath>
         <m:r>
           <w:rPr>
@@ -10145,28 +10325,25 @@
           <w:rFonts w:asciiTheme="majorHAnsi" w:hAnsiTheme="majorHAnsi" w:cstheme="majorHAnsi"/>
           <w:lang w:val="en-IN"/>
         </w:rPr>
-        <w:t xml:space="preserve">is the ratio of no-action records to action-type records </w:t>
+        <w:t>is the ratio of no-action records to action-type records</w:t>
+      </w:r>
+      <w:r>
+        <w:rPr>
+          <w:rFonts w:asciiTheme="majorHAnsi" w:hAnsiTheme="majorHAnsi" w:cstheme="majorHAnsi"/>
+          <w:lang w:val="en-IN"/>
+        </w:rPr>
+        <w:t xml:space="preserve">. </w:t>
+      </w:r>
+      <w:r>
+        <w:rPr>
+          <w:rFonts w:asciiTheme="majorHAnsi" w:hAnsiTheme="majorHAnsi" w:cstheme="majorHAnsi"/>
+          <w:lang w:val="en-IN"/>
+        </w:rPr>
+        <w:t>For a very large no-action reference group, the required exposed action-type sample is approximately 290 records.</w:t>
       </w:r>
     </w:p>
     <w:p>
       <w:pPr>
-        <w:ind w:firstLine="0"/>
-        <w:rPr>
-          <w:rFonts w:asciiTheme="majorHAnsi" w:hAnsiTheme="majorHAnsi" w:cstheme="majorHAnsi"/>
-          <w:lang w:val="en-IN"/>
-        </w:rPr>
-      </w:pPr>
-      <w:r>
-        <w:rPr>
-          <w:rFonts w:asciiTheme="majorHAnsi" w:hAnsiTheme="majorHAnsi" w:cstheme="majorHAnsi"/>
-          <w:lang w:val="en-IN"/>
-        </w:rPr>
-        <w:t>For a very large no-action reference group, the required exposed action-type sample is approximately 290 records.</w:t>
-      </w:r>
-    </w:p>
-    <w:p>
-      <w:pPr>
-        <w:ind w:firstLine="0"/>
         <w:rPr>
           <w:rFonts w:asciiTheme="majorHAnsi" w:hAnsiTheme="majorHAnsi" w:cstheme="majorHAnsi"/>
           <w:lang w:val="en-IN"/>
@@ -10179,7 +10356,6 @@
           <w:bCs/>
           <w:lang w:val="en-IN"/>
         </w:rPr>
-        <w:lastRenderedPageBreak/>
         <w:t>Final answer:</w:t>
       </w:r>
       <w:r>
@@ -10188,11 +10364,17 @@
           <w:lang w:val="en-IN"/>
         </w:rPr>
         <w:t xml:space="preserve"> Approximately 290 records are required in each action-type group to detect a 10-percentage-point difference under the stated assumptions.</w:t>
+      </w:r>
+      <w:r>
+        <w:rPr>
+          <w:rFonts w:asciiTheme="majorHAnsi" w:hAnsiTheme="majorHAnsi" w:cstheme="majorHAnsi"/>
+          <w:lang w:val="en-IN"/>
+        </w:rPr>
+        <w:t xml:space="preserve"> </w:t>
       </w:r>
     </w:p>
     <w:p>
       <w:pPr>
-        <w:ind w:firstLine="0"/>
         <w:rPr>
           <w:rFonts w:asciiTheme="majorHAnsi" w:hAnsiTheme="majorHAnsi" w:cstheme="majorHAnsi"/>
           <w:lang w:val="en-IN"/>
@@ -10200,24 +10382,17 @@
       </w:pPr>
       <w:r>
         <w:rPr>
-          <w:rFonts w:asciiTheme="majorHAnsi" w:hAnsiTheme="majorHAnsi" w:cstheme="majorHAnsi"/>
+          <w:rFonts w:ascii="Calibri" w:hAnsi="Calibri" w:cs="Calibri"/>
           <w:b/>
           <w:bCs/>
           <w:lang w:val="en-IN"/>
         </w:rPr>
-        <w:t>Limitation:</w:t>
-      </w:r>
-      <w:r>
-        <w:rPr>
-          <w:rFonts w:asciiTheme="majorHAnsi" w:hAnsiTheme="majorHAnsi" w:cstheme="majorHAnsi"/>
-          <w:lang w:val="en-IN"/>
-        </w:rPr>
-        <w:t xml:space="preserve"> The rarest action type has approximately 245 development records and may not meet this planning target. That comparison will be labelled exploratory and evaluated with Fisher’s exact test and confidence intervals.</w:t>
+        <w:lastRenderedPageBreak/>
+        <w:t>Limitation: The rarest action type has approximately 245 development records and may not meet this planning target. That comparison will be labelled exploratory and evaluated with Fisher’s exact test and confidence intervals.</w:t>
       </w:r>
     </w:p>
     <w:p>
       <w:pPr>
-        <w:ind w:firstLine="0"/>
         <w:rPr>
           <w:rFonts w:asciiTheme="majorHAnsi" w:hAnsiTheme="majorHAnsi" w:cstheme="majorHAnsi"/>
           <w:lang w:val="en-IN"/>
@@ -10226,41 +10401,39 @@
       <w:r>
         <w:rPr>
           <w:rFonts w:asciiTheme="majorHAnsi" w:hAnsiTheme="majorHAnsi" w:cstheme="majorHAnsi"/>
-          <w:lang w:val="en-IN"/>
-        </w:rPr>
-        <w:t>The exact number can vary slightly depending on the allocation-ratio formula or software used, so state “approximately 290” unless you compute it with your final software.</w:t>
+        </w:rPr>
+        <w:t>The rarest action type contains approximately 245 development records, slightly below the planning target. That comparison may be underpowered for detecting a 10-percentage-point difference and will therefore be treated as exploratory. Fisher’s exact test, confidence intervals, effect size, and the observed rate difference will still be reported.</w:t>
       </w:r>
     </w:p>
     <w:p>
       <w:pPr>
+        <w:pStyle w:val="Heading2"/>
         <w:ind w:firstLine="0"/>
         <w:rPr>
-          <w:rFonts w:asciiTheme="majorHAnsi" w:hAnsiTheme="majorHAnsi" w:cstheme="majorHAnsi"/>
-          <w:lang w:val="en-IN"/>
-        </w:rPr>
-      </w:pPr>
-      <w:r>
-        <w:rPr>
-          <w:rFonts w:asciiTheme="majorHAnsi" w:hAnsiTheme="majorHAnsi" w:cstheme="majorHAnsi"/>
-        </w:rPr>
-        <w:t>The rarest action type contains approximately 245 development records, slightly below the planning target. That comparison may be underpowered for detecting a 10-percentage-point difference and will therefore be treated as exploratory. Fisher’s exact test, confidence intervals, effect size, and the observed rate difference will still be reported.</w:t>
+          <w:rFonts w:cstheme="majorHAnsi"/>
+          <w:szCs w:val="22"/>
+        </w:rPr>
+      </w:pPr>
+      <w:r>
+        <w:rPr>
+          <w:rFonts w:cstheme="majorHAnsi"/>
+          <w:szCs w:val="22"/>
+        </w:rPr>
+        <w:t>RQ4: Prediction-Model Planning</w:t>
       </w:r>
     </w:p>
     <w:p>
       <w:pPr>
-        <w:pStyle w:val="Heading2"/>
-        <w:ind w:firstLine="0"/>
-        <w:rPr>
-          <w:rFonts w:cstheme="majorHAnsi"/>
-          <w:szCs w:val="22"/>
-        </w:rPr>
-      </w:pPr>
-      <w:r>
-        <w:rPr>
-          <w:rFonts w:cstheme="majorHAnsi"/>
-          <w:szCs w:val="22"/>
-        </w:rPr>
-        <w:t>RQ4: Prediction-Model Planning</w:t>
+        <w:ind w:left="720"/>
+        <w:rPr>
+          <w:rFonts w:asciiTheme="majorHAnsi" w:hAnsiTheme="majorHAnsi" w:cstheme="majorHAnsi"/>
+        </w:rPr>
+      </w:pPr>
+      <w:r>
+        <w:rPr>
+          <w:rFonts w:asciiTheme="majorHAnsi" w:hAnsiTheme="majorHAnsi" w:cstheme="majorHAnsi"/>
+        </w:rPr>
+        <w:t>Required events = 20 × P = 20 × 20 = 400</w:t>
       </w:r>
     </w:p>
     <w:p>
@@ -10274,26 +10447,31 @@
         <w:rPr>
           <w:rFonts w:asciiTheme="majorHAnsi" w:hAnsiTheme="majorHAnsi" w:cstheme="majorHAnsi"/>
         </w:rPr>
-        <w:t>Required events = 20 × P = 20 × 20 = 400</w:t>
+        <w:t>n = required events / event rate = 400 / 0.3155 = 1,268.03</w:t>
       </w:r>
     </w:p>
     <w:p>
       <w:pPr>
-        <w:ind w:left="720"/>
-        <w:rPr>
-          <w:rFonts w:asciiTheme="majorHAnsi" w:hAnsiTheme="majorHAnsi" w:cstheme="majorHAnsi"/>
-        </w:rPr>
-      </w:pPr>
-      <w:r>
-        <w:rPr>
-          <w:rFonts w:asciiTheme="majorHAnsi" w:hAnsiTheme="majorHAnsi" w:cstheme="majorHAnsi"/>
-        </w:rPr>
-        <w:t>n = required events / event rate = 400 / 0.3155 = 1,268.03</w:t>
+        <w:rPr>
+          <w:rFonts w:asciiTheme="majorHAnsi" w:hAnsiTheme="majorHAnsi" w:cstheme="majorHAnsi"/>
+        </w:rPr>
+      </w:pPr>
+      <w:r>
+        <w:rPr>
+          <w:rFonts w:asciiTheme="majorHAnsi" w:hAnsiTheme="majorHAnsi" w:cstheme="majorHAnsi"/>
+          <w:b/>
+        </w:rPr>
+        <w:t>Variable Definition:</w:t>
+      </w:r>
+      <w:r>
+        <w:rPr>
+          <w:rFonts w:asciiTheme="majorHAnsi" w:hAnsiTheme="majorHAnsi" w:cstheme="majorHAnsi"/>
+        </w:rPr>
+        <w:t xml:space="preserve"> P = the prespecified maximum of 20 effective predictor parameters; 20 is the selected events-per-parameter planning screen; event rate = .3155 is the preliminary development REDUCTION_10 rate; n is the required development records.</w:t>
       </w:r>
     </w:p>
     <w:p>
       <w:pPr>
-        <w:ind w:firstLine="0"/>
         <w:rPr>
           <w:rFonts w:asciiTheme="majorHAnsi" w:hAnsiTheme="majorHAnsi" w:cstheme="majorHAnsi"/>
         </w:rPr>
@@ -10303,34 +10481,17 @@
           <w:rFonts w:asciiTheme="majorHAnsi" w:hAnsiTheme="majorHAnsi" w:cstheme="majorHAnsi"/>
           <w:b/>
         </w:rPr>
-        <w:t>Variable Definition:</w:t>
-      </w:r>
-      <w:r>
-        <w:rPr>
-          <w:rFonts w:asciiTheme="majorHAnsi" w:hAnsiTheme="majorHAnsi" w:cstheme="majorHAnsi"/>
-          <w:b w:val="0"/>
-        </w:rPr>
-        <w:t xml:space="preserve"> P = the prespecified maximum of 20 effective predictor parameters; 20 is the selected events-per-parameter planning screen; event rate = .3155 is the preliminary development REDUCTION_10 rate; n is the required development records.</w:t>
-      </w:r>
-      <w:r>
-        <w:rPr>
-          <w:rFonts w:asciiTheme="majorHAnsi" w:hAnsiTheme="majorHAnsi" w:cstheme="majorHAnsi"/>
-        </w:rPr>
-      </w:r>
-      <w:r>
-        <w:rPr>
-          <w:rFonts w:asciiTheme="majorHAnsi" w:hAnsiTheme="majorHAnsi" w:cstheme="majorHAnsi"/>
-        </w:rPr>
-      </w:r>
-      <w:r>
-        <w:rPr>
-          <w:rFonts w:asciiTheme="majorHAnsi" w:hAnsiTheme="majorHAnsi" w:cstheme="majorHAnsi"/>
-        </w:rPr>
+        <w:t>Substitution, Setup, or Step-by-Step Explanation:</w:t>
+      </w:r>
+      <w:r>
+        <w:rPr>
+          <w:rFonts w:asciiTheme="majorHAnsi" w:hAnsiTheme="majorHAnsi" w:cstheme="majorHAnsi"/>
+        </w:rPr>
+        <w:t xml:space="preserve"> First calculate required events: 20 events per parameter × 20 parameters = 400 events. Then divide by the preliminary event rate: n = 400/.3155 = 1,268.03. Round upward.</w:t>
       </w:r>
     </w:p>
     <w:p>
       <w:pPr>
-        <w:ind w:firstLine="0"/>
         <w:rPr>
           <w:rFonts w:asciiTheme="majorHAnsi" w:hAnsiTheme="majorHAnsi" w:cstheme="majorHAnsi"/>
         </w:rPr>
@@ -10340,34 +10501,17 @@
           <w:rFonts w:asciiTheme="majorHAnsi" w:hAnsiTheme="majorHAnsi" w:cstheme="majorHAnsi"/>
           <w:b/>
         </w:rPr>
-        <w:t>Substitution, Setup, or Step-by-Step Explanation:</w:t>
-      </w:r>
-      <w:r>
-        <w:rPr>
-          <w:rFonts w:asciiTheme="majorHAnsi" w:hAnsiTheme="majorHAnsi" w:cstheme="majorHAnsi"/>
-          <w:b w:val="0"/>
-        </w:rPr>
-        <w:t xml:space="preserve"> First calculate required events: 20 events per parameter × 20 parameters = 400 events. Then divide by the preliminary event rate: n = 400/.3155 = 1,268.03. Round upward.</w:t>
-      </w:r>
-      <w:r>
-        <w:rPr>
-          <w:rFonts w:asciiTheme="majorHAnsi" w:hAnsiTheme="majorHAnsi" w:cstheme="majorHAnsi"/>
-        </w:rPr>
-      </w:r>
-      <w:r>
-        <w:rPr>
-          <w:rFonts w:asciiTheme="majorHAnsi" w:hAnsiTheme="majorHAnsi" w:cstheme="majorHAnsi"/>
-        </w:rPr>
-      </w:r>
-      <w:r>
-        <w:rPr>
-          <w:rFonts w:asciiTheme="majorHAnsi" w:hAnsiTheme="majorHAnsi" w:cstheme="majorHAnsi"/>
-        </w:rPr>
+        <w:t>Final Answer:</w:t>
+      </w:r>
+      <w:r>
+        <w:rPr>
+          <w:rFonts w:asciiTheme="majorHAnsi" w:hAnsiTheme="majorHAnsi" w:cstheme="majorHAnsi"/>
+        </w:rPr>
+        <w:t xml:space="preserve"> Round upward to 1,269 development records, plus a separate holdout set.</w:t>
       </w:r>
     </w:p>
     <w:p>
       <w:pPr>
-        <w:ind w:firstLine="0"/>
         <w:rPr>
           <w:rFonts w:asciiTheme="majorHAnsi" w:hAnsiTheme="majorHAnsi" w:cstheme="majorHAnsi"/>
         </w:rPr>
@@ -10377,65 +10521,37 @@
           <w:rFonts w:asciiTheme="majorHAnsi" w:hAnsiTheme="majorHAnsi" w:cstheme="majorHAnsi"/>
           <w:b/>
         </w:rPr>
-        <w:t>Final Answer:</w:t>
-      </w:r>
-      <w:r>
-        <w:rPr>
-          <w:rFonts w:asciiTheme="majorHAnsi" w:hAnsiTheme="majorHAnsi" w:cstheme="majorHAnsi"/>
-          <w:b w:val="0"/>
-        </w:rPr>
-        <w:t xml:space="preserve"> Round upward to 1,269 development records, plus a separate holdout set.</w:t>
-      </w:r>
-      <w:r>
-        <w:rPr>
-          <w:rFonts w:asciiTheme="majorHAnsi" w:hAnsiTheme="majorHAnsi" w:cstheme="majorHAnsi"/>
-        </w:rPr>
+        <w:t xml:space="preserve">Limitation, Risk, or Diagnostic Note: </w:t>
+      </w:r>
+      <w:r>
+        <w:rPr>
+          <w:rFonts w:asciiTheme="majorHAnsi" w:hAnsiTheme="majorHAnsi" w:cstheme="majorHAnsi"/>
+        </w:rPr>
+        <w:t xml:space="preserve">This is a planning screen </w:t>
+      </w:r>
+      <w:r>
+        <w:rPr>
+          <w:rFonts w:asciiTheme="majorHAnsi" w:hAnsiTheme="majorHAnsi" w:cstheme="majorHAnsi"/>
+        </w:rPr>
+        <w:t xml:space="preserve">based on the events-per-variable heuristic (Peduzzi et al., 1996) </w:t>
+      </w:r>
+      <w:r>
+        <w:rPr>
+          <w:rFonts w:asciiTheme="majorHAnsi" w:hAnsiTheme="majorHAnsi" w:cstheme="majorHAnsi"/>
+        </w:rPr>
+        <w:t>rather than the final Riley-style calculation. Calibration, shrinkage, predictor prevalence, and overfitting will also be evaluated.</w:t>
       </w:r>
     </w:p>
     <w:p>
       <w:pPr>
-        <w:ind w:firstLine="0"/>
-        <w:rPr>
-          <w:rFonts w:asciiTheme="majorHAnsi" w:hAnsiTheme="majorHAnsi" w:cstheme="majorHAnsi"/>
-        </w:rPr>
-      </w:pPr>
-      <w:r>
-        <w:rPr>
-          <w:rFonts w:asciiTheme="majorHAnsi" w:hAnsiTheme="majorHAnsi" w:cstheme="majorHAnsi"/>
-          <w:b/>
-        </w:rPr>
-        <w:t xml:space="preserve">Limitation, Risk, or Diagnostic Note: </w:t>
-      </w:r>
-      <w:r>
-        <w:rPr>
-          <w:rFonts w:asciiTheme="majorHAnsi" w:hAnsiTheme="majorHAnsi" w:cstheme="majorHAnsi"/>
-        </w:rPr>
-        <w:t xml:space="preserve">This is a planning screen </w:t>
-      </w:r>
-      <w:r>
-        <w:rPr>
-          <w:rFonts w:asciiTheme="majorHAnsi" w:hAnsiTheme="majorHAnsi" w:cstheme="majorHAnsi"/>
-        </w:rPr>
-        <w:t xml:space="preserve">based on the events-per-variable heuristic (Peduzzi et al., 1996) </w:t>
-      </w:r>
-      <w:r>
-        <w:rPr>
-          <w:rFonts w:asciiTheme="majorHAnsi" w:hAnsiTheme="majorHAnsi" w:cstheme="majorHAnsi"/>
-        </w:rPr>
-        <w:t>rather than the final Riley-style calculation. Calibration, shrinkage, predictor prevalence, and overfitting will also be evaluated.</w:t>
-      </w:r>
-    </w:p>
-    <w:p>
-      <w:pPr>
-        <w:rPr>
-          <w:rFonts w:asciiTheme="majorHAnsi" w:hAnsiTheme="majorHAnsi" w:cstheme="majorHAnsi"/>
-        </w:rPr>
-      </w:pPr>
-      <w:r>
-        <w:rPr>
-          <w:rFonts w:asciiTheme="majorHAnsi" w:hAnsiTheme="majorHAnsi" w:cstheme="majorHAnsi"/>
-        </w:rPr>
-        <w:lastRenderedPageBreak/>
+        <w:rPr>
+          <w:rFonts w:asciiTheme="majorHAnsi" w:hAnsiTheme="majorHAnsi" w:cstheme="majorHAnsi"/>
+        </w:rPr>
+      </w:pPr>
+      <w:r>
+        <w:rPr>
+          <w:rFonts w:asciiTheme="majorHAnsi" w:hAnsiTheme="majorHAnsi" w:cstheme="majorHAnsi"/>
+        </w:rPr>
         <w:br w:type="page"/>
       </w:r>
     </w:p>
@@ -10494,82 +10610,179 @@
     </w:p>
     <w:p>
       <w:pPr>
-        <w:ind w:left="720"/>
-        <w:rPr>
-          <w:rFonts w:asciiTheme="majorHAnsi" w:hAnsiTheme="majorHAnsi" w:cstheme="majorHAnsi"/>
-        </w:rPr>
-      </w:pPr>
-      <w:r>
-        <w:rPr>
-          <w:rFonts w:asciiTheme="majorHAnsi" w:hAnsiTheme="majorHAnsi" w:cstheme="majorHAnsi"/>
-        </w:rPr>
-        <w:t>p̂g = yg/ng</w:t>
+        <w:rPr>
+          <w:rFonts w:asciiTheme="majorHAnsi" w:hAnsiTheme="majorHAnsi" w:cstheme="majorHAnsi"/>
+        </w:rPr>
+      </w:pPr>
+      <w:proofErr w:type="spellStart"/>
+      <w:r>
+        <w:rPr>
+          <w:rFonts w:asciiTheme="majorHAnsi" w:hAnsiTheme="majorHAnsi" w:cstheme="majorHAnsi"/>
+        </w:rPr>
+        <w:t>p̂g</w:t>
+      </w:r>
+      <w:proofErr w:type="spellEnd"/>
+      <w:r>
+        <w:rPr>
+          <w:rFonts w:asciiTheme="majorHAnsi" w:hAnsiTheme="majorHAnsi" w:cstheme="majorHAnsi"/>
+        </w:rPr>
+        <w:t xml:space="preserve"> = </w:t>
+      </w:r>
+      <w:proofErr w:type="spellStart"/>
+      <w:r>
+        <w:rPr>
+          <w:rFonts w:asciiTheme="majorHAnsi" w:hAnsiTheme="majorHAnsi" w:cstheme="majorHAnsi"/>
+        </w:rPr>
+        <w:t>yg</w:t>
+      </w:r>
+      <w:proofErr w:type="spellEnd"/>
+      <w:r>
+        <w:rPr>
+          <w:rFonts w:asciiTheme="majorHAnsi" w:hAnsiTheme="majorHAnsi" w:cstheme="majorHAnsi"/>
+        </w:rPr>
+        <w:t>/ng</w:t>
+      </w:r>
+      <w:r>
+        <w:rPr>
+          <w:rFonts w:asciiTheme="majorHAnsi" w:hAnsiTheme="majorHAnsi" w:cstheme="majorHAnsi"/>
+        </w:rPr>
+        <w:t xml:space="preserve"> </w:t>
+      </w:r>
+      <w:proofErr w:type="gramStart"/>
+      <w:r>
+        <w:rPr>
+          <w:rFonts w:asciiTheme="majorHAnsi" w:hAnsiTheme="majorHAnsi" w:cstheme="majorHAnsi"/>
+        </w:rPr>
+        <w:t xml:space="preserve">  ,</w:t>
+      </w:r>
+      <w:proofErr w:type="gramEnd"/>
+      <w:r>
+        <w:rPr>
+          <w:rFonts w:asciiTheme="majorHAnsi" w:hAnsiTheme="majorHAnsi" w:cstheme="majorHAnsi"/>
+        </w:rPr>
+        <w:t xml:space="preserve">   </w:t>
+      </w:r>
+      <w:r>
+        <w:rPr>
+          <w:rFonts w:asciiTheme="majorHAnsi" w:hAnsiTheme="majorHAnsi" w:cstheme="majorHAnsi"/>
+        </w:rPr>
+        <w:t>χ² = ΣᵢΣ</w:t>
+      </w:r>
+      <w:proofErr w:type="gramStart"/>
+      <w:r>
+        <w:rPr>
+          <w:rFonts w:asciiTheme="majorHAnsi" w:hAnsiTheme="majorHAnsi" w:cstheme="majorHAnsi"/>
+        </w:rPr>
+        <w:t>ⱼ[</w:t>
+      </w:r>
+      <w:proofErr w:type="gramEnd"/>
+      <w:r>
+        <w:rPr>
+          <w:rFonts w:asciiTheme="majorHAnsi" w:hAnsiTheme="majorHAnsi" w:cstheme="majorHAnsi"/>
+        </w:rPr>
+        <w:t xml:space="preserve">(Oᵢⱼ - </w:t>
+      </w:r>
+      <w:proofErr w:type="gramStart"/>
+      <w:r>
+        <w:rPr>
+          <w:rFonts w:asciiTheme="majorHAnsi" w:hAnsiTheme="majorHAnsi" w:cstheme="majorHAnsi"/>
+        </w:rPr>
+        <w:t>Eᵢⱼ)²</w:t>
+      </w:r>
+      <w:proofErr w:type="gramEnd"/>
+      <w:r>
+        <w:rPr>
+          <w:rFonts w:asciiTheme="majorHAnsi" w:hAnsiTheme="majorHAnsi" w:cstheme="majorHAnsi"/>
+        </w:rPr>
+        <w:t>/Eᵢⱼ]</w:t>
       </w:r>
     </w:p>
     <w:p>
       <w:pPr>
-        <w:ind w:left="720"/>
-        <w:rPr>
-          <w:rFonts w:asciiTheme="majorHAnsi" w:hAnsiTheme="majorHAnsi" w:cstheme="majorHAnsi"/>
-        </w:rPr>
-      </w:pPr>
-      <w:r>
-        <w:rPr>
-          <w:rFonts w:asciiTheme="majorHAnsi" w:hAnsiTheme="majorHAnsi" w:cstheme="majorHAnsi"/>
-        </w:rPr>
-        <w:t>χ² = ΣᵢΣⱼ[(Oᵢⱼ - Eᵢⱼ)²/Eᵢⱼ]</w:t>
+        <w:rPr>
+          <w:rFonts w:asciiTheme="majorHAnsi" w:hAnsiTheme="majorHAnsi" w:cstheme="majorHAnsi"/>
+        </w:rPr>
+      </w:pPr>
+      <w:proofErr w:type="spellStart"/>
+      <w:r>
+        <w:rPr>
+          <w:rFonts w:asciiTheme="majorHAnsi" w:hAnsiTheme="majorHAnsi" w:cstheme="majorHAnsi"/>
+        </w:rPr>
+        <w:t>yg</w:t>
+      </w:r>
+      <w:proofErr w:type="spellEnd"/>
+      <w:r>
+        <w:rPr>
+          <w:rFonts w:asciiTheme="majorHAnsi" w:hAnsiTheme="majorHAnsi" w:cstheme="majorHAnsi"/>
+        </w:rPr>
+        <w:t xml:space="preserve"> is the number of REDUCTION_10 events in group g; ng is the eligible count; Oᵢⱼ and Eᵢⱼ are observed and expected contingency-table counts. Year and subsector are each tested against REDUCTION_10 in a separate two-way contingency table (year by outcome, then subsector by outcome), not as a single joint interaction model, to keep the test simple and directly interpretable. Report confidence intervals and Cramer's V for each table because a large N can make minor differences statistically significant.</w:t>
       </w:r>
     </w:p>
     <w:p>
       <w:pPr>
-        <w:rPr>
-          <w:rFonts w:asciiTheme="majorHAnsi" w:hAnsiTheme="majorHAnsi" w:cstheme="majorHAnsi"/>
-        </w:rPr>
-      </w:pPr>
-      <w:proofErr w:type="spellStart"/>
-      <w:r>
-        <w:rPr>
-          <w:rFonts w:asciiTheme="majorHAnsi" w:hAnsiTheme="majorHAnsi" w:cstheme="majorHAnsi"/>
-        </w:rPr>
-        <w:t>yg</w:t>
-      </w:r>
-      <w:proofErr w:type="spellEnd"/>
-      <w:r>
-        <w:rPr>
-          <w:rFonts w:asciiTheme="majorHAnsi" w:hAnsiTheme="majorHAnsi" w:cstheme="majorHAnsi"/>
-        </w:rPr>
-        <w:t xml:space="preserve"> is the number of REDUCTION_10 events in group g; ng is the eligible count; Oᵢⱼ and Eᵢⱼ are observed and expected contingency-table counts. Year and subsector are each tested against REDUCTION_10 in a separate two-way contingency table (year by outcome, then subsector by outcome), not as a single joint interaction model, to keep the test simple and directly interpretable. Report confidence intervals and Cramer's V for each table because a large N can make minor differences statistically significant.</w:t>
+        <w:pStyle w:val="Heading2"/>
+        <w:ind w:firstLine="0"/>
+        <w:rPr>
+          <w:rFonts w:cstheme="majorHAnsi"/>
+          <w:szCs w:val="22"/>
+        </w:rPr>
+      </w:pPr>
+      <w:r>
+        <w:rPr>
+          <w:rFonts w:cstheme="majorHAnsi"/>
+          <w:szCs w:val="22"/>
+        </w:rPr>
+        <w:t>RQ2 Mathematical Specification</w:t>
       </w:r>
     </w:p>
     <w:p>
       <w:pPr>
-        <w:pStyle w:val="Heading2"/>
-        <w:ind w:firstLine="0"/>
-        <w:rPr>
-          <w:rFonts w:cstheme="majorHAnsi"/>
-          <w:szCs w:val="22"/>
-        </w:rPr>
-      </w:pPr>
-      <w:r>
-        <w:rPr>
-          <w:rFonts w:cstheme="majorHAnsi"/>
-          <w:szCs w:val="22"/>
-        </w:rPr>
-        <w:t>RQ2 Mathematical Specification</w:t>
-      </w:r>
-    </w:p>
-    <w:p>
-      <w:pPr>
         <w:ind w:left="720"/>
         <w:rPr>
           <w:rFonts w:asciiTheme="majorHAnsi" w:hAnsiTheme="majorHAnsi" w:cstheme="majorHAnsi"/>
         </w:rPr>
       </w:pPr>
-      <w:r>
-        <w:rPr>
-          <w:rFonts w:asciiTheme="majorHAnsi" w:hAnsiTheme="majorHAnsi" w:cstheme="majorHAnsi"/>
-        </w:rPr>
-        <w:t>log[pᵢ/(1 - pᵢ)] = β₀ + β₁Aᵢ + β₂log(1 + Rᵢ) + β₃Pᵢ + γᵀXᵢ</w:t>
+      <w:proofErr w:type="gramStart"/>
+      <w:r>
+        <w:rPr>
+          <w:rFonts w:asciiTheme="majorHAnsi" w:hAnsiTheme="majorHAnsi" w:cstheme="majorHAnsi"/>
+        </w:rPr>
+        <w:t>log[</w:t>
+      </w:r>
+      <w:proofErr w:type="gramEnd"/>
+      <w:r>
+        <w:rPr>
+          <w:rFonts w:asciiTheme="majorHAnsi" w:hAnsiTheme="majorHAnsi" w:cstheme="majorHAnsi"/>
+        </w:rPr>
+        <w:t>pᵢ</w:t>
+      </w:r>
+      <w:proofErr w:type="gramStart"/>
+      <w:r>
+        <w:rPr>
+          <w:rFonts w:asciiTheme="majorHAnsi" w:hAnsiTheme="majorHAnsi" w:cstheme="majorHAnsi"/>
+        </w:rPr>
+        <w:t>/(</w:t>
+      </w:r>
+      <w:proofErr w:type="gramEnd"/>
+      <w:r>
+        <w:rPr>
+          <w:rFonts w:asciiTheme="majorHAnsi" w:hAnsiTheme="majorHAnsi" w:cstheme="majorHAnsi"/>
+        </w:rPr>
+        <w:t>1 - pᵢ)] = β₀ + β₁Aᵢ + β₂</w:t>
+      </w:r>
+      <w:proofErr w:type="gramStart"/>
+      <w:r>
+        <w:rPr>
+          <w:rFonts w:asciiTheme="majorHAnsi" w:hAnsiTheme="majorHAnsi" w:cstheme="majorHAnsi"/>
+        </w:rPr>
+        <w:t>log(</w:t>
+      </w:r>
+      <w:proofErr w:type="gramEnd"/>
+      <w:r>
+        <w:rPr>
+          <w:rFonts w:asciiTheme="majorHAnsi" w:hAnsiTheme="majorHAnsi" w:cstheme="majorHAnsi"/>
+        </w:rPr>
+        <w:t>1 + Rᵢ) + β₃Pᵢ + γᵀXᵢ</w:t>
       </w:r>
     </w:p>
     <w:p>
@@ -10664,538 +10877,541 @@
           <w:lang w:val="en-IN"/>
         </w:rPr>
       </w:pPr>
+      <m:oMath>
+        <m:sSub>
+          <m:sSubPr>
+            <m:ctrlPr>
+              <w:rPr>
+                <w:rFonts w:ascii="Cambria Math" w:hAnsi="Cambria Math" w:cstheme="majorHAnsi"/>
+                <w:lang w:val="en-IN"/>
+              </w:rPr>
+            </m:ctrlPr>
+          </m:sSubPr>
+          <m:e>
+            <m:acc>
+              <m:accPr>
+                <m:ctrlPr>
+                  <w:rPr>
+                    <w:rFonts w:ascii="Cambria Math" w:hAnsi="Cambria Math" w:cstheme="majorHAnsi"/>
+                    <w:lang w:val="en-IN"/>
+                  </w:rPr>
+                </m:ctrlPr>
+              </m:accPr>
+              <m:e>
+                <m:r>
+                  <w:rPr>
+                    <w:rFonts w:ascii="Cambria Math" w:hAnsi="Cambria Math" w:cstheme="majorHAnsi"/>
+                    <w:lang w:val="en-IN"/>
+                  </w:rPr>
+                  <m:t>p</m:t>
+                </m:r>
+              </m:e>
+            </m:acc>
+          </m:e>
+          <m:sub>
+            <m:r>
+              <w:rPr>
+                <w:rFonts w:ascii="Cambria Math" w:hAnsi="Cambria Math" w:cstheme="majorHAnsi"/>
+                <w:lang w:val="en-IN"/>
+              </w:rPr>
+              <m:t>k</m:t>
+            </m:r>
+          </m:sub>
+        </m:sSub>
+        <m:r>
+          <w:rPr>
+            <w:rFonts w:ascii="Cambria Math" w:hAnsi="Cambria Math" w:cstheme="majorHAnsi"/>
+            <w:lang w:val="en-IN"/>
+          </w:rPr>
+          <m:t>=</m:t>
+        </m:r>
+        <m:f>
+          <m:fPr>
+            <m:ctrlPr>
+              <w:rPr>
+                <w:rFonts w:ascii="Cambria Math" w:hAnsi="Cambria Math" w:cstheme="majorHAnsi"/>
+                <w:lang w:val="en-IN"/>
+              </w:rPr>
+            </m:ctrlPr>
+          </m:fPr>
+          <m:num>
+            <m:sSub>
+              <m:sSubPr>
+                <m:ctrlPr>
+                  <w:rPr>
+                    <w:rFonts w:ascii="Cambria Math" w:hAnsi="Cambria Math" w:cstheme="majorHAnsi"/>
+                    <w:lang w:val="en-IN"/>
+                  </w:rPr>
+                </m:ctrlPr>
+              </m:sSubPr>
+              <m:e>
+                <m:r>
+                  <w:rPr>
+                    <w:rFonts w:ascii="Cambria Math" w:hAnsi="Cambria Math" w:cstheme="majorHAnsi"/>
+                    <w:lang w:val="en-IN"/>
+                  </w:rPr>
+                  <m:t>y</m:t>
+                </m:r>
+              </m:e>
+              <m:sub>
+                <m:r>
+                  <w:rPr>
+                    <w:rFonts w:ascii="Cambria Math" w:hAnsi="Cambria Math" w:cstheme="majorHAnsi"/>
+                    <w:lang w:val="en-IN"/>
+                  </w:rPr>
+                  <m:t>k</m:t>
+                </m:r>
+              </m:sub>
+            </m:sSub>
+          </m:num>
+          <m:den>
+            <m:sSub>
+              <m:sSubPr>
+                <m:ctrlPr>
+                  <w:rPr>
+                    <w:rFonts w:ascii="Cambria Math" w:hAnsi="Cambria Math" w:cstheme="majorHAnsi"/>
+                    <w:lang w:val="en-IN"/>
+                  </w:rPr>
+                </m:ctrlPr>
+              </m:sSubPr>
+              <m:e>
+                <m:r>
+                  <w:rPr>
+                    <w:rFonts w:ascii="Cambria Math" w:hAnsi="Cambria Math" w:cstheme="majorHAnsi"/>
+                    <w:lang w:val="en-IN"/>
+                  </w:rPr>
+                  <m:t>n</m:t>
+                </m:r>
+              </m:e>
+              <m:sub>
+                <m:r>
+                  <w:rPr>
+                    <w:rFonts w:ascii="Cambria Math" w:hAnsi="Cambria Math" w:cstheme="majorHAnsi"/>
+                    <w:lang w:val="en-IN"/>
+                  </w:rPr>
+                  <m:t>k</m:t>
+                </m:r>
+              </m:sub>
+            </m:sSub>
+          </m:den>
+        </m:f>
+      </m:oMath>
+      <w:r>
+        <w:rPr>
+          <w:rFonts w:asciiTheme="majorHAnsi" w:hAnsiTheme="majorHAnsi" w:cstheme="majorHAnsi"/>
+          <w:lang w:val="en-IN"/>
+        </w:rPr>
+        <w:t xml:space="preserve">     ,  </w:t>
+      </w:r>
+      <m:oMath>
+        <m:sSub>
+          <m:sSubPr>
+            <m:ctrlPr>
+              <w:rPr>
+                <w:rFonts w:ascii="Cambria Math" w:hAnsi="Cambria Math" w:cstheme="majorHAnsi"/>
+                <w:lang w:val="en-IN"/>
+              </w:rPr>
+            </m:ctrlPr>
+          </m:sSubPr>
+          <m:e>
+            <m:acc>
+              <m:accPr>
+                <m:ctrlPr>
+                  <w:rPr>
+                    <w:rFonts w:ascii="Cambria Math" w:hAnsi="Cambria Math" w:cstheme="majorHAnsi"/>
+                    <w:lang w:val="en-IN"/>
+                  </w:rPr>
+                </m:ctrlPr>
+              </m:accPr>
+              <m:e>
+                <m:r>
+                  <w:rPr>
+                    <w:rFonts w:ascii="Cambria Math" w:hAnsi="Cambria Math" w:cstheme="majorHAnsi"/>
+                    <w:lang w:val="en-IN"/>
+                  </w:rPr>
+                  <m:t>p</m:t>
+                </m:r>
+              </m:e>
+            </m:acc>
+          </m:e>
+          <m:sub>
+            <m:r>
+              <w:rPr>
+                <w:rFonts w:ascii="Cambria Math" w:hAnsi="Cambria Math" w:cstheme="majorHAnsi"/>
+                <w:lang w:val="en-IN"/>
+              </w:rPr>
+              <m:t>0</m:t>
+            </m:r>
+          </m:sub>
+        </m:sSub>
+        <m:r>
+          <w:rPr>
+            <w:rFonts w:ascii="Cambria Math" w:hAnsi="Cambria Math" w:cstheme="majorHAnsi"/>
+            <w:lang w:val="en-IN"/>
+          </w:rPr>
+          <m:t>=</m:t>
+        </m:r>
+        <m:f>
+          <m:fPr>
+            <m:ctrlPr>
+              <w:rPr>
+                <w:rFonts w:ascii="Cambria Math" w:hAnsi="Cambria Math" w:cstheme="majorHAnsi"/>
+                <w:lang w:val="en-IN"/>
+              </w:rPr>
+            </m:ctrlPr>
+          </m:fPr>
+          <m:num>
+            <m:sSub>
+              <m:sSubPr>
+                <m:ctrlPr>
+                  <w:rPr>
+                    <w:rFonts w:ascii="Cambria Math" w:hAnsi="Cambria Math" w:cstheme="majorHAnsi"/>
+                    <w:lang w:val="en-IN"/>
+                  </w:rPr>
+                </m:ctrlPr>
+              </m:sSubPr>
+              <m:e>
+                <m:r>
+                  <w:rPr>
+                    <w:rFonts w:ascii="Cambria Math" w:hAnsi="Cambria Math" w:cstheme="majorHAnsi"/>
+                    <w:lang w:val="en-IN"/>
+                  </w:rPr>
+                  <m:t>y</m:t>
+                </m:r>
+              </m:e>
+              <m:sub>
+                <m:r>
+                  <w:rPr>
+                    <w:rFonts w:ascii="Cambria Math" w:hAnsi="Cambria Math" w:cstheme="majorHAnsi"/>
+                    <w:lang w:val="en-IN"/>
+                  </w:rPr>
+                  <m:t>0</m:t>
+                </m:r>
+              </m:sub>
+            </m:sSub>
+          </m:num>
+          <m:den>
+            <m:sSub>
+              <m:sSubPr>
+                <m:ctrlPr>
+                  <w:rPr>
+                    <w:rFonts w:ascii="Cambria Math" w:hAnsi="Cambria Math" w:cstheme="majorHAnsi"/>
+                    <w:lang w:val="en-IN"/>
+                  </w:rPr>
+                </m:ctrlPr>
+              </m:sSubPr>
+              <m:e>
+                <m:r>
+                  <w:rPr>
+                    <w:rFonts w:ascii="Cambria Math" w:hAnsi="Cambria Math" w:cstheme="majorHAnsi"/>
+                    <w:lang w:val="en-IN"/>
+                  </w:rPr>
+                  <m:t>n</m:t>
+                </m:r>
+              </m:e>
+              <m:sub>
+                <m:r>
+                  <w:rPr>
+                    <w:rFonts w:ascii="Cambria Math" w:hAnsi="Cambria Math" w:cstheme="majorHAnsi"/>
+                    <w:lang w:val="en-IN"/>
+                  </w:rPr>
+                  <m:t>0</m:t>
+                </m:r>
+              </m:sub>
+            </m:sSub>
+          </m:den>
+        </m:f>
+      </m:oMath>
+      <w:r>
+        <w:rPr>
+          <w:rFonts w:asciiTheme="majorHAnsi" w:hAnsiTheme="majorHAnsi" w:cstheme="majorHAnsi"/>
+          <w:lang w:val="en-IN"/>
+        </w:rPr>
+        <w:t xml:space="preserve">   ,  </w:t>
+      </w:r>
+      <m:oMath>
+        <m:sSub>
+          <m:sSubPr>
+            <m:ctrlPr>
+              <w:rPr>
+                <w:rFonts w:ascii="Cambria Math" w:hAnsi="Cambria Math" w:cstheme="majorHAnsi"/>
+                <w:lang w:val="en-IN"/>
+              </w:rPr>
+            </m:ctrlPr>
+          </m:sSubPr>
+          <m:e>
+            <m:r>
+              <m:rPr>
+                <m:sty m:val="p"/>
+              </m:rPr>
+              <w:rPr>
+                <w:rFonts w:ascii="Cambria Math" w:hAnsi="Cambria Math" w:cstheme="majorHAnsi"/>
+                <w:lang w:val="en-IN"/>
+              </w:rPr>
+              <m:t>Δ</m:t>
+            </m:r>
+          </m:e>
+          <m:sub>
+            <m:r>
+              <w:rPr>
+                <w:rFonts w:ascii="Cambria Math" w:hAnsi="Cambria Math" w:cstheme="majorHAnsi"/>
+                <w:lang w:val="en-IN"/>
+              </w:rPr>
+              <m:t>k</m:t>
+            </m:r>
+          </m:sub>
+        </m:sSub>
+        <m:r>
+          <w:rPr>
+            <w:rFonts w:ascii="Cambria Math" w:hAnsi="Cambria Math" w:cstheme="majorHAnsi"/>
+            <w:lang w:val="en-IN"/>
+          </w:rPr>
+          <m:t>=</m:t>
+        </m:r>
+        <m:sSub>
+          <m:sSubPr>
+            <m:ctrlPr>
+              <w:rPr>
+                <w:rFonts w:ascii="Cambria Math" w:hAnsi="Cambria Math" w:cstheme="majorHAnsi"/>
+                <w:lang w:val="en-IN"/>
+              </w:rPr>
+            </m:ctrlPr>
+          </m:sSubPr>
+          <m:e>
+            <m:acc>
+              <m:accPr>
+                <m:ctrlPr>
+                  <w:rPr>
+                    <w:rFonts w:ascii="Cambria Math" w:hAnsi="Cambria Math" w:cstheme="majorHAnsi"/>
+                    <w:lang w:val="en-IN"/>
+                  </w:rPr>
+                </m:ctrlPr>
+              </m:accPr>
+              <m:e>
+                <m:r>
+                  <w:rPr>
+                    <w:rFonts w:ascii="Cambria Math" w:hAnsi="Cambria Math" w:cstheme="majorHAnsi"/>
+                    <w:lang w:val="en-IN"/>
+                  </w:rPr>
+                  <m:t>p</m:t>
+                </m:r>
+              </m:e>
+            </m:acc>
+          </m:e>
+          <m:sub>
+            <m:r>
+              <w:rPr>
+                <w:rFonts w:ascii="Cambria Math" w:hAnsi="Cambria Math" w:cstheme="majorHAnsi"/>
+                <w:lang w:val="en-IN"/>
+              </w:rPr>
+              <m:t>k</m:t>
+            </m:r>
+          </m:sub>
+        </m:sSub>
+        <m:r>
+          <w:rPr>
+            <w:rFonts w:ascii="Cambria Math" w:hAnsi="Cambria Math" w:cstheme="majorHAnsi"/>
+            <w:lang w:val="en-IN"/>
+          </w:rPr>
+          <m:t>-</m:t>
+        </m:r>
+        <m:sSub>
+          <m:sSubPr>
+            <m:ctrlPr>
+              <w:rPr>
+                <w:rFonts w:ascii="Cambria Math" w:hAnsi="Cambria Math" w:cstheme="majorHAnsi"/>
+                <w:lang w:val="en-IN"/>
+              </w:rPr>
+            </m:ctrlPr>
+          </m:sSubPr>
+          <m:e>
+            <m:acc>
+              <m:accPr>
+                <m:ctrlPr>
+                  <w:rPr>
+                    <w:rFonts w:ascii="Cambria Math" w:hAnsi="Cambria Math" w:cstheme="majorHAnsi"/>
+                    <w:lang w:val="en-IN"/>
+                  </w:rPr>
+                </m:ctrlPr>
+              </m:accPr>
+              <m:e>
+                <m:r>
+                  <w:rPr>
+                    <w:rFonts w:ascii="Cambria Math" w:hAnsi="Cambria Math" w:cstheme="majorHAnsi"/>
+                    <w:lang w:val="en-IN"/>
+                  </w:rPr>
+                  <m:t>p</m:t>
+                </m:r>
+              </m:e>
+            </m:acc>
+          </m:e>
+          <m:sub>
+            <m:r>
+              <w:rPr>
+                <w:rFonts w:ascii="Cambria Math" w:hAnsi="Cambria Math" w:cstheme="majorHAnsi"/>
+                <w:lang w:val="en-IN"/>
+              </w:rPr>
+              <m:t>0</m:t>
+            </m:r>
+          </m:sub>
+        </m:sSub>
+      </m:oMath>
+      <w:r>
+        <w:rPr>
+          <w:rFonts w:asciiTheme="majorHAnsi" w:hAnsiTheme="majorHAnsi" w:cstheme="majorHAnsi"/>
+          <w:lang w:val="en-IN"/>
+        </w:rPr>
+        <w:t xml:space="preserve">   ,  </w:t>
+      </w:r>
+      <m:oMath>
+        <m:r>
+          <w:rPr>
+            <w:rFonts w:ascii="Cambria Math" w:hAnsi="Cambria Math" w:cstheme="majorHAnsi"/>
+            <w:lang w:val="en-IN"/>
+          </w:rPr>
+          <m:t>R</m:t>
+        </m:r>
+        <m:sSub>
+          <m:sSubPr>
+            <m:ctrlPr>
+              <w:rPr>
+                <w:rFonts w:ascii="Cambria Math" w:hAnsi="Cambria Math" w:cstheme="majorHAnsi"/>
+                <w:lang w:val="en-IN"/>
+              </w:rPr>
+            </m:ctrlPr>
+          </m:sSubPr>
+          <m:e>
+            <m:r>
+              <w:rPr>
+                <w:rFonts w:ascii="Cambria Math" w:hAnsi="Cambria Math" w:cstheme="majorHAnsi"/>
+                <w:lang w:val="en-IN"/>
+              </w:rPr>
+              <m:t>R</m:t>
+            </m:r>
+          </m:e>
+          <m:sub>
+            <m:r>
+              <w:rPr>
+                <w:rFonts w:ascii="Cambria Math" w:hAnsi="Cambria Math" w:cstheme="majorHAnsi"/>
+                <w:lang w:val="en-IN"/>
+              </w:rPr>
+              <m:t>k</m:t>
+            </m:r>
+          </m:sub>
+        </m:sSub>
+        <m:r>
+          <w:rPr>
+            <w:rFonts w:ascii="Cambria Math" w:hAnsi="Cambria Math" w:cstheme="majorHAnsi"/>
+            <w:lang w:val="en-IN"/>
+          </w:rPr>
+          <m:t>=</m:t>
+        </m:r>
+        <m:f>
+          <m:fPr>
+            <m:ctrlPr>
+              <w:rPr>
+                <w:rFonts w:ascii="Cambria Math" w:hAnsi="Cambria Math" w:cstheme="majorHAnsi"/>
+                <w:lang w:val="en-IN"/>
+              </w:rPr>
+            </m:ctrlPr>
+          </m:fPr>
+          <m:num>
+            <m:sSub>
+              <m:sSubPr>
+                <m:ctrlPr>
+                  <w:rPr>
+                    <w:rFonts w:ascii="Cambria Math" w:hAnsi="Cambria Math" w:cstheme="majorHAnsi"/>
+                    <w:lang w:val="en-IN"/>
+                  </w:rPr>
+                </m:ctrlPr>
+              </m:sSubPr>
+              <m:e>
+                <m:acc>
+                  <m:accPr>
+                    <m:ctrlPr>
+                      <w:rPr>
+                        <w:rFonts w:ascii="Cambria Math" w:hAnsi="Cambria Math" w:cstheme="majorHAnsi"/>
+                        <w:lang w:val="en-IN"/>
+                      </w:rPr>
+                    </m:ctrlPr>
+                  </m:accPr>
+                  <m:e>
+                    <m:r>
+                      <w:rPr>
+                        <w:rFonts w:ascii="Cambria Math" w:hAnsi="Cambria Math" w:cstheme="majorHAnsi"/>
+                        <w:lang w:val="en-IN"/>
+                      </w:rPr>
+                      <m:t>p</m:t>
+                    </m:r>
+                  </m:e>
+                </m:acc>
+              </m:e>
+              <m:sub>
+                <m:r>
+                  <w:rPr>
+                    <w:rFonts w:ascii="Cambria Math" w:hAnsi="Cambria Math" w:cstheme="majorHAnsi"/>
+                    <w:lang w:val="en-IN"/>
+                  </w:rPr>
+                  <m:t>k</m:t>
+                </m:r>
+              </m:sub>
+            </m:sSub>
+          </m:num>
+          <m:den>
+            <m:sSub>
+              <m:sSubPr>
+                <m:ctrlPr>
+                  <w:rPr>
+                    <w:rFonts w:ascii="Cambria Math" w:hAnsi="Cambria Math" w:cstheme="majorHAnsi"/>
+                    <w:lang w:val="en-IN"/>
+                  </w:rPr>
+                </m:ctrlPr>
+              </m:sSubPr>
+              <m:e>
+                <m:acc>
+                  <m:accPr>
+                    <m:ctrlPr>
+                      <w:rPr>
+                        <w:rFonts w:ascii="Cambria Math" w:hAnsi="Cambria Math" w:cstheme="majorHAnsi"/>
+                        <w:lang w:val="en-IN"/>
+                      </w:rPr>
+                    </m:ctrlPr>
+                  </m:accPr>
+                  <m:e>
+                    <m:r>
+                      <w:rPr>
+                        <w:rFonts w:ascii="Cambria Math" w:hAnsi="Cambria Math" w:cstheme="majorHAnsi"/>
+                        <w:lang w:val="en-IN"/>
+                      </w:rPr>
+                      <m:t>p</m:t>
+                    </m:r>
+                  </m:e>
+                </m:acc>
+              </m:e>
+              <m:sub>
+                <m:r>
+                  <w:rPr>
+                    <w:rFonts w:ascii="Cambria Math" w:hAnsi="Cambria Math" w:cstheme="majorHAnsi"/>
+                    <w:lang w:val="en-IN"/>
+                  </w:rPr>
+                  <m:t>0</m:t>
+                </m:r>
+              </m:sub>
+            </m:sSub>
+          </m:den>
+        </m:f>
+        <m:r>
+          <m:rPr>
+            <m:sty m:val="p"/>
+          </m:rPr>
+          <w:rPr>
+            <w:rFonts w:ascii="Cambria Math" w:hAnsi="Cambria Math" w:cstheme="majorHAnsi"/>
+            <w:lang w:val="en-IN"/>
+          </w:rPr>
+          <w:br/>
+        </m:r>
+      </m:oMath>
       <m:oMathPara>
-        <m:oMath>
-          <m:sSub>
-            <m:sSubPr>
-              <m:ctrlPr>
-                <w:rPr>
-                  <w:rFonts w:ascii="Cambria Math" w:hAnsi="Cambria Math" w:cstheme="majorHAnsi"/>
-                  <w:lang w:val="en-IN"/>
-                </w:rPr>
-              </m:ctrlPr>
-            </m:sSubPr>
-            <m:e>
-              <m:acc>
-                <m:accPr>
-                  <m:ctrlPr>
-                    <w:rPr>
-                      <w:rFonts w:ascii="Cambria Math" w:hAnsi="Cambria Math" w:cstheme="majorHAnsi"/>
-                      <w:lang w:val="en-IN"/>
-                    </w:rPr>
-                  </m:ctrlPr>
-                </m:accPr>
-                <m:e>
-                  <m:r>
-                    <w:rPr>
-                      <w:rFonts w:ascii="Cambria Math" w:hAnsi="Cambria Math" w:cstheme="majorHAnsi"/>
-                      <w:lang w:val="en-IN"/>
-                    </w:rPr>
-                    <m:t>p</m:t>
-                  </m:r>
-                </m:e>
-              </m:acc>
-            </m:e>
-            <m:sub>
-              <m:r>
-                <w:rPr>
-                  <w:rFonts w:ascii="Cambria Math" w:hAnsi="Cambria Math" w:cstheme="majorHAnsi"/>
-                  <w:lang w:val="en-IN"/>
-                </w:rPr>
-                <m:t>k</m:t>
-              </m:r>
-            </m:sub>
-          </m:sSub>
-          <m:r>
-            <w:rPr>
-              <w:rFonts w:ascii="Cambria Math" w:hAnsi="Cambria Math" w:cstheme="majorHAnsi"/>
-              <w:lang w:val="en-IN"/>
-            </w:rPr>
-            <m:t>=</m:t>
-          </m:r>
-          <m:f>
-            <m:fPr>
-              <m:ctrlPr>
-                <w:rPr>
-                  <w:rFonts w:ascii="Cambria Math" w:hAnsi="Cambria Math" w:cstheme="majorHAnsi"/>
-                  <w:lang w:val="en-IN"/>
-                </w:rPr>
-              </m:ctrlPr>
-            </m:fPr>
-            <m:num>
-              <m:sSub>
-                <m:sSubPr>
-                  <m:ctrlPr>
-                    <w:rPr>
-                      <w:rFonts w:ascii="Cambria Math" w:hAnsi="Cambria Math" w:cstheme="majorHAnsi"/>
-                      <w:lang w:val="en-IN"/>
-                    </w:rPr>
-                  </m:ctrlPr>
-                </m:sSubPr>
-                <m:e>
-                  <m:r>
-                    <w:rPr>
-                      <w:rFonts w:ascii="Cambria Math" w:hAnsi="Cambria Math" w:cstheme="majorHAnsi"/>
-                      <w:lang w:val="en-IN"/>
-                    </w:rPr>
-                    <m:t>y</m:t>
-                  </m:r>
-                </m:e>
-                <m:sub>
-                  <m:r>
-                    <w:rPr>
-                      <w:rFonts w:ascii="Cambria Math" w:hAnsi="Cambria Math" w:cstheme="majorHAnsi"/>
-                      <w:lang w:val="en-IN"/>
-                    </w:rPr>
-                    <m:t>k</m:t>
-                  </m:r>
-                </m:sub>
-              </m:sSub>
-            </m:num>
-            <m:den>
-              <m:sSub>
-                <m:sSubPr>
-                  <m:ctrlPr>
-                    <w:rPr>
-                      <w:rFonts w:ascii="Cambria Math" w:hAnsi="Cambria Math" w:cstheme="majorHAnsi"/>
-                      <w:lang w:val="en-IN"/>
-                    </w:rPr>
-                  </m:ctrlPr>
-                </m:sSubPr>
-                <m:e>
-                  <m:r>
-                    <w:rPr>
-                      <w:rFonts w:ascii="Cambria Math" w:hAnsi="Cambria Math" w:cstheme="majorHAnsi"/>
-                      <w:lang w:val="en-IN"/>
-                    </w:rPr>
-                    <m:t>n</m:t>
-                  </m:r>
-                </m:e>
-                <m:sub>
-                  <m:r>
-                    <w:rPr>
-                      <w:rFonts w:ascii="Cambria Math" w:hAnsi="Cambria Math" w:cstheme="majorHAnsi"/>
-                      <w:lang w:val="en-IN"/>
-                    </w:rPr>
-                    <m:t>k</m:t>
-                  </m:r>
-                </m:sub>
-              </m:sSub>
-            </m:den>
-          </m:f>
-          <m:r>
-            <w:rPr>
-              <w:rFonts w:asciiTheme="majorHAnsi" w:hAnsiTheme="majorHAnsi" w:cstheme="majorHAnsi"/>
-              <w:lang w:val="en-IN"/>
-            </w:rPr>
-            <w:br/>
-          </m:r>
-        </m:oMath>
-        <m:oMath>
-          <m:sSub>
-            <m:sSubPr>
-              <m:ctrlPr>
-                <w:rPr>
-                  <w:rFonts w:ascii="Cambria Math" w:hAnsi="Cambria Math" w:cstheme="majorHAnsi"/>
-                  <w:lang w:val="en-IN"/>
-                </w:rPr>
-              </m:ctrlPr>
-            </m:sSubPr>
-            <m:e>
-              <m:acc>
-                <m:accPr>
-                  <m:ctrlPr>
-                    <w:rPr>
-                      <w:rFonts w:ascii="Cambria Math" w:hAnsi="Cambria Math" w:cstheme="majorHAnsi"/>
-                      <w:lang w:val="en-IN"/>
-                    </w:rPr>
-                  </m:ctrlPr>
-                </m:accPr>
-                <m:e>
-                  <m:r>
-                    <w:rPr>
-                      <w:rFonts w:ascii="Cambria Math" w:hAnsi="Cambria Math" w:cstheme="majorHAnsi"/>
-                      <w:lang w:val="en-IN"/>
-                    </w:rPr>
-                    <m:t>p</m:t>
-                  </m:r>
-                </m:e>
-              </m:acc>
-            </m:e>
-            <m:sub>
-              <m:r>
-                <w:rPr>
-                  <w:rFonts w:ascii="Cambria Math" w:hAnsi="Cambria Math" w:cstheme="majorHAnsi"/>
-                  <w:lang w:val="en-IN"/>
-                </w:rPr>
-                <m:t>0</m:t>
-              </m:r>
-            </m:sub>
-          </m:sSub>
-          <m:r>
-            <w:rPr>
-              <w:rFonts w:ascii="Cambria Math" w:hAnsi="Cambria Math" w:cstheme="majorHAnsi"/>
-              <w:lang w:val="en-IN"/>
-            </w:rPr>
-            <m:t>=</m:t>
-          </m:r>
-          <m:f>
-            <m:fPr>
-              <m:ctrlPr>
-                <w:rPr>
-                  <w:rFonts w:ascii="Cambria Math" w:hAnsi="Cambria Math" w:cstheme="majorHAnsi"/>
-                  <w:lang w:val="en-IN"/>
-                </w:rPr>
-              </m:ctrlPr>
-            </m:fPr>
-            <m:num>
-              <m:sSub>
-                <m:sSubPr>
-                  <m:ctrlPr>
-                    <w:rPr>
-                      <w:rFonts w:ascii="Cambria Math" w:hAnsi="Cambria Math" w:cstheme="majorHAnsi"/>
-                      <w:lang w:val="en-IN"/>
-                    </w:rPr>
-                  </m:ctrlPr>
-                </m:sSubPr>
-                <m:e>
-                  <m:r>
-                    <w:rPr>
-                      <w:rFonts w:ascii="Cambria Math" w:hAnsi="Cambria Math" w:cstheme="majorHAnsi"/>
-                      <w:lang w:val="en-IN"/>
-                    </w:rPr>
-                    <m:t>y</m:t>
-                  </m:r>
-                </m:e>
-                <m:sub>
-                  <m:r>
-                    <w:rPr>
-                      <w:rFonts w:ascii="Cambria Math" w:hAnsi="Cambria Math" w:cstheme="majorHAnsi"/>
-                      <w:lang w:val="en-IN"/>
-                    </w:rPr>
-                    <m:t>0</m:t>
-                  </m:r>
-                </m:sub>
-              </m:sSub>
-            </m:num>
-            <m:den>
-              <m:sSub>
-                <m:sSubPr>
-                  <m:ctrlPr>
-                    <w:rPr>
-                      <w:rFonts w:ascii="Cambria Math" w:hAnsi="Cambria Math" w:cstheme="majorHAnsi"/>
-                      <w:lang w:val="en-IN"/>
-                    </w:rPr>
-                  </m:ctrlPr>
-                </m:sSubPr>
-                <m:e>
-                  <m:r>
-                    <w:rPr>
-                      <w:rFonts w:ascii="Cambria Math" w:hAnsi="Cambria Math" w:cstheme="majorHAnsi"/>
-                      <w:lang w:val="en-IN"/>
-                    </w:rPr>
-                    <m:t>n</m:t>
-                  </m:r>
-                </m:e>
-                <m:sub>
-                  <m:r>
-                    <w:rPr>
-                      <w:rFonts w:ascii="Cambria Math" w:hAnsi="Cambria Math" w:cstheme="majorHAnsi"/>
-                      <w:lang w:val="en-IN"/>
-                    </w:rPr>
-                    <m:t>0</m:t>
-                  </m:r>
-                </m:sub>
-              </m:sSub>
-            </m:den>
-          </m:f>
-          <m:r>
-            <w:rPr>
-              <w:rFonts w:asciiTheme="majorHAnsi" w:hAnsiTheme="majorHAnsi" w:cstheme="majorHAnsi"/>
-              <w:lang w:val="en-IN"/>
-            </w:rPr>
-            <w:br/>
-          </m:r>
-        </m:oMath>
-        <m:oMath>
-          <m:sSub>
-            <m:sSubPr>
-              <m:ctrlPr>
-                <w:rPr>
-                  <w:rFonts w:ascii="Cambria Math" w:hAnsi="Cambria Math" w:cstheme="majorHAnsi"/>
-                  <w:lang w:val="en-IN"/>
-                </w:rPr>
-              </m:ctrlPr>
-            </m:sSubPr>
-            <m:e>
-              <m:r>
-                <m:rPr>
-                  <m:sty m:val="p"/>
-                </m:rPr>
-                <w:rPr>
-                  <w:rFonts w:ascii="Cambria Math" w:hAnsi="Cambria Math" w:cstheme="majorHAnsi"/>
-                  <w:lang w:val="en-IN"/>
-                </w:rPr>
-                <m:t>Δ</m:t>
-              </m:r>
-            </m:e>
-            <m:sub>
-              <m:r>
-                <w:rPr>
-                  <w:rFonts w:ascii="Cambria Math" w:hAnsi="Cambria Math" w:cstheme="majorHAnsi"/>
-                  <w:lang w:val="en-IN"/>
-                </w:rPr>
-                <m:t>k</m:t>
-              </m:r>
-            </m:sub>
-          </m:sSub>
-          <m:r>
-            <w:rPr>
-              <w:rFonts w:ascii="Cambria Math" w:hAnsi="Cambria Math" w:cstheme="majorHAnsi"/>
-              <w:lang w:val="en-IN"/>
-            </w:rPr>
-            <m:t>=</m:t>
-          </m:r>
-          <m:sSub>
-            <m:sSubPr>
-              <m:ctrlPr>
-                <w:rPr>
-                  <w:rFonts w:ascii="Cambria Math" w:hAnsi="Cambria Math" w:cstheme="majorHAnsi"/>
-                  <w:lang w:val="en-IN"/>
-                </w:rPr>
-              </m:ctrlPr>
-            </m:sSubPr>
-            <m:e>
-              <m:acc>
-                <m:accPr>
-                  <m:ctrlPr>
-                    <w:rPr>
-                      <w:rFonts w:ascii="Cambria Math" w:hAnsi="Cambria Math" w:cstheme="majorHAnsi"/>
-                      <w:lang w:val="en-IN"/>
-                    </w:rPr>
-                  </m:ctrlPr>
-                </m:accPr>
-                <m:e>
-                  <m:r>
-                    <w:rPr>
-                      <w:rFonts w:ascii="Cambria Math" w:hAnsi="Cambria Math" w:cstheme="majorHAnsi"/>
-                      <w:lang w:val="en-IN"/>
-                    </w:rPr>
-                    <m:t>p</m:t>
-                  </m:r>
-                </m:e>
-              </m:acc>
-            </m:e>
-            <m:sub>
-              <m:r>
-                <w:rPr>
-                  <w:rFonts w:ascii="Cambria Math" w:hAnsi="Cambria Math" w:cstheme="majorHAnsi"/>
-                  <w:lang w:val="en-IN"/>
-                </w:rPr>
-                <m:t>k</m:t>
-              </m:r>
-            </m:sub>
-          </m:sSub>
-          <m:r>
-            <w:rPr>
-              <w:rFonts w:ascii="Cambria Math" w:hAnsi="Cambria Math" w:cstheme="majorHAnsi"/>
-              <w:lang w:val="en-IN"/>
-            </w:rPr>
-            <m:t>-</m:t>
-          </m:r>
-          <m:sSub>
-            <m:sSubPr>
-              <m:ctrlPr>
-                <w:rPr>
-                  <w:rFonts w:ascii="Cambria Math" w:hAnsi="Cambria Math" w:cstheme="majorHAnsi"/>
-                  <w:lang w:val="en-IN"/>
-                </w:rPr>
-              </m:ctrlPr>
-            </m:sSubPr>
-            <m:e>
-              <m:acc>
-                <m:accPr>
-                  <m:ctrlPr>
-                    <w:rPr>
-                      <w:rFonts w:ascii="Cambria Math" w:hAnsi="Cambria Math" w:cstheme="majorHAnsi"/>
-                      <w:lang w:val="en-IN"/>
-                    </w:rPr>
-                  </m:ctrlPr>
-                </m:accPr>
-                <m:e>
-                  <m:r>
-                    <w:rPr>
-                      <w:rFonts w:ascii="Cambria Math" w:hAnsi="Cambria Math" w:cstheme="majorHAnsi"/>
-                      <w:lang w:val="en-IN"/>
-                    </w:rPr>
-                    <m:t>p</m:t>
-                  </m:r>
-                </m:e>
-              </m:acc>
-            </m:e>
-            <m:sub>
-              <m:r>
-                <w:rPr>
-                  <w:rFonts w:ascii="Cambria Math" w:hAnsi="Cambria Math" w:cstheme="majorHAnsi"/>
-                  <w:lang w:val="en-IN"/>
-                </w:rPr>
-                <m:t>0</m:t>
-              </m:r>
-            </m:sub>
-          </m:sSub>
-          <m:r>
-            <w:rPr>
-              <w:rFonts w:asciiTheme="majorHAnsi" w:hAnsiTheme="majorHAnsi" w:cstheme="majorHAnsi"/>
-              <w:lang w:val="en-IN"/>
-            </w:rPr>
-            <w:br/>
-          </m:r>
-        </m:oMath>
-        <m:oMath>
-          <m:r>
-            <w:rPr>
-              <w:rFonts w:ascii="Cambria Math" w:hAnsi="Cambria Math" w:cstheme="majorHAnsi"/>
-              <w:lang w:val="en-IN"/>
-            </w:rPr>
-            <m:t>R</m:t>
-          </m:r>
-          <m:sSub>
-            <m:sSubPr>
-              <m:ctrlPr>
-                <w:rPr>
-                  <w:rFonts w:ascii="Cambria Math" w:hAnsi="Cambria Math" w:cstheme="majorHAnsi"/>
-                  <w:lang w:val="en-IN"/>
-                </w:rPr>
-              </m:ctrlPr>
-            </m:sSubPr>
-            <m:e>
-              <m:r>
-                <w:rPr>
-                  <w:rFonts w:ascii="Cambria Math" w:hAnsi="Cambria Math" w:cstheme="majorHAnsi"/>
-                  <w:lang w:val="en-IN"/>
-                </w:rPr>
-                <m:t>R</m:t>
-              </m:r>
-            </m:e>
-            <m:sub>
-              <m:r>
-                <w:rPr>
-                  <w:rFonts w:ascii="Cambria Math" w:hAnsi="Cambria Math" w:cstheme="majorHAnsi"/>
-                  <w:lang w:val="en-IN"/>
-                </w:rPr>
-                <m:t>k</m:t>
-              </m:r>
-            </m:sub>
-          </m:sSub>
-          <m:r>
-            <w:rPr>
-              <w:rFonts w:ascii="Cambria Math" w:hAnsi="Cambria Math" w:cstheme="majorHAnsi"/>
-              <w:lang w:val="en-IN"/>
-            </w:rPr>
-            <m:t>=</m:t>
-          </m:r>
-          <m:f>
-            <m:fPr>
-              <m:ctrlPr>
-                <w:rPr>
-                  <w:rFonts w:ascii="Cambria Math" w:hAnsi="Cambria Math" w:cstheme="majorHAnsi"/>
-                  <w:lang w:val="en-IN"/>
-                </w:rPr>
-              </m:ctrlPr>
-            </m:fPr>
-            <m:num>
-              <m:sSub>
-                <m:sSubPr>
-                  <m:ctrlPr>
-                    <w:rPr>
-                      <w:rFonts w:ascii="Cambria Math" w:hAnsi="Cambria Math" w:cstheme="majorHAnsi"/>
-                      <w:lang w:val="en-IN"/>
-                    </w:rPr>
-                  </m:ctrlPr>
-                </m:sSubPr>
-                <m:e>
-                  <m:acc>
-                    <m:accPr>
-                      <m:ctrlPr>
-                        <w:rPr>
-                          <w:rFonts w:ascii="Cambria Math" w:hAnsi="Cambria Math" w:cstheme="majorHAnsi"/>
-                          <w:lang w:val="en-IN"/>
-                        </w:rPr>
-                      </m:ctrlPr>
-                    </m:accPr>
-                    <m:e>
-                      <m:r>
-                        <w:rPr>
-                          <w:rFonts w:ascii="Cambria Math" w:hAnsi="Cambria Math" w:cstheme="majorHAnsi"/>
-                          <w:lang w:val="en-IN"/>
-                        </w:rPr>
-                        <m:t>p</m:t>
-                      </m:r>
-                    </m:e>
-                  </m:acc>
-                </m:e>
-                <m:sub>
-                  <m:r>
-                    <w:rPr>
-                      <w:rFonts w:ascii="Cambria Math" w:hAnsi="Cambria Math" w:cstheme="majorHAnsi"/>
-                      <w:lang w:val="en-IN"/>
-                    </w:rPr>
-                    <m:t>k</m:t>
-                  </m:r>
-                </m:sub>
-              </m:sSub>
-            </m:num>
-            <m:den>
-              <m:sSub>
-                <m:sSubPr>
-                  <m:ctrlPr>
-                    <w:rPr>
-                      <w:rFonts w:ascii="Cambria Math" w:hAnsi="Cambria Math" w:cstheme="majorHAnsi"/>
-                      <w:lang w:val="en-IN"/>
-                    </w:rPr>
-                  </m:ctrlPr>
-                </m:sSubPr>
-                <m:e>
-                  <m:acc>
-                    <m:accPr>
-                      <m:ctrlPr>
-                        <w:rPr>
-                          <w:rFonts w:ascii="Cambria Math" w:hAnsi="Cambria Math" w:cstheme="majorHAnsi"/>
-                          <w:lang w:val="en-IN"/>
-                        </w:rPr>
-                      </m:ctrlPr>
-                    </m:accPr>
-                    <m:e>
-                      <m:r>
-                        <w:rPr>
-                          <w:rFonts w:ascii="Cambria Math" w:hAnsi="Cambria Math" w:cstheme="majorHAnsi"/>
-                          <w:lang w:val="en-IN"/>
-                        </w:rPr>
-                        <m:t>p</m:t>
-                      </m:r>
-                    </m:e>
-                  </m:acc>
-                </m:e>
-                <m:sub>
-                  <m:r>
-                    <w:rPr>
-                      <w:rFonts w:ascii="Cambria Math" w:hAnsi="Cambria Math" w:cstheme="majorHAnsi"/>
-                      <w:lang w:val="en-IN"/>
-                    </w:rPr>
-                    <m:t>0</m:t>
-                  </m:r>
-                </m:sub>
-              </m:sSub>
-            </m:den>
-          </m:f>
-          <m:r>
-            <w:rPr>
-              <w:rFonts w:asciiTheme="majorHAnsi" w:hAnsiTheme="majorHAnsi" w:cstheme="majorHAnsi"/>
-              <w:lang w:val="en-IN"/>
-            </w:rPr>
-            <w:br/>
-          </m:r>
-        </m:oMath>
         <m:oMath>
           <m:sSup>
             <m:sSupPr>
@@ -11436,13 +11652,6 @@
               </m:nary>
             </m:e>
           </m:nary>
-          <m:r>
-            <w:rPr>
-              <w:rFonts w:asciiTheme="majorHAnsi" w:hAnsiTheme="majorHAnsi" w:cstheme="majorHAnsi"/>
-              <w:lang w:val="en-IN"/>
-            </w:rPr>
-            <w:br/>
-          </m:r>
         </m:oMath>
       </m:oMathPara>
     </w:p>
@@ -11458,20 +11667,16 @@
           <w:rFonts w:asciiTheme="majorHAnsi" w:hAnsiTheme="majorHAnsi" w:cstheme="majorHAnsi"/>
           <w:lang w:val="en-IN"/>
         </w:rPr>
+        <w:lastRenderedPageBreak/>
         <w:t>Where:</w:t>
       </w:r>
-    </w:p>
-    <w:p>
-      <w:pPr>
-        <w:numPr>
-          <w:ilvl w:val="0"/>
-          <w:numId w:val="14"/>
-        </w:numPr>
+      <w:r>
         <w:rPr>
           <w:rFonts w:asciiTheme="majorHAnsi" w:hAnsiTheme="majorHAnsi" w:cstheme="majorHAnsi"/>
           <w:lang w:val="en-IN"/>
         </w:rPr>
-      </w:pPr>
+        <w:t xml:space="preserve"> </w:t>
+      </w:r>
       <m:oMath>
         <m:sSub>
           <m:sSubPr>
@@ -11508,6 +11713,66 @@
           <w:lang w:val="en-IN"/>
         </w:rPr>
         <w:t xml:space="preserve">is the number of REDUCTION_10 events among records reporting action type </w:t>
+      </w:r>
+      <m:oMath>
+        <m:r>
+          <w:rPr>
+            <w:rFonts w:ascii="Cambria Math" w:hAnsi="Cambria Math" w:cstheme="majorHAnsi"/>
+            <w:lang w:val="en-IN"/>
+          </w:rPr>
+          <m:t>k</m:t>
+        </m:r>
+        <m:r>
+          <w:rPr>
+            <w:rFonts w:ascii="Cambria Math" w:hAnsi="Cambria Math" w:cstheme="majorHAnsi"/>
+            <w:lang w:val="en-IN"/>
+          </w:rPr>
+          <m:t xml:space="preserve"> </m:t>
+        </m:r>
+      </m:oMath>
+      <w:r>
+        <w:rPr>
+          <w:rFonts w:asciiTheme="majorHAnsi" w:hAnsiTheme="majorHAnsi" w:cstheme="majorHAnsi"/>
+          <w:lang w:val="en-IN"/>
+        </w:rPr>
+        <w:t xml:space="preserve"> , </w:t>
+      </w:r>
+      <m:oMath>
+        <m:sSub>
+          <m:sSubPr>
+            <m:ctrlPr>
+              <w:rPr>
+                <w:rFonts w:ascii="Cambria Math" w:hAnsi="Cambria Math" w:cstheme="majorHAnsi"/>
+                <w:lang w:val="en-IN"/>
+              </w:rPr>
+            </m:ctrlPr>
+          </m:sSubPr>
+          <m:e>
+            <m:r>
+              <w:rPr>
+                <w:rFonts w:ascii="Cambria Math" w:hAnsi="Cambria Math" w:cstheme="majorHAnsi"/>
+                <w:lang w:val="en-IN"/>
+              </w:rPr>
+              <m:t>n</m:t>
+            </m:r>
+          </m:e>
+          <m:sub>
+            <m:r>
+              <w:rPr>
+                <w:rFonts w:ascii="Cambria Math" w:hAnsi="Cambria Math" w:cstheme="majorHAnsi"/>
+                <w:lang w:val="en-IN"/>
+              </w:rPr>
+              <m:t>k</m:t>
+            </m:r>
+          </m:sub>
+        </m:sSub>
+      </m:oMath>
+      <w:r>
+        <w:rPr>
+          <w:rFonts w:asciiTheme="majorHAnsi" w:hAnsiTheme="majorHAnsi" w:cstheme="majorHAnsi"/>
+          <w:lang w:val="en-IN"/>
+        </w:rPr>
+        <w:t xml:space="preserve">is the number of eligible records reporting action type </w:t>
       </w:r>
       <m:oMath>
         <m:r>
@@ -11518,18 +11783,57 @@
           <m:t>k</m:t>
         </m:r>
       </m:oMath>
-    </w:p>
-    <w:p>
-      <w:pPr>
-        <w:numPr>
-          <w:ilvl w:val="0"/>
-          <w:numId w:val="14"/>
-        </w:numPr>
+      <w:r>
         <w:rPr>
           <w:rFonts w:asciiTheme="majorHAnsi" w:hAnsiTheme="majorHAnsi" w:cstheme="majorHAnsi"/>
           <w:lang w:val="en-IN"/>
         </w:rPr>
-      </w:pPr>
+        <w:t xml:space="preserve"> , </w:t>
+      </w:r>
+      <m:oMath>
+        <m:sSub>
+          <m:sSubPr>
+            <m:ctrlPr>
+              <w:rPr>
+                <w:rFonts w:ascii="Cambria Math" w:hAnsi="Cambria Math" w:cstheme="majorHAnsi"/>
+                <w:lang w:val="en-IN"/>
+              </w:rPr>
+            </m:ctrlPr>
+          </m:sSubPr>
+          <m:e>
+            <m:r>
+              <w:rPr>
+                <w:rFonts w:ascii="Cambria Math" w:hAnsi="Cambria Math" w:cstheme="majorHAnsi"/>
+                <w:lang w:val="en-IN"/>
+              </w:rPr>
+              <m:t>y</m:t>
+            </m:r>
+          </m:e>
+          <m:sub>
+            <m:r>
+              <w:rPr>
+                <w:rFonts w:ascii="Cambria Math" w:hAnsi="Cambria Math" w:cstheme="majorHAnsi"/>
+                <w:lang w:val="en-IN"/>
+              </w:rPr>
+              <m:t>0</m:t>
+            </m:r>
+          </m:sub>
+        </m:sSub>
+      </m:oMath>
+      <w:r>
+        <w:rPr>
+          <w:rFonts w:asciiTheme="majorHAnsi" w:hAnsiTheme="majorHAnsi" w:cstheme="majorHAnsi"/>
+          <w:lang w:val="en-IN"/>
+        </w:rPr>
+        <w:t xml:space="preserve">is the number of REDUCTION_10 events among records reporting no action </w:t>
+      </w:r>
+      <w:r>
+        <w:rPr>
+          <w:rFonts w:asciiTheme="majorHAnsi" w:hAnsiTheme="majorHAnsi" w:cstheme="majorHAnsi"/>
+          <w:lang w:val="en-IN"/>
+        </w:rPr>
+        <w:t xml:space="preserve">, </w:t>
+      </w:r>
       <m:oMath>
         <m:sSub>
           <m:sSubPr>
@@ -11555,64 +11859,6 @@
                 <w:rFonts w:ascii="Cambria Math" w:hAnsi="Cambria Math" w:cstheme="majorHAnsi"/>
                 <w:lang w:val="en-IN"/>
               </w:rPr>
-              <m:t>k</m:t>
-            </m:r>
-          </m:sub>
-        </m:sSub>
-      </m:oMath>
-      <w:r>
-        <w:rPr>
-          <w:rFonts w:asciiTheme="majorHAnsi" w:hAnsiTheme="majorHAnsi" w:cstheme="majorHAnsi"/>
-          <w:lang w:val="en-IN"/>
-        </w:rPr>
-        <w:t xml:space="preserve">is the number of eligible records reporting action type </w:t>
-      </w:r>
-      <m:oMath>
-        <m:r>
-          <w:rPr>
-            <w:rFonts w:ascii="Cambria Math" w:hAnsi="Cambria Math" w:cstheme="majorHAnsi"/>
-            <w:lang w:val="en-IN"/>
-          </w:rPr>
-          <m:t>k</m:t>
-        </m:r>
-      </m:oMath>
-    </w:p>
-    <w:p>
-      <w:pPr>
-        <w:numPr>
-          <w:ilvl w:val="0"/>
-          <w:numId w:val="14"/>
-        </w:numPr>
-        <w:rPr>
-          <w:rFonts w:asciiTheme="majorHAnsi" w:hAnsiTheme="majorHAnsi" w:cstheme="majorHAnsi"/>
-          <w:lang w:val="en-IN"/>
-        </w:rPr>
-      </w:pPr>
-      <m:oMath>
-        <m:sSub>
-          <m:sSubPr>
-            <m:ctrlPr>
-              <w:rPr>
-                <w:rFonts w:ascii="Cambria Math" w:hAnsi="Cambria Math" w:cstheme="majorHAnsi"/>
-                <w:lang w:val="en-IN"/>
-              </w:rPr>
-            </m:ctrlPr>
-          </m:sSubPr>
-          <m:e>
-            <m:r>
-              <w:rPr>
-                <w:rFonts w:ascii="Cambria Math" w:hAnsi="Cambria Math" w:cstheme="majorHAnsi"/>
-                <w:lang w:val="en-IN"/>
-              </w:rPr>
-              <m:t>y</m:t>
-            </m:r>
-          </m:e>
-          <m:sub>
-            <m:r>
-              <w:rPr>
-                <w:rFonts w:ascii="Cambria Math" w:hAnsi="Cambria Math" w:cstheme="majorHAnsi"/>
-                <w:lang w:val="en-IN"/>
-              </w:rPr>
               <m:t>0</m:t>
             </m:r>
           </m:sub>
@@ -11623,69 +11869,15 @@
           <w:rFonts w:asciiTheme="majorHAnsi" w:hAnsiTheme="majorHAnsi" w:cstheme="majorHAnsi"/>
           <w:lang w:val="en-IN"/>
         </w:rPr>
-        <w:t xml:space="preserve">is the number of REDUCTION_10 events among records reporting no action </w:t>
-      </w:r>
-    </w:p>
-    <w:p>
-      <w:pPr>
-        <w:numPr>
-          <w:ilvl w:val="0"/>
-          <w:numId w:val="14"/>
-        </w:numPr>
+        <w:t xml:space="preserve">is the number of eligible records reporting no action </w:t>
+      </w:r>
+      <w:r>
         <w:rPr>
           <w:rFonts w:asciiTheme="majorHAnsi" w:hAnsiTheme="majorHAnsi" w:cstheme="majorHAnsi"/>
           <w:lang w:val="en-IN"/>
         </w:rPr>
-      </w:pPr>
-      <m:oMath>
-        <m:sSub>
-          <m:sSubPr>
-            <m:ctrlPr>
-              <w:rPr>
-                <w:rFonts w:ascii="Cambria Math" w:hAnsi="Cambria Math" w:cstheme="majorHAnsi"/>
-                <w:lang w:val="en-IN"/>
-              </w:rPr>
-            </m:ctrlPr>
-          </m:sSubPr>
-          <m:e>
-            <m:r>
-              <w:rPr>
-                <w:rFonts w:ascii="Cambria Math" w:hAnsi="Cambria Math" w:cstheme="majorHAnsi"/>
-                <w:lang w:val="en-IN"/>
-              </w:rPr>
-              <m:t>n</m:t>
-            </m:r>
-          </m:e>
-          <m:sub>
-            <m:r>
-              <w:rPr>
-                <w:rFonts w:ascii="Cambria Math" w:hAnsi="Cambria Math" w:cstheme="majorHAnsi"/>
-                <w:lang w:val="en-IN"/>
-              </w:rPr>
-              <m:t>0</m:t>
-            </m:r>
-          </m:sub>
-        </m:sSub>
-      </m:oMath>
-      <w:r>
-        <w:rPr>
-          <w:rFonts w:asciiTheme="majorHAnsi" w:hAnsiTheme="majorHAnsi" w:cstheme="majorHAnsi"/>
-          <w:lang w:val="en-IN"/>
-        </w:rPr>
-        <w:t xml:space="preserve">is the number of eligible records reporting no action </w:t>
-      </w:r>
-    </w:p>
-    <w:p>
-      <w:pPr>
-        <w:numPr>
-          <w:ilvl w:val="0"/>
-          <w:numId w:val="14"/>
-        </w:numPr>
-        <w:rPr>
-          <w:rFonts w:asciiTheme="majorHAnsi" w:hAnsiTheme="majorHAnsi" w:cstheme="majorHAnsi"/>
-          <w:lang w:val="en-IN"/>
-        </w:rPr>
-      </w:pPr>
+        <w:t xml:space="preserve">, </w:t>
+      </w:r>
       <m:oMath>
         <m:sSub>
           <m:sSubPr>
@@ -11726,18 +11918,13 @@
         </w:rPr>
         <w:t xml:space="preserve">is the percentage-point difference in reduction rates </w:t>
       </w:r>
-    </w:p>
-    <w:p>
-      <w:pPr>
-        <w:numPr>
-          <w:ilvl w:val="0"/>
-          <w:numId w:val="14"/>
-        </w:numPr>
+      <w:r>
         <w:rPr>
           <w:rFonts w:asciiTheme="majorHAnsi" w:hAnsiTheme="majorHAnsi" w:cstheme="majorHAnsi"/>
           <w:lang w:val="en-IN"/>
         </w:rPr>
-      </w:pPr>
+        <w:t xml:space="preserve">, </w:t>
+      </w:r>
       <m:oMath>
         <m:r>
           <w:rPr>
@@ -11782,18 +11969,13 @@
         </w:rPr>
         <w:t xml:space="preserve">is the relative risk </w:t>
       </w:r>
-    </w:p>
-    <w:p>
-      <w:pPr>
-        <w:numPr>
-          <w:ilvl w:val="0"/>
-          <w:numId w:val="14"/>
-        </w:numPr>
+      <w:r>
         <w:rPr>
           <w:rFonts w:asciiTheme="majorHAnsi" w:hAnsiTheme="majorHAnsi" w:cstheme="majorHAnsi"/>
           <w:lang w:val="en-IN"/>
         </w:rPr>
-      </w:pPr>
+        <w:t xml:space="preserve">, </w:t>
+      </w:r>
       <m:oMath>
         <m:sSub>
           <m:sSubPr>
@@ -11878,15 +12060,9 @@
       </w:pPr>
       <w:r>
         <w:rPr>
-          <w:rFonts w:asciiTheme="majorHAnsi" w:hAnsiTheme="majorHAnsi" w:cstheme="majorHAnsi"/>
-        </w:rPr>
-        <w:t>A separate 2 × 2 table will be created for each action type. Pearson chi-square will be used when expected counts are adequate; Fisher’s exact test will be used when expected counts are small. Holm-adjusted p-values will be used across the five comparisons. Action types are nonexclusive, so a record may appear in more than one action-type comparison. The no-action reference group will remain the same in every comparison</w:t>
-      </w:r>
-      <w:r>
-        <w:rPr>
-          <w:rFonts w:asciiTheme="majorHAnsi" w:hAnsiTheme="majorHAnsi" w:cstheme="majorHAnsi"/>
-        </w:rPr>
-        <w:t>.</w:t>
+          <w:rFonts w:ascii="Calibri" w:hAnsi="Calibri" w:cs="Calibri"/>
+        </w:rPr>
+        <w:t>A separate 2 × 2 table is created per action type, using Pearson chi-square when expected counts are adequate and Fisher’s exact test when they are small, with Holm-adjusted p-values across the five comparisons. Action types are nonexclusive, so a record may appear in more than one comparison; the no-action reference group stays the same throughout.</w:t>
       </w:r>
     </w:p>
     <w:p>
@@ -11917,7 +12093,49 @@
         <w:rPr>
           <w:rFonts w:asciiTheme="majorHAnsi" w:hAnsiTheme="majorHAnsi" w:cstheme="majorHAnsi"/>
         </w:rPr>
-        <w:t>L(β) = -Σᵢ[yᵢlog(pᵢ) + (1 - yᵢ)log(1 - pᵢ)] + λ[(1 - αᵣ)||β||₂²/2 + αᵣ||β||₁]</w:t>
+        <w:t xml:space="preserve">L(β) = -Σᵢ[yᵢlog(pᵢ) + (1 - </w:t>
+      </w:r>
+      <w:proofErr w:type="gramStart"/>
+      <w:r>
+        <w:rPr>
+          <w:rFonts w:asciiTheme="majorHAnsi" w:hAnsiTheme="majorHAnsi" w:cstheme="majorHAnsi"/>
+        </w:rPr>
+        <w:t>yᵢ)log</w:t>
+      </w:r>
+      <w:proofErr w:type="gramEnd"/>
+      <w:r>
+        <w:rPr>
+          <w:rFonts w:asciiTheme="majorHAnsi" w:hAnsiTheme="majorHAnsi" w:cstheme="majorHAnsi"/>
+        </w:rPr>
+        <w:t xml:space="preserve">(1 - pᵢ)] + </w:t>
+      </w:r>
+      <w:proofErr w:type="gramStart"/>
+      <w:r>
+        <w:rPr>
+          <w:rFonts w:asciiTheme="majorHAnsi" w:hAnsiTheme="majorHAnsi" w:cstheme="majorHAnsi"/>
+        </w:rPr>
+        <w:t>λ[</w:t>
+      </w:r>
+      <w:proofErr w:type="gramEnd"/>
+      <w:r>
+        <w:rPr>
+          <w:rFonts w:asciiTheme="majorHAnsi" w:hAnsiTheme="majorHAnsi" w:cstheme="majorHAnsi"/>
+        </w:rPr>
+        <w:t>(1 - α</w:t>
+      </w:r>
+      <w:proofErr w:type="gramStart"/>
+      <w:r>
+        <w:rPr>
+          <w:rFonts w:asciiTheme="majorHAnsi" w:hAnsiTheme="majorHAnsi" w:cstheme="majorHAnsi"/>
+        </w:rPr>
+        <w:t>ᵣ)|</w:t>
+      </w:r>
+      <w:proofErr w:type="gramEnd"/>
+      <w:r>
+        <w:rPr>
+          <w:rFonts w:asciiTheme="majorHAnsi" w:hAnsiTheme="majorHAnsi" w:cstheme="majorHAnsi"/>
+        </w:rPr>
+        <w:t>|β||₂²/2 + αᵣ||β||₁]</w:t>
       </w:r>
     </w:p>
     <w:p>
@@ -11946,9 +12164,100 @@
       </w:r>
     </w:p>
     <w:p>
-      <w:pPr/>
-      <w:r>
-        <w:t>Comparison model: a simple, unregularized logistic regression will be fit on the same development records, using only REPORTED_ANY_SOURCE_REDUCTION_ACTION and log(1 + current-year release) as predictors: log[pᵢ/(1 - pᵢ)] = γ₀ + γ₁Aᵢ + γ₂log(1 + Rᵢ). This baseline requires no tuning and is evaluated once, on the same 2023-to-2024 holdout, using the identical metrics as the main penalized model (Table C1). Reporting both models side by side shows directly whether the additional predictors and regularization in the main model add real predictive value beyond this simple screening rule, rather than assuming it.</w:t>
+      <w:pPr>
+        <w:rPr>
+          <w:rFonts w:asciiTheme="majorHAnsi" w:hAnsiTheme="majorHAnsi" w:cstheme="majorHAnsi"/>
+        </w:rPr>
+      </w:pPr>
+      <w:r>
+        <w:rPr>
+          <w:rFonts w:ascii="Calibri" w:hAnsi="Calibri" w:cs="Calibri"/>
+        </w:rPr>
+        <w:t xml:space="preserve">Comparison model: a simple, unregularized logistic regression fit on the same development records, using only REPORTED_ANY_SOURCE_REDUCTION_ACTION and </w:t>
+      </w:r>
+      <w:proofErr w:type="gramStart"/>
+      <w:r>
+        <w:rPr>
+          <w:rFonts w:ascii="Calibri" w:hAnsi="Calibri" w:cs="Calibri"/>
+        </w:rPr>
+        <w:t>log(</w:t>
+      </w:r>
+      <w:proofErr w:type="gramEnd"/>
+      <w:r>
+        <w:rPr>
+          <w:rFonts w:ascii="Calibri" w:hAnsi="Calibri" w:cs="Calibri"/>
+        </w:rPr>
+        <w:t xml:space="preserve">1 + current-year release) as predictors: </w:t>
+      </w:r>
+      <w:proofErr w:type="gramStart"/>
+      <w:r>
+        <w:rPr>
+          <w:rFonts w:ascii="Calibri" w:hAnsi="Calibri" w:cs="Calibri"/>
+        </w:rPr>
+        <w:t>log[</w:t>
+      </w:r>
+      <w:proofErr w:type="gramEnd"/>
+      <w:r>
+        <w:rPr>
+          <w:rFonts w:ascii="Calibri" w:hAnsi="Calibri" w:cs="Calibri"/>
+        </w:rPr>
+        <w:t>pᵢ</w:t>
+      </w:r>
+      <w:proofErr w:type="gramStart"/>
+      <w:r>
+        <w:rPr>
+          <w:rFonts w:ascii="Calibri" w:hAnsi="Calibri" w:cs="Calibri"/>
+        </w:rPr>
+        <w:t>/(</w:t>
+      </w:r>
+      <w:proofErr w:type="gramEnd"/>
+      <w:r>
+        <w:rPr>
+          <w:rFonts w:ascii="Calibri" w:hAnsi="Calibri" w:cs="Calibri"/>
+        </w:rPr>
+        <w:t xml:space="preserve">1 - pᵢ)] = γ₀ + </w:t>
+      </w:r>
+      <w:proofErr w:type="spellStart"/>
+      <w:r>
+        <w:rPr>
+          <w:rFonts w:ascii="Calibri" w:hAnsi="Calibri" w:cs="Calibri"/>
+        </w:rPr>
+        <w:t>γ₁A</w:t>
+      </w:r>
+      <w:proofErr w:type="spellEnd"/>
+      <w:r>
+        <w:rPr>
+          <w:rFonts w:ascii="Calibri" w:hAnsi="Calibri" w:cs="Calibri"/>
+        </w:rPr>
+        <w:t xml:space="preserve">ᵢ + </w:t>
+      </w:r>
+      <w:proofErr w:type="spellStart"/>
+      <w:r>
+        <w:rPr>
+          <w:rFonts w:ascii="Calibri" w:hAnsi="Calibri" w:cs="Calibri"/>
+        </w:rPr>
+        <w:t>γ₂</w:t>
+      </w:r>
+      <w:proofErr w:type="gramStart"/>
+      <w:r>
+        <w:rPr>
+          <w:rFonts w:ascii="Calibri" w:hAnsi="Calibri" w:cs="Calibri"/>
+        </w:rPr>
+        <w:t>log</w:t>
+      </w:r>
+      <w:proofErr w:type="spellEnd"/>
+      <w:r>
+        <w:rPr>
+          <w:rFonts w:ascii="Calibri" w:hAnsi="Calibri" w:cs="Calibri"/>
+        </w:rPr>
+        <w:t>(</w:t>
+      </w:r>
+      <w:proofErr w:type="gramEnd"/>
+      <w:r>
+        <w:rPr>
+          <w:rFonts w:ascii="Calibri" w:hAnsi="Calibri" w:cs="Calibri"/>
+        </w:rPr>
+        <w:t>1 + Rᵢ). It requires no tuning and is evaluated once on the same 2023-to-2024 holdout with the same metrics as the main penalized model (Table C1). Reporting both side by side shows whether the main model's added predictors and regularization deliver real predictive value beyond this screening rule.</w:t>
       </w:r>
     </w:p>
     <w:p>
@@ -11957,24 +12266,23 @@
           <w:rFonts w:asciiTheme="majorHAnsi" w:hAnsiTheme="majorHAnsi" w:cstheme="majorHAnsi"/>
         </w:rPr>
       </w:pPr>
-    </w:p>
-    <w:p>
-      <w:pPr>
-        <w:rPr>
-          <w:rFonts w:asciiTheme="majorHAnsi" w:hAnsiTheme="majorHAnsi" w:cstheme="majorHAnsi"/>
-        </w:rPr>
-      </w:pPr>
-      <w:r>
-        <w:rPr>
-          <w:rFonts w:asciiTheme="majorHAnsi" w:hAnsiTheme="majorHAnsi" w:cstheme="majorHAnsi"/>
-        </w:rPr>
-        <w:t>Table C1 defines the prediction metrics used to assess the final holdout performance of both the main penalized model and the comparison model</w:t>
-      </w:r>
-      <w:r>
-        <w:rPr>
-          <w:rFonts w:asciiTheme="majorHAnsi" w:hAnsiTheme="majorHAnsi" w:cstheme="majorHAnsi"/>
-        </w:rPr>
-        <w:t>, following established guidance on evaluating prediction-model performance and calibration (</w:t>
+      <w:r>
+        <w:rPr>
+          <w:rFonts w:asciiTheme="majorHAnsi" w:hAnsiTheme="majorHAnsi" w:cstheme="majorHAnsi"/>
+        </w:rPr>
+        <w:t xml:space="preserve">Table C1 defines the prediction metrics used to assess final holdout performance of both </w:t>
+      </w:r>
+      <w:r>
+        <w:rPr>
+          <w:rFonts w:ascii="Calibri" w:hAnsi="Calibri" w:cs="Calibri"/>
+        </w:rPr>
+        <w:t>models</w:t>
+      </w:r>
+      <w:r>
+        <w:rPr>
+          <w:rFonts w:asciiTheme="majorHAnsi" w:hAnsiTheme="majorHAnsi" w:cstheme="majorHAnsi"/>
+        </w:rPr>
+        <w:t>, following established guidance on prediction-model performance and calibration (</w:t>
       </w:r>
       <w:proofErr w:type="spellStart"/>
       <w:r>
@@ -12066,9 +12374,9 @@
         <w:tblLook w:val="04A0" w:firstRow="1" w:lastRow="0" w:firstColumn="1" w:lastColumn="0" w:noHBand="0" w:noVBand="1"/>
       </w:tblPr>
       <w:tblGrid>
-        <w:gridCol w:w="1515"/>
-        <w:gridCol w:w="4091"/>
-        <w:gridCol w:w="3754"/>
+        <w:gridCol w:w="1138"/>
+        <w:gridCol w:w="4674"/>
+        <w:gridCol w:w="3548"/>
       </w:tblGrid>
       <w:tr>
         <w:trPr>
@@ -12077,7 +12385,7 @@
         </w:trPr>
         <w:tc>
           <w:tcPr>
-            <w:tcW w:w="1584" w:type="dxa"/>
+            <w:tcW w:w="1138" w:type="dxa"/>
             <w:tcBorders>
               <w:bottom w:val="single" w:sz="8" w:space="0" w:color="000000"/>
             </w:tcBorders>
@@ -12091,6 +12399,7 @@
           </w:tcPr>
           <w:p>
             <w:pPr>
+              <w:spacing w:line="300" w:lineRule="auto"/>
               <w:ind w:firstLine="0"/>
               <w:jc w:val="center"/>
               <w:rPr>
@@ -12108,7 +12417,7 @@
         </w:tc>
         <w:tc>
           <w:tcPr>
-            <w:tcW w:w="4608" w:type="dxa"/>
+            <w:tcW w:w="4674" w:type="dxa"/>
             <w:tcBorders>
               <w:bottom w:val="single" w:sz="8" w:space="0" w:color="000000"/>
             </w:tcBorders>
@@ -12122,6 +12431,7 @@
           </w:tcPr>
           <w:p>
             <w:pPr>
+              <w:spacing w:line="300" w:lineRule="auto"/>
               <w:ind w:firstLine="0"/>
               <w:jc w:val="center"/>
               <w:rPr>
@@ -12139,7 +12449,7 @@
         </w:tc>
         <w:tc>
           <w:tcPr>
-            <w:tcW w:w="4176" w:type="dxa"/>
+            <w:tcW w:w="3548" w:type="dxa"/>
             <w:tcBorders>
               <w:bottom w:val="single" w:sz="8" w:space="0" w:color="000000"/>
             </w:tcBorders>
@@ -12153,6 +12463,7 @@
           </w:tcPr>
           <w:p>
             <w:pPr>
+              <w:spacing w:line="300" w:lineRule="auto"/>
               <w:ind w:firstLine="0"/>
               <w:jc w:val="center"/>
               <w:rPr>
@@ -12175,7 +12486,7 @@
         </w:trPr>
         <w:tc>
           <w:tcPr>
-            <w:tcW w:w="1584" w:type="dxa"/>
+            <w:tcW w:w="1138" w:type="dxa"/>
             <w:tcMar>
               <w:top w:w="80" w:type="dxa"/>
               <w:left w:w="80" w:type="dxa"/>
@@ -12186,6 +12497,7 @@
           </w:tcPr>
           <w:p>
             <w:pPr>
+              <w:spacing w:line="300" w:lineRule="auto"/>
               <w:ind w:firstLine="0"/>
               <w:rPr>
                 <w:rFonts w:asciiTheme="majorHAnsi" w:hAnsiTheme="majorHAnsi" w:cstheme="majorHAnsi"/>
@@ -12201,7 +12513,7 @@
         </w:tc>
         <w:tc>
           <w:tcPr>
-            <w:tcW w:w="4608" w:type="dxa"/>
+            <w:tcW w:w="4674" w:type="dxa"/>
             <w:tcMar>
               <w:top w:w="80" w:type="dxa"/>
               <w:left w:w="80" w:type="dxa"/>
@@ -12212,6 +12524,7 @@
           </w:tcPr>
           <w:p>
             <w:pPr>
+              <w:spacing w:line="300" w:lineRule="auto"/>
               <w:ind w:firstLine="0"/>
               <w:rPr>
                 <w:rFonts w:asciiTheme="majorHAnsi" w:hAnsiTheme="majorHAnsi" w:cstheme="majorHAnsi"/>
@@ -12227,7 +12540,7 @@
         </w:tc>
         <w:tc>
           <w:tcPr>
-            <w:tcW w:w="4176" w:type="dxa"/>
+            <w:tcW w:w="3548" w:type="dxa"/>
             <w:tcMar>
               <w:top w:w="80" w:type="dxa"/>
               <w:left w:w="80" w:type="dxa"/>
@@ -12238,6 +12551,7 @@
           </w:tcPr>
           <w:p>
             <w:pPr>
+              <w:spacing w:line="300" w:lineRule="auto"/>
               <w:ind w:firstLine="0"/>
               <w:rPr>
                 <w:rFonts w:asciiTheme="majorHAnsi" w:hAnsiTheme="majorHAnsi" w:cstheme="majorHAnsi"/>
@@ -12270,7 +12584,7 @@
         </w:trPr>
         <w:tc>
           <w:tcPr>
-            <w:tcW w:w="1584" w:type="dxa"/>
+            <w:tcW w:w="1138" w:type="dxa"/>
             <w:tcMar>
               <w:top w:w="80" w:type="dxa"/>
               <w:left w:w="80" w:type="dxa"/>
@@ -12281,6 +12595,7 @@
           </w:tcPr>
           <w:p>
             <w:pPr>
+              <w:spacing w:line="300" w:lineRule="auto"/>
               <w:ind w:firstLine="0"/>
               <w:rPr>
                 <w:rFonts w:asciiTheme="majorHAnsi" w:hAnsiTheme="majorHAnsi" w:cstheme="majorHAnsi"/>
@@ -12296,7 +12611,7 @@
         </w:tc>
         <w:tc>
           <w:tcPr>
-            <w:tcW w:w="4608" w:type="dxa"/>
+            <w:tcW w:w="4674" w:type="dxa"/>
             <w:tcMar>
               <w:top w:w="80" w:type="dxa"/>
               <w:left w:w="80" w:type="dxa"/>
@@ -12307,6 +12622,7 @@
           </w:tcPr>
           <w:p>
             <w:pPr>
+              <w:spacing w:line="300" w:lineRule="auto"/>
               <w:ind w:firstLine="0"/>
               <w:rPr>
                 <w:rFonts w:asciiTheme="majorHAnsi" w:hAnsiTheme="majorHAnsi" w:cstheme="majorHAnsi"/>
@@ -12322,7 +12638,7 @@
         </w:tc>
         <w:tc>
           <w:tcPr>
-            <w:tcW w:w="4176" w:type="dxa"/>
+            <w:tcW w:w="3548" w:type="dxa"/>
             <w:tcMar>
               <w:top w:w="80" w:type="dxa"/>
               <w:left w:w="80" w:type="dxa"/>
@@ -12333,6 +12649,7 @@
           </w:tcPr>
           <w:p>
             <w:pPr>
+              <w:spacing w:line="300" w:lineRule="auto"/>
               <w:ind w:firstLine="0"/>
               <w:rPr>
                 <w:rFonts w:asciiTheme="majorHAnsi" w:hAnsiTheme="majorHAnsi" w:cstheme="majorHAnsi"/>
@@ -12365,7 +12682,7 @@
         </w:trPr>
         <w:tc>
           <w:tcPr>
-            <w:tcW w:w="1584" w:type="dxa"/>
+            <w:tcW w:w="1138" w:type="dxa"/>
             <w:tcMar>
               <w:top w:w="80" w:type="dxa"/>
               <w:left w:w="80" w:type="dxa"/>
@@ -12376,6 +12693,7 @@
           </w:tcPr>
           <w:p>
             <w:pPr>
+              <w:spacing w:line="300" w:lineRule="auto"/>
               <w:ind w:firstLine="0"/>
               <w:rPr>
                 <w:rFonts w:asciiTheme="majorHAnsi" w:hAnsiTheme="majorHAnsi" w:cstheme="majorHAnsi"/>
@@ -12391,7 +12709,7 @@
         </w:tc>
         <w:tc>
           <w:tcPr>
-            <w:tcW w:w="4608" w:type="dxa"/>
+            <w:tcW w:w="4674" w:type="dxa"/>
             <w:tcMar>
               <w:top w:w="80" w:type="dxa"/>
               <w:left w:w="80" w:type="dxa"/>
@@ -12402,6 +12720,7 @@
           </w:tcPr>
           <w:p>
             <w:pPr>
+              <w:spacing w:line="300" w:lineRule="auto"/>
               <w:ind w:firstLine="0"/>
               <w:rPr>
                 <w:rFonts w:asciiTheme="majorHAnsi" w:hAnsiTheme="majorHAnsi" w:cstheme="majorHAnsi"/>
@@ -12441,7 +12760,7 @@
         </w:tc>
         <w:tc>
           <w:tcPr>
-            <w:tcW w:w="4176" w:type="dxa"/>
+            <w:tcW w:w="3548" w:type="dxa"/>
             <w:tcMar>
               <w:top w:w="80" w:type="dxa"/>
               <w:left w:w="80" w:type="dxa"/>
@@ -12452,6 +12771,7 @@
           </w:tcPr>
           <w:p>
             <w:pPr>
+              <w:spacing w:line="300" w:lineRule="auto"/>
               <w:ind w:firstLine="0"/>
               <w:rPr>
                 <w:rFonts w:asciiTheme="majorHAnsi" w:hAnsiTheme="majorHAnsi" w:cstheme="majorHAnsi"/>
@@ -12472,7 +12792,7 @@
         </w:trPr>
         <w:tc>
           <w:tcPr>
-            <w:tcW w:w="1584" w:type="dxa"/>
+            <w:tcW w:w="1138" w:type="dxa"/>
             <w:tcMar>
               <w:top w:w="80" w:type="dxa"/>
               <w:left w:w="80" w:type="dxa"/>
@@ -12483,6 +12803,7 @@
           </w:tcPr>
           <w:p>
             <w:pPr>
+              <w:spacing w:line="300" w:lineRule="auto"/>
               <w:ind w:firstLine="0"/>
               <w:rPr>
                 <w:rFonts w:asciiTheme="majorHAnsi" w:hAnsiTheme="majorHAnsi" w:cstheme="majorHAnsi"/>
@@ -12498,7 +12819,7 @@
         </w:tc>
         <w:tc>
           <w:tcPr>
-            <w:tcW w:w="4608" w:type="dxa"/>
+            <w:tcW w:w="4674" w:type="dxa"/>
             <w:tcMar>
               <w:top w:w="80" w:type="dxa"/>
               <w:left w:w="80" w:type="dxa"/>
@@ -12509,6 +12830,7 @@
           </w:tcPr>
           <w:p>
             <w:pPr>
+              <w:spacing w:line="300" w:lineRule="auto"/>
               <w:ind w:firstLine="0"/>
               <w:rPr>
                 <w:rFonts w:asciiTheme="majorHAnsi" w:hAnsiTheme="majorHAnsi" w:cstheme="majorHAnsi"/>
@@ -12518,13 +12840,35 @@
               <w:rPr>
                 <w:rFonts w:asciiTheme="majorHAnsi" w:hAnsiTheme="majorHAnsi" w:cstheme="majorHAnsi"/>
               </w:rPr>
-              <w:t>(1/n) Σ(pᵢ - yᵢ)²</w:t>
-            </w:r>
+              <w:t xml:space="preserve">(1/n) </w:t>
+            </w:r>
+            <w:proofErr w:type="gramStart"/>
+            <w:r>
+              <w:rPr>
+                <w:rFonts w:asciiTheme="majorHAnsi" w:hAnsiTheme="majorHAnsi" w:cstheme="majorHAnsi"/>
+              </w:rPr>
+              <w:t>Σ(</w:t>
+            </w:r>
+            <w:proofErr w:type="gramEnd"/>
+            <w:r>
+              <w:rPr>
+                <w:rFonts w:asciiTheme="majorHAnsi" w:hAnsiTheme="majorHAnsi" w:cstheme="majorHAnsi"/>
+              </w:rPr>
+              <w:t xml:space="preserve">pᵢ - </w:t>
+            </w:r>
+            <w:proofErr w:type="gramStart"/>
+            <w:r>
+              <w:rPr>
+                <w:rFonts w:asciiTheme="majorHAnsi" w:hAnsiTheme="majorHAnsi" w:cstheme="majorHAnsi"/>
+              </w:rPr>
+              <w:t>yᵢ)²</w:t>
+            </w:r>
+            <w:proofErr w:type="gramEnd"/>
           </w:p>
         </w:tc>
         <w:tc>
           <w:tcPr>
-            <w:tcW w:w="4176" w:type="dxa"/>
+            <w:tcW w:w="3548" w:type="dxa"/>
             <w:tcMar>
               <w:top w:w="80" w:type="dxa"/>
               <w:left w:w="80" w:type="dxa"/>
@@ -12535,6 +12879,7 @@
           </w:tcPr>
           <w:p>
             <w:pPr>
+              <w:spacing w:line="300" w:lineRule="auto"/>
               <w:ind w:firstLine="0"/>
               <w:rPr>
                 <w:rFonts w:asciiTheme="majorHAnsi" w:hAnsiTheme="majorHAnsi" w:cstheme="majorHAnsi"/>
@@ -12555,7 +12900,7 @@
         </w:trPr>
         <w:tc>
           <w:tcPr>
-            <w:tcW w:w="1584" w:type="dxa"/>
+            <w:tcW w:w="1138" w:type="dxa"/>
             <w:tcMar>
               <w:top w:w="80" w:type="dxa"/>
               <w:left w:w="80" w:type="dxa"/>
@@ -12566,6 +12911,7 @@
           </w:tcPr>
           <w:p>
             <w:pPr>
+              <w:spacing w:line="300" w:lineRule="auto"/>
               <w:ind w:firstLine="0"/>
               <w:rPr>
                 <w:rFonts w:asciiTheme="majorHAnsi" w:hAnsiTheme="majorHAnsi" w:cstheme="majorHAnsi"/>
@@ -12581,7 +12927,7 @@
         </w:tc>
         <w:tc>
           <w:tcPr>
-            <w:tcW w:w="4608" w:type="dxa"/>
+            <w:tcW w:w="4674" w:type="dxa"/>
             <w:tcMar>
               <w:top w:w="80" w:type="dxa"/>
               <w:left w:w="80" w:type="dxa"/>
@@ -12592,6 +12938,7 @@
           </w:tcPr>
           <w:p>
             <w:pPr>
+              <w:spacing w:line="300" w:lineRule="auto"/>
               <w:ind w:firstLine="0"/>
               <w:rPr>
                 <w:rFonts w:asciiTheme="majorHAnsi" w:hAnsiTheme="majorHAnsi" w:cstheme="majorHAnsi"/>
@@ -12607,7 +12954,7 @@
         </w:tc>
         <w:tc>
           <w:tcPr>
-            <w:tcW w:w="4176" w:type="dxa"/>
+            <w:tcW w:w="3548" w:type="dxa"/>
             <w:tcMar>
               <w:top w:w="80" w:type="dxa"/>
               <w:left w:w="80" w:type="dxa"/>
@@ -12618,6 +12965,7 @@
           </w:tcPr>
           <w:p>
             <w:pPr>
+              <w:spacing w:line="300" w:lineRule="auto"/>
               <w:ind w:firstLine="0"/>
               <w:rPr>
                 <w:rFonts w:asciiTheme="majorHAnsi" w:hAnsiTheme="majorHAnsi" w:cstheme="majorHAnsi"/>
@@ -12638,7 +12986,7 @@
         </w:trPr>
         <w:tc>
           <w:tcPr>
-            <w:tcW w:w="1584" w:type="dxa"/>
+            <w:tcW w:w="1138" w:type="dxa"/>
             <w:tcMar>
               <w:top w:w="80" w:type="dxa"/>
               <w:left w:w="80" w:type="dxa"/>
@@ -12649,6 +12997,7 @@
           </w:tcPr>
           <w:p>
             <w:pPr>
+              <w:spacing w:line="300" w:lineRule="auto"/>
               <w:ind w:firstLine="0"/>
               <w:rPr>
                 <w:rFonts w:asciiTheme="majorHAnsi" w:hAnsiTheme="majorHAnsi" w:cstheme="majorHAnsi"/>
@@ -12664,7 +13013,7 @@
         </w:tc>
         <w:tc>
           <w:tcPr>
-            <w:tcW w:w="4608" w:type="dxa"/>
+            <w:tcW w:w="4674" w:type="dxa"/>
             <w:tcMar>
               <w:top w:w="80" w:type="dxa"/>
               <w:left w:w="80" w:type="dxa"/>
@@ -12675,6 +13024,7 @@
           </w:tcPr>
           <w:p>
             <w:pPr>
+              <w:spacing w:line="300" w:lineRule="auto"/>
               <w:ind w:firstLine="0"/>
               <w:rPr>
                 <w:rFonts w:asciiTheme="majorHAnsi" w:hAnsiTheme="majorHAnsi" w:cstheme="majorHAnsi"/>
@@ -12690,7 +13040,7 @@
         </w:tc>
         <w:tc>
           <w:tcPr>
-            <w:tcW w:w="4176" w:type="dxa"/>
+            <w:tcW w:w="3548" w:type="dxa"/>
             <w:tcMar>
               <w:top w:w="80" w:type="dxa"/>
               <w:left w:w="80" w:type="dxa"/>
@@ -12701,6 +13051,7 @@
           </w:tcPr>
           <w:p>
             <w:pPr>
+              <w:spacing w:line="300" w:lineRule="auto"/>
               <w:ind w:firstLine="0"/>
               <w:rPr>
                 <w:rFonts w:asciiTheme="majorHAnsi" w:hAnsiTheme="majorHAnsi" w:cstheme="majorHAnsi"/>
@@ -12735,18 +13086,29 @@
           <w:rFonts w:asciiTheme="majorHAnsi" w:hAnsiTheme="majorHAnsi" w:cstheme="majorHAnsi"/>
         </w:rPr>
       </w:pPr>
+      <w:r>
+        <w:rPr>
+          <w:rFonts w:asciiTheme="majorHAnsi" w:hAnsiTheme="majorHAnsi" w:cstheme="majorHAnsi"/>
+        </w:rPr>
+        <w:t>Table C2 presents the prespecified diagnostic checks and the planned response when each issue is identified.</w:t>
+      </w:r>
     </w:p>
     <w:p>
       <w:pPr>
-        <w:rPr>
-          <w:rFonts w:asciiTheme="majorHAnsi" w:hAnsiTheme="majorHAnsi" w:cstheme="majorHAnsi"/>
-        </w:rPr>
-      </w:pPr>
-      <w:r>
-        <w:rPr>
-          <w:rFonts w:asciiTheme="majorHAnsi" w:hAnsiTheme="majorHAnsi" w:cstheme="majorHAnsi"/>
-        </w:rPr>
-        <w:t>Table C2 presents the prespecified diagnostic checks and the planned response when each issue is identified.</w:t>
+        <w:keepNext/>
+        <w:spacing w:line="260" w:lineRule="auto"/>
+        <w:ind w:firstLine="0"/>
+        <w:rPr>
+          <w:rFonts w:asciiTheme="majorHAnsi" w:hAnsiTheme="majorHAnsi" w:cstheme="majorHAnsi"/>
+          <w:b/>
+        </w:rPr>
+      </w:pPr>
+      <w:r>
+        <w:rPr>
+          <w:rFonts w:asciiTheme="majorHAnsi" w:hAnsiTheme="majorHAnsi" w:cstheme="majorHAnsi"/>
+          <w:b/>
+        </w:rPr>
+        <w:br w:type="page"/>
       </w:r>
     </w:p>
     <w:p>
@@ -12823,6 +13185,7 @@
           </w:tcPr>
           <w:p>
             <w:pPr>
+              <w:spacing w:line="300" w:lineRule="auto"/>
               <w:ind w:firstLine="0"/>
               <w:jc w:val="center"/>
               <w:rPr>
@@ -12854,6 +13217,7 @@
           </w:tcPr>
           <w:p>
             <w:pPr>
+              <w:spacing w:line="300" w:lineRule="auto"/>
               <w:ind w:firstLine="0"/>
               <w:jc w:val="center"/>
               <w:rPr>
@@ -12885,6 +13249,7 @@
           </w:tcPr>
           <w:p>
             <w:pPr>
+              <w:spacing w:line="300" w:lineRule="auto"/>
               <w:ind w:firstLine="0"/>
               <w:jc w:val="center"/>
               <w:rPr>
@@ -12918,6 +13283,7 @@
           </w:tcPr>
           <w:p>
             <w:pPr>
+              <w:spacing w:line="300" w:lineRule="auto"/>
               <w:ind w:firstLine="0"/>
               <w:rPr>
                 <w:rFonts w:asciiTheme="majorHAnsi" w:hAnsiTheme="majorHAnsi" w:cstheme="majorHAnsi"/>
@@ -12944,6 +13310,7 @@
           </w:tcPr>
           <w:p>
             <w:pPr>
+              <w:spacing w:line="300" w:lineRule="auto"/>
               <w:ind w:firstLine="0"/>
               <w:rPr>
                 <w:rFonts w:asciiTheme="majorHAnsi" w:hAnsiTheme="majorHAnsi" w:cstheme="majorHAnsi"/>
@@ -12970,6 +13337,7 @@
           </w:tcPr>
           <w:p>
             <w:pPr>
+              <w:spacing w:line="300" w:lineRule="auto"/>
               <w:ind w:firstLine="0"/>
               <w:rPr>
                 <w:rFonts w:asciiTheme="majorHAnsi" w:hAnsiTheme="majorHAnsi" w:cstheme="majorHAnsi"/>
@@ -13001,6 +13369,7 @@
           </w:tcPr>
           <w:p>
             <w:pPr>
+              <w:spacing w:line="300" w:lineRule="auto"/>
               <w:ind w:firstLine="0"/>
               <w:rPr>
                 <w:rFonts w:asciiTheme="majorHAnsi" w:hAnsiTheme="majorHAnsi" w:cstheme="majorHAnsi"/>
@@ -13027,6 +13396,7 @@
           </w:tcPr>
           <w:p>
             <w:pPr>
+              <w:spacing w:line="300" w:lineRule="auto"/>
               <w:ind w:firstLine="0"/>
               <w:rPr>
                 <w:rFonts w:asciiTheme="majorHAnsi" w:hAnsiTheme="majorHAnsi" w:cstheme="majorHAnsi"/>
@@ -13053,6 +13423,7 @@
           </w:tcPr>
           <w:p>
             <w:pPr>
+              <w:spacing w:line="300" w:lineRule="auto"/>
               <w:ind w:firstLine="0"/>
               <w:rPr>
                 <w:rFonts w:asciiTheme="majorHAnsi" w:hAnsiTheme="majorHAnsi" w:cstheme="majorHAnsi"/>
@@ -13084,6 +13455,7 @@
           </w:tcPr>
           <w:p>
             <w:pPr>
+              <w:spacing w:line="300" w:lineRule="auto"/>
               <w:ind w:firstLine="0"/>
               <w:rPr>
                 <w:rFonts w:asciiTheme="majorHAnsi" w:hAnsiTheme="majorHAnsi" w:cstheme="majorHAnsi"/>
@@ -13110,6 +13482,7 @@
           </w:tcPr>
           <w:p>
             <w:pPr>
+              <w:spacing w:line="300" w:lineRule="auto"/>
               <w:ind w:firstLine="0"/>
               <w:rPr>
                 <w:rFonts w:asciiTheme="majorHAnsi" w:hAnsiTheme="majorHAnsi" w:cstheme="majorHAnsi"/>
@@ -13119,13 +13492,7 @@
               <w:rPr>
                 <w:rFonts w:asciiTheme="majorHAnsi" w:hAnsiTheme="majorHAnsi" w:cstheme="majorHAnsi"/>
               </w:rPr>
-              <w:t>Review action-type counts, outcome counts, and expected cell frequencies</w:t>
-            </w:r>
-            <w:r>
-              <w:rPr>
-                <w:rFonts w:asciiTheme="majorHAnsi" w:hAnsiTheme="majorHAnsi" w:cstheme="majorHAnsi"/>
-              </w:rPr>
-              <w:t>.</w:t>
+              <w:t>Review action-type counts, outcome counts, and expected cell frequencies.</w:t>
             </w:r>
           </w:p>
         </w:tc>
@@ -13142,6 +13509,7 @@
           </w:tcPr>
           <w:p>
             <w:pPr>
+              <w:spacing w:line="300" w:lineRule="auto"/>
               <w:ind w:firstLine="0"/>
               <w:rPr>
                 <w:rFonts w:asciiTheme="majorHAnsi" w:hAnsiTheme="majorHAnsi" w:cstheme="majorHAnsi"/>
@@ -13151,13 +13519,7 @@
               <w:rPr>
                 <w:rFonts w:asciiTheme="majorHAnsi" w:hAnsiTheme="majorHAnsi" w:cstheme="majorHAnsi"/>
               </w:rPr>
-              <w:t>Use Fisher’s exact test when needed; report confidence intervals; label underpowered comparisons exploratory</w:t>
-            </w:r>
-            <w:r>
-              <w:rPr>
-                <w:rFonts w:asciiTheme="majorHAnsi" w:hAnsiTheme="majorHAnsi" w:cstheme="majorHAnsi"/>
-              </w:rPr>
-              <w:t>.</w:t>
+              <w:t>Use Fisher’s exact test when needed; report confidence intervals; label underpowered comparisons exploratory.</w:t>
             </w:r>
           </w:p>
         </w:tc>
@@ -13179,6 +13541,7 @@
           </w:tcPr>
           <w:p>
             <w:pPr>
+              <w:spacing w:line="300" w:lineRule="auto"/>
               <w:ind w:firstLine="0"/>
               <w:rPr>
                 <w:rFonts w:asciiTheme="majorHAnsi" w:hAnsiTheme="majorHAnsi" w:cstheme="majorHAnsi"/>
@@ -13205,6 +13568,7 @@
           </w:tcPr>
           <w:p>
             <w:pPr>
+              <w:spacing w:line="300" w:lineRule="auto"/>
               <w:ind w:firstLine="0"/>
               <w:rPr>
                 <w:rFonts w:asciiTheme="majorHAnsi" w:hAnsiTheme="majorHAnsi" w:cstheme="majorHAnsi"/>
@@ -13214,13 +13578,7 @@
               <w:rPr>
                 <w:rFonts w:asciiTheme="majorHAnsi" w:hAnsiTheme="majorHAnsi" w:cstheme="majorHAnsi"/>
               </w:rPr>
-              <w:t>Inspect correlation and variance-inflation diagnostics for RQ2 and RQ4 predictors</w:t>
-            </w:r>
-            <w:r>
-              <w:rPr>
-                <w:rFonts w:asciiTheme="majorHAnsi" w:hAnsiTheme="majorHAnsi" w:cstheme="majorHAnsi"/>
-              </w:rPr>
-              <w:t>.</w:t>
+              <w:t>Inspect correlation and variance-inflation diagnostics for RQ2 and RQ4 predictors.</w:t>
             </w:r>
           </w:p>
         </w:tc>
@@ -13237,6 +13595,7 @@
           </w:tcPr>
           <w:p>
             <w:pPr>
+              <w:spacing w:line="300" w:lineRule="auto"/>
               <w:ind w:firstLine="0"/>
               <w:rPr>
                 <w:rFonts w:asciiTheme="majorHAnsi" w:hAnsiTheme="majorHAnsi" w:cstheme="majorHAnsi"/>
@@ -13246,13 +13605,7 @@
               <w:rPr>
                 <w:rFonts w:asciiTheme="majorHAnsi" w:hAnsiTheme="majorHAnsi" w:cstheme="majorHAnsi"/>
               </w:rPr>
-              <w:t>Remove or regroup redundant model predictors</w:t>
-            </w:r>
-            <w:r>
-              <w:rPr>
-                <w:rFonts w:asciiTheme="majorHAnsi" w:hAnsiTheme="majorHAnsi" w:cstheme="majorHAnsi"/>
-              </w:rPr>
-              <w:t>.</w:t>
+              <w:t>Remove or regroup redundant model predictors.</w:t>
             </w:r>
           </w:p>
         </w:tc>
@@ -13274,6 +13627,7 @@
           </w:tcPr>
           <w:p>
             <w:pPr>
+              <w:spacing w:line="300" w:lineRule="auto"/>
               <w:ind w:firstLine="0"/>
               <w:rPr>
                 <w:rFonts w:asciiTheme="majorHAnsi" w:hAnsiTheme="majorHAnsi" w:cstheme="majorHAnsi"/>
@@ -13300,6 +13654,7 @@
           </w:tcPr>
           <w:p>
             <w:pPr>
+              <w:spacing w:line="300" w:lineRule="auto"/>
               <w:ind w:firstLine="0"/>
               <w:rPr>
                 <w:rFonts w:asciiTheme="majorHAnsi" w:hAnsiTheme="majorHAnsi" w:cstheme="majorHAnsi"/>
@@ -13326,6 +13681,7 @@
           </w:tcPr>
           <w:p>
             <w:pPr>
+              <w:spacing w:line="300" w:lineRule="auto"/>
               <w:ind w:firstLine="0"/>
               <w:rPr>
                 <w:rFonts w:asciiTheme="majorHAnsi" w:hAnsiTheme="majorHAnsi" w:cstheme="majorHAnsi"/>
@@ -13357,6 +13713,7 @@
           </w:tcPr>
           <w:p>
             <w:pPr>
+              <w:spacing w:line="300" w:lineRule="auto"/>
               <w:ind w:firstLine="0"/>
               <w:rPr>
                 <w:rFonts w:asciiTheme="majorHAnsi" w:hAnsiTheme="majorHAnsi" w:cstheme="majorHAnsi"/>
@@ -13383,6 +13740,7 @@
           </w:tcPr>
           <w:p>
             <w:pPr>
+              <w:spacing w:line="300" w:lineRule="auto"/>
               <w:ind w:firstLine="0"/>
               <w:rPr>
                 <w:rFonts w:asciiTheme="majorHAnsi" w:hAnsiTheme="majorHAnsi" w:cstheme="majorHAnsi"/>
@@ -13398,13 +13756,7 @@
               <w:rPr>
                 <w:rFonts w:asciiTheme="majorHAnsi" w:hAnsiTheme="majorHAnsi" w:cstheme="majorHAnsi"/>
               </w:rPr>
-              <w:t xml:space="preserve"> </w:t>
-            </w:r>
-            <w:r>
-              <w:rPr>
-                <w:rFonts w:asciiTheme="majorHAnsi" w:hAnsiTheme="majorHAnsi" w:cstheme="majorHAnsi"/>
-              </w:rPr>
-              <w:t>Applies to RQ2 and RQ4 only.</w:t>
+              <w:t xml:space="preserve"> Applies to RQ2 and RQ4 only.</w:t>
             </w:r>
           </w:p>
         </w:tc>
@@ -13421,6 +13773,7 @@
           </w:tcPr>
           <w:p>
             <w:pPr>
+              <w:spacing w:line="300" w:lineRule="auto"/>
               <w:ind w:firstLine="0"/>
               <w:rPr>
                 <w:rFonts w:asciiTheme="majorHAnsi" w:hAnsiTheme="majorHAnsi" w:cstheme="majorHAnsi"/>
@@ -13452,6 +13805,7 @@
           </w:tcPr>
           <w:p>
             <w:pPr>
+              <w:spacing w:line="300" w:lineRule="auto"/>
               <w:ind w:firstLine="0"/>
               <w:rPr>
                 <w:rFonts w:asciiTheme="majorHAnsi" w:hAnsiTheme="majorHAnsi" w:cstheme="majorHAnsi"/>
@@ -13461,7 +13815,6 @@
               <w:rPr>
                 <w:rFonts w:asciiTheme="majorHAnsi" w:hAnsiTheme="majorHAnsi" w:cstheme="majorHAnsi"/>
               </w:rPr>
-              <w:lastRenderedPageBreak/>
               <w:t>Temporal disruption</w:t>
             </w:r>
           </w:p>
@@ -13479,6 +13832,7 @@
           </w:tcPr>
           <w:p>
             <w:pPr>
+              <w:spacing w:line="300" w:lineRule="auto"/>
               <w:ind w:firstLine="0"/>
               <w:rPr>
                 <w:rFonts w:asciiTheme="majorHAnsi" w:hAnsiTheme="majorHAnsi" w:cstheme="majorHAnsi"/>
@@ -13505,6 +13859,7 @@
           </w:tcPr>
           <w:p>
             <w:pPr>
+              <w:spacing w:line="300" w:lineRule="auto"/>
               <w:ind w:firstLine="0"/>
               <w:rPr>
                 <w:rFonts w:asciiTheme="majorHAnsi" w:hAnsiTheme="majorHAnsi" w:cstheme="majorHAnsi"/>
@@ -13536,6 +13891,7 @@
           </w:tcPr>
           <w:p>
             <w:pPr>
+              <w:spacing w:line="300" w:lineRule="auto"/>
               <w:ind w:firstLine="0"/>
               <w:rPr>
                 <w:rFonts w:asciiTheme="majorHAnsi" w:hAnsiTheme="majorHAnsi" w:cstheme="majorHAnsi"/>
@@ -13562,6 +13918,7 @@
           </w:tcPr>
           <w:p>
             <w:pPr>
+              <w:spacing w:line="300" w:lineRule="auto"/>
               <w:ind w:firstLine="0"/>
               <w:rPr>
                 <w:rFonts w:asciiTheme="majorHAnsi" w:hAnsiTheme="majorHAnsi" w:cstheme="majorHAnsi"/>
@@ -13588,6 +13945,7 @@
           </w:tcPr>
           <w:p>
             <w:pPr>
+              <w:spacing w:line="300" w:lineRule="auto"/>
               <w:ind w:firstLine="0"/>
               <w:rPr>
                 <w:rFonts w:asciiTheme="majorHAnsi" w:hAnsiTheme="majorHAnsi" w:cstheme="majorHAnsi"/>
@@ -13629,6 +13987,7 @@
           <w:rFonts w:cstheme="majorHAnsi"/>
           <w:szCs w:val="22"/>
         </w:rPr>
+        <w:lastRenderedPageBreak/>
         <w:t>Appendix D</w:t>
       </w:r>
     </w:p>
@@ -13690,7 +14049,6 @@
     </w:p>
     <w:p>
       <w:pPr>
-        <w:spacing w:before="120" w:after="120"/>
         <w:ind w:firstLine="0"/>
         <w:rPr>
           <w:rFonts w:asciiTheme="majorHAnsi" w:hAnsiTheme="majorHAnsi" w:cstheme="majorHAnsi"/>
@@ -13701,126 +14059,92 @@
           <w:rFonts w:asciiTheme="majorHAnsi" w:hAnsiTheme="majorHAnsi" w:cstheme="majorHAnsi"/>
         </w:rPr>
         <w:t>qm640-tri-pollution-prevention-capstone/</w:t>
+      </w:r>
+      <w:r>
+        <w:rPr>
+          <w:rFonts w:asciiTheme="majorHAnsi" w:hAnsiTheme="majorHAnsi" w:cstheme="majorHAnsi"/>
+        </w:rPr>
         <w:br/>
         <w:t>|-- README.md                      (problem statement + dataset source)</w:t>
+      </w:r>
+      <w:r>
+        <w:rPr>
+          <w:rFonts w:asciiTheme="majorHAnsi" w:hAnsiTheme="majorHAnsi" w:cstheme="majorHAnsi"/>
+        </w:rPr>
         <w:br/>
         <w:t>|-- requirements.txt</w:t>
+      </w:r>
+      <w:r>
+        <w:rPr>
+          <w:rFonts w:asciiTheme="majorHAnsi" w:hAnsiTheme="majorHAnsi" w:cstheme="majorHAnsi"/>
+        </w:rPr>
         <w:br/>
         <w:t>|-- data/</w:t>
+      </w:r>
+      <w:r>
+        <w:rPr>
+          <w:rFonts w:asciiTheme="majorHAnsi" w:hAnsiTheme="majorHAnsi" w:cstheme="majorHAnsi"/>
+        </w:rPr>
         <w:br/>
         <w:t>|   |-- README.md                  (EPA download links + reproduction instructions)</w:t>
+      </w:r>
+      <w:r>
+        <w:rPr>
+          <w:rFonts w:asciiTheme="majorHAnsi" w:hAnsiTheme="majorHAnsi" w:cstheme="majorHAnsi"/>
+        </w:rPr>
         <w:br/>
         <w:t>|   `-- sample/                    (200-row sample, File 1A + 2A, 2020-2024)</w:t>
+      </w:r>
+      <w:r>
+        <w:rPr>
+          <w:rFonts w:asciiTheme="majorHAnsi" w:hAnsiTheme="majorHAnsi" w:cstheme="majorHAnsi"/>
+        </w:rPr>
         <w:br/>
         <w:t>|-- notebooks/</w:t>
+      </w:r>
+      <w:r>
+        <w:rPr>
+          <w:rFonts w:asciiTheme="majorHAnsi" w:hAnsiTheme="majorHAnsi" w:cstheme="majorHAnsi"/>
+        </w:rPr>
         <w:br/>
         <w:t>|   `-- 01_data_exploration.ipynb  (shape, head, dtypes, missing values, Table 3 reconciliation)</w:t>
+      </w:r>
+      <w:r>
+        <w:rPr>
+          <w:rFonts w:asciiTheme="majorHAnsi" w:hAnsiTheme="majorHAnsi" w:cstheme="majorHAnsi"/>
+        </w:rPr>
         <w:br/>
         <w:t>|-- src/</w:t>
+      </w:r>
+      <w:r>
+        <w:rPr>
+          <w:rFonts w:asciiTheme="majorHAnsi" w:hAnsiTheme="majorHAnsi" w:cstheme="majorHAnsi"/>
+        </w:rPr>
         <w:br/>
         <w:t>|   `-- data_prep.py               (Form R + manufacturing NAICS filter + consolidation, 1A/2A join)</w:t>
+      </w:r>
+      <w:r>
+        <w:rPr>
+          <w:rFonts w:asciiTheme="majorHAnsi" w:hAnsiTheme="majorHAnsi" w:cstheme="majorHAnsi"/>
+        </w:rPr>
         <w:br/>
         <w:t>`-- reports/</w:t>
+      </w:r>
+      <w:r>
+        <w:rPr>
+          <w:rFonts w:asciiTheme="majorHAnsi" w:hAnsiTheme="majorHAnsi" w:cstheme="majorHAnsi"/>
+        </w:rPr>
         <w:br/>
         <w:t xml:space="preserve">    `-- QM640_Synopsis_TRI_2020_2024.docx</w:t>
       </w:r>
-      <w:r>
-        <w:rPr>
-          <w:rFonts w:asciiTheme="majorHAnsi" w:hAnsiTheme="majorHAnsi" w:cstheme="majorHAnsi"/>
-        </w:rPr>
-      </w:r>
-      <w:r>
-        <w:rPr>
-          <w:rFonts w:asciiTheme="majorHAnsi" w:hAnsiTheme="majorHAnsi" w:cstheme="majorHAnsi"/>
-        </w:rPr>
-      </w:r>
-      <w:r>
-        <w:rPr>
-          <w:rFonts w:asciiTheme="majorHAnsi" w:hAnsiTheme="majorHAnsi" w:cstheme="majorHAnsi"/>
-        </w:rPr>
-      </w:r>
-      <w:r>
-        <w:rPr>
-          <w:rFonts w:asciiTheme="majorHAnsi" w:hAnsiTheme="majorHAnsi" w:cstheme="majorHAnsi"/>
-        </w:rPr>
-      </w:r>
-      <w:r>
-        <w:rPr>
-          <w:rFonts w:asciiTheme="majorHAnsi" w:hAnsiTheme="majorHAnsi" w:cstheme="majorHAnsi"/>
-        </w:rPr>
-      </w:r>
-      <w:r>
-        <w:rPr>
-          <w:rFonts w:asciiTheme="majorHAnsi" w:hAnsiTheme="majorHAnsi" w:cstheme="majorHAnsi"/>
-        </w:rPr>
-      </w:r>
-      <w:r>
-        <w:rPr>
-          <w:rFonts w:asciiTheme="majorHAnsi" w:hAnsiTheme="majorHAnsi" w:cstheme="majorHAnsi"/>
-        </w:rPr>
-      </w:r>
-      <w:proofErr w:type="spellStart"/>
-      <w:r>
-        <w:rPr>
-          <w:rFonts w:asciiTheme="majorHAnsi" w:hAnsiTheme="majorHAnsi" w:cstheme="majorHAnsi"/>
-        </w:rPr>
-      </w:r>
-      <w:proofErr w:type="spellEnd"/>
-      <w:r>
-        <w:rPr>
-          <w:rFonts w:asciiTheme="majorHAnsi" w:hAnsiTheme="majorHAnsi" w:cstheme="majorHAnsi"/>
-        </w:rPr>
-      </w:r>
-      <w:r>
-        <w:rPr>
-          <w:rFonts w:asciiTheme="majorHAnsi" w:hAnsiTheme="majorHAnsi" w:cstheme="majorHAnsi"/>
-        </w:rPr>
-      </w:r>
-      <w:proofErr w:type="spellStart"/>
-      <w:r>
-        <w:rPr>
-          <w:rFonts w:asciiTheme="majorHAnsi" w:hAnsiTheme="majorHAnsi" w:cstheme="majorHAnsi"/>
-        </w:rPr>
-      </w:r>
-      <w:proofErr w:type="spellEnd"/>
-      <w:r>
-        <w:rPr>
-          <w:rFonts w:asciiTheme="majorHAnsi" w:hAnsiTheme="majorHAnsi" w:cstheme="majorHAnsi"/>
-        </w:rPr>
-      </w:r>
-      <w:r>
-        <w:rPr>
-          <w:rFonts w:asciiTheme="majorHAnsi" w:hAnsiTheme="majorHAnsi" w:cstheme="majorHAnsi"/>
-        </w:rPr>
-      </w:r>
-      <w:r>
-        <w:rPr>
-          <w:rFonts w:asciiTheme="majorHAnsi" w:hAnsiTheme="majorHAnsi" w:cstheme="majorHAnsi"/>
-        </w:rPr>
-      </w:r>
-      <w:r>
-        <w:rPr>
-          <w:rFonts w:asciiTheme="majorHAnsi" w:hAnsiTheme="majorHAnsi" w:cstheme="majorHAnsi"/>
-        </w:rPr>
-      </w:r>
-      <w:r>
-        <w:rPr>
-          <w:rFonts w:asciiTheme="majorHAnsi" w:hAnsiTheme="majorHAnsi" w:cstheme="majorHAnsi"/>
-        </w:rPr>
-      </w:r>
-      <w:r>
-        <w:rPr>
-          <w:rFonts w:asciiTheme="majorHAnsi" w:hAnsiTheme="majorHAnsi" w:cstheme="majorHAnsi"/>
-        </w:rPr>
-      </w:r>
     </w:p>
     <w:sectPr>
-      <w:headerReference w:type="even" r:id="rId15"/>
-      <w:headerReference w:type="default" r:id="rId16"/>
-      <w:footerReference w:type="even" r:id="rId17"/>
-      <w:footerReference w:type="default" r:id="rId18"/>
-      <w:headerReference w:type="first" r:id="rId19"/>
-      <w:footerReference w:type="first" r:id="rId20"/>
+      <w:headerReference w:type="even" r:id="rId8"/>
+      <w:headerReference w:type="default" r:id="rId9"/>
+      <w:footerReference w:type="even" r:id="rId10"/>
+      <w:footerReference w:type="default" r:id="rId11"/>
+      <w:headerReference w:type="first" r:id="rId12"/>
+      <w:footerReference w:type="first" r:id="rId13"/>
       <w:pgSz w:w="12240" w:h="15840"/>
       <w:pgMar w:top="1440" w:right="1440" w:bottom="1440" w:left="1440" w:header="432" w:footer="432" w:gutter="0"/>
       <w:cols w:space="720"/>
@@ -15542,6 +15866,7 @@
   <w:style w:type="character" w:default="1" w:styleId="DefaultParagraphFont">
     <w:name w:val="Default Paragraph Font"/>
     <w:uiPriority w:val="1"/>
+    <w:semiHidden/>
     <w:unhideWhenUsed/>
   </w:style>
   <w:style w:type="table" w:default="1" w:styleId="TableNormal">
@@ -26657,7 +26982,7 @@
 
 <file path=word/webextensions/taskpanes.xml><?xml version="1.0" encoding="utf-8"?>
 <wetp:taskpanes xmlns:wetp="http://schemas.microsoft.com/office/webextensions/taskpanes/2010/11">
-  <wetp:taskpane dockstate="right" visibility="0" width="350" row="3">
+  <wetp:taskpane dockstate="right" visibility="0" width="350" row="2">
     <wetp:webextensionref xmlns:r="http://schemas.openxmlformats.org/officeDocument/2006/relationships" r:id="rId1"/>
   </wetp:taskpane>
   <wetp:taskpane dockstate="right" visibility="0" width="350" row="2">
